--- a/AEGIS Forecasting Drift Blueprint-V2.docx
+++ b/AEGIS Forecasting Drift Blueprint-V2.docx
@@ -1,6 +1,6 @@
 
 <file path=word/document.xml><?xml version="1.0" encoding="utf-8"?>
-<w:document xmlns:wpc="http://schemas.microsoft.com/office/word/2010/wordprocessingCanvas" xmlns:cx="http://schemas.microsoft.com/office/drawing/2014/chartex" xmlns:cx1="http://schemas.microsoft.com/office/drawing/2015/9/8/chartex" xmlns:cx2="http://schemas.microsoft.com/office/drawing/2015/10/21/chartex" xmlns:cx3="http://schemas.microsoft.com/office/drawing/2016/5/9/chartex" xmlns:cx4="http://schemas.microsoft.com/office/drawing/2016/5/10/chartex" xmlns:cx5="http://schemas.microsoft.com/office/drawing/2016/5/11/chartex" xmlns:cx6="http://schemas.microsoft.com/office/drawing/2016/5/12/chartex" xmlns:cx7="http://schemas.microsoft.com/office/drawing/2016/5/13/chartex" xmlns:cx8="http://schemas.microsoft.com/office/drawing/2016/5/14/chartex" xmlns:mc="http://schemas.openxmlformats.org/markup-compatibility/2006" xmlns:aink="http://schemas.microsoft.com/office/drawing/2016/ink" xmlns:am3d="http://schemas.microsoft.com/office/drawing/2017/model3d" xmlns:o="urn:schemas-microsoft-com:office:office" xmlns:oel="http://schemas.microsoft.com/office/2019/extlst" xmlns:r="http://schemas.openxmlformats.org/officeDocument/2006/relationships" xmlns:m="http://schemas.openxmlformats.org/officeDocument/2006/math" xmlns:v="urn:schemas-microsoft-com:vml" xmlns:wp14="http://schemas.microsoft.com/office/word/2010/wordprocessingDrawing" xmlns:wp="http://schemas.openxmlformats.org/drawingml/2006/wordprocessingDrawing" xmlns:w10="urn:schemas-microsoft-com:office:word" xmlns:w="http://schemas.openxmlformats.org/wordprocessingml/2006/main" xmlns:w14="http://schemas.microsoft.com/office/word/2010/wordml" xmlns:w15="http://schemas.microsoft.com/office/word/2012/wordml" xmlns:w16cei="http://schemas.microsoft.com/office/word/2026/wordml/cei" xmlns:w16cex="http://schemas.microsoft.com/office/word/2018/wordml/cex" xmlns:w16cid="http://schemas.microsoft.com/office/word/2016/wordml/cid" xmlns:w16="http://schemas.microsoft.com/office/word/2018/wordml" xmlns:w16du="http://schemas.microsoft.com/office/word/2023/wordml/word16du" xmlns:w16sdtdh="http://schemas.microsoft.com/office/word/2020/wordml/sdtdatahash" xmlns:w16sdtfl="http://schemas.microsoft.com/office/word/2024/wordml/sdtformatlock" xmlns:w16se="http://schemas.microsoft.com/office/word/2015/wordml/symex" xmlns:wpg="http://schemas.microsoft.com/office/word/2010/wordprocessingGroup" xmlns:wpi="http://schemas.microsoft.com/office/word/2010/wordprocessingInk" xmlns:wne="http://schemas.microsoft.com/office/word/2006/wordml" xmlns:wps="http://schemas.microsoft.com/office/word/2010/wordprocessingShape" mc:Ignorable="w14 w15 w16se w16cid w16 w16cex w16sdtdh w16sdtfl w16du wp14">
+<w:document xmlns:wpc="http://schemas.microsoft.com/office/word/2010/wordprocessingCanvas" xmlns:cx="http://schemas.microsoft.com/office/drawing/2014/chartex" xmlns:cx1="http://schemas.microsoft.com/office/drawing/2015/9/8/chartex" xmlns:cx2="http://schemas.microsoft.com/office/drawing/2015/10/21/chartex" xmlns:cx3="http://schemas.microsoft.com/office/drawing/2016/5/9/chartex" xmlns:cx4="http://schemas.microsoft.com/office/drawing/2016/5/10/chartex" xmlns:cx5="http://schemas.microsoft.com/office/drawing/2016/5/11/chartex" xmlns:cx6="http://schemas.microsoft.com/office/drawing/2016/5/12/chartex" xmlns:cx7="http://schemas.microsoft.com/office/drawing/2016/5/13/chartex" xmlns:cx8="http://schemas.microsoft.com/office/drawing/2016/5/14/chartex" xmlns:mc="http://schemas.openxmlformats.org/markup-compatibility/2006" xmlns:aink="http://schemas.microsoft.com/office/drawing/2016/ink" xmlns:am3d="http://schemas.microsoft.com/office/drawing/2017/model3d" xmlns:o="urn:schemas-microsoft-com:office:office" xmlns:oel="http://schemas.microsoft.com/office/2019/extlst" xmlns:r="http://schemas.openxmlformats.org/officeDocument/2006/relationships" xmlns:m="http://schemas.openxmlformats.org/officeDocument/2006/math" xmlns:v="urn:schemas-microsoft-com:vml" xmlns:wp14="http://schemas.microsoft.com/office/word/2010/wordprocessingDrawing" xmlns:wp="http://schemas.openxmlformats.org/drawingml/2006/wordprocessingDrawing" xmlns:w10="urn:schemas-microsoft-com:office:word" xmlns:w="http://schemas.openxmlformats.org/wordprocessingml/2006/main" xmlns:w14="http://schemas.microsoft.com/office/word/2010/wordml" xmlns:w15="http://schemas.microsoft.com/office/word/2012/wordml" xmlns:w16cex="http://schemas.microsoft.com/office/word/2018/wordml/cex" xmlns:w16cid="http://schemas.microsoft.com/office/word/2016/wordml/cid" xmlns:w16="http://schemas.microsoft.com/office/word/2018/wordml" xmlns:w16du="http://schemas.microsoft.com/office/word/2023/wordml/word16du" xmlns:w16sdtdh="http://schemas.microsoft.com/office/word/2020/wordml/sdtdatahash" xmlns:w16sdtfl="http://schemas.microsoft.com/office/word/2024/wordml/sdtformatlock" xmlns:w16se="http://schemas.microsoft.com/office/word/2015/wordml/symex" xmlns:wpg="http://schemas.microsoft.com/office/word/2010/wordprocessingGroup" xmlns:wpi="http://schemas.microsoft.com/office/word/2010/wordprocessingInk" xmlns:wne="http://schemas.microsoft.com/office/word/2006/wordml" xmlns:wps="http://schemas.microsoft.com/office/word/2010/wordprocessingShape" mc:Ignorable="w14 w15 w16se w16cid w16 w16cex w16sdtdh w16sdtfl w16du wp14">
   <w:body>
     <w:p>
       <w:pPr>
@@ -75,12 +75,12 @@
       <w:tblPr>
         <w:tblW w:w="10240" w:type="dxa"/>
         <w:tblBorders>
-          <w:top w:val="single" w:color="auto" w:sz="4" w:space="0"/>
-          <w:left w:val="single" w:color="auto" w:sz="4" w:space="0"/>
-          <w:bottom w:val="single" w:color="auto" w:sz="4" w:space="0"/>
-          <w:right w:val="single" w:color="auto" w:sz="4" w:space="0"/>
-          <w:insideH w:val="single" w:color="auto" w:sz="4" w:space="0"/>
-          <w:insideV w:val="single" w:color="auto" w:sz="4" w:space="0"/>
+          <w:top w:val="single" w:sz="4" w:space="0" w:color="auto"/>
+          <w:left w:val="single" w:sz="4" w:space="0" w:color="auto"/>
+          <w:bottom w:val="single" w:sz="4" w:space="0" w:color="auto"/>
+          <w:right w:val="single" w:sz="4" w:space="0" w:color="auto"/>
+          <w:insideH w:val="single" w:sz="4" w:space="0" w:color="auto"/>
+          <w:insideV w:val="single" w:sz="4" w:space="0" w:color="auto"/>
         </w:tblBorders>
         <w:tblCellMar>
           <w:left w:w="10" w:type="dxa"/>
@@ -101,10 +101,10 @@
           <w:tcPr>
             <w:tcW w:w="2400" w:type="dxa"/>
             <w:tcBorders>
-              <w:top w:val="single" w:color="D9D9D9" w:sz="2" w:space="0"/>
-              <w:left w:val="single" w:color="D9D9D9" w:sz="2" w:space="0"/>
-              <w:bottom w:val="single" w:color="D9D9D9" w:sz="2" w:space="0"/>
-              <w:right w:val="single" w:color="D9D9D9" w:sz="2" w:space="0"/>
+              <w:top w:val="single" w:sz="2" w:space="0" w:color="D9D9D9"/>
+              <w:left w:val="single" w:sz="2" w:space="0" w:color="D9D9D9"/>
+              <w:bottom w:val="single" w:sz="2" w:space="0" w:color="D9D9D9"/>
+              <w:right w:val="single" w:sz="2" w:space="0" w:color="D9D9D9"/>
             </w:tcBorders>
             <w:shd w:val="clear" w:color="auto" w:fill="1F3864"/>
             <w:tcMar>
@@ -133,10 +133,10 @@
           <w:tcPr>
             <w:tcW w:w="7840" w:type="dxa"/>
             <w:tcBorders>
-              <w:top w:val="single" w:color="D9D9D9" w:sz="2" w:space="0"/>
-              <w:left w:val="single" w:color="D9D9D9" w:sz="2" w:space="0"/>
-              <w:bottom w:val="single" w:color="D9D9D9" w:sz="2" w:space="0"/>
-              <w:right w:val="single" w:color="D9D9D9" w:sz="2" w:space="0"/>
+              <w:top w:val="single" w:sz="2" w:space="0" w:color="D9D9D9"/>
+              <w:left w:val="single" w:sz="2" w:space="0" w:color="D9D9D9"/>
+              <w:bottom w:val="single" w:sz="2" w:space="0" w:color="D9D9D9"/>
+              <w:right w:val="single" w:sz="2" w:space="0" w:color="D9D9D9"/>
             </w:tcBorders>
             <w:shd w:val="clear" w:color="auto" w:fill="1F3864"/>
             <w:tcMar>
@@ -170,10 +170,10 @@
           <w:tcPr>
             <w:tcW w:w="2400" w:type="dxa"/>
             <w:tcBorders>
-              <w:top w:val="single" w:color="D9D9D9" w:sz="2" w:space="0"/>
-              <w:left w:val="single" w:color="D9D9D9" w:sz="2" w:space="0"/>
-              <w:bottom w:val="single" w:color="D9D9D9" w:sz="2" w:space="0"/>
-              <w:right w:val="single" w:color="D9D9D9" w:sz="2" w:space="0"/>
+              <w:top w:val="single" w:sz="2" w:space="0" w:color="D9D9D9"/>
+              <w:left w:val="single" w:sz="2" w:space="0" w:color="D9D9D9"/>
+              <w:bottom w:val="single" w:sz="2" w:space="0" w:color="D9D9D9"/>
+              <w:right w:val="single" w:sz="2" w:space="0" w:color="D9D9D9"/>
             </w:tcBorders>
             <w:shd w:val="clear" w:color="auto" w:fill="FFFFFF"/>
             <w:tcMar>
@@ -199,10 +199,10 @@
           <w:tcPr>
             <w:tcW w:w="7840" w:type="dxa"/>
             <w:tcBorders>
-              <w:top w:val="single" w:color="D9D9D9" w:sz="2" w:space="0"/>
-              <w:left w:val="single" w:color="D9D9D9" w:sz="2" w:space="0"/>
-              <w:bottom w:val="single" w:color="D9D9D9" w:sz="2" w:space="0"/>
-              <w:right w:val="single" w:color="D9D9D9" w:sz="2" w:space="0"/>
+              <w:top w:val="single" w:sz="2" w:space="0" w:color="D9D9D9"/>
+              <w:left w:val="single" w:sz="2" w:space="0" w:color="D9D9D9"/>
+              <w:bottom w:val="single" w:sz="2" w:space="0" w:color="D9D9D9"/>
+              <w:right w:val="single" w:sz="2" w:space="0" w:color="D9D9D9"/>
             </w:tcBorders>
             <w:shd w:val="clear" w:color="auto" w:fill="FFFFFF"/>
             <w:tcMar>
@@ -233,10 +233,10 @@
           <w:tcPr>
             <w:tcW w:w="2400" w:type="dxa"/>
             <w:tcBorders>
-              <w:top w:val="single" w:color="D9D9D9" w:sz="2" w:space="0"/>
-              <w:left w:val="single" w:color="D9D9D9" w:sz="2" w:space="0"/>
-              <w:bottom w:val="single" w:color="D9D9D9" w:sz="2" w:space="0"/>
-              <w:right w:val="single" w:color="D9D9D9" w:sz="2" w:space="0"/>
+              <w:top w:val="single" w:sz="2" w:space="0" w:color="D9D9D9"/>
+              <w:left w:val="single" w:sz="2" w:space="0" w:color="D9D9D9"/>
+              <w:bottom w:val="single" w:sz="2" w:space="0" w:color="D9D9D9"/>
+              <w:right w:val="single" w:sz="2" w:space="0" w:color="D9D9D9"/>
             </w:tcBorders>
             <w:shd w:val="clear" w:color="auto" w:fill="F5F8FB"/>
             <w:tcMar>
@@ -262,10 +262,10 @@
           <w:tcPr>
             <w:tcW w:w="7840" w:type="dxa"/>
             <w:tcBorders>
-              <w:top w:val="single" w:color="D9D9D9" w:sz="2" w:space="0"/>
-              <w:left w:val="single" w:color="D9D9D9" w:sz="2" w:space="0"/>
-              <w:bottom w:val="single" w:color="D9D9D9" w:sz="2" w:space="0"/>
-              <w:right w:val="single" w:color="D9D9D9" w:sz="2" w:space="0"/>
+              <w:top w:val="single" w:sz="2" w:space="0" w:color="D9D9D9"/>
+              <w:left w:val="single" w:sz="2" w:space="0" w:color="D9D9D9"/>
+              <w:bottom w:val="single" w:sz="2" w:space="0" w:color="D9D9D9"/>
+              <w:right w:val="single" w:sz="2" w:space="0" w:color="D9D9D9"/>
             </w:tcBorders>
             <w:shd w:val="clear" w:color="auto" w:fill="F5F8FB"/>
             <w:tcMar>
@@ -296,10 +296,10 @@
           <w:tcPr>
             <w:tcW w:w="2400" w:type="dxa"/>
             <w:tcBorders>
-              <w:top w:val="single" w:color="D9D9D9" w:sz="2" w:space="0"/>
-              <w:left w:val="single" w:color="D9D9D9" w:sz="2" w:space="0"/>
-              <w:bottom w:val="single" w:color="D9D9D9" w:sz="2" w:space="0"/>
-              <w:right w:val="single" w:color="D9D9D9" w:sz="2" w:space="0"/>
+              <w:top w:val="single" w:sz="2" w:space="0" w:color="D9D9D9"/>
+              <w:left w:val="single" w:sz="2" w:space="0" w:color="D9D9D9"/>
+              <w:bottom w:val="single" w:sz="2" w:space="0" w:color="D9D9D9"/>
+              <w:right w:val="single" w:sz="2" w:space="0" w:color="D9D9D9"/>
             </w:tcBorders>
             <w:shd w:val="clear" w:color="auto" w:fill="FFFFFF"/>
             <w:tcMar>
@@ -325,10 +325,10 @@
           <w:tcPr>
             <w:tcW w:w="7840" w:type="dxa"/>
             <w:tcBorders>
-              <w:top w:val="single" w:color="D9D9D9" w:sz="2" w:space="0"/>
-              <w:left w:val="single" w:color="D9D9D9" w:sz="2" w:space="0"/>
-              <w:bottom w:val="single" w:color="D9D9D9" w:sz="2" w:space="0"/>
-              <w:right w:val="single" w:color="D9D9D9" w:sz="2" w:space="0"/>
+              <w:top w:val="single" w:sz="2" w:space="0" w:color="D9D9D9"/>
+              <w:left w:val="single" w:sz="2" w:space="0" w:color="D9D9D9"/>
+              <w:bottom w:val="single" w:sz="2" w:space="0" w:color="D9D9D9"/>
+              <w:right w:val="single" w:sz="2" w:space="0" w:color="D9D9D9"/>
             </w:tcBorders>
             <w:shd w:val="clear" w:color="auto" w:fill="FFFFFF"/>
             <w:tcMar>
@@ -359,10 +359,10 @@
           <w:tcPr>
             <w:tcW w:w="2400" w:type="dxa"/>
             <w:tcBorders>
-              <w:top w:val="single" w:color="D9D9D9" w:sz="2" w:space="0"/>
-              <w:left w:val="single" w:color="D9D9D9" w:sz="2" w:space="0"/>
-              <w:bottom w:val="single" w:color="D9D9D9" w:sz="2" w:space="0"/>
-              <w:right w:val="single" w:color="D9D9D9" w:sz="2" w:space="0"/>
+              <w:top w:val="single" w:sz="2" w:space="0" w:color="D9D9D9"/>
+              <w:left w:val="single" w:sz="2" w:space="0" w:color="D9D9D9"/>
+              <w:bottom w:val="single" w:sz="2" w:space="0" w:color="D9D9D9"/>
+              <w:right w:val="single" w:sz="2" w:space="0" w:color="D9D9D9"/>
             </w:tcBorders>
             <w:shd w:val="clear" w:color="auto" w:fill="F5F8FB"/>
             <w:tcMar>
@@ -388,10 +388,10 @@
           <w:tcPr>
             <w:tcW w:w="7840" w:type="dxa"/>
             <w:tcBorders>
-              <w:top w:val="single" w:color="D9D9D9" w:sz="2" w:space="0"/>
-              <w:left w:val="single" w:color="D9D9D9" w:sz="2" w:space="0"/>
-              <w:bottom w:val="single" w:color="D9D9D9" w:sz="2" w:space="0"/>
-              <w:right w:val="single" w:color="D9D9D9" w:sz="2" w:space="0"/>
+              <w:top w:val="single" w:sz="2" w:space="0" w:color="D9D9D9"/>
+              <w:left w:val="single" w:sz="2" w:space="0" w:color="D9D9D9"/>
+              <w:bottom w:val="single" w:sz="2" w:space="0" w:color="D9D9D9"/>
+              <w:right w:val="single" w:sz="2" w:space="0" w:color="D9D9D9"/>
             </w:tcBorders>
             <w:shd w:val="clear" w:color="auto" w:fill="F5F8FB"/>
             <w:tcMar>
@@ -422,10 +422,10 @@
           <w:tcPr>
             <w:tcW w:w="2400" w:type="dxa"/>
             <w:tcBorders>
-              <w:top w:val="single" w:color="D9D9D9" w:sz="2" w:space="0"/>
-              <w:left w:val="single" w:color="D9D9D9" w:sz="2" w:space="0"/>
-              <w:bottom w:val="single" w:color="D9D9D9" w:sz="2" w:space="0"/>
-              <w:right w:val="single" w:color="D9D9D9" w:sz="2" w:space="0"/>
+              <w:top w:val="single" w:sz="2" w:space="0" w:color="D9D9D9"/>
+              <w:left w:val="single" w:sz="2" w:space="0" w:color="D9D9D9"/>
+              <w:bottom w:val="single" w:sz="2" w:space="0" w:color="D9D9D9"/>
+              <w:right w:val="single" w:sz="2" w:space="0" w:color="D9D9D9"/>
             </w:tcBorders>
             <w:shd w:val="clear" w:color="auto" w:fill="FFFFFF"/>
             <w:tcMar>
@@ -451,10 +451,10 @@
           <w:tcPr>
             <w:tcW w:w="7840" w:type="dxa"/>
             <w:tcBorders>
-              <w:top w:val="single" w:color="D9D9D9" w:sz="2" w:space="0"/>
-              <w:left w:val="single" w:color="D9D9D9" w:sz="2" w:space="0"/>
-              <w:bottom w:val="single" w:color="D9D9D9" w:sz="2" w:space="0"/>
-              <w:right w:val="single" w:color="D9D9D9" w:sz="2" w:space="0"/>
+              <w:top w:val="single" w:sz="2" w:space="0" w:color="D9D9D9"/>
+              <w:left w:val="single" w:sz="2" w:space="0" w:color="D9D9D9"/>
+              <w:bottom w:val="single" w:sz="2" w:space="0" w:color="D9D9D9"/>
+              <w:right w:val="single" w:sz="2" w:space="0" w:color="D9D9D9"/>
             </w:tcBorders>
             <w:shd w:val="clear" w:color="auto" w:fill="FFFFFF"/>
             <w:tcMar>
@@ -485,10 +485,10 @@
           <w:tcPr>
             <w:tcW w:w="2400" w:type="dxa"/>
             <w:tcBorders>
-              <w:top w:val="single" w:color="D9D9D9" w:sz="2" w:space="0"/>
-              <w:left w:val="single" w:color="D9D9D9" w:sz="2" w:space="0"/>
-              <w:bottom w:val="single" w:color="D9D9D9" w:sz="2" w:space="0"/>
-              <w:right w:val="single" w:color="D9D9D9" w:sz="2" w:space="0"/>
+              <w:top w:val="single" w:sz="2" w:space="0" w:color="D9D9D9"/>
+              <w:left w:val="single" w:sz="2" w:space="0" w:color="D9D9D9"/>
+              <w:bottom w:val="single" w:sz="2" w:space="0" w:color="D9D9D9"/>
+              <w:right w:val="single" w:sz="2" w:space="0" w:color="D9D9D9"/>
             </w:tcBorders>
             <w:shd w:val="clear" w:color="auto" w:fill="F5F8FB"/>
             <w:tcMar>
@@ -514,10 +514,10 @@
           <w:tcPr>
             <w:tcW w:w="7840" w:type="dxa"/>
             <w:tcBorders>
-              <w:top w:val="single" w:color="D9D9D9" w:sz="2" w:space="0"/>
-              <w:left w:val="single" w:color="D9D9D9" w:sz="2" w:space="0"/>
-              <w:bottom w:val="single" w:color="D9D9D9" w:sz="2" w:space="0"/>
-              <w:right w:val="single" w:color="D9D9D9" w:sz="2" w:space="0"/>
+              <w:top w:val="single" w:sz="2" w:space="0" w:color="D9D9D9"/>
+              <w:left w:val="single" w:sz="2" w:space="0" w:color="D9D9D9"/>
+              <w:bottom w:val="single" w:sz="2" w:space="0" w:color="D9D9D9"/>
+              <w:right w:val="single" w:sz="2" w:space="0" w:color="D9D9D9"/>
             </w:tcBorders>
             <w:shd w:val="clear" w:color="auto" w:fill="F5F8FB"/>
             <w:tcMar>
@@ -565,12 +565,12 @@
       <w:tblPr>
         <w:tblW w:w="10240" w:type="dxa"/>
         <w:tblBorders>
-          <w:top w:val="single" w:color="auto" w:sz="4" w:space="0"/>
-          <w:left w:val="single" w:color="auto" w:sz="4" w:space="0"/>
-          <w:bottom w:val="single" w:color="auto" w:sz="4" w:space="0"/>
-          <w:right w:val="single" w:color="auto" w:sz="4" w:space="0"/>
-          <w:insideH w:val="single" w:color="auto" w:sz="4" w:space="0"/>
-          <w:insideV w:val="single" w:color="auto" w:sz="4" w:space="0"/>
+          <w:top w:val="single" w:sz="4" w:space="0" w:color="auto"/>
+          <w:left w:val="single" w:sz="4" w:space="0" w:color="auto"/>
+          <w:bottom w:val="single" w:sz="4" w:space="0" w:color="auto"/>
+          <w:right w:val="single" w:sz="4" w:space="0" w:color="auto"/>
+          <w:insideH w:val="single" w:sz="4" w:space="0" w:color="auto"/>
+          <w:insideV w:val="single" w:sz="4" w:space="0" w:color="auto"/>
         </w:tblBorders>
         <w:tblCellMar>
           <w:left w:w="10" w:type="dxa"/>
@@ -591,10 +591,10 @@
           <w:tcPr>
             <w:tcW w:w="5120" w:type="dxa"/>
             <w:tcBorders>
-              <w:top w:val="single" w:color="D9D9D9" w:sz="2" w:space="0"/>
-              <w:left w:val="single" w:color="D9D9D9" w:sz="2" w:space="0"/>
-              <w:bottom w:val="single" w:color="D9D9D9" w:sz="2" w:space="0"/>
-              <w:right w:val="single" w:color="D9D9D9" w:sz="2" w:space="0"/>
+              <w:top w:val="single" w:sz="2" w:space="0" w:color="D9D9D9"/>
+              <w:left w:val="single" w:sz="2" w:space="0" w:color="D9D9D9"/>
+              <w:bottom w:val="single" w:sz="2" w:space="0" w:color="D9D9D9"/>
+              <w:right w:val="single" w:sz="2" w:space="0" w:color="D9D9D9"/>
             </w:tcBorders>
             <w:shd w:val="clear" w:color="auto" w:fill="1F3864"/>
             <w:tcMar>
@@ -623,10 +623,10 @@
           <w:tcPr>
             <w:tcW w:w="5120" w:type="dxa"/>
             <w:tcBorders>
-              <w:top w:val="single" w:color="D9D9D9" w:sz="2" w:space="0"/>
-              <w:left w:val="single" w:color="D9D9D9" w:sz="2" w:space="0"/>
-              <w:bottom w:val="single" w:color="D9D9D9" w:sz="2" w:space="0"/>
-              <w:right w:val="single" w:color="D9D9D9" w:sz="2" w:space="0"/>
+              <w:top w:val="single" w:sz="2" w:space="0" w:color="D9D9D9"/>
+              <w:left w:val="single" w:sz="2" w:space="0" w:color="D9D9D9"/>
+              <w:bottom w:val="single" w:sz="2" w:space="0" w:color="D9D9D9"/>
+              <w:right w:val="single" w:sz="2" w:space="0" w:color="D9D9D9"/>
             </w:tcBorders>
             <w:shd w:val="clear" w:color="auto" w:fill="1F3864"/>
             <w:tcMar>
@@ -660,10 +660,10 @@
           <w:tcPr>
             <w:tcW w:w="5120" w:type="dxa"/>
             <w:tcBorders>
-              <w:top w:val="single" w:color="D9D9D9" w:sz="2" w:space="0"/>
-              <w:left w:val="single" w:color="D9D9D9" w:sz="2" w:space="0"/>
-              <w:bottom w:val="single" w:color="D9D9D9" w:sz="2" w:space="0"/>
-              <w:right w:val="single" w:color="D9D9D9" w:sz="2" w:space="0"/>
+              <w:top w:val="single" w:sz="2" w:space="0" w:color="D9D9D9"/>
+              <w:left w:val="single" w:sz="2" w:space="0" w:color="D9D9D9"/>
+              <w:bottom w:val="single" w:sz="2" w:space="0" w:color="D9D9D9"/>
+              <w:right w:val="single" w:sz="2" w:space="0" w:color="D9D9D9"/>
             </w:tcBorders>
             <w:shd w:val="clear" w:color="auto" w:fill="FFFFFF"/>
             <w:tcMar>
@@ -689,10 +689,10 @@
           <w:tcPr>
             <w:tcW w:w="5120" w:type="dxa"/>
             <w:tcBorders>
-              <w:top w:val="single" w:color="D9D9D9" w:sz="2" w:space="0"/>
-              <w:left w:val="single" w:color="D9D9D9" w:sz="2" w:space="0"/>
-              <w:bottom w:val="single" w:color="D9D9D9" w:sz="2" w:space="0"/>
-              <w:right w:val="single" w:color="D9D9D9" w:sz="2" w:space="0"/>
+              <w:top w:val="single" w:sz="2" w:space="0" w:color="D9D9D9"/>
+              <w:left w:val="single" w:sz="2" w:space="0" w:color="D9D9D9"/>
+              <w:bottom w:val="single" w:sz="2" w:space="0" w:color="D9D9D9"/>
+              <w:right w:val="single" w:sz="2" w:space="0" w:color="D9D9D9"/>
             </w:tcBorders>
             <w:shd w:val="clear" w:color="auto" w:fill="FFFFFF"/>
             <w:tcMar>
@@ -723,10 +723,10 @@
           <w:tcPr>
             <w:tcW w:w="5120" w:type="dxa"/>
             <w:tcBorders>
-              <w:top w:val="single" w:color="D9D9D9" w:sz="2" w:space="0"/>
-              <w:left w:val="single" w:color="D9D9D9" w:sz="2" w:space="0"/>
-              <w:bottom w:val="single" w:color="D9D9D9" w:sz="2" w:space="0"/>
-              <w:right w:val="single" w:color="D9D9D9" w:sz="2" w:space="0"/>
+              <w:top w:val="single" w:sz="2" w:space="0" w:color="D9D9D9"/>
+              <w:left w:val="single" w:sz="2" w:space="0" w:color="D9D9D9"/>
+              <w:bottom w:val="single" w:sz="2" w:space="0" w:color="D9D9D9"/>
+              <w:right w:val="single" w:sz="2" w:space="0" w:color="D9D9D9"/>
             </w:tcBorders>
             <w:shd w:val="clear" w:color="auto" w:fill="F5F8FB"/>
             <w:tcMar>
@@ -752,10 +752,10 @@
           <w:tcPr>
             <w:tcW w:w="5120" w:type="dxa"/>
             <w:tcBorders>
-              <w:top w:val="single" w:color="D9D9D9" w:sz="2" w:space="0"/>
-              <w:left w:val="single" w:color="D9D9D9" w:sz="2" w:space="0"/>
-              <w:bottom w:val="single" w:color="D9D9D9" w:sz="2" w:space="0"/>
-              <w:right w:val="single" w:color="D9D9D9" w:sz="2" w:space="0"/>
+              <w:top w:val="single" w:sz="2" w:space="0" w:color="D9D9D9"/>
+              <w:left w:val="single" w:sz="2" w:space="0" w:color="D9D9D9"/>
+              <w:bottom w:val="single" w:sz="2" w:space="0" w:color="D9D9D9"/>
+              <w:right w:val="single" w:sz="2" w:space="0" w:color="D9D9D9"/>
             </w:tcBorders>
             <w:shd w:val="clear" w:color="auto" w:fill="F5F8FB"/>
             <w:tcMar>
@@ -786,10 +786,10 @@
           <w:tcPr>
             <w:tcW w:w="5120" w:type="dxa"/>
             <w:tcBorders>
-              <w:top w:val="single" w:color="D9D9D9" w:sz="2" w:space="0"/>
-              <w:left w:val="single" w:color="D9D9D9" w:sz="2" w:space="0"/>
-              <w:bottom w:val="single" w:color="D9D9D9" w:sz="2" w:space="0"/>
-              <w:right w:val="single" w:color="D9D9D9" w:sz="2" w:space="0"/>
+              <w:top w:val="single" w:sz="2" w:space="0" w:color="D9D9D9"/>
+              <w:left w:val="single" w:sz="2" w:space="0" w:color="D9D9D9"/>
+              <w:bottom w:val="single" w:sz="2" w:space="0" w:color="D9D9D9"/>
+              <w:right w:val="single" w:sz="2" w:space="0" w:color="D9D9D9"/>
             </w:tcBorders>
             <w:shd w:val="clear" w:color="auto" w:fill="FFFFFF"/>
             <w:tcMar>
@@ -815,10 +815,10 @@
           <w:tcPr>
             <w:tcW w:w="5120" w:type="dxa"/>
             <w:tcBorders>
-              <w:top w:val="single" w:color="D9D9D9" w:sz="2" w:space="0"/>
-              <w:left w:val="single" w:color="D9D9D9" w:sz="2" w:space="0"/>
-              <w:bottom w:val="single" w:color="D9D9D9" w:sz="2" w:space="0"/>
-              <w:right w:val="single" w:color="D9D9D9" w:sz="2" w:space="0"/>
+              <w:top w:val="single" w:sz="2" w:space="0" w:color="D9D9D9"/>
+              <w:left w:val="single" w:sz="2" w:space="0" w:color="D9D9D9"/>
+              <w:bottom w:val="single" w:sz="2" w:space="0" w:color="D9D9D9"/>
+              <w:right w:val="single" w:sz="2" w:space="0" w:color="D9D9D9"/>
             </w:tcBorders>
             <w:shd w:val="clear" w:color="auto" w:fill="FFFFFF"/>
             <w:tcMar>
@@ -849,10 +849,10 @@
           <w:tcPr>
             <w:tcW w:w="5120" w:type="dxa"/>
             <w:tcBorders>
-              <w:top w:val="single" w:color="D9D9D9" w:sz="2" w:space="0"/>
-              <w:left w:val="single" w:color="D9D9D9" w:sz="2" w:space="0"/>
-              <w:bottom w:val="single" w:color="D9D9D9" w:sz="2" w:space="0"/>
-              <w:right w:val="single" w:color="D9D9D9" w:sz="2" w:space="0"/>
+              <w:top w:val="single" w:sz="2" w:space="0" w:color="D9D9D9"/>
+              <w:left w:val="single" w:sz="2" w:space="0" w:color="D9D9D9"/>
+              <w:bottom w:val="single" w:sz="2" w:space="0" w:color="D9D9D9"/>
+              <w:right w:val="single" w:sz="2" w:space="0" w:color="D9D9D9"/>
             </w:tcBorders>
             <w:shd w:val="clear" w:color="auto" w:fill="F5F8FB"/>
             <w:tcMar>
@@ -878,10 +878,10 @@
           <w:tcPr>
             <w:tcW w:w="5120" w:type="dxa"/>
             <w:tcBorders>
-              <w:top w:val="single" w:color="D9D9D9" w:sz="2" w:space="0"/>
-              <w:left w:val="single" w:color="D9D9D9" w:sz="2" w:space="0"/>
-              <w:bottom w:val="single" w:color="D9D9D9" w:sz="2" w:space="0"/>
-              <w:right w:val="single" w:color="D9D9D9" w:sz="2" w:space="0"/>
+              <w:top w:val="single" w:sz="2" w:space="0" w:color="D9D9D9"/>
+              <w:left w:val="single" w:sz="2" w:space="0" w:color="D9D9D9"/>
+              <w:bottom w:val="single" w:sz="2" w:space="0" w:color="D9D9D9"/>
+              <w:right w:val="single" w:sz="2" w:space="0" w:color="D9D9D9"/>
             </w:tcBorders>
             <w:shd w:val="clear" w:color="auto" w:fill="F5F8FB"/>
             <w:tcMar>
@@ -912,10 +912,10 @@
           <w:tcPr>
             <w:tcW w:w="5120" w:type="dxa"/>
             <w:tcBorders>
-              <w:top w:val="single" w:color="D9D9D9" w:sz="2" w:space="0"/>
-              <w:left w:val="single" w:color="D9D9D9" w:sz="2" w:space="0"/>
-              <w:bottom w:val="single" w:color="D9D9D9" w:sz="2" w:space="0"/>
-              <w:right w:val="single" w:color="D9D9D9" w:sz="2" w:space="0"/>
+              <w:top w:val="single" w:sz="2" w:space="0" w:color="D9D9D9"/>
+              <w:left w:val="single" w:sz="2" w:space="0" w:color="D9D9D9"/>
+              <w:bottom w:val="single" w:sz="2" w:space="0" w:color="D9D9D9"/>
+              <w:right w:val="single" w:sz="2" w:space="0" w:color="D9D9D9"/>
             </w:tcBorders>
             <w:shd w:val="clear" w:color="auto" w:fill="FFFFFF"/>
             <w:tcMar>
@@ -941,10 +941,10 @@
           <w:tcPr>
             <w:tcW w:w="5120" w:type="dxa"/>
             <w:tcBorders>
-              <w:top w:val="single" w:color="D9D9D9" w:sz="2" w:space="0"/>
-              <w:left w:val="single" w:color="D9D9D9" w:sz="2" w:space="0"/>
-              <w:bottom w:val="single" w:color="D9D9D9" w:sz="2" w:space="0"/>
-              <w:right w:val="single" w:color="D9D9D9" w:sz="2" w:space="0"/>
+              <w:top w:val="single" w:sz="2" w:space="0" w:color="D9D9D9"/>
+              <w:left w:val="single" w:sz="2" w:space="0" w:color="D9D9D9"/>
+              <w:bottom w:val="single" w:sz="2" w:space="0" w:color="D9D9D9"/>
+              <w:right w:val="single" w:sz="2" w:space="0" w:color="D9D9D9"/>
             </w:tcBorders>
             <w:shd w:val="clear" w:color="auto" w:fill="FFFFFF"/>
             <w:tcMar>
@@ -1005,12 +1005,12 @@
       <w:tblPr>
         <w:tblW w:w="10240" w:type="dxa"/>
         <w:tblBorders>
-          <w:top w:val="single" w:color="auto" w:sz="4" w:space="0"/>
-          <w:left w:val="single" w:color="auto" w:sz="4" w:space="0"/>
-          <w:bottom w:val="single" w:color="auto" w:sz="4" w:space="0"/>
-          <w:right w:val="single" w:color="auto" w:sz="4" w:space="0"/>
-          <w:insideH w:val="single" w:color="auto" w:sz="4" w:space="0"/>
-          <w:insideV w:val="single" w:color="auto" w:sz="4" w:space="0"/>
+          <w:top w:val="single" w:sz="4" w:space="0" w:color="auto"/>
+          <w:left w:val="single" w:sz="4" w:space="0" w:color="auto"/>
+          <w:bottom w:val="single" w:sz="4" w:space="0" w:color="auto"/>
+          <w:right w:val="single" w:sz="4" w:space="0" w:color="auto"/>
+          <w:insideH w:val="single" w:sz="4" w:space="0" w:color="auto"/>
+          <w:insideV w:val="single" w:sz="4" w:space="0" w:color="auto"/>
         </w:tblBorders>
         <w:tblCellMar>
           <w:left w:w="10" w:type="dxa"/>
@@ -1029,10 +1029,10 @@
           <w:tcPr>
             <w:tcW w:w="10240" w:type="dxa"/>
             <w:tcBorders>
-              <w:top w:val="single" w:color="2E75B6" w:sz="4" w:space="0"/>
-              <w:left w:val="single" w:color="2E75B6" w:sz="4" w:space="0"/>
-              <w:bottom w:val="single" w:color="2E75B6" w:sz="4" w:space="0"/>
-              <w:right w:val="single" w:color="2E75B6" w:sz="4" w:space="0"/>
+              <w:top w:val="single" w:sz="4" w:space="0" w:color="2E75B6"/>
+              <w:left w:val="single" w:sz="4" w:space="0" w:color="2E75B6"/>
+              <w:bottom w:val="single" w:sz="4" w:space="0" w:color="2E75B6"/>
+              <w:right w:val="single" w:sz="4" w:space="0" w:color="2E75B6"/>
             </w:tcBorders>
             <w:shd w:val="clear" w:color="auto" w:fill="EAF1F8"/>
             <w:tcMar>
@@ -1069,12 +1069,12 @@
       <w:tblPr>
         <w:tblW w:w="10240" w:type="dxa"/>
         <w:tblBorders>
-          <w:top w:val="single" w:color="auto" w:sz="4" w:space="0"/>
-          <w:left w:val="single" w:color="auto" w:sz="4" w:space="0"/>
-          <w:bottom w:val="single" w:color="auto" w:sz="4" w:space="0"/>
-          <w:right w:val="single" w:color="auto" w:sz="4" w:space="0"/>
-          <w:insideH w:val="single" w:color="auto" w:sz="4" w:space="0"/>
-          <w:insideV w:val="single" w:color="auto" w:sz="4" w:space="0"/>
+          <w:top w:val="single" w:sz="4" w:space="0" w:color="auto"/>
+          <w:left w:val="single" w:sz="4" w:space="0" w:color="auto"/>
+          <w:bottom w:val="single" w:sz="4" w:space="0" w:color="auto"/>
+          <w:right w:val="single" w:sz="4" w:space="0" w:color="auto"/>
+          <w:insideH w:val="single" w:sz="4" w:space="0" w:color="auto"/>
+          <w:insideV w:val="single" w:sz="4" w:space="0" w:color="auto"/>
         </w:tblBorders>
         <w:tblCellMar>
           <w:left w:w="10" w:type="dxa"/>
@@ -1093,10 +1093,10 @@
           <w:tcPr>
             <w:tcW w:w="10240" w:type="dxa"/>
             <w:tcBorders>
-              <w:top w:val="single" w:color="2E75B6" w:sz="4" w:space="0"/>
-              <w:left w:val="single" w:color="2E75B6" w:sz="4" w:space="0"/>
-              <w:bottom w:val="single" w:color="2E75B6" w:sz="4" w:space="0"/>
-              <w:right w:val="single" w:color="2E75B6" w:sz="4" w:space="0"/>
+              <w:top w:val="single" w:sz="4" w:space="0" w:color="2E75B6"/>
+              <w:left w:val="single" w:sz="4" w:space="0" w:color="2E75B6"/>
+              <w:bottom w:val="single" w:sz="4" w:space="0" w:color="2E75B6"/>
+              <w:right w:val="single" w:sz="4" w:space="0" w:color="2E75B6"/>
             </w:tcBorders>
             <w:shd w:val="clear" w:color="auto" w:fill="EAF1F8"/>
             <w:tcMar>
@@ -1128,12 +1128,12 @@
       <w:tblPr>
         <w:tblW w:w="10240" w:type="dxa"/>
         <w:tblBorders>
-          <w:top w:val="single" w:color="auto" w:sz="4" w:space="0"/>
-          <w:left w:val="single" w:color="auto" w:sz="4" w:space="0"/>
-          <w:bottom w:val="single" w:color="auto" w:sz="4" w:space="0"/>
-          <w:right w:val="single" w:color="auto" w:sz="4" w:space="0"/>
-          <w:insideH w:val="single" w:color="auto" w:sz="4" w:space="0"/>
-          <w:insideV w:val="single" w:color="auto" w:sz="4" w:space="0"/>
+          <w:top w:val="single" w:sz="4" w:space="0" w:color="auto"/>
+          <w:left w:val="single" w:sz="4" w:space="0" w:color="auto"/>
+          <w:bottom w:val="single" w:sz="4" w:space="0" w:color="auto"/>
+          <w:right w:val="single" w:sz="4" w:space="0" w:color="auto"/>
+          <w:insideH w:val="single" w:sz="4" w:space="0" w:color="auto"/>
+          <w:insideV w:val="single" w:sz="4" w:space="0" w:color="auto"/>
         </w:tblBorders>
         <w:tblCellMar>
           <w:left w:w="10" w:type="dxa"/>
@@ -1154,10 +1154,10 @@
           <w:tcPr>
             <w:tcW w:w="2400" w:type="dxa"/>
             <w:tcBorders>
-              <w:top w:val="single" w:color="D9D9D9" w:sz="2" w:space="0"/>
-              <w:left w:val="single" w:color="D9D9D9" w:sz="2" w:space="0"/>
-              <w:bottom w:val="single" w:color="D9D9D9" w:sz="2" w:space="0"/>
-              <w:right w:val="single" w:color="D9D9D9" w:sz="2" w:space="0"/>
+              <w:top w:val="single" w:sz="2" w:space="0" w:color="D9D9D9"/>
+              <w:left w:val="single" w:sz="2" w:space="0" w:color="D9D9D9"/>
+              <w:bottom w:val="single" w:sz="2" w:space="0" w:color="D9D9D9"/>
+              <w:right w:val="single" w:sz="2" w:space="0" w:color="D9D9D9"/>
             </w:tcBorders>
             <w:shd w:val="clear" w:color="auto" w:fill="1F3864"/>
             <w:tcMar>
@@ -1186,10 +1186,10 @@
           <w:tcPr>
             <w:tcW w:w="7840" w:type="dxa"/>
             <w:tcBorders>
-              <w:top w:val="single" w:color="D9D9D9" w:sz="2" w:space="0"/>
-              <w:left w:val="single" w:color="D9D9D9" w:sz="2" w:space="0"/>
-              <w:bottom w:val="single" w:color="D9D9D9" w:sz="2" w:space="0"/>
-              <w:right w:val="single" w:color="D9D9D9" w:sz="2" w:space="0"/>
+              <w:top w:val="single" w:sz="2" w:space="0" w:color="D9D9D9"/>
+              <w:left w:val="single" w:sz="2" w:space="0" w:color="D9D9D9"/>
+              <w:bottom w:val="single" w:sz="2" w:space="0" w:color="D9D9D9"/>
+              <w:right w:val="single" w:sz="2" w:space="0" w:color="D9D9D9"/>
             </w:tcBorders>
             <w:shd w:val="clear" w:color="auto" w:fill="1F3864"/>
             <w:tcMar>
@@ -1223,10 +1223,10 @@
           <w:tcPr>
             <w:tcW w:w="2400" w:type="dxa"/>
             <w:tcBorders>
-              <w:top w:val="single" w:color="D9D9D9" w:sz="2" w:space="0"/>
-              <w:left w:val="single" w:color="D9D9D9" w:sz="2" w:space="0"/>
-              <w:bottom w:val="single" w:color="D9D9D9" w:sz="2" w:space="0"/>
-              <w:right w:val="single" w:color="D9D9D9" w:sz="2" w:space="0"/>
+              <w:top w:val="single" w:sz="2" w:space="0" w:color="D9D9D9"/>
+              <w:left w:val="single" w:sz="2" w:space="0" w:color="D9D9D9"/>
+              <w:bottom w:val="single" w:sz="2" w:space="0" w:color="D9D9D9"/>
+              <w:right w:val="single" w:sz="2" w:space="0" w:color="D9D9D9"/>
             </w:tcBorders>
             <w:shd w:val="clear" w:color="auto" w:fill="FFFFFF"/>
             <w:tcMar>
@@ -1252,10 +1252,10 @@
           <w:tcPr>
             <w:tcW w:w="7840" w:type="dxa"/>
             <w:tcBorders>
-              <w:top w:val="single" w:color="D9D9D9" w:sz="2" w:space="0"/>
-              <w:left w:val="single" w:color="D9D9D9" w:sz="2" w:space="0"/>
-              <w:bottom w:val="single" w:color="D9D9D9" w:sz="2" w:space="0"/>
-              <w:right w:val="single" w:color="D9D9D9" w:sz="2" w:space="0"/>
+              <w:top w:val="single" w:sz="2" w:space="0" w:color="D9D9D9"/>
+              <w:left w:val="single" w:sz="2" w:space="0" w:color="D9D9D9"/>
+              <w:bottom w:val="single" w:sz="2" w:space="0" w:color="D9D9D9"/>
+              <w:right w:val="single" w:sz="2" w:space="0" w:color="D9D9D9"/>
             </w:tcBorders>
             <w:shd w:val="clear" w:color="auto" w:fill="FFFFFF"/>
             <w:tcMar>
@@ -1286,10 +1286,10 @@
           <w:tcPr>
             <w:tcW w:w="2400" w:type="dxa"/>
             <w:tcBorders>
-              <w:top w:val="single" w:color="D9D9D9" w:sz="2" w:space="0"/>
-              <w:left w:val="single" w:color="D9D9D9" w:sz="2" w:space="0"/>
-              <w:bottom w:val="single" w:color="D9D9D9" w:sz="2" w:space="0"/>
-              <w:right w:val="single" w:color="D9D9D9" w:sz="2" w:space="0"/>
+              <w:top w:val="single" w:sz="2" w:space="0" w:color="D9D9D9"/>
+              <w:left w:val="single" w:sz="2" w:space="0" w:color="D9D9D9"/>
+              <w:bottom w:val="single" w:sz="2" w:space="0" w:color="D9D9D9"/>
+              <w:right w:val="single" w:sz="2" w:space="0" w:color="D9D9D9"/>
             </w:tcBorders>
             <w:shd w:val="clear" w:color="auto" w:fill="F5F8FB"/>
             <w:tcMar>
@@ -1315,10 +1315,10 @@
           <w:tcPr>
             <w:tcW w:w="7840" w:type="dxa"/>
             <w:tcBorders>
-              <w:top w:val="single" w:color="D9D9D9" w:sz="2" w:space="0"/>
-              <w:left w:val="single" w:color="D9D9D9" w:sz="2" w:space="0"/>
-              <w:bottom w:val="single" w:color="D9D9D9" w:sz="2" w:space="0"/>
-              <w:right w:val="single" w:color="D9D9D9" w:sz="2" w:space="0"/>
+              <w:top w:val="single" w:sz="2" w:space="0" w:color="D9D9D9"/>
+              <w:left w:val="single" w:sz="2" w:space="0" w:color="D9D9D9"/>
+              <w:bottom w:val="single" w:sz="2" w:space="0" w:color="D9D9D9"/>
+              <w:right w:val="single" w:sz="2" w:space="0" w:color="D9D9D9"/>
             </w:tcBorders>
             <w:shd w:val="clear" w:color="auto" w:fill="F5F8FB"/>
             <w:tcMar>
@@ -1349,10 +1349,10 @@
           <w:tcPr>
             <w:tcW w:w="2400" w:type="dxa"/>
             <w:tcBorders>
-              <w:top w:val="single" w:color="D9D9D9" w:sz="2" w:space="0"/>
-              <w:left w:val="single" w:color="D9D9D9" w:sz="2" w:space="0"/>
-              <w:bottom w:val="single" w:color="D9D9D9" w:sz="2" w:space="0"/>
-              <w:right w:val="single" w:color="D9D9D9" w:sz="2" w:space="0"/>
+              <w:top w:val="single" w:sz="2" w:space="0" w:color="D9D9D9"/>
+              <w:left w:val="single" w:sz="2" w:space="0" w:color="D9D9D9"/>
+              <w:bottom w:val="single" w:sz="2" w:space="0" w:color="D9D9D9"/>
+              <w:right w:val="single" w:sz="2" w:space="0" w:color="D9D9D9"/>
             </w:tcBorders>
             <w:shd w:val="clear" w:color="auto" w:fill="FFFFFF"/>
             <w:tcMar>
@@ -1378,10 +1378,10 @@
           <w:tcPr>
             <w:tcW w:w="7840" w:type="dxa"/>
             <w:tcBorders>
-              <w:top w:val="single" w:color="D9D9D9" w:sz="2" w:space="0"/>
-              <w:left w:val="single" w:color="D9D9D9" w:sz="2" w:space="0"/>
-              <w:bottom w:val="single" w:color="D9D9D9" w:sz="2" w:space="0"/>
-              <w:right w:val="single" w:color="D9D9D9" w:sz="2" w:space="0"/>
+              <w:top w:val="single" w:sz="2" w:space="0" w:color="D9D9D9"/>
+              <w:left w:val="single" w:sz="2" w:space="0" w:color="D9D9D9"/>
+              <w:bottom w:val="single" w:sz="2" w:space="0" w:color="D9D9D9"/>
+              <w:right w:val="single" w:sz="2" w:space="0" w:color="D9D9D9"/>
             </w:tcBorders>
             <w:shd w:val="clear" w:color="auto" w:fill="FFFFFF"/>
             <w:tcMar>
@@ -1421,12 +1421,12 @@
       <w:tblPr>
         <w:tblW w:w="10240" w:type="dxa"/>
         <w:tblBorders>
-          <w:top w:val="single" w:color="auto" w:sz="4" w:space="0"/>
-          <w:left w:val="single" w:color="auto" w:sz="4" w:space="0"/>
-          <w:bottom w:val="single" w:color="auto" w:sz="4" w:space="0"/>
-          <w:right w:val="single" w:color="auto" w:sz="4" w:space="0"/>
-          <w:insideH w:val="single" w:color="auto" w:sz="4" w:space="0"/>
-          <w:insideV w:val="single" w:color="auto" w:sz="4" w:space="0"/>
+          <w:top w:val="single" w:sz="4" w:space="0" w:color="auto"/>
+          <w:left w:val="single" w:sz="4" w:space="0" w:color="auto"/>
+          <w:bottom w:val="single" w:sz="4" w:space="0" w:color="auto"/>
+          <w:right w:val="single" w:sz="4" w:space="0" w:color="auto"/>
+          <w:insideH w:val="single" w:sz="4" w:space="0" w:color="auto"/>
+          <w:insideV w:val="single" w:sz="4" w:space="0" w:color="auto"/>
         </w:tblBorders>
         <w:tblCellMar>
           <w:left w:w="10" w:type="dxa"/>
@@ -1445,10 +1445,10 @@
           <w:tcPr>
             <w:tcW w:w="10240" w:type="dxa"/>
             <w:tcBorders>
-              <w:top w:val="single" w:color="2E75B6" w:sz="4" w:space="0"/>
-              <w:left w:val="single" w:color="2E75B6" w:sz="4" w:space="0"/>
-              <w:bottom w:val="single" w:color="2E75B6" w:sz="4" w:space="0"/>
-              <w:right w:val="single" w:color="2E75B6" w:sz="4" w:space="0"/>
+              <w:top w:val="single" w:sz="4" w:space="0" w:color="2E75B6"/>
+              <w:left w:val="single" w:sz="4" w:space="0" w:color="2E75B6"/>
+              <w:bottom w:val="single" w:sz="4" w:space="0" w:color="2E75B6"/>
+              <w:right w:val="single" w:sz="4" w:space="0" w:color="2E75B6"/>
             </w:tcBorders>
             <w:shd w:val="clear" w:color="auto" w:fill="EAF1F8"/>
             <w:tcMar>
@@ -1462,7 +1462,7 @@
           <w:p>
             <w:r>
               <w:rPr>
-                <w:rFonts w:ascii="Consolas" w:hAnsi="Consolas" w:eastAsia="Consolas" w:cs="Consolas"/>
+                <w:rFonts w:ascii="Consolas" w:eastAsia="Consolas" w:hAnsi="Consolas" w:cs="Consolas"/>
               </w:rPr>
               <w:t>Forecast Drift    |-- Performance Drift    |-- Shape Drift    |-- Stability Drift    |-- Volatility Drift</w:t>
             </w:r>
@@ -1479,12 +1479,12 @@
       <w:tblPr>
         <w:tblW w:w="10240" w:type="dxa"/>
         <w:tblBorders>
-          <w:top w:val="single" w:color="auto" w:sz="4" w:space="0"/>
-          <w:left w:val="single" w:color="auto" w:sz="4" w:space="0"/>
-          <w:bottom w:val="single" w:color="auto" w:sz="4" w:space="0"/>
-          <w:right w:val="single" w:color="auto" w:sz="4" w:space="0"/>
-          <w:insideH w:val="single" w:color="auto" w:sz="4" w:space="0"/>
-          <w:insideV w:val="single" w:color="auto" w:sz="4" w:space="0"/>
+          <w:top w:val="single" w:sz="4" w:space="0" w:color="auto"/>
+          <w:left w:val="single" w:sz="4" w:space="0" w:color="auto"/>
+          <w:bottom w:val="single" w:sz="4" w:space="0" w:color="auto"/>
+          <w:right w:val="single" w:sz="4" w:space="0" w:color="auto"/>
+          <w:insideH w:val="single" w:sz="4" w:space="0" w:color="auto"/>
+          <w:insideV w:val="single" w:sz="4" w:space="0" w:color="auto"/>
         </w:tblBorders>
         <w:tblCellMar>
           <w:left w:w="10" w:type="dxa"/>
@@ -1507,10 +1507,10 @@
           <w:tcPr>
             <w:tcW w:w="1450" w:type="dxa"/>
             <w:tcBorders>
-              <w:top w:val="single" w:color="D9D9D9" w:themeColor="background1" w:themeShade="D9" w:sz="2" w:space="0"/>
-              <w:left w:val="single" w:color="D9D9D9" w:themeColor="background1" w:themeShade="D9" w:sz="2" w:space="0"/>
-              <w:bottom w:val="single" w:color="D9D9D9" w:themeColor="background1" w:themeShade="D9" w:sz="2" w:space="0"/>
-              <w:right w:val="single" w:color="D9D9D9" w:themeColor="background1" w:themeShade="D9" w:sz="2" w:space="0"/>
+              <w:top w:val="single" w:sz="2" w:space="0" w:color="D9D9D9" w:themeColor="background1" w:themeShade="D9"/>
+              <w:left w:val="single" w:sz="2" w:space="0" w:color="D9D9D9" w:themeColor="background1" w:themeShade="D9"/>
+              <w:bottom w:val="single" w:sz="2" w:space="0" w:color="D9D9D9" w:themeColor="background1" w:themeShade="D9"/>
+              <w:right w:val="single" w:sz="2" w:space="0" w:color="D9D9D9" w:themeColor="background1" w:themeShade="D9"/>
             </w:tcBorders>
             <w:shd w:val="clear" w:color="auto" w:fill="1F3864"/>
             <w:tcMar>
@@ -1539,10 +1539,10 @@
           <w:tcPr>
             <w:tcW w:w="2350" w:type="dxa"/>
             <w:tcBorders>
-              <w:top w:val="single" w:color="D9D9D9" w:themeColor="background1" w:themeShade="D9" w:sz="2" w:space="0"/>
-              <w:left w:val="single" w:color="D9D9D9" w:themeColor="background1" w:themeShade="D9" w:sz="2" w:space="0"/>
-              <w:bottom w:val="single" w:color="D9D9D9" w:themeColor="background1" w:themeShade="D9" w:sz="2" w:space="0"/>
-              <w:right w:val="single" w:color="D9D9D9" w:themeColor="background1" w:themeShade="D9" w:sz="2" w:space="0"/>
+              <w:top w:val="single" w:sz="2" w:space="0" w:color="D9D9D9" w:themeColor="background1" w:themeShade="D9"/>
+              <w:left w:val="single" w:sz="2" w:space="0" w:color="D9D9D9" w:themeColor="background1" w:themeShade="D9"/>
+              <w:bottom w:val="single" w:sz="2" w:space="0" w:color="D9D9D9" w:themeColor="background1" w:themeShade="D9"/>
+              <w:right w:val="single" w:sz="2" w:space="0" w:color="D9D9D9" w:themeColor="background1" w:themeShade="D9"/>
             </w:tcBorders>
             <w:shd w:val="clear" w:color="auto" w:fill="1F3864"/>
             <w:tcMar>
@@ -1571,10 +1571,10 @@
           <w:tcPr>
             <w:tcW w:w="2800" w:type="dxa"/>
             <w:tcBorders>
-              <w:top w:val="single" w:color="D9D9D9" w:themeColor="background1" w:themeShade="D9" w:sz="2" w:space="0"/>
-              <w:left w:val="single" w:color="D9D9D9" w:themeColor="background1" w:themeShade="D9" w:sz="2" w:space="0"/>
-              <w:bottom w:val="single" w:color="D9D9D9" w:themeColor="background1" w:themeShade="D9" w:sz="2" w:space="0"/>
-              <w:right w:val="single" w:color="D9D9D9" w:themeColor="background1" w:themeShade="D9" w:sz="2" w:space="0"/>
+              <w:top w:val="single" w:sz="2" w:space="0" w:color="D9D9D9" w:themeColor="background1" w:themeShade="D9"/>
+              <w:left w:val="single" w:sz="2" w:space="0" w:color="D9D9D9" w:themeColor="background1" w:themeShade="D9"/>
+              <w:bottom w:val="single" w:sz="2" w:space="0" w:color="D9D9D9" w:themeColor="background1" w:themeShade="D9"/>
+              <w:right w:val="single" w:sz="2" w:space="0" w:color="D9D9D9" w:themeColor="background1" w:themeShade="D9"/>
             </w:tcBorders>
             <w:shd w:val="clear" w:color="auto" w:fill="1F3864"/>
             <w:tcMar>
@@ -1603,10 +1603,10 @@
           <w:tcPr>
             <w:tcW w:w="3640" w:type="dxa"/>
             <w:tcBorders>
-              <w:top w:val="single" w:color="D9D9D9" w:themeColor="background1" w:themeShade="D9" w:sz="2" w:space="0"/>
-              <w:left w:val="single" w:color="D9D9D9" w:themeColor="background1" w:themeShade="D9" w:sz="2" w:space="0"/>
-              <w:bottom w:val="single" w:color="D9D9D9" w:themeColor="background1" w:themeShade="D9" w:sz="2" w:space="0"/>
-              <w:right w:val="single" w:color="D9D9D9" w:themeColor="background1" w:themeShade="D9" w:sz="2" w:space="0"/>
+              <w:top w:val="single" w:sz="2" w:space="0" w:color="D9D9D9" w:themeColor="background1" w:themeShade="D9"/>
+              <w:left w:val="single" w:sz="2" w:space="0" w:color="D9D9D9" w:themeColor="background1" w:themeShade="D9"/>
+              <w:bottom w:val="single" w:sz="2" w:space="0" w:color="D9D9D9" w:themeColor="background1" w:themeShade="D9"/>
+              <w:right w:val="single" w:sz="2" w:space="0" w:color="D9D9D9" w:themeColor="background1" w:themeShade="D9"/>
             </w:tcBorders>
             <w:shd w:val="clear" w:color="auto" w:fill="1F3864"/>
             <w:tcMar>
@@ -1640,10 +1640,10 @@
           <w:tcPr>
             <w:tcW w:w="1450" w:type="dxa"/>
             <w:tcBorders>
-              <w:top w:val="single" w:color="D9D9D9" w:themeColor="background1" w:themeShade="D9" w:sz="2" w:space="0"/>
-              <w:left w:val="single" w:color="D9D9D9" w:themeColor="background1" w:themeShade="D9" w:sz="2" w:space="0"/>
-              <w:bottom w:val="single" w:color="D9D9D9" w:themeColor="background1" w:themeShade="D9" w:sz="2" w:space="0"/>
-              <w:right w:val="single" w:color="D9D9D9" w:themeColor="background1" w:themeShade="D9" w:sz="2" w:space="0"/>
+              <w:top w:val="single" w:sz="2" w:space="0" w:color="D9D9D9" w:themeColor="background1" w:themeShade="D9"/>
+              <w:left w:val="single" w:sz="2" w:space="0" w:color="D9D9D9" w:themeColor="background1" w:themeShade="D9"/>
+              <w:bottom w:val="single" w:sz="2" w:space="0" w:color="D9D9D9" w:themeColor="background1" w:themeShade="D9"/>
+              <w:right w:val="single" w:sz="2" w:space="0" w:color="D9D9D9" w:themeColor="background1" w:themeShade="D9"/>
             </w:tcBorders>
             <w:shd w:val="clear" w:color="auto" w:fill="FFFFFF" w:themeFill="background1"/>
             <w:tcMar>
@@ -1669,10 +1669,10 @@
           <w:tcPr>
             <w:tcW w:w="2350" w:type="dxa"/>
             <w:tcBorders>
-              <w:top w:val="single" w:color="D9D9D9" w:themeColor="background1" w:themeShade="D9" w:sz="2" w:space="0"/>
-              <w:left w:val="single" w:color="D9D9D9" w:themeColor="background1" w:themeShade="D9" w:sz="2" w:space="0"/>
-              <w:bottom w:val="single" w:color="D9D9D9" w:themeColor="background1" w:themeShade="D9" w:sz="2" w:space="0"/>
-              <w:right w:val="single" w:color="D9D9D9" w:themeColor="background1" w:themeShade="D9" w:sz="2" w:space="0"/>
+              <w:top w:val="single" w:sz="2" w:space="0" w:color="D9D9D9" w:themeColor="background1" w:themeShade="D9"/>
+              <w:left w:val="single" w:sz="2" w:space="0" w:color="D9D9D9" w:themeColor="background1" w:themeShade="D9"/>
+              <w:bottom w:val="single" w:sz="2" w:space="0" w:color="D9D9D9" w:themeColor="background1" w:themeShade="D9"/>
+              <w:right w:val="single" w:sz="2" w:space="0" w:color="D9D9D9" w:themeColor="background1" w:themeShade="D9"/>
             </w:tcBorders>
             <w:shd w:val="clear" w:color="auto" w:fill="FFFFFF" w:themeFill="background1"/>
             <w:tcMar>
@@ -1691,7 +1691,7 @@
                 <w:szCs w:val="15"/>
               </w:rPr>
             </w:pPr>
-            <w:commentRangeStart w:id="2139662605"/>
+            <w:commentRangeStart w:id="0"/>
             <w:r>
               <w:rPr>
                 <w:sz w:val="15"/>
@@ -1699,12 +1699,14 @@
               </w:rPr>
               <w:t>Is forecast quality deteriorating?</w:t>
             </w:r>
-            <w:commentRangeEnd w:id="2139662605"/>
+            <w:commentRangeEnd w:id="0"/>
             <w:r>
               <w:rPr>
                 <w:rStyle w:val="CommentReference"/>
-              </w:rPr>
-              <w:commentReference w:id="2139662605"/>
+                <w:sz w:val="15"/>
+                <w:szCs w:val="15"/>
+              </w:rPr>
+              <w:commentReference w:id="0"/>
             </w:r>
           </w:p>
         </w:tc>
@@ -1712,10 +1714,10 @@
           <w:tcPr>
             <w:tcW w:w="2800" w:type="dxa"/>
             <w:tcBorders>
-              <w:top w:val="single" w:color="D9D9D9" w:themeColor="background1" w:themeShade="D9" w:sz="2" w:space="0"/>
-              <w:left w:val="single" w:color="D9D9D9" w:themeColor="background1" w:themeShade="D9" w:sz="2" w:space="0"/>
-              <w:bottom w:val="single" w:color="D9D9D9" w:themeColor="background1" w:themeShade="D9" w:sz="2" w:space="0"/>
-              <w:right w:val="single" w:color="D9D9D9" w:themeColor="background1" w:themeShade="D9" w:sz="2" w:space="0"/>
+              <w:top w:val="single" w:sz="2" w:space="0" w:color="D9D9D9" w:themeColor="background1" w:themeShade="D9"/>
+              <w:left w:val="single" w:sz="2" w:space="0" w:color="D9D9D9" w:themeColor="background1" w:themeShade="D9"/>
+              <w:bottom w:val="single" w:sz="2" w:space="0" w:color="D9D9D9" w:themeColor="background1" w:themeShade="D9"/>
+              <w:right w:val="single" w:sz="2" w:space="0" w:color="D9D9D9" w:themeColor="background1" w:themeShade="D9"/>
             </w:tcBorders>
             <w:shd w:val="clear" w:color="auto" w:fill="FFFFFF" w:themeFill="background1"/>
             <w:tcMar>
@@ -1741,10 +1743,10 @@
           <w:tcPr>
             <w:tcW w:w="3640" w:type="dxa"/>
             <w:tcBorders>
-              <w:top w:val="single" w:color="D9D9D9" w:themeColor="background1" w:themeShade="D9" w:sz="2" w:space="0"/>
-              <w:left w:val="single" w:color="D9D9D9" w:themeColor="background1" w:themeShade="D9" w:sz="2" w:space="0"/>
-              <w:bottom w:val="single" w:color="D9D9D9" w:themeColor="background1" w:themeShade="D9" w:sz="2" w:space="0"/>
-              <w:right w:val="single" w:color="D9D9D9" w:themeColor="background1" w:themeShade="D9" w:sz="2" w:space="0"/>
+              <w:top w:val="single" w:sz="2" w:space="0" w:color="D9D9D9" w:themeColor="background1" w:themeShade="D9"/>
+              <w:left w:val="single" w:sz="2" w:space="0" w:color="D9D9D9" w:themeColor="background1" w:themeShade="D9"/>
+              <w:bottom w:val="single" w:sz="2" w:space="0" w:color="D9D9D9" w:themeColor="background1" w:themeShade="D9"/>
+              <w:right w:val="single" w:sz="2" w:space="0" w:color="D9D9D9" w:themeColor="background1" w:themeShade="D9"/>
             </w:tcBorders>
             <w:shd w:val="clear" w:color="auto" w:fill="FFFFFF" w:themeFill="background1"/>
             <w:tcMar>
@@ -1775,10 +1777,10 @@
           <w:tcPr>
             <w:tcW w:w="1450" w:type="dxa"/>
             <w:tcBorders>
-              <w:top w:val="single" w:color="D9D9D9" w:themeColor="background1" w:themeShade="D9" w:sz="2" w:space="0"/>
-              <w:left w:val="single" w:color="D9D9D9" w:themeColor="background1" w:themeShade="D9" w:sz="2" w:space="0"/>
-              <w:bottom w:val="single" w:color="D9D9D9" w:themeColor="background1" w:themeShade="D9" w:sz="2" w:space="0"/>
-              <w:right w:val="single" w:color="D9D9D9" w:themeColor="background1" w:themeShade="D9" w:sz="2" w:space="0"/>
+              <w:top w:val="single" w:sz="2" w:space="0" w:color="D9D9D9" w:themeColor="background1" w:themeShade="D9"/>
+              <w:left w:val="single" w:sz="2" w:space="0" w:color="D9D9D9" w:themeColor="background1" w:themeShade="D9"/>
+              <w:bottom w:val="single" w:sz="2" w:space="0" w:color="D9D9D9" w:themeColor="background1" w:themeShade="D9"/>
+              <w:right w:val="single" w:sz="2" w:space="0" w:color="D9D9D9" w:themeColor="background1" w:themeShade="D9"/>
             </w:tcBorders>
             <w:shd w:val="clear" w:color="auto" w:fill="F5F8FB"/>
             <w:tcMar>
@@ -1804,10 +1806,10 @@
           <w:tcPr>
             <w:tcW w:w="2350" w:type="dxa"/>
             <w:tcBorders>
-              <w:top w:val="single" w:color="D9D9D9" w:themeColor="background1" w:themeShade="D9" w:sz="2" w:space="0"/>
-              <w:left w:val="single" w:color="D9D9D9" w:themeColor="background1" w:themeShade="D9" w:sz="2" w:space="0"/>
-              <w:bottom w:val="single" w:color="D9D9D9" w:themeColor="background1" w:themeShade="D9" w:sz="2" w:space="0"/>
-              <w:right w:val="single" w:color="D9D9D9" w:themeColor="background1" w:themeShade="D9" w:sz="2" w:space="0"/>
+              <w:top w:val="single" w:sz="2" w:space="0" w:color="D9D9D9" w:themeColor="background1" w:themeShade="D9"/>
+              <w:left w:val="single" w:sz="2" w:space="0" w:color="D9D9D9" w:themeColor="background1" w:themeShade="D9"/>
+              <w:bottom w:val="single" w:sz="2" w:space="0" w:color="D9D9D9" w:themeColor="background1" w:themeShade="D9"/>
+              <w:right w:val="single" w:sz="2" w:space="0" w:color="D9D9D9" w:themeColor="background1" w:themeShade="D9"/>
             </w:tcBorders>
             <w:shd w:val="clear" w:color="auto" w:fill="F5F8FB"/>
             <w:tcMar>
@@ -1833,10 +1835,10 @@
           <w:tcPr>
             <w:tcW w:w="2800" w:type="dxa"/>
             <w:tcBorders>
-              <w:top w:val="single" w:color="D9D9D9" w:themeColor="background1" w:themeShade="D9" w:sz="2" w:space="0"/>
-              <w:left w:val="single" w:color="D9D9D9" w:themeColor="background1" w:themeShade="D9" w:sz="2" w:space="0"/>
-              <w:bottom w:val="single" w:color="D9D9D9" w:themeColor="background1" w:themeShade="D9" w:sz="2" w:space="0"/>
-              <w:right w:val="single" w:color="D9D9D9" w:themeColor="background1" w:themeShade="D9" w:sz="2" w:space="0"/>
+              <w:top w:val="single" w:sz="2" w:space="0" w:color="D9D9D9" w:themeColor="background1" w:themeShade="D9"/>
+              <w:left w:val="single" w:sz="2" w:space="0" w:color="D9D9D9" w:themeColor="background1" w:themeShade="D9"/>
+              <w:bottom w:val="single" w:sz="2" w:space="0" w:color="D9D9D9" w:themeColor="background1" w:themeShade="D9"/>
+              <w:right w:val="single" w:sz="2" w:space="0" w:color="D9D9D9" w:themeColor="background1" w:themeShade="D9"/>
             </w:tcBorders>
             <w:shd w:val="clear" w:color="auto" w:fill="F5F8FB"/>
             <w:tcMar>
@@ -1862,10 +1864,10 @@
           <w:tcPr>
             <w:tcW w:w="3640" w:type="dxa"/>
             <w:tcBorders>
-              <w:top w:val="single" w:color="D9D9D9" w:themeColor="background1" w:themeShade="D9" w:sz="2" w:space="0"/>
-              <w:left w:val="single" w:color="D9D9D9" w:themeColor="background1" w:themeShade="D9" w:sz="2" w:space="0"/>
-              <w:bottom w:val="single" w:color="D9D9D9" w:themeColor="background1" w:themeShade="D9" w:sz="2" w:space="0"/>
-              <w:right w:val="single" w:color="D9D9D9" w:themeColor="background1" w:themeShade="D9" w:sz="2" w:space="0"/>
+              <w:top w:val="single" w:sz="2" w:space="0" w:color="D9D9D9" w:themeColor="background1" w:themeShade="D9"/>
+              <w:left w:val="single" w:sz="2" w:space="0" w:color="D9D9D9" w:themeColor="background1" w:themeShade="D9"/>
+              <w:bottom w:val="single" w:sz="2" w:space="0" w:color="D9D9D9" w:themeColor="background1" w:themeShade="D9"/>
+              <w:right w:val="single" w:sz="2" w:space="0" w:color="D9D9D9" w:themeColor="background1" w:themeShade="D9"/>
             </w:tcBorders>
             <w:shd w:val="clear" w:color="auto" w:fill="F5F8FB"/>
             <w:tcMar>
@@ -1896,10 +1898,10 @@
           <w:tcPr>
             <w:tcW w:w="1450" w:type="dxa"/>
             <w:tcBorders>
-              <w:top w:val="single" w:color="D9D9D9" w:themeColor="background1" w:themeShade="D9" w:sz="2" w:space="0"/>
-              <w:left w:val="single" w:color="D9D9D9" w:themeColor="background1" w:themeShade="D9" w:sz="2" w:space="0"/>
-              <w:bottom w:val="single" w:color="D9D9D9" w:themeColor="background1" w:themeShade="D9" w:sz="2" w:space="0"/>
-              <w:right w:val="single" w:color="D9D9D9" w:themeColor="background1" w:themeShade="D9" w:sz="2" w:space="0"/>
+              <w:top w:val="single" w:sz="2" w:space="0" w:color="D9D9D9" w:themeColor="background1" w:themeShade="D9"/>
+              <w:left w:val="single" w:sz="2" w:space="0" w:color="D9D9D9" w:themeColor="background1" w:themeShade="D9"/>
+              <w:bottom w:val="single" w:sz="2" w:space="0" w:color="D9D9D9" w:themeColor="background1" w:themeShade="D9"/>
+              <w:right w:val="single" w:sz="2" w:space="0" w:color="D9D9D9" w:themeColor="background1" w:themeShade="D9"/>
             </w:tcBorders>
             <w:shd w:val="clear" w:color="auto" w:fill="FFFFFF" w:themeFill="background1"/>
             <w:tcMar>
@@ -1925,10 +1927,10 @@
           <w:tcPr>
             <w:tcW w:w="2350" w:type="dxa"/>
             <w:tcBorders>
-              <w:top w:val="single" w:color="D9D9D9" w:themeColor="background1" w:themeShade="D9" w:sz="2" w:space="0"/>
-              <w:left w:val="single" w:color="D9D9D9" w:themeColor="background1" w:themeShade="D9" w:sz="2" w:space="0"/>
-              <w:bottom w:val="single" w:color="D9D9D9" w:themeColor="background1" w:themeShade="D9" w:sz="2" w:space="0"/>
-              <w:right w:val="single" w:color="D9D9D9" w:themeColor="background1" w:themeShade="D9" w:sz="2" w:space="0"/>
+              <w:top w:val="single" w:sz="2" w:space="0" w:color="D9D9D9" w:themeColor="background1" w:themeShade="D9"/>
+              <w:left w:val="single" w:sz="2" w:space="0" w:color="D9D9D9" w:themeColor="background1" w:themeShade="D9"/>
+              <w:bottom w:val="single" w:sz="2" w:space="0" w:color="D9D9D9" w:themeColor="background1" w:themeShade="D9"/>
+              <w:right w:val="single" w:sz="2" w:space="0" w:color="D9D9D9" w:themeColor="background1" w:themeShade="D9"/>
             </w:tcBorders>
             <w:shd w:val="clear" w:color="auto" w:fill="FFFFFF" w:themeFill="background1"/>
             <w:tcMar>
@@ -1947,7 +1949,7 @@
                 <w:szCs w:val="15"/>
               </w:rPr>
             </w:pPr>
-            <w:commentRangeStart w:id="2052789280"/>
+            <w:commentRangeStart w:id="1"/>
             <w:r>
               <w:rPr>
                 <w:sz w:val="15"/>
@@ -1955,12 +1957,14 @@
               </w:rPr>
               <w:t>Is the value for the same future date changing across versions?</w:t>
             </w:r>
-            <w:commentRangeEnd w:id="2052789280"/>
+            <w:commentRangeEnd w:id="1"/>
             <w:r>
               <w:rPr>
                 <w:rStyle w:val="CommentReference"/>
-              </w:rPr>
-              <w:commentReference w:id="2052789280"/>
+                <w:sz w:val="15"/>
+                <w:szCs w:val="15"/>
+              </w:rPr>
+              <w:commentReference w:id="1"/>
             </w:r>
           </w:p>
         </w:tc>
@@ -1968,10 +1972,10 @@
           <w:tcPr>
             <w:tcW w:w="2800" w:type="dxa"/>
             <w:tcBorders>
-              <w:top w:val="single" w:color="D9D9D9" w:themeColor="background1" w:themeShade="D9" w:sz="2" w:space="0"/>
-              <w:left w:val="single" w:color="D9D9D9" w:themeColor="background1" w:themeShade="D9" w:sz="2" w:space="0"/>
-              <w:bottom w:val="single" w:color="D9D9D9" w:themeColor="background1" w:themeShade="D9" w:sz="2" w:space="0"/>
-              <w:right w:val="single" w:color="D9D9D9" w:themeColor="background1" w:themeShade="D9" w:sz="2" w:space="0"/>
+              <w:top w:val="single" w:sz="2" w:space="0" w:color="D9D9D9" w:themeColor="background1" w:themeShade="D9"/>
+              <w:left w:val="single" w:sz="2" w:space="0" w:color="D9D9D9" w:themeColor="background1" w:themeShade="D9"/>
+              <w:bottom w:val="single" w:sz="2" w:space="0" w:color="D9D9D9" w:themeColor="background1" w:themeShade="D9"/>
+              <w:right w:val="single" w:sz="2" w:space="0" w:color="D9D9D9" w:themeColor="background1" w:themeShade="D9"/>
             </w:tcBorders>
             <w:shd w:val="clear" w:color="auto" w:fill="FFFFFF" w:themeFill="background1"/>
             <w:tcMar>
@@ -1997,10 +2001,10 @@
           <w:tcPr>
             <w:tcW w:w="3640" w:type="dxa"/>
             <w:tcBorders>
-              <w:top w:val="single" w:color="D9D9D9" w:themeColor="background1" w:themeShade="D9" w:sz="2" w:space="0"/>
-              <w:left w:val="single" w:color="D9D9D9" w:themeColor="background1" w:themeShade="D9" w:sz="2" w:space="0"/>
-              <w:bottom w:val="single" w:color="D9D9D9" w:themeColor="background1" w:themeShade="D9" w:sz="2" w:space="0"/>
-              <w:right w:val="single" w:color="D9D9D9" w:themeColor="background1" w:themeShade="D9" w:sz="2" w:space="0"/>
+              <w:top w:val="single" w:sz="2" w:space="0" w:color="D9D9D9" w:themeColor="background1" w:themeShade="D9"/>
+              <w:left w:val="single" w:sz="2" w:space="0" w:color="D9D9D9" w:themeColor="background1" w:themeShade="D9"/>
+              <w:bottom w:val="single" w:sz="2" w:space="0" w:color="D9D9D9" w:themeColor="background1" w:themeShade="D9"/>
+              <w:right w:val="single" w:sz="2" w:space="0" w:color="D9D9D9" w:themeColor="background1" w:themeShade="D9"/>
             </w:tcBorders>
             <w:shd w:val="clear" w:color="auto" w:fill="FFFFFF" w:themeFill="background1"/>
             <w:tcMar>
@@ -2031,10 +2035,10 @@
           <w:tcPr>
             <w:tcW w:w="1450" w:type="dxa"/>
             <w:tcBorders>
-              <w:top w:val="single" w:color="D9D9D9" w:themeColor="background1" w:themeShade="D9" w:sz="2" w:space="0"/>
-              <w:left w:val="single" w:color="D9D9D9" w:themeColor="background1" w:themeShade="D9" w:sz="2" w:space="0"/>
-              <w:bottom w:val="single" w:color="D9D9D9" w:themeColor="background1" w:themeShade="D9" w:sz="2" w:space="0"/>
-              <w:right w:val="single" w:color="D9D9D9" w:themeColor="background1" w:themeShade="D9" w:sz="2" w:space="0"/>
+              <w:top w:val="single" w:sz="2" w:space="0" w:color="D9D9D9" w:themeColor="background1" w:themeShade="D9"/>
+              <w:left w:val="single" w:sz="2" w:space="0" w:color="D9D9D9" w:themeColor="background1" w:themeShade="D9"/>
+              <w:bottom w:val="single" w:sz="2" w:space="0" w:color="D9D9D9" w:themeColor="background1" w:themeShade="D9"/>
+              <w:right w:val="single" w:sz="2" w:space="0" w:color="D9D9D9" w:themeColor="background1" w:themeShade="D9"/>
             </w:tcBorders>
             <w:shd w:val="clear" w:color="auto" w:fill="F5F8FB"/>
             <w:tcMar>
@@ -2060,10 +2064,10 @@
           <w:tcPr>
             <w:tcW w:w="2350" w:type="dxa"/>
             <w:tcBorders>
-              <w:top w:val="single" w:color="D9D9D9" w:themeColor="background1" w:themeShade="D9" w:sz="2" w:space="0"/>
-              <w:left w:val="single" w:color="D9D9D9" w:themeColor="background1" w:themeShade="D9" w:sz="2" w:space="0"/>
-              <w:bottom w:val="single" w:color="D9D9D9" w:themeColor="background1" w:themeShade="D9" w:sz="2" w:space="0"/>
-              <w:right w:val="single" w:color="D9D9D9" w:themeColor="background1" w:themeShade="D9" w:sz="2" w:space="0"/>
+              <w:top w:val="single" w:sz="2" w:space="0" w:color="D9D9D9" w:themeColor="background1" w:themeShade="D9"/>
+              <w:left w:val="single" w:sz="2" w:space="0" w:color="D9D9D9" w:themeColor="background1" w:themeShade="D9"/>
+              <w:bottom w:val="single" w:sz="2" w:space="0" w:color="D9D9D9" w:themeColor="background1" w:themeShade="D9"/>
+              <w:right w:val="single" w:sz="2" w:space="0" w:color="D9D9D9" w:themeColor="background1" w:themeShade="D9"/>
             </w:tcBorders>
             <w:shd w:val="clear" w:color="auto" w:fill="F5F8FB"/>
             <w:tcMar>
@@ -2082,7 +2086,7 @@
                 <w:szCs w:val="15"/>
               </w:rPr>
             </w:pPr>
-            <w:commentRangeStart w:id="1413160045"/>
+            <w:commentRangeStart w:id="2"/>
             <w:r>
               <w:rPr>
                 <w:sz w:val="15"/>
@@ -2090,12 +2094,14 @@
               </w:rPr>
               <w:t>Is the forecast becoming unstable or noisy?</w:t>
             </w:r>
-            <w:commentRangeEnd w:id="1413160045"/>
+            <w:commentRangeEnd w:id="2"/>
             <w:r>
               <w:rPr>
                 <w:rStyle w:val="CommentReference"/>
-              </w:rPr>
-              <w:commentReference w:id="1413160045"/>
+                <w:sz w:val="15"/>
+                <w:szCs w:val="15"/>
+              </w:rPr>
+              <w:commentReference w:id="2"/>
             </w:r>
           </w:p>
         </w:tc>
@@ -2103,10 +2109,10 @@
           <w:tcPr>
             <w:tcW w:w="2800" w:type="dxa"/>
             <w:tcBorders>
-              <w:top w:val="single" w:color="D9D9D9" w:themeColor="background1" w:themeShade="D9" w:sz="2" w:space="0"/>
-              <w:left w:val="single" w:color="D9D9D9" w:themeColor="background1" w:themeShade="D9" w:sz="2" w:space="0"/>
-              <w:bottom w:val="single" w:color="D9D9D9" w:themeColor="background1" w:themeShade="D9" w:sz="2" w:space="0"/>
-              <w:right w:val="single" w:color="D9D9D9" w:themeColor="background1" w:themeShade="D9" w:sz="2" w:space="0"/>
+              <w:top w:val="single" w:sz="2" w:space="0" w:color="D9D9D9" w:themeColor="background1" w:themeShade="D9"/>
+              <w:left w:val="single" w:sz="2" w:space="0" w:color="D9D9D9" w:themeColor="background1" w:themeShade="D9"/>
+              <w:bottom w:val="single" w:sz="2" w:space="0" w:color="D9D9D9" w:themeColor="background1" w:themeShade="D9"/>
+              <w:right w:val="single" w:sz="2" w:space="0" w:color="D9D9D9" w:themeColor="background1" w:themeShade="D9"/>
             </w:tcBorders>
             <w:shd w:val="clear" w:color="auto" w:fill="F5F8FB"/>
             <w:tcMar>
@@ -2132,10 +2138,10 @@
           <w:tcPr>
             <w:tcW w:w="3640" w:type="dxa"/>
             <w:tcBorders>
-              <w:top w:val="single" w:color="D9D9D9" w:themeColor="background1" w:themeShade="D9" w:sz="2" w:space="0"/>
-              <w:left w:val="single" w:color="D9D9D9" w:themeColor="background1" w:themeShade="D9" w:sz="2" w:space="0"/>
-              <w:bottom w:val="single" w:color="D9D9D9" w:themeColor="background1" w:themeShade="D9" w:sz="2" w:space="0"/>
-              <w:right w:val="single" w:color="D9D9D9" w:themeColor="background1" w:themeShade="D9" w:sz="2" w:space="0"/>
+              <w:top w:val="single" w:sz="2" w:space="0" w:color="D9D9D9" w:themeColor="background1" w:themeShade="D9"/>
+              <w:left w:val="single" w:sz="2" w:space="0" w:color="D9D9D9" w:themeColor="background1" w:themeShade="D9"/>
+              <w:bottom w:val="single" w:sz="2" w:space="0" w:color="D9D9D9" w:themeColor="background1" w:themeShade="D9"/>
+              <w:right w:val="single" w:sz="2" w:space="0" w:color="D9D9D9" w:themeColor="background1" w:themeShade="D9"/>
             </w:tcBorders>
             <w:shd w:val="clear" w:color="auto" w:fill="F5F8FB"/>
             <w:tcMar>
@@ -2168,20 +2174,21 @@
         </w:rPr>
       </w:pPr>
       <w:r>
-        <w:rPr/>
         <w:t>8.</w:t>
       </w:r>
-      <w:commentRangeStart w:id="663959437"/>
+      <w:commentRangeStart w:id="3"/>
       <w:r>
-        <w:rPr/>
         <w:t xml:space="preserve"> Forecast Drift Engine &amp; Score</w:t>
       </w:r>
-      <w:commentRangeEnd w:id="663959437"/>
+      <w:commentRangeEnd w:id="3"/>
       <w:r>
         <w:rPr>
           <w:rStyle w:val="CommentReference"/>
+          <w:color w:val="1F3864"/>
+          <w:sz w:val="21"/>
+          <w:szCs w:val="21"/>
         </w:rPr>
-        <w:commentReference w:id="663959437"/>
+        <w:commentReference w:id="3"/>
       </w:r>
     </w:p>
     <w:p>
@@ -2196,12 +2203,12 @@
       <w:tblPr>
         <w:tblW w:w="10240" w:type="dxa"/>
         <w:tblBorders>
-          <w:top w:val="single" w:color="auto" w:sz="4" w:space="0"/>
-          <w:left w:val="single" w:color="auto" w:sz="4" w:space="0"/>
-          <w:bottom w:val="single" w:color="auto" w:sz="4" w:space="0"/>
-          <w:right w:val="single" w:color="auto" w:sz="4" w:space="0"/>
-          <w:insideH w:val="single" w:color="auto" w:sz="4" w:space="0"/>
-          <w:insideV w:val="single" w:color="auto" w:sz="4" w:space="0"/>
+          <w:top w:val="single" w:sz="4" w:space="0" w:color="auto"/>
+          <w:left w:val="single" w:sz="4" w:space="0" w:color="auto"/>
+          <w:bottom w:val="single" w:sz="4" w:space="0" w:color="auto"/>
+          <w:right w:val="single" w:sz="4" w:space="0" w:color="auto"/>
+          <w:insideH w:val="single" w:sz="4" w:space="0" w:color="auto"/>
+          <w:insideV w:val="single" w:sz="4" w:space="0" w:color="auto"/>
         </w:tblBorders>
         <w:tblCellMar>
           <w:left w:w="10" w:type="dxa"/>
@@ -2220,10 +2227,10 @@
           <w:tcPr>
             <w:tcW w:w="10240" w:type="dxa"/>
             <w:tcBorders>
-              <w:top w:val="single" w:color="2E75B6" w:sz="4" w:space="0"/>
-              <w:left w:val="single" w:color="2E75B6" w:sz="4" w:space="0"/>
-              <w:bottom w:val="single" w:color="2E75B6" w:sz="4" w:space="0"/>
-              <w:right w:val="single" w:color="2E75B6" w:sz="4" w:space="0"/>
+              <w:top w:val="single" w:sz="4" w:space="0" w:color="2E75B6"/>
+              <w:left w:val="single" w:sz="4" w:space="0" w:color="2E75B6"/>
+              <w:bottom w:val="single" w:sz="4" w:space="0" w:color="2E75B6"/>
+              <w:right w:val="single" w:sz="4" w:space="0" w:color="2E75B6"/>
             </w:tcBorders>
             <w:shd w:val="clear" w:color="auto" w:fill="EAF1F8"/>
             <w:tcMar>
@@ -2237,7 +2244,7 @@
           <w:p>
             <w:r>
               <w:rPr>
-                <w:rFonts w:ascii="Consolas" w:hAnsi="Consolas" w:eastAsia="Consolas" w:cs="Consolas"/>
+                <w:rFonts w:ascii="Consolas" w:eastAsia="Consolas" w:hAnsi="Consolas" w:cs="Consolas"/>
               </w:rPr>
               <w:t>Performance -&gt; Shape -&gt; Stability -&gt; Volatility -&gt; Normalization -&gt; Weighted Score -&gt; Forecast Drift Score -&gt; Severity -&gt; Alert</w:t>
             </w:r>
@@ -2254,12 +2261,12 @@
       <w:tblPr>
         <w:tblW w:w="10240" w:type="dxa"/>
         <w:tblBorders>
-          <w:top w:val="single" w:color="auto" w:sz="4" w:space="0"/>
-          <w:left w:val="single" w:color="auto" w:sz="4" w:space="0"/>
-          <w:bottom w:val="single" w:color="auto" w:sz="4" w:space="0"/>
-          <w:right w:val="single" w:color="auto" w:sz="4" w:space="0"/>
-          <w:insideH w:val="single" w:color="auto" w:sz="4" w:space="0"/>
-          <w:insideV w:val="single" w:color="auto" w:sz="4" w:space="0"/>
+          <w:top w:val="single" w:sz="4" w:space="0" w:color="auto"/>
+          <w:left w:val="single" w:sz="4" w:space="0" w:color="auto"/>
+          <w:bottom w:val="single" w:sz="4" w:space="0" w:color="auto"/>
+          <w:right w:val="single" w:sz="4" w:space="0" w:color="auto"/>
+          <w:insideH w:val="single" w:sz="4" w:space="0" w:color="auto"/>
+          <w:insideV w:val="single" w:sz="4" w:space="0" w:color="auto"/>
         </w:tblBorders>
         <w:tblCellMar>
           <w:left w:w="10" w:type="dxa"/>
@@ -2280,10 +2287,10 @@
           <w:tcPr>
             <w:tcW w:w="7840" w:type="dxa"/>
             <w:tcBorders>
-              <w:top w:val="single" w:color="D9D9D9" w:sz="2" w:space="0"/>
-              <w:left w:val="single" w:color="D9D9D9" w:sz="2" w:space="0"/>
-              <w:bottom w:val="single" w:color="D9D9D9" w:sz="2" w:space="0"/>
-              <w:right w:val="single" w:color="D9D9D9" w:sz="2" w:space="0"/>
+              <w:top w:val="single" w:sz="2" w:space="0" w:color="D9D9D9"/>
+              <w:left w:val="single" w:sz="2" w:space="0" w:color="D9D9D9"/>
+              <w:bottom w:val="single" w:sz="2" w:space="0" w:color="D9D9D9"/>
+              <w:right w:val="single" w:sz="2" w:space="0" w:color="D9D9D9"/>
             </w:tcBorders>
             <w:shd w:val="clear" w:color="auto" w:fill="1F3864"/>
             <w:tcMar>
@@ -2312,10 +2319,10 @@
           <w:tcPr>
             <w:tcW w:w="2400" w:type="dxa"/>
             <w:tcBorders>
-              <w:top w:val="single" w:color="D9D9D9" w:sz="2" w:space="0"/>
-              <w:left w:val="single" w:color="D9D9D9" w:sz="2" w:space="0"/>
-              <w:bottom w:val="single" w:color="D9D9D9" w:sz="2" w:space="0"/>
-              <w:right w:val="single" w:color="D9D9D9" w:sz="2" w:space="0"/>
+              <w:top w:val="single" w:sz="2" w:space="0" w:color="D9D9D9"/>
+              <w:left w:val="single" w:sz="2" w:space="0" w:color="D9D9D9"/>
+              <w:bottom w:val="single" w:sz="2" w:space="0" w:color="D9D9D9"/>
+              <w:right w:val="single" w:sz="2" w:space="0" w:color="D9D9D9"/>
             </w:tcBorders>
             <w:shd w:val="clear" w:color="auto" w:fill="1F3864"/>
             <w:tcMar>
@@ -2349,10 +2356,10 @@
           <w:tcPr>
             <w:tcW w:w="7840" w:type="dxa"/>
             <w:tcBorders>
-              <w:top w:val="single" w:color="D9D9D9" w:sz="2" w:space="0"/>
-              <w:left w:val="single" w:color="D9D9D9" w:sz="2" w:space="0"/>
-              <w:bottom w:val="single" w:color="D9D9D9" w:sz="2" w:space="0"/>
-              <w:right w:val="single" w:color="D9D9D9" w:sz="2" w:space="0"/>
+              <w:top w:val="single" w:sz="2" w:space="0" w:color="D9D9D9"/>
+              <w:left w:val="single" w:sz="2" w:space="0" w:color="D9D9D9"/>
+              <w:bottom w:val="single" w:sz="2" w:space="0" w:color="D9D9D9"/>
+              <w:right w:val="single" w:sz="2" w:space="0" w:color="D9D9D9"/>
             </w:tcBorders>
             <w:shd w:val="clear" w:color="auto" w:fill="FFFFFF"/>
             <w:tcMar>
@@ -2378,10 +2385,10 @@
           <w:tcPr>
             <w:tcW w:w="2400" w:type="dxa"/>
             <w:tcBorders>
-              <w:top w:val="single" w:color="D9D9D9" w:sz="2" w:space="0"/>
-              <w:left w:val="single" w:color="D9D9D9" w:sz="2" w:space="0"/>
-              <w:bottom w:val="single" w:color="D9D9D9" w:sz="2" w:space="0"/>
-              <w:right w:val="single" w:color="D9D9D9" w:sz="2" w:space="0"/>
+              <w:top w:val="single" w:sz="2" w:space="0" w:color="D9D9D9"/>
+              <w:left w:val="single" w:sz="2" w:space="0" w:color="D9D9D9"/>
+              <w:bottom w:val="single" w:sz="2" w:space="0" w:color="D9D9D9"/>
+              <w:right w:val="single" w:sz="2" w:space="0" w:color="D9D9D9"/>
             </w:tcBorders>
             <w:shd w:val="clear" w:color="auto" w:fill="FFFFFF"/>
             <w:tcMar>
@@ -2412,10 +2419,10 @@
           <w:tcPr>
             <w:tcW w:w="7840" w:type="dxa"/>
             <w:tcBorders>
-              <w:top w:val="single" w:color="D9D9D9" w:sz="2" w:space="0"/>
-              <w:left w:val="single" w:color="D9D9D9" w:sz="2" w:space="0"/>
-              <w:bottom w:val="single" w:color="D9D9D9" w:sz="2" w:space="0"/>
-              <w:right w:val="single" w:color="D9D9D9" w:sz="2" w:space="0"/>
+              <w:top w:val="single" w:sz="2" w:space="0" w:color="D9D9D9"/>
+              <w:left w:val="single" w:sz="2" w:space="0" w:color="D9D9D9"/>
+              <w:bottom w:val="single" w:sz="2" w:space="0" w:color="D9D9D9"/>
+              <w:right w:val="single" w:sz="2" w:space="0" w:color="D9D9D9"/>
             </w:tcBorders>
             <w:shd w:val="clear" w:color="auto" w:fill="F5F8FB"/>
             <w:tcMar>
@@ -2441,10 +2448,10 @@
           <w:tcPr>
             <w:tcW w:w="2400" w:type="dxa"/>
             <w:tcBorders>
-              <w:top w:val="single" w:color="D9D9D9" w:sz="2" w:space="0"/>
-              <w:left w:val="single" w:color="D9D9D9" w:sz="2" w:space="0"/>
-              <w:bottom w:val="single" w:color="D9D9D9" w:sz="2" w:space="0"/>
-              <w:right w:val="single" w:color="D9D9D9" w:sz="2" w:space="0"/>
+              <w:top w:val="single" w:sz="2" w:space="0" w:color="D9D9D9"/>
+              <w:left w:val="single" w:sz="2" w:space="0" w:color="D9D9D9"/>
+              <w:bottom w:val="single" w:sz="2" w:space="0" w:color="D9D9D9"/>
+              <w:right w:val="single" w:sz="2" w:space="0" w:color="D9D9D9"/>
             </w:tcBorders>
             <w:shd w:val="clear" w:color="auto" w:fill="F5F8FB"/>
             <w:tcMar>
@@ -2475,10 +2482,10 @@
           <w:tcPr>
             <w:tcW w:w="7840" w:type="dxa"/>
             <w:tcBorders>
-              <w:top w:val="single" w:color="D9D9D9" w:sz="2" w:space="0"/>
-              <w:left w:val="single" w:color="D9D9D9" w:sz="2" w:space="0"/>
-              <w:bottom w:val="single" w:color="D9D9D9" w:sz="2" w:space="0"/>
-              <w:right w:val="single" w:color="D9D9D9" w:sz="2" w:space="0"/>
+              <w:top w:val="single" w:sz="2" w:space="0" w:color="D9D9D9"/>
+              <w:left w:val="single" w:sz="2" w:space="0" w:color="D9D9D9"/>
+              <w:bottom w:val="single" w:sz="2" w:space="0" w:color="D9D9D9"/>
+              <w:right w:val="single" w:sz="2" w:space="0" w:color="D9D9D9"/>
             </w:tcBorders>
             <w:shd w:val="clear" w:color="auto" w:fill="FFFFFF"/>
             <w:tcMar>
@@ -2504,10 +2511,10 @@
           <w:tcPr>
             <w:tcW w:w="2400" w:type="dxa"/>
             <w:tcBorders>
-              <w:top w:val="single" w:color="D9D9D9" w:sz="2" w:space="0"/>
-              <w:left w:val="single" w:color="D9D9D9" w:sz="2" w:space="0"/>
-              <w:bottom w:val="single" w:color="D9D9D9" w:sz="2" w:space="0"/>
-              <w:right w:val="single" w:color="D9D9D9" w:sz="2" w:space="0"/>
+              <w:top w:val="single" w:sz="2" w:space="0" w:color="D9D9D9"/>
+              <w:left w:val="single" w:sz="2" w:space="0" w:color="D9D9D9"/>
+              <w:bottom w:val="single" w:sz="2" w:space="0" w:color="D9D9D9"/>
+              <w:right w:val="single" w:sz="2" w:space="0" w:color="D9D9D9"/>
             </w:tcBorders>
             <w:shd w:val="clear" w:color="auto" w:fill="FFFFFF"/>
             <w:tcMar>
@@ -2538,10 +2545,10 @@
           <w:tcPr>
             <w:tcW w:w="7840" w:type="dxa"/>
             <w:tcBorders>
-              <w:top w:val="single" w:color="D9D9D9" w:sz="2" w:space="0"/>
-              <w:left w:val="single" w:color="D9D9D9" w:sz="2" w:space="0"/>
-              <w:bottom w:val="single" w:color="D9D9D9" w:sz="2" w:space="0"/>
-              <w:right w:val="single" w:color="D9D9D9" w:sz="2" w:space="0"/>
+              <w:top w:val="single" w:sz="2" w:space="0" w:color="D9D9D9"/>
+              <w:left w:val="single" w:sz="2" w:space="0" w:color="D9D9D9"/>
+              <w:bottom w:val="single" w:sz="2" w:space="0" w:color="D9D9D9"/>
+              <w:right w:val="single" w:sz="2" w:space="0" w:color="D9D9D9"/>
             </w:tcBorders>
             <w:shd w:val="clear" w:color="auto" w:fill="F5F8FB"/>
             <w:tcMar>
@@ -2567,10 +2574,10 @@
           <w:tcPr>
             <w:tcW w:w="2400" w:type="dxa"/>
             <w:tcBorders>
-              <w:top w:val="single" w:color="D9D9D9" w:sz="2" w:space="0"/>
-              <w:left w:val="single" w:color="D9D9D9" w:sz="2" w:space="0"/>
-              <w:bottom w:val="single" w:color="D9D9D9" w:sz="2" w:space="0"/>
-              <w:right w:val="single" w:color="D9D9D9" w:sz="2" w:space="0"/>
+              <w:top w:val="single" w:sz="2" w:space="0" w:color="D9D9D9"/>
+              <w:left w:val="single" w:sz="2" w:space="0" w:color="D9D9D9"/>
+              <w:bottom w:val="single" w:sz="2" w:space="0" w:color="D9D9D9"/>
+              <w:right w:val="single" w:sz="2" w:space="0" w:color="D9D9D9"/>
             </w:tcBorders>
             <w:shd w:val="clear" w:color="auto" w:fill="F5F8FB"/>
             <w:tcMar>
@@ -2603,12 +2610,12 @@
       <w:tblPr>
         <w:tblW w:w="10240" w:type="dxa"/>
         <w:tblBorders>
-          <w:top w:val="single" w:color="auto" w:sz="4" w:space="0"/>
-          <w:left w:val="single" w:color="auto" w:sz="4" w:space="0"/>
-          <w:bottom w:val="single" w:color="auto" w:sz="4" w:space="0"/>
-          <w:right w:val="single" w:color="auto" w:sz="4" w:space="0"/>
-          <w:insideH w:val="single" w:color="auto" w:sz="4" w:space="0"/>
-          <w:insideV w:val="single" w:color="auto" w:sz="4" w:space="0"/>
+          <w:top w:val="single" w:sz="4" w:space="0" w:color="auto"/>
+          <w:left w:val="single" w:sz="4" w:space="0" w:color="auto"/>
+          <w:bottom w:val="single" w:sz="4" w:space="0" w:color="auto"/>
+          <w:right w:val="single" w:sz="4" w:space="0" w:color="auto"/>
+          <w:insideH w:val="single" w:sz="4" w:space="0" w:color="auto"/>
+          <w:insideV w:val="single" w:sz="4" w:space="0" w:color="auto"/>
         </w:tblBorders>
         <w:tblCellMar>
           <w:left w:w="10" w:type="dxa"/>
@@ -2629,10 +2636,10 @@
           <w:tcPr>
             <w:tcW w:w="5120" w:type="dxa"/>
             <w:tcBorders>
-              <w:top w:val="single" w:color="D9D9D9" w:sz="2" w:space="0"/>
-              <w:left w:val="single" w:color="D9D9D9" w:sz="2" w:space="0"/>
-              <w:bottom w:val="single" w:color="D9D9D9" w:sz="2" w:space="0"/>
-              <w:right w:val="single" w:color="D9D9D9" w:sz="2" w:space="0"/>
+              <w:top w:val="single" w:sz="2" w:space="0" w:color="D9D9D9"/>
+              <w:left w:val="single" w:sz="2" w:space="0" w:color="D9D9D9"/>
+              <w:bottom w:val="single" w:sz="2" w:space="0" w:color="D9D9D9"/>
+              <w:right w:val="single" w:sz="2" w:space="0" w:color="D9D9D9"/>
             </w:tcBorders>
             <w:shd w:val="clear" w:color="auto" w:fill="1F3864"/>
             <w:tcMar>
@@ -2661,10 +2668,10 @@
           <w:tcPr>
             <w:tcW w:w="5120" w:type="dxa"/>
             <w:tcBorders>
-              <w:top w:val="single" w:color="D9D9D9" w:sz="2" w:space="0"/>
-              <w:left w:val="single" w:color="D9D9D9" w:sz="2" w:space="0"/>
-              <w:bottom w:val="single" w:color="D9D9D9" w:sz="2" w:space="0"/>
-              <w:right w:val="single" w:color="D9D9D9" w:sz="2" w:space="0"/>
+              <w:top w:val="single" w:sz="2" w:space="0" w:color="D9D9D9"/>
+              <w:left w:val="single" w:sz="2" w:space="0" w:color="D9D9D9"/>
+              <w:bottom w:val="single" w:sz="2" w:space="0" w:color="D9D9D9"/>
+              <w:right w:val="single" w:sz="2" w:space="0" w:color="D9D9D9"/>
             </w:tcBorders>
             <w:shd w:val="clear" w:color="auto" w:fill="1F3864"/>
             <w:tcMar>
@@ -2698,10 +2705,10 @@
           <w:tcPr>
             <w:tcW w:w="5120" w:type="dxa"/>
             <w:tcBorders>
-              <w:top w:val="single" w:color="D9D9D9" w:sz="2" w:space="0"/>
-              <w:left w:val="single" w:color="D9D9D9" w:sz="2" w:space="0"/>
-              <w:bottom w:val="single" w:color="D9D9D9" w:sz="2" w:space="0"/>
-              <w:right w:val="single" w:color="D9D9D9" w:sz="2" w:space="0"/>
+              <w:top w:val="single" w:sz="2" w:space="0" w:color="D9D9D9"/>
+              <w:left w:val="single" w:sz="2" w:space="0" w:color="D9D9D9"/>
+              <w:bottom w:val="single" w:sz="2" w:space="0" w:color="D9D9D9"/>
+              <w:right w:val="single" w:sz="2" w:space="0" w:color="D9D9D9"/>
             </w:tcBorders>
             <w:shd w:val="clear" w:color="auto" w:fill="FFFFFF"/>
             <w:tcMar>
@@ -2727,10 +2734,10 @@
           <w:tcPr>
             <w:tcW w:w="5120" w:type="dxa"/>
             <w:tcBorders>
-              <w:top w:val="single" w:color="D9D9D9" w:sz="2" w:space="0"/>
-              <w:left w:val="single" w:color="D9D9D9" w:sz="2" w:space="0"/>
-              <w:bottom w:val="single" w:color="D9D9D9" w:sz="2" w:space="0"/>
-              <w:right w:val="single" w:color="D9D9D9" w:sz="2" w:space="0"/>
+              <w:top w:val="single" w:sz="2" w:space="0" w:color="D9D9D9"/>
+              <w:left w:val="single" w:sz="2" w:space="0" w:color="D9D9D9"/>
+              <w:bottom w:val="single" w:sz="2" w:space="0" w:color="D9D9D9"/>
+              <w:right w:val="single" w:sz="2" w:space="0" w:color="D9D9D9"/>
             </w:tcBorders>
             <w:shd w:val="clear" w:color="auto" w:fill="FFFFFF"/>
             <w:tcMar>
@@ -2761,10 +2768,10 @@
           <w:tcPr>
             <w:tcW w:w="5120" w:type="dxa"/>
             <w:tcBorders>
-              <w:top w:val="single" w:color="D9D9D9" w:sz="2" w:space="0"/>
-              <w:left w:val="single" w:color="D9D9D9" w:sz="2" w:space="0"/>
-              <w:bottom w:val="single" w:color="D9D9D9" w:sz="2" w:space="0"/>
-              <w:right w:val="single" w:color="D9D9D9" w:sz="2" w:space="0"/>
+              <w:top w:val="single" w:sz="2" w:space="0" w:color="D9D9D9"/>
+              <w:left w:val="single" w:sz="2" w:space="0" w:color="D9D9D9"/>
+              <w:bottom w:val="single" w:sz="2" w:space="0" w:color="D9D9D9"/>
+              <w:right w:val="single" w:sz="2" w:space="0" w:color="D9D9D9"/>
             </w:tcBorders>
             <w:shd w:val="clear" w:color="auto" w:fill="F5F8FB"/>
             <w:tcMar>
@@ -2790,10 +2797,10 @@
           <w:tcPr>
             <w:tcW w:w="5120" w:type="dxa"/>
             <w:tcBorders>
-              <w:top w:val="single" w:color="D9D9D9" w:sz="2" w:space="0"/>
-              <w:left w:val="single" w:color="D9D9D9" w:sz="2" w:space="0"/>
-              <w:bottom w:val="single" w:color="D9D9D9" w:sz="2" w:space="0"/>
-              <w:right w:val="single" w:color="D9D9D9" w:sz="2" w:space="0"/>
+              <w:top w:val="single" w:sz="2" w:space="0" w:color="D9D9D9"/>
+              <w:left w:val="single" w:sz="2" w:space="0" w:color="D9D9D9"/>
+              <w:bottom w:val="single" w:sz="2" w:space="0" w:color="D9D9D9"/>
+              <w:right w:val="single" w:sz="2" w:space="0" w:color="D9D9D9"/>
             </w:tcBorders>
             <w:shd w:val="clear" w:color="auto" w:fill="F5F8FB"/>
             <w:tcMar>
@@ -2824,10 +2831,10 @@
           <w:tcPr>
             <w:tcW w:w="5120" w:type="dxa"/>
             <w:tcBorders>
-              <w:top w:val="single" w:color="D9D9D9" w:sz="2" w:space="0"/>
-              <w:left w:val="single" w:color="D9D9D9" w:sz="2" w:space="0"/>
-              <w:bottom w:val="single" w:color="D9D9D9" w:sz="2" w:space="0"/>
-              <w:right w:val="single" w:color="D9D9D9" w:sz="2" w:space="0"/>
+              <w:top w:val="single" w:sz="2" w:space="0" w:color="D9D9D9"/>
+              <w:left w:val="single" w:sz="2" w:space="0" w:color="D9D9D9"/>
+              <w:bottom w:val="single" w:sz="2" w:space="0" w:color="D9D9D9"/>
+              <w:right w:val="single" w:sz="2" w:space="0" w:color="D9D9D9"/>
             </w:tcBorders>
             <w:shd w:val="clear" w:color="auto" w:fill="FFFFFF"/>
             <w:tcMar>
@@ -2853,10 +2860,10 @@
           <w:tcPr>
             <w:tcW w:w="5120" w:type="dxa"/>
             <w:tcBorders>
-              <w:top w:val="single" w:color="D9D9D9" w:sz="2" w:space="0"/>
-              <w:left w:val="single" w:color="D9D9D9" w:sz="2" w:space="0"/>
-              <w:bottom w:val="single" w:color="D9D9D9" w:sz="2" w:space="0"/>
-              <w:right w:val="single" w:color="D9D9D9" w:sz="2" w:space="0"/>
+              <w:top w:val="single" w:sz="2" w:space="0" w:color="D9D9D9"/>
+              <w:left w:val="single" w:sz="2" w:space="0" w:color="D9D9D9"/>
+              <w:bottom w:val="single" w:sz="2" w:space="0" w:color="D9D9D9"/>
+              <w:right w:val="single" w:sz="2" w:space="0" w:color="D9D9D9"/>
             </w:tcBorders>
             <w:shd w:val="clear" w:color="auto" w:fill="FFFFFF"/>
             <w:tcMar>
@@ -2887,10 +2894,10 @@
           <w:tcPr>
             <w:tcW w:w="5120" w:type="dxa"/>
             <w:tcBorders>
-              <w:top w:val="single" w:color="D9D9D9" w:sz="2" w:space="0"/>
-              <w:left w:val="single" w:color="D9D9D9" w:sz="2" w:space="0"/>
-              <w:bottom w:val="single" w:color="D9D9D9" w:sz="2" w:space="0"/>
-              <w:right w:val="single" w:color="D9D9D9" w:sz="2" w:space="0"/>
+              <w:top w:val="single" w:sz="2" w:space="0" w:color="D9D9D9"/>
+              <w:left w:val="single" w:sz="2" w:space="0" w:color="D9D9D9"/>
+              <w:bottom w:val="single" w:sz="2" w:space="0" w:color="D9D9D9"/>
+              <w:right w:val="single" w:sz="2" w:space="0" w:color="D9D9D9"/>
             </w:tcBorders>
             <w:shd w:val="clear" w:color="auto" w:fill="F5F8FB"/>
             <w:tcMar>
@@ -2916,10 +2923,10 @@
           <w:tcPr>
             <w:tcW w:w="5120" w:type="dxa"/>
             <w:tcBorders>
-              <w:top w:val="single" w:color="D9D9D9" w:sz="2" w:space="0"/>
-              <w:left w:val="single" w:color="D9D9D9" w:sz="2" w:space="0"/>
-              <w:bottom w:val="single" w:color="D9D9D9" w:sz="2" w:space="0"/>
-              <w:right w:val="single" w:color="D9D9D9" w:sz="2" w:space="0"/>
+              <w:top w:val="single" w:sz="2" w:space="0" w:color="D9D9D9"/>
+              <w:left w:val="single" w:sz="2" w:space="0" w:color="D9D9D9"/>
+              <w:bottom w:val="single" w:sz="2" w:space="0" w:color="D9D9D9"/>
+              <w:right w:val="single" w:sz="2" w:space="0" w:color="D9D9D9"/>
             </w:tcBorders>
             <w:shd w:val="clear" w:color="auto" w:fill="F5F8FB"/>
             <w:tcMar>
@@ -2973,12 +2980,12 @@
       <w:tblPr>
         <w:tblW w:w="10240" w:type="dxa"/>
         <w:tblBorders>
-          <w:top w:val="single" w:color="auto" w:sz="4" w:space="0"/>
-          <w:left w:val="single" w:color="auto" w:sz="4" w:space="0"/>
-          <w:bottom w:val="single" w:color="auto" w:sz="4" w:space="0"/>
-          <w:right w:val="single" w:color="auto" w:sz="4" w:space="0"/>
-          <w:insideH w:val="single" w:color="auto" w:sz="4" w:space="0"/>
-          <w:insideV w:val="single" w:color="auto" w:sz="4" w:space="0"/>
+          <w:top w:val="single" w:sz="4" w:space="0" w:color="auto"/>
+          <w:left w:val="single" w:sz="4" w:space="0" w:color="auto"/>
+          <w:bottom w:val="single" w:sz="4" w:space="0" w:color="auto"/>
+          <w:right w:val="single" w:sz="4" w:space="0" w:color="auto"/>
+          <w:insideH w:val="single" w:sz="4" w:space="0" w:color="auto"/>
+          <w:insideV w:val="single" w:sz="4" w:space="0" w:color="auto"/>
         </w:tblBorders>
         <w:tblCellMar>
           <w:left w:w="10" w:type="dxa"/>
@@ -2999,10 +3006,10 @@
           <w:tcPr>
             <w:tcW w:w="3400" w:type="dxa"/>
             <w:tcBorders>
-              <w:top w:val="single" w:color="D9D9D9" w:sz="2" w:space="0"/>
-              <w:left w:val="single" w:color="D9D9D9" w:sz="2" w:space="0"/>
-              <w:bottom w:val="single" w:color="D9D9D9" w:sz="2" w:space="0"/>
-              <w:right w:val="single" w:color="D9D9D9" w:sz="2" w:space="0"/>
+              <w:top w:val="single" w:sz="2" w:space="0" w:color="D9D9D9"/>
+              <w:left w:val="single" w:sz="2" w:space="0" w:color="D9D9D9"/>
+              <w:bottom w:val="single" w:sz="2" w:space="0" w:color="D9D9D9"/>
+              <w:right w:val="single" w:sz="2" w:space="0" w:color="D9D9D9"/>
             </w:tcBorders>
             <w:shd w:val="clear" w:color="auto" w:fill="1F3864"/>
             <w:tcMar>
@@ -3031,10 +3038,10 @@
           <w:tcPr>
             <w:tcW w:w="6840" w:type="dxa"/>
             <w:tcBorders>
-              <w:top w:val="single" w:color="D9D9D9" w:sz="2" w:space="0"/>
-              <w:left w:val="single" w:color="D9D9D9" w:sz="2" w:space="0"/>
-              <w:bottom w:val="single" w:color="D9D9D9" w:sz="2" w:space="0"/>
-              <w:right w:val="single" w:color="D9D9D9" w:sz="2" w:space="0"/>
+              <w:top w:val="single" w:sz="2" w:space="0" w:color="D9D9D9"/>
+              <w:left w:val="single" w:sz="2" w:space="0" w:color="D9D9D9"/>
+              <w:bottom w:val="single" w:sz="2" w:space="0" w:color="D9D9D9"/>
+              <w:right w:val="single" w:sz="2" w:space="0" w:color="D9D9D9"/>
             </w:tcBorders>
             <w:shd w:val="clear" w:color="auto" w:fill="1F3864"/>
             <w:tcMar>
@@ -3068,10 +3075,10 @@
           <w:tcPr>
             <w:tcW w:w="3400" w:type="dxa"/>
             <w:tcBorders>
-              <w:top w:val="single" w:color="D9D9D9" w:sz="2" w:space="0"/>
-              <w:left w:val="single" w:color="D9D9D9" w:sz="2" w:space="0"/>
-              <w:bottom w:val="single" w:color="D9D9D9" w:sz="2" w:space="0"/>
-              <w:right w:val="single" w:color="D9D9D9" w:sz="2" w:space="0"/>
+              <w:top w:val="single" w:sz="2" w:space="0" w:color="D9D9D9"/>
+              <w:left w:val="single" w:sz="2" w:space="0" w:color="D9D9D9"/>
+              <w:bottom w:val="single" w:sz="2" w:space="0" w:color="D9D9D9"/>
+              <w:right w:val="single" w:sz="2" w:space="0" w:color="D9D9D9"/>
             </w:tcBorders>
             <w:shd w:val="clear" w:color="auto" w:fill="FFFFFF"/>
             <w:tcMar>
@@ -3097,10 +3104,10 @@
           <w:tcPr>
             <w:tcW w:w="6840" w:type="dxa"/>
             <w:tcBorders>
-              <w:top w:val="single" w:color="D9D9D9" w:sz="2" w:space="0"/>
-              <w:left w:val="single" w:color="D9D9D9" w:sz="2" w:space="0"/>
-              <w:bottom w:val="single" w:color="D9D9D9" w:sz="2" w:space="0"/>
-              <w:right w:val="single" w:color="D9D9D9" w:sz="2" w:space="0"/>
+              <w:top w:val="single" w:sz="2" w:space="0" w:color="D9D9D9"/>
+              <w:left w:val="single" w:sz="2" w:space="0" w:color="D9D9D9"/>
+              <w:bottom w:val="single" w:sz="2" w:space="0" w:color="D9D9D9"/>
+              <w:right w:val="single" w:sz="2" w:space="0" w:color="D9D9D9"/>
             </w:tcBorders>
             <w:shd w:val="clear" w:color="auto" w:fill="FFFFFF"/>
             <w:tcMar>
@@ -3131,10 +3138,10 @@
           <w:tcPr>
             <w:tcW w:w="3400" w:type="dxa"/>
             <w:tcBorders>
-              <w:top w:val="single" w:color="D9D9D9" w:sz="2" w:space="0"/>
-              <w:left w:val="single" w:color="D9D9D9" w:sz="2" w:space="0"/>
-              <w:bottom w:val="single" w:color="D9D9D9" w:sz="2" w:space="0"/>
-              <w:right w:val="single" w:color="D9D9D9" w:sz="2" w:space="0"/>
+              <w:top w:val="single" w:sz="2" w:space="0" w:color="D9D9D9"/>
+              <w:left w:val="single" w:sz="2" w:space="0" w:color="D9D9D9"/>
+              <w:bottom w:val="single" w:sz="2" w:space="0" w:color="D9D9D9"/>
+              <w:right w:val="single" w:sz="2" w:space="0" w:color="D9D9D9"/>
             </w:tcBorders>
             <w:shd w:val="clear" w:color="auto" w:fill="F5F8FB"/>
             <w:tcMar>
@@ -3160,10 +3167,10 @@
           <w:tcPr>
             <w:tcW w:w="6840" w:type="dxa"/>
             <w:tcBorders>
-              <w:top w:val="single" w:color="D9D9D9" w:sz="2" w:space="0"/>
-              <w:left w:val="single" w:color="D9D9D9" w:sz="2" w:space="0"/>
-              <w:bottom w:val="single" w:color="D9D9D9" w:sz="2" w:space="0"/>
-              <w:right w:val="single" w:color="D9D9D9" w:sz="2" w:space="0"/>
+              <w:top w:val="single" w:sz="2" w:space="0" w:color="D9D9D9"/>
+              <w:left w:val="single" w:sz="2" w:space="0" w:color="D9D9D9"/>
+              <w:bottom w:val="single" w:sz="2" w:space="0" w:color="D9D9D9"/>
+              <w:right w:val="single" w:sz="2" w:space="0" w:color="D9D9D9"/>
             </w:tcBorders>
             <w:shd w:val="clear" w:color="auto" w:fill="F5F8FB"/>
             <w:tcMar>
@@ -3194,10 +3201,10 @@
           <w:tcPr>
             <w:tcW w:w="3400" w:type="dxa"/>
             <w:tcBorders>
-              <w:top w:val="single" w:color="D9D9D9" w:sz="2" w:space="0"/>
-              <w:left w:val="single" w:color="D9D9D9" w:sz="2" w:space="0"/>
-              <w:bottom w:val="single" w:color="D9D9D9" w:sz="2" w:space="0"/>
-              <w:right w:val="single" w:color="D9D9D9" w:sz="2" w:space="0"/>
+              <w:top w:val="single" w:sz="2" w:space="0" w:color="D9D9D9"/>
+              <w:left w:val="single" w:sz="2" w:space="0" w:color="D9D9D9"/>
+              <w:bottom w:val="single" w:sz="2" w:space="0" w:color="D9D9D9"/>
+              <w:right w:val="single" w:sz="2" w:space="0" w:color="D9D9D9"/>
             </w:tcBorders>
             <w:shd w:val="clear" w:color="auto" w:fill="FFFFFF"/>
             <w:tcMar>
@@ -3223,10 +3230,10 @@
           <w:tcPr>
             <w:tcW w:w="6840" w:type="dxa"/>
             <w:tcBorders>
-              <w:top w:val="single" w:color="D9D9D9" w:sz="2" w:space="0"/>
-              <w:left w:val="single" w:color="D9D9D9" w:sz="2" w:space="0"/>
-              <w:bottom w:val="single" w:color="D9D9D9" w:sz="2" w:space="0"/>
-              <w:right w:val="single" w:color="D9D9D9" w:sz="2" w:space="0"/>
+              <w:top w:val="single" w:sz="2" w:space="0" w:color="D9D9D9"/>
+              <w:left w:val="single" w:sz="2" w:space="0" w:color="D9D9D9"/>
+              <w:bottom w:val="single" w:sz="2" w:space="0" w:color="D9D9D9"/>
+              <w:right w:val="single" w:sz="2" w:space="0" w:color="D9D9D9"/>
             </w:tcBorders>
             <w:shd w:val="clear" w:color="auto" w:fill="FFFFFF"/>
             <w:tcMar>
@@ -3257,10 +3264,10 @@
           <w:tcPr>
             <w:tcW w:w="3400" w:type="dxa"/>
             <w:tcBorders>
-              <w:top w:val="single" w:color="D9D9D9" w:sz="2" w:space="0"/>
-              <w:left w:val="single" w:color="D9D9D9" w:sz="2" w:space="0"/>
-              <w:bottom w:val="single" w:color="D9D9D9" w:sz="2" w:space="0"/>
-              <w:right w:val="single" w:color="D9D9D9" w:sz="2" w:space="0"/>
+              <w:top w:val="single" w:sz="2" w:space="0" w:color="D9D9D9"/>
+              <w:left w:val="single" w:sz="2" w:space="0" w:color="D9D9D9"/>
+              <w:bottom w:val="single" w:sz="2" w:space="0" w:color="D9D9D9"/>
+              <w:right w:val="single" w:sz="2" w:space="0" w:color="D9D9D9"/>
             </w:tcBorders>
             <w:shd w:val="clear" w:color="auto" w:fill="F5F8FB"/>
             <w:tcMar>
@@ -3286,10 +3293,10 @@
           <w:tcPr>
             <w:tcW w:w="6840" w:type="dxa"/>
             <w:tcBorders>
-              <w:top w:val="single" w:color="D9D9D9" w:sz="2" w:space="0"/>
-              <w:left w:val="single" w:color="D9D9D9" w:sz="2" w:space="0"/>
-              <w:bottom w:val="single" w:color="D9D9D9" w:sz="2" w:space="0"/>
-              <w:right w:val="single" w:color="D9D9D9" w:sz="2" w:space="0"/>
+              <w:top w:val="single" w:sz="2" w:space="0" w:color="D9D9D9"/>
+              <w:left w:val="single" w:sz="2" w:space="0" w:color="D9D9D9"/>
+              <w:bottom w:val="single" w:sz="2" w:space="0" w:color="D9D9D9"/>
+              <w:right w:val="single" w:sz="2" w:space="0" w:color="D9D9D9"/>
             </w:tcBorders>
             <w:shd w:val="clear" w:color="auto" w:fill="F5F8FB"/>
             <w:tcMar>
@@ -3320,10 +3327,10 @@
           <w:tcPr>
             <w:tcW w:w="3400" w:type="dxa"/>
             <w:tcBorders>
-              <w:top w:val="single" w:color="D9D9D9" w:sz="2" w:space="0"/>
-              <w:left w:val="single" w:color="D9D9D9" w:sz="2" w:space="0"/>
-              <w:bottom w:val="single" w:color="D9D9D9" w:sz="2" w:space="0"/>
-              <w:right w:val="single" w:color="D9D9D9" w:sz="2" w:space="0"/>
+              <w:top w:val="single" w:sz="2" w:space="0" w:color="D9D9D9"/>
+              <w:left w:val="single" w:sz="2" w:space="0" w:color="D9D9D9"/>
+              <w:bottom w:val="single" w:sz="2" w:space="0" w:color="D9D9D9"/>
+              <w:right w:val="single" w:sz="2" w:space="0" w:color="D9D9D9"/>
             </w:tcBorders>
             <w:shd w:val="clear" w:color="auto" w:fill="FFFFFF"/>
             <w:tcMar>
@@ -3349,10 +3356,10 @@
           <w:tcPr>
             <w:tcW w:w="6840" w:type="dxa"/>
             <w:tcBorders>
-              <w:top w:val="single" w:color="D9D9D9" w:sz="2" w:space="0"/>
-              <w:left w:val="single" w:color="D9D9D9" w:sz="2" w:space="0"/>
-              <w:bottom w:val="single" w:color="D9D9D9" w:sz="2" w:space="0"/>
-              <w:right w:val="single" w:color="D9D9D9" w:sz="2" w:space="0"/>
+              <w:top w:val="single" w:sz="2" w:space="0" w:color="D9D9D9"/>
+              <w:left w:val="single" w:sz="2" w:space="0" w:color="D9D9D9"/>
+              <w:bottom w:val="single" w:sz="2" w:space="0" w:color="D9D9D9"/>
+              <w:right w:val="single" w:sz="2" w:space="0" w:color="D9D9D9"/>
             </w:tcBorders>
             <w:shd w:val="clear" w:color="auto" w:fill="FFFFFF"/>
             <w:tcMar>
@@ -3383,10 +3390,10 @@
           <w:tcPr>
             <w:tcW w:w="3400" w:type="dxa"/>
             <w:tcBorders>
-              <w:top w:val="single" w:color="D9D9D9" w:sz="2" w:space="0"/>
-              <w:left w:val="single" w:color="D9D9D9" w:sz="2" w:space="0"/>
-              <w:bottom w:val="single" w:color="D9D9D9" w:sz="2" w:space="0"/>
-              <w:right w:val="single" w:color="D9D9D9" w:sz="2" w:space="0"/>
+              <w:top w:val="single" w:sz="2" w:space="0" w:color="D9D9D9"/>
+              <w:left w:val="single" w:sz="2" w:space="0" w:color="D9D9D9"/>
+              <w:bottom w:val="single" w:sz="2" w:space="0" w:color="D9D9D9"/>
+              <w:right w:val="single" w:sz="2" w:space="0" w:color="D9D9D9"/>
             </w:tcBorders>
             <w:shd w:val="clear" w:color="auto" w:fill="F5F8FB"/>
             <w:tcMar>
@@ -3412,10 +3419,10 @@
           <w:tcPr>
             <w:tcW w:w="6840" w:type="dxa"/>
             <w:tcBorders>
-              <w:top w:val="single" w:color="D9D9D9" w:sz="2" w:space="0"/>
-              <w:left w:val="single" w:color="D9D9D9" w:sz="2" w:space="0"/>
-              <w:bottom w:val="single" w:color="D9D9D9" w:sz="2" w:space="0"/>
-              <w:right w:val="single" w:color="D9D9D9" w:sz="2" w:space="0"/>
+              <w:top w:val="single" w:sz="2" w:space="0" w:color="D9D9D9"/>
+              <w:left w:val="single" w:sz="2" w:space="0" w:color="D9D9D9"/>
+              <w:bottom w:val="single" w:sz="2" w:space="0" w:color="D9D9D9"/>
+              <w:right w:val="single" w:sz="2" w:space="0" w:color="D9D9D9"/>
             </w:tcBorders>
             <w:shd w:val="clear" w:color="auto" w:fill="F5F8FB"/>
             <w:tcMar>
@@ -3446,10 +3453,10 @@
           <w:tcPr>
             <w:tcW w:w="3400" w:type="dxa"/>
             <w:tcBorders>
-              <w:top w:val="single" w:color="D9D9D9" w:sz="2" w:space="0"/>
-              <w:left w:val="single" w:color="D9D9D9" w:sz="2" w:space="0"/>
-              <w:bottom w:val="single" w:color="D9D9D9" w:sz="2" w:space="0"/>
-              <w:right w:val="single" w:color="D9D9D9" w:sz="2" w:space="0"/>
+              <w:top w:val="single" w:sz="2" w:space="0" w:color="D9D9D9"/>
+              <w:left w:val="single" w:sz="2" w:space="0" w:color="D9D9D9"/>
+              <w:bottom w:val="single" w:sz="2" w:space="0" w:color="D9D9D9"/>
+              <w:right w:val="single" w:sz="2" w:space="0" w:color="D9D9D9"/>
             </w:tcBorders>
             <w:shd w:val="clear" w:color="auto" w:fill="FFFFFF"/>
             <w:tcMar>
@@ -3475,10 +3482,10 @@
           <w:tcPr>
             <w:tcW w:w="6840" w:type="dxa"/>
             <w:tcBorders>
-              <w:top w:val="single" w:color="D9D9D9" w:sz="2" w:space="0"/>
-              <w:left w:val="single" w:color="D9D9D9" w:sz="2" w:space="0"/>
-              <w:bottom w:val="single" w:color="D9D9D9" w:sz="2" w:space="0"/>
-              <w:right w:val="single" w:color="D9D9D9" w:sz="2" w:space="0"/>
+              <w:top w:val="single" w:sz="2" w:space="0" w:color="D9D9D9"/>
+              <w:left w:val="single" w:sz="2" w:space="0" w:color="D9D9D9"/>
+              <w:bottom w:val="single" w:sz="2" w:space="0" w:color="D9D9D9"/>
+              <w:right w:val="single" w:sz="2" w:space="0" w:color="D9D9D9"/>
             </w:tcBorders>
             <w:shd w:val="clear" w:color="auto" w:fill="FFFFFF"/>
             <w:tcMar>
@@ -3509,10 +3516,10 @@
           <w:tcPr>
             <w:tcW w:w="3400" w:type="dxa"/>
             <w:tcBorders>
-              <w:top w:val="single" w:color="D9D9D9" w:sz="2" w:space="0"/>
-              <w:left w:val="single" w:color="D9D9D9" w:sz="2" w:space="0"/>
-              <w:bottom w:val="single" w:color="D9D9D9" w:sz="2" w:space="0"/>
-              <w:right w:val="single" w:color="D9D9D9" w:sz="2" w:space="0"/>
+              <w:top w:val="single" w:sz="2" w:space="0" w:color="D9D9D9"/>
+              <w:left w:val="single" w:sz="2" w:space="0" w:color="D9D9D9"/>
+              <w:bottom w:val="single" w:sz="2" w:space="0" w:color="D9D9D9"/>
+              <w:right w:val="single" w:sz="2" w:space="0" w:color="D9D9D9"/>
             </w:tcBorders>
             <w:shd w:val="clear" w:color="auto" w:fill="F5F8FB"/>
             <w:tcMar>
@@ -3538,10 +3545,10 @@
           <w:tcPr>
             <w:tcW w:w="6840" w:type="dxa"/>
             <w:tcBorders>
-              <w:top w:val="single" w:color="D9D9D9" w:sz="2" w:space="0"/>
-              <w:left w:val="single" w:color="D9D9D9" w:sz="2" w:space="0"/>
-              <w:bottom w:val="single" w:color="D9D9D9" w:sz="2" w:space="0"/>
-              <w:right w:val="single" w:color="D9D9D9" w:sz="2" w:space="0"/>
+              <w:top w:val="single" w:sz="2" w:space="0" w:color="D9D9D9"/>
+              <w:left w:val="single" w:sz="2" w:space="0" w:color="D9D9D9"/>
+              <w:bottom w:val="single" w:sz="2" w:space="0" w:color="D9D9D9"/>
+              <w:right w:val="single" w:sz="2" w:space="0" w:color="D9D9D9"/>
             </w:tcBorders>
             <w:shd w:val="clear" w:color="auto" w:fill="F5F8FB"/>
             <w:tcMar>
@@ -3574,12 +3581,12 @@
       <w:tblPr>
         <w:tblW w:w="10240" w:type="dxa"/>
         <w:tblBorders>
-          <w:top w:val="single" w:color="auto" w:sz="4" w:space="0"/>
-          <w:left w:val="single" w:color="auto" w:sz="4" w:space="0"/>
-          <w:bottom w:val="single" w:color="auto" w:sz="4" w:space="0"/>
-          <w:right w:val="single" w:color="auto" w:sz="4" w:space="0"/>
-          <w:insideH w:val="single" w:color="auto" w:sz="4" w:space="0"/>
-          <w:insideV w:val="single" w:color="auto" w:sz="4" w:space="0"/>
+          <w:top w:val="single" w:sz="4" w:space="0" w:color="auto"/>
+          <w:left w:val="single" w:sz="4" w:space="0" w:color="auto"/>
+          <w:bottom w:val="single" w:sz="4" w:space="0" w:color="auto"/>
+          <w:right w:val="single" w:sz="4" w:space="0" w:color="auto"/>
+          <w:insideH w:val="single" w:sz="4" w:space="0" w:color="auto"/>
+          <w:insideV w:val="single" w:sz="4" w:space="0" w:color="auto"/>
         </w:tblBorders>
         <w:tblCellMar>
           <w:left w:w="10" w:type="dxa"/>
@@ -3603,10 +3610,10 @@
           <w:tcPr>
             <w:tcW w:w="1800" w:type="dxa"/>
             <w:tcBorders>
-              <w:top w:val="single" w:color="D9D9D9" w:sz="2" w:space="0"/>
-              <w:left w:val="single" w:color="D9D9D9" w:sz="2" w:space="0"/>
-              <w:bottom w:val="single" w:color="D9D9D9" w:sz="2" w:space="0"/>
-              <w:right w:val="single" w:color="D9D9D9" w:sz="2" w:space="0"/>
+              <w:top w:val="single" w:sz="2" w:space="0" w:color="D9D9D9"/>
+              <w:left w:val="single" w:sz="2" w:space="0" w:color="D9D9D9"/>
+              <w:bottom w:val="single" w:sz="2" w:space="0" w:color="D9D9D9"/>
+              <w:right w:val="single" w:sz="2" w:space="0" w:color="D9D9D9"/>
             </w:tcBorders>
             <w:shd w:val="clear" w:color="auto" w:fill="1F3864"/>
             <w:tcMar>
@@ -3635,10 +3642,10 @@
           <w:tcPr>
             <w:tcW w:w="2200" w:type="dxa"/>
             <w:tcBorders>
-              <w:top w:val="single" w:color="D9D9D9" w:sz="2" w:space="0"/>
-              <w:left w:val="single" w:color="D9D9D9" w:sz="2" w:space="0"/>
-              <w:bottom w:val="single" w:color="D9D9D9" w:sz="2" w:space="0"/>
-              <w:right w:val="single" w:color="D9D9D9" w:sz="2" w:space="0"/>
+              <w:top w:val="single" w:sz="2" w:space="0" w:color="D9D9D9"/>
+              <w:left w:val="single" w:sz="2" w:space="0" w:color="D9D9D9"/>
+              <w:bottom w:val="single" w:sz="2" w:space="0" w:color="D9D9D9"/>
+              <w:right w:val="single" w:sz="2" w:space="0" w:color="D9D9D9"/>
             </w:tcBorders>
             <w:shd w:val="clear" w:color="auto" w:fill="1F3864"/>
             <w:tcMar>
@@ -3667,10 +3674,10 @@
           <w:tcPr>
             <w:tcW w:w="3040" w:type="dxa"/>
             <w:tcBorders>
-              <w:top w:val="single" w:color="D9D9D9" w:sz="2" w:space="0"/>
-              <w:left w:val="single" w:color="D9D9D9" w:sz="2" w:space="0"/>
-              <w:bottom w:val="single" w:color="D9D9D9" w:sz="2" w:space="0"/>
-              <w:right w:val="single" w:color="D9D9D9" w:sz="2" w:space="0"/>
+              <w:top w:val="single" w:sz="2" w:space="0" w:color="D9D9D9"/>
+              <w:left w:val="single" w:sz="2" w:space="0" w:color="D9D9D9"/>
+              <w:bottom w:val="single" w:sz="2" w:space="0" w:color="D9D9D9"/>
+              <w:right w:val="single" w:sz="2" w:space="0" w:color="D9D9D9"/>
             </w:tcBorders>
             <w:shd w:val="clear" w:color="auto" w:fill="1F3864"/>
             <w:tcMar>
@@ -3699,10 +3706,10 @@
           <w:tcPr>
             <w:tcW w:w="1400" w:type="dxa"/>
             <w:tcBorders>
-              <w:top w:val="single" w:color="D9D9D9" w:sz="2" w:space="0"/>
-              <w:left w:val="single" w:color="D9D9D9" w:sz="2" w:space="0"/>
-              <w:bottom w:val="single" w:color="D9D9D9" w:sz="2" w:space="0"/>
-              <w:right w:val="single" w:color="D9D9D9" w:sz="2" w:space="0"/>
+              <w:top w:val="single" w:sz="2" w:space="0" w:color="D9D9D9"/>
+              <w:left w:val="single" w:sz="2" w:space="0" w:color="D9D9D9"/>
+              <w:bottom w:val="single" w:sz="2" w:space="0" w:color="D9D9D9"/>
+              <w:right w:val="single" w:sz="2" w:space="0" w:color="D9D9D9"/>
             </w:tcBorders>
             <w:shd w:val="clear" w:color="auto" w:fill="1F3864"/>
             <w:tcMar>
@@ -3731,10 +3738,10 @@
           <w:tcPr>
             <w:tcW w:w="1800" w:type="dxa"/>
             <w:tcBorders>
-              <w:top w:val="single" w:color="D9D9D9" w:sz="2" w:space="0"/>
-              <w:left w:val="single" w:color="D9D9D9" w:sz="2" w:space="0"/>
-              <w:bottom w:val="single" w:color="D9D9D9" w:sz="2" w:space="0"/>
-              <w:right w:val="single" w:color="D9D9D9" w:sz="2" w:space="0"/>
+              <w:top w:val="single" w:sz="2" w:space="0" w:color="D9D9D9"/>
+              <w:left w:val="single" w:sz="2" w:space="0" w:color="D9D9D9"/>
+              <w:bottom w:val="single" w:sz="2" w:space="0" w:color="D9D9D9"/>
+              <w:right w:val="single" w:sz="2" w:space="0" w:color="D9D9D9"/>
             </w:tcBorders>
             <w:shd w:val="clear" w:color="auto" w:fill="1F3864"/>
             <w:tcMar>
@@ -3768,10 +3775,10 @@
           <w:tcPr>
             <w:tcW w:w="1800" w:type="dxa"/>
             <w:tcBorders>
-              <w:top w:val="single" w:color="D9D9D9" w:sz="2" w:space="0"/>
-              <w:left w:val="single" w:color="D9D9D9" w:sz="2" w:space="0"/>
-              <w:bottom w:val="single" w:color="D9D9D9" w:sz="2" w:space="0"/>
-              <w:right w:val="single" w:color="D9D9D9" w:sz="2" w:space="0"/>
+              <w:top w:val="single" w:sz="2" w:space="0" w:color="D9D9D9"/>
+              <w:left w:val="single" w:sz="2" w:space="0" w:color="D9D9D9"/>
+              <w:bottom w:val="single" w:sz="2" w:space="0" w:color="D9D9D9"/>
+              <w:right w:val="single" w:sz="2" w:space="0" w:color="D9D9D9"/>
             </w:tcBorders>
             <w:shd w:val="clear" w:color="auto" w:fill="FFFFFF"/>
             <w:tcMar>
@@ -3797,10 +3804,10 @@
           <w:tcPr>
             <w:tcW w:w="2200" w:type="dxa"/>
             <w:tcBorders>
-              <w:top w:val="single" w:color="D9D9D9" w:sz="2" w:space="0"/>
-              <w:left w:val="single" w:color="D9D9D9" w:sz="2" w:space="0"/>
-              <w:bottom w:val="single" w:color="D9D9D9" w:sz="2" w:space="0"/>
-              <w:right w:val="single" w:color="D9D9D9" w:sz="2" w:space="0"/>
+              <w:top w:val="single" w:sz="2" w:space="0" w:color="D9D9D9"/>
+              <w:left w:val="single" w:sz="2" w:space="0" w:color="D9D9D9"/>
+              <w:bottom w:val="single" w:sz="2" w:space="0" w:color="D9D9D9"/>
+              <w:right w:val="single" w:sz="2" w:space="0" w:color="D9D9D9"/>
             </w:tcBorders>
             <w:shd w:val="clear" w:color="auto" w:fill="FFFFFF"/>
             <w:tcMar>
@@ -3826,10 +3833,10 @@
           <w:tcPr>
             <w:tcW w:w="3040" w:type="dxa"/>
             <w:tcBorders>
-              <w:top w:val="single" w:color="D9D9D9" w:sz="2" w:space="0"/>
-              <w:left w:val="single" w:color="D9D9D9" w:sz="2" w:space="0"/>
-              <w:bottom w:val="single" w:color="D9D9D9" w:sz="2" w:space="0"/>
-              <w:right w:val="single" w:color="D9D9D9" w:sz="2" w:space="0"/>
+              <w:top w:val="single" w:sz="2" w:space="0" w:color="D9D9D9"/>
+              <w:left w:val="single" w:sz="2" w:space="0" w:color="D9D9D9"/>
+              <w:bottom w:val="single" w:sz="2" w:space="0" w:color="D9D9D9"/>
+              <w:right w:val="single" w:sz="2" w:space="0" w:color="D9D9D9"/>
             </w:tcBorders>
             <w:shd w:val="clear" w:color="auto" w:fill="FFFFFF"/>
             <w:tcMar>
@@ -3855,10 +3862,10 @@
           <w:tcPr>
             <w:tcW w:w="1400" w:type="dxa"/>
             <w:tcBorders>
-              <w:top w:val="single" w:color="D9D9D9" w:sz="2" w:space="0"/>
-              <w:left w:val="single" w:color="D9D9D9" w:sz="2" w:space="0"/>
-              <w:bottom w:val="single" w:color="D9D9D9" w:sz="2" w:space="0"/>
-              <w:right w:val="single" w:color="D9D9D9" w:sz="2" w:space="0"/>
+              <w:top w:val="single" w:sz="2" w:space="0" w:color="D9D9D9"/>
+              <w:left w:val="single" w:sz="2" w:space="0" w:color="D9D9D9"/>
+              <w:bottom w:val="single" w:sz="2" w:space="0" w:color="D9D9D9"/>
+              <w:right w:val="single" w:sz="2" w:space="0" w:color="D9D9D9"/>
             </w:tcBorders>
             <w:shd w:val="clear" w:color="auto" w:fill="FFFFFF"/>
             <w:tcMar>
@@ -3884,10 +3891,10 @@
           <w:tcPr>
             <w:tcW w:w="1800" w:type="dxa"/>
             <w:tcBorders>
-              <w:top w:val="single" w:color="D9D9D9" w:sz="2" w:space="0"/>
-              <w:left w:val="single" w:color="D9D9D9" w:sz="2" w:space="0"/>
-              <w:bottom w:val="single" w:color="D9D9D9" w:sz="2" w:space="0"/>
-              <w:right w:val="single" w:color="D9D9D9" w:sz="2" w:space="0"/>
+              <w:top w:val="single" w:sz="2" w:space="0" w:color="D9D9D9"/>
+              <w:left w:val="single" w:sz="2" w:space="0" w:color="D9D9D9"/>
+              <w:bottom w:val="single" w:sz="2" w:space="0" w:color="D9D9D9"/>
+              <w:right w:val="single" w:sz="2" w:space="0" w:color="D9D9D9"/>
             </w:tcBorders>
             <w:shd w:val="clear" w:color="auto" w:fill="FFFFFF"/>
             <w:tcMar>
@@ -3918,10 +3925,10 @@
           <w:tcPr>
             <w:tcW w:w="1800" w:type="dxa"/>
             <w:tcBorders>
-              <w:top w:val="single" w:color="D9D9D9" w:sz="2" w:space="0"/>
-              <w:left w:val="single" w:color="D9D9D9" w:sz="2" w:space="0"/>
-              <w:bottom w:val="single" w:color="D9D9D9" w:sz="2" w:space="0"/>
-              <w:right w:val="single" w:color="D9D9D9" w:sz="2" w:space="0"/>
+              <w:top w:val="single" w:sz="2" w:space="0" w:color="D9D9D9"/>
+              <w:left w:val="single" w:sz="2" w:space="0" w:color="D9D9D9"/>
+              <w:bottom w:val="single" w:sz="2" w:space="0" w:color="D9D9D9"/>
+              <w:right w:val="single" w:sz="2" w:space="0" w:color="D9D9D9"/>
             </w:tcBorders>
             <w:shd w:val="clear" w:color="auto" w:fill="F5F8FB"/>
             <w:tcMar>
@@ -3947,10 +3954,10 @@
           <w:tcPr>
             <w:tcW w:w="2200" w:type="dxa"/>
             <w:tcBorders>
-              <w:top w:val="single" w:color="D9D9D9" w:sz="2" w:space="0"/>
-              <w:left w:val="single" w:color="D9D9D9" w:sz="2" w:space="0"/>
-              <w:bottom w:val="single" w:color="D9D9D9" w:sz="2" w:space="0"/>
-              <w:right w:val="single" w:color="D9D9D9" w:sz="2" w:space="0"/>
+              <w:top w:val="single" w:sz="2" w:space="0" w:color="D9D9D9"/>
+              <w:left w:val="single" w:sz="2" w:space="0" w:color="D9D9D9"/>
+              <w:bottom w:val="single" w:sz="2" w:space="0" w:color="D9D9D9"/>
+              <w:right w:val="single" w:sz="2" w:space="0" w:color="D9D9D9"/>
             </w:tcBorders>
             <w:shd w:val="clear" w:color="auto" w:fill="F5F8FB"/>
             <w:tcMar>
@@ -3976,10 +3983,10 @@
           <w:tcPr>
             <w:tcW w:w="3040" w:type="dxa"/>
             <w:tcBorders>
-              <w:top w:val="single" w:color="D9D9D9" w:sz="2" w:space="0"/>
-              <w:left w:val="single" w:color="D9D9D9" w:sz="2" w:space="0"/>
-              <w:bottom w:val="single" w:color="D9D9D9" w:sz="2" w:space="0"/>
-              <w:right w:val="single" w:color="D9D9D9" w:sz="2" w:space="0"/>
+              <w:top w:val="single" w:sz="2" w:space="0" w:color="D9D9D9"/>
+              <w:left w:val="single" w:sz="2" w:space="0" w:color="D9D9D9"/>
+              <w:bottom w:val="single" w:sz="2" w:space="0" w:color="D9D9D9"/>
+              <w:right w:val="single" w:sz="2" w:space="0" w:color="D9D9D9"/>
             </w:tcBorders>
             <w:shd w:val="clear" w:color="auto" w:fill="F5F8FB"/>
             <w:tcMar>
@@ -4005,10 +4012,10 @@
           <w:tcPr>
             <w:tcW w:w="1400" w:type="dxa"/>
             <w:tcBorders>
-              <w:top w:val="single" w:color="D9D9D9" w:sz="2" w:space="0"/>
-              <w:left w:val="single" w:color="D9D9D9" w:sz="2" w:space="0"/>
-              <w:bottom w:val="single" w:color="D9D9D9" w:sz="2" w:space="0"/>
-              <w:right w:val="single" w:color="D9D9D9" w:sz="2" w:space="0"/>
+              <w:top w:val="single" w:sz="2" w:space="0" w:color="D9D9D9"/>
+              <w:left w:val="single" w:sz="2" w:space="0" w:color="D9D9D9"/>
+              <w:bottom w:val="single" w:sz="2" w:space="0" w:color="D9D9D9"/>
+              <w:right w:val="single" w:sz="2" w:space="0" w:color="D9D9D9"/>
             </w:tcBorders>
             <w:shd w:val="clear" w:color="auto" w:fill="F5F8FB"/>
             <w:tcMar>
@@ -4034,10 +4041,10 @@
           <w:tcPr>
             <w:tcW w:w="1800" w:type="dxa"/>
             <w:tcBorders>
-              <w:top w:val="single" w:color="D9D9D9" w:sz="2" w:space="0"/>
-              <w:left w:val="single" w:color="D9D9D9" w:sz="2" w:space="0"/>
-              <w:bottom w:val="single" w:color="D9D9D9" w:sz="2" w:space="0"/>
-              <w:right w:val="single" w:color="D9D9D9" w:sz="2" w:space="0"/>
+              <w:top w:val="single" w:sz="2" w:space="0" w:color="D9D9D9"/>
+              <w:left w:val="single" w:sz="2" w:space="0" w:color="D9D9D9"/>
+              <w:bottom w:val="single" w:sz="2" w:space="0" w:color="D9D9D9"/>
+              <w:right w:val="single" w:sz="2" w:space="0" w:color="D9D9D9"/>
             </w:tcBorders>
             <w:shd w:val="clear" w:color="auto" w:fill="F5F8FB"/>
             <w:tcMar>
@@ -4068,10 +4075,10 @@
           <w:tcPr>
             <w:tcW w:w="1800" w:type="dxa"/>
             <w:tcBorders>
-              <w:top w:val="single" w:color="D9D9D9" w:sz="2" w:space="0"/>
-              <w:left w:val="single" w:color="D9D9D9" w:sz="2" w:space="0"/>
-              <w:bottom w:val="single" w:color="D9D9D9" w:sz="2" w:space="0"/>
-              <w:right w:val="single" w:color="D9D9D9" w:sz="2" w:space="0"/>
+              <w:top w:val="single" w:sz="2" w:space="0" w:color="D9D9D9"/>
+              <w:left w:val="single" w:sz="2" w:space="0" w:color="D9D9D9"/>
+              <w:bottom w:val="single" w:sz="2" w:space="0" w:color="D9D9D9"/>
+              <w:right w:val="single" w:sz="2" w:space="0" w:color="D9D9D9"/>
             </w:tcBorders>
             <w:shd w:val="clear" w:color="auto" w:fill="FFFFFF"/>
             <w:tcMar>
@@ -4097,10 +4104,10 @@
           <w:tcPr>
             <w:tcW w:w="2200" w:type="dxa"/>
             <w:tcBorders>
-              <w:top w:val="single" w:color="D9D9D9" w:sz="2" w:space="0"/>
-              <w:left w:val="single" w:color="D9D9D9" w:sz="2" w:space="0"/>
-              <w:bottom w:val="single" w:color="D9D9D9" w:sz="2" w:space="0"/>
-              <w:right w:val="single" w:color="D9D9D9" w:sz="2" w:space="0"/>
+              <w:top w:val="single" w:sz="2" w:space="0" w:color="D9D9D9"/>
+              <w:left w:val="single" w:sz="2" w:space="0" w:color="D9D9D9"/>
+              <w:bottom w:val="single" w:sz="2" w:space="0" w:color="D9D9D9"/>
+              <w:right w:val="single" w:sz="2" w:space="0" w:color="D9D9D9"/>
             </w:tcBorders>
             <w:shd w:val="clear" w:color="auto" w:fill="FFFFFF"/>
             <w:tcMar>
@@ -4126,10 +4133,10 @@
           <w:tcPr>
             <w:tcW w:w="3040" w:type="dxa"/>
             <w:tcBorders>
-              <w:top w:val="single" w:color="D9D9D9" w:sz="2" w:space="0"/>
-              <w:left w:val="single" w:color="D9D9D9" w:sz="2" w:space="0"/>
-              <w:bottom w:val="single" w:color="D9D9D9" w:sz="2" w:space="0"/>
-              <w:right w:val="single" w:color="D9D9D9" w:sz="2" w:space="0"/>
+              <w:top w:val="single" w:sz="2" w:space="0" w:color="D9D9D9"/>
+              <w:left w:val="single" w:sz="2" w:space="0" w:color="D9D9D9"/>
+              <w:bottom w:val="single" w:sz="2" w:space="0" w:color="D9D9D9"/>
+              <w:right w:val="single" w:sz="2" w:space="0" w:color="D9D9D9"/>
             </w:tcBorders>
             <w:shd w:val="clear" w:color="auto" w:fill="FFFFFF"/>
             <w:tcMar>
@@ -4155,10 +4162,10 @@
           <w:tcPr>
             <w:tcW w:w="1400" w:type="dxa"/>
             <w:tcBorders>
-              <w:top w:val="single" w:color="D9D9D9" w:sz="2" w:space="0"/>
-              <w:left w:val="single" w:color="D9D9D9" w:sz="2" w:space="0"/>
-              <w:bottom w:val="single" w:color="D9D9D9" w:sz="2" w:space="0"/>
-              <w:right w:val="single" w:color="D9D9D9" w:sz="2" w:space="0"/>
+              <w:top w:val="single" w:sz="2" w:space="0" w:color="D9D9D9"/>
+              <w:left w:val="single" w:sz="2" w:space="0" w:color="D9D9D9"/>
+              <w:bottom w:val="single" w:sz="2" w:space="0" w:color="D9D9D9"/>
+              <w:right w:val="single" w:sz="2" w:space="0" w:color="D9D9D9"/>
             </w:tcBorders>
             <w:shd w:val="clear" w:color="auto" w:fill="FFFFFF"/>
             <w:tcMar>
@@ -4184,10 +4191,10 @@
           <w:tcPr>
             <w:tcW w:w="1800" w:type="dxa"/>
             <w:tcBorders>
-              <w:top w:val="single" w:color="D9D9D9" w:sz="2" w:space="0"/>
-              <w:left w:val="single" w:color="D9D9D9" w:sz="2" w:space="0"/>
-              <w:bottom w:val="single" w:color="D9D9D9" w:sz="2" w:space="0"/>
-              <w:right w:val="single" w:color="D9D9D9" w:sz="2" w:space="0"/>
+              <w:top w:val="single" w:sz="2" w:space="0" w:color="D9D9D9"/>
+              <w:left w:val="single" w:sz="2" w:space="0" w:color="D9D9D9"/>
+              <w:bottom w:val="single" w:sz="2" w:space="0" w:color="D9D9D9"/>
+              <w:right w:val="single" w:sz="2" w:space="0" w:color="D9D9D9"/>
             </w:tcBorders>
             <w:shd w:val="clear" w:color="auto" w:fill="FFFFFF"/>
             <w:tcMar>
@@ -4227,12 +4234,12 @@
       <w:tblPr>
         <w:tblW w:w="10240" w:type="dxa"/>
         <w:tblBorders>
-          <w:top w:val="single" w:color="auto" w:sz="4" w:space="0"/>
-          <w:left w:val="single" w:color="auto" w:sz="4" w:space="0"/>
-          <w:bottom w:val="single" w:color="auto" w:sz="4" w:space="0"/>
-          <w:right w:val="single" w:color="auto" w:sz="4" w:space="0"/>
-          <w:insideH w:val="single" w:color="auto" w:sz="4" w:space="0"/>
-          <w:insideV w:val="single" w:color="auto" w:sz="4" w:space="0"/>
+          <w:top w:val="single" w:sz="4" w:space="0" w:color="auto"/>
+          <w:left w:val="single" w:sz="4" w:space="0" w:color="auto"/>
+          <w:bottom w:val="single" w:sz="4" w:space="0" w:color="auto"/>
+          <w:right w:val="single" w:sz="4" w:space="0" w:color="auto"/>
+          <w:insideH w:val="single" w:sz="4" w:space="0" w:color="auto"/>
+          <w:insideV w:val="single" w:sz="4" w:space="0" w:color="auto"/>
         </w:tblBorders>
         <w:tblCellMar>
           <w:left w:w="10" w:type="dxa"/>
@@ -4251,10 +4258,10 @@
           <w:tcPr>
             <w:tcW w:w="10240" w:type="dxa"/>
             <w:tcBorders>
-              <w:top w:val="single" w:color="2E75B6" w:sz="4" w:space="0"/>
-              <w:left w:val="single" w:color="2E75B6" w:sz="4" w:space="0"/>
-              <w:bottom w:val="single" w:color="2E75B6" w:sz="4" w:space="0"/>
-              <w:right w:val="single" w:color="2E75B6" w:sz="4" w:space="0"/>
+              <w:top w:val="single" w:sz="4" w:space="0" w:color="2E75B6"/>
+              <w:left w:val="single" w:sz="4" w:space="0" w:color="2E75B6"/>
+              <w:bottom w:val="single" w:sz="4" w:space="0" w:color="2E75B6"/>
+              <w:right w:val="single" w:sz="4" w:space="0" w:color="2E75B6"/>
             </w:tcBorders>
             <w:shd w:val="clear" w:color="auto" w:fill="EAF1F8"/>
             <w:tcMar>
@@ -4268,7 +4275,7 @@
           <w:p>
             <w:r>
               <w:rPr>
-                <w:rFonts w:ascii="Consolas" w:hAnsi="Consolas" w:eastAsia="Consolas" w:cs="Consolas"/>
+                <w:rFonts w:ascii="Consolas" w:eastAsia="Consolas" w:hAnsi="Consolas" w:cs="Consolas"/>
               </w:rPr>
               <w:t>Forecast Produced -&gt; Drift Calculated -&gt; Threshold Evaluated -&gt; Drift Event -&gt; SQL Table -&gt; Power BI / Grafana -&gt; Monitoring -&gt; Planning</w:t>
             </w:r>
@@ -4350,12 +4357,12 @@
       <w:tblPr>
         <w:tblW w:w="10240" w:type="dxa"/>
         <w:tblBorders>
-          <w:top w:val="single" w:color="auto" w:sz="4" w:space="0"/>
-          <w:left w:val="single" w:color="auto" w:sz="4" w:space="0"/>
-          <w:bottom w:val="single" w:color="auto" w:sz="4" w:space="0"/>
-          <w:right w:val="single" w:color="auto" w:sz="4" w:space="0"/>
-          <w:insideH w:val="single" w:color="auto" w:sz="4" w:space="0"/>
-          <w:insideV w:val="single" w:color="auto" w:sz="4" w:space="0"/>
+          <w:top w:val="single" w:sz="4" w:space="0" w:color="auto"/>
+          <w:left w:val="single" w:sz="4" w:space="0" w:color="auto"/>
+          <w:bottom w:val="single" w:sz="4" w:space="0" w:color="auto"/>
+          <w:right w:val="single" w:sz="4" w:space="0" w:color="auto"/>
+          <w:insideH w:val="single" w:sz="4" w:space="0" w:color="auto"/>
+          <w:insideV w:val="single" w:sz="4" w:space="0" w:color="auto"/>
         </w:tblBorders>
         <w:tblCellMar>
           <w:left w:w="10" w:type="dxa"/>
@@ -4374,10 +4381,10 @@
           <w:tcPr>
             <w:tcW w:w="10240" w:type="dxa"/>
             <w:tcBorders>
-              <w:top w:val="single" w:color="2E75B6" w:sz="4" w:space="0"/>
-              <w:left w:val="single" w:color="2E75B6" w:sz="4" w:space="0"/>
-              <w:bottom w:val="single" w:color="2E75B6" w:sz="4" w:space="0"/>
-              <w:right w:val="single" w:color="2E75B6" w:sz="4" w:space="0"/>
+              <w:top w:val="single" w:sz="4" w:space="0" w:color="2E75B6"/>
+              <w:left w:val="single" w:sz="4" w:space="0" w:color="2E75B6"/>
+              <w:bottom w:val="single" w:sz="4" w:space="0" w:color="2E75B6"/>
+              <w:right w:val="single" w:sz="4" w:space="0" w:color="2E75B6"/>
             </w:tcBorders>
             <w:shd w:val="clear" w:color="auto" w:fill="EAF1F8"/>
             <w:tcMar>
@@ -4414,12 +4421,12 @@
       <w:tblPr>
         <w:tblW w:w="10240" w:type="dxa"/>
         <w:tblBorders>
-          <w:top w:val="single" w:color="auto" w:sz="4" w:space="0"/>
-          <w:left w:val="single" w:color="auto" w:sz="4" w:space="0"/>
-          <w:bottom w:val="single" w:color="auto" w:sz="4" w:space="0"/>
-          <w:right w:val="single" w:color="auto" w:sz="4" w:space="0"/>
-          <w:insideH w:val="single" w:color="auto" w:sz="4" w:space="0"/>
-          <w:insideV w:val="single" w:color="auto" w:sz="4" w:space="0"/>
+          <w:top w:val="single" w:sz="4" w:space="0" w:color="auto"/>
+          <w:left w:val="single" w:sz="4" w:space="0" w:color="auto"/>
+          <w:bottom w:val="single" w:sz="4" w:space="0" w:color="auto"/>
+          <w:right w:val="single" w:sz="4" w:space="0" w:color="auto"/>
+          <w:insideH w:val="single" w:sz="4" w:space="0" w:color="auto"/>
+          <w:insideV w:val="single" w:sz="4" w:space="0" w:color="auto"/>
         </w:tblBorders>
         <w:tblCellMar>
           <w:left w:w="10" w:type="dxa"/>
@@ -4440,10 +4447,10 @@
           <w:tcPr>
             <w:tcW w:w="5120" w:type="dxa"/>
             <w:tcBorders>
-              <w:top w:val="single" w:color="D9D9D9" w:sz="2" w:space="0"/>
-              <w:left w:val="single" w:color="D9D9D9" w:sz="2" w:space="0"/>
-              <w:bottom w:val="single" w:color="D9D9D9" w:sz="2" w:space="0"/>
-              <w:right w:val="single" w:color="D9D9D9" w:sz="2" w:space="0"/>
+              <w:top w:val="single" w:sz="2" w:space="0" w:color="D9D9D9"/>
+              <w:left w:val="single" w:sz="2" w:space="0" w:color="D9D9D9"/>
+              <w:bottom w:val="single" w:sz="2" w:space="0" w:color="D9D9D9"/>
+              <w:right w:val="single" w:sz="2" w:space="0" w:color="D9D9D9"/>
             </w:tcBorders>
             <w:shd w:val="clear" w:color="auto" w:fill="1F3864"/>
             <w:tcMar>
@@ -4472,10 +4479,10 @@
           <w:tcPr>
             <w:tcW w:w="5120" w:type="dxa"/>
             <w:tcBorders>
-              <w:top w:val="single" w:color="D9D9D9" w:sz="2" w:space="0"/>
-              <w:left w:val="single" w:color="D9D9D9" w:sz="2" w:space="0"/>
-              <w:bottom w:val="single" w:color="D9D9D9" w:sz="2" w:space="0"/>
-              <w:right w:val="single" w:color="D9D9D9" w:sz="2" w:space="0"/>
+              <w:top w:val="single" w:sz="2" w:space="0" w:color="D9D9D9"/>
+              <w:left w:val="single" w:sz="2" w:space="0" w:color="D9D9D9"/>
+              <w:bottom w:val="single" w:sz="2" w:space="0" w:color="D9D9D9"/>
+              <w:right w:val="single" w:sz="2" w:space="0" w:color="D9D9D9"/>
             </w:tcBorders>
             <w:shd w:val="clear" w:color="auto" w:fill="1F3864"/>
             <w:tcMar>
@@ -4509,10 +4516,10 @@
           <w:tcPr>
             <w:tcW w:w="5120" w:type="dxa"/>
             <w:tcBorders>
-              <w:top w:val="single" w:color="D9D9D9" w:sz="2" w:space="0"/>
-              <w:left w:val="single" w:color="D9D9D9" w:sz="2" w:space="0"/>
-              <w:bottom w:val="single" w:color="D9D9D9" w:sz="2" w:space="0"/>
-              <w:right w:val="single" w:color="D9D9D9" w:sz="2" w:space="0"/>
+              <w:top w:val="single" w:sz="2" w:space="0" w:color="D9D9D9"/>
+              <w:left w:val="single" w:sz="2" w:space="0" w:color="D9D9D9"/>
+              <w:bottom w:val="single" w:sz="2" w:space="0" w:color="D9D9D9"/>
+              <w:right w:val="single" w:sz="2" w:space="0" w:color="D9D9D9"/>
             </w:tcBorders>
             <w:shd w:val="clear" w:color="auto" w:fill="FFFFFF"/>
             <w:tcMar>
@@ -4538,10 +4545,10 @@
           <w:tcPr>
             <w:tcW w:w="5120" w:type="dxa"/>
             <w:tcBorders>
-              <w:top w:val="single" w:color="D9D9D9" w:sz="2" w:space="0"/>
-              <w:left w:val="single" w:color="D9D9D9" w:sz="2" w:space="0"/>
-              <w:bottom w:val="single" w:color="D9D9D9" w:sz="2" w:space="0"/>
-              <w:right w:val="single" w:color="D9D9D9" w:sz="2" w:space="0"/>
+              <w:top w:val="single" w:sz="2" w:space="0" w:color="D9D9D9"/>
+              <w:left w:val="single" w:sz="2" w:space="0" w:color="D9D9D9"/>
+              <w:bottom w:val="single" w:sz="2" w:space="0" w:color="D9D9D9"/>
+              <w:right w:val="single" w:sz="2" w:space="0" w:color="D9D9D9"/>
             </w:tcBorders>
             <w:shd w:val="clear" w:color="auto" w:fill="FFFFFF"/>
             <w:tcMar>
@@ -4572,10 +4579,10 @@
           <w:tcPr>
             <w:tcW w:w="5120" w:type="dxa"/>
             <w:tcBorders>
-              <w:top w:val="single" w:color="D9D9D9" w:sz="2" w:space="0"/>
-              <w:left w:val="single" w:color="D9D9D9" w:sz="2" w:space="0"/>
-              <w:bottom w:val="single" w:color="D9D9D9" w:sz="2" w:space="0"/>
-              <w:right w:val="single" w:color="D9D9D9" w:sz="2" w:space="0"/>
+              <w:top w:val="single" w:sz="2" w:space="0" w:color="D9D9D9"/>
+              <w:left w:val="single" w:sz="2" w:space="0" w:color="D9D9D9"/>
+              <w:bottom w:val="single" w:sz="2" w:space="0" w:color="D9D9D9"/>
+              <w:right w:val="single" w:sz="2" w:space="0" w:color="D9D9D9"/>
             </w:tcBorders>
             <w:shd w:val="clear" w:color="auto" w:fill="F5F8FB"/>
             <w:tcMar>
@@ -4601,10 +4608,10 @@
           <w:tcPr>
             <w:tcW w:w="5120" w:type="dxa"/>
             <w:tcBorders>
-              <w:top w:val="single" w:color="D9D9D9" w:sz="2" w:space="0"/>
-              <w:left w:val="single" w:color="D9D9D9" w:sz="2" w:space="0"/>
-              <w:bottom w:val="single" w:color="D9D9D9" w:sz="2" w:space="0"/>
-              <w:right w:val="single" w:color="D9D9D9" w:sz="2" w:space="0"/>
+              <w:top w:val="single" w:sz="2" w:space="0" w:color="D9D9D9"/>
+              <w:left w:val="single" w:sz="2" w:space="0" w:color="D9D9D9"/>
+              <w:bottom w:val="single" w:sz="2" w:space="0" w:color="D9D9D9"/>
+              <w:right w:val="single" w:sz="2" w:space="0" w:color="D9D9D9"/>
             </w:tcBorders>
             <w:shd w:val="clear" w:color="auto" w:fill="F5F8FB"/>
             <w:tcMar>
@@ -4635,10 +4642,10 @@
           <w:tcPr>
             <w:tcW w:w="5120" w:type="dxa"/>
             <w:tcBorders>
-              <w:top w:val="single" w:color="D9D9D9" w:sz="2" w:space="0"/>
-              <w:left w:val="single" w:color="D9D9D9" w:sz="2" w:space="0"/>
-              <w:bottom w:val="single" w:color="D9D9D9" w:sz="2" w:space="0"/>
-              <w:right w:val="single" w:color="D9D9D9" w:sz="2" w:space="0"/>
+              <w:top w:val="single" w:sz="2" w:space="0" w:color="D9D9D9"/>
+              <w:left w:val="single" w:sz="2" w:space="0" w:color="D9D9D9"/>
+              <w:bottom w:val="single" w:sz="2" w:space="0" w:color="D9D9D9"/>
+              <w:right w:val="single" w:sz="2" w:space="0" w:color="D9D9D9"/>
             </w:tcBorders>
             <w:shd w:val="clear" w:color="auto" w:fill="FFFFFF"/>
             <w:tcMar>
@@ -4664,10 +4671,10 @@
           <w:tcPr>
             <w:tcW w:w="5120" w:type="dxa"/>
             <w:tcBorders>
-              <w:top w:val="single" w:color="D9D9D9" w:sz="2" w:space="0"/>
-              <w:left w:val="single" w:color="D9D9D9" w:sz="2" w:space="0"/>
-              <w:bottom w:val="single" w:color="D9D9D9" w:sz="2" w:space="0"/>
-              <w:right w:val="single" w:color="D9D9D9" w:sz="2" w:space="0"/>
+              <w:top w:val="single" w:sz="2" w:space="0" w:color="D9D9D9"/>
+              <w:left w:val="single" w:sz="2" w:space="0" w:color="D9D9D9"/>
+              <w:bottom w:val="single" w:sz="2" w:space="0" w:color="D9D9D9"/>
+              <w:right w:val="single" w:sz="2" w:space="0" w:color="D9D9D9"/>
             </w:tcBorders>
             <w:shd w:val="clear" w:color="auto" w:fill="FFFFFF"/>
             <w:tcMar>
@@ -4698,10 +4705,10 @@
           <w:tcPr>
             <w:tcW w:w="5120" w:type="dxa"/>
             <w:tcBorders>
-              <w:top w:val="single" w:color="D9D9D9" w:sz="2" w:space="0"/>
-              <w:left w:val="single" w:color="D9D9D9" w:sz="2" w:space="0"/>
-              <w:bottom w:val="single" w:color="D9D9D9" w:sz="2" w:space="0"/>
-              <w:right w:val="single" w:color="D9D9D9" w:sz="2" w:space="0"/>
+              <w:top w:val="single" w:sz="2" w:space="0" w:color="D9D9D9"/>
+              <w:left w:val="single" w:sz="2" w:space="0" w:color="D9D9D9"/>
+              <w:bottom w:val="single" w:sz="2" w:space="0" w:color="D9D9D9"/>
+              <w:right w:val="single" w:sz="2" w:space="0" w:color="D9D9D9"/>
             </w:tcBorders>
             <w:shd w:val="clear" w:color="auto" w:fill="F5F8FB"/>
             <w:tcMar>
@@ -4727,10 +4734,10 @@
           <w:tcPr>
             <w:tcW w:w="5120" w:type="dxa"/>
             <w:tcBorders>
-              <w:top w:val="single" w:color="D9D9D9" w:sz="2" w:space="0"/>
-              <w:left w:val="single" w:color="D9D9D9" w:sz="2" w:space="0"/>
-              <w:bottom w:val="single" w:color="D9D9D9" w:sz="2" w:space="0"/>
-              <w:right w:val="single" w:color="D9D9D9" w:sz="2" w:space="0"/>
+              <w:top w:val="single" w:sz="2" w:space="0" w:color="D9D9D9"/>
+              <w:left w:val="single" w:sz="2" w:space="0" w:color="D9D9D9"/>
+              <w:bottom w:val="single" w:sz="2" w:space="0" w:color="D9D9D9"/>
+              <w:right w:val="single" w:sz="2" w:space="0" w:color="D9D9D9"/>
             </w:tcBorders>
             <w:shd w:val="clear" w:color="auto" w:fill="F5F8FB"/>
             <w:tcMar>
@@ -4761,10 +4768,10 @@
           <w:tcPr>
             <w:tcW w:w="5120" w:type="dxa"/>
             <w:tcBorders>
-              <w:top w:val="single" w:color="D9D9D9" w:sz="2" w:space="0"/>
-              <w:left w:val="single" w:color="D9D9D9" w:sz="2" w:space="0"/>
-              <w:bottom w:val="single" w:color="D9D9D9" w:sz="2" w:space="0"/>
-              <w:right w:val="single" w:color="D9D9D9" w:sz="2" w:space="0"/>
+              <w:top w:val="single" w:sz="2" w:space="0" w:color="D9D9D9"/>
+              <w:left w:val="single" w:sz="2" w:space="0" w:color="D9D9D9"/>
+              <w:bottom w:val="single" w:sz="2" w:space="0" w:color="D9D9D9"/>
+              <w:right w:val="single" w:sz="2" w:space="0" w:color="D9D9D9"/>
             </w:tcBorders>
             <w:shd w:val="clear" w:color="auto" w:fill="FFFFFF"/>
             <w:tcMar>
@@ -4790,10 +4797,10 @@
           <w:tcPr>
             <w:tcW w:w="5120" w:type="dxa"/>
             <w:tcBorders>
-              <w:top w:val="single" w:color="D9D9D9" w:sz="2" w:space="0"/>
-              <w:left w:val="single" w:color="D9D9D9" w:sz="2" w:space="0"/>
-              <w:bottom w:val="single" w:color="D9D9D9" w:sz="2" w:space="0"/>
-              <w:right w:val="single" w:color="D9D9D9" w:sz="2" w:space="0"/>
+              <w:top w:val="single" w:sz="2" w:space="0" w:color="D9D9D9"/>
+              <w:left w:val="single" w:sz="2" w:space="0" w:color="D9D9D9"/>
+              <w:bottom w:val="single" w:sz="2" w:space="0" w:color="D9D9D9"/>
+              <w:right w:val="single" w:sz="2" w:space="0" w:color="D9D9D9"/>
             </w:tcBorders>
             <w:shd w:val="clear" w:color="auto" w:fill="FFFFFF"/>
             <w:tcMar>
@@ -4833,12 +4840,12 @@
       <w:tblPr>
         <w:tblW w:w="10240" w:type="dxa"/>
         <w:tblBorders>
-          <w:top w:val="single" w:color="auto" w:sz="4" w:space="0"/>
-          <w:left w:val="single" w:color="auto" w:sz="4" w:space="0"/>
-          <w:bottom w:val="single" w:color="auto" w:sz="4" w:space="0"/>
-          <w:right w:val="single" w:color="auto" w:sz="4" w:space="0"/>
-          <w:insideH w:val="single" w:color="auto" w:sz="4" w:space="0"/>
-          <w:insideV w:val="single" w:color="auto" w:sz="4" w:space="0"/>
+          <w:top w:val="single" w:sz="4" w:space="0" w:color="auto"/>
+          <w:left w:val="single" w:sz="4" w:space="0" w:color="auto"/>
+          <w:bottom w:val="single" w:sz="4" w:space="0" w:color="auto"/>
+          <w:right w:val="single" w:sz="4" w:space="0" w:color="auto"/>
+          <w:insideH w:val="single" w:sz="4" w:space="0" w:color="auto"/>
+          <w:insideV w:val="single" w:sz="4" w:space="0" w:color="auto"/>
         </w:tblBorders>
         <w:tblCellMar>
           <w:left w:w="10" w:type="dxa"/>
@@ -4859,10 +4866,10 @@
           <w:tcPr>
             <w:tcW w:w="2400" w:type="dxa"/>
             <w:tcBorders>
-              <w:top w:val="single" w:color="D9D9D9" w:sz="2" w:space="0"/>
-              <w:left w:val="single" w:color="D9D9D9" w:sz="2" w:space="0"/>
-              <w:bottom w:val="single" w:color="D9D9D9" w:sz="2" w:space="0"/>
-              <w:right w:val="single" w:color="D9D9D9" w:sz="2" w:space="0"/>
+              <w:top w:val="single" w:sz="2" w:space="0" w:color="D9D9D9"/>
+              <w:left w:val="single" w:sz="2" w:space="0" w:color="D9D9D9"/>
+              <w:bottom w:val="single" w:sz="2" w:space="0" w:color="D9D9D9"/>
+              <w:right w:val="single" w:sz="2" w:space="0" w:color="D9D9D9"/>
             </w:tcBorders>
             <w:shd w:val="clear" w:color="auto" w:fill="1F3864"/>
             <w:tcMar>
@@ -4891,10 +4898,10 @@
           <w:tcPr>
             <w:tcW w:w="7840" w:type="dxa"/>
             <w:tcBorders>
-              <w:top w:val="single" w:color="D9D9D9" w:sz="2" w:space="0"/>
-              <w:left w:val="single" w:color="D9D9D9" w:sz="2" w:space="0"/>
-              <w:bottom w:val="single" w:color="D9D9D9" w:sz="2" w:space="0"/>
-              <w:right w:val="single" w:color="D9D9D9" w:sz="2" w:space="0"/>
+              <w:top w:val="single" w:sz="2" w:space="0" w:color="D9D9D9"/>
+              <w:left w:val="single" w:sz="2" w:space="0" w:color="D9D9D9"/>
+              <w:bottom w:val="single" w:sz="2" w:space="0" w:color="D9D9D9"/>
+              <w:right w:val="single" w:sz="2" w:space="0" w:color="D9D9D9"/>
             </w:tcBorders>
             <w:shd w:val="clear" w:color="auto" w:fill="1F3864"/>
             <w:tcMar>
@@ -4928,10 +4935,10 @@
           <w:tcPr>
             <w:tcW w:w="2400" w:type="dxa"/>
             <w:tcBorders>
-              <w:top w:val="single" w:color="D9D9D9" w:sz="2" w:space="0"/>
-              <w:left w:val="single" w:color="D9D9D9" w:sz="2" w:space="0"/>
-              <w:bottom w:val="single" w:color="D9D9D9" w:sz="2" w:space="0"/>
-              <w:right w:val="single" w:color="D9D9D9" w:sz="2" w:space="0"/>
+              <w:top w:val="single" w:sz="2" w:space="0" w:color="D9D9D9"/>
+              <w:left w:val="single" w:sz="2" w:space="0" w:color="D9D9D9"/>
+              <w:bottom w:val="single" w:sz="2" w:space="0" w:color="D9D9D9"/>
+              <w:right w:val="single" w:sz="2" w:space="0" w:color="D9D9D9"/>
             </w:tcBorders>
             <w:shd w:val="clear" w:color="auto" w:fill="FFFFFF"/>
             <w:tcMar>
@@ -4957,10 +4964,10 @@
           <w:tcPr>
             <w:tcW w:w="7840" w:type="dxa"/>
             <w:tcBorders>
-              <w:top w:val="single" w:color="D9D9D9" w:sz="2" w:space="0"/>
-              <w:left w:val="single" w:color="D9D9D9" w:sz="2" w:space="0"/>
-              <w:bottom w:val="single" w:color="D9D9D9" w:sz="2" w:space="0"/>
-              <w:right w:val="single" w:color="D9D9D9" w:sz="2" w:space="0"/>
+              <w:top w:val="single" w:sz="2" w:space="0" w:color="D9D9D9"/>
+              <w:left w:val="single" w:sz="2" w:space="0" w:color="D9D9D9"/>
+              <w:bottom w:val="single" w:sz="2" w:space="0" w:color="D9D9D9"/>
+              <w:right w:val="single" w:sz="2" w:space="0" w:color="D9D9D9"/>
             </w:tcBorders>
             <w:shd w:val="clear" w:color="auto" w:fill="FFFFFF"/>
             <w:tcMar>
@@ -4991,10 +4998,10 @@
           <w:tcPr>
             <w:tcW w:w="2400" w:type="dxa"/>
             <w:tcBorders>
-              <w:top w:val="single" w:color="D9D9D9" w:sz="2" w:space="0"/>
-              <w:left w:val="single" w:color="D9D9D9" w:sz="2" w:space="0"/>
-              <w:bottom w:val="single" w:color="D9D9D9" w:sz="2" w:space="0"/>
-              <w:right w:val="single" w:color="D9D9D9" w:sz="2" w:space="0"/>
+              <w:top w:val="single" w:sz="2" w:space="0" w:color="D9D9D9"/>
+              <w:left w:val="single" w:sz="2" w:space="0" w:color="D9D9D9"/>
+              <w:bottom w:val="single" w:sz="2" w:space="0" w:color="D9D9D9"/>
+              <w:right w:val="single" w:sz="2" w:space="0" w:color="D9D9D9"/>
             </w:tcBorders>
             <w:shd w:val="clear" w:color="auto" w:fill="F5F8FB"/>
             <w:tcMar>
@@ -5020,10 +5027,10 @@
           <w:tcPr>
             <w:tcW w:w="7840" w:type="dxa"/>
             <w:tcBorders>
-              <w:top w:val="single" w:color="D9D9D9" w:sz="2" w:space="0"/>
-              <w:left w:val="single" w:color="D9D9D9" w:sz="2" w:space="0"/>
-              <w:bottom w:val="single" w:color="D9D9D9" w:sz="2" w:space="0"/>
-              <w:right w:val="single" w:color="D9D9D9" w:sz="2" w:space="0"/>
+              <w:top w:val="single" w:sz="2" w:space="0" w:color="D9D9D9"/>
+              <w:left w:val="single" w:sz="2" w:space="0" w:color="D9D9D9"/>
+              <w:bottom w:val="single" w:sz="2" w:space="0" w:color="D9D9D9"/>
+              <w:right w:val="single" w:sz="2" w:space="0" w:color="D9D9D9"/>
             </w:tcBorders>
             <w:shd w:val="clear" w:color="auto" w:fill="F5F8FB"/>
             <w:tcMar>
@@ -5054,10 +5061,10 @@
           <w:tcPr>
             <w:tcW w:w="2400" w:type="dxa"/>
             <w:tcBorders>
-              <w:top w:val="single" w:color="D9D9D9" w:sz="2" w:space="0"/>
-              <w:left w:val="single" w:color="D9D9D9" w:sz="2" w:space="0"/>
-              <w:bottom w:val="single" w:color="D9D9D9" w:sz="2" w:space="0"/>
-              <w:right w:val="single" w:color="D9D9D9" w:sz="2" w:space="0"/>
+              <w:top w:val="single" w:sz="2" w:space="0" w:color="D9D9D9"/>
+              <w:left w:val="single" w:sz="2" w:space="0" w:color="D9D9D9"/>
+              <w:bottom w:val="single" w:sz="2" w:space="0" w:color="D9D9D9"/>
+              <w:right w:val="single" w:sz="2" w:space="0" w:color="D9D9D9"/>
             </w:tcBorders>
             <w:shd w:val="clear" w:color="auto" w:fill="FFFFFF"/>
             <w:tcMar>
@@ -5083,10 +5090,10 @@
           <w:tcPr>
             <w:tcW w:w="7840" w:type="dxa"/>
             <w:tcBorders>
-              <w:top w:val="single" w:color="D9D9D9" w:sz="2" w:space="0"/>
-              <w:left w:val="single" w:color="D9D9D9" w:sz="2" w:space="0"/>
-              <w:bottom w:val="single" w:color="D9D9D9" w:sz="2" w:space="0"/>
-              <w:right w:val="single" w:color="D9D9D9" w:sz="2" w:space="0"/>
+              <w:top w:val="single" w:sz="2" w:space="0" w:color="D9D9D9"/>
+              <w:left w:val="single" w:sz="2" w:space="0" w:color="D9D9D9"/>
+              <w:bottom w:val="single" w:sz="2" w:space="0" w:color="D9D9D9"/>
+              <w:right w:val="single" w:sz="2" w:space="0" w:color="D9D9D9"/>
             </w:tcBorders>
             <w:shd w:val="clear" w:color="auto" w:fill="FFFFFF"/>
             <w:tcMar>
@@ -5117,10 +5124,10 @@
           <w:tcPr>
             <w:tcW w:w="2400" w:type="dxa"/>
             <w:tcBorders>
-              <w:top w:val="single" w:color="D9D9D9" w:sz="2" w:space="0"/>
-              <w:left w:val="single" w:color="D9D9D9" w:sz="2" w:space="0"/>
-              <w:bottom w:val="single" w:color="D9D9D9" w:sz="2" w:space="0"/>
-              <w:right w:val="single" w:color="D9D9D9" w:sz="2" w:space="0"/>
+              <w:top w:val="single" w:sz="2" w:space="0" w:color="D9D9D9"/>
+              <w:left w:val="single" w:sz="2" w:space="0" w:color="D9D9D9"/>
+              <w:bottom w:val="single" w:sz="2" w:space="0" w:color="D9D9D9"/>
+              <w:right w:val="single" w:sz="2" w:space="0" w:color="D9D9D9"/>
             </w:tcBorders>
             <w:shd w:val="clear" w:color="auto" w:fill="F5F8FB"/>
             <w:tcMar>
@@ -5146,10 +5153,10 @@
           <w:tcPr>
             <w:tcW w:w="7840" w:type="dxa"/>
             <w:tcBorders>
-              <w:top w:val="single" w:color="D9D9D9" w:sz="2" w:space="0"/>
-              <w:left w:val="single" w:color="D9D9D9" w:sz="2" w:space="0"/>
-              <w:bottom w:val="single" w:color="D9D9D9" w:sz="2" w:space="0"/>
-              <w:right w:val="single" w:color="D9D9D9" w:sz="2" w:space="0"/>
+              <w:top w:val="single" w:sz="2" w:space="0" w:color="D9D9D9"/>
+              <w:left w:val="single" w:sz="2" w:space="0" w:color="D9D9D9"/>
+              <w:bottom w:val="single" w:sz="2" w:space="0" w:color="D9D9D9"/>
+              <w:right w:val="single" w:sz="2" w:space="0" w:color="D9D9D9"/>
             </w:tcBorders>
             <w:shd w:val="clear" w:color="auto" w:fill="F5F8FB"/>
             <w:tcMar>
@@ -5189,12 +5196,12 @@
       <w:tblPr>
         <w:tblW w:w="10240" w:type="dxa"/>
         <w:tblBorders>
-          <w:top w:val="single" w:color="auto" w:sz="4" w:space="0"/>
-          <w:left w:val="single" w:color="auto" w:sz="4" w:space="0"/>
-          <w:bottom w:val="single" w:color="auto" w:sz="4" w:space="0"/>
-          <w:right w:val="single" w:color="auto" w:sz="4" w:space="0"/>
-          <w:insideH w:val="single" w:color="auto" w:sz="4" w:space="0"/>
-          <w:insideV w:val="single" w:color="auto" w:sz="4" w:space="0"/>
+          <w:top w:val="single" w:sz="4" w:space="0" w:color="auto"/>
+          <w:left w:val="single" w:sz="4" w:space="0" w:color="auto"/>
+          <w:bottom w:val="single" w:sz="4" w:space="0" w:color="auto"/>
+          <w:right w:val="single" w:sz="4" w:space="0" w:color="auto"/>
+          <w:insideH w:val="single" w:sz="4" w:space="0" w:color="auto"/>
+          <w:insideV w:val="single" w:sz="4" w:space="0" w:color="auto"/>
         </w:tblBorders>
         <w:tblCellMar>
           <w:left w:w="10" w:type="dxa"/>
@@ -5216,10 +5223,10 @@
           <w:tcPr>
             <w:tcW w:w="450" w:type="dxa"/>
             <w:tcBorders>
-              <w:top w:val="single" w:color="D9D9D9" w:sz="2" w:space="0"/>
-              <w:left w:val="single" w:color="D9D9D9" w:sz="2" w:space="0"/>
-              <w:bottom w:val="single" w:color="D9D9D9" w:sz="2" w:space="0"/>
-              <w:right w:val="single" w:color="D9D9D9" w:sz="2" w:space="0"/>
+              <w:top w:val="single" w:sz="2" w:space="0" w:color="D9D9D9"/>
+              <w:left w:val="single" w:sz="2" w:space="0" w:color="D9D9D9"/>
+              <w:bottom w:val="single" w:sz="2" w:space="0" w:color="D9D9D9"/>
+              <w:right w:val="single" w:sz="2" w:space="0" w:color="D9D9D9"/>
             </w:tcBorders>
             <w:shd w:val="clear" w:color="auto" w:fill="1F3864"/>
             <w:tcMar>
@@ -5248,10 +5255,10 @@
           <w:tcPr>
             <w:tcW w:w="7550" w:type="dxa"/>
             <w:tcBorders>
-              <w:top w:val="single" w:color="D9D9D9" w:sz="2" w:space="0"/>
-              <w:left w:val="single" w:color="D9D9D9" w:sz="2" w:space="0"/>
-              <w:bottom w:val="single" w:color="D9D9D9" w:sz="2" w:space="0"/>
-              <w:right w:val="single" w:color="D9D9D9" w:sz="2" w:space="0"/>
+              <w:top w:val="single" w:sz="2" w:space="0" w:color="D9D9D9"/>
+              <w:left w:val="single" w:sz="2" w:space="0" w:color="D9D9D9"/>
+              <w:bottom w:val="single" w:sz="2" w:space="0" w:color="D9D9D9"/>
+              <w:right w:val="single" w:sz="2" w:space="0" w:color="D9D9D9"/>
             </w:tcBorders>
             <w:shd w:val="clear" w:color="auto" w:fill="1F3864"/>
             <w:tcMar>
@@ -5280,10 +5287,10 @@
           <w:tcPr>
             <w:tcW w:w="2240" w:type="dxa"/>
             <w:tcBorders>
-              <w:top w:val="single" w:color="D9D9D9" w:sz="2" w:space="0"/>
-              <w:left w:val="single" w:color="D9D9D9" w:sz="2" w:space="0"/>
-              <w:bottom w:val="single" w:color="D9D9D9" w:sz="2" w:space="0"/>
-              <w:right w:val="single" w:color="D9D9D9" w:sz="2" w:space="0"/>
+              <w:top w:val="single" w:sz="2" w:space="0" w:color="D9D9D9"/>
+              <w:left w:val="single" w:sz="2" w:space="0" w:color="D9D9D9"/>
+              <w:bottom w:val="single" w:sz="2" w:space="0" w:color="D9D9D9"/>
+              <w:right w:val="single" w:sz="2" w:space="0" w:color="D9D9D9"/>
             </w:tcBorders>
             <w:shd w:val="clear" w:color="auto" w:fill="1F3864"/>
             <w:tcMar>
@@ -5317,10 +5324,10 @@
           <w:tcPr>
             <w:tcW w:w="450" w:type="dxa"/>
             <w:tcBorders>
-              <w:top w:val="single" w:color="D9D9D9" w:sz="2" w:space="0"/>
-              <w:left w:val="single" w:color="D9D9D9" w:sz="2" w:space="0"/>
-              <w:bottom w:val="single" w:color="D9D9D9" w:sz="2" w:space="0"/>
-              <w:right w:val="single" w:color="D9D9D9" w:sz="2" w:space="0"/>
+              <w:top w:val="single" w:sz="2" w:space="0" w:color="D9D9D9"/>
+              <w:left w:val="single" w:sz="2" w:space="0" w:color="D9D9D9"/>
+              <w:bottom w:val="single" w:sz="2" w:space="0" w:color="D9D9D9"/>
+              <w:right w:val="single" w:sz="2" w:space="0" w:color="D9D9D9"/>
             </w:tcBorders>
             <w:shd w:val="clear" w:color="auto" w:fill="FFFFFF"/>
             <w:tcMar>
@@ -5346,10 +5353,10 @@
           <w:tcPr>
             <w:tcW w:w="7550" w:type="dxa"/>
             <w:tcBorders>
-              <w:top w:val="single" w:color="D9D9D9" w:sz="2" w:space="0"/>
-              <w:left w:val="single" w:color="D9D9D9" w:sz="2" w:space="0"/>
-              <w:bottom w:val="single" w:color="D9D9D9" w:sz="2" w:space="0"/>
-              <w:right w:val="single" w:color="D9D9D9" w:sz="2" w:space="0"/>
+              <w:top w:val="single" w:sz="2" w:space="0" w:color="D9D9D9"/>
+              <w:left w:val="single" w:sz="2" w:space="0" w:color="D9D9D9"/>
+              <w:bottom w:val="single" w:sz="2" w:space="0" w:color="D9D9D9"/>
+              <w:right w:val="single" w:sz="2" w:space="0" w:color="D9D9D9"/>
             </w:tcBorders>
             <w:shd w:val="clear" w:color="auto" w:fill="FFFFFF"/>
             <w:tcMar>
@@ -5375,10 +5382,10 @@
           <w:tcPr>
             <w:tcW w:w="2240" w:type="dxa"/>
             <w:tcBorders>
-              <w:top w:val="single" w:color="D9D9D9" w:sz="2" w:space="0"/>
-              <w:left w:val="single" w:color="D9D9D9" w:sz="2" w:space="0"/>
-              <w:bottom w:val="single" w:color="D9D9D9" w:sz="2" w:space="0"/>
-              <w:right w:val="single" w:color="D9D9D9" w:sz="2" w:space="0"/>
+              <w:top w:val="single" w:sz="2" w:space="0" w:color="D9D9D9"/>
+              <w:left w:val="single" w:sz="2" w:space="0" w:color="D9D9D9"/>
+              <w:bottom w:val="single" w:sz="2" w:space="0" w:color="D9D9D9"/>
+              <w:right w:val="single" w:sz="2" w:space="0" w:color="D9D9D9"/>
             </w:tcBorders>
             <w:shd w:val="clear" w:color="auto" w:fill="FFFFFF"/>
             <w:tcMar>
@@ -5409,10 +5416,10 @@
           <w:tcPr>
             <w:tcW w:w="450" w:type="dxa"/>
             <w:tcBorders>
-              <w:top w:val="single" w:color="D9D9D9" w:sz="2" w:space="0"/>
-              <w:left w:val="single" w:color="D9D9D9" w:sz="2" w:space="0"/>
-              <w:bottom w:val="single" w:color="D9D9D9" w:sz="2" w:space="0"/>
-              <w:right w:val="single" w:color="D9D9D9" w:sz="2" w:space="0"/>
+              <w:top w:val="single" w:sz="2" w:space="0" w:color="D9D9D9"/>
+              <w:left w:val="single" w:sz="2" w:space="0" w:color="D9D9D9"/>
+              <w:bottom w:val="single" w:sz="2" w:space="0" w:color="D9D9D9"/>
+              <w:right w:val="single" w:sz="2" w:space="0" w:color="D9D9D9"/>
             </w:tcBorders>
             <w:shd w:val="clear" w:color="auto" w:fill="F5F8FB"/>
             <w:tcMar>
@@ -5438,10 +5445,10 @@
           <w:tcPr>
             <w:tcW w:w="7550" w:type="dxa"/>
             <w:tcBorders>
-              <w:top w:val="single" w:color="D9D9D9" w:sz="2" w:space="0"/>
-              <w:left w:val="single" w:color="D9D9D9" w:sz="2" w:space="0"/>
-              <w:bottom w:val="single" w:color="D9D9D9" w:sz="2" w:space="0"/>
-              <w:right w:val="single" w:color="D9D9D9" w:sz="2" w:space="0"/>
+              <w:top w:val="single" w:sz="2" w:space="0" w:color="D9D9D9"/>
+              <w:left w:val="single" w:sz="2" w:space="0" w:color="D9D9D9"/>
+              <w:bottom w:val="single" w:sz="2" w:space="0" w:color="D9D9D9"/>
+              <w:right w:val="single" w:sz="2" w:space="0" w:color="D9D9D9"/>
             </w:tcBorders>
             <w:shd w:val="clear" w:color="auto" w:fill="F5F8FB"/>
             <w:tcMar>
@@ -5467,10 +5474,10 @@
           <w:tcPr>
             <w:tcW w:w="2240" w:type="dxa"/>
             <w:tcBorders>
-              <w:top w:val="single" w:color="D9D9D9" w:sz="2" w:space="0"/>
-              <w:left w:val="single" w:color="D9D9D9" w:sz="2" w:space="0"/>
-              <w:bottom w:val="single" w:color="D9D9D9" w:sz="2" w:space="0"/>
-              <w:right w:val="single" w:color="D9D9D9" w:sz="2" w:space="0"/>
+              <w:top w:val="single" w:sz="2" w:space="0" w:color="D9D9D9"/>
+              <w:left w:val="single" w:sz="2" w:space="0" w:color="D9D9D9"/>
+              <w:bottom w:val="single" w:sz="2" w:space="0" w:color="D9D9D9"/>
+              <w:right w:val="single" w:sz="2" w:space="0" w:color="D9D9D9"/>
             </w:tcBorders>
             <w:shd w:val="clear" w:color="auto" w:fill="F5F8FB"/>
             <w:tcMar>
@@ -5501,10 +5508,10 @@
           <w:tcPr>
             <w:tcW w:w="450" w:type="dxa"/>
             <w:tcBorders>
-              <w:top w:val="single" w:color="D9D9D9" w:sz="2" w:space="0"/>
-              <w:left w:val="single" w:color="D9D9D9" w:sz="2" w:space="0"/>
-              <w:bottom w:val="single" w:color="D9D9D9" w:sz="2" w:space="0"/>
-              <w:right w:val="single" w:color="D9D9D9" w:sz="2" w:space="0"/>
+              <w:top w:val="single" w:sz="2" w:space="0" w:color="D9D9D9"/>
+              <w:left w:val="single" w:sz="2" w:space="0" w:color="D9D9D9"/>
+              <w:bottom w:val="single" w:sz="2" w:space="0" w:color="D9D9D9"/>
+              <w:right w:val="single" w:sz="2" w:space="0" w:color="D9D9D9"/>
             </w:tcBorders>
             <w:shd w:val="clear" w:color="auto" w:fill="FFFFFF"/>
             <w:tcMar>
@@ -5530,10 +5537,10 @@
           <w:tcPr>
             <w:tcW w:w="7550" w:type="dxa"/>
             <w:tcBorders>
-              <w:top w:val="single" w:color="D9D9D9" w:sz="2" w:space="0"/>
-              <w:left w:val="single" w:color="D9D9D9" w:sz="2" w:space="0"/>
-              <w:bottom w:val="single" w:color="D9D9D9" w:sz="2" w:space="0"/>
-              <w:right w:val="single" w:color="D9D9D9" w:sz="2" w:space="0"/>
+              <w:top w:val="single" w:sz="2" w:space="0" w:color="D9D9D9"/>
+              <w:left w:val="single" w:sz="2" w:space="0" w:color="D9D9D9"/>
+              <w:bottom w:val="single" w:sz="2" w:space="0" w:color="D9D9D9"/>
+              <w:right w:val="single" w:sz="2" w:space="0" w:color="D9D9D9"/>
             </w:tcBorders>
             <w:shd w:val="clear" w:color="auto" w:fill="FFFFFF"/>
             <w:tcMar>
@@ -5559,10 +5566,10 @@
           <w:tcPr>
             <w:tcW w:w="2240" w:type="dxa"/>
             <w:tcBorders>
-              <w:top w:val="single" w:color="D9D9D9" w:sz="2" w:space="0"/>
-              <w:left w:val="single" w:color="D9D9D9" w:sz="2" w:space="0"/>
-              <w:bottom w:val="single" w:color="D9D9D9" w:sz="2" w:space="0"/>
-              <w:right w:val="single" w:color="D9D9D9" w:sz="2" w:space="0"/>
+              <w:top w:val="single" w:sz="2" w:space="0" w:color="D9D9D9"/>
+              <w:left w:val="single" w:sz="2" w:space="0" w:color="D9D9D9"/>
+              <w:bottom w:val="single" w:sz="2" w:space="0" w:color="D9D9D9"/>
+              <w:right w:val="single" w:sz="2" w:space="0" w:color="D9D9D9"/>
             </w:tcBorders>
             <w:shd w:val="clear" w:color="auto" w:fill="FFFFFF"/>
             <w:tcMar>
@@ -5593,10 +5600,10 @@
           <w:tcPr>
             <w:tcW w:w="450" w:type="dxa"/>
             <w:tcBorders>
-              <w:top w:val="single" w:color="D9D9D9" w:sz="2" w:space="0"/>
-              <w:left w:val="single" w:color="D9D9D9" w:sz="2" w:space="0"/>
-              <w:bottom w:val="single" w:color="D9D9D9" w:sz="2" w:space="0"/>
-              <w:right w:val="single" w:color="D9D9D9" w:sz="2" w:space="0"/>
+              <w:top w:val="single" w:sz="2" w:space="0" w:color="D9D9D9"/>
+              <w:left w:val="single" w:sz="2" w:space="0" w:color="D9D9D9"/>
+              <w:bottom w:val="single" w:sz="2" w:space="0" w:color="D9D9D9"/>
+              <w:right w:val="single" w:sz="2" w:space="0" w:color="D9D9D9"/>
             </w:tcBorders>
             <w:shd w:val="clear" w:color="auto" w:fill="F5F8FB"/>
             <w:tcMar>
@@ -5622,10 +5629,10 @@
           <w:tcPr>
             <w:tcW w:w="7550" w:type="dxa"/>
             <w:tcBorders>
-              <w:top w:val="single" w:color="D9D9D9" w:sz="2" w:space="0"/>
-              <w:left w:val="single" w:color="D9D9D9" w:sz="2" w:space="0"/>
-              <w:bottom w:val="single" w:color="D9D9D9" w:sz="2" w:space="0"/>
-              <w:right w:val="single" w:color="D9D9D9" w:sz="2" w:space="0"/>
+              <w:top w:val="single" w:sz="2" w:space="0" w:color="D9D9D9"/>
+              <w:left w:val="single" w:sz="2" w:space="0" w:color="D9D9D9"/>
+              <w:bottom w:val="single" w:sz="2" w:space="0" w:color="D9D9D9"/>
+              <w:right w:val="single" w:sz="2" w:space="0" w:color="D9D9D9"/>
             </w:tcBorders>
             <w:shd w:val="clear" w:color="auto" w:fill="F5F8FB"/>
             <w:tcMar>
@@ -5651,10 +5658,10 @@
           <w:tcPr>
             <w:tcW w:w="2240" w:type="dxa"/>
             <w:tcBorders>
-              <w:top w:val="single" w:color="D9D9D9" w:sz="2" w:space="0"/>
-              <w:left w:val="single" w:color="D9D9D9" w:sz="2" w:space="0"/>
-              <w:bottom w:val="single" w:color="D9D9D9" w:sz="2" w:space="0"/>
-              <w:right w:val="single" w:color="D9D9D9" w:sz="2" w:space="0"/>
+              <w:top w:val="single" w:sz="2" w:space="0" w:color="D9D9D9"/>
+              <w:left w:val="single" w:sz="2" w:space="0" w:color="D9D9D9"/>
+              <w:bottom w:val="single" w:sz="2" w:space="0" w:color="D9D9D9"/>
+              <w:right w:val="single" w:sz="2" w:space="0" w:color="D9D9D9"/>
             </w:tcBorders>
             <w:shd w:val="clear" w:color="auto" w:fill="F5F8FB"/>
             <w:tcMar>
@@ -5685,10 +5692,10 @@
           <w:tcPr>
             <w:tcW w:w="450" w:type="dxa"/>
             <w:tcBorders>
-              <w:top w:val="single" w:color="D9D9D9" w:sz="2" w:space="0"/>
-              <w:left w:val="single" w:color="D9D9D9" w:sz="2" w:space="0"/>
-              <w:bottom w:val="single" w:color="D9D9D9" w:sz="2" w:space="0"/>
-              <w:right w:val="single" w:color="D9D9D9" w:sz="2" w:space="0"/>
+              <w:top w:val="single" w:sz="2" w:space="0" w:color="D9D9D9"/>
+              <w:left w:val="single" w:sz="2" w:space="0" w:color="D9D9D9"/>
+              <w:bottom w:val="single" w:sz="2" w:space="0" w:color="D9D9D9"/>
+              <w:right w:val="single" w:sz="2" w:space="0" w:color="D9D9D9"/>
             </w:tcBorders>
             <w:shd w:val="clear" w:color="auto" w:fill="FFFFFF"/>
             <w:tcMar>
@@ -5714,10 +5721,10 @@
           <w:tcPr>
             <w:tcW w:w="7550" w:type="dxa"/>
             <w:tcBorders>
-              <w:top w:val="single" w:color="D9D9D9" w:sz="2" w:space="0"/>
-              <w:left w:val="single" w:color="D9D9D9" w:sz="2" w:space="0"/>
-              <w:bottom w:val="single" w:color="D9D9D9" w:sz="2" w:space="0"/>
-              <w:right w:val="single" w:color="D9D9D9" w:sz="2" w:space="0"/>
+              <w:top w:val="single" w:sz="2" w:space="0" w:color="D9D9D9"/>
+              <w:left w:val="single" w:sz="2" w:space="0" w:color="D9D9D9"/>
+              <w:bottom w:val="single" w:sz="2" w:space="0" w:color="D9D9D9"/>
+              <w:right w:val="single" w:sz="2" w:space="0" w:color="D9D9D9"/>
             </w:tcBorders>
             <w:shd w:val="clear" w:color="auto" w:fill="FFFFFF"/>
             <w:tcMar>
@@ -5743,10 +5750,10 @@
           <w:tcPr>
             <w:tcW w:w="2240" w:type="dxa"/>
             <w:tcBorders>
-              <w:top w:val="single" w:color="D9D9D9" w:sz="2" w:space="0"/>
-              <w:left w:val="single" w:color="D9D9D9" w:sz="2" w:space="0"/>
-              <w:bottom w:val="single" w:color="D9D9D9" w:sz="2" w:space="0"/>
-              <w:right w:val="single" w:color="D9D9D9" w:sz="2" w:space="0"/>
+              <w:top w:val="single" w:sz="2" w:space="0" w:color="D9D9D9"/>
+              <w:left w:val="single" w:sz="2" w:space="0" w:color="D9D9D9"/>
+              <w:bottom w:val="single" w:sz="2" w:space="0" w:color="D9D9D9"/>
+              <w:right w:val="single" w:sz="2" w:space="0" w:color="D9D9D9"/>
             </w:tcBorders>
             <w:shd w:val="clear" w:color="auto" w:fill="FFFFFF"/>
             <w:tcMar>
@@ -5777,10 +5784,10 @@
           <w:tcPr>
             <w:tcW w:w="450" w:type="dxa"/>
             <w:tcBorders>
-              <w:top w:val="single" w:color="D9D9D9" w:sz="2" w:space="0"/>
-              <w:left w:val="single" w:color="D9D9D9" w:sz="2" w:space="0"/>
-              <w:bottom w:val="single" w:color="D9D9D9" w:sz="2" w:space="0"/>
-              <w:right w:val="single" w:color="D9D9D9" w:sz="2" w:space="0"/>
+              <w:top w:val="single" w:sz="2" w:space="0" w:color="D9D9D9"/>
+              <w:left w:val="single" w:sz="2" w:space="0" w:color="D9D9D9"/>
+              <w:bottom w:val="single" w:sz="2" w:space="0" w:color="D9D9D9"/>
+              <w:right w:val="single" w:sz="2" w:space="0" w:color="D9D9D9"/>
             </w:tcBorders>
             <w:shd w:val="clear" w:color="auto" w:fill="F5F8FB"/>
             <w:tcMar>
@@ -5806,10 +5813,10 @@
           <w:tcPr>
             <w:tcW w:w="7550" w:type="dxa"/>
             <w:tcBorders>
-              <w:top w:val="single" w:color="D9D9D9" w:sz="2" w:space="0"/>
-              <w:left w:val="single" w:color="D9D9D9" w:sz="2" w:space="0"/>
-              <w:bottom w:val="single" w:color="D9D9D9" w:sz="2" w:space="0"/>
-              <w:right w:val="single" w:color="D9D9D9" w:sz="2" w:space="0"/>
+              <w:top w:val="single" w:sz="2" w:space="0" w:color="D9D9D9"/>
+              <w:left w:val="single" w:sz="2" w:space="0" w:color="D9D9D9"/>
+              <w:bottom w:val="single" w:sz="2" w:space="0" w:color="D9D9D9"/>
+              <w:right w:val="single" w:sz="2" w:space="0" w:color="D9D9D9"/>
             </w:tcBorders>
             <w:shd w:val="clear" w:color="auto" w:fill="F5F8FB"/>
             <w:tcMar>
@@ -5835,10 +5842,10 @@
           <w:tcPr>
             <w:tcW w:w="2240" w:type="dxa"/>
             <w:tcBorders>
-              <w:top w:val="single" w:color="D9D9D9" w:sz="2" w:space="0"/>
-              <w:left w:val="single" w:color="D9D9D9" w:sz="2" w:space="0"/>
-              <w:bottom w:val="single" w:color="D9D9D9" w:sz="2" w:space="0"/>
-              <w:right w:val="single" w:color="D9D9D9" w:sz="2" w:space="0"/>
+              <w:top w:val="single" w:sz="2" w:space="0" w:color="D9D9D9"/>
+              <w:left w:val="single" w:sz="2" w:space="0" w:color="D9D9D9"/>
+              <w:bottom w:val="single" w:sz="2" w:space="0" w:color="D9D9D9"/>
+              <w:right w:val="single" w:sz="2" w:space="0" w:color="D9D9D9"/>
             </w:tcBorders>
             <w:shd w:val="clear" w:color="auto" w:fill="F5F8FB"/>
             <w:tcMar>
@@ -5869,10 +5876,10 @@
           <w:tcPr>
             <w:tcW w:w="450" w:type="dxa"/>
             <w:tcBorders>
-              <w:top w:val="single" w:color="D9D9D9" w:sz="2" w:space="0"/>
-              <w:left w:val="single" w:color="D9D9D9" w:sz="2" w:space="0"/>
-              <w:bottom w:val="single" w:color="D9D9D9" w:sz="2" w:space="0"/>
-              <w:right w:val="single" w:color="D9D9D9" w:sz="2" w:space="0"/>
+              <w:top w:val="single" w:sz="2" w:space="0" w:color="D9D9D9"/>
+              <w:left w:val="single" w:sz="2" w:space="0" w:color="D9D9D9"/>
+              <w:bottom w:val="single" w:sz="2" w:space="0" w:color="D9D9D9"/>
+              <w:right w:val="single" w:sz="2" w:space="0" w:color="D9D9D9"/>
             </w:tcBorders>
             <w:shd w:val="clear" w:color="auto" w:fill="FFFFFF"/>
             <w:tcMar>
@@ -5898,10 +5905,10 @@
           <w:tcPr>
             <w:tcW w:w="7550" w:type="dxa"/>
             <w:tcBorders>
-              <w:top w:val="single" w:color="D9D9D9" w:sz="2" w:space="0"/>
-              <w:left w:val="single" w:color="D9D9D9" w:sz="2" w:space="0"/>
-              <w:bottom w:val="single" w:color="D9D9D9" w:sz="2" w:space="0"/>
-              <w:right w:val="single" w:color="D9D9D9" w:sz="2" w:space="0"/>
+              <w:top w:val="single" w:sz="2" w:space="0" w:color="D9D9D9"/>
+              <w:left w:val="single" w:sz="2" w:space="0" w:color="D9D9D9"/>
+              <w:bottom w:val="single" w:sz="2" w:space="0" w:color="D9D9D9"/>
+              <w:right w:val="single" w:sz="2" w:space="0" w:color="D9D9D9"/>
             </w:tcBorders>
             <w:shd w:val="clear" w:color="auto" w:fill="FFFFFF"/>
             <w:tcMar>
@@ -5927,10 +5934,10 @@
           <w:tcPr>
             <w:tcW w:w="2240" w:type="dxa"/>
             <w:tcBorders>
-              <w:top w:val="single" w:color="D9D9D9" w:sz="2" w:space="0"/>
-              <w:left w:val="single" w:color="D9D9D9" w:sz="2" w:space="0"/>
-              <w:bottom w:val="single" w:color="D9D9D9" w:sz="2" w:space="0"/>
-              <w:right w:val="single" w:color="D9D9D9" w:sz="2" w:space="0"/>
+              <w:top w:val="single" w:sz="2" w:space="0" w:color="D9D9D9"/>
+              <w:left w:val="single" w:sz="2" w:space="0" w:color="D9D9D9"/>
+              <w:bottom w:val="single" w:sz="2" w:space="0" w:color="D9D9D9"/>
+              <w:right w:val="single" w:sz="2" w:space="0" w:color="D9D9D9"/>
             </w:tcBorders>
             <w:shd w:val="clear" w:color="auto" w:fill="FFFFFF"/>
             <w:tcMar>
@@ -5961,10 +5968,10 @@
           <w:tcPr>
             <w:tcW w:w="450" w:type="dxa"/>
             <w:tcBorders>
-              <w:top w:val="single" w:color="D9D9D9" w:sz="2" w:space="0"/>
-              <w:left w:val="single" w:color="D9D9D9" w:sz="2" w:space="0"/>
-              <w:bottom w:val="single" w:color="D9D9D9" w:sz="2" w:space="0"/>
-              <w:right w:val="single" w:color="D9D9D9" w:sz="2" w:space="0"/>
+              <w:top w:val="single" w:sz="2" w:space="0" w:color="D9D9D9"/>
+              <w:left w:val="single" w:sz="2" w:space="0" w:color="D9D9D9"/>
+              <w:bottom w:val="single" w:sz="2" w:space="0" w:color="D9D9D9"/>
+              <w:right w:val="single" w:sz="2" w:space="0" w:color="D9D9D9"/>
             </w:tcBorders>
             <w:shd w:val="clear" w:color="auto" w:fill="F5F8FB"/>
             <w:tcMar>
@@ -5990,10 +5997,10 @@
           <w:tcPr>
             <w:tcW w:w="7550" w:type="dxa"/>
             <w:tcBorders>
-              <w:top w:val="single" w:color="D9D9D9" w:sz="2" w:space="0"/>
-              <w:left w:val="single" w:color="D9D9D9" w:sz="2" w:space="0"/>
-              <w:bottom w:val="single" w:color="D9D9D9" w:sz="2" w:space="0"/>
-              <w:right w:val="single" w:color="D9D9D9" w:sz="2" w:space="0"/>
+              <w:top w:val="single" w:sz="2" w:space="0" w:color="D9D9D9"/>
+              <w:left w:val="single" w:sz="2" w:space="0" w:color="D9D9D9"/>
+              <w:bottom w:val="single" w:sz="2" w:space="0" w:color="D9D9D9"/>
+              <w:right w:val="single" w:sz="2" w:space="0" w:color="D9D9D9"/>
             </w:tcBorders>
             <w:shd w:val="clear" w:color="auto" w:fill="F5F8FB"/>
             <w:tcMar>
@@ -6019,10 +6026,10 @@
           <w:tcPr>
             <w:tcW w:w="2240" w:type="dxa"/>
             <w:tcBorders>
-              <w:top w:val="single" w:color="D9D9D9" w:sz="2" w:space="0"/>
-              <w:left w:val="single" w:color="D9D9D9" w:sz="2" w:space="0"/>
-              <w:bottom w:val="single" w:color="D9D9D9" w:sz="2" w:space="0"/>
-              <w:right w:val="single" w:color="D9D9D9" w:sz="2" w:space="0"/>
+              <w:top w:val="single" w:sz="2" w:space="0" w:color="D9D9D9"/>
+              <w:left w:val="single" w:sz="2" w:space="0" w:color="D9D9D9"/>
+              <w:bottom w:val="single" w:sz="2" w:space="0" w:color="D9D9D9"/>
+              <w:right w:val="single" w:sz="2" w:space="0" w:color="D9D9D9"/>
             </w:tcBorders>
             <w:shd w:val="clear" w:color="auto" w:fill="F5F8FB"/>
             <w:tcMar>
@@ -6053,10 +6060,10 @@
           <w:tcPr>
             <w:tcW w:w="450" w:type="dxa"/>
             <w:tcBorders>
-              <w:top w:val="single" w:color="D9D9D9" w:sz="2" w:space="0"/>
-              <w:left w:val="single" w:color="D9D9D9" w:sz="2" w:space="0"/>
-              <w:bottom w:val="single" w:color="D9D9D9" w:sz="2" w:space="0"/>
-              <w:right w:val="single" w:color="D9D9D9" w:sz="2" w:space="0"/>
+              <w:top w:val="single" w:sz="2" w:space="0" w:color="D9D9D9"/>
+              <w:left w:val="single" w:sz="2" w:space="0" w:color="D9D9D9"/>
+              <w:bottom w:val="single" w:sz="2" w:space="0" w:color="D9D9D9"/>
+              <w:right w:val="single" w:sz="2" w:space="0" w:color="D9D9D9"/>
             </w:tcBorders>
             <w:shd w:val="clear" w:color="auto" w:fill="FFFFFF"/>
             <w:tcMar>
@@ -6082,10 +6089,10 @@
           <w:tcPr>
             <w:tcW w:w="7550" w:type="dxa"/>
             <w:tcBorders>
-              <w:top w:val="single" w:color="D9D9D9" w:sz="2" w:space="0"/>
-              <w:left w:val="single" w:color="D9D9D9" w:sz="2" w:space="0"/>
-              <w:bottom w:val="single" w:color="D9D9D9" w:sz="2" w:space="0"/>
-              <w:right w:val="single" w:color="D9D9D9" w:sz="2" w:space="0"/>
+              <w:top w:val="single" w:sz="2" w:space="0" w:color="D9D9D9"/>
+              <w:left w:val="single" w:sz="2" w:space="0" w:color="D9D9D9"/>
+              <w:bottom w:val="single" w:sz="2" w:space="0" w:color="D9D9D9"/>
+              <w:right w:val="single" w:sz="2" w:space="0" w:color="D9D9D9"/>
             </w:tcBorders>
             <w:shd w:val="clear" w:color="auto" w:fill="FFFFFF"/>
             <w:tcMar>
@@ -6111,10 +6118,10 @@
           <w:tcPr>
             <w:tcW w:w="2240" w:type="dxa"/>
             <w:tcBorders>
-              <w:top w:val="single" w:color="D9D9D9" w:sz="2" w:space="0"/>
-              <w:left w:val="single" w:color="D9D9D9" w:sz="2" w:space="0"/>
-              <w:bottom w:val="single" w:color="D9D9D9" w:sz="2" w:space="0"/>
-              <w:right w:val="single" w:color="D9D9D9" w:sz="2" w:space="0"/>
+              <w:top w:val="single" w:sz="2" w:space="0" w:color="D9D9D9"/>
+              <w:left w:val="single" w:sz="2" w:space="0" w:color="D9D9D9"/>
+              <w:bottom w:val="single" w:sz="2" w:space="0" w:color="D9D9D9"/>
+              <w:right w:val="single" w:sz="2" w:space="0" w:color="D9D9D9"/>
             </w:tcBorders>
             <w:shd w:val="clear" w:color="auto" w:fill="FFFFFF"/>
             <w:tcMar>
@@ -6145,10 +6152,10 @@
           <w:tcPr>
             <w:tcW w:w="450" w:type="dxa"/>
             <w:tcBorders>
-              <w:top w:val="single" w:color="D9D9D9" w:sz="2" w:space="0"/>
-              <w:left w:val="single" w:color="D9D9D9" w:sz="2" w:space="0"/>
-              <w:bottom w:val="single" w:color="D9D9D9" w:sz="2" w:space="0"/>
-              <w:right w:val="single" w:color="D9D9D9" w:sz="2" w:space="0"/>
+              <w:top w:val="single" w:sz="2" w:space="0" w:color="D9D9D9"/>
+              <w:left w:val="single" w:sz="2" w:space="0" w:color="D9D9D9"/>
+              <w:bottom w:val="single" w:sz="2" w:space="0" w:color="D9D9D9"/>
+              <w:right w:val="single" w:sz="2" w:space="0" w:color="D9D9D9"/>
             </w:tcBorders>
             <w:shd w:val="clear" w:color="auto" w:fill="F5F8FB"/>
             <w:tcMar>
@@ -6174,10 +6181,10 @@
           <w:tcPr>
             <w:tcW w:w="7550" w:type="dxa"/>
             <w:tcBorders>
-              <w:top w:val="single" w:color="D9D9D9" w:sz="2" w:space="0"/>
-              <w:left w:val="single" w:color="D9D9D9" w:sz="2" w:space="0"/>
-              <w:bottom w:val="single" w:color="D9D9D9" w:sz="2" w:space="0"/>
-              <w:right w:val="single" w:color="D9D9D9" w:sz="2" w:space="0"/>
+              <w:top w:val="single" w:sz="2" w:space="0" w:color="D9D9D9"/>
+              <w:left w:val="single" w:sz="2" w:space="0" w:color="D9D9D9"/>
+              <w:bottom w:val="single" w:sz="2" w:space="0" w:color="D9D9D9"/>
+              <w:right w:val="single" w:sz="2" w:space="0" w:color="D9D9D9"/>
             </w:tcBorders>
             <w:shd w:val="clear" w:color="auto" w:fill="F5F8FB"/>
             <w:tcMar>
@@ -6203,10 +6210,10 @@
           <w:tcPr>
             <w:tcW w:w="2240" w:type="dxa"/>
             <w:tcBorders>
-              <w:top w:val="single" w:color="D9D9D9" w:sz="2" w:space="0"/>
-              <w:left w:val="single" w:color="D9D9D9" w:sz="2" w:space="0"/>
-              <w:bottom w:val="single" w:color="D9D9D9" w:sz="2" w:space="0"/>
-              <w:right w:val="single" w:color="D9D9D9" w:sz="2" w:space="0"/>
+              <w:top w:val="single" w:sz="2" w:space="0" w:color="D9D9D9"/>
+              <w:left w:val="single" w:sz="2" w:space="0" w:color="D9D9D9"/>
+              <w:bottom w:val="single" w:sz="2" w:space="0" w:color="D9D9D9"/>
+              <w:right w:val="single" w:sz="2" w:space="0" w:color="D9D9D9"/>
             </w:tcBorders>
             <w:shd w:val="clear" w:color="auto" w:fill="F5F8FB"/>
             <w:tcMar>
@@ -6246,12 +6253,12 @@
       <w:tblPr>
         <w:tblW w:w="10240" w:type="dxa"/>
         <w:tblBorders>
-          <w:top w:val="single" w:color="auto" w:sz="4" w:space="0"/>
-          <w:left w:val="single" w:color="auto" w:sz="4" w:space="0"/>
-          <w:bottom w:val="single" w:color="auto" w:sz="4" w:space="0"/>
-          <w:right w:val="single" w:color="auto" w:sz="4" w:space="0"/>
-          <w:insideH w:val="single" w:color="auto" w:sz="4" w:space="0"/>
-          <w:insideV w:val="single" w:color="auto" w:sz="4" w:space="0"/>
+          <w:top w:val="single" w:sz="4" w:space="0" w:color="auto"/>
+          <w:left w:val="single" w:sz="4" w:space="0" w:color="auto"/>
+          <w:bottom w:val="single" w:sz="4" w:space="0" w:color="auto"/>
+          <w:right w:val="single" w:sz="4" w:space="0" w:color="auto"/>
+          <w:insideH w:val="single" w:sz="4" w:space="0" w:color="auto"/>
+          <w:insideV w:val="single" w:sz="4" w:space="0" w:color="auto"/>
         </w:tblBorders>
         <w:tblCellMar>
           <w:left w:w="10" w:type="dxa"/>
@@ -6272,10 +6279,10 @@
           <w:tcPr>
             <w:tcW w:w="2600" w:type="dxa"/>
             <w:tcBorders>
-              <w:top w:val="single" w:color="D9D9D9" w:sz="2" w:space="0"/>
-              <w:left w:val="single" w:color="D9D9D9" w:sz="2" w:space="0"/>
-              <w:bottom w:val="single" w:color="D9D9D9" w:sz="2" w:space="0"/>
-              <w:right w:val="single" w:color="D9D9D9" w:sz="2" w:space="0"/>
+              <w:top w:val="single" w:sz="2" w:space="0" w:color="D9D9D9"/>
+              <w:left w:val="single" w:sz="2" w:space="0" w:color="D9D9D9"/>
+              <w:bottom w:val="single" w:sz="2" w:space="0" w:color="D9D9D9"/>
+              <w:right w:val="single" w:sz="2" w:space="0" w:color="D9D9D9"/>
             </w:tcBorders>
             <w:shd w:val="clear" w:color="auto" w:fill="1F3864"/>
             <w:tcMar>
@@ -6304,10 +6311,10 @@
           <w:tcPr>
             <w:tcW w:w="7640" w:type="dxa"/>
             <w:tcBorders>
-              <w:top w:val="single" w:color="D9D9D9" w:sz="2" w:space="0"/>
-              <w:left w:val="single" w:color="D9D9D9" w:sz="2" w:space="0"/>
-              <w:bottom w:val="single" w:color="D9D9D9" w:sz="2" w:space="0"/>
-              <w:right w:val="single" w:color="D9D9D9" w:sz="2" w:space="0"/>
+              <w:top w:val="single" w:sz="2" w:space="0" w:color="D9D9D9"/>
+              <w:left w:val="single" w:sz="2" w:space="0" w:color="D9D9D9"/>
+              <w:bottom w:val="single" w:sz="2" w:space="0" w:color="D9D9D9"/>
+              <w:right w:val="single" w:sz="2" w:space="0" w:color="D9D9D9"/>
             </w:tcBorders>
             <w:shd w:val="clear" w:color="auto" w:fill="1F3864"/>
             <w:tcMar>
@@ -6341,10 +6348,10 @@
           <w:tcPr>
             <w:tcW w:w="2600" w:type="dxa"/>
             <w:tcBorders>
-              <w:top w:val="single" w:color="D9D9D9" w:sz="2" w:space="0"/>
-              <w:left w:val="single" w:color="D9D9D9" w:sz="2" w:space="0"/>
-              <w:bottom w:val="single" w:color="D9D9D9" w:sz="2" w:space="0"/>
-              <w:right w:val="single" w:color="D9D9D9" w:sz="2" w:space="0"/>
+              <w:top w:val="single" w:sz="2" w:space="0" w:color="D9D9D9"/>
+              <w:left w:val="single" w:sz="2" w:space="0" w:color="D9D9D9"/>
+              <w:bottom w:val="single" w:sz="2" w:space="0" w:color="D9D9D9"/>
+              <w:right w:val="single" w:sz="2" w:space="0" w:color="D9D9D9"/>
             </w:tcBorders>
             <w:shd w:val="clear" w:color="auto" w:fill="FFFFFF"/>
             <w:tcMar>
@@ -6370,10 +6377,10 @@
           <w:tcPr>
             <w:tcW w:w="7640" w:type="dxa"/>
             <w:tcBorders>
-              <w:top w:val="single" w:color="D9D9D9" w:sz="2" w:space="0"/>
-              <w:left w:val="single" w:color="D9D9D9" w:sz="2" w:space="0"/>
-              <w:bottom w:val="single" w:color="D9D9D9" w:sz="2" w:space="0"/>
-              <w:right w:val="single" w:color="D9D9D9" w:sz="2" w:space="0"/>
+              <w:top w:val="single" w:sz="2" w:space="0" w:color="D9D9D9"/>
+              <w:left w:val="single" w:sz="2" w:space="0" w:color="D9D9D9"/>
+              <w:bottom w:val="single" w:sz="2" w:space="0" w:color="D9D9D9"/>
+              <w:right w:val="single" w:sz="2" w:space="0" w:color="D9D9D9"/>
             </w:tcBorders>
             <w:shd w:val="clear" w:color="auto" w:fill="FFFFFF"/>
             <w:tcMar>
@@ -6404,10 +6411,10 @@
           <w:tcPr>
             <w:tcW w:w="2600" w:type="dxa"/>
             <w:tcBorders>
-              <w:top w:val="single" w:color="D9D9D9" w:sz="2" w:space="0"/>
-              <w:left w:val="single" w:color="D9D9D9" w:sz="2" w:space="0"/>
-              <w:bottom w:val="single" w:color="D9D9D9" w:sz="2" w:space="0"/>
-              <w:right w:val="single" w:color="D9D9D9" w:sz="2" w:space="0"/>
+              <w:top w:val="single" w:sz="2" w:space="0" w:color="D9D9D9"/>
+              <w:left w:val="single" w:sz="2" w:space="0" w:color="D9D9D9"/>
+              <w:bottom w:val="single" w:sz="2" w:space="0" w:color="D9D9D9"/>
+              <w:right w:val="single" w:sz="2" w:space="0" w:color="D9D9D9"/>
             </w:tcBorders>
             <w:shd w:val="clear" w:color="auto" w:fill="F5F8FB"/>
             <w:tcMar>
@@ -6433,10 +6440,10 @@
           <w:tcPr>
             <w:tcW w:w="7640" w:type="dxa"/>
             <w:tcBorders>
-              <w:top w:val="single" w:color="D9D9D9" w:sz="2" w:space="0"/>
-              <w:left w:val="single" w:color="D9D9D9" w:sz="2" w:space="0"/>
-              <w:bottom w:val="single" w:color="D9D9D9" w:sz="2" w:space="0"/>
-              <w:right w:val="single" w:color="D9D9D9" w:sz="2" w:space="0"/>
+              <w:top w:val="single" w:sz="2" w:space="0" w:color="D9D9D9"/>
+              <w:left w:val="single" w:sz="2" w:space="0" w:color="D9D9D9"/>
+              <w:bottom w:val="single" w:sz="2" w:space="0" w:color="D9D9D9"/>
+              <w:right w:val="single" w:sz="2" w:space="0" w:color="D9D9D9"/>
             </w:tcBorders>
             <w:shd w:val="clear" w:color="auto" w:fill="F5F8FB"/>
             <w:tcMar>
@@ -6467,10 +6474,10 @@
           <w:tcPr>
             <w:tcW w:w="2600" w:type="dxa"/>
             <w:tcBorders>
-              <w:top w:val="single" w:color="D9D9D9" w:sz="2" w:space="0"/>
-              <w:left w:val="single" w:color="D9D9D9" w:sz="2" w:space="0"/>
-              <w:bottom w:val="single" w:color="D9D9D9" w:sz="2" w:space="0"/>
-              <w:right w:val="single" w:color="D9D9D9" w:sz="2" w:space="0"/>
+              <w:top w:val="single" w:sz="2" w:space="0" w:color="D9D9D9"/>
+              <w:left w:val="single" w:sz="2" w:space="0" w:color="D9D9D9"/>
+              <w:bottom w:val="single" w:sz="2" w:space="0" w:color="D9D9D9"/>
+              <w:right w:val="single" w:sz="2" w:space="0" w:color="D9D9D9"/>
             </w:tcBorders>
             <w:shd w:val="clear" w:color="auto" w:fill="FFFFFF"/>
             <w:tcMar>
@@ -6496,10 +6503,10 @@
           <w:tcPr>
             <w:tcW w:w="7640" w:type="dxa"/>
             <w:tcBorders>
-              <w:top w:val="single" w:color="D9D9D9" w:sz="2" w:space="0"/>
-              <w:left w:val="single" w:color="D9D9D9" w:sz="2" w:space="0"/>
-              <w:bottom w:val="single" w:color="D9D9D9" w:sz="2" w:space="0"/>
-              <w:right w:val="single" w:color="D9D9D9" w:sz="2" w:space="0"/>
+              <w:top w:val="single" w:sz="2" w:space="0" w:color="D9D9D9"/>
+              <w:left w:val="single" w:sz="2" w:space="0" w:color="D9D9D9"/>
+              <w:bottom w:val="single" w:sz="2" w:space="0" w:color="D9D9D9"/>
+              <w:right w:val="single" w:sz="2" w:space="0" w:color="D9D9D9"/>
             </w:tcBorders>
             <w:shd w:val="clear" w:color="auto" w:fill="FFFFFF"/>
             <w:tcMar>
@@ -6530,10 +6537,10 @@
           <w:tcPr>
             <w:tcW w:w="2600" w:type="dxa"/>
             <w:tcBorders>
-              <w:top w:val="single" w:color="D9D9D9" w:sz="2" w:space="0"/>
-              <w:left w:val="single" w:color="D9D9D9" w:sz="2" w:space="0"/>
-              <w:bottom w:val="single" w:color="D9D9D9" w:sz="2" w:space="0"/>
-              <w:right w:val="single" w:color="D9D9D9" w:sz="2" w:space="0"/>
+              <w:top w:val="single" w:sz="2" w:space="0" w:color="D9D9D9"/>
+              <w:left w:val="single" w:sz="2" w:space="0" w:color="D9D9D9"/>
+              <w:bottom w:val="single" w:sz="2" w:space="0" w:color="D9D9D9"/>
+              <w:right w:val="single" w:sz="2" w:space="0" w:color="D9D9D9"/>
             </w:tcBorders>
             <w:shd w:val="clear" w:color="auto" w:fill="F5F8FB"/>
             <w:tcMar>
@@ -6559,10 +6566,10 @@
           <w:tcPr>
             <w:tcW w:w="7640" w:type="dxa"/>
             <w:tcBorders>
-              <w:top w:val="single" w:color="D9D9D9" w:sz="2" w:space="0"/>
-              <w:left w:val="single" w:color="D9D9D9" w:sz="2" w:space="0"/>
-              <w:bottom w:val="single" w:color="D9D9D9" w:sz="2" w:space="0"/>
-              <w:right w:val="single" w:color="D9D9D9" w:sz="2" w:space="0"/>
+              <w:top w:val="single" w:sz="2" w:space="0" w:color="D9D9D9"/>
+              <w:left w:val="single" w:sz="2" w:space="0" w:color="D9D9D9"/>
+              <w:bottom w:val="single" w:sz="2" w:space="0" w:color="D9D9D9"/>
+              <w:right w:val="single" w:sz="2" w:space="0" w:color="D9D9D9"/>
             </w:tcBorders>
             <w:shd w:val="clear" w:color="auto" w:fill="F5F8FB"/>
             <w:tcMar>
@@ -6593,10 +6600,10 @@
           <w:tcPr>
             <w:tcW w:w="2600" w:type="dxa"/>
             <w:tcBorders>
-              <w:top w:val="single" w:color="D9D9D9" w:sz="2" w:space="0"/>
-              <w:left w:val="single" w:color="D9D9D9" w:sz="2" w:space="0"/>
-              <w:bottom w:val="single" w:color="D9D9D9" w:sz="2" w:space="0"/>
-              <w:right w:val="single" w:color="D9D9D9" w:sz="2" w:space="0"/>
+              <w:top w:val="single" w:sz="2" w:space="0" w:color="D9D9D9"/>
+              <w:left w:val="single" w:sz="2" w:space="0" w:color="D9D9D9"/>
+              <w:bottom w:val="single" w:sz="2" w:space="0" w:color="D9D9D9"/>
+              <w:right w:val="single" w:sz="2" w:space="0" w:color="D9D9D9"/>
             </w:tcBorders>
             <w:shd w:val="clear" w:color="auto" w:fill="FFFFFF"/>
             <w:tcMar>
@@ -6622,10 +6629,10 @@
           <w:tcPr>
             <w:tcW w:w="7640" w:type="dxa"/>
             <w:tcBorders>
-              <w:top w:val="single" w:color="D9D9D9" w:sz="2" w:space="0"/>
-              <w:left w:val="single" w:color="D9D9D9" w:sz="2" w:space="0"/>
-              <w:bottom w:val="single" w:color="D9D9D9" w:sz="2" w:space="0"/>
-              <w:right w:val="single" w:color="D9D9D9" w:sz="2" w:space="0"/>
+              <w:top w:val="single" w:sz="2" w:space="0" w:color="D9D9D9"/>
+              <w:left w:val="single" w:sz="2" w:space="0" w:color="D9D9D9"/>
+              <w:bottom w:val="single" w:sz="2" w:space="0" w:color="D9D9D9"/>
+              <w:right w:val="single" w:sz="2" w:space="0" w:color="D9D9D9"/>
             </w:tcBorders>
             <w:shd w:val="clear" w:color="auto" w:fill="FFFFFF"/>
             <w:tcMar>
@@ -6656,10 +6663,10 @@
           <w:tcPr>
             <w:tcW w:w="2600" w:type="dxa"/>
             <w:tcBorders>
-              <w:top w:val="single" w:color="D9D9D9" w:sz="2" w:space="0"/>
-              <w:left w:val="single" w:color="D9D9D9" w:sz="2" w:space="0"/>
-              <w:bottom w:val="single" w:color="D9D9D9" w:sz="2" w:space="0"/>
-              <w:right w:val="single" w:color="D9D9D9" w:sz="2" w:space="0"/>
+              <w:top w:val="single" w:sz="2" w:space="0" w:color="D9D9D9"/>
+              <w:left w:val="single" w:sz="2" w:space="0" w:color="D9D9D9"/>
+              <w:bottom w:val="single" w:sz="2" w:space="0" w:color="D9D9D9"/>
+              <w:right w:val="single" w:sz="2" w:space="0" w:color="D9D9D9"/>
             </w:tcBorders>
             <w:shd w:val="clear" w:color="auto" w:fill="F5F8FB"/>
             <w:tcMar>
@@ -6685,10 +6692,10 @@
           <w:tcPr>
             <w:tcW w:w="7640" w:type="dxa"/>
             <w:tcBorders>
-              <w:top w:val="single" w:color="D9D9D9" w:sz="2" w:space="0"/>
-              <w:left w:val="single" w:color="D9D9D9" w:sz="2" w:space="0"/>
-              <w:bottom w:val="single" w:color="D9D9D9" w:sz="2" w:space="0"/>
-              <w:right w:val="single" w:color="D9D9D9" w:sz="2" w:space="0"/>
+              <w:top w:val="single" w:sz="2" w:space="0" w:color="D9D9D9"/>
+              <w:left w:val="single" w:sz="2" w:space="0" w:color="D9D9D9"/>
+              <w:bottom w:val="single" w:sz="2" w:space="0" w:color="D9D9D9"/>
+              <w:right w:val="single" w:sz="2" w:space="0" w:color="D9D9D9"/>
             </w:tcBorders>
             <w:shd w:val="clear" w:color="auto" w:fill="F5F8FB"/>
             <w:tcMar>
@@ -6719,10 +6726,10 @@
           <w:tcPr>
             <w:tcW w:w="2600" w:type="dxa"/>
             <w:tcBorders>
-              <w:top w:val="single" w:color="D9D9D9" w:sz="2" w:space="0"/>
-              <w:left w:val="single" w:color="D9D9D9" w:sz="2" w:space="0"/>
-              <w:bottom w:val="single" w:color="D9D9D9" w:sz="2" w:space="0"/>
-              <w:right w:val="single" w:color="D9D9D9" w:sz="2" w:space="0"/>
+              <w:top w:val="single" w:sz="2" w:space="0" w:color="D9D9D9"/>
+              <w:left w:val="single" w:sz="2" w:space="0" w:color="D9D9D9"/>
+              <w:bottom w:val="single" w:sz="2" w:space="0" w:color="D9D9D9"/>
+              <w:right w:val="single" w:sz="2" w:space="0" w:color="D9D9D9"/>
             </w:tcBorders>
             <w:shd w:val="clear" w:color="auto" w:fill="FFFFFF"/>
             <w:tcMar>
@@ -6748,10 +6755,10 @@
           <w:tcPr>
             <w:tcW w:w="7640" w:type="dxa"/>
             <w:tcBorders>
-              <w:top w:val="single" w:color="D9D9D9" w:sz="2" w:space="0"/>
-              <w:left w:val="single" w:color="D9D9D9" w:sz="2" w:space="0"/>
-              <w:bottom w:val="single" w:color="D9D9D9" w:sz="2" w:space="0"/>
-              <w:right w:val="single" w:color="D9D9D9" w:sz="2" w:space="0"/>
+              <w:top w:val="single" w:sz="2" w:space="0" w:color="D9D9D9"/>
+              <w:left w:val="single" w:sz="2" w:space="0" w:color="D9D9D9"/>
+              <w:bottom w:val="single" w:sz="2" w:space="0" w:color="D9D9D9"/>
+              <w:right w:val="single" w:sz="2" w:space="0" w:color="D9D9D9"/>
             </w:tcBorders>
             <w:shd w:val="clear" w:color="auto" w:fill="FFFFFF"/>
             <w:tcMar>
@@ -6844,12 +6851,12 @@
       <w:tblPr>
         <w:tblW w:w="10240" w:type="dxa"/>
         <w:tblBorders>
-          <w:top w:val="single" w:color="auto" w:sz="4" w:space="0"/>
-          <w:left w:val="single" w:color="auto" w:sz="4" w:space="0"/>
-          <w:bottom w:val="single" w:color="auto" w:sz="4" w:space="0"/>
-          <w:right w:val="single" w:color="auto" w:sz="4" w:space="0"/>
-          <w:insideH w:val="single" w:color="auto" w:sz="4" w:space="0"/>
-          <w:insideV w:val="single" w:color="auto" w:sz="4" w:space="0"/>
+          <w:top w:val="single" w:sz="4" w:space="0" w:color="auto"/>
+          <w:left w:val="single" w:sz="4" w:space="0" w:color="auto"/>
+          <w:bottom w:val="single" w:sz="4" w:space="0" w:color="auto"/>
+          <w:right w:val="single" w:sz="4" w:space="0" w:color="auto"/>
+          <w:insideH w:val="single" w:sz="4" w:space="0" w:color="auto"/>
+          <w:insideV w:val="single" w:sz="4" w:space="0" w:color="auto"/>
         </w:tblBorders>
         <w:tblCellMar>
           <w:left w:w="10" w:type="dxa"/>
@@ -6870,10 +6877,10 @@
           <w:tcPr>
             <w:tcW w:w="5120" w:type="dxa"/>
             <w:tcBorders>
-              <w:top w:val="single" w:color="D9D9D9" w:sz="2" w:space="0"/>
-              <w:left w:val="single" w:color="D9D9D9" w:sz="2" w:space="0"/>
-              <w:bottom w:val="single" w:color="D9D9D9" w:sz="2" w:space="0"/>
-              <w:right w:val="single" w:color="D9D9D9" w:sz="2" w:space="0"/>
+              <w:top w:val="single" w:sz="2" w:space="0" w:color="D9D9D9"/>
+              <w:left w:val="single" w:sz="2" w:space="0" w:color="D9D9D9"/>
+              <w:bottom w:val="single" w:sz="2" w:space="0" w:color="D9D9D9"/>
+              <w:right w:val="single" w:sz="2" w:space="0" w:color="D9D9D9"/>
             </w:tcBorders>
             <w:shd w:val="clear" w:color="auto" w:fill="1F3864"/>
             <w:tcMar>
@@ -6902,10 +6909,10 @@
           <w:tcPr>
             <w:tcW w:w="5120" w:type="dxa"/>
             <w:tcBorders>
-              <w:top w:val="single" w:color="D9D9D9" w:sz="2" w:space="0"/>
-              <w:left w:val="single" w:color="D9D9D9" w:sz="2" w:space="0"/>
-              <w:bottom w:val="single" w:color="D9D9D9" w:sz="2" w:space="0"/>
-              <w:right w:val="single" w:color="D9D9D9" w:sz="2" w:space="0"/>
+              <w:top w:val="single" w:sz="2" w:space="0" w:color="D9D9D9"/>
+              <w:left w:val="single" w:sz="2" w:space="0" w:color="D9D9D9"/>
+              <w:bottom w:val="single" w:sz="2" w:space="0" w:color="D9D9D9"/>
+              <w:right w:val="single" w:sz="2" w:space="0" w:color="D9D9D9"/>
             </w:tcBorders>
             <w:shd w:val="clear" w:color="auto" w:fill="1F3864"/>
             <w:tcMar>
@@ -6939,10 +6946,10 @@
           <w:tcPr>
             <w:tcW w:w="5120" w:type="dxa"/>
             <w:tcBorders>
-              <w:top w:val="single" w:color="D9D9D9" w:sz="2" w:space="0"/>
-              <w:left w:val="single" w:color="D9D9D9" w:sz="2" w:space="0"/>
-              <w:bottom w:val="single" w:color="D9D9D9" w:sz="2" w:space="0"/>
-              <w:right w:val="single" w:color="D9D9D9" w:sz="2" w:space="0"/>
+              <w:top w:val="single" w:sz="2" w:space="0" w:color="D9D9D9"/>
+              <w:left w:val="single" w:sz="2" w:space="0" w:color="D9D9D9"/>
+              <w:bottom w:val="single" w:sz="2" w:space="0" w:color="D9D9D9"/>
+              <w:right w:val="single" w:sz="2" w:space="0" w:color="D9D9D9"/>
             </w:tcBorders>
             <w:shd w:val="clear" w:color="auto" w:fill="FFFFFF"/>
             <w:tcMar>
@@ -6968,10 +6975,10 @@
           <w:tcPr>
             <w:tcW w:w="5120" w:type="dxa"/>
             <w:tcBorders>
-              <w:top w:val="single" w:color="D9D9D9" w:sz="2" w:space="0"/>
-              <w:left w:val="single" w:color="D9D9D9" w:sz="2" w:space="0"/>
-              <w:bottom w:val="single" w:color="D9D9D9" w:sz="2" w:space="0"/>
-              <w:right w:val="single" w:color="D9D9D9" w:sz="2" w:space="0"/>
+              <w:top w:val="single" w:sz="2" w:space="0" w:color="D9D9D9"/>
+              <w:left w:val="single" w:sz="2" w:space="0" w:color="D9D9D9"/>
+              <w:bottom w:val="single" w:sz="2" w:space="0" w:color="D9D9D9"/>
+              <w:right w:val="single" w:sz="2" w:space="0" w:color="D9D9D9"/>
             </w:tcBorders>
             <w:shd w:val="clear" w:color="auto" w:fill="FFFFFF"/>
             <w:tcMar>
@@ -7002,10 +7009,10 @@
           <w:tcPr>
             <w:tcW w:w="5120" w:type="dxa"/>
             <w:tcBorders>
-              <w:top w:val="single" w:color="D9D9D9" w:sz="2" w:space="0"/>
-              <w:left w:val="single" w:color="D9D9D9" w:sz="2" w:space="0"/>
-              <w:bottom w:val="single" w:color="D9D9D9" w:sz="2" w:space="0"/>
-              <w:right w:val="single" w:color="D9D9D9" w:sz="2" w:space="0"/>
+              <w:top w:val="single" w:sz="2" w:space="0" w:color="D9D9D9"/>
+              <w:left w:val="single" w:sz="2" w:space="0" w:color="D9D9D9"/>
+              <w:bottom w:val="single" w:sz="2" w:space="0" w:color="D9D9D9"/>
+              <w:right w:val="single" w:sz="2" w:space="0" w:color="D9D9D9"/>
             </w:tcBorders>
             <w:shd w:val="clear" w:color="auto" w:fill="F5F8FB"/>
             <w:tcMar>
@@ -7031,10 +7038,10 @@
           <w:tcPr>
             <w:tcW w:w="5120" w:type="dxa"/>
             <w:tcBorders>
-              <w:top w:val="single" w:color="D9D9D9" w:sz="2" w:space="0"/>
-              <w:left w:val="single" w:color="D9D9D9" w:sz="2" w:space="0"/>
-              <w:bottom w:val="single" w:color="D9D9D9" w:sz="2" w:space="0"/>
-              <w:right w:val="single" w:color="D9D9D9" w:sz="2" w:space="0"/>
+              <w:top w:val="single" w:sz="2" w:space="0" w:color="D9D9D9"/>
+              <w:left w:val="single" w:sz="2" w:space="0" w:color="D9D9D9"/>
+              <w:bottom w:val="single" w:sz="2" w:space="0" w:color="D9D9D9"/>
+              <w:right w:val="single" w:sz="2" w:space="0" w:color="D9D9D9"/>
             </w:tcBorders>
             <w:shd w:val="clear" w:color="auto" w:fill="F5F8FB"/>
             <w:tcMar>
@@ -7065,10 +7072,10 @@
           <w:tcPr>
             <w:tcW w:w="5120" w:type="dxa"/>
             <w:tcBorders>
-              <w:top w:val="single" w:color="D9D9D9" w:sz="2" w:space="0"/>
-              <w:left w:val="single" w:color="D9D9D9" w:sz="2" w:space="0"/>
-              <w:bottom w:val="single" w:color="D9D9D9" w:sz="2" w:space="0"/>
-              <w:right w:val="single" w:color="D9D9D9" w:sz="2" w:space="0"/>
+              <w:top w:val="single" w:sz="2" w:space="0" w:color="D9D9D9"/>
+              <w:left w:val="single" w:sz="2" w:space="0" w:color="D9D9D9"/>
+              <w:bottom w:val="single" w:sz="2" w:space="0" w:color="D9D9D9"/>
+              <w:right w:val="single" w:sz="2" w:space="0" w:color="D9D9D9"/>
             </w:tcBorders>
             <w:shd w:val="clear" w:color="auto" w:fill="FFFFFF"/>
             <w:tcMar>
@@ -7094,10 +7101,10 @@
           <w:tcPr>
             <w:tcW w:w="5120" w:type="dxa"/>
             <w:tcBorders>
-              <w:top w:val="single" w:color="D9D9D9" w:sz="2" w:space="0"/>
-              <w:left w:val="single" w:color="D9D9D9" w:sz="2" w:space="0"/>
-              <w:bottom w:val="single" w:color="D9D9D9" w:sz="2" w:space="0"/>
-              <w:right w:val="single" w:color="D9D9D9" w:sz="2" w:space="0"/>
+              <w:top w:val="single" w:sz="2" w:space="0" w:color="D9D9D9"/>
+              <w:left w:val="single" w:sz="2" w:space="0" w:color="D9D9D9"/>
+              <w:bottom w:val="single" w:sz="2" w:space="0" w:color="D9D9D9"/>
+              <w:right w:val="single" w:sz="2" w:space="0" w:color="D9D9D9"/>
             </w:tcBorders>
             <w:shd w:val="clear" w:color="auto" w:fill="FFFFFF"/>
             <w:tcMar>
@@ -7137,12 +7144,12 @@
       <w:tblPr>
         <w:tblW w:w="10240" w:type="dxa"/>
         <w:tblBorders>
-          <w:top w:val="single" w:color="auto" w:sz="4" w:space="0"/>
-          <w:left w:val="single" w:color="auto" w:sz="4" w:space="0"/>
-          <w:bottom w:val="single" w:color="auto" w:sz="4" w:space="0"/>
-          <w:right w:val="single" w:color="auto" w:sz="4" w:space="0"/>
-          <w:insideH w:val="single" w:color="auto" w:sz="4" w:space="0"/>
-          <w:insideV w:val="single" w:color="auto" w:sz="4" w:space="0"/>
+          <w:top w:val="single" w:sz="4" w:space="0" w:color="auto"/>
+          <w:left w:val="single" w:sz="4" w:space="0" w:color="auto"/>
+          <w:bottom w:val="single" w:sz="4" w:space="0" w:color="auto"/>
+          <w:right w:val="single" w:sz="4" w:space="0" w:color="auto"/>
+          <w:insideH w:val="single" w:sz="4" w:space="0" w:color="auto"/>
+          <w:insideV w:val="single" w:sz="4" w:space="0" w:color="auto"/>
         </w:tblBorders>
         <w:tblCellMar>
           <w:left w:w="10" w:type="dxa"/>
@@ -7161,10 +7168,10 @@
           <w:tcPr>
             <w:tcW w:w="10240" w:type="dxa"/>
             <w:tcBorders>
-              <w:top w:val="single" w:color="2E75B6" w:sz="4" w:space="0"/>
-              <w:left w:val="single" w:color="2E75B6" w:sz="4" w:space="0"/>
-              <w:bottom w:val="single" w:color="2E75B6" w:sz="4" w:space="0"/>
-              <w:right w:val="single" w:color="2E75B6" w:sz="4" w:space="0"/>
+              <w:top w:val="single" w:sz="4" w:space="0" w:color="2E75B6"/>
+              <w:left w:val="single" w:sz="4" w:space="0" w:color="2E75B6"/>
+              <w:bottom w:val="single" w:sz="4" w:space="0" w:color="2E75B6"/>
+              <w:right w:val="single" w:sz="4" w:space="0" w:color="2E75B6"/>
             </w:tcBorders>
             <w:shd w:val="clear" w:color="auto" w:fill="EAF1F8"/>
             <w:tcMar>
@@ -7207,7 +7214,7 @@
     </w:p>
     <w:p/>
     <w:sectPr>
-      <w:pgSz w:w="12240" w:h="15840" w:orient="portrait"/>
+      <w:pgSz w:w="12240" w:h="15840"/>
       <w:pgMar w:top="1440" w:right="1440" w:bottom="1440" w:left="1440" w:header="720" w:footer="720" w:gutter="0"/>
       <w:cols w:space="720"/>
       <w:docGrid w:linePitch="360"/>
@@ -7217,16 +7224,30 @@
 </file>
 
 <file path=word/comments.xml><?xml version="1.0" encoding="utf-8"?>
-<w:comments xmlns:w14="http://schemas.microsoft.com/office/word/2010/wordml" xmlns:w="http://schemas.openxmlformats.org/wordprocessingml/2006/main">
-  <w:comment xmlns:w="http://schemas.openxmlformats.org/wordprocessingml/2006/main" w:initials="SW" w:author="Sihui Wang" w:date="2026-07-10T13:57:51" w:id="1413160045">
-    <w:p xmlns:w14="http://schemas.microsoft.com/office/word/2010/wordml" xmlns:w="http://schemas.openxmlformats.org/wordprocessingml/2006/main">
-      <w:pPr>
-        <w:pStyle w:val="CommentText"/>
-      </w:pPr>
+<w:comments xmlns:wpc="http://schemas.microsoft.com/office/word/2010/wordprocessingCanvas" xmlns:cx="http://schemas.microsoft.com/office/drawing/2014/chartex" xmlns:cx1="http://schemas.microsoft.com/office/drawing/2015/9/8/chartex" xmlns:cx2="http://schemas.microsoft.com/office/drawing/2015/10/21/chartex" xmlns:cx3="http://schemas.microsoft.com/office/drawing/2016/5/9/chartex" xmlns:cx4="http://schemas.microsoft.com/office/drawing/2016/5/10/chartex" xmlns:cx5="http://schemas.microsoft.com/office/drawing/2016/5/11/chartex" xmlns:cx6="http://schemas.microsoft.com/office/drawing/2016/5/12/chartex" xmlns:cx7="http://schemas.microsoft.com/office/drawing/2016/5/13/chartex" xmlns:cx8="http://schemas.microsoft.com/office/drawing/2016/5/14/chartex" xmlns:mc="http://schemas.openxmlformats.org/markup-compatibility/2006" xmlns:aink="http://schemas.microsoft.com/office/drawing/2016/ink" xmlns:am3d="http://schemas.microsoft.com/office/drawing/2017/model3d" xmlns:o="urn:schemas-microsoft-com:office:office" xmlns:oel="http://schemas.microsoft.com/office/2019/extlst" xmlns:r="http://schemas.openxmlformats.org/officeDocument/2006/relationships" xmlns:m="http://schemas.openxmlformats.org/officeDocument/2006/math" xmlns:v="urn:schemas-microsoft-com:vml" xmlns:wp14="http://schemas.microsoft.com/office/word/2010/wordprocessingDrawing" xmlns:wp="http://schemas.openxmlformats.org/drawingml/2006/wordprocessingDrawing" xmlns:w10="urn:schemas-microsoft-com:office:word" xmlns:w="http://schemas.openxmlformats.org/wordprocessingml/2006/main" xmlns:w14="http://schemas.microsoft.com/office/word/2010/wordml" xmlns:w15="http://schemas.microsoft.com/office/word/2012/wordml" xmlns:w16cex="http://schemas.microsoft.com/office/word/2018/wordml/cex" xmlns:w16cid="http://schemas.microsoft.com/office/word/2016/wordml/cid" xmlns:w16="http://schemas.microsoft.com/office/word/2018/wordml" xmlns:w16du="http://schemas.microsoft.com/office/word/2023/wordml/word16du" xmlns:w16sdtdh="http://schemas.microsoft.com/office/word/2020/wordml/sdtdatahash" xmlns:w16sdtfl="http://schemas.microsoft.com/office/word/2024/wordml/sdtformatlock" xmlns:w16se="http://schemas.microsoft.com/office/word/2015/wordml/symex" xmlns:wpg="http://schemas.microsoft.com/office/word/2010/wordprocessingGroup" xmlns:wpi="http://schemas.microsoft.com/office/word/2010/wordprocessingInk" xmlns:wne="http://schemas.microsoft.com/office/word/2006/wordml" xmlns:wps="http://schemas.microsoft.com/office/word/2010/wordprocessingShape" mc:Ignorable="w14 w15 w16se w16cid w16 w16cex w16sdtdh w16sdtfl w16du wp14">
+  <w:comment w:id="0" w:author="Sihui Wang" w:date="2026-07-10T14:00:00Z" w:initials="SW">
+    <w:p>
       <w:r>
-        <w:rPr>
-          <w:rStyle w:val="CommentReference"/>
-        </w:rPr>
+        <w:annotationRef/>
+      </w:r>
+      <w:r>
+        <w:t>This is a good point - we will need to set up the follow-up actions (trigger alerts / reforecasts) when the accuracy dashboard detects any abnormal changes in the metrics.</w:t>
+      </w:r>
+    </w:p>
+  </w:comment>
+  <w:comment w:id="1" w:author="Sihui Wang" w:date="2026-07-10T13:58:00Z" w:initials="SW">
+    <w:p>
+      <w:r>
+        <w:annotationRef/>
+      </w:r>
+      <w:r>
+        <w:t>Will we leverage anomaly detection for Shape Drift and Stability Drift?</w:t>
+      </w:r>
+    </w:p>
+  </w:comment>
+  <w:comment w:id="2" w:author="Sihui Wang" w:date="2026-07-10T13:57:00Z" w:initials="SW">
+    <w:p>
+      <w:r>
         <w:annotationRef/>
       </w:r>
       <w:r>
@@ -7234,62 +7255,17 @@
       </w:r>
     </w:p>
   </w:comment>
-  <w:comment xmlns:w="http://schemas.openxmlformats.org/wordprocessingml/2006/main" w:initials="SW" w:author="Sihui Wang" w:date="2026-07-10T13:58:34" w:id="2052789280">
-    <w:p xmlns:w14="http://schemas.microsoft.com/office/word/2010/wordml" xmlns:w="http://schemas.openxmlformats.org/wordprocessingml/2006/main">
-      <w:pPr>
-        <w:pStyle w:val="CommentText"/>
-      </w:pPr>
+  <w:comment w:id="3" w:author="Sihui Wang" w:date="2026-07-10T14:05:00Z" w:initials="SW">
+    <w:p>
       <w:r>
-        <w:rPr>
-          <w:rStyle w:val="CommentReference"/>
-        </w:rPr>
-        <w:annotationRef/>
-      </w:r>
-      <w:r>
-        <w:t>Will we leverage anomaly detection for Shape Drift and Stability Drift?</w:t>
-      </w:r>
-    </w:p>
-  </w:comment>
-  <w:comment xmlns:w="http://schemas.openxmlformats.org/wordprocessingml/2006/main" w:initials="SW" w:author="Sihui Wang" w:date="2026-07-10T14:00:11" w:id="2139662605">
-    <w:p xmlns:w14="http://schemas.microsoft.com/office/word/2010/wordml" xmlns:w="http://schemas.openxmlformats.org/wordprocessingml/2006/main">
-      <w:pPr>
-        <w:pStyle w:val="CommentText"/>
-      </w:pPr>
-      <w:r>
-        <w:rPr>
-          <w:rStyle w:val="CommentReference"/>
-        </w:rPr>
-        <w:annotationRef/>
-      </w:r>
-      <w:r>
-        <w:t>This is a good point - we will need to set up the follow-up actions (trigger alerts / reforecasts) when the accuracy dashboard detects any abnormal changes in the metrics.</w:t>
-      </w:r>
-    </w:p>
-  </w:comment>
-  <w:comment xmlns:w="http://schemas.openxmlformats.org/wordprocessingml/2006/main" w:initials="SW" w:author="Sihui Wang" w:date="2026-07-10T14:05:19" w:id="663959437">
-    <w:p xmlns:w14="http://schemas.microsoft.com/office/word/2010/wordml" xmlns:w="http://schemas.openxmlformats.org/wordprocessingml/2006/main">
-      <w:pPr>
-        <w:pStyle w:val="CommentText"/>
-      </w:pPr>
-      <w:r>
-        <w:rPr>
-          <w:rStyle w:val="CommentReference"/>
-        </w:rPr>
         <w:annotationRef/>
       </w:r>
       <w:r>
         <w:t>We may want to set up separate alerts for different types of drift, as this would make it easier to trace each issue back to its root cause.</w:t>
       </w:r>
     </w:p>
-    <w:p xmlns:w14="http://schemas.microsoft.com/office/word/2010/wordml" xmlns:w="http://schemas.openxmlformats.org/wordprocessingml/2006/main">
-      <w:pPr>
-        <w:pStyle w:val="CommentText"/>
-      </w:pPr>
-    </w:p>
-    <w:p xmlns:w14="http://schemas.microsoft.com/office/word/2010/wordml" xmlns:w="http://schemas.openxmlformats.org/wordprocessingml/2006/main">
-      <w:pPr>
-        <w:pStyle w:val="CommentText"/>
-      </w:pPr>
+    <w:p/>
+    <w:p>
       <w:r>
         <w:t>In addition, these drift types have different time sensitivities. Performance drift can only be detected after we have actual data from the new forecast run. However, shape and stability drift should be checked as soon as the new forecast is generated so that we can detect anomalies early.</w:t>
       </w:r>
@@ -7299,34 +7275,34 @@
 </file>
 
 <file path=word/commentsExtended.xml><?xml version="1.0" encoding="utf-8"?>
-<w15:commentsEx xmlns:mc="http://schemas.openxmlformats.org/markup-compatibility/2006" xmlns:w15="http://schemas.microsoft.com/office/word/2012/wordml" mc:Ignorable="w15">
-  <w15:commentEx w15:done="0" w15:paraId="4CF7B78E"/>
-  <w15:commentEx w15:done="0" w15:paraId="2BFD52A6"/>
-  <w15:commentEx w15:done="0" w15:paraId="6F1066BE"/>
-  <w15:commentEx w15:done="0" w15:paraId="254F3AE0"/>
+<w15:commentsEx xmlns:wpc="http://schemas.microsoft.com/office/word/2010/wordprocessingCanvas" xmlns:cx="http://schemas.microsoft.com/office/drawing/2014/chartex" xmlns:cx1="http://schemas.microsoft.com/office/drawing/2015/9/8/chartex" xmlns:cx2="http://schemas.microsoft.com/office/drawing/2015/10/21/chartex" xmlns:cx3="http://schemas.microsoft.com/office/drawing/2016/5/9/chartex" xmlns:cx4="http://schemas.microsoft.com/office/drawing/2016/5/10/chartex" xmlns:cx5="http://schemas.microsoft.com/office/drawing/2016/5/11/chartex" xmlns:cx6="http://schemas.microsoft.com/office/drawing/2016/5/12/chartex" xmlns:cx7="http://schemas.microsoft.com/office/drawing/2016/5/13/chartex" xmlns:cx8="http://schemas.microsoft.com/office/drawing/2016/5/14/chartex" xmlns:mc="http://schemas.openxmlformats.org/markup-compatibility/2006" xmlns:aink="http://schemas.microsoft.com/office/drawing/2016/ink" xmlns:am3d="http://schemas.microsoft.com/office/drawing/2017/model3d" xmlns:o="urn:schemas-microsoft-com:office:office" xmlns:oel="http://schemas.microsoft.com/office/2019/extlst" xmlns:r="http://schemas.openxmlformats.org/officeDocument/2006/relationships" xmlns:m="http://schemas.openxmlformats.org/officeDocument/2006/math" xmlns:v="urn:schemas-microsoft-com:vml" xmlns:wp14="http://schemas.microsoft.com/office/word/2010/wordprocessingDrawing" xmlns:wp="http://schemas.openxmlformats.org/drawingml/2006/wordprocessingDrawing" xmlns:w10="urn:schemas-microsoft-com:office:word" xmlns:w="http://schemas.openxmlformats.org/wordprocessingml/2006/main" xmlns:w14="http://schemas.microsoft.com/office/word/2010/wordml" xmlns:w15="http://schemas.microsoft.com/office/word/2012/wordml" xmlns:w16cex="http://schemas.microsoft.com/office/word/2018/wordml/cex" xmlns:w16cid="http://schemas.microsoft.com/office/word/2016/wordml/cid" xmlns:w16="http://schemas.microsoft.com/office/word/2018/wordml" xmlns:w16du="http://schemas.microsoft.com/office/word/2023/wordml/word16du" xmlns:w16sdtdh="http://schemas.microsoft.com/office/word/2020/wordml/sdtdatahash" xmlns:w16sdtfl="http://schemas.microsoft.com/office/word/2024/wordml/sdtformatlock" xmlns:w16se="http://schemas.microsoft.com/office/word/2015/wordml/symex" xmlns:wpg="http://schemas.microsoft.com/office/word/2010/wordprocessingGroup" xmlns:wpi="http://schemas.microsoft.com/office/word/2010/wordprocessingInk" xmlns:wne="http://schemas.microsoft.com/office/word/2006/wordml" xmlns:wps="http://schemas.microsoft.com/office/word/2010/wordprocessingShape" mc:Ignorable="w14 w15 w16se w16cid w16 w16cex w16sdtdh w16sdtfl w16du wp14">
+  <w15:commentEx w15:paraId="6F1066BE" w15:done="0"/>
+  <w15:commentEx w15:paraId="2BFD52A6" w15:done="0"/>
+  <w15:commentEx w15:paraId="4CF7B78E" w15:done="0"/>
+  <w15:commentEx w15:paraId="254F3AE0" w15:done="0"/>
 </w15:commentsEx>
 </file>
 
 <file path=word/commentsExtensible.xml><?xml version="1.0" encoding="utf-8"?>
-<w16cex:commentsExtensible xmlns:w16="http://schemas.microsoft.com/office/word/2018/wordml" xmlns:w16cex="http://schemas.microsoft.com/office/word/2018/wordml/cex" xmlns:mc="http://schemas.openxmlformats.org/markup-compatibility/2006" mc:Ignorable="w16 w16cex">
-  <w16cex:commentExtensible w16cex:durableId="575BCFA0" w16cex:dateUtc="2026-07-10T20:57:51.556Z"/>
-  <w16cex:commentExtensible w16cex:durableId="2C3D3A3C" w16cex:dateUtc="2026-07-10T20:58:34.707Z"/>
-  <w16cex:commentExtensible w16cex:durableId="7C5255D7" w16cex:dateUtc="2026-07-10T21:00:11.332Z"/>
-  <w16cex:commentExtensible w16cex:durableId="556DBA37" w16cex:dateUtc="2026-07-10T21:05:19.31Z"/>
+<w16cex:commentsExtensible xmlns:wpc="http://schemas.microsoft.com/office/word/2010/wordprocessingCanvas" xmlns:cx="http://schemas.microsoft.com/office/drawing/2014/chartex" xmlns:cx1="http://schemas.microsoft.com/office/drawing/2015/9/8/chartex" xmlns:cx2="http://schemas.microsoft.com/office/drawing/2015/10/21/chartex" xmlns:cx3="http://schemas.microsoft.com/office/drawing/2016/5/9/chartex" xmlns:cx4="http://schemas.microsoft.com/office/drawing/2016/5/10/chartex" xmlns:cx5="http://schemas.microsoft.com/office/drawing/2016/5/11/chartex" xmlns:cx6="http://schemas.microsoft.com/office/drawing/2016/5/12/chartex" xmlns:cx7="http://schemas.microsoft.com/office/drawing/2016/5/13/chartex" xmlns:cx8="http://schemas.microsoft.com/office/drawing/2016/5/14/chartex" xmlns:cr="http://schemas.microsoft.com/office/comments/2020/reactions" xmlns:mc="http://schemas.openxmlformats.org/markup-compatibility/2006" xmlns:aink="http://schemas.microsoft.com/office/drawing/2016/ink" xmlns:am3d="http://schemas.microsoft.com/office/drawing/2017/model3d" xmlns:o="urn:schemas-microsoft-com:office:office" xmlns:oel="http://schemas.microsoft.com/office/2019/extlst" xmlns:r="http://schemas.openxmlformats.org/officeDocument/2006/relationships" xmlns:m="http://schemas.openxmlformats.org/officeDocument/2006/math" xmlns:v="urn:schemas-microsoft-com:vml" xmlns:wp14="http://schemas.microsoft.com/office/word/2010/wordprocessingDrawing" xmlns:wp="http://schemas.openxmlformats.org/drawingml/2006/wordprocessingDrawing" xmlns:w10="urn:schemas-microsoft-com:office:word" xmlns:w="http://schemas.openxmlformats.org/wordprocessingml/2006/main" xmlns:w14="http://schemas.microsoft.com/office/word/2010/wordml" xmlns:w15="http://schemas.microsoft.com/office/word/2012/wordml" xmlns:w16cex="http://schemas.microsoft.com/office/word/2018/wordml/cex" xmlns:w16cid="http://schemas.microsoft.com/office/word/2016/wordml/cid" xmlns:w16="http://schemas.microsoft.com/office/word/2018/wordml" xmlns:w16du="http://schemas.microsoft.com/office/word/2023/wordml/word16du" xmlns:w16sdtdh="http://schemas.microsoft.com/office/word/2020/wordml/sdtdatahash" xmlns:w16sdtfl="http://schemas.microsoft.com/office/word/2024/wordml/sdtformatlock" xmlns:w16se="http://schemas.microsoft.com/office/word/2015/wordml/symex" xmlns:wpg="http://schemas.microsoft.com/office/word/2010/wordprocessingGroup" xmlns:wpi="http://schemas.microsoft.com/office/word/2010/wordprocessingInk" xmlns:wne="http://schemas.microsoft.com/office/word/2006/wordml" xmlns:wps="http://schemas.microsoft.com/office/word/2010/wordprocessingShape" mc:Ignorable="w14 w15 w16se w16cid w16 w16cex w16sdtdh w16sdtfl cr w16du wp14">
+  <w16cex:commentExtensible w16cex:durableId="7C5255D7" w16cex:dateUtc="2026-07-10T21:00:00Z"/>
+  <w16cex:commentExtensible w16cex:durableId="2C3D3A3C" w16cex:dateUtc="2026-07-10T20:58:00Z"/>
+  <w16cex:commentExtensible w16cex:durableId="575BCFA0" w16cex:dateUtc="2026-07-10T20:57:00Z"/>
+  <w16cex:commentExtensible w16cex:durableId="556DBA37" w16cex:dateUtc="2026-07-10T21:05:00Z"/>
 </w16cex:commentsExtensible>
 </file>
 
 <file path=word/commentsIds.xml><?xml version="1.0" encoding="utf-8"?>
-<w16cid:commentsIds xmlns:mc="http://schemas.openxmlformats.org/markup-compatibility/2006" xmlns:w16cid="http://schemas.microsoft.com/office/word/2016/wordml/cid" mc:Ignorable="w16cid">
+<w16cid:commentsIds xmlns:wpc="http://schemas.microsoft.com/office/word/2010/wordprocessingCanvas" xmlns:cx="http://schemas.microsoft.com/office/drawing/2014/chartex" xmlns:cx1="http://schemas.microsoft.com/office/drawing/2015/9/8/chartex" xmlns:cx2="http://schemas.microsoft.com/office/drawing/2015/10/21/chartex" xmlns:cx3="http://schemas.microsoft.com/office/drawing/2016/5/9/chartex" xmlns:cx4="http://schemas.microsoft.com/office/drawing/2016/5/10/chartex" xmlns:cx5="http://schemas.microsoft.com/office/drawing/2016/5/11/chartex" xmlns:cx6="http://schemas.microsoft.com/office/drawing/2016/5/12/chartex" xmlns:cx7="http://schemas.microsoft.com/office/drawing/2016/5/13/chartex" xmlns:cx8="http://schemas.microsoft.com/office/drawing/2016/5/14/chartex" xmlns:mc="http://schemas.openxmlformats.org/markup-compatibility/2006" xmlns:aink="http://schemas.microsoft.com/office/drawing/2016/ink" xmlns:am3d="http://schemas.microsoft.com/office/drawing/2017/model3d" xmlns:o="urn:schemas-microsoft-com:office:office" xmlns:oel="http://schemas.microsoft.com/office/2019/extlst" xmlns:r="http://schemas.openxmlformats.org/officeDocument/2006/relationships" xmlns:m="http://schemas.openxmlformats.org/officeDocument/2006/math" xmlns:v="urn:schemas-microsoft-com:vml" xmlns:wp14="http://schemas.microsoft.com/office/word/2010/wordprocessingDrawing" xmlns:wp="http://schemas.openxmlformats.org/drawingml/2006/wordprocessingDrawing" xmlns:w10="urn:schemas-microsoft-com:office:word" xmlns:w="http://schemas.openxmlformats.org/wordprocessingml/2006/main" xmlns:w14="http://schemas.microsoft.com/office/word/2010/wordml" xmlns:w15="http://schemas.microsoft.com/office/word/2012/wordml" xmlns:w16cex="http://schemas.microsoft.com/office/word/2018/wordml/cex" xmlns:w16cid="http://schemas.microsoft.com/office/word/2016/wordml/cid" xmlns:w16="http://schemas.microsoft.com/office/word/2018/wordml" xmlns:w16du="http://schemas.microsoft.com/office/word/2023/wordml/word16du" xmlns:w16sdtdh="http://schemas.microsoft.com/office/word/2020/wordml/sdtdatahash" xmlns:w16sdtfl="http://schemas.microsoft.com/office/word/2024/wordml/sdtformatlock" xmlns:w16se="http://schemas.microsoft.com/office/word/2015/wordml/symex" xmlns:wpg="http://schemas.microsoft.com/office/word/2010/wordprocessingGroup" xmlns:wpi="http://schemas.microsoft.com/office/word/2010/wordprocessingInk" xmlns:wne="http://schemas.microsoft.com/office/word/2006/wordml" xmlns:wps="http://schemas.microsoft.com/office/word/2010/wordprocessingShape" mc:Ignorable="w14 w15 w16se w16cid w16 w16cex w16sdtdh w16sdtfl w16du wp14">
+  <w16cid:commentId w16cid:paraId="6F1066BE" w16cid:durableId="7C5255D7"/>
+  <w16cid:commentId w16cid:paraId="2BFD52A6" w16cid:durableId="2C3D3A3C"/>
   <w16cid:commentId w16cid:paraId="4CF7B78E" w16cid:durableId="575BCFA0"/>
-  <w16cid:commentId w16cid:paraId="2BFD52A6" w16cid:durableId="2C3D3A3C"/>
-  <w16cid:commentId w16cid:paraId="6F1066BE" w16cid:durableId="7C5255D7"/>
   <w16cid:commentId w16cid:paraId="254F3AE0" w16cid:durableId="556DBA37"/>
 </w16cid:commentsIds>
 </file>
 
 <file path=word/numbering.xml><?xml version="1.0" encoding="utf-8"?>
-<w:numbering xmlns:wpc="http://schemas.microsoft.com/office/word/2010/wordprocessingCanvas" xmlns:cx="http://schemas.microsoft.com/office/drawing/2014/chartex" xmlns:cx1="http://schemas.microsoft.com/office/drawing/2015/9/8/chartex" xmlns:cx2="http://schemas.microsoft.com/office/drawing/2015/10/21/chartex" xmlns:cx3="http://schemas.microsoft.com/office/drawing/2016/5/9/chartex" xmlns:cx4="http://schemas.microsoft.com/office/drawing/2016/5/10/chartex" xmlns:cx5="http://schemas.microsoft.com/office/drawing/2016/5/11/chartex" xmlns:cx6="http://schemas.microsoft.com/office/drawing/2016/5/12/chartex" xmlns:cx7="http://schemas.microsoft.com/office/drawing/2016/5/13/chartex" xmlns:cx8="http://schemas.microsoft.com/office/drawing/2016/5/14/chartex" xmlns:mc="http://schemas.openxmlformats.org/markup-compatibility/2006" xmlns:aink="http://schemas.microsoft.com/office/drawing/2016/ink" xmlns:am3d="http://schemas.microsoft.com/office/drawing/2017/model3d" xmlns:o="urn:schemas-microsoft-com:office:office" xmlns:oel="http://schemas.microsoft.com/office/2019/extlst" xmlns:r="http://schemas.openxmlformats.org/officeDocument/2006/relationships" xmlns:m="http://schemas.openxmlformats.org/officeDocument/2006/math" xmlns:v="urn:schemas-microsoft-com:vml" xmlns:wp14="http://schemas.microsoft.com/office/word/2010/wordprocessingDrawing" xmlns:wp="http://schemas.openxmlformats.org/drawingml/2006/wordprocessingDrawing" xmlns:w10="urn:schemas-microsoft-com:office:word" xmlns:w="http://schemas.openxmlformats.org/wordprocessingml/2006/main" xmlns:w14="http://schemas.microsoft.com/office/word/2010/wordml" xmlns:w15="http://schemas.microsoft.com/office/word/2012/wordml" xmlns:w16cei="http://schemas.microsoft.com/office/word/2026/wordml/cei" xmlns:w16cex="http://schemas.microsoft.com/office/word/2018/wordml/cex" xmlns:w16cid="http://schemas.microsoft.com/office/word/2016/wordml/cid" xmlns:w16="http://schemas.microsoft.com/office/word/2018/wordml" xmlns:w16du="http://schemas.microsoft.com/office/word/2023/wordml/word16du" xmlns:w16sdtdh="http://schemas.microsoft.com/office/word/2020/wordml/sdtdatahash" xmlns:w16sdtfl="http://schemas.microsoft.com/office/word/2024/wordml/sdtformatlock" xmlns:w16se="http://schemas.microsoft.com/office/word/2015/wordml/symex" xmlns:wpg="http://schemas.microsoft.com/office/word/2010/wordprocessingGroup" xmlns:wpi="http://schemas.microsoft.com/office/word/2010/wordprocessingInk" xmlns:wne="http://schemas.microsoft.com/office/word/2006/wordml" xmlns:wps="http://schemas.microsoft.com/office/word/2010/wordprocessingShape" mc:Ignorable="w14 w15 w16se w16cid w16 w16cex w16sdtdh w16sdtfl w16du wp14">
+<w:numbering xmlns:wpc="http://schemas.microsoft.com/office/word/2010/wordprocessingCanvas" xmlns:cx="http://schemas.microsoft.com/office/drawing/2014/chartex" xmlns:cx1="http://schemas.microsoft.com/office/drawing/2015/9/8/chartex" xmlns:cx2="http://schemas.microsoft.com/office/drawing/2015/10/21/chartex" xmlns:cx3="http://schemas.microsoft.com/office/drawing/2016/5/9/chartex" xmlns:cx4="http://schemas.microsoft.com/office/drawing/2016/5/10/chartex" xmlns:cx5="http://schemas.microsoft.com/office/drawing/2016/5/11/chartex" xmlns:cx6="http://schemas.microsoft.com/office/drawing/2016/5/12/chartex" xmlns:cx7="http://schemas.microsoft.com/office/drawing/2016/5/13/chartex" xmlns:cx8="http://schemas.microsoft.com/office/drawing/2016/5/14/chartex" xmlns:mc="http://schemas.openxmlformats.org/markup-compatibility/2006" xmlns:aink="http://schemas.microsoft.com/office/drawing/2016/ink" xmlns:am3d="http://schemas.microsoft.com/office/drawing/2017/model3d" xmlns:o="urn:schemas-microsoft-com:office:office" xmlns:oel="http://schemas.microsoft.com/office/2019/extlst" xmlns:r="http://schemas.openxmlformats.org/officeDocument/2006/relationships" xmlns:m="http://schemas.openxmlformats.org/officeDocument/2006/math" xmlns:v="urn:schemas-microsoft-com:vml" xmlns:wp14="http://schemas.microsoft.com/office/word/2010/wordprocessingDrawing" xmlns:wp="http://schemas.openxmlformats.org/drawingml/2006/wordprocessingDrawing" xmlns:w10="urn:schemas-microsoft-com:office:word" xmlns:w="http://schemas.openxmlformats.org/wordprocessingml/2006/main" xmlns:w14="http://schemas.microsoft.com/office/word/2010/wordml" xmlns:w15="http://schemas.microsoft.com/office/word/2012/wordml" xmlns:w16cex="http://schemas.microsoft.com/office/word/2018/wordml/cex" xmlns:w16cid="http://schemas.microsoft.com/office/word/2016/wordml/cid" xmlns:w16="http://schemas.microsoft.com/office/word/2018/wordml" xmlns:w16du="http://schemas.microsoft.com/office/word/2023/wordml/word16du" xmlns:w16sdtdh="http://schemas.microsoft.com/office/word/2020/wordml/sdtdatahash" xmlns:w16sdtfl="http://schemas.microsoft.com/office/word/2024/wordml/sdtformatlock" xmlns:w16se="http://schemas.microsoft.com/office/word/2015/wordml/symex" xmlns:wpg="http://schemas.microsoft.com/office/word/2010/wordprocessingGroup" xmlns:wpi="http://schemas.microsoft.com/office/word/2010/wordprocessingInk" xmlns:wne="http://schemas.microsoft.com/office/word/2006/wordml" xmlns:wps="http://schemas.microsoft.com/office/word/2010/wordprocessingShape" mc:Ignorable="w14 w15 w16se w16cid w16 w16cex w16sdtdh w16sdtfl w16du wp14">
   <w:abstractNum w:abstractNumId="0" w15:restartNumberingAfterBreak="0">
     <w:nsid w:val="3AB625F4"/>
     <w:multiLevelType w:val="hybridMultilevel"/>
@@ -7412,10 +7388,7 @@
 </file>
 
 <file path=word/people.xml><?xml version="1.0" encoding="utf-8"?>
-<w15:people xmlns:mc="http://schemas.openxmlformats.org/markup-compatibility/2006" xmlns:w15="http://schemas.microsoft.com/office/word/2012/wordml" mc:Ignorable="w15">
-  <w15:person w15:author="Sihui Wang">
-    <w15:presenceInfo w15:providerId="AD" w15:userId="S::sihuiwang@microsoft.com::d327c649-9187-4c29-89c5-e880ba380844"/>
-  </w15:person>
+<w15:people xmlns:wpc="http://schemas.microsoft.com/office/word/2010/wordprocessingCanvas" xmlns:cx="http://schemas.microsoft.com/office/drawing/2014/chartex" xmlns:cx1="http://schemas.microsoft.com/office/drawing/2015/9/8/chartex" xmlns:cx2="http://schemas.microsoft.com/office/drawing/2015/10/21/chartex" xmlns:cx3="http://schemas.microsoft.com/office/drawing/2016/5/9/chartex" xmlns:cx4="http://schemas.microsoft.com/office/drawing/2016/5/10/chartex" xmlns:cx5="http://schemas.microsoft.com/office/drawing/2016/5/11/chartex" xmlns:cx6="http://schemas.microsoft.com/office/drawing/2016/5/12/chartex" xmlns:cx7="http://schemas.microsoft.com/office/drawing/2016/5/13/chartex" xmlns:cx8="http://schemas.microsoft.com/office/drawing/2016/5/14/chartex" xmlns:mc="http://schemas.openxmlformats.org/markup-compatibility/2006" xmlns:aink="http://schemas.microsoft.com/office/drawing/2016/ink" xmlns:am3d="http://schemas.microsoft.com/office/drawing/2017/model3d" xmlns:o="urn:schemas-microsoft-com:office:office" xmlns:oel="http://schemas.microsoft.com/office/2019/extlst" xmlns:r="http://schemas.openxmlformats.org/officeDocument/2006/relationships" xmlns:m="http://schemas.openxmlformats.org/officeDocument/2006/math" xmlns:v="urn:schemas-microsoft-com:vml" xmlns:wp14="http://schemas.microsoft.com/office/word/2010/wordprocessingDrawing" xmlns:wp="http://schemas.openxmlformats.org/drawingml/2006/wordprocessingDrawing" xmlns:w10="urn:schemas-microsoft-com:office:word" xmlns:w="http://schemas.openxmlformats.org/wordprocessingml/2006/main" xmlns:w14="http://schemas.microsoft.com/office/word/2010/wordml" xmlns:w15="http://schemas.microsoft.com/office/word/2012/wordml" xmlns:w16cex="http://schemas.microsoft.com/office/word/2018/wordml/cex" xmlns:w16cid="http://schemas.microsoft.com/office/word/2016/wordml/cid" xmlns:w16="http://schemas.microsoft.com/office/word/2018/wordml" xmlns:w16du="http://schemas.microsoft.com/office/word/2023/wordml/word16du" xmlns:w16sdtdh="http://schemas.microsoft.com/office/word/2020/wordml/sdtdatahash" xmlns:w16sdtfl="http://schemas.microsoft.com/office/word/2024/wordml/sdtformatlock" xmlns:w16se="http://schemas.microsoft.com/office/word/2015/wordml/symex" xmlns:wpg="http://schemas.microsoft.com/office/word/2010/wordprocessingGroup" xmlns:wpi="http://schemas.microsoft.com/office/word/2010/wordprocessingInk" xmlns:wne="http://schemas.microsoft.com/office/word/2006/wordml" xmlns:wps="http://schemas.microsoft.com/office/word/2010/wordprocessingShape" mc:Ignorable="w14 w15 w16se w16cid w16 w16cex w16sdtdh w16sdtfl w16du wp14">
   <w15:person w15:author="Sihui Wang">
     <w15:presenceInfo w15:providerId="AD" w15:userId="S::sihuiwang@microsoft.com::d327c649-9187-4c29-89c5-e880ba380844"/>
   </w15:person>
@@ -7427,7 +7400,7 @@
   <w:docDefaults>
     <w:rPrDefault>
       <w:rPr>
-        <w:rFonts w:asciiTheme="minorHAnsi" w:hAnsiTheme="minorHAnsi" w:eastAsiaTheme="minorEastAsia" w:cstheme="minorBidi"/>
+        <w:rFonts w:asciiTheme="minorHAnsi" w:eastAsiaTheme="minorEastAsia" w:hAnsiTheme="minorHAnsi" w:cstheme="minorBidi"/>
         <w:sz w:val="24"/>
         <w:szCs w:val="24"/>
         <w:lang w:val="en-US" w:eastAsia="ja-JP" w:bidi="ar-SA"/>
@@ -7442,14 +7415,14 @@
   <w:latentStyles w:defLockedState="0" w:defUIPriority="99" w:defSemiHidden="0" w:defUnhideWhenUsed="0" w:defQFormat="0" w:count="376">
     <w:lsdException w:name="Normal" w:uiPriority="0" w:qFormat="1"/>
     <w:lsdException w:name="heading 1" w:uiPriority="9" w:qFormat="1"/>
-    <w:lsdException w:name="heading 2" w:uiPriority="9" w:semiHidden="1" w:unhideWhenUsed="1" w:qFormat="1"/>
-    <w:lsdException w:name="heading 3" w:uiPriority="9" w:semiHidden="1" w:unhideWhenUsed="1" w:qFormat="1"/>
-    <w:lsdException w:name="heading 4" w:uiPriority="9" w:semiHidden="1" w:unhideWhenUsed="1" w:qFormat="1"/>
-    <w:lsdException w:name="heading 5" w:uiPriority="9" w:semiHidden="1" w:unhideWhenUsed="1" w:qFormat="1"/>
-    <w:lsdException w:name="heading 6" w:uiPriority="9" w:semiHidden="1" w:unhideWhenUsed="1" w:qFormat="1"/>
-    <w:lsdException w:name="heading 7" w:uiPriority="9" w:semiHidden="1" w:unhideWhenUsed="1" w:qFormat="1"/>
-    <w:lsdException w:name="heading 8" w:uiPriority="9" w:semiHidden="1" w:unhideWhenUsed="1" w:qFormat="1"/>
-    <w:lsdException w:name="heading 9" w:uiPriority="9" w:semiHidden="1" w:unhideWhenUsed="1" w:qFormat="1"/>
+    <w:lsdException w:name="heading 2" w:semiHidden="1" w:uiPriority="9" w:unhideWhenUsed="1" w:qFormat="1"/>
+    <w:lsdException w:name="heading 3" w:semiHidden="1" w:uiPriority="9" w:unhideWhenUsed="1" w:qFormat="1"/>
+    <w:lsdException w:name="heading 4" w:semiHidden="1" w:uiPriority="9" w:unhideWhenUsed="1" w:qFormat="1"/>
+    <w:lsdException w:name="heading 5" w:semiHidden="1" w:uiPriority="9" w:unhideWhenUsed="1" w:qFormat="1"/>
+    <w:lsdException w:name="heading 6" w:semiHidden="1" w:uiPriority="9" w:unhideWhenUsed="1" w:qFormat="1"/>
+    <w:lsdException w:name="heading 7" w:semiHidden="1" w:uiPriority="9" w:unhideWhenUsed="1" w:qFormat="1"/>
+    <w:lsdException w:name="heading 8" w:semiHidden="1" w:uiPriority="9" w:unhideWhenUsed="1" w:qFormat="1"/>
+    <w:lsdException w:name="heading 9" w:semiHidden="1" w:uiPriority="9" w:unhideWhenUsed="1" w:qFormat="1"/>
     <w:lsdException w:name="index 1" w:semiHidden="1" w:unhideWhenUsed="1"/>
     <w:lsdException w:name="index 2" w:semiHidden="1" w:unhideWhenUsed="1"/>
     <w:lsdException w:name="index 3" w:semiHidden="1" w:unhideWhenUsed="1"/>
@@ -7459,22 +7432,22 @@
     <w:lsdException w:name="index 7" w:semiHidden="1" w:unhideWhenUsed="1"/>
     <w:lsdException w:name="index 8" w:semiHidden="1" w:unhideWhenUsed="1"/>
     <w:lsdException w:name="index 9" w:semiHidden="1" w:unhideWhenUsed="1"/>
-    <w:lsdException w:name="toc 1" w:uiPriority="39" w:semiHidden="1" w:unhideWhenUsed="1"/>
-    <w:lsdException w:name="toc 2" w:uiPriority="39" w:semiHidden="1" w:unhideWhenUsed="1"/>
-    <w:lsdException w:name="toc 3" w:uiPriority="39" w:semiHidden="1" w:unhideWhenUsed="1"/>
-    <w:lsdException w:name="toc 4" w:uiPriority="39" w:semiHidden="1" w:unhideWhenUsed="1"/>
-    <w:lsdException w:name="toc 5" w:uiPriority="39" w:semiHidden="1" w:unhideWhenUsed="1"/>
-    <w:lsdException w:name="toc 6" w:uiPriority="39" w:semiHidden="1" w:unhideWhenUsed="1"/>
-    <w:lsdException w:name="toc 7" w:uiPriority="39" w:semiHidden="1" w:unhideWhenUsed="1"/>
-    <w:lsdException w:name="toc 8" w:uiPriority="39" w:semiHidden="1" w:unhideWhenUsed="1"/>
-    <w:lsdException w:name="toc 9" w:uiPriority="39" w:semiHidden="1" w:unhideWhenUsed="1"/>
+    <w:lsdException w:name="toc 1" w:semiHidden="1" w:uiPriority="39" w:unhideWhenUsed="1"/>
+    <w:lsdException w:name="toc 2" w:semiHidden="1" w:uiPriority="39" w:unhideWhenUsed="1"/>
+    <w:lsdException w:name="toc 3" w:semiHidden="1" w:uiPriority="39" w:unhideWhenUsed="1"/>
+    <w:lsdException w:name="toc 4" w:semiHidden="1" w:uiPriority="39" w:unhideWhenUsed="1"/>
+    <w:lsdException w:name="toc 5" w:semiHidden="1" w:uiPriority="39" w:unhideWhenUsed="1"/>
+    <w:lsdException w:name="toc 6" w:semiHidden="1" w:uiPriority="39" w:unhideWhenUsed="1"/>
+    <w:lsdException w:name="toc 7" w:semiHidden="1" w:uiPriority="39" w:unhideWhenUsed="1"/>
+    <w:lsdException w:name="toc 8" w:semiHidden="1" w:uiPriority="39" w:unhideWhenUsed="1"/>
+    <w:lsdException w:name="toc 9" w:semiHidden="1" w:uiPriority="39" w:unhideWhenUsed="1"/>
     <w:lsdException w:name="Normal Indent" w:semiHidden="1" w:unhideWhenUsed="1"/>
     <w:lsdException w:name="footnote text" w:semiHidden="1" w:unhideWhenUsed="1"/>
     <w:lsdException w:name="annotation text" w:semiHidden="1" w:unhideWhenUsed="1"/>
     <w:lsdException w:name="header" w:semiHidden="1" w:unhideWhenUsed="1"/>
     <w:lsdException w:name="footer" w:semiHidden="1" w:unhideWhenUsed="1"/>
     <w:lsdException w:name="index heading" w:semiHidden="1" w:unhideWhenUsed="1"/>
-    <w:lsdException w:name="caption" w:uiPriority="35" w:semiHidden="1" w:unhideWhenUsed="1" w:qFormat="1"/>
+    <w:lsdException w:name="caption" w:semiHidden="1" w:uiPriority="35" w:unhideWhenUsed="1" w:qFormat="1"/>
     <w:lsdException w:name="table of figures" w:semiHidden="1" w:unhideWhenUsed="1"/>
     <w:lsdException w:name="envelope address" w:semiHidden="1" w:unhideWhenUsed="1"/>
     <w:lsdException w:name="envelope return" w:semiHidden="1" w:unhideWhenUsed="1"/>
@@ -7505,7 +7478,7 @@
     <w:lsdException w:name="Title" w:uiPriority="10" w:qFormat="1"/>
     <w:lsdException w:name="Closing" w:semiHidden="1" w:unhideWhenUsed="1"/>
     <w:lsdException w:name="Signature" w:semiHidden="1" w:unhideWhenUsed="1"/>
-    <w:lsdException w:name="Default Paragraph Font" w:uiPriority="1" w:semiHidden="1" w:unhideWhenUsed="1"/>
+    <w:lsdException w:name="Default Paragraph Font" w:semiHidden="1" w:uiPriority="1" w:unhideWhenUsed="1"/>
     <w:lsdException w:name="Body Text" w:semiHidden="1" w:unhideWhenUsed="1"/>
     <w:lsdException w:name="Body Text Indent" w:semiHidden="1" w:unhideWhenUsed="1"/>
     <w:lsdException w:name="List Continue" w:semiHidden="1" w:unhideWhenUsed="1"/>
@@ -7705,8 +7678,8 @@
     <w:lsdException w:name="Subtle Reference" w:uiPriority="31" w:qFormat="1"/>
     <w:lsdException w:name="Intense Reference" w:uiPriority="32" w:qFormat="1"/>
     <w:lsdException w:name="Book Title" w:uiPriority="33" w:qFormat="1"/>
-    <w:lsdException w:name="Bibliography" w:uiPriority="37" w:semiHidden="1" w:unhideWhenUsed="1"/>
-    <w:lsdException w:name="TOC Heading" w:uiPriority="39" w:semiHidden="1" w:unhideWhenUsed="1" w:qFormat="1"/>
+    <w:lsdException w:name="Bibliography" w:semiHidden="1" w:uiPriority="37" w:unhideWhenUsed="1"/>
+    <w:lsdException w:name="TOC Heading" w:semiHidden="1" w:uiPriority="39" w:unhideWhenUsed="1" w:qFormat="1"/>
     <w:lsdException w:name="Plain Table 1" w:uiPriority="41"/>
     <w:lsdException w:name="Plain Table 2" w:uiPriority="42"/>
     <w:lsdException w:name="Plain Table 3" w:uiPriority="43"/>
@@ -7817,7 +7790,7 @@
     <w:lsdException w:name="Unresolved Mention" w:semiHidden="1" w:unhideWhenUsed="1"/>
     <w:lsdException w:name="Smart Link" w:semiHidden="1" w:unhideWhenUsed="1"/>
   </w:latentStyles>
-  <w:style w:type="paragraph" w:styleId="Normal" w:default="1">
+  <w:style w:type="paragraph" w:default="1" w:styleId="Normal">
     <w:name w:val="Normal"/>
     <w:qFormat/>
     <w:rsid w:val="00C05490"/>
@@ -7825,7 +7798,7 @@
       <w:spacing w:after="0" w:line="240" w:lineRule="auto"/>
     </w:pPr>
     <w:rPr>
-      <w:rFonts w:ascii="Arial" w:hAnsi="Arial" w:eastAsia="Arial" w:cs="Arial"/>
+      <w:rFonts w:ascii="Arial" w:eastAsia="Arial" w:hAnsi="Arial" w:cs="Arial"/>
       <w:color w:val="222222"/>
       <w:sz w:val="17"/>
       <w:szCs w:val="17"/>
@@ -7845,7 +7818,7 @@
       <w:outlineLvl w:val="0"/>
     </w:pPr>
     <w:rPr>
-      <w:rFonts w:asciiTheme="majorHAnsi" w:hAnsiTheme="majorHAnsi" w:eastAsiaTheme="majorEastAsia" w:cstheme="majorBidi"/>
+      <w:rFonts w:asciiTheme="majorHAnsi" w:eastAsiaTheme="majorEastAsia" w:hAnsiTheme="majorHAnsi" w:cstheme="majorBidi"/>
       <w:color w:val="0F4761" w:themeColor="accent1" w:themeShade="BF"/>
       <w:sz w:val="40"/>
       <w:szCs w:val="40"/>
@@ -7867,7 +7840,7 @@
       <w:outlineLvl w:val="1"/>
     </w:pPr>
     <w:rPr>
-      <w:rFonts w:asciiTheme="majorHAnsi" w:hAnsiTheme="majorHAnsi" w:eastAsiaTheme="majorEastAsia" w:cstheme="majorBidi"/>
+      <w:rFonts w:asciiTheme="majorHAnsi" w:eastAsiaTheme="majorEastAsia" w:hAnsiTheme="majorHAnsi" w:cstheme="majorBidi"/>
       <w:color w:val="0F4761" w:themeColor="accent1" w:themeShade="BF"/>
       <w:sz w:val="32"/>
       <w:szCs w:val="32"/>
@@ -8019,13 +7992,13 @@
       <w:color w:val="272727" w:themeColor="text1" w:themeTint="D8"/>
     </w:rPr>
   </w:style>
-  <w:style w:type="character" w:styleId="DefaultParagraphFont" w:default="1">
+  <w:style w:type="character" w:default="1" w:styleId="DefaultParagraphFont">
     <w:name w:val="Default Paragraph Font"/>
     <w:uiPriority w:val="1"/>
     <w:semiHidden/>
     <w:unhideWhenUsed/>
   </w:style>
-  <w:style w:type="table" w:styleId="TableNormal" w:default="1">
+  <w:style w:type="table" w:default="1" w:styleId="TableNormal">
     <w:name w:val="Normal Table"/>
     <w:uiPriority w:val="99"/>
     <w:semiHidden/>
@@ -8040,17 +8013,53 @@
       </w:tblCellMar>
     </w:tblPr>
   </w:style>
-  <w:style w:type="numbering" w:styleId="NoList" w:default="1">
+  <w:style w:type="numbering" w:default="1" w:styleId="NoList">
     <w:name w:val="No List"/>
     <w:uiPriority w:val="99"/>
     <w:semiHidden/>
     <w:unhideWhenUsed/>
   </w:style>
+  <w:style w:type="paragraph" w:styleId="CommentText">
+    <w:name w:val="annotation text"/>
+    <w:basedOn w:val="Normal"/>
+    <w:link w:val="CommentTextChar"/>
+    <w:uiPriority w:val="99"/>
+    <w:semiHidden/>
+    <w:unhideWhenUsed/>
+    <w:rPr>
+      <w:sz w:val="20"/>
+      <w:szCs w:val="20"/>
+    </w:rPr>
+  </w:style>
+  <w:style w:type="character" w:customStyle="1" w:styleId="CommentTextChar">
+    <w:name w:val="Comment Text Char"/>
+    <w:basedOn w:val="DefaultParagraphFont"/>
+    <w:link w:val="CommentText"/>
+    <w:uiPriority w:val="99"/>
+    <w:semiHidden/>
+    <w:rPr>
+      <w:rFonts w:ascii="Arial" w:eastAsia="Arial" w:hAnsi="Arial" w:cs="Arial"/>
+      <w:color w:val="222222"/>
+      <w:sz w:val="20"/>
+      <w:szCs w:val="20"/>
+    </w:rPr>
+  </w:style>
+  <w:style w:type="character" w:styleId="CommentReference">
+    <w:name w:val="annotation reference"/>
+    <w:basedOn w:val="DefaultParagraphFont"/>
+    <w:uiPriority w:val="99"/>
+    <w:semiHidden/>
+    <w:unhideWhenUsed/>
+    <w:rPr>
+      <w:sz w:val="16"/>
+      <w:szCs w:val="16"/>
+    </w:rPr>
+  </w:style>
 </w:styles>
 </file>
 
 <file path=word/theme/theme1.xml><?xml version="1.0" encoding="utf-8"?>
-<a:theme xmlns:a="http://schemas.openxmlformats.org/drawingml/2006/main" xmlns:thm15="http://schemas.microsoft.com/office/thememl/2012/main" name="Office Theme">
+<a:theme xmlns:a="http://schemas.openxmlformats.org/drawingml/2006/main" name="Office Theme">
   <a:themeElements>
     <a:clrScheme name="Office">
       <a:dk1>
@@ -8308,4 +8317,10 @@
     </a:ext>
   </a:extLst>
 </a:theme>
+</file>
+
+<file path=docMetadata/LabelInfo.xml><?xml version="1.0" encoding="utf-8"?>
+<clbl:labelList xmlns:clbl="http://schemas.microsoft.com/office/2020/mipLabelMetadata">
+  <clbl:label id="{f42aa342-8706-4288-bd11-ebb85995028c}" enabled="1" method="Standard" siteId="{72f988bf-86f1-41af-91ab-2d7cd011db47}" removed="0"/>
+</clbl:labelList>
 </file>
--- a/AEGIS Forecasting Drift Blueprint-V2.docx
+++ b/AEGIS Forecasting Drift Blueprint-V2.docx
@@ -75,12 +75,12 @@
       <w:tblPr>
         <w:tblW w:w="10240" w:type="dxa"/>
         <w:tblBorders>
-          <w:top w:val="single" w:sz="4" w:space="0" w:color="auto"/>
-          <w:left w:val="single" w:sz="4" w:space="0" w:color="auto"/>
-          <w:bottom w:val="single" w:sz="4" w:space="0" w:color="auto"/>
-          <w:right w:val="single" w:sz="4" w:space="0" w:color="auto"/>
-          <w:insideH w:val="single" w:sz="4" w:space="0" w:color="auto"/>
-          <w:insideV w:val="single" w:sz="4" w:space="0" w:color="auto"/>
+          <w:top w:val="single" w:color="auto" w:sz="4" w:space="0"/>
+          <w:left w:val="single" w:color="auto" w:sz="4" w:space="0"/>
+          <w:bottom w:val="single" w:color="auto" w:sz="4" w:space="0"/>
+          <w:right w:val="single" w:color="auto" w:sz="4" w:space="0"/>
+          <w:insideH w:val="single" w:color="auto" w:sz="4" w:space="0"/>
+          <w:insideV w:val="single" w:color="auto" w:sz="4" w:space="0"/>
         </w:tblBorders>
         <w:tblCellMar>
           <w:left w:w="10" w:type="dxa"/>
@@ -101,10 +101,10 @@
           <w:tcPr>
             <w:tcW w:w="2400" w:type="dxa"/>
             <w:tcBorders>
-              <w:top w:val="single" w:sz="2" w:space="0" w:color="D9D9D9"/>
-              <w:left w:val="single" w:sz="2" w:space="0" w:color="D9D9D9"/>
-              <w:bottom w:val="single" w:sz="2" w:space="0" w:color="D9D9D9"/>
-              <w:right w:val="single" w:sz="2" w:space="0" w:color="D9D9D9"/>
+              <w:top w:val="single" w:color="D9D9D9" w:sz="2" w:space="0"/>
+              <w:left w:val="single" w:color="D9D9D9" w:sz="2" w:space="0"/>
+              <w:bottom w:val="single" w:color="D9D9D9" w:sz="2" w:space="0"/>
+              <w:right w:val="single" w:color="D9D9D9" w:sz="2" w:space="0"/>
             </w:tcBorders>
             <w:shd w:val="clear" w:color="auto" w:fill="1F3864"/>
             <w:tcMar>
@@ -133,10 +133,10 @@
           <w:tcPr>
             <w:tcW w:w="7840" w:type="dxa"/>
             <w:tcBorders>
-              <w:top w:val="single" w:sz="2" w:space="0" w:color="D9D9D9"/>
-              <w:left w:val="single" w:sz="2" w:space="0" w:color="D9D9D9"/>
-              <w:bottom w:val="single" w:sz="2" w:space="0" w:color="D9D9D9"/>
-              <w:right w:val="single" w:sz="2" w:space="0" w:color="D9D9D9"/>
+              <w:top w:val="single" w:color="D9D9D9" w:sz="2" w:space="0"/>
+              <w:left w:val="single" w:color="D9D9D9" w:sz="2" w:space="0"/>
+              <w:bottom w:val="single" w:color="D9D9D9" w:sz="2" w:space="0"/>
+              <w:right w:val="single" w:color="D9D9D9" w:sz="2" w:space="0"/>
             </w:tcBorders>
             <w:shd w:val="clear" w:color="auto" w:fill="1F3864"/>
             <w:tcMar>
@@ -170,10 +170,10 @@
           <w:tcPr>
             <w:tcW w:w="2400" w:type="dxa"/>
             <w:tcBorders>
-              <w:top w:val="single" w:sz="2" w:space="0" w:color="D9D9D9"/>
-              <w:left w:val="single" w:sz="2" w:space="0" w:color="D9D9D9"/>
-              <w:bottom w:val="single" w:sz="2" w:space="0" w:color="D9D9D9"/>
-              <w:right w:val="single" w:sz="2" w:space="0" w:color="D9D9D9"/>
+              <w:top w:val="single" w:color="D9D9D9" w:sz="2" w:space="0"/>
+              <w:left w:val="single" w:color="D9D9D9" w:sz="2" w:space="0"/>
+              <w:bottom w:val="single" w:color="D9D9D9" w:sz="2" w:space="0"/>
+              <w:right w:val="single" w:color="D9D9D9" w:sz="2" w:space="0"/>
             </w:tcBorders>
             <w:shd w:val="clear" w:color="auto" w:fill="FFFFFF"/>
             <w:tcMar>
@@ -199,10 +199,10 @@
           <w:tcPr>
             <w:tcW w:w="7840" w:type="dxa"/>
             <w:tcBorders>
-              <w:top w:val="single" w:sz="2" w:space="0" w:color="D9D9D9"/>
-              <w:left w:val="single" w:sz="2" w:space="0" w:color="D9D9D9"/>
-              <w:bottom w:val="single" w:sz="2" w:space="0" w:color="D9D9D9"/>
-              <w:right w:val="single" w:sz="2" w:space="0" w:color="D9D9D9"/>
+              <w:top w:val="single" w:color="D9D9D9" w:sz="2" w:space="0"/>
+              <w:left w:val="single" w:color="D9D9D9" w:sz="2" w:space="0"/>
+              <w:bottom w:val="single" w:color="D9D9D9" w:sz="2" w:space="0"/>
+              <w:right w:val="single" w:color="D9D9D9" w:sz="2" w:space="0"/>
             </w:tcBorders>
             <w:shd w:val="clear" w:color="auto" w:fill="FFFFFF"/>
             <w:tcMar>
@@ -233,10 +233,10 @@
           <w:tcPr>
             <w:tcW w:w="2400" w:type="dxa"/>
             <w:tcBorders>
-              <w:top w:val="single" w:sz="2" w:space="0" w:color="D9D9D9"/>
-              <w:left w:val="single" w:sz="2" w:space="0" w:color="D9D9D9"/>
-              <w:bottom w:val="single" w:sz="2" w:space="0" w:color="D9D9D9"/>
-              <w:right w:val="single" w:sz="2" w:space="0" w:color="D9D9D9"/>
+              <w:top w:val="single" w:color="D9D9D9" w:sz="2" w:space="0"/>
+              <w:left w:val="single" w:color="D9D9D9" w:sz="2" w:space="0"/>
+              <w:bottom w:val="single" w:color="D9D9D9" w:sz="2" w:space="0"/>
+              <w:right w:val="single" w:color="D9D9D9" w:sz="2" w:space="0"/>
             </w:tcBorders>
             <w:shd w:val="clear" w:color="auto" w:fill="F5F8FB"/>
             <w:tcMar>
@@ -262,10 +262,10 @@
           <w:tcPr>
             <w:tcW w:w="7840" w:type="dxa"/>
             <w:tcBorders>
-              <w:top w:val="single" w:sz="2" w:space="0" w:color="D9D9D9"/>
-              <w:left w:val="single" w:sz="2" w:space="0" w:color="D9D9D9"/>
-              <w:bottom w:val="single" w:sz="2" w:space="0" w:color="D9D9D9"/>
-              <w:right w:val="single" w:sz="2" w:space="0" w:color="D9D9D9"/>
+              <w:top w:val="single" w:color="D9D9D9" w:sz="2" w:space="0"/>
+              <w:left w:val="single" w:color="D9D9D9" w:sz="2" w:space="0"/>
+              <w:bottom w:val="single" w:color="D9D9D9" w:sz="2" w:space="0"/>
+              <w:right w:val="single" w:color="D9D9D9" w:sz="2" w:space="0"/>
             </w:tcBorders>
             <w:shd w:val="clear" w:color="auto" w:fill="F5F8FB"/>
             <w:tcMar>
@@ -296,10 +296,10 @@
           <w:tcPr>
             <w:tcW w:w="2400" w:type="dxa"/>
             <w:tcBorders>
-              <w:top w:val="single" w:sz="2" w:space="0" w:color="D9D9D9"/>
-              <w:left w:val="single" w:sz="2" w:space="0" w:color="D9D9D9"/>
-              <w:bottom w:val="single" w:sz="2" w:space="0" w:color="D9D9D9"/>
-              <w:right w:val="single" w:sz="2" w:space="0" w:color="D9D9D9"/>
+              <w:top w:val="single" w:color="D9D9D9" w:sz="2" w:space="0"/>
+              <w:left w:val="single" w:color="D9D9D9" w:sz="2" w:space="0"/>
+              <w:bottom w:val="single" w:color="D9D9D9" w:sz="2" w:space="0"/>
+              <w:right w:val="single" w:color="D9D9D9" w:sz="2" w:space="0"/>
             </w:tcBorders>
             <w:shd w:val="clear" w:color="auto" w:fill="FFFFFF"/>
             <w:tcMar>
@@ -325,10 +325,10 @@
           <w:tcPr>
             <w:tcW w:w="7840" w:type="dxa"/>
             <w:tcBorders>
-              <w:top w:val="single" w:sz="2" w:space="0" w:color="D9D9D9"/>
-              <w:left w:val="single" w:sz="2" w:space="0" w:color="D9D9D9"/>
-              <w:bottom w:val="single" w:sz="2" w:space="0" w:color="D9D9D9"/>
-              <w:right w:val="single" w:sz="2" w:space="0" w:color="D9D9D9"/>
+              <w:top w:val="single" w:color="D9D9D9" w:sz="2" w:space="0"/>
+              <w:left w:val="single" w:color="D9D9D9" w:sz="2" w:space="0"/>
+              <w:bottom w:val="single" w:color="D9D9D9" w:sz="2" w:space="0"/>
+              <w:right w:val="single" w:color="D9D9D9" w:sz="2" w:space="0"/>
             </w:tcBorders>
             <w:shd w:val="clear" w:color="auto" w:fill="FFFFFF"/>
             <w:tcMar>
@@ -359,10 +359,10 @@
           <w:tcPr>
             <w:tcW w:w="2400" w:type="dxa"/>
             <w:tcBorders>
-              <w:top w:val="single" w:sz="2" w:space="0" w:color="D9D9D9"/>
-              <w:left w:val="single" w:sz="2" w:space="0" w:color="D9D9D9"/>
-              <w:bottom w:val="single" w:sz="2" w:space="0" w:color="D9D9D9"/>
-              <w:right w:val="single" w:sz="2" w:space="0" w:color="D9D9D9"/>
+              <w:top w:val="single" w:color="D9D9D9" w:sz="2" w:space="0"/>
+              <w:left w:val="single" w:color="D9D9D9" w:sz="2" w:space="0"/>
+              <w:bottom w:val="single" w:color="D9D9D9" w:sz="2" w:space="0"/>
+              <w:right w:val="single" w:color="D9D9D9" w:sz="2" w:space="0"/>
             </w:tcBorders>
             <w:shd w:val="clear" w:color="auto" w:fill="F5F8FB"/>
             <w:tcMar>
@@ -388,10 +388,10 @@
           <w:tcPr>
             <w:tcW w:w="7840" w:type="dxa"/>
             <w:tcBorders>
-              <w:top w:val="single" w:sz="2" w:space="0" w:color="D9D9D9"/>
-              <w:left w:val="single" w:sz="2" w:space="0" w:color="D9D9D9"/>
-              <w:bottom w:val="single" w:sz="2" w:space="0" w:color="D9D9D9"/>
-              <w:right w:val="single" w:sz="2" w:space="0" w:color="D9D9D9"/>
+              <w:top w:val="single" w:color="D9D9D9" w:sz="2" w:space="0"/>
+              <w:left w:val="single" w:color="D9D9D9" w:sz="2" w:space="0"/>
+              <w:bottom w:val="single" w:color="D9D9D9" w:sz="2" w:space="0"/>
+              <w:right w:val="single" w:color="D9D9D9" w:sz="2" w:space="0"/>
             </w:tcBorders>
             <w:shd w:val="clear" w:color="auto" w:fill="F5F8FB"/>
             <w:tcMar>
@@ -422,10 +422,10 @@
           <w:tcPr>
             <w:tcW w:w="2400" w:type="dxa"/>
             <w:tcBorders>
-              <w:top w:val="single" w:sz="2" w:space="0" w:color="D9D9D9"/>
-              <w:left w:val="single" w:sz="2" w:space="0" w:color="D9D9D9"/>
-              <w:bottom w:val="single" w:sz="2" w:space="0" w:color="D9D9D9"/>
-              <w:right w:val="single" w:sz="2" w:space="0" w:color="D9D9D9"/>
+              <w:top w:val="single" w:color="D9D9D9" w:sz="2" w:space="0"/>
+              <w:left w:val="single" w:color="D9D9D9" w:sz="2" w:space="0"/>
+              <w:bottom w:val="single" w:color="D9D9D9" w:sz="2" w:space="0"/>
+              <w:right w:val="single" w:color="D9D9D9" w:sz="2" w:space="0"/>
             </w:tcBorders>
             <w:shd w:val="clear" w:color="auto" w:fill="FFFFFF"/>
             <w:tcMar>
@@ -451,10 +451,10 @@
           <w:tcPr>
             <w:tcW w:w="7840" w:type="dxa"/>
             <w:tcBorders>
-              <w:top w:val="single" w:sz="2" w:space="0" w:color="D9D9D9"/>
-              <w:left w:val="single" w:sz="2" w:space="0" w:color="D9D9D9"/>
-              <w:bottom w:val="single" w:sz="2" w:space="0" w:color="D9D9D9"/>
-              <w:right w:val="single" w:sz="2" w:space="0" w:color="D9D9D9"/>
+              <w:top w:val="single" w:color="D9D9D9" w:sz="2" w:space="0"/>
+              <w:left w:val="single" w:color="D9D9D9" w:sz="2" w:space="0"/>
+              <w:bottom w:val="single" w:color="D9D9D9" w:sz="2" w:space="0"/>
+              <w:right w:val="single" w:color="D9D9D9" w:sz="2" w:space="0"/>
             </w:tcBorders>
             <w:shd w:val="clear" w:color="auto" w:fill="FFFFFF"/>
             <w:tcMar>
@@ -485,10 +485,10 @@
           <w:tcPr>
             <w:tcW w:w="2400" w:type="dxa"/>
             <w:tcBorders>
-              <w:top w:val="single" w:sz="2" w:space="0" w:color="D9D9D9"/>
-              <w:left w:val="single" w:sz="2" w:space="0" w:color="D9D9D9"/>
-              <w:bottom w:val="single" w:sz="2" w:space="0" w:color="D9D9D9"/>
-              <w:right w:val="single" w:sz="2" w:space="0" w:color="D9D9D9"/>
+              <w:top w:val="single" w:color="D9D9D9" w:sz="2" w:space="0"/>
+              <w:left w:val="single" w:color="D9D9D9" w:sz="2" w:space="0"/>
+              <w:bottom w:val="single" w:color="D9D9D9" w:sz="2" w:space="0"/>
+              <w:right w:val="single" w:color="D9D9D9" w:sz="2" w:space="0"/>
             </w:tcBorders>
             <w:shd w:val="clear" w:color="auto" w:fill="F5F8FB"/>
             <w:tcMar>
@@ -514,10 +514,10 @@
           <w:tcPr>
             <w:tcW w:w="7840" w:type="dxa"/>
             <w:tcBorders>
-              <w:top w:val="single" w:sz="2" w:space="0" w:color="D9D9D9"/>
-              <w:left w:val="single" w:sz="2" w:space="0" w:color="D9D9D9"/>
-              <w:bottom w:val="single" w:sz="2" w:space="0" w:color="D9D9D9"/>
-              <w:right w:val="single" w:sz="2" w:space="0" w:color="D9D9D9"/>
+              <w:top w:val="single" w:color="D9D9D9" w:sz="2" w:space="0"/>
+              <w:left w:val="single" w:color="D9D9D9" w:sz="2" w:space="0"/>
+              <w:bottom w:val="single" w:color="D9D9D9" w:sz="2" w:space="0"/>
+              <w:right w:val="single" w:color="D9D9D9" w:sz="2" w:space="0"/>
             </w:tcBorders>
             <w:shd w:val="clear" w:color="auto" w:fill="F5F8FB"/>
             <w:tcMar>
@@ -565,12 +565,12 @@
       <w:tblPr>
         <w:tblW w:w="10240" w:type="dxa"/>
         <w:tblBorders>
-          <w:top w:val="single" w:sz="4" w:space="0" w:color="auto"/>
-          <w:left w:val="single" w:sz="4" w:space="0" w:color="auto"/>
-          <w:bottom w:val="single" w:sz="4" w:space="0" w:color="auto"/>
-          <w:right w:val="single" w:sz="4" w:space="0" w:color="auto"/>
-          <w:insideH w:val="single" w:sz="4" w:space="0" w:color="auto"/>
-          <w:insideV w:val="single" w:sz="4" w:space="0" w:color="auto"/>
+          <w:top w:val="single" w:color="auto" w:sz="4" w:space="0"/>
+          <w:left w:val="single" w:color="auto" w:sz="4" w:space="0"/>
+          <w:bottom w:val="single" w:color="auto" w:sz="4" w:space="0"/>
+          <w:right w:val="single" w:color="auto" w:sz="4" w:space="0"/>
+          <w:insideH w:val="single" w:color="auto" w:sz="4" w:space="0"/>
+          <w:insideV w:val="single" w:color="auto" w:sz="4" w:space="0"/>
         </w:tblBorders>
         <w:tblCellMar>
           <w:left w:w="10" w:type="dxa"/>
@@ -591,10 +591,10 @@
           <w:tcPr>
             <w:tcW w:w="5120" w:type="dxa"/>
             <w:tcBorders>
-              <w:top w:val="single" w:sz="2" w:space="0" w:color="D9D9D9"/>
-              <w:left w:val="single" w:sz="2" w:space="0" w:color="D9D9D9"/>
-              <w:bottom w:val="single" w:sz="2" w:space="0" w:color="D9D9D9"/>
-              <w:right w:val="single" w:sz="2" w:space="0" w:color="D9D9D9"/>
+              <w:top w:val="single" w:color="D9D9D9" w:sz="2" w:space="0"/>
+              <w:left w:val="single" w:color="D9D9D9" w:sz="2" w:space="0"/>
+              <w:bottom w:val="single" w:color="D9D9D9" w:sz="2" w:space="0"/>
+              <w:right w:val="single" w:color="D9D9D9" w:sz="2" w:space="0"/>
             </w:tcBorders>
             <w:shd w:val="clear" w:color="auto" w:fill="1F3864"/>
             <w:tcMar>
@@ -623,10 +623,10 @@
           <w:tcPr>
             <w:tcW w:w="5120" w:type="dxa"/>
             <w:tcBorders>
-              <w:top w:val="single" w:sz="2" w:space="0" w:color="D9D9D9"/>
-              <w:left w:val="single" w:sz="2" w:space="0" w:color="D9D9D9"/>
-              <w:bottom w:val="single" w:sz="2" w:space="0" w:color="D9D9D9"/>
-              <w:right w:val="single" w:sz="2" w:space="0" w:color="D9D9D9"/>
+              <w:top w:val="single" w:color="D9D9D9" w:sz="2" w:space="0"/>
+              <w:left w:val="single" w:color="D9D9D9" w:sz="2" w:space="0"/>
+              <w:bottom w:val="single" w:color="D9D9D9" w:sz="2" w:space="0"/>
+              <w:right w:val="single" w:color="D9D9D9" w:sz="2" w:space="0"/>
             </w:tcBorders>
             <w:shd w:val="clear" w:color="auto" w:fill="1F3864"/>
             <w:tcMar>
@@ -660,10 +660,10 @@
           <w:tcPr>
             <w:tcW w:w="5120" w:type="dxa"/>
             <w:tcBorders>
-              <w:top w:val="single" w:sz="2" w:space="0" w:color="D9D9D9"/>
-              <w:left w:val="single" w:sz="2" w:space="0" w:color="D9D9D9"/>
-              <w:bottom w:val="single" w:sz="2" w:space="0" w:color="D9D9D9"/>
-              <w:right w:val="single" w:sz="2" w:space="0" w:color="D9D9D9"/>
+              <w:top w:val="single" w:color="D9D9D9" w:sz="2" w:space="0"/>
+              <w:left w:val="single" w:color="D9D9D9" w:sz="2" w:space="0"/>
+              <w:bottom w:val="single" w:color="D9D9D9" w:sz="2" w:space="0"/>
+              <w:right w:val="single" w:color="D9D9D9" w:sz="2" w:space="0"/>
             </w:tcBorders>
             <w:shd w:val="clear" w:color="auto" w:fill="FFFFFF"/>
             <w:tcMar>
@@ -689,10 +689,10 @@
           <w:tcPr>
             <w:tcW w:w="5120" w:type="dxa"/>
             <w:tcBorders>
-              <w:top w:val="single" w:sz="2" w:space="0" w:color="D9D9D9"/>
-              <w:left w:val="single" w:sz="2" w:space="0" w:color="D9D9D9"/>
-              <w:bottom w:val="single" w:sz="2" w:space="0" w:color="D9D9D9"/>
-              <w:right w:val="single" w:sz="2" w:space="0" w:color="D9D9D9"/>
+              <w:top w:val="single" w:color="D9D9D9" w:sz="2" w:space="0"/>
+              <w:left w:val="single" w:color="D9D9D9" w:sz="2" w:space="0"/>
+              <w:bottom w:val="single" w:color="D9D9D9" w:sz="2" w:space="0"/>
+              <w:right w:val="single" w:color="D9D9D9" w:sz="2" w:space="0"/>
             </w:tcBorders>
             <w:shd w:val="clear" w:color="auto" w:fill="FFFFFF"/>
             <w:tcMar>
@@ -723,10 +723,10 @@
           <w:tcPr>
             <w:tcW w:w="5120" w:type="dxa"/>
             <w:tcBorders>
-              <w:top w:val="single" w:sz="2" w:space="0" w:color="D9D9D9"/>
-              <w:left w:val="single" w:sz="2" w:space="0" w:color="D9D9D9"/>
-              <w:bottom w:val="single" w:sz="2" w:space="0" w:color="D9D9D9"/>
-              <w:right w:val="single" w:sz="2" w:space="0" w:color="D9D9D9"/>
+              <w:top w:val="single" w:color="D9D9D9" w:sz="2" w:space="0"/>
+              <w:left w:val="single" w:color="D9D9D9" w:sz="2" w:space="0"/>
+              <w:bottom w:val="single" w:color="D9D9D9" w:sz="2" w:space="0"/>
+              <w:right w:val="single" w:color="D9D9D9" w:sz="2" w:space="0"/>
             </w:tcBorders>
             <w:shd w:val="clear" w:color="auto" w:fill="F5F8FB"/>
             <w:tcMar>
@@ -752,10 +752,10 @@
           <w:tcPr>
             <w:tcW w:w="5120" w:type="dxa"/>
             <w:tcBorders>
-              <w:top w:val="single" w:sz="2" w:space="0" w:color="D9D9D9"/>
-              <w:left w:val="single" w:sz="2" w:space="0" w:color="D9D9D9"/>
-              <w:bottom w:val="single" w:sz="2" w:space="0" w:color="D9D9D9"/>
-              <w:right w:val="single" w:sz="2" w:space="0" w:color="D9D9D9"/>
+              <w:top w:val="single" w:color="D9D9D9" w:sz="2" w:space="0"/>
+              <w:left w:val="single" w:color="D9D9D9" w:sz="2" w:space="0"/>
+              <w:bottom w:val="single" w:color="D9D9D9" w:sz="2" w:space="0"/>
+              <w:right w:val="single" w:color="D9D9D9" w:sz="2" w:space="0"/>
             </w:tcBorders>
             <w:shd w:val="clear" w:color="auto" w:fill="F5F8FB"/>
             <w:tcMar>
@@ -786,10 +786,10 @@
           <w:tcPr>
             <w:tcW w:w="5120" w:type="dxa"/>
             <w:tcBorders>
-              <w:top w:val="single" w:sz="2" w:space="0" w:color="D9D9D9"/>
-              <w:left w:val="single" w:sz="2" w:space="0" w:color="D9D9D9"/>
-              <w:bottom w:val="single" w:sz="2" w:space="0" w:color="D9D9D9"/>
-              <w:right w:val="single" w:sz="2" w:space="0" w:color="D9D9D9"/>
+              <w:top w:val="single" w:color="D9D9D9" w:sz="2" w:space="0"/>
+              <w:left w:val="single" w:color="D9D9D9" w:sz="2" w:space="0"/>
+              <w:bottom w:val="single" w:color="D9D9D9" w:sz="2" w:space="0"/>
+              <w:right w:val="single" w:color="D9D9D9" w:sz="2" w:space="0"/>
             </w:tcBorders>
             <w:shd w:val="clear" w:color="auto" w:fill="FFFFFF"/>
             <w:tcMar>
@@ -815,10 +815,10 @@
           <w:tcPr>
             <w:tcW w:w="5120" w:type="dxa"/>
             <w:tcBorders>
-              <w:top w:val="single" w:sz="2" w:space="0" w:color="D9D9D9"/>
-              <w:left w:val="single" w:sz="2" w:space="0" w:color="D9D9D9"/>
-              <w:bottom w:val="single" w:sz="2" w:space="0" w:color="D9D9D9"/>
-              <w:right w:val="single" w:sz="2" w:space="0" w:color="D9D9D9"/>
+              <w:top w:val="single" w:color="D9D9D9" w:sz="2" w:space="0"/>
+              <w:left w:val="single" w:color="D9D9D9" w:sz="2" w:space="0"/>
+              <w:bottom w:val="single" w:color="D9D9D9" w:sz="2" w:space="0"/>
+              <w:right w:val="single" w:color="D9D9D9" w:sz="2" w:space="0"/>
             </w:tcBorders>
             <w:shd w:val="clear" w:color="auto" w:fill="FFFFFF"/>
             <w:tcMar>
@@ -849,10 +849,10 @@
           <w:tcPr>
             <w:tcW w:w="5120" w:type="dxa"/>
             <w:tcBorders>
-              <w:top w:val="single" w:sz="2" w:space="0" w:color="D9D9D9"/>
-              <w:left w:val="single" w:sz="2" w:space="0" w:color="D9D9D9"/>
-              <w:bottom w:val="single" w:sz="2" w:space="0" w:color="D9D9D9"/>
-              <w:right w:val="single" w:sz="2" w:space="0" w:color="D9D9D9"/>
+              <w:top w:val="single" w:color="D9D9D9" w:sz="2" w:space="0"/>
+              <w:left w:val="single" w:color="D9D9D9" w:sz="2" w:space="0"/>
+              <w:bottom w:val="single" w:color="D9D9D9" w:sz="2" w:space="0"/>
+              <w:right w:val="single" w:color="D9D9D9" w:sz="2" w:space="0"/>
             </w:tcBorders>
             <w:shd w:val="clear" w:color="auto" w:fill="F5F8FB"/>
             <w:tcMar>
@@ -878,10 +878,10 @@
           <w:tcPr>
             <w:tcW w:w="5120" w:type="dxa"/>
             <w:tcBorders>
-              <w:top w:val="single" w:sz="2" w:space="0" w:color="D9D9D9"/>
-              <w:left w:val="single" w:sz="2" w:space="0" w:color="D9D9D9"/>
-              <w:bottom w:val="single" w:sz="2" w:space="0" w:color="D9D9D9"/>
-              <w:right w:val="single" w:sz="2" w:space="0" w:color="D9D9D9"/>
+              <w:top w:val="single" w:color="D9D9D9" w:sz="2" w:space="0"/>
+              <w:left w:val="single" w:color="D9D9D9" w:sz="2" w:space="0"/>
+              <w:bottom w:val="single" w:color="D9D9D9" w:sz="2" w:space="0"/>
+              <w:right w:val="single" w:color="D9D9D9" w:sz="2" w:space="0"/>
             </w:tcBorders>
             <w:shd w:val="clear" w:color="auto" w:fill="F5F8FB"/>
             <w:tcMar>
@@ -912,10 +912,10 @@
           <w:tcPr>
             <w:tcW w:w="5120" w:type="dxa"/>
             <w:tcBorders>
-              <w:top w:val="single" w:sz="2" w:space="0" w:color="D9D9D9"/>
-              <w:left w:val="single" w:sz="2" w:space="0" w:color="D9D9D9"/>
-              <w:bottom w:val="single" w:sz="2" w:space="0" w:color="D9D9D9"/>
-              <w:right w:val="single" w:sz="2" w:space="0" w:color="D9D9D9"/>
+              <w:top w:val="single" w:color="D9D9D9" w:sz="2" w:space="0"/>
+              <w:left w:val="single" w:color="D9D9D9" w:sz="2" w:space="0"/>
+              <w:bottom w:val="single" w:color="D9D9D9" w:sz="2" w:space="0"/>
+              <w:right w:val="single" w:color="D9D9D9" w:sz="2" w:space="0"/>
             </w:tcBorders>
             <w:shd w:val="clear" w:color="auto" w:fill="FFFFFF"/>
             <w:tcMar>
@@ -941,10 +941,10 @@
           <w:tcPr>
             <w:tcW w:w="5120" w:type="dxa"/>
             <w:tcBorders>
-              <w:top w:val="single" w:sz="2" w:space="0" w:color="D9D9D9"/>
-              <w:left w:val="single" w:sz="2" w:space="0" w:color="D9D9D9"/>
-              <w:bottom w:val="single" w:sz="2" w:space="0" w:color="D9D9D9"/>
-              <w:right w:val="single" w:sz="2" w:space="0" w:color="D9D9D9"/>
+              <w:top w:val="single" w:color="D9D9D9" w:sz="2" w:space="0"/>
+              <w:left w:val="single" w:color="D9D9D9" w:sz="2" w:space="0"/>
+              <w:bottom w:val="single" w:color="D9D9D9" w:sz="2" w:space="0"/>
+              <w:right w:val="single" w:color="D9D9D9" w:sz="2" w:space="0"/>
             </w:tcBorders>
             <w:shd w:val="clear" w:color="auto" w:fill="FFFFFF"/>
             <w:tcMar>
@@ -977,7 +977,21 @@
         </w:rPr>
       </w:pPr>
       <w:r>
-        <w:t>4. Problem Statement</w:t>
+        <w:t xml:space="preserve">4. </w:t>
+      </w:r>
+      <w:commentRangeStart w:id="0"/>
+      <w:r>
+        <w:t>Problem Statement</w:t>
+      </w:r>
+      <w:commentRangeEnd w:id="0"/>
+      <w:r>
+        <w:rPr>
+          <w:rStyle w:val="CommentReference"/>
+          <w:color w:val="1F3864"/>
+          <w:sz w:val="21"/>
+          <w:szCs w:val="21"/>
+        </w:rPr>
+        <w:commentReference w:id="0"/>
       </w:r>
     </w:p>
     <w:p>
@@ -1005,12 +1019,12 @@
       <w:tblPr>
         <w:tblW w:w="10240" w:type="dxa"/>
         <w:tblBorders>
-          <w:top w:val="single" w:sz="4" w:space="0" w:color="auto"/>
-          <w:left w:val="single" w:sz="4" w:space="0" w:color="auto"/>
-          <w:bottom w:val="single" w:sz="4" w:space="0" w:color="auto"/>
-          <w:right w:val="single" w:sz="4" w:space="0" w:color="auto"/>
-          <w:insideH w:val="single" w:sz="4" w:space="0" w:color="auto"/>
-          <w:insideV w:val="single" w:sz="4" w:space="0" w:color="auto"/>
+          <w:top w:val="single" w:color="auto" w:sz="4" w:space="0"/>
+          <w:left w:val="single" w:color="auto" w:sz="4" w:space="0"/>
+          <w:bottom w:val="single" w:color="auto" w:sz="4" w:space="0"/>
+          <w:right w:val="single" w:color="auto" w:sz="4" w:space="0"/>
+          <w:insideH w:val="single" w:color="auto" w:sz="4" w:space="0"/>
+          <w:insideV w:val="single" w:color="auto" w:sz="4" w:space="0"/>
         </w:tblBorders>
         <w:tblCellMar>
           <w:left w:w="10" w:type="dxa"/>
@@ -1029,10 +1043,10 @@
           <w:tcPr>
             <w:tcW w:w="10240" w:type="dxa"/>
             <w:tcBorders>
-              <w:top w:val="single" w:sz="4" w:space="0" w:color="2E75B6"/>
-              <w:left w:val="single" w:sz="4" w:space="0" w:color="2E75B6"/>
-              <w:bottom w:val="single" w:sz="4" w:space="0" w:color="2E75B6"/>
-              <w:right w:val="single" w:sz="4" w:space="0" w:color="2E75B6"/>
+              <w:top w:val="single" w:color="2E75B6" w:sz="4" w:space="0"/>
+              <w:left w:val="single" w:color="2E75B6" w:sz="4" w:space="0"/>
+              <w:bottom w:val="single" w:color="2E75B6" w:sz="4" w:space="0"/>
+              <w:right w:val="single" w:color="2E75B6" w:sz="4" w:space="0"/>
             </w:tcBorders>
             <w:shd w:val="clear" w:color="auto" w:fill="EAF1F8"/>
             <w:tcMar>
@@ -1069,12 +1083,12 @@
       <w:tblPr>
         <w:tblW w:w="10240" w:type="dxa"/>
         <w:tblBorders>
-          <w:top w:val="single" w:sz="4" w:space="0" w:color="auto"/>
-          <w:left w:val="single" w:sz="4" w:space="0" w:color="auto"/>
-          <w:bottom w:val="single" w:sz="4" w:space="0" w:color="auto"/>
-          <w:right w:val="single" w:sz="4" w:space="0" w:color="auto"/>
-          <w:insideH w:val="single" w:sz="4" w:space="0" w:color="auto"/>
-          <w:insideV w:val="single" w:sz="4" w:space="0" w:color="auto"/>
+          <w:top w:val="single" w:color="auto" w:sz="4" w:space="0"/>
+          <w:left w:val="single" w:color="auto" w:sz="4" w:space="0"/>
+          <w:bottom w:val="single" w:color="auto" w:sz="4" w:space="0"/>
+          <w:right w:val="single" w:color="auto" w:sz="4" w:space="0"/>
+          <w:insideH w:val="single" w:color="auto" w:sz="4" w:space="0"/>
+          <w:insideV w:val="single" w:color="auto" w:sz="4" w:space="0"/>
         </w:tblBorders>
         <w:tblCellMar>
           <w:left w:w="10" w:type="dxa"/>
@@ -1093,10 +1107,10 @@
           <w:tcPr>
             <w:tcW w:w="10240" w:type="dxa"/>
             <w:tcBorders>
-              <w:top w:val="single" w:sz="4" w:space="0" w:color="2E75B6"/>
-              <w:left w:val="single" w:sz="4" w:space="0" w:color="2E75B6"/>
-              <w:bottom w:val="single" w:sz="4" w:space="0" w:color="2E75B6"/>
-              <w:right w:val="single" w:sz="4" w:space="0" w:color="2E75B6"/>
+              <w:top w:val="single" w:color="2E75B6" w:sz="4" w:space="0"/>
+              <w:left w:val="single" w:color="2E75B6" w:sz="4" w:space="0"/>
+              <w:bottom w:val="single" w:color="2E75B6" w:sz="4" w:space="0"/>
+              <w:right w:val="single" w:color="2E75B6" w:sz="4" w:space="0"/>
             </w:tcBorders>
             <w:shd w:val="clear" w:color="auto" w:fill="EAF1F8"/>
             <w:tcMar>
@@ -1128,12 +1142,12 @@
       <w:tblPr>
         <w:tblW w:w="10240" w:type="dxa"/>
         <w:tblBorders>
-          <w:top w:val="single" w:sz="4" w:space="0" w:color="auto"/>
-          <w:left w:val="single" w:sz="4" w:space="0" w:color="auto"/>
-          <w:bottom w:val="single" w:sz="4" w:space="0" w:color="auto"/>
-          <w:right w:val="single" w:sz="4" w:space="0" w:color="auto"/>
-          <w:insideH w:val="single" w:sz="4" w:space="0" w:color="auto"/>
-          <w:insideV w:val="single" w:sz="4" w:space="0" w:color="auto"/>
+          <w:top w:val="single" w:color="auto" w:sz="4" w:space="0"/>
+          <w:left w:val="single" w:color="auto" w:sz="4" w:space="0"/>
+          <w:bottom w:val="single" w:color="auto" w:sz="4" w:space="0"/>
+          <w:right w:val="single" w:color="auto" w:sz="4" w:space="0"/>
+          <w:insideH w:val="single" w:color="auto" w:sz="4" w:space="0"/>
+          <w:insideV w:val="single" w:color="auto" w:sz="4" w:space="0"/>
         </w:tblBorders>
         <w:tblCellMar>
           <w:left w:w="10" w:type="dxa"/>
@@ -1154,10 +1168,10 @@
           <w:tcPr>
             <w:tcW w:w="2400" w:type="dxa"/>
             <w:tcBorders>
-              <w:top w:val="single" w:sz="2" w:space="0" w:color="D9D9D9"/>
-              <w:left w:val="single" w:sz="2" w:space="0" w:color="D9D9D9"/>
-              <w:bottom w:val="single" w:sz="2" w:space="0" w:color="D9D9D9"/>
-              <w:right w:val="single" w:sz="2" w:space="0" w:color="D9D9D9"/>
+              <w:top w:val="single" w:color="D9D9D9" w:sz="2" w:space="0"/>
+              <w:left w:val="single" w:color="D9D9D9" w:sz="2" w:space="0"/>
+              <w:bottom w:val="single" w:color="D9D9D9" w:sz="2" w:space="0"/>
+              <w:right w:val="single" w:color="D9D9D9" w:sz="2" w:space="0"/>
             </w:tcBorders>
             <w:shd w:val="clear" w:color="auto" w:fill="1F3864"/>
             <w:tcMar>
@@ -1186,10 +1200,10 @@
           <w:tcPr>
             <w:tcW w:w="7840" w:type="dxa"/>
             <w:tcBorders>
-              <w:top w:val="single" w:sz="2" w:space="0" w:color="D9D9D9"/>
-              <w:left w:val="single" w:sz="2" w:space="0" w:color="D9D9D9"/>
-              <w:bottom w:val="single" w:sz="2" w:space="0" w:color="D9D9D9"/>
-              <w:right w:val="single" w:sz="2" w:space="0" w:color="D9D9D9"/>
+              <w:top w:val="single" w:color="D9D9D9" w:sz="2" w:space="0"/>
+              <w:left w:val="single" w:color="D9D9D9" w:sz="2" w:space="0"/>
+              <w:bottom w:val="single" w:color="D9D9D9" w:sz="2" w:space="0"/>
+              <w:right w:val="single" w:color="D9D9D9" w:sz="2" w:space="0"/>
             </w:tcBorders>
             <w:shd w:val="clear" w:color="auto" w:fill="1F3864"/>
             <w:tcMar>
@@ -1223,10 +1237,10 @@
           <w:tcPr>
             <w:tcW w:w="2400" w:type="dxa"/>
             <w:tcBorders>
-              <w:top w:val="single" w:sz="2" w:space="0" w:color="D9D9D9"/>
-              <w:left w:val="single" w:sz="2" w:space="0" w:color="D9D9D9"/>
-              <w:bottom w:val="single" w:sz="2" w:space="0" w:color="D9D9D9"/>
-              <w:right w:val="single" w:sz="2" w:space="0" w:color="D9D9D9"/>
+              <w:top w:val="single" w:color="D9D9D9" w:sz="2" w:space="0"/>
+              <w:left w:val="single" w:color="D9D9D9" w:sz="2" w:space="0"/>
+              <w:bottom w:val="single" w:color="D9D9D9" w:sz="2" w:space="0"/>
+              <w:right w:val="single" w:color="D9D9D9" w:sz="2" w:space="0"/>
             </w:tcBorders>
             <w:shd w:val="clear" w:color="auto" w:fill="FFFFFF"/>
             <w:tcMar>
@@ -1252,10 +1266,10 @@
           <w:tcPr>
             <w:tcW w:w="7840" w:type="dxa"/>
             <w:tcBorders>
-              <w:top w:val="single" w:sz="2" w:space="0" w:color="D9D9D9"/>
-              <w:left w:val="single" w:sz="2" w:space="0" w:color="D9D9D9"/>
-              <w:bottom w:val="single" w:sz="2" w:space="0" w:color="D9D9D9"/>
-              <w:right w:val="single" w:sz="2" w:space="0" w:color="D9D9D9"/>
+              <w:top w:val="single" w:color="D9D9D9" w:sz="2" w:space="0"/>
+              <w:left w:val="single" w:color="D9D9D9" w:sz="2" w:space="0"/>
+              <w:bottom w:val="single" w:color="D9D9D9" w:sz="2" w:space="0"/>
+              <w:right w:val="single" w:color="D9D9D9" w:sz="2" w:space="0"/>
             </w:tcBorders>
             <w:shd w:val="clear" w:color="auto" w:fill="FFFFFF"/>
             <w:tcMar>
@@ -1286,10 +1300,10 @@
           <w:tcPr>
             <w:tcW w:w="2400" w:type="dxa"/>
             <w:tcBorders>
-              <w:top w:val="single" w:sz="2" w:space="0" w:color="D9D9D9"/>
-              <w:left w:val="single" w:sz="2" w:space="0" w:color="D9D9D9"/>
-              <w:bottom w:val="single" w:sz="2" w:space="0" w:color="D9D9D9"/>
-              <w:right w:val="single" w:sz="2" w:space="0" w:color="D9D9D9"/>
+              <w:top w:val="single" w:color="D9D9D9" w:sz="2" w:space="0"/>
+              <w:left w:val="single" w:color="D9D9D9" w:sz="2" w:space="0"/>
+              <w:bottom w:val="single" w:color="D9D9D9" w:sz="2" w:space="0"/>
+              <w:right w:val="single" w:color="D9D9D9" w:sz="2" w:space="0"/>
             </w:tcBorders>
             <w:shd w:val="clear" w:color="auto" w:fill="F5F8FB"/>
             <w:tcMar>
@@ -1315,10 +1329,10 @@
           <w:tcPr>
             <w:tcW w:w="7840" w:type="dxa"/>
             <w:tcBorders>
-              <w:top w:val="single" w:sz="2" w:space="0" w:color="D9D9D9"/>
-              <w:left w:val="single" w:sz="2" w:space="0" w:color="D9D9D9"/>
-              <w:bottom w:val="single" w:sz="2" w:space="0" w:color="D9D9D9"/>
-              <w:right w:val="single" w:sz="2" w:space="0" w:color="D9D9D9"/>
+              <w:top w:val="single" w:color="D9D9D9" w:sz="2" w:space="0"/>
+              <w:left w:val="single" w:color="D9D9D9" w:sz="2" w:space="0"/>
+              <w:bottom w:val="single" w:color="D9D9D9" w:sz="2" w:space="0"/>
+              <w:right w:val="single" w:color="D9D9D9" w:sz="2" w:space="0"/>
             </w:tcBorders>
             <w:shd w:val="clear" w:color="auto" w:fill="F5F8FB"/>
             <w:tcMar>
@@ -1349,10 +1363,10 @@
           <w:tcPr>
             <w:tcW w:w="2400" w:type="dxa"/>
             <w:tcBorders>
-              <w:top w:val="single" w:sz="2" w:space="0" w:color="D9D9D9"/>
-              <w:left w:val="single" w:sz="2" w:space="0" w:color="D9D9D9"/>
-              <w:bottom w:val="single" w:sz="2" w:space="0" w:color="D9D9D9"/>
-              <w:right w:val="single" w:sz="2" w:space="0" w:color="D9D9D9"/>
+              <w:top w:val="single" w:color="D9D9D9" w:sz="2" w:space="0"/>
+              <w:left w:val="single" w:color="D9D9D9" w:sz="2" w:space="0"/>
+              <w:bottom w:val="single" w:color="D9D9D9" w:sz="2" w:space="0"/>
+              <w:right w:val="single" w:color="D9D9D9" w:sz="2" w:space="0"/>
             </w:tcBorders>
             <w:shd w:val="clear" w:color="auto" w:fill="FFFFFF"/>
             <w:tcMar>
@@ -1378,10 +1392,10 @@
           <w:tcPr>
             <w:tcW w:w="7840" w:type="dxa"/>
             <w:tcBorders>
-              <w:top w:val="single" w:sz="2" w:space="0" w:color="D9D9D9"/>
-              <w:left w:val="single" w:sz="2" w:space="0" w:color="D9D9D9"/>
-              <w:bottom w:val="single" w:sz="2" w:space="0" w:color="D9D9D9"/>
-              <w:right w:val="single" w:sz="2" w:space="0" w:color="D9D9D9"/>
+              <w:top w:val="single" w:color="D9D9D9" w:sz="2" w:space="0"/>
+              <w:left w:val="single" w:color="D9D9D9" w:sz="2" w:space="0"/>
+              <w:bottom w:val="single" w:color="D9D9D9" w:sz="2" w:space="0"/>
+              <w:right w:val="single" w:color="D9D9D9" w:sz="2" w:space="0"/>
             </w:tcBorders>
             <w:shd w:val="clear" w:color="auto" w:fill="FFFFFF"/>
             <w:tcMar>
@@ -1421,12 +1435,12 @@
       <w:tblPr>
         <w:tblW w:w="10240" w:type="dxa"/>
         <w:tblBorders>
-          <w:top w:val="single" w:sz="4" w:space="0" w:color="auto"/>
-          <w:left w:val="single" w:sz="4" w:space="0" w:color="auto"/>
-          <w:bottom w:val="single" w:sz="4" w:space="0" w:color="auto"/>
-          <w:right w:val="single" w:sz="4" w:space="0" w:color="auto"/>
-          <w:insideH w:val="single" w:sz="4" w:space="0" w:color="auto"/>
-          <w:insideV w:val="single" w:sz="4" w:space="0" w:color="auto"/>
+          <w:top w:val="single" w:color="auto" w:sz="4" w:space="0"/>
+          <w:left w:val="single" w:color="auto" w:sz="4" w:space="0"/>
+          <w:bottom w:val="single" w:color="auto" w:sz="4" w:space="0"/>
+          <w:right w:val="single" w:color="auto" w:sz="4" w:space="0"/>
+          <w:insideH w:val="single" w:color="auto" w:sz="4" w:space="0"/>
+          <w:insideV w:val="single" w:color="auto" w:sz="4" w:space="0"/>
         </w:tblBorders>
         <w:tblCellMar>
           <w:left w:w="10" w:type="dxa"/>
@@ -1445,10 +1459,10 @@
           <w:tcPr>
             <w:tcW w:w="10240" w:type="dxa"/>
             <w:tcBorders>
-              <w:top w:val="single" w:sz="4" w:space="0" w:color="2E75B6"/>
-              <w:left w:val="single" w:sz="4" w:space="0" w:color="2E75B6"/>
-              <w:bottom w:val="single" w:sz="4" w:space="0" w:color="2E75B6"/>
-              <w:right w:val="single" w:sz="4" w:space="0" w:color="2E75B6"/>
+              <w:top w:val="single" w:color="2E75B6" w:sz="4" w:space="0"/>
+              <w:left w:val="single" w:color="2E75B6" w:sz="4" w:space="0"/>
+              <w:bottom w:val="single" w:color="2E75B6" w:sz="4" w:space="0"/>
+              <w:right w:val="single" w:color="2E75B6" w:sz="4" w:space="0"/>
             </w:tcBorders>
             <w:shd w:val="clear" w:color="auto" w:fill="EAF1F8"/>
             <w:tcMar>
@@ -1462,7 +1476,7 @@
           <w:p>
             <w:r>
               <w:rPr>
-                <w:rFonts w:ascii="Consolas" w:eastAsia="Consolas" w:hAnsi="Consolas" w:cs="Consolas"/>
+                <w:rFonts w:ascii="Consolas" w:hAnsi="Consolas" w:eastAsia="Consolas" w:cs="Consolas"/>
               </w:rPr>
               <w:t>Forecast Drift    |-- Performance Drift    |-- Shape Drift    |-- Stability Drift    |-- Volatility Drift</w:t>
             </w:r>
@@ -1479,12 +1493,12 @@
       <w:tblPr>
         <w:tblW w:w="10240" w:type="dxa"/>
         <w:tblBorders>
-          <w:top w:val="single" w:sz="4" w:space="0" w:color="auto"/>
-          <w:left w:val="single" w:sz="4" w:space="0" w:color="auto"/>
-          <w:bottom w:val="single" w:sz="4" w:space="0" w:color="auto"/>
-          <w:right w:val="single" w:sz="4" w:space="0" w:color="auto"/>
-          <w:insideH w:val="single" w:sz="4" w:space="0" w:color="auto"/>
-          <w:insideV w:val="single" w:sz="4" w:space="0" w:color="auto"/>
+          <w:top w:val="single" w:color="auto" w:sz="4" w:space="0"/>
+          <w:left w:val="single" w:color="auto" w:sz="4" w:space="0"/>
+          <w:bottom w:val="single" w:color="auto" w:sz="4" w:space="0"/>
+          <w:right w:val="single" w:color="auto" w:sz="4" w:space="0"/>
+          <w:insideH w:val="single" w:color="auto" w:sz="4" w:space="0"/>
+          <w:insideV w:val="single" w:color="auto" w:sz="4" w:space="0"/>
         </w:tblBorders>
         <w:tblCellMar>
           <w:left w:w="10" w:type="dxa"/>
@@ -1507,10 +1521,10 @@
           <w:tcPr>
             <w:tcW w:w="1450" w:type="dxa"/>
             <w:tcBorders>
-              <w:top w:val="single" w:sz="2" w:space="0" w:color="D9D9D9" w:themeColor="background1" w:themeShade="D9"/>
-              <w:left w:val="single" w:sz="2" w:space="0" w:color="D9D9D9" w:themeColor="background1" w:themeShade="D9"/>
-              <w:bottom w:val="single" w:sz="2" w:space="0" w:color="D9D9D9" w:themeColor="background1" w:themeShade="D9"/>
-              <w:right w:val="single" w:sz="2" w:space="0" w:color="D9D9D9" w:themeColor="background1" w:themeShade="D9"/>
+              <w:top w:val="single" w:color="D9D9D9" w:themeColor="background1" w:themeShade="D9" w:sz="2" w:space="0"/>
+              <w:left w:val="single" w:color="D9D9D9" w:themeColor="background1" w:themeShade="D9" w:sz="2" w:space="0"/>
+              <w:bottom w:val="single" w:color="D9D9D9" w:themeColor="background1" w:themeShade="D9" w:sz="2" w:space="0"/>
+              <w:right w:val="single" w:color="D9D9D9" w:themeColor="background1" w:themeShade="D9" w:sz="2" w:space="0"/>
             </w:tcBorders>
             <w:shd w:val="clear" w:color="auto" w:fill="1F3864"/>
             <w:tcMar>
@@ -1539,10 +1553,10 @@
           <w:tcPr>
             <w:tcW w:w="2350" w:type="dxa"/>
             <w:tcBorders>
-              <w:top w:val="single" w:sz="2" w:space="0" w:color="D9D9D9" w:themeColor="background1" w:themeShade="D9"/>
-              <w:left w:val="single" w:sz="2" w:space="0" w:color="D9D9D9" w:themeColor="background1" w:themeShade="D9"/>
-              <w:bottom w:val="single" w:sz="2" w:space="0" w:color="D9D9D9" w:themeColor="background1" w:themeShade="D9"/>
-              <w:right w:val="single" w:sz="2" w:space="0" w:color="D9D9D9" w:themeColor="background1" w:themeShade="D9"/>
+              <w:top w:val="single" w:color="D9D9D9" w:themeColor="background1" w:themeShade="D9" w:sz="2" w:space="0"/>
+              <w:left w:val="single" w:color="D9D9D9" w:themeColor="background1" w:themeShade="D9" w:sz="2" w:space="0"/>
+              <w:bottom w:val="single" w:color="D9D9D9" w:themeColor="background1" w:themeShade="D9" w:sz="2" w:space="0"/>
+              <w:right w:val="single" w:color="D9D9D9" w:themeColor="background1" w:themeShade="D9" w:sz="2" w:space="0"/>
             </w:tcBorders>
             <w:shd w:val="clear" w:color="auto" w:fill="1F3864"/>
             <w:tcMar>
@@ -1571,10 +1585,10 @@
           <w:tcPr>
             <w:tcW w:w="2800" w:type="dxa"/>
             <w:tcBorders>
-              <w:top w:val="single" w:sz="2" w:space="0" w:color="D9D9D9" w:themeColor="background1" w:themeShade="D9"/>
-              <w:left w:val="single" w:sz="2" w:space="0" w:color="D9D9D9" w:themeColor="background1" w:themeShade="D9"/>
-              <w:bottom w:val="single" w:sz="2" w:space="0" w:color="D9D9D9" w:themeColor="background1" w:themeShade="D9"/>
-              <w:right w:val="single" w:sz="2" w:space="0" w:color="D9D9D9" w:themeColor="background1" w:themeShade="D9"/>
+              <w:top w:val="single" w:color="D9D9D9" w:themeColor="background1" w:themeShade="D9" w:sz="2" w:space="0"/>
+              <w:left w:val="single" w:color="D9D9D9" w:themeColor="background1" w:themeShade="D9" w:sz="2" w:space="0"/>
+              <w:bottom w:val="single" w:color="D9D9D9" w:themeColor="background1" w:themeShade="D9" w:sz="2" w:space="0"/>
+              <w:right w:val="single" w:color="D9D9D9" w:themeColor="background1" w:themeShade="D9" w:sz="2" w:space="0"/>
             </w:tcBorders>
             <w:shd w:val="clear" w:color="auto" w:fill="1F3864"/>
             <w:tcMar>
@@ -1603,10 +1617,10 @@
           <w:tcPr>
             <w:tcW w:w="3640" w:type="dxa"/>
             <w:tcBorders>
-              <w:top w:val="single" w:sz="2" w:space="0" w:color="D9D9D9" w:themeColor="background1" w:themeShade="D9"/>
-              <w:left w:val="single" w:sz="2" w:space="0" w:color="D9D9D9" w:themeColor="background1" w:themeShade="D9"/>
-              <w:bottom w:val="single" w:sz="2" w:space="0" w:color="D9D9D9" w:themeColor="background1" w:themeShade="D9"/>
-              <w:right w:val="single" w:sz="2" w:space="0" w:color="D9D9D9" w:themeColor="background1" w:themeShade="D9"/>
+              <w:top w:val="single" w:color="D9D9D9" w:themeColor="background1" w:themeShade="D9" w:sz="2" w:space="0"/>
+              <w:left w:val="single" w:color="D9D9D9" w:themeColor="background1" w:themeShade="D9" w:sz="2" w:space="0"/>
+              <w:bottom w:val="single" w:color="D9D9D9" w:themeColor="background1" w:themeShade="D9" w:sz="2" w:space="0"/>
+              <w:right w:val="single" w:color="D9D9D9" w:themeColor="background1" w:themeShade="D9" w:sz="2" w:space="0"/>
             </w:tcBorders>
             <w:shd w:val="clear" w:color="auto" w:fill="1F3864"/>
             <w:tcMar>
@@ -1640,10 +1654,10 @@
           <w:tcPr>
             <w:tcW w:w="1450" w:type="dxa"/>
             <w:tcBorders>
-              <w:top w:val="single" w:sz="2" w:space="0" w:color="D9D9D9" w:themeColor="background1" w:themeShade="D9"/>
-              <w:left w:val="single" w:sz="2" w:space="0" w:color="D9D9D9" w:themeColor="background1" w:themeShade="D9"/>
-              <w:bottom w:val="single" w:sz="2" w:space="0" w:color="D9D9D9" w:themeColor="background1" w:themeShade="D9"/>
-              <w:right w:val="single" w:sz="2" w:space="0" w:color="D9D9D9" w:themeColor="background1" w:themeShade="D9"/>
+              <w:top w:val="single" w:color="D9D9D9" w:themeColor="background1" w:themeShade="D9" w:sz="2" w:space="0"/>
+              <w:left w:val="single" w:color="D9D9D9" w:themeColor="background1" w:themeShade="D9" w:sz="2" w:space="0"/>
+              <w:bottom w:val="single" w:color="D9D9D9" w:themeColor="background1" w:themeShade="D9" w:sz="2" w:space="0"/>
+              <w:right w:val="single" w:color="D9D9D9" w:themeColor="background1" w:themeShade="D9" w:sz="2" w:space="0"/>
             </w:tcBorders>
             <w:shd w:val="clear" w:color="auto" w:fill="FFFFFF" w:themeFill="background1"/>
             <w:tcMar>
@@ -1669,10 +1683,10 @@
           <w:tcPr>
             <w:tcW w:w="2350" w:type="dxa"/>
             <w:tcBorders>
-              <w:top w:val="single" w:sz="2" w:space="0" w:color="D9D9D9" w:themeColor="background1" w:themeShade="D9"/>
-              <w:left w:val="single" w:sz="2" w:space="0" w:color="D9D9D9" w:themeColor="background1" w:themeShade="D9"/>
-              <w:bottom w:val="single" w:sz="2" w:space="0" w:color="D9D9D9" w:themeColor="background1" w:themeShade="D9"/>
-              <w:right w:val="single" w:sz="2" w:space="0" w:color="D9D9D9" w:themeColor="background1" w:themeShade="D9"/>
+              <w:top w:val="single" w:color="D9D9D9" w:themeColor="background1" w:themeShade="D9" w:sz="2" w:space="0"/>
+              <w:left w:val="single" w:color="D9D9D9" w:themeColor="background1" w:themeShade="D9" w:sz="2" w:space="0"/>
+              <w:bottom w:val="single" w:color="D9D9D9" w:themeColor="background1" w:themeShade="D9" w:sz="2" w:space="0"/>
+              <w:right w:val="single" w:color="D9D9D9" w:themeColor="background1" w:themeShade="D9" w:sz="2" w:space="0"/>
             </w:tcBorders>
             <w:shd w:val="clear" w:color="auto" w:fill="FFFFFF" w:themeFill="background1"/>
             <w:tcMar>
@@ -1691,7 +1705,7 @@
                 <w:szCs w:val="15"/>
               </w:rPr>
             </w:pPr>
-            <w:commentRangeStart w:id="0"/>
+            <w:commentRangeStart w:id="1"/>
             <w:r>
               <w:rPr>
                 <w:sz w:val="15"/>
@@ -1699,14 +1713,14 @@
               </w:rPr>
               <w:t>Is forecast quality deteriorating?</w:t>
             </w:r>
-            <w:commentRangeEnd w:id="0"/>
+            <w:commentRangeEnd w:id="1"/>
             <w:r>
               <w:rPr>
                 <w:rStyle w:val="CommentReference"/>
                 <w:sz w:val="15"/>
                 <w:szCs w:val="15"/>
               </w:rPr>
-              <w:commentReference w:id="0"/>
+              <w:commentReference w:id="1"/>
             </w:r>
           </w:p>
         </w:tc>
@@ -1714,10 +1728,10 @@
           <w:tcPr>
             <w:tcW w:w="2800" w:type="dxa"/>
             <w:tcBorders>
-              <w:top w:val="single" w:sz="2" w:space="0" w:color="D9D9D9" w:themeColor="background1" w:themeShade="D9"/>
-              <w:left w:val="single" w:sz="2" w:space="0" w:color="D9D9D9" w:themeColor="background1" w:themeShade="D9"/>
-              <w:bottom w:val="single" w:sz="2" w:space="0" w:color="D9D9D9" w:themeColor="background1" w:themeShade="D9"/>
-              <w:right w:val="single" w:sz="2" w:space="0" w:color="D9D9D9" w:themeColor="background1" w:themeShade="D9"/>
+              <w:top w:val="single" w:color="D9D9D9" w:themeColor="background1" w:themeShade="D9" w:sz="2" w:space="0"/>
+              <w:left w:val="single" w:color="D9D9D9" w:themeColor="background1" w:themeShade="D9" w:sz="2" w:space="0"/>
+              <w:bottom w:val="single" w:color="D9D9D9" w:themeColor="background1" w:themeShade="D9" w:sz="2" w:space="0"/>
+              <w:right w:val="single" w:color="D9D9D9" w:themeColor="background1" w:themeShade="D9" w:sz="2" w:space="0"/>
             </w:tcBorders>
             <w:shd w:val="clear" w:color="auto" w:fill="FFFFFF" w:themeFill="background1"/>
             <w:tcMar>
@@ -1743,10 +1757,10 @@
           <w:tcPr>
             <w:tcW w:w="3640" w:type="dxa"/>
             <w:tcBorders>
-              <w:top w:val="single" w:sz="2" w:space="0" w:color="D9D9D9" w:themeColor="background1" w:themeShade="D9"/>
-              <w:left w:val="single" w:sz="2" w:space="0" w:color="D9D9D9" w:themeColor="background1" w:themeShade="D9"/>
-              <w:bottom w:val="single" w:sz="2" w:space="0" w:color="D9D9D9" w:themeColor="background1" w:themeShade="D9"/>
-              <w:right w:val="single" w:sz="2" w:space="0" w:color="D9D9D9" w:themeColor="background1" w:themeShade="D9"/>
+              <w:top w:val="single" w:color="D9D9D9" w:themeColor="background1" w:themeShade="D9" w:sz="2" w:space="0"/>
+              <w:left w:val="single" w:color="D9D9D9" w:themeColor="background1" w:themeShade="D9" w:sz="2" w:space="0"/>
+              <w:bottom w:val="single" w:color="D9D9D9" w:themeColor="background1" w:themeShade="D9" w:sz="2" w:space="0"/>
+              <w:right w:val="single" w:color="D9D9D9" w:themeColor="background1" w:themeShade="D9" w:sz="2" w:space="0"/>
             </w:tcBorders>
             <w:shd w:val="clear" w:color="auto" w:fill="FFFFFF" w:themeFill="background1"/>
             <w:tcMar>
@@ -1777,10 +1791,10 @@
           <w:tcPr>
             <w:tcW w:w="1450" w:type="dxa"/>
             <w:tcBorders>
-              <w:top w:val="single" w:sz="2" w:space="0" w:color="D9D9D9" w:themeColor="background1" w:themeShade="D9"/>
-              <w:left w:val="single" w:sz="2" w:space="0" w:color="D9D9D9" w:themeColor="background1" w:themeShade="D9"/>
-              <w:bottom w:val="single" w:sz="2" w:space="0" w:color="D9D9D9" w:themeColor="background1" w:themeShade="D9"/>
-              <w:right w:val="single" w:sz="2" w:space="0" w:color="D9D9D9" w:themeColor="background1" w:themeShade="D9"/>
+              <w:top w:val="single" w:color="D9D9D9" w:themeColor="background1" w:themeShade="D9" w:sz="2" w:space="0"/>
+              <w:left w:val="single" w:color="D9D9D9" w:themeColor="background1" w:themeShade="D9" w:sz="2" w:space="0"/>
+              <w:bottom w:val="single" w:color="D9D9D9" w:themeColor="background1" w:themeShade="D9" w:sz="2" w:space="0"/>
+              <w:right w:val="single" w:color="D9D9D9" w:themeColor="background1" w:themeShade="D9" w:sz="2" w:space="0"/>
             </w:tcBorders>
             <w:shd w:val="clear" w:color="auto" w:fill="F5F8FB"/>
             <w:tcMar>
@@ -1806,10 +1820,10 @@
           <w:tcPr>
             <w:tcW w:w="2350" w:type="dxa"/>
             <w:tcBorders>
-              <w:top w:val="single" w:sz="2" w:space="0" w:color="D9D9D9" w:themeColor="background1" w:themeShade="D9"/>
-              <w:left w:val="single" w:sz="2" w:space="0" w:color="D9D9D9" w:themeColor="background1" w:themeShade="D9"/>
-              <w:bottom w:val="single" w:sz="2" w:space="0" w:color="D9D9D9" w:themeColor="background1" w:themeShade="D9"/>
-              <w:right w:val="single" w:sz="2" w:space="0" w:color="D9D9D9" w:themeColor="background1" w:themeShade="D9"/>
+              <w:top w:val="single" w:color="D9D9D9" w:themeColor="background1" w:themeShade="D9" w:sz="2" w:space="0"/>
+              <w:left w:val="single" w:color="D9D9D9" w:themeColor="background1" w:themeShade="D9" w:sz="2" w:space="0"/>
+              <w:bottom w:val="single" w:color="D9D9D9" w:themeColor="background1" w:themeShade="D9" w:sz="2" w:space="0"/>
+              <w:right w:val="single" w:color="D9D9D9" w:themeColor="background1" w:themeShade="D9" w:sz="2" w:space="0"/>
             </w:tcBorders>
             <w:shd w:val="clear" w:color="auto" w:fill="F5F8FB"/>
             <w:tcMar>
@@ -1835,10 +1849,10 @@
           <w:tcPr>
             <w:tcW w:w="2800" w:type="dxa"/>
             <w:tcBorders>
-              <w:top w:val="single" w:sz="2" w:space="0" w:color="D9D9D9" w:themeColor="background1" w:themeShade="D9"/>
-              <w:left w:val="single" w:sz="2" w:space="0" w:color="D9D9D9" w:themeColor="background1" w:themeShade="D9"/>
-              <w:bottom w:val="single" w:sz="2" w:space="0" w:color="D9D9D9" w:themeColor="background1" w:themeShade="D9"/>
-              <w:right w:val="single" w:sz="2" w:space="0" w:color="D9D9D9" w:themeColor="background1" w:themeShade="D9"/>
+              <w:top w:val="single" w:color="D9D9D9" w:themeColor="background1" w:themeShade="D9" w:sz="2" w:space="0"/>
+              <w:left w:val="single" w:color="D9D9D9" w:themeColor="background1" w:themeShade="D9" w:sz="2" w:space="0"/>
+              <w:bottom w:val="single" w:color="D9D9D9" w:themeColor="background1" w:themeShade="D9" w:sz="2" w:space="0"/>
+              <w:right w:val="single" w:color="D9D9D9" w:themeColor="background1" w:themeShade="D9" w:sz="2" w:space="0"/>
             </w:tcBorders>
             <w:shd w:val="clear" w:color="auto" w:fill="F5F8FB"/>
             <w:tcMar>
@@ -1864,10 +1878,10 @@
           <w:tcPr>
             <w:tcW w:w="3640" w:type="dxa"/>
             <w:tcBorders>
-              <w:top w:val="single" w:sz="2" w:space="0" w:color="D9D9D9" w:themeColor="background1" w:themeShade="D9"/>
-              <w:left w:val="single" w:sz="2" w:space="0" w:color="D9D9D9" w:themeColor="background1" w:themeShade="D9"/>
-              <w:bottom w:val="single" w:sz="2" w:space="0" w:color="D9D9D9" w:themeColor="background1" w:themeShade="D9"/>
-              <w:right w:val="single" w:sz="2" w:space="0" w:color="D9D9D9" w:themeColor="background1" w:themeShade="D9"/>
+              <w:top w:val="single" w:color="D9D9D9" w:themeColor="background1" w:themeShade="D9" w:sz="2" w:space="0"/>
+              <w:left w:val="single" w:color="D9D9D9" w:themeColor="background1" w:themeShade="D9" w:sz="2" w:space="0"/>
+              <w:bottom w:val="single" w:color="D9D9D9" w:themeColor="background1" w:themeShade="D9" w:sz="2" w:space="0"/>
+              <w:right w:val="single" w:color="D9D9D9" w:themeColor="background1" w:themeShade="D9" w:sz="2" w:space="0"/>
             </w:tcBorders>
             <w:shd w:val="clear" w:color="auto" w:fill="F5F8FB"/>
             <w:tcMar>
@@ -1898,10 +1912,10 @@
           <w:tcPr>
             <w:tcW w:w="1450" w:type="dxa"/>
             <w:tcBorders>
-              <w:top w:val="single" w:sz="2" w:space="0" w:color="D9D9D9" w:themeColor="background1" w:themeShade="D9"/>
-              <w:left w:val="single" w:sz="2" w:space="0" w:color="D9D9D9" w:themeColor="background1" w:themeShade="D9"/>
-              <w:bottom w:val="single" w:sz="2" w:space="0" w:color="D9D9D9" w:themeColor="background1" w:themeShade="D9"/>
-              <w:right w:val="single" w:sz="2" w:space="0" w:color="D9D9D9" w:themeColor="background1" w:themeShade="D9"/>
+              <w:top w:val="single" w:color="D9D9D9" w:themeColor="background1" w:themeShade="D9" w:sz="2" w:space="0"/>
+              <w:left w:val="single" w:color="D9D9D9" w:themeColor="background1" w:themeShade="D9" w:sz="2" w:space="0"/>
+              <w:bottom w:val="single" w:color="D9D9D9" w:themeColor="background1" w:themeShade="D9" w:sz="2" w:space="0"/>
+              <w:right w:val="single" w:color="D9D9D9" w:themeColor="background1" w:themeShade="D9" w:sz="2" w:space="0"/>
             </w:tcBorders>
             <w:shd w:val="clear" w:color="auto" w:fill="FFFFFF" w:themeFill="background1"/>
             <w:tcMar>
@@ -1927,10 +1941,10 @@
           <w:tcPr>
             <w:tcW w:w="2350" w:type="dxa"/>
             <w:tcBorders>
-              <w:top w:val="single" w:sz="2" w:space="0" w:color="D9D9D9" w:themeColor="background1" w:themeShade="D9"/>
-              <w:left w:val="single" w:sz="2" w:space="0" w:color="D9D9D9" w:themeColor="background1" w:themeShade="D9"/>
-              <w:bottom w:val="single" w:sz="2" w:space="0" w:color="D9D9D9" w:themeColor="background1" w:themeShade="D9"/>
-              <w:right w:val="single" w:sz="2" w:space="0" w:color="D9D9D9" w:themeColor="background1" w:themeShade="D9"/>
+              <w:top w:val="single" w:color="D9D9D9" w:themeColor="background1" w:themeShade="D9" w:sz="2" w:space="0"/>
+              <w:left w:val="single" w:color="D9D9D9" w:themeColor="background1" w:themeShade="D9" w:sz="2" w:space="0"/>
+              <w:bottom w:val="single" w:color="D9D9D9" w:themeColor="background1" w:themeShade="D9" w:sz="2" w:space="0"/>
+              <w:right w:val="single" w:color="D9D9D9" w:themeColor="background1" w:themeShade="D9" w:sz="2" w:space="0"/>
             </w:tcBorders>
             <w:shd w:val="clear" w:color="auto" w:fill="FFFFFF" w:themeFill="background1"/>
             <w:tcMar>
@@ -1949,7 +1963,7 @@
                 <w:szCs w:val="15"/>
               </w:rPr>
             </w:pPr>
-            <w:commentRangeStart w:id="1"/>
+            <w:commentRangeStart w:id="2"/>
             <w:r>
               <w:rPr>
                 <w:sz w:val="15"/>
@@ -1957,14 +1971,14 @@
               </w:rPr>
               <w:t>Is the value for the same future date changing across versions?</w:t>
             </w:r>
-            <w:commentRangeEnd w:id="1"/>
+            <w:commentRangeEnd w:id="2"/>
             <w:r>
               <w:rPr>
                 <w:rStyle w:val="CommentReference"/>
                 <w:sz w:val="15"/>
                 <w:szCs w:val="15"/>
               </w:rPr>
-              <w:commentReference w:id="1"/>
+              <w:commentReference w:id="2"/>
             </w:r>
           </w:p>
         </w:tc>
@@ -1972,10 +1986,10 @@
           <w:tcPr>
             <w:tcW w:w="2800" w:type="dxa"/>
             <w:tcBorders>
-              <w:top w:val="single" w:sz="2" w:space="0" w:color="D9D9D9" w:themeColor="background1" w:themeShade="D9"/>
-              <w:left w:val="single" w:sz="2" w:space="0" w:color="D9D9D9" w:themeColor="background1" w:themeShade="D9"/>
-              <w:bottom w:val="single" w:sz="2" w:space="0" w:color="D9D9D9" w:themeColor="background1" w:themeShade="D9"/>
-              <w:right w:val="single" w:sz="2" w:space="0" w:color="D9D9D9" w:themeColor="background1" w:themeShade="D9"/>
+              <w:top w:val="single" w:color="D9D9D9" w:themeColor="background1" w:themeShade="D9" w:sz="2" w:space="0"/>
+              <w:left w:val="single" w:color="D9D9D9" w:themeColor="background1" w:themeShade="D9" w:sz="2" w:space="0"/>
+              <w:bottom w:val="single" w:color="D9D9D9" w:themeColor="background1" w:themeShade="D9" w:sz="2" w:space="0"/>
+              <w:right w:val="single" w:color="D9D9D9" w:themeColor="background1" w:themeShade="D9" w:sz="2" w:space="0"/>
             </w:tcBorders>
             <w:shd w:val="clear" w:color="auto" w:fill="FFFFFF" w:themeFill="background1"/>
             <w:tcMar>
@@ -2001,10 +2015,10 @@
           <w:tcPr>
             <w:tcW w:w="3640" w:type="dxa"/>
             <w:tcBorders>
-              <w:top w:val="single" w:sz="2" w:space="0" w:color="D9D9D9" w:themeColor="background1" w:themeShade="D9"/>
-              <w:left w:val="single" w:sz="2" w:space="0" w:color="D9D9D9" w:themeColor="background1" w:themeShade="D9"/>
-              <w:bottom w:val="single" w:sz="2" w:space="0" w:color="D9D9D9" w:themeColor="background1" w:themeShade="D9"/>
-              <w:right w:val="single" w:sz="2" w:space="0" w:color="D9D9D9" w:themeColor="background1" w:themeShade="D9"/>
+              <w:top w:val="single" w:color="D9D9D9" w:themeColor="background1" w:themeShade="D9" w:sz="2" w:space="0"/>
+              <w:left w:val="single" w:color="D9D9D9" w:themeColor="background1" w:themeShade="D9" w:sz="2" w:space="0"/>
+              <w:bottom w:val="single" w:color="D9D9D9" w:themeColor="background1" w:themeShade="D9" w:sz="2" w:space="0"/>
+              <w:right w:val="single" w:color="D9D9D9" w:themeColor="background1" w:themeShade="D9" w:sz="2" w:space="0"/>
             </w:tcBorders>
             <w:shd w:val="clear" w:color="auto" w:fill="FFFFFF" w:themeFill="background1"/>
             <w:tcMar>
@@ -2035,10 +2049,10 @@
           <w:tcPr>
             <w:tcW w:w="1450" w:type="dxa"/>
             <w:tcBorders>
-              <w:top w:val="single" w:sz="2" w:space="0" w:color="D9D9D9" w:themeColor="background1" w:themeShade="D9"/>
-              <w:left w:val="single" w:sz="2" w:space="0" w:color="D9D9D9" w:themeColor="background1" w:themeShade="D9"/>
-              <w:bottom w:val="single" w:sz="2" w:space="0" w:color="D9D9D9" w:themeColor="background1" w:themeShade="D9"/>
-              <w:right w:val="single" w:sz="2" w:space="0" w:color="D9D9D9" w:themeColor="background1" w:themeShade="D9"/>
+              <w:top w:val="single" w:color="D9D9D9" w:themeColor="background1" w:themeShade="D9" w:sz="2" w:space="0"/>
+              <w:left w:val="single" w:color="D9D9D9" w:themeColor="background1" w:themeShade="D9" w:sz="2" w:space="0"/>
+              <w:bottom w:val="single" w:color="D9D9D9" w:themeColor="background1" w:themeShade="D9" w:sz="2" w:space="0"/>
+              <w:right w:val="single" w:color="D9D9D9" w:themeColor="background1" w:themeShade="D9" w:sz="2" w:space="0"/>
             </w:tcBorders>
             <w:shd w:val="clear" w:color="auto" w:fill="F5F8FB"/>
             <w:tcMar>
@@ -2064,10 +2078,10 @@
           <w:tcPr>
             <w:tcW w:w="2350" w:type="dxa"/>
             <w:tcBorders>
-              <w:top w:val="single" w:sz="2" w:space="0" w:color="D9D9D9" w:themeColor="background1" w:themeShade="D9"/>
-              <w:left w:val="single" w:sz="2" w:space="0" w:color="D9D9D9" w:themeColor="background1" w:themeShade="D9"/>
-              <w:bottom w:val="single" w:sz="2" w:space="0" w:color="D9D9D9" w:themeColor="background1" w:themeShade="D9"/>
-              <w:right w:val="single" w:sz="2" w:space="0" w:color="D9D9D9" w:themeColor="background1" w:themeShade="D9"/>
+              <w:top w:val="single" w:color="D9D9D9" w:themeColor="background1" w:themeShade="D9" w:sz="2" w:space="0"/>
+              <w:left w:val="single" w:color="D9D9D9" w:themeColor="background1" w:themeShade="D9" w:sz="2" w:space="0"/>
+              <w:bottom w:val="single" w:color="D9D9D9" w:themeColor="background1" w:themeShade="D9" w:sz="2" w:space="0"/>
+              <w:right w:val="single" w:color="D9D9D9" w:themeColor="background1" w:themeShade="D9" w:sz="2" w:space="0"/>
             </w:tcBorders>
             <w:shd w:val="clear" w:color="auto" w:fill="F5F8FB"/>
             <w:tcMar>
@@ -2086,7 +2100,7 @@
                 <w:szCs w:val="15"/>
               </w:rPr>
             </w:pPr>
-            <w:commentRangeStart w:id="2"/>
+            <w:commentRangeStart w:id="3"/>
             <w:r>
               <w:rPr>
                 <w:sz w:val="15"/>
@@ -2094,14 +2108,14 @@
               </w:rPr>
               <w:t>Is the forecast becoming unstable or noisy?</w:t>
             </w:r>
-            <w:commentRangeEnd w:id="2"/>
+            <w:commentRangeEnd w:id="3"/>
             <w:r>
               <w:rPr>
                 <w:rStyle w:val="CommentReference"/>
                 <w:sz w:val="15"/>
                 <w:szCs w:val="15"/>
               </w:rPr>
-              <w:commentReference w:id="2"/>
+              <w:commentReference w:id="3"/>
             </w:r>
           </w:p>
         </w:tc>
@@ -2109,10 +2123,10 @@
           <w:tcPr>
             <w:tcW w:w="2800" w:type="dxa"/>
             <w:tcBorders>
-              <w:top w:val="single" w:sz="2" w:space="0" w:color="D9D9D9" w:themeColor="background1" w:themeShade="D9"/>
-              <w:left w:val="single" w:sz="2" w:space="0" w:color="D9D9D9" w:themeColor="background1" w:themeShade="D9"/>
-              <w:bottom w:val="single" w:sz="2" w:space="0" w:color="D9D9D9" w:themeColor="background1" w:themeShade="D9"/>
-              <w:right w:val="single" w:sz="2" w:space="0" w:color="D9D9D9" w:themeColor="background1" w:themeShade="D9"/>
+              <w:top w:val="single" w:color="D9D9D9" w:themeColor="background1" w:themeShade="D9" w:sz="2" w:space="0"/>
+              <w:left w:val="single" w:color="D9D9D9" w:themeColor="background1" w:themeShade="D9" w:sz="2" w:space="0"/>
+              <w:bottom w:val="single" w:color="D9D9D9" w:themeColor="background1" w:themeShade="D9" w:sz="2" w:space="0"/>
+              <w:right w:val="single" w:color="D9D9D9" w:themeColor="background1" w:themeShade="D9" w:sz="2" w:space="0"/>
             </w:tcBorders>
             <w:shd w:val="clear" w:color="auto" w:fill="F5F8FB"/>
             <w:tcMar>
@@ -2138,10 +2152,10 @@
           <w:tcPr>
             <w:tcW w:w="3640" w:type="dxa"/>
             <w:tcBorders>
-              <w:top w:val="single" w:sz="2" w:space="0" w:color="D9D9D9" w:themeColor="background1" w:themeShade="D9"/>
-              <w:left w:val="single" w:sz="2" w:space="0" w:color="D9D9D9" w:themeColor="background1" w:themeShade="D9"/>
-              <w:bottom w:val="single" w:sz="2" w:space="0" w:color="D9D9D9" w:themeColor="background1" w:themeShade="D9"/>
-              <w:right w:val="single" w:sz="2" w:space="0" w:color="D9D9D9" w:themeColor="background1" w:themeShade="D9"/>
+              <w:top w:val="single" w:color="D9D9D9" w:themeColor="background1" w:themeShade="D9" w:sz="2" w:space="0"/>
+              <w:left w:val="single" w:color="D9D9D9" w:themeColor="background1" w:themeShade="D9" w:sz="2" w:space="0"/>
+              <w:bottom w:val="single" w:color="D9D9D9" w:themeColor="background1" w:themeShade="D9" w:sz="2" w:space="0"/>
+              <w:right w:val="single" w:color="D9D9D9" w:themeColor="background1" w:themeShade="D9" w:sz="2" w:space="0"/>
             </w:tcBorders>
             <w:shd w:val="clear" w:color="auto" w:fill="F5F8FB"/>
             <w:tcMar>
@@ -2176,11 +2190,11 @@
       <w:r>
         <w:t>8.</w:t>
       </w:r>
-      <w:commentRangeStart w:id="3"/>
+      <w:commentRangeStart w:id="4"/>
       <w:r>
         <w:t xml:space="preserve"> Forecast Drift Engine &amp; Score</w:t>
       </w:r>
-      <w:commentRangeEnd w:id="3"/>
+      <w:commentRangeEnd w:id="4"/>
       <w:r>
         <w:rPr>
           <w:rStyle w:val="CommentReference"/>
@@ -2188,7 +2202,7 @@
           <w:sz w:val="21"/>
           <w:szCs w:val="21"/>
         </w:rPr>
-        <w:commentReference w:id="3"/>
+        <w:commentReference w:id="4"/>
       </w:r>
     </w:p>
     <w:p>
@@ -2203,12 +2217,12 @@
       <w:tblPr>
         <w:tblW w:w="10240" w:type="dxa"/>
         <w:tblBorders>
-          <w:top w:val="single" w:sz="4" w:space="0" w:color="auto"/>
-          <w:left w:val="single" w:sz="4" w:space="0" w:color="auto"/>
-          <w:bottom w:val="single" w:sz="4" w:space="0" w:color="auto"/>
-          <w:right w:val="single" w:sz="4" w:space="0" w:color="auto"/>
-          <w:insideH w:val="single" w:sz="4" w:space="0" w:color="auto"/>
-          <w:insideV w:val="single" w:sz="4" w:space="0" w:color="auto"/>
+          <w:top w:val="single" w:color="auto" w:sz="4" w:space="0"/>
+          <w:left w:val="single" w:color="auto" w:sz="4" w:space="0"/>
+          <w:bottom w:val="single" w:color="auto" w:sz="4" w:space="0"/>
+          <w:right w:val="single" w:color="auto" w:sz="4" w:space="0"/>
+          <w:insideH w:val="single" w:color="auto" w:sz="4" w:space="0"/>
+          <w:insideV w:val="single" w:color="auto" w:sz="4" w:space="0"/>
         </w:tblBorders>
         <w:tblCellMar>
           <w:left w:w="10" w:type="dxa"/>
@@ -2227,10 +2241,10 @@
           <w:tcPr>
             <w:tcW w:w="10240" w:type="dxa"/>
             <w:tcBorders>
-              <w:top w:val="single" w:sz="4" w:space="0" w:color="2E75B6"/>
-              <w:left w:val="single" w:sz="4" w:space="0" w:color="2E75B6"/>
-              <w:bottom w:val="single" w:sz="4" w:space="0" w:color="2E75B6"/>
-              <w:right w:val="single" w:sz="4" w:space="0" w:color="2E75B6"/>
+              <w:top w:val="single" w:color="2E75B6" w:sz="4" w:space="0"/>
+              <w:left w:val="single" w:color="2E75B6" w:sz="4" w:space="0"/>
+              <w:bottom w:val="single" w:color="2E75B6" w:sz="4" w:space="0"/>
+              <w:right w:val="single" w:color="2E75B6" w:sz="4" w:space="0"/>
             </w:tcBorders>
             <w:shd w:val="clear" w:color="auto" w:fill="EAF1F8"/>
             <w:tcMar>
@@ -2244,7 +2258,7 @@
           <w:p>
             <w:r>
               <w:rPr>
-                <w:rFonts w:ascii="Consolas" w:eastAsia="Consolas" w:hAnsi="Consolas" w:cs="Consolas"/>
+                <w:rFonts w:ascii="Consolas" w:hAnsi="Consolas" w:eastAsia="Consolas" w:cs="Consolas"/>
               </w:rPr>
               <w:t>Performance -&gt; Shape -&gt; Stability -&gt; Volatility -&gt; Normalization -&gt; Weighted Score -&gt; Forecast Drift Score -&gt; Severity -&gt; Alert</w:t>
             </w:r>
@@ -2261,12 +2275,12 @@
       <w:tblPr>
         <w:tblW w:w="10240" w:type="dxa"/>
         <w:tblBorders>
-          <w:top w:val="single" w:sz="4" w:space="0" w:color="auto"/>
-          <w:left w:val="single" w:sz="4" w:space="0" w:color="auto"/>
-          <w:bottom w:val="single" w:sz="4" w:space="0" w:color="auto"/>
-          <w:right w:val="single" w:sz="4" w:space="0" w:color="auto"/>
-          <w:insideH w:val="single" w:sz="4" w:space="0" w:color="auto"/>
-          <w:insideV w:val="single" w:sz="4" w:space="0" w:color="auto"/>
+          <w:top w:val="single" w:color="auto" w:sz="4" w:space="0"/>
+          <w:left w:val="single" w:color="auto" w:sz="4" w:space="0"/>
+          <w:bottom w:val="single" w:color="auto" w:sz="4" w:space="0"/>
+          <w:right w:val="single" w:color="auto" w:sz="4" w:space="0"/>
+          <w:insideH w:val="single" w:color="auto" w:sz="4" w:space="0"/>
+          <w:insideV w:val="single" w:color="auto" w:sz="4" w:space="0"/>
         </w:tblBorders>
         <w:tblCellMar>
           <w:left w:w="10" w:type="dxa"/>
@@ -2287,10 +2301,10 @@
           <w:tcPr>
             <w:tcW w:w="7840" w:type="dxa"/>
             <w:tcBorders>
-              <w:top w:val="single" w:sz="2" w:space="0" w:color="D9D9D9"/>
-              <w:left w:val="single" w:sz="2" w:space="0" w:color="D9D9D9"/>
-              <w:bottom w:val="single" w:sz="2" w:space="0" w:color="D9D9D9"/>
-              <w:right w:val="single" w:sz="2" w:space="0" w:color="D9D9D9"/>
+              <w:top w:val="single" w:color="D9D9D9" w:sz="2" w:space="0"/>
+              <w:left w:val="single" w:color="D9D9D9" w:sz="2" w:space="0"/>
+              <w:bottom w:val="single" w:color="D9D9D9" w:sz="2" w:space="0"/>
+              <w:right w:val="single" w:color="D9D9D9" w:sz="2" w:space="0"/>
             </w:tcBorders>
             <w:shd w:val="clear" w:color="auto" w:fill="1F3864"/>
             <w:tcMar>
@@ -2319,10 +2333,10 @@
           <w:tcPr>
             <w:tcW w:w="2400" w:type="dxa"/>
             <w:tcBorders>
-              <w:top w:val="single" w:sz="2" w:space="0" w:color="D9D9D9"/>
-              <w:left w:val="single" w:sz="2" w:space="0" w:color="D9D9D9"/>
-              <w:bottom w:val="single" w:sz="2" w:space="0" w:color="D9D9D9"/>
-              <w:right w:val="single" w:sz="2" w:space="0" w:color="D9D9D9"/>
+              <w:top w:val="single" w:color="D9D9D9" w:sz="2" w:space="0"/>
+              <w:left w:val="single" w:color="D9D9D9" w:sz="2" w:space="0"/>
+              <w:bottom w:val="single" w:color="D9D9D9" w:sz="2" w:space="0"/>
+              <w:right w:val="single" w:color="D9D9D9" w:sz="2" w:space="0"/>
             </w:tcBorders>
             <w:shd w:val="clear" w:color="auto" w:fill="1F3864"/>
             <w:tcMar>
@@ -2356,10 +2370,10 @@
           <w:tcPr>
             <w:tcW w:w="7840" w:type="dxa"/>
             <w:tcBorders>
-              <w:top w:val="single" w:sz="2" w:space="0" w:color="D9D9D9"/>
-              <w:left w:val="single" w:sz="2" w:space="0" w:color="D9D9D9"/>
-              <w:bottom w:val="single" w:sz="2" w:space="0" w:color="D9D9D9"/>
-              <w:right w:val="single" w:sz="2" w:space="0" w:color="D9D9D9"/>
+              <w:top w:val="single" w:color="D9D9D9" w:sz="2" w:space="0"/>
+              <w:left w:val="single" w:color="D9D9D9" w:sz="2" w:space="0"/>
+              <w:bottom w:val="single" w:color="D9D9D9" w:sz="2" w:space="0"/>
+              <w:right w:val="single" w:color="D9D9D9" w:sz="2" w:space="0"/>
             </w:tcBorders>
             <w:shd w:val="clear" w:color="auto" w:fill="FFFFFF"/>
             <w:tcMar>
@@ -2385,10 +2399,10 @@
           <w:tcPr>
             <w:tcW w:w="2400" w:type="dxa"/>
             <w:tcBorders>
-              <w:top w:val="single" w:sz="2" w:space="0" w:color="D9D9D9"/>
-              <w:left w:val="single" w:sz="2" w:space="0" w:color="D9D9D9"/>
-              <w:bottom w:val="single" w:sz="2" w:space="0" w:color="D9D9D9"/>
-              <w:right w:val="single" w:sz="2" w:space="0" w:color="D9D9D9"/>
+              <w:top w:val="single" w:color="D9D9D9" w:sz="2" w:space="0"/>
+              <w:left w:val="single" w:color="D9D9D9" w:sz="2" w:space="0"/>
+              <w:bottom w:val="single" w:color="D9D9D9" w:sz="2" w:space="0"/>
+              <w:right w:val="single" w:color="D9D9D9" w:sz="2" w:space="0"/>
             </w:tcBorders>
             <w:shd w:val="clear" w:color="auto" w:fill="FFFFFF"/>
             <w:tcMar>
@@ -2419,10 +2433,10 @@
           <w:tcPr>
             <w:tcW w:w="7840" w:type="dxa"/>
             <w:tcBorders>
-              <w:top w:val="single" w:sz="2" w:space="0" w:color="D9D9D9"/>
-              <w:left w:val="single" w:sz="2" w:space="0" w:color="D9D9D9"/>
-              <w:bottom w:val="single" w:sz="2" w:space="0" w:color="D9D9D9"/>
-              <w:right w:val="single" w:sz="2" w:space="0" w:color="D9D9D9"/>
+              <w:top w:val="single" w:color="D9D9D9" w:sz="2" w:space="0"/>
+              <w:left w:val="single" w:color="D9D9D9" w:sz="2" w:space="0"/>
+              <w:bottom w:val="single" w:color="D9D9D9" w:sz="2" w:space="0"/>
+              <w:right w:val="single" w:color="D9D9D9" w:sz="2" w:space="0"/>
             </w:tcBorders>
             <w:shd w:val="clear" w:color="auto" w:fill="F5F8FB"/>
             <w:tcMar>
@@ -2448,10 +2462,10 @@
           <w:tcPr>
             <w:tcW w:w="2400" w:type="dxa"/>
             <w:tcBorders>
-              <w:top w:val="single" w:sz="2" w:space="0" w:color="D9D9D9"/>
-              <w:left w:val="single" w:sz="2" w:space="0" w:color="D9D9D9"/>
-              <w:bottom w:val="single" w:sz="2" w:space="0" w:color="D9D9D9"/>
-              <w:right w:val="single" w:sz="2" w:space="0" w:color="D9D9D9"/>
+              <w:top w:val="single" w:color="D9D9D9" w:sz="2" w:space="0"/>
+              <w:left w:val="single" w:color="D9D9D9" w:sz="2" w:space="0"/>
+              <w:bottom w:val="single" w:color="D9D9D9" w:sz="2" w:space="0"/>
+              <w:right w:val="single" w:color="D9D9D9" w:sz="2" w:space="0"/>
             </w:tcBorders>
             <w:shd w:val="clear" w:color="auto" w:fill="F5F8FB"/>
             <w:tcMar>
@@ -2482,10 +2496,10 @@
           <w:tcPr>
             <w:tcW w:w="7840" w:type="dxa"/>
             <w:tcBorders>
-              <w:top w:val="single" w:sz="2" w:space="0" w:color="D9D9D9"/>
-              <w:left w:val="single" w:sz="2" w:space="0" w:color="D9D9D9"/>
-              <w:bottom w:val="single" w:sz="2" w:space="0" w:color="D9D9D9"/>
-              <w:right w:val="single" w:sz="2" w:space="0" w:color="D9D9D9"/>
+              <w:top w:val="single" w:color="D9D9D9" w:sz="2" w:space="0"/>
+              <w:left w:val="single" w:color="D9D9D9" w:sz="2" w:space="0"/>
+              <w:bottom w:val="single" w:color="D9D9D9" w:sz="2" w:space="0"/>
+              <w:right w:val="single" w:color="D9D9D9" w:sz="2" w:space="0"/>
             </w:tcBorders>
             <w:shd w:val="clear" w:color="auto" w:fill="FFFFFF"/>
             <w:tcMar>
@@ -2511,10 +2525,10 @@
           <w:tcPr>
             <w:tcW w:w="2400" w:type="dxa"/>
             <w:tcBorders>
-              <w:top w:val="single" w:sz="2" w:space="0" w:color="D9D9D9"/>
-              <w:left w:val="single" w:sz="2" w:space="0" w:color="D9D9D9"/>
-              <w:bottom w:val="single" w:sz="2" w:space="0" w:color="D9D9D9"/>
-              <w:right w:val="single" w:sz="2" w:space="0" w:color="D9D9D9"/>
+              <w:top w:val="single" w:color="D9D9D9" w:sz="2" w:space="0"/>
+              <w:left w:val="single" w:color="D9D9D9" w:sz="2" w:space="0"/>
+              <w:bottom w:val="single" w:color="D9D9D9" w:sz="2" w:space="0"/>
+              <w:right w:val="single" w:color="D9D9D9" w:sz="2" w:space="0"/>
             </w:tcBorders>
             <w:shd w:val="clear" w:color="auto" w:fill="FFFFFF"/>
             <w:tcMar>
@@ -2545,10 +2559,10 @@
           <w:tcPr>
             <w:tcW w:w="7840" w:type="dxa"/>
             <w:tcBorders>
-              <w:top w:val="single" w:sz="2" w:space="0" w:color="D9D9D9"/>
-              <w:left w:val="single" w:sz="2" w:space="0" w:color="D9D9D9"/>
-              <w:bottom w:val="single" w:sz="2" w:space="0" w:color="D9D9D9"/>
-              <w:right w:val="single" w:sz="2" w:space="0" w:color="D9D9D9"/>
+              <w:top w:val="single" w:color="D9D9D9" w:sz="2" w:space="0"/>
+              <w:left w:val="single" w:color="D9D9D9" w:sz="2" w:space="0"/>
+              <w:bottom w:val="single" w:color="D9D9D9" w:sz="2" w:space="0"/>
+              <w:right w:val="single" w:color="D9D9D9" w:sz="2" w:space="0"/>
             </w:tcBorders>
             <w:shd w:val="clear" w:color="auto" w:fill="F5F8FB"/>
             <w:tcMar>
@@ -2574,10 +2588,10 @@
           <w:tcPr>
             <w:tcW w:w="2400" w:type="dxa"/>
             <w:tcBorders>
-              <w:top w:val="single" w:sz="2" w:space="0" w:color="D9D9D9"/>
-              <w:left w:val="single" w:sz="2" w:space="0" w:color="D9D9D9"/>
-              <w:bottom w:val="single" w:sz="2" w:space="0" w:color="D9D9D9"/>
-              <w:right w:val="single" w:sz="2" w:space="0" w:color="D9D9D9"/>
+              <w:top w:val="single" w:color="D9D9D9" w:sz="2" w:space="0"/>
+              <w:left w:val="single" w:color="D9D9D9" w:sz="2" w:space="0"/>
+              <w:bottom w:val="single" w:color="D9D9D9" w:sz="2" w:space="0"/>
+              <w:right w:val="single" w:color="D9D9D9" w:sz="2" w:space="0"/>
             </w:tcBorders>
             <w:shd w:val="clear" w:color="auto" w:fill="F5F8FB"/>
             <w:tcMar>
@@ -2610,12 +2624,12 @@
       <w:tblPr>
         <w:tblW w:w="10240" w:type="dxa"/>
         <w:tblBorders>
-          <w:top w:val="single" w:sz="4" w:space="0" w:color="auto"/>
-          <w:left w:val="single" w:sz="4" w:space="0" w:color="auto"/>
-          <w:bottom w:val="single" w:sz="4" w:space="0" w:color="auto"/>
-          <w:right w:val="single" w:sz="4" w:space="0" w:color="auto"/>
-          <w:insideH w:val="single" w:sz="4" w:space="0" w:color="auto"/>
-          <w:insideV w:val="single" w:sz="4" w:space="0" w:color="auto"/>
+          <w:top w:val="single" w:color="auto" w:sz="4" w:space="0"/>
+          <w:left w:val="single" w:color="auto" w:sz="4" w:space="0"/>
+          <w:bottom w:val="single" w:color="auto" w:sz="4" w:space="0"/>
+          <w:right w:val="single" w:color="auto" w:sz="4" w:space="0"/>
+          <w:insideH w:val="single" w:color="auto" w:sz="4" w:space="0"/>
+          <w:insideV w:val="single" w:color="auto" w:sz="4" w:space="0"/>
         </w:tblBorders>
         <w:tblCellMar>
           <w:left w:w="10" w:type="dxa"/>
@@ -2636,10 +2650,10 @@
           <w:tcPr>
             <w:tcW w:w="5120" w:type="dxa"/>
             <w:tcBorders>
-              <w:top w:val="single" w:sz="2" w:space="0" w:color="D9D9D9"/>
-              <w:left w:val="single" w:sz="2" w:space="0" w:color="D9D9D9"/>
-              <w:bottom w:val="single" w:sz="2" w:space="0" w:color="D9D9D9"/>
-              <w:right w:val="single" w:sz="2" w:space="0" w:color="D9D9D9"/>
+              <w:top w:val="single" w:color="D9D9D9" w:sz="2" w:space="0"/>
+              <w:left w:val="single" w:color="D9D9D9" w:sz="2" w:space="0"/>
+              <w:bottom w:val="single" w:color="D9D9D9" w:sz="2" w:space="0"/>
+              <w:right w:val="single" w:color="D9D9D9" w:sz="2" w:space="0"/>
             </w:tcBorders>
             <w:shd w:val="clear" w:color="auto" w:fill="1F3864"/>
             <w:tcMar>
@@ -2668,10 +2682,10 @@
           <w:tcPr>
             <w:tcW w:w="5120" w:type="dxa"/>
             <w:tcBorders>
-              <w:top w:val="single" w:sz="2" w:space="0" w:color="D9D9D9"/>
-              <w:left w:val="single" w:sz="2" w:space="0" w:color="D9D9D9"/>
-              <w:bottom w:val="single" w:sz="2" w:space="0" w:color="D9D9D9"/>
-              <w:right w:val="single" w:sz="2" w:space="0" w:color="D9D9D9"/>
+              <w:top w:val="single" w:color="D9D9D9" w:sz="2" w:space="0"/>
+              <w:left w:val="single" w:color="D9D9D9" w:sz="2" w:space="0"/>
+              <w:bottom w:val="single" w:color="D9D9D9" w:sz="2" w:space="0"/>
+              <w:right w:val="single" w:color="D9D9D9" w:sz="2" w:space="0"/>
             </w:tcBorders>
             <w:shd w:val="clear" w:color="auto" w:fill="1F3864"/>
             <w:tcMar>
@@ -2705,10 +2719,10 @@
           <w:tcPr>
             <w:tcW w:w="5120" w:type="dxa"/>
             <w:tcBorders>
-              <w:top w:val="single" w:sz="2" w:space="0" w:color="D9D9D9"/>
-              <w:left w:val="single" w:sz="2" w:space="0" w:color="D9D9D9"/>
-              <w:bottom w:val="single" w:sz="2" w:space="0" w:color="D9D9D9"/>
-              <w:right w:val="single" w:sz="2" w:space="0" w:color="D9D9D9"/>
+              <w:top w:val="single" w:color="D9D9D9" w:sz="2" w:space="0"/>
+              <w:left w:val="single" w:color="D9D9D9" w:sz="2" w:space="0"/>
+              <w:bottom w:val="single" w:color="D9D9D9" w:sz="2" w:space="0"/>
+              <w:right w:val="single" w:color="D9D9D9" w:sz="2" w:space="0"/>
             </w:tcBorders>
             <w:shd w:val="clear" w:color="auto" w:fill="FFFFFF"/>
             <w:tcMar>
@@ -2734,10 +2748,10 @@
           <w:tcPr>
             <w:tcW w:w="5120" w:type="dxa"/>
             <w:tcBorders>
-              <w:top w:val="single" w:sz="2" w:space="0" w:color="D9D9D9"/>
-              <w:left w:val="single" w:sz="2" w:space="0" w:color="D9D9D9"/>
-              <w:bottom w:val="single" w:sz="2" w:space="0" w:color="D9D9D9"/>
-              <w:right w:val="single" w:sz="2" w:space="0" w:color="D9D9D9"/>
+              <w:top w:val="single" w:color="D9D9D9" w:sz="2" w:space="0"/>
+              <w:left w:val="single" w:color="D9D9D9" w:sz="2" w:space="0"/>
+              <w:bottom w:val="single" w:color="D9D9D9" w:sz="2" w:space="0"/>
+              <w:right w:val="single" w:color="D9D9D9" w:sz="2" w:space="0"/>
             </w:tcBorders>
             <w:shd w:val="clear" w:color="auto" w:fill="FFFFFF"/>
             <w:tcMar>
@@ -2768,10 +2782,10 @@
           <w:tcPr>
             <w:tcW w:w="5120" w:type="dxa"/>
             <w:tcBorders>
-              <w:top w:val="single" w:sz="2" w:space="0" w:color="D9D9D9"/>
-              <w:left w:val="single" w:sz="2" w:space="0" w:color="D9D9D9"/>
-              <w:bottom w:val="single" w:sz="2" w:space="0" w:color="D9D9D9"/>
-              <w:right w:val="single" w:sz="2" w:space="0" w:color="D9D9D9"/>
+              <w:top w:val="single" w:color="D9D9D9" w:sz="2" w:space="0"/>
+              <w:left w:val="single" w:color="D9D9D9" w:sz="2" w:space="0"/>
+              <w:bottom w:val="single" w:color="D9D9D9" w:sz="2" w:space="0"/>
+              <w:right w:val="single" w:color="D9D9D9" w:sz="2" w:space="0"/>
             </w:tcBorders>
             <w:shd w:val="clear" w:color="auto" w:fill="F5F8FB"/>
             <w:tcMar>
@@ -2797,10 +2811,10 @@
           <w:tcPr>
             <w:tcW w:w="5120" w:type="dxa"/>
             <w:tcBorders>
-              <w:top w:val="single" w:sz="2" w:space="0" w:color="D9D9D9"/>
-              <w:left w:val="single" w:sz="2" w:space="0" w:color="D9D9D9"/>
-              <w:bottom w:val="single" w:sz="2" w:space="0" w:color="D9D9D9"/>
-              <w:right w:val="single" w:sz="2" w:space="0" w:color="D9D9D9"/>
+              <w:top w:val="single" w:color="D9D9D9" w:sz="2" w:space="0"/>
+              <w:left w:val="single" w:color="D9D9D9" w:sz="2" w:space="0"/>
+              <w:bottom w:val="single" w:color="D9D9D9" w:sz="2" w:space="0"/>
+              <w:right w:val="single" w:color="D9D9D9" w:sz="2" w:space="0"/>
             </w:tcBorders>
             <w:shd w:val="clear" w:color="auto" w:fill="F5F8FB"/>
             <w:tcMar>
@@ -2831,10 +2845,10 @@
           <w:tcPr>
             <w:tcW w:w="5120" w:type="dxa"/>
             <w:tcBorders>
-              <w:top w:val="single" w:sz="2" w:space="0" w:color="D9D9D9"/>
-              <w:left w:val="single" w:sz="2" w:space="0" w:color="D9D9D9"/>
-              <w:bottom w:val="single" w:sz="2" w:space="0" w:color="D9D9D9"/>
-              <w:right w:val="single" w:sz="2" w:space="0" w:color="D9D9D9"/>
+              <w:top w:val="single" w:color="D9D9D9" w:sz="2" w:space="0"/>
+              <w:left w:val="single" w:color="D9D9D9" w:sz="2" w:space="0"/>
+              <w:bottom w:val="single" w:color="D9D9D9" w:sz="2" w:space="0"/>
+              <w:right w:val="single" w:color="D9D9D9" w:sz="2" w:space="0"/>
             </w:tcBorders>
             <w:shd w:val="clear" w:color="auto" w:fill="FFFFFF"/>
             <w:tcMar>
@@ -2860,10 +2874,10 @@
           <w:tcPr>
             <w:tcW w:w="5120" w:type="dxa"/>
             <w:tcBorders>
-              <w:top w:val="single" w:sz="2" w:space="0" w:color="D9D9D9"/>
-              <w:left w:val="single" w:sz="2" w:space="0" w:color="D9D9D9"/>
-              <w:bottom w:val="single" w:sz="2" w:space="0" w:color="D9D9D9"/>
-              <w:right w:val="single" w:sz="2" w:space="0" w:color="D9D9D9"/>
+              <w:top w:val="single" w:color="D9D9D9" w:sz="2" w:space="0"/>
+              <w:left w:val="single" w:color="D9D9D9" w:sz="2" w:space="0"/>
+              <w:bottom w:val="single" w:color="D9D9D9" w:sz="2" w:space="0"/>
+              <w:right w:val="single" w:color="D9D9D9" w:sz="2" w:space="0"/>
             </w:tcBorders>
             <w:shd w:val="clear" w:color="auto" w:fill="FFFFFF"/>
             <w:tcMar>
@@ -2894,10 +2908,10 @@
           <w:tcPr>
             <w:tcW w:w="5120" w:type="dxa"/>
             <w:tcBorders>
-              <w:top w:val="single" w:sz="2" w:space="0" w:color="D9D9D9"/>
-              <w:left w:val="single" w:sz="2" w:space="0" w:color="D9D9D9"/>
-              <w:bottom w:val="single" w:sz="2" w:space="0" w:color="D9D9D9"/>
-              <w:right w:val="single" w:sz="2" w:space="0" w:color="D9D9D9"/>
+              <w:top w:val="single" w:color="D9D9D9" w:sz="2" w:space="0"/>
+              <w:left w:val="single" w:color="D9D9D9" w:sz="2" w:space="0"/>
+              <w:bottom w:val="single" w:color="D9D9D9" w:sz="2" w:space="0"/>
+              <w:right w:val="single" w:color="D9D9D9" w:sz="2" w:space="0"/>
             </w:tcBorders>
             <w:shd w:val="clear" w:color="auto" w:fill="F5F8FB"/>
             <w:tcMar>
@@ -2923,10 +2937,10 @@
           <w:tcPr>
             <w:tcW w:w="5120" w:type="dxa"/>
             <w:tcBorders>
-              <w:top w:val="single" w:sz="2" w:space="0" w:color="D9D9D9"/>
-              <w:left w:val="single" w:sz="2" w:space="0" w:color="D9D9D9"/>
-              <w:bottom w:val="single" w:sz="2" w:space="0" w:color="D9D9D9"/>
-              <w:right w:val="single" w:sz="2" w:space="0" w:color="D9D9D9"/>
+              <w:top w:val="single" w:color="D9D9D9" w:sz="2" w:space="0"/>
+              <w:left w:val="single" w:color="D9D9D9" w:sz="2" w:space="0"/>
+              <w:bottom w:val="single" w:color="D9D9D9" w:sz="2" w:space="0"/>
+              <w:right w:val="single" w:color="D9D9D9" w:sz="2" w:space="0"/>
             </w:tcBorders>
             <w:shd w:val="clear" w:color="auto" w:fill="F5F8FB"/>
             <w:tcMar>
@@ -2980,12 +2994,12 @@
       <w:tblPr>
         <w:tblW w:w="10240" w:type="dxa"/>
         <w:tblBorders>
-          <w:top w:val="single" w:sz="4" w:space="0" w:color="auto"/>
-          <w:left w:val="single" w:sz="4" w:space="0" w:color="auto"/>
-          <w:bottom w:val="single" w:sz="4" w:space="0" w:color="auto"/>
-          <w:right w:val="single" w:sz="4" w:space="0" w:color="auto"/>
-          <w:insideH w:val="single" w:sz="4" w:space="0" w:color="auto"/>
-          <w:insideV w:val="single" w:sz="4" w:space="0" w:color="auto"/>
+          <w:top w:val="single" w:color="auto" w:sz="4" w:space="0"/>
+          <w:left w:val="single" w:color="auto" w:sz="4" w:space="0"/>
+          <w:bottom w:val="single" w:color="auto" w:sz="4" w:space="0"/>
+          <w:right w:val="single" w:color="auto" w:sz="4" w:space="0"/>
+          <w:insideH w:val="single" w:color="auto" w:sz="4" w:space="0"/>
+          <w:insideV w:val="single" w:color="auto" w:sz="4" w:space="0"/>
         </w:tblBorders>
         <w:tblCellMar>
           <w:left w:w="10" w:type="dxa"/>
@@ -3006,10 +3020,10 @@
           <w:tcPr>
             <w:tcW w:w="3400" w:type="dxa"/>
             <w:tcBorders>
-              <w:top w:val="single" w:sz="2" w:space="0" w:color="D9D9D9"/>
-              <w:left w:val="single" w:sz="2" w:space="0" w:color="D9D9D9"/>
-              <w:bottom w:val="single" w:sz="2" w:space="0" w:color="D9D9D9"/>
-              <w:right w:val="single" w:sz="2" w:space="0" w:color="D9D9D9"/>
+              <w:top w:val="single" w:color="D9D9D9" w:sz="2" w:space="0"/>
+              <w:left w:val="single" w:color="D9D9D9" w:sz="2" w:space="0"/>
+              <w:bottom w:val="single" w:color="D9D9D9" w:sz="2" w:space="0"/>
+              <w:right w:val="single" w:color="D9D9D9" w:sz="2" w:space="0"/>
             </w:tcBorders>
             <w:shd w:val="clear" w:color="auto" w:fill="1F3864"/>
             <w:tcMar>
@@ -3038,10 +3052,10 @@
           <w:tcPr>
             <w:tcW w:w="6840" w:type="dxa"/>
             <w:tcBorders>
-              <w:top w:val="single" w:sz="2" w:space="0" w:color="D9D9D9"/>
-              <w:left w:val="single" w:sz="2" w:space="0" w:color="D9D9D9"/>
-              <w:bottom w:val="single" w:sz="2" w:space="0" w:color="D9D9D9"/>
-              <w:right w:val="single" w:sz="2" w:space="0" w:color="D9D9D9"/>
+              <w:top w:val="single" w:color="D9D9D9" w:sz="2" w:space="0"/>
+              <w:left w:val="single" w:color="D9D9D9" w:sz="2" w:space="0"/>
+              <w:bottom w:val="single" w:color="D9D9D9" w:sz="2" w:space="0"/>
+              <w:right w:val="single" w:color="D9D9D9" w:sz="2" w:space="0"/>
             </w:tcBorders>
             <w:shd w:val="clear" w:color="auto" w:fill="1F3864"/>
             <w:tcMar>
@@ -3075,10 +3089,10 @@
           <w:tcPr>
             <w:tcW w:w="3400" w:type="dxa"/>
             <w:tcBorders>
-              <w:top w:val="single" w:sz="2" w:space="0" w:color="D9D9D9"/>
-              <w:left w:val="single" w:sz="2" w:space="0" w:color="D9D9D9"/>
-              <w:bottom w:val="single" w:sz="2" w:space="0" w:color="D9D9D9"/>
-              <w:right w:val="single" w:sz="2" w:space="0" w:color="D9D9D9"/>
+              <w:top w:val="single" w:color="D9D9D9" w:sz="2" w:space="0"/>
+              <w:left w:val="single" w:color="D9D9D9" w:sz="2" w:space="0"/>
+              <w:bottom w:val="single" w:color="D9D9D9" w:sz="2" w:space="0"/>
+              <w:right w:val="single" w:color="D9D9D9" w:sz="2" w:space="0"/>
             </w:tcBorders>
             <w:shd w:val="clear" w:color="auto" w:fill="FFFFFF"/>
             <w:tcMar>
@@ -3104,10 +3118,10 @@
           <w:tcPr>
             <w:tcW w:w="6840" w:type="dxa"/>
             <w:tcBorders>
-              <w:top w:val="single" w:sz="2" w:space="0" w:color="D9D9D9"/>
-              <w:left w:val="single" w:sz="2" w:space="0" w:color="D9D9D9"/>
-              <w:bottom w:val="single" w:sz="2" w:space="0" w:color="D9D9D9"/>
-              <w:right w:val="single" w:sz="2" w:space="0" w:color="D9D9D9"/>
+              <w:top w:val="single" w:color="D9D9D9" w:sz="2" w:space="0"/>
+              <w:left w:val="single" w:color="D9D9D9" w:sz="2" w:space="0"/>
+              <w:bottom w:val="single" w:color="D9D9D9" w:sz="2" w:space="0"/>
+              <w:right w:val="single" w:color="D9D9D9" w:sz="2" w:space="0"/>
             </w:tcBorders>
             <w:shd w:val="clear" w:color="auto" w:fill="FFFFFF"/>
             <w:tcMar>
@@ -3138,10 +3152,10 @@
           <w:tcPr>
             <w:tcW w:w="3400" w:type="dxa"/>
             <w:tcBorders>
-              <w:top w:val="single" w:sz="2" w:space="0" w:color="D9D9D9"/>
-              <w:left w:val="single" w:sz="2" w:space="0" w:color="D9D9D9"/>
-              <w:bottom w:val="single" w:sz="2" w:space="0" w:color="D9D9D9"/>
-              <w:right w:val="single" w:sz="2" w:space="0" w:color="D9D9D9"/>
+              <w:top w:val="single" w:color="D9D9D9" w:sz="2" w:space="0"/>
+              <w:left w:val="single" w:color="D9D9D9" w:sz="2" w:space="0"/>
+              <w:bottom w:val="single" w:color="D9D9D9" w:sz="2" w:space="0"/>
+              <w:right w:val="single" w:color="D9D9D9" w:sz="2" w:space="0"/>
             </w:tcBorders>
             <w:shd w:val="clear" w:color="auto" w:fill="F5F8FB"/>
             <w:tcMar>
@@ -3167,10 +3181,10 @@
           <w:tcPr>
             <w:tcW w:w="6840" w:type="dxa"/>
             <w:tcBorders>
-              <w:top w:val="single" w:sz="2" w:space="0" w:color="D9D9D9"/>
-              <w:left w:val="single" w:sz="2" w:space="0" w:color="D9D9D9"/>
-              <w:bottom w:val="single" w:sz="2" w:space="0" w:color="D9D9D9"/>
-              <w:right w:val="single" w:sz="2" w:space="0" w:color="D9D9D9"/>
+              <w:top w:val="single" w:color="D9D9D9" w:sz="2" w:space="0"/>
+              <w:left w:val="single" w:color="D9D9D9" w:sz="2" w:space="0"/>
+              <w:bottom w:val="single" w:color="D9D9D9" w:sz="2" w:space="0"/>
+              <w:right w:val="single" w:color="D9D9D9" w:sz="2" w:space="0"/>
             </w:tcBorders>
             <w:shd w:val="clear" w:color="auto" w:fill="F5F8FB"/>
             <w:tcMar>
@@ -3201,10 +3215,10 @@
           <w:tcPr>
             <w:tcW w:w="3400" w:type="dxa"/>
             <w:tcBorders>
-              <w:top w:val="single" w:sz="2" w:space="0" w:color="D9D9D9"/>
-              <w:left w:val="single" w:sz="2" w:space="0" w:color="D9D9D9"/>
-              <w:bottom w:val="single" w:sz="2" w:space="0" w:color="D9D9D9"/>
-              <w:right w:val="single" w:sz="2" w:space="0" w:color="D9D9D9"/>
+              <w:top w:val="single" w:color="D9D9D9" w:sz="2" w:space="0"/>
+              <w:left w:val="single" w:color="D9D9D9" w:sz="2" w:space="0"/>
+              <w:bottom w:val="single" w:color="D9D9D9" w:sz="2" w:space="0"/>
+              <w:right w:val="single" w:color="D9D9D9" w:sz="2" w:space="0"/>
             </w:tcBorders>
             <w:shd w:val="clear" w:color="auto" w:fill="FFFFFF"/>
             <w:tcMar>
@@ -3230,10 +3244,10 @@
           <w:tcPr>
             <w:tcW w:w="6840" w:type="dxa"/>
             <w:tcBorders>
-              <w:top w:val="single" w:sz="2" w:space="0" w:color="D9D9D9"/>
-              <w:left w:val="single" w:sz="2" w:space="0" w:color="D9D9D9"/>
-              <w:bottom w:val="single" w:sz="2" w:space="0" w:color="D9D9D9"/>
-              <w:right w:val="single" w:sz="2" w:space="0" w:color="D9D9D9"/>
+              <w:top w:val="single" w:color="D9D9D9" w:sz="2" w:space="0"/>
+              <w:left w:val="single" w:color="D9D9D9" w:sz="2" w:space="0"/>
+              <w:bottom w:val="single" w:color="D9D9D9" w:sz="2" w:space="0"/>
+              <w:right w:val="single" w:color="D9D9D9" w:sz="2" w:space="0"/>
             </w:tcBorders>
             <w:shd w:val="clear" w:color="auto" w:fill="FFFFFF"/>
             <w:tcMar>
@@ -3264,10 +3278,10 @@
           <w:tcPr>
             <w:tcW w:w="3400" w:type="dxa"/>
             <w:tcBorders>
-              <w:top w:val="single" w:sz="2" w:space="0" w:color="D9D9D9"/>
-              <w:left w:val="single" w:sz="2" w:space="0" w:color="D9D9D9"/>
-              <w:bottom w:val="single" w:sz="2" w:space="0" w:color="D9D9D9"/>
-              <w:right w:val="single" w:sz="2" w:space="0" w:color="D9D9D9"/>
+              <w:top w:val="single" w:color="D9D9D9" w:sz="2" w:space="0"/>
+              <w:left w:val="single" w:color="D9D9D9" w:sz="2" w:space="0"/>
+              <w:bottom w:val="single" w:color="D9D9D9" w:sz="2" w:space="0"/>
+              <w:right w:val="single" w:color="D9D9D9" w:sz="2" w:space="0"/>
             </w:tcBorders>
             <w:shd w:val="clear" w:color="auto" w:fill="F5F8FB"/>
             <w:tcMar>
@@ -3293,10 +3307,10 @@
           <w:tcPr>
             <w:tcW w:w="6840" w:type="dxa"/>
             <w:tcBorders>
-              <w:top w:val="single" w:sz="2" w:space="0" w:color="D9D9D9"/>
-              <w:left w:val="single" w:sz="2" w:space="0" w:color="D9D9D9"/>
-              <w:bottom w:val="single" w:sz="2" w:space="0" w:color="D9D9D9"/>
-              <w:right w:val="single" w:sz="2" w:space="0" w:color="D9D9D9"/>
+              <w:top w:val="single" w:color="D9D9D9" w:sz="2" w:space="0"/>
+              <w:left w:val="single" w:color="D9D9D9" w:sz="2" w:space="0"/>
+              <w:bottom w:val="single" w:color="D9D9D9" w:sz="2" w:space="0"/>
+              <w:right w:val="single" w:color="D9D9D9" w:sz="2" w:space="0"/>
             </w:tcBorders>
             <w:shd w:val="clear" w:color="auto" w:fill="F5F8FB"/>
             <w:tcMar>
@@ -3327,10 +3341,10 @@
           <w:tcPr>
             <w:tcW w:w="3400" w:type="dxa"/>
             <w:tcBorders>
-              <w:top w:val="single" w:sz="2" w:space="0" w:color="D9D9D9"/>
-              <w:left w:val="single" w:sz="2" w:space="0" w:color="D9D9D9"/>
-              <w:bottom w:val="single" w:sz="2" w:space="0" w:color="D9D9D9"/>
-              <w:right w:val="single" w:sz="2" w:space="0" w:color="D9D9D9"/>
+              <w:top w:val="single" w:color="D9D9D9" w:sz="2" w:space="0"/>
+              <w:left w:val="single" w:color="D9D9D9" w:sz="2" w:space="0"/>
+              <w:bottom w:val="single" w:color="D9D9D9" w:sz="2" w:space="0"/>
+              <w:right w:val="single" w:color="D9D9D9" w:sz="2" w:space="0"/>
             </w:tcBorders>
             <w:shd w:val="clear" w:color="auto" w:fill="FFFFFF"/>
             <w:tcMar>
@@ -3356,10 +3370,10 @@
           <w:tcPr>
             <w:tcW w:w="6840" w:type="dxa"/>
             <w:tcBorders>
-              <w:top w:val="single" w:sz="2" w:space="0" w:color="D9D9D9"/>
-              <w:left w:val="single" w:sz="2" w:space="0" w:color="D9D9D9"/>
-              <w:bottom w:val="single" w:sz="2" w:space="0" w:color="D9D9D9"/>
-              <w:right w:val="single" w:sz="2" w:space="0" w:color="D9D9D9"/>
+              <w:top w:val="single" w:color="D9D9D9" w:sz="2" w:space="0"/>
+              <w:left w:val="single" w:color="D9D9D9" w:sz="2" w:space="0"/>
+              <w:bottom w:val="single" w:color="D9D9D9" w:sz="2" w:space="0"/>
+              <w:right w:val="single" w:color="D9D9D9" w:sz="2" w:space="0"/>
             </w:tcBorders>
             <w:shd w:val="clear" w:color="auto" w:fill="FFFFFF"/>
             <w:tcMar>
@@ -3390,10 +3404,10 @@
           <w:tcPr>
             <w:tcW w:w="3400" w:type="dxa"/>
             <w:tcBorders>
-              <w:top w:val="single" w:sz="2" w:space="0" w:color="D9D9D9"/>
-              <w:left w:val="single" w:sz="2" w:space="0" w:color="D9D9D9"/>
-              <w:bottom w:val="single" w:sz="2" w:space="0" w:color="D9D9D9"/>
-              <w:right w:val="single" w:sz="2" w:space="0" w:color="D9D9D9"/>
+              <w:top w:val="single" w:color="D9D9D9" w:sz="2" w:space="0"/>
+              <w:left w:val="single" w:color="D9D9D9" w:sz="2" w:space="0"/>
+              <w:bottom w:val="single" w:color="D9D9D9" w:sz="2" w:space="0"/>
+              <w:right w:val="single" w:color="D9D9D9" w:sz="2" w:space="0"/>
             </w:tcBorders>
             <w:shd w:val="clear" w:color="auto" w:fill="F5F8FB"/>
             <w:tcMar>
@@ -3419,10 +3433,10 @@
           <w:tcPr>
             <w:tcW w:w="6840" w:type="dxa"/>
             <w:tcBorders>
-              <w:top w:val="single" w:sz="2" w:space="0" w:color="D9D9D9"/>
-              <w:left w:val="single" w:sz="2" w:space="0" w:color="D9D9D9"/>
-              <w:bottom w:val="single" w:sz="2" w:space="0" w:color="D9D9D9"/>
-              <w:right w:val="single" w:sz="2" w:space="0" w:color="D9D9D9"/>
+              <w:top w:val="single" w:color="D9D9D9" w:sz="2" w:space="0"/>
+              <w:left w:val="single" w:color="D9D9D9" w:sz="2" w:space="0"/>
+              <w:bottom w:val="single" w:color="D9D9D9" w:sz="2" w:space="0"/>
+              <w:right w:val="single" w:color="D9D9D9" w:sz="2" w:space="0"/>
             </w:tcBorders>
             <w:shd w:val="clear" w:color="auto" w:fill="F5F8FB"/>
             <w:tcMar>
@@ -3453,10 +3467,10 @@
           <w:tcPr>
             <w:tcW w:w="3400" w:type="dxa"/>
             <w:tcBorders>
-              <w:top w:val="single" w:sz="2" w:space="0" w:color="D9D9D9"/>
-              <w:left w:val="single" w:sz="2" w:space="0" w:color="D9D9D9"/>
-              <w:bottom w:val="single" w:sz="2" w:space="0" w:color="D9D9D9"/>
-              <w:right w:val="single" w:sz="2" w:space="0" w:color="D9D9D9"/>
+              <w:top w:val="single" w:color="D9D9D9" w:sz="2" w:space="0"/>
+              <w:left w:val="single" w:color="D9D9D9" w:sz="2" w:space="0"/>
+              <w:bottom w:val="single" w:color="D9D9D9" w:sz="2" w:space="0"/>
+              <w:right w:val="single" w:color="D9D9D9" w:sz="2" w:space="0"/>
             </w:tcBorders>
             <w:shd w:val="clear" w:color="auto" w:fill="FFFFFF"/>
             <w:tcMar>
@@ -3482,10 +3496,10 @@
           <w:tcPr>
             <w:tcW w:w="6840" w:type="dxa"/>
             <w:tcBorders>
-              <w:top w:val="single" w:sz="2" w:space="0" w:color="D9D9D9"/>
-              <w:left w:val="single" w:sz="2" w:space="0" w:color="D9D9D9"/>
-              <w:bottom w:val="single" w:sz="2" w:space="0" w:color="D9D9D9"/>
-              <w:right w:val="single" w:sz="2" w:space="0" w:color="D9D9D9"/>
+              <w:top w:val="single" w:color="D9D9D9" w:sz="2" w:space="0"/>
+              <w:left w:val="single" w:color="D9D9D9" w:sz="2" w:space="0"/>
+              <w:bottom w:val="single" w:color="D9D9D9" w:sz="2" w:space="0"/>
+              <w:right w:val="single" w:color="D9D9D9" w:sz="2" w:space="0"/>
             </w:tcBorders>
             <w:shd w:val="clear" w:color="auto" w:fill="FFFFFF"/>
             <w:tcMar>
@@ -3516,10 +3530,10 @@
           <w:tcPr>
             <w:tcW w:w="3400" w:type="dxa"/>
             <w:tcBorders>
-              <w:top w:val="single" w:sz="2" w:space="0" w:color="D9D9D9"/>
-              <w:left w:val="single" w:sz="2" w:space="0" w:color="D9D9D9"/>
-              <w:bottom w:val="single" w:sz="2" w:space="0" w:color="D9D9D9"/>
-              <w:right w:val="single" w:sz="2" w:space="0" w:color="D9D9D9"/>
+              <w:top w:val="single" w:color="D9D9D9" w:sz="2" w:space="0"/>
+              <w:left w:val="single" w:color="D9D9D9" w:sz="2" w:space="0"/>
+              <w:bottom w:val="single" w:color="D9D9D9" w:sz="2" w:space="0"/>
+              <w:right w:val="single" w:color="D9D9D9" w:sz="2" w:space="0"/>
             </w:tcBorders>
             <w:shd w:val="clear" w:color="auto" w:fill="F5F8FB"/>
             <w:tcMar>
@@ -3545,10 +3559,10 @@
           <w:tcPr>
             <w:tcW w:w="6840" w:type="dxa"/>
             <w:tcBorders>
-              <w:top w:val="single" w:sz="2" w:space="0" w:color="D9D9D9"/>
-              <w:left w:val="single" w:sz="2" w:space="0" w:color="D9D9D9"/>
-              <w:bottom w:val="single" w:sz="2" w:space="0" w:color="D9D9D9"/>
-              <w:right w:val="single" w:sz="2" w:space="0" w:color="D9D9D9"/>
+              <w:top w:val="single" w:color="D9D9D9" w:sz="2" w:space="0"/>
+              <w:left w:val="single" w:color="D9D9D9" w:sz="2" w:space="0"/>
+              <w:bottom w:val="single" w:color="D9D9D9" w:sz="2" w:space="0"/>
+              <w:right w:val="single" w:color="D9D9D9" w:sz="2" w:space="0"/>
             </w:tcBorders>
             <w:shd w:val="clear" w:color="auto" w:fill="F5F8FB"/>
             <w:tcMar>
@@ -3581,12 +3595,12 @@
       <w:tblPr>
         <w:tblW w:w="10240" w:type="dxa"/>
         <w:tblBorders>
-          <w:top w:val="single" w:sz="4" w:space="0" w:color="auto"/>
-          <w:left w:val="single" w:sz="4" w:space="0" w:color="auto"/>
-          <w:bottom w:val="single" w:sz="4" w:space="0" w:color="auto"/>
-          <w:right w:val="single" w:sz="4" w:space="0" w:color="auto"/>
-          <w:insideH w:val="single" w:sz="4" w:space="0" w:color="auto"/>
-          <w:insideV w:val="single" w:sz="4" w:space="0" w:color="auto"/>
+          <w:top w:val="single" w:color="auto" w:sz="4" w:space="0"/>
+          <w:left w:val="single" w:color="auto" w:sz="4" w:space="0"/>
+          <w:bottom w:val="single" w:color="auto" w:sz="4" w:space="0"/>
+          <w:right w:val="single" w:color="auto" w:sz="4" w:space="0"/>
+          <w:insideH w:val="single" w:color="auto" w:sz="4" w:space="0"/>
+          <w:insideV w:val="single" w:color="auto" w:sz="4" w:space="0"/>
         </w:tblBorders>
         <w:tblCellMar>
           <w:left w:w="10" w:type="dxa"/>
@@ -3610,10 +3624,10 @@
           <w:tcPr>
             <w:tcW w:w="1800" w:type="dxa"/>
             <w:tcBorders>
-              <w:top w:val="single" w:sz="2" w:space="0" w:color="D9D9D9"/>
-              <w:left w:val="single" w:sz="2" w:space="0" w:color="D9D9D9"/>
-              <w:bottom w:val="single" w:sz="2" w:space="0" w:color="D9D9D9"/>
-              <w:right w:val="single" w:sz="2" w:space="0" w:color="D9D9D9"/>
+              <w:top w:val="single" w:color="D9D9D9" w:sz="2" w:space="0"/>
+              <w:left w:val="single" w:color="D9D9D9" w:sz="2" w:space="0"/>
+              <w:bottom w:val="single" w:color="D9D9D9" w:sz="2" w:space="0"/>
+              <w:right w:val="single" w:color="D9D9D9" w:sz="2" w:space="0"/>
             </w:tcBorders>
             <w:shd w:val="clear" w:color="auto" w:fill="1F3864"/>
             <w:tcMar>
@@ -3642,10 +3656,10 @@
           <w:tcPr>
             <w:tcW w:w="2200" w:type="dxa"/>
             <w:tcBorders>
-              <w:top w:val="single" w:sz="2" w:space="0" w:color="D9D9D9"/>
-              <w:left w:val="single" w:sz="2" w:space="0" w:color="D9D9D9"/>
-              <w:bottom w:val="single" w:sz="2" w:space="0" w:color="D9D9D9"/>
-              <w:right w:val="single" w:sz="2" w:space="0" w:color="D9D9D9"/>
+              <w:top w:val="single" w:color="D9D9D9" w:sz="2" w:space="0"/>
+              <w:left w:val="single" w:color="D9D9D9" w:sz="2" w:space="0"/>
+              <w:bottom w:val="single" w:color="D9D9D9" w:sz="2" w:space="0"/>
+              <w:right w:val="single" w:color="D9D9D9" w:sz="2" w:space="0"/>
             </w:tcBorders>
             <w:shd w:val="clear" w:color="auto" w:fill="1F3864"/>
             <w:tcMar>
@@ -3674,10 +3688,10 @@
           <w:tcPr>
             <w:tcW w:w="3040" w:type="dxa"/>
             <w:tcBorders>
-              <w:top w:val="single" w:sz="2" w:space="0" w:color="D9D9D9"/>
-              <w:left w:val="single" w:sz="2" w:space="0" w:color="D9D9D9"/>
-              <w:bottom w:val="single" w:sz="2" w:space="0" w:color="D9D9D9"/>
-              <w:right w:val="single" w:sz="2" w:space="0" w:color="D9D9D9"/>
+              <w:top w:val="single" w:color="D9D9D9" w:sz="2" w:space="0"/>
+              <w:left w:val="single" w:color="D9D9D9" w:sz="2" w:space="0"/>
+              <w:bottom w:val="single" w:color="D9D9D9" w:sz="2" w:space="0"/>
+              <w:right w:val="single" w:color="D9D9D9" w:sz="2" w:space="0"/>
             </w:tcBorders>
             <w:shd w:val="clear" w:color="auto" w:fill="1F3864"/>
             <w:tcMar>
@@ -3706,10 +3720,10 @@
           <w:tcPr>
             <w:tcW w:w="1400" w:type="dxa"/>
             <w:tcBorders>
-              <w:top w:val="single" w:sz="2" w:space="0" w:color="D9D9D9"/>
-              <w:left w:val="single" w:sz="2" w:space="0" w:color="D9D9D9"/>
-              <w:bottom w:val="single" w:sz="2" w:space="0" w:color="D9D9D9"/>
-              <w:right w:val="single" w:sz="2" w:space="0" w:color="D9D9D9"/>
+              <w:top w:val="single" w:color="D9D9D9" w:sz="2" w:space="0"/>
+              <w:left w:val="single" w:color="D9D9D9" w:sz="2" w:space="0"/>
+              <w:bottom w:val="single" w:color="D9D9D9" w:sz="2" w:space="0"/>
+              <w:right w:val="single" w:color="D9D9D9" w:sz="2" w:space="0"/>
             </w:tcBorders>
             <w:shd w:val="clear" w:color="auto" w:fill="1F3864"/>
             <w:tcMar>
@@ -3738,10 +3752,10 @@
           <w:tcPr>
             <w:tcW w:w="1800" w:type="dxa"/>
             <w:tcBorders>
-              <w:top w:val="single" w:sz="2" w:space="0" w:color="D9D9D9"/>
-              <w:left w:val="single" w:sz="2" w:space="0" w:color="D9D9D9"/>
-              <w:bottom w:val="single" w:sz="2" w:space="0" w:color="D9D9D9"/>
-              <w:right w:val="single" w:sz="2" w:space="0" w:color="D9D9D9"/>
+              <w:top w:val="single" w:color="D9D9D9" w:sz="2" w:space="0"/>
+              <w:left w:val="single" w:color="D9D9D9" w:sz="2" w:space="0"/>
+              <w:bottom w:val="single" w:color="D9D9D9" w:sz="2" w:space="0"/>
+              <w:right w:val="single" w:color="D9D9D9" w:sz="2" w:space="0"/>
             </w:tcBorders>
             <w:shd w:val="clear" w:color="auto" w:fill="1F3864"/>
             <w:tcMar>
@@ -3775,10 +3789,10 @@
           <w:tcPr>
             <w:tcW w:w="1800" w:type="dxa"/>
             <w:tcBorders>
-              <w:top w:val="single" w:sz="2" w:space="0" w:color="D9D9D9"/>
-              <w:left w:val="single" w:sz="2" w:space="0" w:color="D9D9D9"/>
-              <w:bottom w:val="single" w:sz="2" w:space="0" w:color="D9D9D9"/>
-              <w:right w:val="single" w:sz="2" w:space="0" w:color="D9D9D9"/>
+              <w:top w:val="single" w:color="D9D9D9" w:sz="2" w:space="0"/>
+              <w:left w:val="single" w:color="D9D9D9" w:sz="2" w:space="0"/>
+              <w:bottom w:val="single" w:color="D9D9D9" w:sz="2" w:space="0"/>
+              <w:right w:val="single" w:color="D9D9D9" w:sz="2" w:space="0"/>
             </w:tcBorders>
             <w:shd w:val="clear" w:color="auto" w:fill="FFFFFF"/>
             <w:tcMar>
@@ -3804,10 +3818,10 @@
           <w:tcPr>
             <w:tcW w:w="2200" w:type="dxa"/>
             <w:tcBorders>
-              <w:top w:val="single" w:sz="2" w:space="0" w:color="D9D9D9"/>
-              <w:left w:val="single" w:sz="2" w:space="0" w:color="D9D9D9"/>
-              <w:bottom w:val="single" w:sz="2" w:space="0" w:color="D9D9D9"/>
-              <w:right w:val="single" w:sz="2" w:space="0" w:color="D9D9D9"/>
+              <w:top w:val="single" w:color="D9D9D9" w:sz="2" w:space="0"/>
+              <w:left w:val="single" w:color="D9D9D9" w:sz="2" w:space="0"/>
+              <w:bottom w:val="single" w:color="D9D9D9" w:sz="2" w:space="0"/>
+              <w:right w:val="single" w:color="D9D9D9" w:sz="2" w:space="0"/>
             </w:tcBorders>
             <w:shd w:val="clear" w:color="auto" w:fill="FFFFFF"/>
             <w:tcMar>
@@ -3833,10 +3847,10 @@
           <w:tcPr>
             <w:tcW w:w="3040" w:type="dxa"/>
             <w:tcBorders>
-              <w:top w:val="single" w:sz="2" w:space="0" w:color="D9D9D9"/>
-              <w:left w:val="single" w:sz="2" w:space="0" w:color="D9D9D9"/>
-              <w:bottom w:val="single" w:sz="2" w:space="0" w:color="D9D9D9"/>
-              <w:right w:val="single" w:sz="2" w:space="0" w:color="D9D9D9"/>
+              <w:top w:val="single" w:color="D9D9D9" w:sz="2" w:space="0"/>
+              <w:left w:val="single" w:color="D9D9D9" w:sz="2" w:space="0"/>
+              <w:bottom w:val="single" w:color="D9D9D9" w:sz="2" w:space="0"/>
+              <w:right w:val="single" w:color="D9D9D9" w:sz="2" w:space="0"/>
             </w:tcBorders>
             <w:shd w:val="clear" w:color="auto" w:fill="FFFFFF"/>
             <w:tcMar>
@@ -3862,10 +3876,10 @@
           <w:tcPr>
             <w:tcW w:w="1400" w:type="dxa"/>
             <w:tcBorders>
-              <w:top w:val="single" w:sz="2" w:space="0" w:color="D9D9D9"/>
-              <w:left w:val="single" w:sz="2" w:space="0" w:color="D9D9D9"/>
-              <w:bottom w:val="single" w:sz="2" w:space="0" w:color="D9D9D9"/>
-              <w:right w:val="single" w:sz="2" w:space="0" w:color="D9D9D9"/>
+              <w:top w:val="single" w:color="D9D9D9" w:sz="2" w:space="0"/>
+              <w:left w:val="single" w:color="D9D9D9" w:sz="2" w:space="0"/>
+              <w:bottom w:val="single" w:color="D9D9D9" w:sz="2" w:space="0"/>
+              <w:right w:val="single" w:color="D9D9D9" w:sz="2" w:space="0"/>
             </w:tcBorders>
             <w:shd w:val="clear" w:color="auto" w:fill="FFFFFF"/>
             <w:tcMar>
@@ -3891,10 +3905,10 @@
           <w:tcPr>
             <w:tcW w:w="1800" w:type="dxa"/>
             <w:tcBorders>
-              <w:top w:val="single" w:sz="2" w:space="0" w:color="D9D9D9"/>
-              <w:left w:val="single" w:sz="2" w:space="0" w:color="D9D9D9"/>
-              <w:bottom w:val="single" w:sz="2" w:space="0" w:color="D9D9D9"/>
-              <w:right w:val="single" w:sz="2" w:space="0" w:color="D9D9D9"/>
+              <w:top w:val="single" w:color="D9D9D9" w:sz="2" w:space="0"/>
+              <w:left w:val="single" w:color="D9D9D9" w:sz="2" w:space="0"/>
+              <w:bottom w:val="single" w:color="D9D9D9" w:sz="2" w:space="0"/>
+              <w:right w:val="single" w:color="D9D9D9" w:sz="2" w:space="0"/>
             </w:tcBorders>
             <w:shd w:val="clear" w:color="auto" w:fill="FFFFFF"/>
             <w:tcMar>
@@ -3925,10 +3939,10 @@
           <w:tcPr>
             <w:tcW w:w="1800" w:type="dxa"/>
             <w:tcBorders>
-              <w:top w:val="single" w:sz="2" w:space="0" w:color="D9D9D9"/>
-              <w:left w:val="single" w:sz="2" w:space="0" w:color="D9D9D9"/>
-              <w:bottom w:val="single" w:sz="2" w:space="0" w:color="D9D9D9"/>
-              <w:right w:val="single" w:sz="2" w:space="0" w:color="D9D9D9"/>
+              <w:top w:val="single" w:color="D9D9D9" w:sz="2" w:space="0"/>
+              <w:left w:val="single" w:color="D9D9D9" w:sz="2" w:space="0"/>
+              <w:bottom w:val="single" w:color="D9D9D9" w:sz="2" w:space="0"/>
+              <w:right w:val="single" w:color="D9D9D9" w:sz="2" w:space="0"/>
             </w:tcBorders>
             <w:shd w:val="clear" w:color="auto" w:fill="F5F8FB"/>
             <w:tcMar>
@@ -3954,10 +3968,10 @@
           <w:tcPr>
             <w:tcW w:w="2200" w:type="dxa"/>
             <w:tcBorders>
-              <w:top w:val="single" w:sz="2" w:space="0" w:color="D9D9D9"/>
-              <w:left w:val="single" w:sz="2" w:space="0" w:color="D9D9D9"/>
-              <w:bottom w:val="single" w:sz="2" w:space="0" w:color="D9D9D9"/>
-              <w:right w:val="single" w:sz="2" w:space="0" w:color="D9D9D9"/>
+              <w:top w:val="single" w:color="D9D9D9" w:sz="2" w:space="0"/>
+              <w:left w:val="single" w:color="D9D9D9" w:sz="2" w:space="0"/>
+              <w:bottom w:val="single" w:color="D9D9D9" w:sz="2" w:space="0"/>
+              <w:right w:val="single" w:color="D9D9D9" w:sz="2" w:space="0"/>
             </w:tcBorders>
             <w:shd w:val="clear" w:color="auto" w:fill="F5F8FB"/>
             <w:tcMar>
@@ -3983,10 +3997,10 @@
           <w:tcPr>
             <w:tcW w:w="3040" w:type="dxa"/>
             <w:tcBorders>
-              <w:top w:val="single" w:sz="2" w:space="0" w:color="D9D9D9"/>
-              <w:left w:val="single" w:sz="2" w:space="0" w:color="D9D9D9"/>
-              <w:bottom w:val="single" w:sz="2" w:space="0" w:color="D9D9D9"/>
-              <w:right w:val="single" w:sz="2" w:space="0" w:color="D9D9D9"/>
+              <w:top w:val="single" w:color="D9D9D9" w:sz="2" w:space="0"/>
+              <w:left w:val="single" w:color="D9D9D9" w:sz="2" w:space="0"/>
+              <w:bottom w:val="single" w:color="D9D9D9" w:sz="2" w:space="0"/>
+              <w:right w:val="single" w:color="D9D9D9" w:sz="2" w:space="0"/>
             </w:tcBorders>
             <w:shd w:val="clear" w:color="auto" w:fill="F5F8FB"/>
             <w:tcMar>
@@ -4012,10 +4026,10 @@
           <w:tcPr>
             <w:tcW w:w="1400" w:type="dxa"/>
             <w:tcBorders>
-              <w:top w:val="single" w:sz="2" w:space="0" w:color="D9D9D9"/>
-              <w:left w:val="single" w:sz="2" w:space="0" w:color="D9D9D9"/>
-              <w:bottom w:val="single" w:sz="2" w:space="0" w:color="D9D9D9"/>
-              <w:right w:val="single" w:sz="2" w:space="0" w:color="D9D9D9"/>
+              <w:top w:val="single" w:color="D9D9D9" w:sz="2" w:space="0"/>
+              <w:left w:val="single" w:color="D9D9D9" w:sz="2" w:space="0"/>
+              <w:bottom w:val="single" w:color="D9D9D9" w:sz="2" w:space="0"/>
+              <w:right w:val="single" w:color="D9D9D9" w:sz="2" w:space="0"/>
             </w:tcBorders>
             <w:shd w:val="clear" w:color="auto" w:fill="F5F8FB"/>
             <w:tcMar>
@@ -4041,10 +4055,10 @@
           <w:tcPr>
             <w:tcW w:w="1800" w:type="dxa"/>
             <w:tcBorders>
-              <w:top w:val="single" w:sz="2" w:space="0" w:color="D9D9D9"/>
-              <w:left w:val="single" w:sz="2" w:space="0" w:color="D9D9D9"/>
-              <w:bottom w:val="single" w:sz="2" w:space="0" w:color="D9D9D9"/>
-              <w:right w:val="single" w:sz="2" w:space="0" w:color="D9D9D9"/>
+              <w:top w:val="single" w:color="D9D9D9" w:sz="2" w:space="0"/>
+              <w:left w:val="single" w:color="D9D9D9" w:sz="2" w:space="0"/>
+              <w:bottom w:val="single" w:color="D9D9D9" w:sz="2" w:space="0"/>
+              <w:right w:val="single" w:color="D9D9D9" w:sz="2" w:space="0"/>
             </w:tcBorders>
             <w:shd w:val="clear" w:color="auto" w:fill="F5F8FB"/>
             <w:tcMar>
@@ -4075,10 +4089,10 @@
           <w:tcPr>
             <w:tcW w:w="1800" w:type="dxa"/>
             <w:tcBorders>
-              <w:top w:val="single" w:sz="2" w:space="0" w:color="D9D9D9"/>
-              <w:left w:val="single" w:sz="2" w:space="0" w:color="D9D9D9"/>
-              <w:bottom w:val="single" w:sz="2" w:space="0" w:color="D9D9D9"/>
-              <w:right w:val="single" w:sz="2" w:space="0" w:color="D9D9D9"/>
+              <w:top w:val="single" w:color="D9D9D9" w:sz="2" w:space="0"/>
+              <w:left w:val="single" w:color="D9D9D9" w:sz="2" w:space="0"/>
+              <w:bottom w:val="single" w:color="D9D9D9" w:sz="2" w:space="0"/>
+              <w:right w:val="single" w:color="D9D9D9" w:sz="2" w:space="0"/>
             </w:tcBorders>
             <w:shd w:val="clear" w:color="auto" w:fill="FFFFFF"/>
             <w:tcMar>
@@ -4104,10 +4118,10 @@
           <w:tcPr>
             <w:tcW w:w="2200" w:type="dxa"/>
             <w:tcBorders>
-              <w:top w:val="single" w:sz="2" w:space="0" w:color="D9D9D9"/>
-              <w:left w:val="single" w:sz="2" w:space="0" w:color="D9D9D9"/>
-              <w:bottom w:val="single" w:sz="2" w:space="0" w:color="D9D9D9"/>
-              <w:right w:val="single" w:sz="2" w:space="0" w:color="D9D9D9"/>
+              <w:top w:val="single" w:color="D9D9D9" w:sz="2" w:space="0"/>
+              <w:left w:val="single" w:color="D9D9D9" w:sz="2" w:space="0"/>
+              <w:bottom w:val="single" w:color="D9D9D9" w:sz="2" w:space="0"/>
+              <w:right w:val="single" w:color="D9D9D9" w:sz="2" w:space="0"/>
             </w:tcBorders>
             <w:shd w:val="clear" w:color="auto" w:fill="FFFFFF"/>
             <w:tcMar>
@@ -4133,10 +4147,10 @@
           <w:tcPr>
             <w:tcW w:w="3040" w:type="dxa"/>
             <w:tcBorders>
-              <w:top w:val="single" w:sz="2" w:space="0" w:color="D9D9D9"/>
-              <w:left w:val="single" w:sz="2" w:space="0" w:color="D9D9D9"/>
-              <w:bottom w:val="single" w:sz="2" w:space="0" w:color="D9D9D9"/>
-              <w:right w:val="single" w:sz="2" w:space="0" w:color="D9D9D9"/>
+              <w:top w:val="single" w:color="D9D9D9" w:sz="2" w:space="0"/>
+              <w:left w:val="single" w:color="D9D9D9" w:sz="2" w:space="0"/>
+              <w:bottom w:val="single" w:color="D9D9D9" w:sz="2" w:space="0"/>
+              <w:right w:val="single" w:color="D9D9D9" w:sz="2" w:space="0"/>
             </w:tcBorders>
             <w:shd w:val="clear" w:color="auto" w:fill="FFFFFF"/>
             <w:tcMar>
@@ -4162,10 +4176,10 @@
           <w:tcPr>
             <w:tcW w:w="1400" w:type="dxa"/>
             <w:tcBorders>
-              <w:top w:val="single" w:sz="2" w:space="0" w:color="D9D9D9"/>
-              <w:left w:val="single" w:sz="2" w:space="0" w:color="D9D9D9"/>
-              <w:bottom w:val="single" w:sz="2" w:space="0" w:color="D9D9D9"/>
-              <w:right w:val="single" w:sz="2" w:space="0" w:color="D9D9D9"/>
+              <w:top w:val="single" w:color="D9D9D9" w:sz="2" w:space="0"/>
+              <w:left w:val="single" w:color="D9D9D9" w:sz="2" w:space="0"/>
+              <w:bottom w:val="single" w:color="D9D9D9" w:sz="2" w:space="0"/>
+              <w:right w:val="single" w:color="D9D9D9" w:sz="2" w:space="0"/>
             </w:tcBorders>
             <w:shd w:val="clear" w:color="auto" w:fill="FFFFFF"/>
             <w:tcMar>
@@ -4191,10 +4205,10 @@
           <w:tcPr>
             <w:tcW w:w="1800" w:type="dxa"/>
             <w:tcBorders>
-              <w:top w:val="single" w:sz="2" w:space="0" w:color="D9D9D9"/>
-              <w:left w:val="single" w:sz="2" w:space="0" w:color="D9D9D9"/>
-              <w:bottom w:val="single" w:sz="2" w:space="0" w:color="D9D9D9"/>
-              <w:right w:val="single" w:sz="2" w:space="0" w:color="D9D9D9"/>
+              <w:top w:val="single" w:color="D9D9D9" w:sz="2" w:space="0"/>
+              <w:left w:val="single" w:color="D9D9D9" w:sz="2" w:space="0"/>
+              <w:bottom w:val="single" w:color="D9D9D9" w:sz="2" w:space="0"/>
+              <w:right w:val="single" w:color="D9D9D9" w:sz="2" w:space="0"/>
             </w:tcBorders>
             <w:shd w:val="clear" w:color="auto" w:fill="FFFFFF"/>
             <w:tcMar>
@@ -4234,12 +4248,12 @@
       <w:tblPr>
         <w:tblW w:w="10240" w:type="dxa"/>
         <w:tblBorders>
-          <w:top w:val="single" w:sz="4" w:space="0" w:color="auto"/>
-          <w:left w:val="single" w:sz="4" w:space="0" w:color="auto"/>
-          <w:bottom w:val="single" w:sz="4" w:space="0" w:color="auto"/>
-          <w:right w:val="single" w:sz="4" w:space="0" w:color="auto"/>
-          <w:insideH w:val="single" w:sz="4" w:space="0" w:color="auto"/>
-          <w:insideV w:val="single" w:sz="4" w:space="0" w:color="auto"/>
+          <w:top w:val="single" w:color="auto" w:sz="4" w:space="0"/>
+          <w:left w:val="single" w:color="auto" w:sz="4" w:space="0"/>
+          <w:bottom w:val="single" w:color="auto" w:sz="4" w:space="0"/>
+          <w:right w:val="single" w:color="auto" w:sz="4" w:space="0"/>
+          <w:insideH w:val="single" w:color="auto" w:sz="4" w:space="0"/>
+          <w:insideV w:val="single" w:color="auto" w:sz="4" w:space="0"/>
         </w:tblBorders>
         <w:tblCellMar>
           <w:left w:w="10" w:type="dxa"/>
@@ -4258,10 +4272,10 @@
           <w:tcPr>
             <w:tcW w:w="10240" w:type="dxa"/>
             <w:tcBorders>
-              <w:top w:val="single" w:sz="4" w:space="0" w:color="2E75B6"/>
-              <w:left w:val="single" w:sz="4" w:space="0" w:color="2E75B6"/>
-              <w:bottom w:val="single" w:sz="4" w:space="0" w:color="2E75B6"/>
-              <w:right w:val="single" w:sz="4" w:space="0" w:color="2E75B6"/>
+              <w:top w:val="single" w:color="2E75B6" w:sz="4" w:space="0"/>
+              <w:left w:val="single" w:color="2E75B6" w:sz="4" w:space="0"/>
+              <w:bottom w:val="single" w:color="2E75B6" w:sz="4" w:space="0"/>
+              <w:right w:val="single" w:color="2E75B6" w:sz="4" w:space="0"/>
             </w:tcBorders>
             <w:shd w:val="clear" w:color="auto" w:fill="EAF1F8"/>
             <w:tcMar>
@@ -4275,7 +4289,7 @@
           <w:p>
             <w:r>
               <w:rPr>
-                <w:rFonts w:ascii="Consolas" w:eastAsia="Consolas" w:hAnsi="Consolas" w:cs="Consolas"/>
+                <w:rFonts w:ascii="Consolas" w:hAnsi="Consolas" w:eastAsia="Consolas" w:cs="Consolas"/>
               </w:rPr>
               <w:t>Forecast Produced -&gt; Drift Calculated -&gt; Threshold Evaluated -&gt; Drift Event -&gt; SQL Table -&gt; Power BI / Grafana -&gt; Monitoring -&gt; Planning</w:t>
             </w:r>
@@ -4357,12 +4371,12 @@
       <w:tblPr>
         <w:tblW w:w="10240" w:type="dxa"/>
         <w:tblBorders>
-          <w:top w:val="single" w:sz="4" w:space="0" w:color="auto"/>
-          <w:left w:val="single" w:sz="4" w:space="0" w:color="auto"/>
-          <w:bottom w:val="single" w:sz="4" w:space="0" w:color="auto"/>
-          <w:right w:val="single" w:sz="4" w:space="0" w:color="auto"/>
-          <w:insideH w:val="single" w:sz="4" w:space="0" w:color="auto"/>
-          <w:insideV w:val="single" w:sz="4" w:space="0" w:color="auto"/>
+          <w:top w:val="single" w:color="auto" w:sz="4" w:space="0"/>
+          <w:left w:val="single" w:color="auto" w:sz="4" w:space="0"/>
+          <w:bottom w:val="single" w:color="auto" w:sz="4" w:space="0"/>
+          <w:right w:val="single" w:color="auto" w:sz="4" w:space="0"/>
+          <w:insideH w:val="single" w:color="auto" w:sz="4" w:space="0"/>
+          <w:insideV w:val="single" w:color="auto" w:sz="4" w:space="0"/>
         </w:tblBorders>
         <w:tblCellMar>
           <w:left w:w="10" w:type="dxa"/>
@@ -4381,10 +4395,10 @@
           <w:tcPr>
             <w:tcW w:w="10240" w:type="dxa"/>
             <w:tcBorders>
-              <w:top w:val="single" w:sz="4" w:space="0" w:color="2E75B6"/>
-              <w:left w:val="single" w:sz="4" w:space="0" w:color="2E75B6"/>
-              <w:bottom w:val="single" w:sz="4" w:space="0" w:color="2E75B6"/>
-              <w:right w:val="single" w:sz="4" w:space="0" w:color="2E75B6"/>
+              <w:top w:val="single" w:color="2E75B6" w:sz="4" w:space="0"/>
+              <w:left w:val="single" w:color="2E75B6" w:sz="4" w:space="0"/>
+              <w:bottom w:val="single" w:color="2E75B6" w:sz="4" w:space="0"/>
+              <w:right w:val="single" w:color="2E75B6" w:sz="4" w:space="0"/>
             </w:tcBorders>
             <w:shd w:val="clear" w:color="auto" w:fill="EAF1F8"/>
             <w:tcMar>
@@ -4421,12 +4435,12 @@
       <w:tblPr>
         <w:tblW w:w="10240" w:type="dxa"/>
         <w:tblBorders>
-          <w:top w:val="single" w:sz="4" w:space="0" w:color="auto"/>
-          <w:left w:val="single" w:sz="4" w:space="0" w:color="auto"/>
-          <w:bottom w:val="single" w:sz="4" w:space="0" w:color="auto"/>
-          <w:right w:val="single" w:sz="4" w:space="0" w:color="auto"/>
-          <w:insideH w:val="single" w:sz="4" w:space="0" w:color="auto"/>
-          <w:insideV w:val="single" w:sz="4" w:space="0" w:color="auto"/>
+          <w:top w:val="single" w:color="auto" w:sz="4" w:space="0"/>
+          <w:left w:val="single" w:color="auto" w:sz="4" w:space="0"/>
+          <w:bottom w:val="single" w:color="auto" w:sz="4" w:space="0"/>
+          <w:right w:val="single" w:color="auto" w:sz="4" w:space="0"/>
+          <w:insideH w:val="single" w:color="auto" w:sz="4" w:space="0"/>
+          <w:insideV w:val="single" w:color="auto" w:sz="4" w:space="0"/>
         </w:tblBorders>
         <w:tblCellMar>
           <w:left w:w="10" w:type="dxa"/>
@@ -4447,10 +4461,10 @@
           <w:tcPr>
             <w:tcW w:w="5120" w:type="dxa"/>
             <w:tcBorders>
-              <w:top w:val="single" w:sz="2" w:space="0" w:color="D9D9D9"/>
-              <w:left w:val="single" w:sz="2" w:space="0" w:color="D9D9D9"/>
-              <w:bottom w:val="single" w:sz="2" w:space="0" w:color="D9D9D9"/>
-              <w:right w:val="single" w:sz="2" w:space="0" w:color="D9D9D9"/>
+              <w:top w:val="single" w:color="D9D9D9" w:sz="2" w:space="0"/>
+              <w:left w:val="single" w:color="D9D9D9" w:sz="2" w:space="0"/>
+              <w:bottom w:val="single" w:color="D9D9D9" w:sz="2" w:space="0"/>
+              <w:right w:val="single" w:color="D9D9D9" w:sz="2" w:space="0"/>
             </w:tcBorders>
             <w:shd w:val="clear" w:color="auto" w:fill="1F3864"/>
             <w:tcMar>
@@ -4479,10 +4493,10 @@
           <w:tcPr>
             <w:tcW w:w="5120" w:type="dxa"/>
             <w:tcBorders>
-              <w:top w:val="single" w:sz="2" w:space="0" w:color="D9D9D9"/>
-              <w:left w:val="single" w:sz="2" w:space="0" w:color="D9D9D9"/>
-              <w:bottom w:val="single" w:sz="2" w:space="0" w:color="D9D9D9"/>
-              <w:right w:val="single" w:sz="2" w:space="0" w:color="D9D9D9"/>
+              <w:top w:val="single" w:color="D9D9D9" w:sz="2" w:space="0"/>
+              <w:left w:val="single" w:color="D9D9D9" w:sz="2" w:space="0"/>
+              <w:bottom w:val="single" w:color="D9D9D9" w:sz="2" w:space="0"/>
+              <w:right w:val="single" w:color="D9D9D9" w:sz="2" w:space="0"/>
             </w:tcBorders>
             <w:shd w:val="clear" w:color="auto" w:fill="1F3864"/>
             <w:tcMar>
@@ -4516,10 +4530,10 @@
           <w:tcPr>
             <w:tcW w:w="5120" w:type="dxa"/>
             <w:tcBorders>
-              <w:top w:val="single" w:sz="2" w:space="0" w:color="D9D9D9"/>
-              <w:left w:val="single" w:sz="2" w:space="0" w:color="D9D9D9"/>
-              <w:bottom w:val="single" w:sz="2" w:space="0" w:color="D9D9D9"/>
-              <w:right w:val="single" w:sz="2" w:space="0" w:color="D9D9D9"/>
+              <w:top w:val="single" w:color="D9D9D9" w:sz="2" w:space="0"/>
+              <w:left w:val="single" w:color="D9D9D9" w:sz="2" w:space="0"/>
+              <w:bottom w:val="single" w:color="D9D9D9" w:sz="2" w:space="0"/>
+              <w:right w:val="single" w:color="D9D9D9" w:sz="2" w:space="0"/>
             </w:tcBorders>
             <w:shd w:val="clear" w:color="auto" w:fill="FFFFFF"/>
             <w:tcMar>
@@ -4545,10 +4559,10 @@
           <w:tcPr>
             <w:tcW w:w="5120" w:type="dxa"/>
             <w:tcBorders>
-              <w:top w:val="single" w:sz="2" w:space="0" w:color="D9D9D9"/>
-              <w:left w:val="single" w:sz="2" w:space="0" w:color="D9D9D9"/>
-              <w:bottom w:val="single" w:sz="2" w:space="0" w:color="D9D9D9"/>
-              <w:right w:val="single" w:sz="2" w:space="0" w:color="D9D9D9"/>
+              <w:top w:val="single" w:color="D9D9D9" w:sz="2" w:space="0"/>
+              <w:left w:val="single" w:color="D9D9D9" w:sz="2" w:space="0"/>
+              <w:bottom w:val="single" w:color="D9D9D9" w:sz="2" w:space="0"/>
+              <w:right w:val="single" w:color="D9D9D9" w:sz="2" w:space="0"/>
             </w:tcBorders>
             <w:shd w:val="clear" w:color="auto" w:fill="FFFFFF"/>
             <w:tcMar>
@@ -4579,10 +4593,10 @@
           <w:tcPr>
             <w:tcW w:w="5120" w:type="dxa"/>
             <w:tcBorders>
-              <w:top w:val="single" w:sz="2" w:space="0" w:color="D9D9D9"/>
-              <w:left w:val="single" w:sz="2" w:space="0" w:color="D9D9D9"/>
-              <w:bottom w:val="single" w:sz="2" w:space="0" w:color="D9D9D9"/>
-              <w:right w:val="single" w:sz="2" w:space="0" w:color="D9D9D9"/>
+              <w:top w:val="single" w:color="D9D9D9" w:sz="2" w:space="0"/>
+              <w:left w:val="single" w:color="D9D9D9" w:sz="2" w:space="0"/>
+              <w:bottom w:val="single" w:color="D9D9D9" w:sz="2" w:space="0"/>
+              <w:right w:val="single" w:color="D9D9D9" w:sz="2" w:space="0"/>
             </w:tcBorders>
             <w:shd w:val="clear" w:color="auto" w:fill="F5F8FB"/>
             <w:tcMar>
@@ -4608,10 +4622,10 @@
           <w:tcPr>
             <w:tcW w:w="5120" w:type="dxa"/>
             <w:tcBorders>
-              <w:top w:val="single" w:sz="2" w:space="0" w:color="D9D9D9"/>
-              <w:left w:val="single" w:sz="2" w:space="0" w:color="D9D9D9"/>
-              <w:bottom w:val="single" w:sz="2" w:space="0" w:color="D9D9D9"/>
-              <w:right w:val="single" w:sz="2" w:space="0" w:color="D9D9D9"/>
+              <w:top w:val="single" w:color="D9D9D9" w:sz="2" w:space="0"/>
+              <w:left w:val="single" w:color="D9D9D9" w:sz="2" w:space="0"/>
+              <w:bottom w:val="single" w:color="D9D9D9" w:sz="2" w:space="0"/>
+              <w:right w:val="single" w:color="D9D9D9" w:sz="2" w:space="0"/>
             </w:tcBorders>
             <w:shd w:val="clear" w:color="auto" w:fill="F5F8FB"/>
             <w:tcMar>
@@ -4642,10 +4656,10 @@
           <w:tcPr>
             <w:tcW w:w="5120" w:type="dxa"/>
             <w:tcBorders>
-              <w:top w:val="single" w:sz="2" w:space="0" w:color="D9D9D9"/>
-              <w:left w:val="single" w:sz="2" w:space="0" w:color="D9D9D9"/>
-              <w:bottom w:val="single" w:sz="2" w:space="0" w:color="D9D9D9"/>
-              <w:right w:val="single" w:sz="2" w:space="0" w:color="D9D9D9"/>
+              <w:top w:val="single" w:color="D9D9D9" w:sz="2" w:space="0"/>
+              <w:left w:val="single" w:color="D9D9D9" w:sz="2" w:space="0"/>
+              <w:bottom w:val="single" w:color="D9D9D9" w:sz="2" w:space="0"/>
+              <w:right w:val="single" w:color="D9D9D9" w:sz="2" w:space="0"/>
             </w:tcBorders>
             <w:shd w:val="clear" w:color="auto" w:fill="FFFFFF"/>
             <w:tcMar>
@@ -4671,10 +4685,10 @@
           <w:tcPr>
             <w:tcW w:w="5120" w:type="dxa"/>
             <w:tcBorders>
-              <w:top w:val="single" w:sz="2" w:space="0" w:color="D9D9D9"/>
-              <w:left w:val="single" w:sz="2" w:space="0" w:color="D9D9D9"/>
-              <w:bottom w:val="single" w:sz="2" w:space="0" w:color="D9D9D9"/>
-              <w:right w:val="single" w:sz="2" w:space="0" w:color="D9D9D9"/>
+              <w:top w:val="single" w:color="D9D9D9" w:sz="2" w:space="0"/>
+              <w:left w:val="single" w:color="D9D9D9" w:sz="2" w:space="0"/>
+              <w:bottom w:val="single" w:color="D9D9D9" w:sz="2" w:space="0"/>
+              <w:right w:val="single" w:color="D9D9D9" w:sz="2" w:space="0"/>
             </w:tcBorders>
             <w:shd w:val="clear" w:color="auto" w:fill="FFFFFF"/>
             <w:tcMar>
@@ -4705,10 +4719,10 @@
           <w:tcPr>
             <w:tcW w:w="5120" w:type="dxa"/>
             <w:tcBorders>
-              <w:top w:val="single" w:sz="2" w:space="0" w:color="D9D9D9"/>
-              <w:left w:val="single" w:sz="2" w:space="0" w:color="D9D9D9"/>
-              <w:bottom w:val="single" w:sz="2" w:space="0" w:color="D9D9D9"/>
-              <w:right w:val="single" w:sz="2" w:space="0" w:color="D9D9D9"/>
+              <w:top w:val="single" w:color="D9D9D9" w:sz="2" w:space="0"/>
+              <w:left w:val="single" w:color="D9D9D9" w:sz="2" w:space="0"/>
+              <w:bottom w:val="single" w:color="D9D9D9" w:sz="2" w:space="0"/>
+              <w:right w:val="single" w:color="D9D9D9" w:sz="2" w:space="0"/>
             </w:tcBorders>
             <w:shd w:val="clear" w:color="auto" w:fill="F5F8FB"/>
             <w:tcMar>
@@ -4734,10 +4748,10 @@
           <w:tcPr>
             <w:tcW w:w="5120" w:type="dxa"/>
             <w:tcBorders>
-              <w:top w:val="single" w:sz="2" w:space="0" w:color="D9D9D9"/>
-              <w:left w:val="single" w:sz="2" w:space="0" w:color="D9D9D9"/>
-              <w:bottom w:val="single" w:sz="2" w:space="0" w:color="D9D9D9"/>
-              <w:right w:val="single" w:sz="2" w:space="0" w:color="D9D9D9"/>
+              <w:top w:val="single" w:color="D9D9D9" w:sz="2" w:space="0"/>
+              <w:left w:val="single" w:color="D9D9D9" w:sz="2" w:space="0"/>
+              <w:bottom w:val="single" w:color="D9D9D9" w:sz="2" w:space="0"/>
+              <w:right w:val="single" w:color="D9D9D9" w:sz="2" w:space="0"/>
             </w:tcBorders>
             <w:shd w:val="clear" w:color="auto" w:fill="F5F8FB"/>
             <w:tcMar>
@@ -4768,10 +4782,10 @@
           <w:tcPr>
             <w:tcW w:w="5120" w:type="dxa"/>
             <w:tcBorders>
-              <w:top w:val="single" w:sz="2" w:space="0" w:color="D9D9D9"/>
-              <w:left w:val="single" w:sz="2" w:space="0" w:color="D9D9D9"/>
-              <w:bottom w:val="single" w:sz="2" w:space="0" w:color="D9D9D9"/>
-              <w:right w:val="single" w:sz="2" w:space="0" w:color="D9D9D9"/>
+              <w:top w:val="single" w:color="D9D9D9" w:sz="2" w:space="0"/>
+              <w:left w:val="single" w:color="D9D9D9" w:sz="2" w:space="0"/>
+              <w:bottom w:val="single" w:color="D9D9D9" w:sz="2" w:space="0"/>
+              <w:right w:val="single" w:color="D9D9D9" w:sz="2" w:space="0"/>
             </w:tcBorders>
             <w:shd w:val="clear" w:color="auto" w:fill="FFFFFF"/>
             <w:tcMar>
@@ -4797,10 +4811,10 @@
           <w:tcPr>
             <w:tcW w:w="5120" w:type="dxa"/>
             <w:tcBorders>
-              <w:top w:val="single" w:sz="2" w:space="0" w:color="D9D9D9"/>
-              <w:left w:val="single" w:sz="2" w:space="0" w:color="D9D9D9"/>
-              <w:bottom w:val="single" w:sz="2" w:space="0" w:color="D9D9D9"/>
-              <w:right w:val="single" w:sz="2" w:space="0" w:color="D9D9D9"/>
+              <w:top w:val="single" w:color="D9D9D9" w:sz="2" w:space="0"/>
+              <w:left w:val="single" w:color="D9D9D9" w:sz="2" w:space="0"/>
+              <w:bottom w:val="single" w:color="D9D9D9" w:sz="2" w:space="0"/>
+              <w:right w:val="single" w:color="D9D9D9" w:sz="2" w:space="0"/>
             </w:tcBorders>
             <w:shd w:val="clear" w:color="auto" w:fill="FFFFFF"/>
             <w:tcMar>
@@ -4840,12 +4854,12 @@
       <w:tblPr>
         <w:tblW w:w="10240" w:type="dxa"/>
         <w:tblBorders>
-          <w:top w:val="single" w:sz="4" w:space="0" w:color="auto"/>
-          <w:left w:val="single" w:sz="4" w:space="0" w:color="auto"/>
-          <w:bottom w:val="single" w:sz="4" w:space="0" w:color="auto"/>
-          <w:right w:val="single" w:sz="4" w:space="0" w:color="auto"/>
-          <w:insideH w:val="single" w:sz="4" w:space="0" w:color="auto"/>
-          <w:insideV w:val="single" w:sz="4" w:space="0" w:color="auto"/>
+          <w:top w:val="single" w:color="auto" w:sz="4" w:space="0"/>
+          <w:left w:val="single" w:color="auto" w:sz="4" w:space="0"/>
+          <w:bottom w:val="single" w:color="auto" w:sz="4" w:space="0"/>
+          <w:right w:val="single" w:color="auto" w:sz="4" w:space="0"/>
+          <w:insideH w:val="single" w:color="auto" w:sz="4" w:space="0"/>
+          <w:insideV w:val="single" w:color="auto" w:sz="4" w:space="0"/>
         </w:tblBorders>
         <w:tblCellMar>
           <w:left w:w="10" w:type="dxa"/>
@@ -4866,10 +4880,10 @@
           <w:tcPr>
             <w:tcW w:w="2400" w:type="dxa"/>
             <w:tcBorders>
-              <w:top w:val="single" w:sz="2" w:space="0" w:color="D9D9D9"/>
-              <w:left w:val="single" w:sz="2" w:space="0" w:color="D9D9D9"/>
-              <w:bottom w:val="single" w:sz="2" w:space="0" w:color="D9D9D9"/>
-              <w:right w:val="single" w:sz="2" w:space="0" w:color="D9D9D9"/>
+              <w:top w:val="single" w:color="D9D9D9" w:sz="2" w:space="0"/>
+              <w:left w:val="single" w:color="D9D9D9" w:sz="2" w:space="0"/>
+              <w:bottom w:val="single" w:color="D9D9D9" w:sz="2" w:space="0"/>
+              <w:right w:val="single" w:color="D9D9D9" w:sz="2" w:space="0"/>
             </w:tcBorders>
             <w:shd w:val="clear" w:color="auto" w:fill="1F3864"/>
             <w:tcMar>
@@ -4898,10 +4912,10 @@
           <w:tcPr>
             <w:tcW w:w="7840" w:type="dxa"/>
             <w:tcBorders>
-              <w:top w:val="single" w:sz="2" w:space="0" w:color="D9D9D9"/>
-              <w:left w:val="single" w:sz="2" w:space="0" w:color="D9D9D9"/>
-              <w:bottom w:val="single" w:sz="2" w:space="0" w:color="D9D9D9"/>
-              <w:right w:val="single" w:sz="2" w:space="0" w:color="D9D9D9"/>
+              <w:top w:val="single" w:color="D9D9D9" w:sz="2" w:space="0"/>
+              <w:left w:val="single" w:color="D9D9D9" w:sz="2" w:space="0"/>
+              <w:bottom w:val="single" w:color="D9D9D9" w:sz="2" w:space="0"/>
+              <w:right w:val="single" w:color="D9D9D9" w:sz="2" w:space="0"/>
             </w:tcBorders>
             <w:shd w:val="clear" w:color="auto" w:fill="1F3864"/>
             <w:tcMar>
@@ -4935,10 +4949,10 @@
           <w:tcPr>
             <w:tcW w:w="2400" w:type="dxa"/>
             <w:tcBorders>
-              <w:top w:val="single" w:sz="2" w:space="0" w:color="D9D9D9"/>
-              <w:left w:val="single" w:sz="2" w:space="0" w:color="D9D9D9"/>
-              <w:bottom w:val="single" w:sz="2" w:space="0" w:color="D9D9D9"/>
-              <w:right w:val="single" w:sz="2" w:space="0" w:color="D9D9D9"/>
+              <w:top w:val="single" w:color="D9D9D9" w:sz="2" w:space="0"/>
+              <w:left w:val="single" w:color="D9D9D9" w:sz="2" w:space="0"/>
+              <w:bottom w:val="single" w:color="D9D9D9" w:sz="2" w:space="0"/>
+              <w:right w:val="single" w:color="D9D9D9" w:sz="2" w:space="0"/>
             </w:tcBorders>
             <w:shd w:val="clear" w:color="auto" w:fill="FFFFFF"/>
             <w:tcMar>
@@ -4964,10 +4978,10 @@
           <w:tcPr>
             <w:tcW w:w="7840" w:type="dxa"/>
             <w:tcBorders>
-              <w:top w:val="single" w:sz="2" w:space="0" w:color="D9D9D9"/>
-              <w:left w:val="single" w:sz="2" w:space="0" w:color="D9D9D9"/>
-              <w:bottom w:val="single" w:sz="2" w:space="0" w:color="D9D9D9"/>
-              <w:right w:val="single" w:sz="2" w:space="0" w:color="D9D9D9"/>
+              <w:top w:val="single" w:color="D9D9D9" w:sz="2" w:space="0"/>
+              <w:left w:val="single" w:color="D9D9D9" w:sz="2" w:space="0"/>
+              <w:bottom w:val="single" w:color="D9D9D9" w:sz="2" w:space="0"/>
+              <w:right w:val="single" w:color="D9D9D9" w:sz="2" w:space="0"/>
             </w:tcBorders>
             <w:shd w:val="clear" w:color="auto" w:fill="FFFFFF"/>
             <w:tcMar>
@@ -4998,10 +5012,10 @@
           <w:tcPr>
             <w:tcW w:w="2400" w:type="dxa"/>
             <w:tcBorders>
-              <w:top w:val="single" w:sz="2" w:space="0" w:color="D9D9D9"/>
-              <w:left w:val="single" w:sz="2" w:space="0" w:color="D9D9D9"/>
-              <w:bottom w:val="single" w:sz="2" w:space="0" w:color="D9D9D9"/>
-              <w:right w:val="single" w:sz="2" w:space="0" w:color="D9D9D9"/>
+              <w:top w:val="single" w:color="D9D9D9" w:sz="2" w:space="0"/>
+              <w:left w:val="single" w:color="D9D9D9" w:sz="2" w:space="0"/>
+              <w:bottom w:val="single" w:color="D9D9D9" w:sz="2" w:space="0"/>
+              <w:right w:val="single" w:color="D9D9D9" w:sz="2" w:space="0"/>
             </w:tcBorders>
             <w:shd w:val="clear" w:color="auto" w:fill="F5F8FB"/>
             <w:tcMar>
@@ -5027,10 +5041,10 @@
           <w:tcPr>
             <w:tcW w:w="7840" w:type="dxa"/>
             <w:tcBorders>
-              <w:top w:val="single" w:sz="2" w:space="0" w:color="D9D9D9"/>
-              <w:left w:val="single" w:sz="2" w:space="0" w:color="D9D9D9"/>
-              <w:bottom w:val="single" w:sz="2" w:space="0" w:color="D9D9D9"/>
-              <w:right w:val="single" w:sz="2" w:space="0" w:color="D9D9D9"/>
+              <w:top w:val="single" w:color="D9D9D9" w:sz="2" w:space="0"/>
+              <w:left w:val="single" w:color="D9D9D9" w:sz="2" w:space="0"/>
+              <w:bottom w:val="single" w:color="D9D9D9" w:sz="2" w:space="0"/>
+              <w:right w:val="single" w:color="D9D9D9" w:sz="2" w:space="0"/>
             </w:tcBorders>
             <w:shd w:val="clear" w:color="auto" w:fill="F5F8FB"/>
             <w:tcMar>
@@ -5061,10 +5075,10 @@
           <w:tcPr>
             <w:tcW w:w="2400" w:type="dxa"/>
             <w:tcBorders>
-              <w:top w:val="single" w:sz="2" w:space="0" w:color="D9D9D9"/>
-              <w:left w:val="single" w:sz="2" w:space="0" w:color="D9D9D9"/>
-              <w:bottom w:val="single" w:sz="2" w:space="0" w:color="D9D9D9"/>
-              <w:right w:val="single" w:sz="2" w:space="0" w:color="D9D9D9"/>
+              <w:top w:val="single" w:color="D9D9D9" w:sz="2" w:space="0"/>
+              <w:left w:val="single" w:color="D9D9D9" w:sz="2" w:space="0"/>
+              <w:bottom w:val="single" w:color="D9D9D9" w:sz="2" w:space="0"/>
+              <w:right w:val="single" w:color="D9D9D9" w:sz="2" w:space="0"/>
             </w:tcBorders>
             <w:shd w:val="clear" w:color="auto" w:fill="FFFFFF"/>
             <w:tcMar>
@@ -5090,10 +5104,10 @@
           <w:tcPr>
             <w:tcW w:w="7840" w:type="dxa"/>
             <w:tcBorders>
-              <w:top w:val="single" w:sz="2" w:space="0" w:color="D9D9D9"/>
-              <w:left w:val="single" w:sz="2" w:space="0" w:color="D9D9D9"/>
-              <w:bottom w:val="single" w:sz="2" w:space="0" w:color="D9D9D9"/>
-              <w:right w:val="single" w:sz="2" w:space="0" w:color="D9D9D9"/>
+              <w:top w:val="single" w:color="D9D9D9" w:sz="2" w:space="0"/>
+              <w:left w:val="single" w:color="D9D9D9" w:sz="2" w:space="0"/>
+              <w:bottom w:val="single" w:color="D9D9D9" w:sz="2" w:space="0"/>
+              <w:right w:val="single" w:color="D9D9D9" w:sz="2" w:space="0"/>
             </w:tcBorders>
             <w:shd w:val="clear" w:color="auto" w:fill="FFFFFF"/>
             <w:tcMar>
@@ -5124,10 +5138,10 @@
           <w:tcPr>
             <w:tcW w:w="2400" w:type="dxa"/>
             <w:tcBorders>
-              <w:top w:val="single" w:sz="2" w:space="0" w:color="D9D9D9"/>
-              <w:left w:val="single" w:sz="2" w:space="0" w:color="D9D9D9"/>
-              <w:bottom w:val="single" w:sz="2" w:space="0" w:color="D9D9D9"/>
-              <w:right w:val="single" w:sz="2" w:space="0" w:color="D9D9D9"/>
+              <w:top w:val="single" w:color="D9D9D9" w:sz="2" w:space="0"/>
+              <w:left w:val="single" w:color="D9D9D9" w:sz="2" w:space="0"/>
+              <w:bottom w:val="single" w:color="D9D9D9" w:sz="2" w:space="0"/>
+              <w:right w:val="single" w:color="D9D9D9" w:sz="2" w:space="0"/>
             </w:tcBorders>
             <w:shd w:val="clear" w:color="auto" w:fill="F5F8FB"/>
             <w:tcMar>
@@ -5153,10 +5167,10 @@
           <w:tcPr>
             <w:tcW w:w="7840" w:type="dxa"/>
             <w:tcBorders>
-              <w:top w:val="single" w:sz="2" w:space="0" w:color="D9D9D9"/>
-              <w:left w:val="single" w:sz="2" w:space="0" w:color="D9D9D9"/>
-              <w:bottom w:val="single" w:sz="2" w:space="0" w:color="D9D9D9"/>
-              <w:right w:val="single" w:sz="2" w:space="0" w:color="D9D9D9"/>
+              <w:top w:val="single" w:color="D9D9D9" w:sz="2" w:space="0"/>
+              <w:left w:val="single" w:color="D9D9D9" w:sz="2" w:space="0"/>
+              <w:bottom w:val="single" w:color="D9D9D9" w:sz="2" w:space="0"/>
+              <w:right w:val="single" w:color="D9D9D9" w:sz="2" w:space="0"/>
             </w:tcBorders>
             <w:shd w:val="clear" w:color="auto" w:fill="F5F8FB"/>
             <w:tcMar>
@@ -5196,12 +5210,12 @@
       <w:tblPr>
         <w:tblW w:w="10240" w:type="dxa"/>
         <w:tblBorders>
-          <w:top w:val="single" w:sz="4" w:space="0" w:color="auto"/>
-          <w:left w:val="single" w:sz="4" w:space="0" w:color="auto"/>
-          <w:bottom w:val="single" w:sz="4" w:space="0" w:color="auto"/>
-          <w:right w:val="single" w:sz="4" w:space="0" w:color="auto"/>
-          <w:insideH w:val="single" w:sz="4" w:space="0" w:color="auto"/>
-          <w:insideV w:val="single" w:sz="4" w:space="0" w:color="auto"/>
+          <w:top w:val="single" w:color="auto" w:sz="4" w:space="0"/>
+          <w:left w:val="single" w:color="auto" w:sz="4" w:space="0"/>
+          <w:bottom w:val="single" w:color="auto" w:sz="4" w:space="0"/>
+          <w:right w:val="single" w:color="auto" w:sz="4" w:space="0"/>
+          <w:insideH w:val="single" w:color="auto" w:sz="4" w:space="0"/>
+          <w:insideV w:val="single" w:color="auto" w:sz="4" w:space="0"/>
         </w:tblBorders>
         <w:tblCellMar>
           <w:left w:w="10" w:type="dxa"/>
@@ -5223,10 +5237,10 @@
           <w:tcPr>
             <w:tcW w:w="450" w:type="dxa"/>
             <w:tcBorders>
-              <w:top w:val="single" w:sz="2" w:space="0" w:color="D9D9D9"/>
-              <w:left w:val="single" w:sz="2" w:space="0" w:color="D9D9D9"/>
-              <w:bottom w:val="single" w:sz="2" w:space="0" w:color="D9D9D9"/>
-              <w:right w:val="single" w:sz="2" w:space="0" w:color="D9D9D9"/>
+              <w:top w:val="single" w:color="D9D9D9" w:themeColor="background1" w:themeShade="D9" w:sz="2" w:space="0"/>
+              <w:left w:val="single" w:color="D9D9D9" w:themeColor="background1" w:themeShade="D9" w:sz="2" w:space="0"/>
+              <w:bottom w:val="single" w:color="D9D9D9" w:themeColor="background1" w:themeShade="D9" w:sz="2" w:space="0"/>
+              <w:right w:val="single" w:color="D9D9D9" w:themeColor="background1" w:themeShade="D9" w:sz="2" w:space="0"/>
             </w:tcBorders>
             <w:shd w:val="clear" w:color="auto" w:fill="1F3864"/>
             <w:tcMar>
@@ -5255,10 +5269,10 @@
           <w:tcPr>
             <w:tcW w:w="7550" w:type="dxa"/>
             <w:tcBorders>
-              <w:top w:val="single" w:sz="2" w:space="0" w:color="D9D9D9"/>
-              <w:left w:val="single" w:sz="2" w:space="0" w:color="D9D9D9"/>
-              <w:bottom w:val="single" w:sz="2" w:space="0" w:color="D9D9D9"/>
-              <w:right w:val="single" w:sz="2" w:space="0" w:color="D9D9D9"/>
+              <w:top w:val="single" w:color="D9D9D9" w:themeColor="background1" w:themeShade="D9" w:sz="2" w:space="0"/>
+              <w:left w:val="single" w:color="D9D9D9" w:themeColor="background1" w:themeShade="D9" w:sz="2" w:space="0"/>
+              <w:bottom w:val="single" w:color="D9D9D9" w:themeColor="background1" w:themeShade="D9" w:sz="2" w:space="0"/>
+              <w:right w:val="single" w:color="D9D9D9" w:themeColor="background1" w:themeShade="D9" w:sz="2" w:space="0"/>
             </w:tcBorders>
             <w:shd w:val="clear" w:color="auto" w:fill="1F3864"/>
             <w:tcMar>
@@ -5287,10 +5301,10 @@
           <w:tcPr>
             <w:tcW w:w="2240" w:type="dxa"/>
             <w:tcBorders>
-              <w:top w:val="single" w:sz="2" w:space="0" w:color="D9D9D9"/>
-              <w:left w:val="single" w:sz="2" w:space="0" w:color="D9D9D9"/>
-              <w:bottom w:val="single" w:sz="2" w:space="0" w:color="D9D9D9"/>
-              <w:right w:val="single" w:sz="2" w:space="0" w:color="D9D9D9"/>
+              <w:top w:val="single" w:color="D9D9D9" w:themeColor="background1" w:themeShade="D9" w:sz="2" w:space="0"/>
+              <w:left w:val="single" w:color="D9D9D9" w:themeColor="background1" w:themeShade="D9" w:sz="2" w:space="0"/>
+              <w:bottom w:val="single" w:color="D9D9D9" w:themeColor="background1" w:themeShade="D9" w:sz="2" w:space="0"/>
+              <w:right w:val="single" w:color="D9D9D9" w:themeColor="background1" w:themeShade="D9" w:sz="2" w:space="0"/>
             </w:tcBorders>
             <w:shd w:val="clear" w:color="auto" w:fill="1F3864"/>
             <w:tcMar>
@@ -5324,12 +5338,12 @@
           <w:tcPr>
             <w:tcW w:w="450" w:type="dxa"/>
             <w:tcBorders>
-              <w:top w:val="single" w:sz="2" w:space="0" w:color="D9D9D9"/>
-              <w:left w:val="single" w:sz="2" w:space="0" w:color="D9D9D9"/>
-              <w:bottom w:val="single" w:sz="2" w:space="0" w:color="D9D9D9"/>
-              <w:right w:val="single" w:sz="2" w:space="0" w:color="D9D9D9"/>
-            </w:tcBorders>
-            <w:shd w:val="clear" w:color="auto" w:fill="FFFFFF"/>
+              <w:top w:val="single" w:color="D9D9D9" w:themeColor="background1" w:themeShade="D9" w:sz="2" w:space="0"/>
+              <w:left w:val="single" w:color="D9D9D9" w:themeColor="background1" w:themeShade="D9" w:sz="2" w:space="0"/>
+              <w:bottom w:val="single" w:color="D9D9D9" w:themeColor="background1" w:themeShade="D9" w:sz="2" w:space="0"/>
+              <w:right w:val="single" w:color="D9D9D9" w:themeColor="background1" w:themeShade="D9" w:sz="2" w:space="0"/>
+            </w:tcBorders>
+            <w:shd w:val="clear" w:color="auto" w:fill="FFFFFF" w:themeFill="background1"/>
             <w:tcMar>
               <w:top w:w="35" w:type="dxa"/>
               <w:left w:w="80" w:type="dxa"/>
@@ -5353,12 +5367,12 @@
           <w:tcPr>
             <w:tcW w:w="7550" w:type="dxa"/>
             <w:tcBorders>
-              <w:top w:val="single" w:sz="2" w:space="0" w:color="D9D9D9"/>
-              <w:left w:val="single" w:sz="2" w:space="0" w:color="D9D9D9"/>
-              <w:bottom w:val="single" w:sz="2" w:space="0" w:color="D9D9D9"/>
-              <w:right w:val="single" w:sz="2" w:space="0" w:color="D9D9D9"/>
-            </w:tcBorders>
-            <w:shd w:val="clear" w:color="auto" w:fill="FFFFFF"/>
+              <w:top w:val="single" w:color="D9D9D9" w:themeColor="background1" w:themeShade="D9" w:sz="2" w:space="0"/>
+              <w:left w:val="single" w:color="D9D9D9" w:themeColor="background1" w:themeShade="D9" w:sz="2" w:space="0"/>
+              <w:bottom w:val="single" w:color="D9D9D9" w:themeColor="background1" w:themeShade="D9" w:sz="2" w:space="0"/>
+              <w:right w:val="single" w:color="D9D9D9" w:themeColor="background1" w:themeShade="D9" w:sz="2" w:space="0"/>
+            </w:tcBorders>
+            <w:shd w:val="clear" w:color="auto" w:fill="FFFFFF" w:themeFill="background1"/>
             <w:tcMar>
               <w:top w:w="35" w:type="dxa"/>
               <w:left w:w="80" w:type="dxa"/>
@@ -5382,28 +5396,52 @@
           <w:tcPr>
             <w:tcW w:w="2240" w:type="dxa"/>
             <w:tcBorders>
-              <w:top w:val="single" w:sz="2" w:space="0" w:color="D9D9D9"/>
-              <w:left w:val="single" w:sz="2" w:space="0" w:color="D9D9D9"/>
-              <w:bottom w:val="single" w:sz="2" w:space="0" w:color="D9D9D9"/>
-              <w:right w:val="single" w:sz="2" w:space="0" w:color="D9D9D9"/>
-            </w:tcBorders>
-            <w:shd w:val="clear" w:color="auto" w:fill="FFFFFF"/>
-            <w:tcMar>
-              <w:top w:w="35" w:type="dxa"/>
-              <w:left w:w="80" w:type="dxa"/>
-              <w:bottom w:w="35" w:type="dxa"/>
-              <w:right w:w="80" w:type="dxa"/>
-            </w:tcMar>
-            <w:vAlign w:val="center"/>
-            <w:hideMark/>
-          </w:tcPr>
-          <w:p>
+              <w:top w:val="single" w:color="D9D9D9" w:themeColor="background1" w:themeShade="D9" w:sz="2" w:space="0"/>
+              <w:left w:val="single" w:color="D9D9D9" w:themeColor="background1" w:themeShade="D9" w:sz="2" w:space="0"/>
+              <w:bottom w:val="single" w:color="D9D9D9" w:themeColor="background1" w:themeShade="D9" w:sz="2" w:space="0"/>
+              <w:right w:val="single" w:color="D9D9D9" w:themeColor="background1" w:themeShade="D9" w:sz="2" w:space="0"/>
+            </w:tcBorders>
+            <w:shd w:val="clear" w:color="auto" w:fill="FFFFFF" w:themeFill="background1"/>
+            <w:tcMar>
+              <w:top w:w="35" w:type="dxa"/>
+              <w:left w:w="80" w:type="dxa"/>
+              <w:bottom w:w="35" w:type="dxa"/>
+              <w:right w:w="80" w:type="dxa"/>
+            </w:tcMar>
+            <w:vAlign w:val="center"/>
+            <w:hideMark/>
+          </w:tcPr>
+          <w:p>
+            <w:pPr>
+              <w:rPr>
+                <w:sz w:val="15"/>
+                <w:szCs w:val="15"/>
+              </w:rPr>
+            </w:pPr>
+            <w:commentRangeStart w:id="5"/>
+            <w:commentRangeStart w:id="6"/>
             <w:r>
               <w:rPr>
                 <w:sz w:val="15"/>
                 <w:szCs w:val="15"/>
               </w:rPr>
               <w:t>Boon</w:t>
+            </w:r>
+            <w:commentRangeEnd w:id="5"/>
+            <w:r>
+              <w:rPr>
+                <w:rStyle w:val="CommentReference"/>
+                <w:sz w:val="15"/>
+                <w:szCs w:val="15"/>
+              </w:rPr>
+              <w:commentReference w:id="5"/>
+            </w:r>
+            <w:commentRangeEnd w:id="6"/>
+            <w:r>
+              <w:rPr>
+                <w:rStyle w:val="CommentReference"/>
+              </w:rPr>
+              <w:commentReference w:id="6"/>
             </w:r>
           </w:p>
         </w:tc>
@@ -5416,10 +5454,10 @@
           <w:tcPr>
             <w:tcW w:w="450" w:type="dxa"/>
             <w:tcBorders>
-              <w:top w:val="single" w:sz="2" w:space="0" w:color="D9D9D9"/>
-              <w:left w:val="single" w:sz="2" w:space="0" w:color="D9D9D9"/>
-              <w:bottom w:val="single" w:sz="2" w:space="0" w:color="D9D9D9"/>
-              <w:right w:val="single" w:sz="2" w:space="0" w:color="D9D9D9"/>
+              <w:top w:val="single" w:color="D9D9D9" w:themeColor="background1" w:themeShade="D9" w:sz="2" w:space="0"/>
+              <w:left w:val="single" w:color="D9D9D9" w:themeColor="background1" w:themeShade="D9" w:sz="2" w:space="0"/>
+              <w:bottom w:val="single" w:color="D9D9D9" w:themeColor="background1" w:themeShade="D9" w:sz="2" w:space="0"/>
+              <w:right w:val="single" w:color="D9D9D9" w:themeColor="background1" w:themeShade="D9" w:sz="2" w:space="0"/>
             </w:tcBorders>
             <w:shd w:val="clear" w:color="auto" w:fill="F5F8FB"/>
             <w:tcMar>
@@ -5445,10 +5483,10 @@
           <w:tcPr>
             <w:tcW w:w="7550" w:type="dxa"/>
             <w:tcBorders>
-              <w:top w:val="single" w:sz="2" w:space="0" w:color="D9D9D9"/>
-              <w:left w:val="single" w:sz="2" w:space="0" w:color="D9D9D9"/>
-              <w:bottom w:val="single" w:sz="2" w:space="0" w:color="D9D9D9"/>
-              <w:right w:val="single" w:sz="2" w:space="0" w:color="D9D9D9"/>
+              <w:top w:val="single" w:color="D9D9D9" w:themeColor="background1" w:themeShade="D9" w:sz="2" w:space="0"/>
+              <w:left w:val="single" w:color="D9D9D9" w:themeColor="background1" w:themeShade="D9" w:sz="2" w:space="0"/>
+              <w:bottom w:val="single" w:color="D9D9D9" w:themeColor="background1" w:themeShade="D9" w:sz="2" w:space="0"/>
+              <w:right w:val="single" w:color="D9D9D9" w:themeColor="background1" w:themeShade="D9" w:sz="2" w:space="0"/>
             </w:tcBorders>
             <w:shd w:val="clear" w:color="auto" w:fill="F5F8FB"/>
             <w:tcMar>
@@ -5474,10 +5512,10 @@
           <w:tcPr>
             <w:tcW w:w="2240" w:type="dxa"/>
             <w:tcBorders>
-              <w:top w:val="single" w:sz="2" w:space="0" w:color="D9D9D9"/>
-              <w:left w:val="single" w:sz="2" w:space="0" w:color="D9D9D9"/>
-              <w:bottom w:val="single" w:sz="2" w:space="0" w:color="D9D9D9"/>
-              <w:right w:val="single" w:sz="2" w:space="0" w:color="D9D9D9"/>
+              <w:top w:val="single" w:color="D9D9D9" w:themeColor="background1" w:themeShade="D9" w:sz="2" w:space="0"/>
+              <w:left w:val="single" w:color="D9D9D9" w:themeColor="background1" w:themeShade="D9" w:sz="2" w:space="0"/>
+              <w:bottom w:val="single" w:color="D9D9D9" w:themeColor="background1" w:themeShade="D9" w:sz="2" w:space="0"/>
+              <w:right w:val="single" w:color="D9D9D9" w:themeColor="background1" w:themeShade="D9" w:sz="2" w:space="0"/>
             </w:tcBorders>
             <w:shd w:val="clear" w:color="auto" w:fill="F5F8FB"/>
             <w:tcMar>
@@ -5490,12 +5528,26 @@
             <w:hideMark/>
           </w:tcPr>
           <w:p>
+            <w:pPr>
+              <w:rPr>
+                <w:sz w:val="15"/>
+                <w:szCs w:val="15"/>
+              </w:rPr>
+            </w:pPr>
+            <w:commentRangeStart w:id="1725107268"/>
             <w:r>
               <w:rPr>
                 <w:sz w:val="15"/>
                 <w:szCs w:val="15"/>
               </w:rPr>
               <w:t>Sihui</w:t>
+            </w:r>
+            <w:commentRangeEnd w:id="1725107268"/>
+            <w:r>
+              <w:rPr>
+                <w:rStyle w:val="CommentReference"/>
+              </w:rPr>
+              <w:commentReference w:id="1725107268"/>
             </w:r>
           </w:p>
         </w:tc>
@@ -5508,12 +5560,12 @@
           <w:tcPr>
             <w:tcW w:w="450" w:type="dxa"/>
             <w:tcBorders>
-              <w:top w:val="single" w:sz="2" w:space="0" w:color="D9D9D9"/>
-              <w:left w:val="single" w:sz="2" w:space="0" w:color="D9D9D9"/>
-              <w:bottom w:val="single" w:sz="2" w:space="0" w:color="D9D9D9"/>
-              <w:right w:val="single" w:sz="2" w:space="0" w:color="D9D9D9"/>
-            </w:tcBorders>
-            <w:shd w:val="clear" w:color="auto" w:fill="FFFFFF"/>
+              <w:top w:val="single" w:color="D9D9D9" w:themeColor="background1" w:themeShade="D9" w:sz="2" w:space="0"/>
+              <w:left w:val="single" w:color="D9D9D9" w:themeColor="background1" w:themeShade="D9" w:sz="2" w:space="0"/>
+              <w:bottom w:val="single" w:color="D9D9D9" w:themeColor="background1" w:themeShade="D9" w:sz="2" w:space="0"/>
+              <w:right w:val="single" w:color="D9D9D9" w:themeColor="background1" w:themeShade="D9" w:sz="2" w:space="0"/>
+            </w:tcBorders>
+            <w:shd w:val="clear" w:color="auto" w:fill="FFFFFF" w:themeFill="background1"/>
             <w:tcMar>
               <w:top w:w="35" w:type="dxa"/>
               <w:left w:w="80" w:type="dxa"/>
@@ -5537,12 +5589,12 @@
           <w:tcPr>
             <w:tcW w:w="7550" w:type="dxa"/>
             <w:tcBorders>
-              <w:top w:val="single" w:sz="2" w:space="0" w:color="D9D9D9"/>
-              <w:left w:val="single" w:sz="2" w:space="0" w:color="D9D9D9"/>
-              <w:bottom w:val="single" w:sz="2" w:space="0" w:color="D9D9D9"/>
-              <w:right w:val="single" w:sz="2" w:space="0" w:color="D9D9D9"/>
-            </w:tcBorders>
-            <w:shd w:val="clear" w:color="auto" w:fill="FFFFFF"/>
+              <w:top w:val="single" w:color="D9D9D9" w:themeColor="background1" w:themeShade="D9" w:sz="2" w:space="0"/>
+              <w:left w:val="single" w:color="D9D9D9" w:themeColor="background1" w:themeShade="D9" w:sz="2" w:space="0"/>
+              <w:bottom w:val="single" w:color="D9D9D9" w:themeColor="background1" w:themeShade="D9" w:sz="2" w:space="0"/>
+              <w:right w:val="single" w:color="D9D9D9" w:themeColor="background1" w:themeShade="D9" w:sz="2" w:space="0"/>
+            </w:tcBorders>
+            <w:shd w:val="clear" w:color="auto" w:fill="FFFFFF" w:themeFill="background1"/>
             <w:tcMar>
               <w:top w:w="35" w:type="dxa"/>
               <w:left w:w="80" w:type="dxa"/>
@@ -5566,28 +5618,44 @@
           <w:tcPr>
             <w:tcW w:w="2240" w:type="dxa"/>
             <w:tcBorders>
-              <w:top w:val="single" w:sz="2" w:space="0" w:color="D9D9D9"/>
-              <w:left w:val="single" w:sz="2" w:space="0" w:color="D9D9D9"/>
-              <w:bottom w:val="single" w:sz="2" w:space="0" w:color="D9D9D9"/>
-              <w:right w:val="single" w:sz="2" w:space="0" w:color="D9D9D9"/>
-            </w:tcBorders>
-            <w:shd w:val="clear" w:color="auto" w:fill="FFFFFF"/>
-            <w:tcMar>
-              <w:top w:w="35" w:type="dxa"/>
-              <w:left w:w="80" w:type="dxa"/>
-              <w:bottom w:w="35" w:type="dxa"/>
-              <w:right w:w="80" w:type="dxa"/>
-            </w:tcMar>
-            <w:vAlign w:val="center"/>
-            <w:hideMark/>
-          </w:tcPr>
-          <w:p>
+              <w:top w:val="single" w:color="D9D9D9" w:themeColor="background1" w:themeShade="D9" w:sz="2" w:space="0"/>
+              <w:left w:val="single" w:color="D9D9D9" w:themeColor="background1" w:themeShade="D9" w:sz="2" w:space="0"/>
+              <w:bottom w:val="single" w:color="D9D9D9" w:themeColor="background1" w:themeShade="D9" w:sz="2" w:space="0"/>
+              <w:right w:val="single" w:color="D9D9D9" w:themeColor="background1" w:themeShade="D9" w:sz="2" w:space="0"/>
+            </w:tcBorders>
+            <w:shd w:val="clear" w:color="auto" w:fill="FFFFFF" w:themeFill="background1"/>
+            <w:tcMar>
+              <w:top w:w="35" w:type="dxa"/>
+              <w:left w:w="80" w:type="dxa"/>
+              <w:bottom w:w="35" w:type="dxa"/>
+              <w:right w:w="80" w:type="dxa"/>
+            </w:tcMar>
+            <w:vAlign w:val="center"/>
+            <w:hideMark/>
+          </w:tcPr>
+          <w:p>
+            <w:pPr>
+              <w:rPr>
+                <w:sz w:val="15"/>
+                <w:szCs w:val="15"/>
+              </w:rPr>
+            </w:pPr>
+            <w:commentRangeStart w:id="7"/>
             <w:r>
               <w:rPr>
                 <w:sz w:val="15"/>
                 <w:szCs w:val="15"/>
               </w:rPr>
               <w:t>Chinmay</w:t>
+            </w:r>
+            <w:commentRangeEnd w:id="7"/>
+            <w:r>
+              <w:rPr>
+                <w:rStyle w:val="CommentReference"/>
+                <w:sz w:val="15"/>
+                <w:szCs w:val="15"/>
+              </w:rPr>
+              <w:commentReference w:id="7"/>
             </w:r>
           </w:p>
         </w:tc>
@@ -5600,10 +5668,10 @@
           <w:tcPr>
             <w:tcW w:w="450" w:type="dxa"/>
             <w:tcBorders>
-              <w:top w:val="single" w:sz="2" w:space="0" w:color="D9D9D9"/>
-              <w:left w:val="single" w:sz="2" w:space="0" w:color="D9D9D9"/>
-              <w:bottom w:val="single" w:sz="2" w:space="0" w:color="D9D9D9"/>
-              <w:right w:val="single" w:sz="2" w:space="0" w:color="D9D9D9"/>
+              <w:top w:val="single" w:color="D9D9D9" w:themeColor="background1" w:themeShade="D9" w:sz="2" w:space="0"/>
+              <w:left w:val="single" w:color="D9D9D9" w:themeColor="background1" w:themeShade="D9" w:sz="2" w:space="0"/>
+              <w:bottom w:val="single" w:color="D9D9D9" w:themeColor="background1" w:themeShade="D9" w:sz="2" w:space="0"/>
+              <w:right w:val="single" w:color="D9D9D9" w:themeColor="background1" w:themeShade="D9" w:sz="2" w:space="0"/>
             </w:tcBorders>
             <w:shd w:val="clear" w:color="auto" w:fill="F5F8FB"/>
             <w:tcMar>
@@ -5629,10 +5697,10 @@
           <w:tcPr>
             <w:tcW w:w="7550" w:type="dxa"/>
             <w:tcBorders>
-              <w:top w:val="single" w:sz="2" w:space="0" w:color="D9D9D9"/>
-              <w:left w:val="single" w:sz="2" w:space="0" w:color="D9D9D9"/>
-              <w:bottom w:val="single" w:sz="2" w:space="0" w:color="D9D9D9"/>
-              <w:right w:val="single" w:sz="2" w:space="0" w:color="D9D9D9"/>
+              <w:top w:val="single" w:color="D9D9D9" w:themeColor="background1" w:themeShade="D9" w:sz="2" w:space="0"/>
+              <w:left w:val="single" w:color="D9D9D9" w:themeColor="background1" w:themeShade="D9" w:sz="2" w:space="0"/>
+              <w:bottom w:val="single" w:color="D9D9D9" w:themeColor="background1" w:themeShade="D9" w:sz="2" w:space="0"/>
+              <w:right w:val="single" w:color="D9D9D9" w:themeColor="background1" w:themeShade="D9" w:sz="2" w:space="0"/>
             </w:tcBorders>
             <w:shd w:val="clear" w:color="auto" w:fill="F5F8FB"/>
             <w:tcMar>
@@ -5658,10 +5726,10 @@
           <w:tcPr>
             <w:tcW w:w="2240" w:type="dxa"/>
             <w:tcBorders>
-              <w:top w:val="single" w:sz="2" w:space="0" w:color="D9D9D9"/>
-              <w:left w:val="single" w:sz="2" w:space="0" w:color="D9D9D9"/>
-              <w:bottom w:val="single" w:sz="2" w:space="0" w:color="D9D9D9"/>
-              <w:right w:val="single" w:sz="2" w:space="0" w:color="D9D9D9"/>
+              <w:top w:val="single" w:color="D9D9D9" w:themeColor="background1" w:themeShade="D9" w:sz="2" w:space="0"/>
+              <w:left w:val="single" w:color="D9D9D9" w:themeColor="background1" w:themeShade="D9" w:sz="2" w:space="0"/>
+              <w:bottom w:val="single" w:color="D9D9D9" w:themeColor="background1" w:themeShade="D9" w:sz="2" w:space="0"/>
+              <w:right w:val="single" w:color="D9D9D9" w:themeColor="background1" w:themeShade="D9" w:sz="2" w:space="0"/>
             </w:tcBorders>
             <w:shd w:val="clear" w:color="auto" w:fill="F5F8FB"/>
             <w:tcMar>
@@ -5674,12 +5742,26 @@
             <w:hideMark/>
           </w:tcPr>
           <w:p>
+            <w:pPr>
+              <w:rPr>
+                <w:sz w:val="15"/>
+                <w:szCs w:val="15"/>
+              </w:rPr>
+            </w:pPr>
+            <w:commentRangeStart w:id="317227020"/>
             <w:r>
               <w:rPr>
                 <w:sz w:val="15"/>
                 <w:szCs w:val="15"/>
               </w:rPr>
               <w:t>Boon</w:t>
+            </w:r>
+            <w:commentRangeEnd w:id="317227020"/>
+            <w:r>
+              <w:rPr>
+                <w:rStyle w:val="CommentReference"/>
+              </w:rPr>
+              <w:commentReference w:id="317227020"/>
             </w:r>
           </w:p>
         </w:tc>
@@ -5692,12 +5774,12 @@
           <w:tcPr>
             <w:tcW w:w="450" w:type="dxa"/>
             <w:tcBorders>
-              <w:top w:val="single" w:sz="2" w:space="0" w:color="D9D9D9"/>
-              <w:left w:val="single" w:sz="2" w:space="0" w:color="D9D9D9"/>
-              <w:bottom w:val="single" w:sz="2" w:space="0" w:color="D9D9D9"/>
-              <w:right w:val="single" w:sz="2" w:space="0" w:color="D9D9D9"/>
-            </w:tcBorders>
-            <w:shd w:val="clear" w:color="auto" w:fill="FFFFFF"/>
+              <w:top w:val="single" w:color="D9D9D9" w:themeColor="background1" w:themeShade="D9" w:sz="2" w:space="0"/>
+              <w:left w:val="single" w:color="D9D9D9" w:themeColor="background1" w:themeShade="D9" w:sz="2" w:space="0"/>
+              <w:bottom w:val="single" w:color="D9D9D9" w:themeColor="background1" w:themeShade="D9" w:sz="2" w:space="0"/>
+              <w:right w:val="single" w:color="D9D9D9" w:themeColor="background1" w:themeShade="D9" w:sz="2" w:space="0"/>
+            </w:tcBorders>
+            <w:shd w:val="clear" w:color="auto" w:fill="FFFFFF" w:themeFill="background1"/>
             <w:tcMar>
               <w:top w:w="35" w:type="dxa"/>
               <w:left w:w="80" w:type="dxa"/>
@@ -5721,12 +5803,12 @@
           <w:tcPr>
             <w:tcW w:w="7550" w:type="dxa"/>
             <w:tcBorders>
-              <w:top w:val="single" w:sz="2" w:space="0" w:color="D9D9D9"/>
-              <w:left w:val="single" w:sz="2" w:space="0" w:color="D9D9D9"/>
-              <w:bottom w:val="single" w:sz="2" w:space="0" w:color="D9D9D9"/>
-              <w:right w:val="single" w:sz="2" w:space="0" w:color="D9D9D9"/>
-            </w:tcBorders>
-            <w:shd w:val="clear" w:color="auto" w:fill="FFFFFF"/>
+              <w:top w:val="single" w:color="D9D9D9" w:themeColor="background1" w:themeShade="D9" w:sz="2" w:space="0"/>
+              <w:left w:val="single" w:color="D9D9D9" w:themeColor="background1" w:themeShade="D9" w:sz="2" w:space="0"/>
+              <w:bottom w:val="single" w:color="D9D9D9" w:themeColor="background1" w:themeShade="D9" w:sz="2" w:space="0"/>
+              <w:right w:val="single" w:color="D9D9D9" w:themeColor="background1" w:themeShade="D9" w:sz="2" w:space="0"/>
+            </w:tcBorders>
+            <w:shd w:val="clear" w:color="auto" w:fill="FFFFFF" w:themeFill="background1"/>
             <w:tcMar>
               <w:top w:w="35" w:type="dxa"/>
               <w:left w:w="80" w:type="dxa"/>
@@ -5750,12 +5832,12 @@
           <w:tcPr>
             <w:tcW w:w="2240" w:type="dxa"/>
             <w:tcBorders>
-              <w:top w:val="single" w:sz="2" w:space="0" w:color="D9D9D9"/>
-              <w:left w:val="single" w:sz="2" w:space="0" w:color="D9D9D9"/>
-              <w:bottom w:val="single" w:sz="2" w:space="0" w:color="D9D9D9"/>
-              <w:right w:val="single" w:sz="2" w:space="0" w:color="D9D9D9"/>
-            </w:tcBorders>
-            <w:shd w:val="clear" w:color="auto" w:fill="FFFFFF"/>
+              <w:top w:val="single" w:color="D9D9D9" w:themeColor="background1" w:themeShade="D9" w:sz="2" w:space="0"/>
+              <w:left w:val="single" w:color="D9D9D9" w:themeColor="background1" w:themeShade="D9" w:sz="2" w:space="0"/>
+              <w:bottom w:val="single" w:color="D9D9D9" w:themeColor="background1" w:themeShade="D9" w:sz="2" w:space="0"/>
+              <w:right w:val="single" w:color="D9D9D9" w:themeColor="background1" w:themeShade="D9" w:sz="2" w:space="0"/>
+            </w:tcBorders>
+            <w:shd w:val="clear" w:color="auto" w:fill="FFFFFF" w:themeFill="background1"/>
             <w:tcMar>
               <w:top w:w="35" w:type="dxa"/>
               <w:left w:w="80" w:type="dxa"/>
@@ -5784,10 +5866,10 @@
           <w:tcPr>
             <w:tcW w:w="450" w:type="dxa"/>
             <w:tcBorders>
-              <w:top w:val="single" w:sz="2" w:space="0" w:color="D9D9D9"/>
-              <w:left w:val="single" w:sz="2" w:space="0" w:color="D9D9D9"/>
-              <w:bottom w:val="single" w:sz="2" w:space="0" w:color="D9D9D9"/>
-              <w:right w:val="single" w:sz="2" w:space="0" w:color="D9D9D9"/>
+              <w:top w:val="single" w:color="D9D9D9" w:themeColor="background1" w:themeShade="D9" w:sz="2" w:space="0"/>
+              <w:left w:val="single" w:color="D9D9D9" w:themeColor="background1" w:themeShade="D9" w:sz="2" w:space="0"/>
+              <w:bottom w:val="single" w:color="D9D9D9" w:themeColor="background1" w:themeShade="D9" w:sz="2" w:space="0"/>
+              <w:right w:val="single" w:color="D9D9D9" w:themeColor="background1" w:themeShade="D9" w:sz="2" w:space="0"/>
             </w:tcBorders>
             <w:shd w:val="clear" w:color="auto" w:fill="F5F8FB"/>
             <w:tcMar>
@@ -5813,10 +5895,10 @@
           <w:tcPr>
             <w:tcW w:w="7550" w:type="dxa"/>
             <w:tcBorders>
-              <w:top w:val="single" w:sz="2" w:space="0" w:color="D9D9D9"/>
-              <w:left w:val="single" w:sz="2" w:space="0" w:color="D9D9D9"/>
-              <w:bottom w:val="single" w:sz="2" w:space="0" w:color="D9D9D9"/>
-              <w:right w:val="single" w:sz="2" w:space="0" w:color="D9D9D9"/>
+              <w:top w:val="single" w:color="D9D9D9" w:themeColor="background1" w:themeShade="D9" w:sz="2" w:space="0"/>
+              <w:left w:val="single" w:color="D9D9D9" w:themeColor="background1" w:themeShade="D9" w:sz="2" w:space="0"/>
+              <w:bottom w:val="single" w:color="D9D9D9" w:themeColor="background1" w:themeShade="D9" w:sz="2" w:space="0"/>
+              <w:right w:val="single" w:color="D9D9D9" w:themeColor="background1" w:themeShade="D9" w:sz="2" w:space="0"/>
             </w:tcBorders>
             <w:shd w:val="clear" w:color="auto" w:fill="F5F8FB"/>
             <w:tcMar>
@@ -5842,10 +5924,10 @@
           <w:tcPr>
             <w:tcW w:w="2240" w:type="dxa"/>
             <w:tcBorders>
-              <w:top w:val="single" w:sz="2" w:space="0" w:color="D9D9D9"/>
-              <w:left w:val="single" w:sz="2" w:space="0" w:color="D9D9D9"/>
-              <w:bottom w:val="single" w:sz="2" w:space="0" w:color="D9D9D9"/>
-              <w:right w:val="single" w:sz="2" w:space="0" w:color="D9D9D9"/>
+              <w:top w:val="single" w:color="D9D9D9" w:themeColor="background1" w:themeShade="D9" w:sz="2" w:space="0"/>
+              <w:left w:val="single" w:color="D9D9D9" w:themeColor="background1" w:themeShade="D9" w:sz="2" w:space="0"/>
+              <w:bottom w:val="single" w:color="D9D9D9" w:themeColor="background1" w:themeShade="D9" w:sz="2" w:space="0"/>
+              <w:right w:val="single" w:color="D9D9D9" w:themeColor="background1" w:themeShade="D9" w:sz="2" w:space="0"/>
             </w:tcBorders>
             <w:shd w:val="clear" w:color="auto" w:fill="F5F8FB"/>
             <w:tcMar>
@@ -5876,12 +5958,12 @@
           <w:tcPr>
             <w:tcW w:w="450" w:type="dxa"/>
             <w:tcBorders>
-              <w:top w:val="single" w:sz="2" w:space="0" w:color="D9D9D9"/>
-              <w:left w:val="single" w:sz="2" w:space="0" w:color="D9D9D9"/>
-              <w:bottom w:val="single" w:sz="2" w:space="0" w:color="D9D9D9"/>
-              <w:right w:val="single" w:sz="2" w:space="0" w:color="D9D9D9"/>
-            </w:tcBorders>
-            <w:shd w:val="clear" w:color="auto" w:fill="FFFFFF"/>
+              <w:top w:val="single" w:color="D9D9D9" w:themeColor="background1" w:themeShade="D9" w:sz="2" w:space="0"/>
+              <w:left w:val="single" w:color="D9D9D9" w:themeColor="background1" w:themeShade="D9" w:sz="2" w:space="0"/>
+              <w:bottom w:val="single" w:color="D9D9D9" w:themeColor="background1" w:themeShade="D9" w:sz="2" w:space="0"/>
+              <w:right w:val="single" w:color="D9D9D9" w:themeColor="background1" w:themeShade="D9" w:sz="2" w:space="0"/>
+            </w:tcBorders>
+            <w:shd w:val="clear" w:color="auto" w:fill="FFFFFF" w:themeFill="background1"/>
             <w:tcMar>
               <w:top w:w="35" w:type="dxa"/>
               <w:left w:w="80" w:type="dxa"/>
@@ -5905,12 +5987,12 @@
           <w:tcPr>
             <w:tcW w:w="7550" w:type="dxa"/>
             <w:tcBorders>
-              <w:top w:val="single" w:sz="2" w:space="0" w:color="D9D9D9"/>
-              <w:left w:val="single" w:sz="2" w:space="0" w:color="D9D9D9"/>
-              <w:bottom w:val="single" w:sz="2" w:space="0" w:color="D9D9D9"/>
-              <w:right w:val="single" w:sz="2" w:space="0" w:color="D9D9D9"/>
-            </w:tcBorders>
-            <w:shd w:val="clear" w:color="auto" w:fill="FFFFFF"/>
+              <w:top w:val="single" w:color="D9D9D9" w:themeColor="background1" w:themeShade="D9" w:sz="2" w:space="0"/>
+              <w:left w:val="single" w:color="D9D9D9" w:themeColor="background1" w:themeShade="D9" w:sz="2" w:space="0"/>
+              <w:bottom w:val="single" w:color="D9D9D9" w:themeColor="background1" w:themeShade="D9" w:sz="2" w:space="0"/>
+              <w:right w:val="single" w:color="D9D9D9" w:themeColor="background1" w:themeShade="D9" w:sz="2" w:space="0"/>
+            </w:tcBorders>
+            <w:shd w:val="clear" w:color="auto" w:fill="FFFFFF" w:themeFill="background1"/>
             <w:tcMar>
               <w:top w:w="35" w:type="dxa"/>
               <w:left w:w="80" w:type="dxa"/>
@@ -5934,12 +6016,12 @@
           <w:tcPr>
             <w:tcW w:w="2240" w:type="dxa"/>
             <w:tcBorders>
-              <w:top w:val="single" w:sz="2" w:space="0" w:color="D9D9D9"/>
-              <w:left w:val="single" w:sz="2" w:space="0" w:color="D9D9D9"/>
-              <w:bottom w:val="single" w:sz="2" w:space="0" w:color="D9D9D9"/>
-              <w:right w:val="single" w:sz="2" w:space="0" w:color="D9D9D9"/>
-            </w:tcBorders>
-            <w:shd w:val="clear" w:color="auto" w:fill="FFFFFF"/>
+              <w:top w:val="single" w:color="D9D9D9" w:themeColor="background1" w:themeShade="D9" w:sz="2" w:space="0"/>
+              <w:left w:val="single" w:color="D9D9D9" w:themeColor="background1" w:themeShade="D9" w:sz="2" w:space="0"/>
+              <w:bottom w:val="single" w:color="D9D9D9" w:themeColor="background1" w:themeShade="D9" w:sz="2" w:space="0"/>
+              <w:right w:val="single" w:color="D9D9D9" w:themeColor="background1" w:themeShade="D9" w:sz="2" w:space="0"/>
+            </w:tcBorders>
+            <w:shd w:val="clear" w:color="auto" w:fill="FFFFFF" w:themeFill="background1"/>
             <w:tcMar>
               <w:top w:w="35" w:type="dxa"/>
               <w:left w:w="80" w:type="dxa"/>
@@ -5968,10 +6050,10 @@
           <w:tcPr>
             <w:tcW w:w="450" w:type="dxa"/>
             <w:tcBorders>
-              <w:top w:val="single" w:sz="2" w:space="0" w:color="D9D9D9"/>
-              <w:left w:val="single" w:sz="2" w:space="0" w:color="D9D9D9"/>
-              <w:bottom w:val="single" w:sz="2" w:space="0" w:color="D9D9D9"/>
-              <w:right w:val="single" w:sz="2" w:space="0" w:color="D9D9D9"/>
+              <w:top w:val="single" w:color="D9D9D9" w:themeColor="background1" w:themeShade="D9" w:sz="2" w:space="0"/>
+              <w:left w:val="single" w:color="D9D9D9" w:themeColor="background1" w:themeShade="D9" w:sz="2" w:space="0"/>
+              <w:bottom w:val="single" w:color="D9D9D9" w:themeColor="background1" w:themeShade="D9" w:sz="2" w:space="0"/>
+              <w:right w:val="single" w:color="D9D9D9" w:themeColor="background1" w:themeShade="D9" w:sz="2" w:space="0"/>
             </w:tcBorders>
             <w:shd w:val="clear" w:color="auto" w:fill="F5F8FB"/>
             <w:tcMar>
@@ -5997,10 +6079,10 @@
           <w:tcPr>
             <w:tcW w:w="7550" w:type="dxa"/>
             <w:tcBorders>
-              <w:top w:val="single" w:sz="2" w:space="0" w:color="D9D9D9"/>
-              <w:left w:val="single" w:sz="2" w:space="0" w:color="D9D9D9"/>
-              <w:bottom w:val="single" w:sz="2" w:space="0" w:color="D9D9D9"/>
-              <w:right w:val="single" w:sz="2" w:space="0" w:color="D9D9D9"/>
+              <w:top w:val="single" w:color="D9D9D9" w:themeColor="background1" w:themeShade="D9" w:sz="2" w:space="0"/>
+              <w:left w:val="single" w:color="D9D9D9" w:themeColor="background1" w:themeShade="D9" w:sz="2" w:space="0"/>
+              <w:bottom w:val="single" w:color="D9D9D9" w:themeColor="background1" w:themeShade="D9" w:sz="2" w:space="0"/>
+              <w:right w:val="single" w:color="D9D9D9" w:themeColor="background1" w:themeShade="D9" w:sz="2" w:space="0"/>
             </w:tcBorders>
             <w:shd w:val="clear" w:color="auto" w:fill="F5F8FB"/>
             <w:tcMar>
@@ -6026,10 +6108,10 @@
           <w:tcPr>
             <w:tcW w:w="2240" w:type="dxa"/>
             <w:tcBorders>
-              <w:top w:val="single" w:sz="2" w:space="0" w:color="D9D9D9"/>
-              <w:left w:val="single" w:sz="2" w:space="0" w:color="D9D9D9"/>
-              <w:bottom w:val="single" w:sz="2" w:space="0" w:color="D9D9D9"/>
-              <w:right w:val="single" w:sz="2" w:space="0" w:color="D9D9D9"/>
+              <w:top w:val="single" w:color="D9D9D9" w:themeColor="background1" w:themeShade="D9" w:sz="2" w:space="0"/>
+              <w:left w:val="single" w:color="D9D9D9" w:themeColor="background1" w:themeShade="D9" w:sz="2" w:space="0"/>
+              <w:bottom w:val="single" w:color="D9D9D9" w:themeColor="background1" w:themeShade="D9" w:sz="2" w:space="0"/>
+              <w:right w:val="single" w:color="D9D9D9" w:themeColor="background1" w:themeShade="D9" w:sz="2" w:space="0"/>
             </w:tcBorders>
             <w:shd w:val="clear" w:color="auto" w:fill="F5F8FB"/>
             <w:tcMar>
@@ -6060,12 +6142,12 @@
           <w:tcPr>
             <w:tcW w:w="450" w:type="dxa"/>
             <w:tcBorders>
-              <w:top w:val="single" w:sz="2" w:space="0" w:color="D9D9D9"/>
-              <w:left w:val="single" w:sz="2" w:space="0" w:color="D9D9D9"/>
-              <w:bottom w:val="single" w:sz="2" w:space="0" w:color="D9D9D9"/>
-              <w:right w:val="single" w:sz="2" w:space="0" w:color="D9D9D9"/>
-            </w:tcBorders>
-            <w:shd w:val="clear" w:color="auto" w:fill="FFFFFF"/>
+              <w:top w:val="single" w:color="D9D9D9" w:themeColor="background1" w:themeShade="D9" w:sz="2" w:space="0"/>
+              <w:left w:val="single" w:color="D9D9D9" w:themeColor="background1" w:themeShade="D9" w:sz="2" w:space="0"/>
+              <w:bottom w:val="single" w:color="D9D9D9" w:themeColor="background1" w:themeShade="D9" w:sz="2" w:space="0"/>
+              <w:right w:val="single" w:color="D9D9D9" w:themeColor="background1" w:themeShade="D9" w:sz="2" w:space="0"/>
+            </w:tcBorders>
+            <w:shd w:val="clear" w:color="auto" w:fill="FFFFFF" w:themeFill="background1"/>
             <w:tcMar>
               <w:top w:w="35" w:type="dxa"/>
               <w:left w:w="80" w:type="dxa"/>
@@ -6089,12 +6171,12 @@
           <w:tcPr>
             <w:tcW w:w="7550" w:type="dxa"/>
             <w:tcBorders>
-              <w:top w:val="single" w:sz="2" w:space="0" w:color="D9D9D9"/>
-              <w:left w:val="single" w:sz="2" w:space="0" w:color="D9D9D9"/>
-              <w:bottom w:val="single" w:sz="2" w:space="0" w:color="D9D9D9"/>
-              <w:right w:val="single" w:sz="2" w:space="0" w:color="D9D9D9"/>
-            </w:tcBorders>
-            <w:shd w:val="clear" w:color="auto" w:fill="FFFFFF"/>
+              <w:top w:val="single" w:color="D9D9D9" w:themeColor="background1" w:themeShade="D9" w:sz="2" w:space="0"/>
+              <w:left w:val="single" w:color="D9D9D9" w:themeColor="background1" w:themeShade="D9" w:sz="2" w:space="0"/>
+              <w:bottom w:val="single" w:color="D9D9D9" w:themeColor="background1" w:themeShade="D9" w:sz="2" w:space="0"/>
+              <w:right w:val="single" w:color="D9D9D9" w:themeColor="background1" w:themeShade="D9" w:sz="2" w:space="0"/>
+            </w:tcBorders>
+            <w:shd w:val="clear" w:color="auto" w:fill="FFFFFF" w:themeFill="background1"/>
             <w:tcMar>
               <w:top w:w="35" w:type="dxa"/>
               <w:left w:w="80" w:type="dxa"/>
@@ -6118,12 +6200,12 @@
           <w:tcPr>
             <w:tcW w:w="2240" w:type="dxa"/>
             <w:tcBorders>
-              <w:top w:val="single" w:sz="2" w:space="0" w:color="D9D9D9"/>
-              <w:left w:val="single" w:sz="2" w:space="0" w:color="D9D9D9"/>
-              <w:bottom w:val="single" w:sz="2" w:space="0" w:color="D9D9D9"/>
-              <w:right w:val="single" w:sz="2" w:space="0" w:color="D9D9D9"/>
-            </w:tcBorders>
-            <w:shd w:val="clear" w:color="auto" w:fill="FFFFFF"/>
+              <w:top w:val="single" w:color="D9D9D9" w:themeColor="background1" w:themeShade="D9" w:sz="2" w:space="0"/>
+              <w:left w:val="single" w:color="D9D9D9" w:themeColor="background1" w:themeShade="D9" w:sz="2" w:space="0"/>
+              <w:bottom w:val="single" w:color="D9D9D9" w:themeColor="background1" w:themeShade="D9" w:sz="2" w:space="0"/>
+              <w:right w:val="single" w:color="D9D9D9" w:themeColor="background1" w:themeShade="D9" w:sz="2" w:space="0"/>
+            </w:tcBorders>
+            <w:shd w:val="clear" w:color="auto" w:fill="FFFFFF" w:themeFill="background1"/>
             <w:tcMar>
               <w:top w:w="35" w:type="dxa"/>
               <w:left w:w="80" w:type="dxa"/>
@@ -6152,10 +6234,10 @@
           <w:tcPr>
             <w:tcW w:w="450" w:type="dxa"/>
             <w:tcBorders>
-              <w:top w:val="single" w:sz="2" w:space="0" w:color="D9D9D9"/>
-              <w:left w:val="single" w:sz="2" w:space="0" w:color="D9D9D9"/>
-              <w:bottom w:val="single" w:sz="2" w:space="0" w:color="D9D9D9"/>
-              <w:right w:val="single" w:sz="2" w:space="0" w:color="D9D9D9"/>
+              <w:top w:val="single" w:color="D9D9D9" w:themeColor="background1" w:themeShade="D9" w:sz="2" w:space="0"/>
+              <w:left w:val="single" w:color="D9D9D9" w:themeColor="background1" w:themeShade="D9" w:sz="2" w:space="0"/>
+              <w:bottom w:val="single" w:color="D9D9D9" w:themeColor="background1" w:themeShade="D9" w:sz="2" w:space="0"/>
+              <w:right w:val="single" w:color="D9D9D9" w:themeColor="background1" w:themeShade="D9" w:sz="2" w:space="0"/>
             </w:tcBorders>
             <w:shd w:val="clear" w:color="auto" w:fill="F5F8FB"/>
             <w:tcMar>
@@ -6181,10 +6263,10 @@
           <w:tcPr>
             <w:tcW w:w="7550" w:type="dxa"/>
             <w:tcBorders>
-              <w:top w:val="single" w:sz="2" w:space="0" w:color="D9D9D9"/>
-              <w:left w:val="single" w:sz="2" w:space="0" w:color="D9D9D9"/>
-              <w:bottom w:val="single" w:sz="2" w:space="0" w:color="D9D9D9"/>
-              <w:right w:val="single" w:sz="2" w:space="0" w:color="D9D9D9"/>
+              <w:top w:val="single" w:color="D9D9D9" w:themeColor="background1" w:themeShade="D9" w:sz="2" w:space="0"/>
+              <w:left w:val="single" w:color="D9D9D9" w:themeColor="background1" w:themeShade="D9" w:sz="2" w:space="0"/>
+              <w:bottom w:val="single" w:color="D9D9D9" w:themeColor="background1" w:themeShade="D9" w:sz="2" w:space="0"/>
+              <w:right w:val="single" w:color="D9D9D9" w:themeColor="background1" w:themeShade="D9" w:sz="2" w:space="0"/>
             </w:tcBorders>
             <w:shd w:val="clear" w:color="auto" w:fill="F5F8FB"/>
             <w:tcMar>
@@ -6210,10 +6292,10 @@
           <w:tcPr>
             <w:tcW w:w="2240" w:type="dxa"/>
             <w:tcBorders>
-              <w:top w:val="single" w:sz="2" w:space="0" w:color="D9D9D9"/>
-              <w:left w:val="single" w:sz="2" w:space="0" w:color="D9D9D9"/>
-              <w:bottom w:val="single" w:sz="2" w:space="0" w:color="D9D9D9"/>
-              <w:right w:val="single" w:sz="2" w:space="0" w:color="D9D9D9"/>
+              <w:top w:val="single" w:color="D9D9D9" w:themeColor="background1" w:themeShade="D9" w:sz="2" w:space="0"/>
+              <w:left w:val="single" w:color="D9D9D9" w:themeColor="background1" w:themeShade="D9" w:sz="2" w:space="0"/>
+              <w:bottom w:val="single" w:color="D9D9D9" w:themeColor="background1" w:themeShade="D9" w:sz="2" w:space="0"/>
+              <w:right w:val="single" w:color="D9D9D9" w:themeColor="background1" w:themeShade="D9" w:sz="2" w:space="0"/>
             </w:tcBorders>
             <w:shd w:val="clear" w:color="auto" w:fill="F5F8FB"/>
             <w:tcMar>
@@ -6253,12 +6335,12 @@
       <w:tblPr>
         <w:tblW w:w="10240" w:type="dxa"/>
         <w:tblBorders>
-          <w:top w:val="single" w:sz="4" w:space="0" w:color="auto"/>
-          <w:left w:val="single" w:sz="4" w:space="0" w:color="auto"/>
-          <w:bottom w:val="single" w:sz="4" w:space="0" w:color="auto"/>
-          <w:right w:val="single" w:sz="4" w:space="0" w:color="auto"/>
-          <w:insideH w:val="single" w:sz="4" w:space="0" w:color="auto"/>
-          <w:insideV w:val="single" w:sz="4" w:space="0" w:color="auto"/>
+          <w:top w:val="single" w:color="auto" w:sz="4" w:space="0"/>
+          <w:left w:val="single" w:color="auto" w:sz="4" w:space="0"/>
+          <w:bottom w:val="single" w:color="auto" w:sz="4" w:space="0"/>
+          <w:right w:val="single" w:color="auto" w:sz="4" w:space="0"/>
+          <w:insideH w:val="single" w:color="auto" w:sz="4" w:space="0"/>
+          <w:insideV w:val="single" w:color="auto" w:sz="4" w:space="0"/>
         </w:tblBorders>
         <w:tblCellMar>
           <w:left w:w="10" w:type="dxa"/>
@@ -6279,10 +6361,10 @@
           <w:tcPr>
             <w:tcW w:w="2600" w:type="dxa"/>
             <w:tcBorders>
-              <w:top w:val="single" w:sz="2" w:space="0" w:color="D9D9D9"/>
-              <w:left w:val="single" w:sz="2" w:space="0" w:color="D9D9D9"/>
-              <w:bottom w:val="single" w:sz="2" w:space="0" w:color="D9D9D9"/>
-              <w:right w:val="single" w:sz="2" w:space="0" w:color="D9D9D9"/>
+              <w:top w:val="single" w:color="D9D9D9" w:sz="2" w:space="0"/>
+              <w:left w:val="single" w:color="D9D9D9" w:sz="2" w:space="0"/>
+              <w:bottom w:val="single" w:color="D9D9D9" w:sz="2" w:space="0"/>
+              <w:right w:val="single" w:color="D9D9D9" w:sz="2" w:space="0"/>
             </w:tcBorders>
             <w:shd w:val="clear" w:color="auto" w:fill="1F3864"/>
             <w:tcMar>
@@ -6311,10 +6393,10 @@
           <w:tcPr>
             <w:tcW w:w="7640" w:type="dxa"/>
             <w:tcBorders>
-              <w:top w:val="single" w:sz="2" w:space="0" w:color="D9D9D9"/>
-              <w:left w:val="single" w:sz="2" w:space="0" w:color="D9D9D9"/>
-              <w:bottom w:val="single" w:sz="2" w:space="0" w:color="D9D9D9"/>
-              <w:right w:val="single" w:sz="2" w:space="0" w:color="D9D9D9"/>
+              <w:top w:val="single" w:color="D9D9D9" w:sz="2" w:space="0"/>
+              <w:left w:val="single" w:color="D9D9D9" w:sz="2" w:space="0"/>
+              <w:bottom w:val="single" w:color="D9D9D9" w:sz="2" w:space="0"/>
+              <w:right w:val="single" w:color="D9D9D9" w:sz="2" w:space="0"/>
             </w:tcBorders>
             <w:shd w:val="clear" w:color="auto" w:fill="1F3864"/>
             <w:tcMar>
@@ -6348,10 +6430,10 @@
           <w:tcPr>
             <w:tcW w:w="2600" w:type="dxa"/>
             <w:tcBorders>
-              <w:top w:val="single" w:sz="2" w:space="0" w:color="D9D9D9"/>
-              <w:left w:val="single" w:sz="2" w:space="0" w:color="D9D9D9"/>
-              <w:bottom w:val="single" w:sz="2" w:space="0" w:color="D9D9D9"/>
-              <w:right w:val="single" w:sz="2" w:space="0" w:color="D9D9D9"/>
+              <w:top w:val="single" w:color="D9D9D9" w:sz="2" w:space="0"/>
+              <w:left w:val="single" w:color="D9D9D9" w:sz="2" w:space="0"/>
+              <w:bottom w:val="single" w:color="D9D9D9" w:sz="2" w:space="0"/>
+              <w:right w:val="single" w:color="D9D9D9" w:sz="2" w:space="0"/>
             </w:tcBorders>
             <w:shd w:val="clear" w:color="auto" w:fill="FFFFFF"/>
             <w:tcMar>
@@ -6377,10 +6459,10 @@
           <w:tcPr>
             <w:tcW w:w="7640" w:type="dxa"/>
             <w:tcBorders>
-              <w:top w:val="single" w:sz="2" w:space="0" w:color="D9D9D9"/>
-              <w:left w:val="single" w:sz="2" w:space="0" w:color="D9D9D9"/>
-              <w:bottom w:val="single" w:sz="2" w:space="0" w:color="D9D9D9"/>
-              <w:right w:val="single" w:sz="2" w:space="0" w:color="D9D9D9"/>
+              <w:top w:val="single" w:color="D9D9D9" w:sz="2" w:space="0"/>
+              <w:left w:val="single" w:color="D9D9D9" w:sz="2" w:space="0"/>
+              <w:bottom w:val="single" w:color="D9D9D9" w:sz="2" w:space="0"/>
+              <w:right w:val="single" w:color="D9D9D9" w:sz="2" w:space="0"/>
             </w:tcBorders>
             <w:shd w:val="clear" w:color="auto" w:fill="FFFFFF"/>
             <w:tcMar>
@@ -6411,10 +6493,10 @@
           <w:tcPr>
             <w:tcW w:w="2600" w:type="dxa"/>
             <w:tcBorders>
-              <w:top w:val="single" w:sz="2" w:space="0" w:color="D9D9D9"/>
-              <w:left w:val="single" w:sz="2" w:space="0" w:color="D9D9D9"/>
-              <w:bottom w:val="single" w:sz="2" w:space="0" w:color="D9D9D9"/>
-              <w:right w:val="single" w:sz="2" w:space="0" w:color="D9D9D9"/>
+              <w:top w:val="single" w:color="D9D9D9" w:sz="2" w:space="0"/>
+              <w:left w:val="single" w:color="D9D9D9" w:sz="2" w:space="0"/>
+              <w:bottom w:val="single" w:color="D9D9D9" w:sz="2" w:space="0"/>
+              <w:right w:val="single" w:color="D9D9D9" w:sz="2" w:space="0"/>
             </w:tcBorders>
             <w:shd w:val="clear" w:color="auto" w:fill="F5F8FB"/>
             <w:tcMar>
@@ -6440,10 +6522,10 @@
           <w:tcPr>
             <w:tcW w:w="7640" w:type="dxa"/>
             <w:tcBorders>
-              <w:top w:val="single" w:sz="2" w:space="0" w:color="D9D9D9"/>
-              <w:left w:val="single" w:sz="2" w:space="0" w:color="D9D9D9"/>
-              <w:bottom w:val="single" w:sz="2" w:space="0" w:color="D9D9D9"/>
-              <w:right w:val="single" w:sz="2" w:space="0" w:color="D9D9D9"/>
+              <w:top w:val="single" w:color="D9D9D9" w:sz="2" w:space="0"/>
+              <w:left w:val="single" w:color="D9D9D9" w:sz="2" w:space="0"/>
+              <w:bottom w:val="single" w:color="D9D9D9" w:sz="2" w:space="0"/>
+              <w:right w:val="single" w:color="D9D9D9" w:sz="2" w:space="0"/>
             </w:tcBorders>
             <w:shd w:val="clear" w:color="auto" w:fill="F5F8FB"/>
             <w:tcMar>
@@ -6474,10 +6556,10 @@
           <w:tcPr>
             <w:tcW w:w="2600" w:type="dxa"/>
             <w:tcBorders>
-              <w:top w:val="single" w:sz="2" w:space="0" w:color="D9D9D9"/>
-              <w:left w:val="single" w:sz="2" w:space="0" w:color="D9D9D9"/>
-              <w:bottom w:val="single" w:sz="2" w:space="0" w:color="D9D9D9"/>
-              <w:right w:val="single" w:sz="2" w:space="0" w:color="D9D9D9"/>
+              <w:top w:val="single" w:color="D9D9D9" w:sz="2" w:space="0"/>
+              <w:left w:val="single" w:color="D9D9D9" w:sz="2" w:space="0"/>
+              <w:bottom w:val="single" w:color="D9D9D9" w:sz="2" w:space="0"/>
+              <w:right w:val="single" w:color="D9D9D9" w:sz="2" w:space="0"/>
             </w:tcBorders>
             <w:shd w:val="clear" w:color="auto" w:fill="FFFFFF"/>
             <w:tcMar>
@@ -6503,10 +6585,10 @@
           <w:tcPr>
             <w:tcW w:w="7640" w:type="dxa"/>
             <w:tcBorders>
-              <w:top w:val="single" w:sz="2" w:space="0" w:color="D9D9D9"/>
-              <w:left w:val="single" w:sz="2" w:space="0" w:color="D9D9D9"/>
-              <w:bottom w:val="single" w:sz="2" w:space="0" w:color="D9D9D9"/>
-              <w:right w:val="single" w:sz="2" w:space="0" w:color="D9D9D9"/>
+              <w:top w:val="single" w:color="D9D9D9" w:sz="2" w:space="0"/>
+              <w:left w:val="single" w:color="D9D9D9" w:sz="2" w:space="0"/>
+              <w:bottom w:val="single" w:color="D9D9D9" w:sz="2" w:space="0"/>
+              <w:right w:val="single" w:color="D9D9D9" w:sz="2" w:space="0"/>
             </w:tcBorders>
             <w:shd w:val="clear" w:color="auto" w:fill="FFFFFF"/>
             <w:tcMar>
@@ -6537,10 +6619,10 @@
           <w:tcPr>
             <w:tcW w:w="2600" w:type="dxa"/>
             <w:tcBorders>
-              <w:top w:val="single" w:sz="2" w:space="0" w:color="D9D9D9"/>
-              <w:left w:val="single" w:sz="2" w:space="0" w:color="D9D9D9"/>
-              <w:bottom w:val="single" w:sz="2" w:space="0" w:color="D9D9D9"/>
-              <w:right w:val="single" w:sz="2" w:space="0" w:color="D9D9D9"/>
+              <w:top w:val="single" w:color="D9D9D9" w:sz="2" w:space="0"/>
+              <w:left w:val="single" w:color="D9D9D9" w:sz="2" w:space="0"/>
+              <w:bottom w:val="single" w:color="D9D9D9" w:sz="2" w:space="0"/>
+              <w:right w:val="single" w:color="D9D9D9" w:sz="2" w:space="0"/>
             </w:tcBorders>
             <w:shd w:val="clear" w:color="auto" w:fill="F5F8FB"/>
             <w:tcMar>
@@ -6566,10 +6648,10 @@
           <w:tcPr>
             <w:tcW w:w="7640" w:type="dxa"/>
             <w:tcBorders>
-              <w:top w:val="single" w:sz="2" w:space="0" w:color="D9D9D9"/>
-              <w:left w:val="single" w:sz="2" w:space="0" w:color="D9D9D9"/>
-              <w:bottom w:val="single" w:sz="2" w:space="0" w:color="D9D9D9"/>
-              <w:right w:val="single" w:sz="2" w:space="0" w:color="D9D9D9"/>
+              <w:top w:val="single" w:color="D9D9D9" w:sz="2" w:space="0"/>
+              <w:left w:val="single" w:color="D9D9D9" w:sz="2" w:space="0"/>
+              <w:bottom w:val="single" w:color="D9D9D9" w:sz="2" w:space="0"/>
+              <w:right w:val="single" w:color="D9D9D9" w:sz="2" w:space="0"/>
             </w:tcBorders>
             <w:shd w:val="clear" w:color="auto" w:fill="F5F8FB"/>
             <w:tcMar>
@@ -6600,10 +6682,10 @@
           <w:tcPr>
             <w:tcW w:w="2600" w:type="dxa"/>
             <w:tcBorders>
-              <w:top w:val="single" w:sz="2" w:space="0" w:color="D9D9D9"/>
-              <w:left w:val="single" w:sz="2" w:space="0" w:color="D9D9D9"/>
-              <w:bottom w:val="single" w:sz="2" w:space="0" w:color="D9D9D9"/>
-              <w:right w:val="single" w:sz="2" w:space="0" w:color="D9D9D9"/>
+              <w:top w:val="single" w:color="D9D9D9" w:sz="2" w:space="0"/>
+              <w:left w:val="single" w:color="D9D9D9" w:sz="2" w:space="0"/>
+              <w:bottom w:val="single" w:color="D9D9D9" w:sz="2" w:space="0"/>
+              <w:right w:val="single" w:color="D9D9D9" w:sz="2" w:space="0"/>
             </w:tcBorders>
             <w:shd w:val="clear" w:color="auto" w:fill="FFFFFF"/>
             <w:tcMar>
@@ -6629,10 +6711,10 @@
           <w:tcPr>
             <w:tcW w:w="7640" w:type="dxa"/>
             <w:tcBorders>
-              <w:top w:val="single" w:sz="2" w:space="0" w:color="D9D9D9"/>
-              <w:left w:val="single" w:sz="2" w:space="0" w:color="D9D9D9"/>
-              <w:bottom w:val="single" w:sz="2" w:space="0" w:color="D9D9D9"/>
-              <w:right w:val="single" w:sz="2" w:space="0" w:color="D9D9D9"/>
+              <w:top w:val="single" w:color="D9D9D9" w:sz="2" w:space="0"/>
+              <w:left w:val="single" w:color="D9D9D9" w:sz="2" w:space="0"/>
+              <w:bottom w:val="single" w:color="D9D9D9" w:sz="2" w:space="0"/>
+              <w:right w:val="single" w:color="D9D9D9" w:sz="2" w:space="0"/>
             </w:tcBorders>
             <w:shd w:val="clear" w:color="auto" w:fill="FFFFFF"/>
             <w:tcMar>
@@ -6663,10 +6745,10 @@
           <w:tcPr>
             <w:tcW w:w="2600" w:type="dxa"/>
             <w:tcBorders>
-              <w:top w:val="single" w:sz="2" w:space="0" w:color="D9D9D9"/>
-              <w:left w:val="single" w:sz="2" w:space="0" w:color="D9D9D9"/>
-              <w:bottom w:val="single" w:sz="2" w:space="0" w:color="D9D9D9"/>
-              <w:right w:val="single" w:sz="2" w:space="0" w:color="D9D9D9"/>
+              <w:top w:val="single" w:color="D9D9D9" w:sz="2" w:space="0"/>
+              <w:left w:val="single" w:color="D9D9D9" w:sz="2" w:space="0"/>
+              <w:bottom w:val="single" w:color="D9D9D9" w:sz="2" w:space="0"/>
+              <w:right w:val="single" w:color="D9D9D9" w:sz="2" w:space="0"/>
             </w:tcBorders>
             <w:shd w:val="clear" w:color="auto" w:fill="F5F8FB"/>
             <w:tcMar>
@@ -6692,10 +6774,10 @@
           <w:tcPr>
             <w:tcW w:w="7640" w:type="dxa"/>
             <w:tcBorders>
-              <w:top w:val="single" w:sz="2" w:space="0" w:color="D9D9D9"/>
-              <w:left w:val="single" w:sz="2" w:space="0" w:color="D9D9D9"/>
-              <w:bottom w:val="single" w:sz="2" w:space="0" w:color="D9D9D9"/>
-              <w:right w:val="single" w:sz="2" w:space="0" w:color="D9D9D9"/>
+              <w:top w:val="single" w:color="D9D9D9" w:sz="2" w:space="0"/>
+              <w:left w:val="single" w:color="D9D9D9" w:sz="2" w:space="0"/>
+              <w:bottom w:val="single" w:color="D9D9D9" w:sz="2" w:space="0"/>
+              <w:right w:val="single" w:color="D9D9D9" w:sz="2" w:space="0"/>
             </w:tcBorders>
             <w:shd w:val="clear" w:color="auto" w:fill="F5F8FB"/>
             <w:tcMar>
@@ -6726,10 +6808,10 @@
           <w:tcPr>
             <w:tcW w:w="2600" w:type="dxa"/>
             <w:tcBorders>
-              <w:top w:val="single" w:sz="2" w:space="0" w:color="D9D9D9"/>
-              <w:left w:val="single" w:sz="2" w:space="0" w:color="D9D9D9"/>
-              <w:bottom w:val="single" w:sz="2" w:space="0" w:color="D9D9D9"/>
-              <w:right w:val="single" w:sz="2" w:space="0" w:color="D9D9D9"/>
+              <w:top w:val="single" w:color="D9D9D9" w:sz="2" w:space="0"/>
+              <w:left w:val="single" w:color="D9D9D9" w:sz="2" w:space="0"/>
+              <w:bottom w:val="single" w:color="D9D9D9" w:sz="2" w:space="0"/>
+              <w:right w:val="single" w:color="D9D9D9" w:sz="2" w:space="0"/>
             </w:tcBorders>
             <w:shd w:val="clear" w:color="auto" w:fill="FFFFFF"/>
             <w:tcMar>
@@ -6755,10 +6837,10 @@
           <w:tcPr>
             <w:tcW w:w="7640" w:type="dxa"/>
             <w:tcBorders>
-              <w:top w:val="single" w:sz="2" w:space="0" w:color="D9D9D9"/>
-              <w:left w:val="single" w:sz="2" w:space="0" w:color="D9D9D9"/>
-              <w:bottom w:val="single" w:sz="2" w:space="0" w:color="D9D9D9"/>
-              <w:right w:val="single" w:sz="2" w:space="0" w:color="D9D9D9"/>
+              <w:top w:val="single" w:color="D9D9D9" w:sz="2" w:space="0"/>
+              <w:left w:val="single" w:color="D9D9D9" w:sz="2" w:space="0"/>
+              <w:bottom w:val="single" w:color="D9D9D9" w:sz="2" w:space="0"/>
+              <w:right w:val="single" w:color="D9D9D9" w:sz="2" w:space="0"/>
             </w:tcBorders>
             <w:shd w:val="clear" w:color="auto" w:fill="FFFFFF"/>
             <w:tcMar>
@@ -6851,12 +6933,12 @@
       <w:tblPr>
         <w:tblW w:w="10240" w:type="dxa"/>
         <w:tblBorders>
-          <w:top w:val="single" w:sz="4" w:space="0" w:color="auto"/>
-          <w:left w:val="single" w:sz="4" w:space="0" w:color="auto"/>
-          <w:bottom w:val="single" w:sz="4" w:space="0" w:color="auto"/>
-          <w:right w:val="single" w:sz="4" w:space="0" w:color="auto"/>
-          <w:insideH w:val="single" w:sz="4" w:space="0" w:color="auto"/>
-          <w:insideV w:val="single" w:sz="4" w:space="0" w:color="auto"/>
+          <w:top w:val="single" w:color="auto" w:sz="4" w:space="0"/>
+          <w:left w:val="single" w:color="auto" w:sz="4" w:space="0"/>
+          <w:bottom w:val="single" w:color="auto" w:sz="4" w:space="0"/>
+          <w:right w:val="single" w:color="auto" w:sz="4" w:space="0"/>
+          <w:insideH w:val="single" w:color="auto" w:sz="4" w:space="0"/>
+          <w:insideV w:val="single" w:color="auto" w:sz="4" w:space="0"/>
         </w:tblBorders>
         <w:tblCellMar>
           <w:left w:w="10" w:type="dxa"/>
@@ -6877,10 +6959,10 @@
           <w:tcPr>
             <w:tcW w:w="5120" w:type="dxa"/>
             <w:tcBorders>
-              <w:top w:val="single" w:sz="2" w:space="0" w:color="D9D9D9"/>
-              <w:left w:val="single" w:sz="2" w:space="0" w:color="D9D9D9"/>
-              <w:bottom w:val="single" w:sz="2" w:space="0" w:color="D9D9D9"/>
-              <w:right w:val="single" w:sz="2" w:space="0" w:color="D9D9D9"/>
+              <w:top w:val="single" w:color="D9D9D9" w:sz="2" w:space="0"/>
+              <w:left w:val="single" w:color="D9D9D9" w:sz="2" w:space="0"/>
+              <w:bottom w:val="single" w:color="D9D9D9" w:sz="2" w:space="0"/>
+              <w:right w:val="single" w:color="D9D9D9" w:sz="2" w:space="0"/>
             </w:tcBorders>
             <w:shd w:val="clear" w:color="auto" w:fill="1F3864"/>
             <w:tcMar>
@@ -6909,10 +6991,10 @@
           <w:tcPr>
             <w:tcW w:w="5120" w:type="dxa"/>
             <w:tcBorders>
-              <w:top w:val="single" w:sz="2" w:space="0" w:color="D9D9D9"/>
-              <w:left w:val="single" w:sz="2" w:space="0" w:color="D9D9D9"/>
-              <w:bottom w:val="single" w:sz="2" w:space="0" w:color="D9D9D9"/>
-              <w:right w:val="single" w:sz="2" w:space="0" w:color="D9D9D9"/>
+              <w:top w:val="single" w:color="D9D9D9" w:sz="2" w:space="0"/>
+              <w:left w:val="single" w:color="D9D9D9" w:sz="2" w:space="0"/>
+              <w:bottom w:val="single" w:color="D9D9D9" w:sz="2" w:space="0"/>
+              <w:right w:val="single" w:color="D9D9D9" w:sz="2" w:space="0"/>
             </w:tcBorders>
             <w:shd w:val="clear" w:color="auto" w:fill="1F3864"/>
             <w:tcMar>
@@ -6946,10 +7028,10 @@
           <w:tcPr>
             <w:tcW w:w="5120" w:type="dxa"/>
             <w:tcBorders>
-              <w:top w:val="single" w:sz="2" w:space="0" w:color="D9D9D9"/>
-              <w:left w:val="single" w:sz="2" w:space="0" w:color="D9D9D9"/>
-              <w:bottom w:val="single" w:sz="2" w:space="0" w:color="D9D9D9"/>
-              <w:right w:val="single" w:sz="2" w:space="0" w:color="D9D9D9"/>
+              <w:top w:val="single" w:color="D9D9D9" w:sz="2" w:space="0"/>
+              <w:left w:val="single" w:color="D9D9D9" w:sz="2" w:space="0"/>
+              <w:bottom w:val="single" w:color="D9D9D9" w:sz="2" w:space="0"/>
+              <w:right w:val="single" w:color="D9D9D9" w:sz="2" w:space="0"/>
             </w:tcBorders>
             <w:shd w:val="clear" w:color="auto" w:fill="FFFFFF"/>
             <w:tcMar>
@@ -6975,10 +7057,10 @@
           <w:tcPr>
             <w:tcW w:w="5120" w:type="dxa"/>
             <w:tcBorders>
-              <w:top w:val="single" w:sz="2" w:space="0" w:color="D9D9D9"/>
-              <w:left w:val="single" w:sz="2" w:space="0" w:color="D9D9D9"/>
-              <w:bottom w:val="single" w:sz="2" w:space="0" w:color="D9D9D9"/>
-              <w:right w:val="single" w:sz="2" w:space="0" w:color="D9D9D9"/>
+              <w:top w:val="single" w:color="D9D9D9" w:sz="2" w:space="0"/>
+              <w:left w:val="single" w:color="D9D9D9" w:sz="2" w:space="0"/>
+              <w:bottom w:val="single" w:color="D9D9D9" w:sz="2" w:space="0"/>
+              <w:right w:val="single" w:color="D9D9D9" w:sz="2" w:space="0"/>
             </w:tcBorders>
             <w:shd w:val="clear" w:color="auto" w:fill="FFFFFF"/>
             <w:tcMar>
@@ -7009,10 +7091,10 @@
           <w:tcPr>
             <w:tcW w:w="5120" w:type="dxa"/>
             <w:tcBorders>
-              <w:top w:val="single" w:sz="2" w:space="0" w:color="D9D9D9"/>
-              <w:left w:val="single" w:sz="2" w:space="0" w:color="D9D9D9"/>
-              <w:bottom w:val="single" w:sz="2" w:space="0" w:color="D9D9D9"/>
-              <w:right w:val="single" w:sz="2" w:space="0" w:color="D9D9D9"/>
+              <w:top w:val="single" w:color="D9D9D9" w:sz="2" w:space="0"/>
+              <w:left w:val="single" w:color="D9D9D9" w:sz="2" w:space="0"/>
+              <w:bottom w:val="single" w:color="D9D9D9" w:sz="2" w:space="0"/>
+              <w:right w:val="single" w:color="D9D9D9" w:sz="2" w:space="0"/>
             </w:tcBorders>
             <w:shd w:val="clear" w:color="auto" w:fill="F5F8FB"/>
             <w:tcMar>
@@ -7038,10 +7120,10 @@
           <w:tcPr>
             <w:tcW w:w="5120" w:type="dxa"/>
             <w:tcBorders>
-              <w:top w:val="single" w:sz="2" w:space="0" w:color="D9D9D9"/>
-              <w:left w:val="single" w:sz="2" w:space="0" w:color="D9D9D9"/>
-              <w:bottom w:val="single" w:sz="2" w:space="0" w:color="D9D9D9"/>
-              <w:right w:val="single" w:sz="2" w:space="0" w:color="D9D9D9"/>
+              <w:top w:val="single" w:color="D9D9D9" w:sz="2" w:space="0"/>
+              <w:left w:val="single" w:color="D9D9D9" w:sz="2" w:space="0"/>
+              <w:bottom w:val="single" w:color="D9D9D9" w:sz="2" w:space="0"/>
+              <w:right w:val="single" w:color="D9D9D9" w:sz="2" w:space="0"/>
             </w:tcBorders>
             <w:shd w:val="clear" w:color="auto" w:fill="F5F8FB"/>
             <w:tcMar>
@@ -7072,10 +7154,10 @@
           <w:tcPr>
             <w:tcW w:w="5120" w:type="dxa"/>
             <w:tcBorders>
-              <w:top w:val="single" w:sz="2" w:space="0" w:color="D9D9D9"/>
-              <w:left w:val="single" w:sz="2" w:space="0" w:color="D9D9D9"/>
-              <w:bottom w:val="single" w:sz="2" w:space="0" w:color="D9D9D9"/>
-              <w:right w:val="single" w:sz="2" w:space="0" w:color="D9D9D9"/>
+              <w:top w:val="single" w:color="D9D9D9" w:sz="2" w:space="0"/>
+              <w:left w:val="single" w:color="D9D9D9" w:sz="2" w:space="0"/>
+              <w:bottom w:val="single" w:color="D9D9D9" w:sz="2" w:space="0"/>
+              <w:right w:val="single" w:color="D9D9D9" w:sz="2" w:space="0"/>
             </w:tcBorders>
             <w:shd w:val="clear" w:color="auto" w:fill="FFFFFF"/>
             <w:tcMar>
@@ -7101,10 +7183,10 @@
           <w:tcPr>
             <w:tcW w:w="5120" w:type="dxa"/>
             <w:tcBorders>
-              <w:top w:val="single" w:sz="2" w:space="0" w:color="D9D9D9"/>
-              <w:left w:val="single" w:sz="2" w:space="0" w:color="D9D9D9"/>
-              <w:bottom w:val="single" w:sz="2" w:space="0" w:color="D9D9D9"/>
-              <w:right w:val="single" w:sz="2" w:space="0" w:color="D9D9D9"/>
+              <w:top w:val="single" w:color="D9D9D9" w:sz="2" w:space="0"/>
+              <w:left w:val="single" w:color="D9D9D9" w:sz="2" w:space="0"/>
+              <w:bottom w:val="single" w:color="D9D9D9" w:sz="2" w:space="0"/>
+              <w:right w:val="single" w:color="D9D9D9" w:sz="2" w:space="0"/>
             </w:tcBorders>
             <w:shd w:val="clear" w:color="auto" w:fill="FFFFFF"/>
             <w:tcMar>
@@ -7144,12 +7226,12 @@
       <w:tblPr>
         <w:tblW w:w="10240" w:type="dxa"/>
         <w:tblBorders>
-          <w:top w:val="single" w:sz="4" w:space="0" w:color="auto"/>
-          <w:left w:val="single" w:sz="4" w:space="0" w:color="auto"/>
-          <w:bottom w:val="single" w:sz="4" w:space="0" w:color="auto"/>
-          <w:right w:val="single" w:sz="4" w:space="0" w:color="auto"/>
-          <w:insideH w:val="single" w:sz="4" w:space="0" w:color="auto"/>
-          <w:insideV w:val="single" w:sz="4" w:space="0" w:color="auto"/>
+          <w:top w:val="single" w:color="auto" w:sz="4" w:space="0"/>
+          <w:left w:val="single" w:color="auto" w:sz="4" w:space="0"/>
+          <w:bottom w:val="single" w:color="auto" w:sz="4" w:space="0"/>
+          <w:right w:val="single" w:color="auto" w:sz="4" w:space="0"/>
+          <w:insideH w:val="single" w:color="auto" w:sz="4" w:space="0"/>
+          <w:insideV w:val="single" w:color="auto" w:sz="4" w:space="0"/>
         </w:tblBorders>
         <w:tblCellMar>
           <w:left w:w="10" w:type="dxa"/>
@@ -7168,10 +7250,10 @@
           <w:tcPr>
             <w:tcW w:w="10240" w:type="dxa"/>
             <w:tcBorders>
-              <w:top w:val="single" w:sz="4" w:space="0" w:color="2E75B6"/>
-              <w:left w:val="single" w:sz="4" w:space="0" w:color="2E75B6"/>
-              <w:bottom w:val="single" w:sz="4" w:space="0" w:color="2E75B6"/>
-              <w:right w:val="single" w:sz="4" w:space="0" w:color="2E75B6"/>
+              <w:top w:val="single" w:color="2E75B6" w:sz="4" w:space="0"/>
+              <w:left w:val="single" w:color="2E75B6" w:sz="4" w:space="0"/>
+              <w:bottom w:val="single" w:color="2E75B6" w:sz="4" w:space="0"/>
+              <w:right w:val="single" w:color="2E75B6" w:sz="4" w:space="0"/>
             </w:tcBorders>
             <w:shd w:val="clear" w:color="auto" w:fill="EAF1F8"/>
             <w:tcMar>
@@ -7214,7 +7296,7 @@
     </w:p>
     <w:p/>
     <w:sectPr>
-      <w:pgSz w:w="12240" w:h="15840"/>
+      <w:pgSz w:w="12240" w:h="15840" w:orient="portrait"/>
       <w:pgMar w:top="1440" w:right="1440" w:bottom="1440" w:left="1440" w:header="720" w:footer="720" w:gutter="0"/>
       <w:cols w:space="720"/>
       <w:docGrid w:linePitch="360"/>
@@ -7225,7 +7307,23 @@
 
 <file path=word/comments.xml><?xml version="1.0" encoding="utf-8"?>
 <w:comments xmlns:wpc="http://schemas.microsoft.com/office/word/2010/wordprocessingCanvas" xmlns:cx="http://schemas.microsoft.com/office/drawing/2014/chartex" xmlns:cx1="http://schemas.microsoft.com/office/drawing/2015/9/8/chartex" xmlns:cx2="http://schemas.microsoft.com/office/drawing/2015/10/21/chartex" xmlns:cx3="http://schemas.microsoft.com/office/drawing/2016/5/9/chartex" xmlns:cx4="http://schemas.microsoft.com/office/drawing/2016/5/10/chartex" xmlns:cx5="http://schemas.microsoft.com/office/drawing/2016/5/11/chartex" xmlns:cx6="http://schemas.microsoft.com/office/drawing/2016/5/12/chartex" xmlns:cx7="http://schemas.microsoft.com/office/drawing/2016/5/13/chartex" xmlns:cx8="http://schemas.microsoft.com/office/drawing/2016/5/14/chartex" xmlns:mc="http://schemas.openxmlformats.org/markup-compatibility/2006" xmlns:aink="http://schemas.microsoft.com/office/drawing/2016/ink" xmlns:am3d="http://schemas.microsoft.com/office/drawing/2017/model3d" xmlns:o="urn:schemas-microsoft-com:office:office" xmlns:oel="http://schemas.microsoft.com/office/2019/extlst" xmlns:r="http://schemas.openxmlformats.org/officeDocument/2006/relationships" xmlns:m="http://schemas.openxmlformats.org/officeDocument/2006/math" xmlns:v="urn:schemas-microsoft-com:vml" xmlns:wp14="http://schemas.microsoft.com/office/word/2010/wordprocessingDrawing" xmlns:wp="http://schemas.openxmlformats.org/drawingml/2006/wordprocessingDrawing" xmlns:w10="urn:schemas-microsoft-com:office:word" xmlns:w="http://schemas.openxmlformats.org/wordprocessingml/2006/main" xmlns:w14="http://schemas.microsoft.com/office/word/2010/wordml" xmlns:w15="http://schemas.microsoft.com/office/word/2012/wordml" xmlns:w16cex="http://schemas.microsoft.com/office/word/2018/wordml/cex" xmlns:w16cid="http://schemas.microsoft.com/office/word/2016/wordml/cid" xmlns:w16="http://schemas.microsoft.com/office/word/2018/wordml" xmlns:w16du="http://schemas.microsoft.com/office/word/2023/wordml/word16du" xmlns:w16sdtdh="http://schemas.microsoft.com/office/word/2020/wordml/sdtdatahash" xmlns:w16sdtfl="http://schemas.microsoft.com/office/word/2024/wordml/sdtformatlock" xmlns:w16se="http://schemas.microsoft.com/office/word/2015/wordml/symex" xmlns:wpg="http://schemas.microsoft.com/office/word/2010/wordprocessingGroup" xmlns:wpi="http://schemas.microsoft.com/office/word/2010/wordprocessingInk" xmlns:wne="http://schemas.microsoft.com/office/word/2006/wordml" xmlns:wps="http://schemas.microsoft.com/office/word/2010/wordprocessingShape" mc:Ignorable="w14 w15 w16se w16cid w16 w16cex w16sdtdh w16sdtfl w16du wp14">
-  <w:comment w:id="0" w:author="Sihui Wang" w:date="2026-07-10T14:00:00Z" w:initials="SW">
+  <w:comment w:initials="CT" w:author="Chinmay Tyagi" w:date="2026-07-13T17:12:00Z" w:id="0">
+    <w:p>
+      <w:pPr>
+        <w:pStyle w:val="CommentText"/>
+      </w:pPr>
+      <w:r>
+        <w:rPr>
+          <w:rStyle w:val="CommentReference"/>
+        </w:rPr>
+        <w:annotationRef/>
+      </w:r>
+      <w:r>
+        <w:t xml:space="preserve">For CAPSWAT we already do report drift (plan-over-plan change in demand) -- often this is what's analyzed by LT when making capacity decisions </w:t>
+      </w:r>
+    </w:p>
+  </w:comment>
+  <w:comment w:initials="SW" w:author="Sihui Wang" w:date="2026-07-10T14:00:00Z" w:id="1">
     <w:p>
       <w:r>
         <w:annotationRef/>
@@ -7235,7 +7333,7 @@
       </w:r>
     </w:p>
   </w:comment>
-  <w:comment w:id="1" w:author="Sihui Wang" w:date="2026-07-10T13:58:00Z" w:initials="SW">
+  <w:comment w:initials="SW" w:author="Sihui Wang" w:date="2026-07-10T13:58:00Z" w:id="2">
     <w:p>
       <w:r>
         <w:annotationRef/>
@@ -7245,7 +7343,7 @@
       </w:r>
     </w:p>
   </w:comment>
-  <w:comment w:id="2" w:author="Sihui Wang" w:date="2026-07-10T13:57:00Z" w:initials="SW">
+  <w:comment w:initials="SW" w:author="Sihui Wang" w:date="2026-07-10T13:57:00Z" w:id="3">
     <w:p>
       <w:r>
         <w:annotationRef/>
@@ -7255,7 +7353,7 @@
       </w:r>
     </w:p>
   </w:comment>
-  <w:comment w:id="3" w:author="Sihui Wang" w:date="2026-07-10T14:05:00Z" w:initials="SW">
+  <w:comment w:initials="SW" w:author="Sihui Wang" w:date="2026-07-10T14:05:00Z" w:id="4">
     <w:p>
       <w:r>
         <w:annotationRef/>
@@ -7271,33 +7369,131 @@
       </w:r>
     </w:p>
   </w:comment>
+  <w:comment w:initials="CT" w:author="Chinmay Tyagi" w:date="2026-07-13T17:22:00Z" w:id="5">
+    <w:p>
+      <w:pPr>
+        <w:pStyle w:val="CommentText"/>
+      </w:pPr>
+      <w:r>
+        <w:rPr>
+          <w:rStyle w:val="CommentReference"/>
+        </w:rPr>
+        <w:annotationRef/>
+      </w:r>
+      <w:r>
+        <w:t>let's prioritize HDD-EDB</w:t>
+      </w:r>
+    </w:p>
+  </w:comment>
+  <w:comment w:initials="CT" w:author="Chinmay Tyagi" w:date="2026-07-13T17:22:00Z" w:id="6">
+    <w:p>
+      <w:pPr>
+        <w:pStyle w:val="CommentText"/>
+      </w:pPr>
+      <w:r>
+        <w:rPr>
+          <w:rStyle w:val="CommentReference"/>
+        </w:rPr>
+        <w:annotationRef/>
+      </w:r>
+      <w:r>
+        <w:t>then SSD, CPU, IOPS</w:t>
+      </w:r>
+    </w:p>
+  </w:comment>
+  <w:comment w:initials="CT" w:author="Chinmay Tyagi" w:date="2026-07-13T17:22:00Z" w:id="7">
+    <w:p>
+      <w:pPr>
+        <w:pStyle w:val="CommentText"/>
+      </w:pPr>
+      <w:r>
+        <w:rPr>
+          <w:rStyle w:val="CommentReference"/>
+        </w:rPr>
+        <w:annotationRef/>
+      </w:r>
+      <w:r>
+        <w:t>last 3 forecasts</w:t>
+      </w:r>
+    </w:p>
+  </w:comment>
+  <w:comment xmlns:w="http://schemas.openxmlformats.org/wordprocessingml/2006/main" w:initials="CT" w:author="Chinmay Tyagi" w:date="2026-07-13T17:23:02" w:id="1725107268">
+    <w:p xmlns:w14="http://schemas.microsoft.com/office/word/2010/wordml" xmlns:w="http://schemas.openxmlformats.org/wordprocessingml/2006/main">
+      <w:pPr>
+        <w:pStyle w:val="CommentText"/>
+      </w:pPr>
+      <w:r>
+        <w:rPr>
+          <w:rStyle w:val="CommentReference"/>
+        </w:rPr>
+        <w:annotationRef/>
+      </w:r>
+      <w:r>
+        <w:t>HDD-EDB Enterprise, HDD-EDB Consumer</w:t>
+      </w:r>
+    </w:p>
+  </w:comment>
+  <w:comment xmlns:w="http://schemas.openxmlformats.org/wordprocessingml/2006/main" w:initials="CT" w:author="Chinmay Tyagi" w:date="2026-07-13T17:23:13" w:id="317227020">
+    <w:p xmlns:w14="http://schemas.microsoft.com/office/word/2010/wordml" xmlns:w="http://schemas.openxmlformats.org/wordprocessingml/2006/main">
+      <w:pPr>
+        <w:pStyle w:val="CommentText"/>
+      </w:pPr>
+      <w:r>
+        <w:rPr>
+          <w:rStyle w:val="CommentReference"/>
+        </w:rPr>
+        <w:annotationRef/>
+      </w:r>
+      <w:r>
+        <w:t>07-01-2027</w:t>
+      </w:r>
+    </w:p>
+  </w:comment>
 </w:comments>
 </file>
 
 <file path=word/commentsExtended.xml><?xml version="1.0" encoding="utf-8"?>
-<w15:commentsEx xmlns:wpc="http://schemas.microsoft.com/office/word/2010/wordprocessingCanvas" xmlns:cx="http://schemas.microsoft.com/office/drawing/2014/chartex" xmlns:cx1="http://schemas.microsoft.com/office/drawing/2015/9/8/chartex" xmlns:cx2="http://schemas.microsoft.com/office/drawing/2015/10/21/chartex" xmlns:cx3="http://schemas.microsoft.com/office/drawing/2016/5/9/chartex" xmlns:cx4="http://schemas.microsoft.com/office/drawing/2016/5/10/chartex" xmlns:cx5="http://schemas.microsoft.com/office/drawing/2016/5/11/chartex" xmlns:cx6="http://schemas.microsoft.com/office/drawing/2016/5/12/chartex" xmlns:cx7="http://schemas.microsoft.com/office/drawing/2016/5/13/chartex" xmlns:cx8="http://schemas.microsoft.com/office/drawing/2016/5/14/chartex" xmlns:mc="http://schemas.openxmlformats.org/markup-compatibility/2006" xmlns:aink="http://schemas.microsoft.com/office/drawing/2016/ink" xmlns:am3d="http://schemas.microsoft.com/office/drawing/2017/model3d" xmlns:o="urn:schemas-microsoft-com:office:office" xmlns:oel="http://schemas.microsoft.com/office/2019/extlst" xmlns:r="http://schemas.openxmlformats.org/officeDocument/2006/relationships" xmlns:m="http://schemas.openxmlformats.org/officeDocument/2006/math" xmlns:v="urn:schemas-microsoft-com:vml" xmlns:wp14="http://schemas.microsoft.com/office/word/2010/wordprocessingDrawing" xmlns:wp="http://schemas.openxmlformats.org/drawingml/2006/wordprocessingDrawing" xmlns:w10="urn:schemas-microsoft-com:office:word" xmlns:w="http://schemas.openxmlformats.org/wordprocessingml/2006/main" xmlns:w14="http://schemas.microsoft.com/office/word/2010/wordml" xmlns:w15="http://schemas.microsoft.com/office/word/2012/wordml" xmlns:w16cex="http://schemas.microsoft.com/office/word/2018/wordml/cex" xmlns:w16cid="http://schemas.microsoft.com/office/word/2016/wordml/cid" xmlns:w16="http://schemas.microsoft.com/office/word/2018/wordml" xmlns:w16du="http://schemas.microsoft.com/office/word/2023/wordml/word16du" xmlns:w16sdtdh="http://schemas.microsoft.com/office/word/2020/wordml/sdtdatahash" xmlns:w16sdtfl="http://schemas.microsoft.com/office/word/2024/wordml/sdtformatlock" xmlns:w16se="http://schemas.microsoft.com/office/word/2015/wordml/symex" xmlns:wpg="http://schemas.microsoft.com/office/word/2010/wordprocessingGroup" xmlns:wpi="http://schemas.microsoft.com/office/word/2010/wordprocessingInk" xmlns:wne="http://schemas.microsoft.com/office/word/2006/wordml" xmlns:wps="http://schemas.microsoft.com/office/word/2010/wordprocessingShape" mc:Ignorable="w14 w15 w16se w16cid w16 w16cex w16sdtdh w16sdtfl w16du wp14">
-  <w15:commentEx w15:paraId="6F1066BE" w15:done="0"/>
-  <w15:commentEx w15:paraId="2BFD52A6" w15:done="0"/>
-  <w15:commentEx w15:paraId="4CF7B78E" w15:done="0"/>
-  <w15:commentEx w15:paraId="254F3AE0" w15:done="0"/>
+<w15:commentsEx xmlns:mc="http://schemas.openxmlformats.org/markup-compatibility/2006" xmlns:w15="http://schemas.microsoft.com/office/word/2012/wordml" mc:Ignorable="w15">
+  <w15:commentEx w15:done="0" w15:paraId="0D0794DA"/>
+  <w15:commentEx w15:done="0" w15:paraId="6F1066BE"/>
+  <w15:commentEx w15:done="0" w15:paraId="2BFD52A6"/>
+  <w15:commentEx w15:done="0" w15:paraId="4CF7B78E"/>
+  <w15:commentEx w15:done="0" w15:paraId="254F3AE0"/>
+  <w15:commentEx w15:done="0" w15:paraId="7E6462E7"/>
+  <w15:commentEx w15:done="0" w15:paraId="33125968" w15:paraIdParent="7E6462E7"/>
+  <w15:commentEx w15:done="0" w15:paraId="3B41B00D"/>
+  <w15:commentEx w15:done="0" w15:paraId="4B0FE727"/>
+  <w15:commentEx w15:done="0" w15:paraId="62BC75B9"/>
 </w15:commentsEx>
 </file>
 
 <file path=word/commentsExtensible.xml><?xml version="1.0" encoding="utf-8"?>
-<w16cex:commentsExtensible xmlns:wpc="http://schemas.microsoft.com/office/word/2010/wordprocessingCanvas" xmlns:cx="http://schemas.microsoft.com/office/drawing/2014/chartex" xmlns:cx1="http://schemas.microsoft.com/office/drawing/2015/9/8/chartex" xmlns:cx2="http://schemas.microsoft.com/office/drawing/2015/10/21/chartex" xmlns:cx3="http://schemas.microsoft.com/office/drawing/2016/5/9/chartex" xmlns:cx4="http://schemas.microsoft.com/office/drawing/2016/5/10/chartex" xmlns:cx5="http://schemas.microsoft.com/office/drawing/2016/5/11/chartex" xmlns:cx6="http://schemas.microsoft.com/office/drawing/2016/5/12/chartex" xmlns:cx7="http://schemas.microsoft.com/office/drawing/2016/5/13/chartex" xmlns:cx8="http://schemas.microsoft.com/office/drawing/2016/5/14/chartex" xmlns:cr="http://schemas.microsoft.com/office/comments/2020/reactions" xmlns:mc="http://schemas.openxmlformats.org/markup-compatibility/2006" xmlns:aink="http://schemas.microsoft.com/office/drawing/2016/ink" xmlns:am3d="http://schemas.microsoft.com/office/drawing/2017/model3d" xmlns:o="urn:schemas-microsoft-com:office:office" xmlns:oel="http://schemas.microsoft.com/office/2019/extlst" xmlns:r="http://schemas.openxmlformats.org/officeDocument/2006/relationships" xmlns:m="http://schemas.openxmlformats.org/officeDocument/2006/math" xmlns:v="urn:schemas-microsoft-com:vml" xmlns:wp14="http://schemas.microsoft.com/office/word/2010/wordprocessingDrawing" xmlns:wp="http://schemas.openxmlformats.org/drawingml/2006/wordprocessingDrawing" xmlns:w10="urn:schemas-microsoft-com:office:word" xmlns:w="http://schemas.openxmlformats.org/wordprocessingml/2006/main" xmlns:w14="http://schemas.microsoft.com/office/word/2010/wordml" xmlns:w15="http://schemas.microsoft.com/office/word/2012/wordml" xmlns:w16cex="http://schemas.microsoft.com/office/word/2018/wordml/cex" xmlns:w16cid="http://schemas.microsoft.com/office/word/2016/wordml/cid" xmlns:w16="http://schemas.microsoft.com/office/word/2018/wordml" xmlns:w16du="http://schemas.microsoft.com/office/word/2023/wordml/word16du" xmlns:w16sdtdh="http://schemas.microsoft.com/office/word/2020/wordml/sdtdatahash" xmlns:w16sdtfl="http://schemas.microsoft.com/office/word/2024/wordml/sdtformatlock" xmlns:w16se="http://schemas.microsoft.com/office/word/2015/wordml/symex" xmlns:wpg="http://schemas.microsoft.com/office/word/2010/wordprocessingGroup" xmlns:wpi="http://schemas.microsoft.com/office/word/2010/wordprocessingInk" xmlns:wne="http://schemas.microsoft.com/office/word/2006/wordml" xmlns:wps="http://schemas.microsoft.com/office/word/2010/wordprocessingShape" mc:Ignorable="w14 w15 w16se w16cid w16 w16cex w16sdtdh w16sdtfl cr w16du wp14">
+<w16cex:commentsExtensible xmlns:w16="http://schemas.microsoft.com/office/word/2018/wordml" xmlns:w16cex="http://schemas.microsoft.com/office/word/2018/wordml/cex" xmlns:mc="http://schemas.openxmlformats.org/markup-compatibility/2006" mc:Ignorable="w16 w16cex">
+  <w16cex:commentExtensible w16cex:durableId="48C9052D" w16cex:dateUtc="2026-07-14T00:12:00Z"/>
   <w16cex:commentExtensible w16cex:durableId="7C5255D7" w16cex:dateUtc="2026-07-10T21:00:00Z"/>
   <w16cex:commentExtensible w16cex:durableId="2C3D3A3C" w16cex:dateUtc="2026-07-10T20:58:00Z"/>
   <w16cex:commentExtensible w16cex:durableId="575BCFA0" w16cex:dateUtc="2026-07-10T20:57:00Z"/>
   <w16cex:commentExtensible w16cex:durableId="556DBA37" w16cex:dateUtc="2026-07-10T21:05:00Z"/>
+  <w16cex:commentExtensible w16cex:durableId="58A436B4" w16cex:dateUtc="2026-07-14T00:22:00Z"/>
+  <w16cex:commentExtensible w16cex:durableId="0170D824" w16cex:dateUtc="2026-07-14T00:22:00Z"/>
+  <w16cex:commentExtensible w16cex:durableId="5B43E270" w16cex:dateUtc="2026-07-14T00:22:00Z"/>
+  <w16cex:commentExtensible w16cex:durableId="0E7FE899" w16cex:dateUtc="2026-07-14T00:23:02.64Z"/>
+  <w16cex:commentExtensible w16cex:durableId="53600CBA" w16cex:dateUtc="2026-07-14T00:23:13.659Z"/>
 </w16cex:commentsExtensible>
 </file>
 
 <file path=word/commentsIds.xml><?xml version="1.0" encoding="utf-8"?>
-<w16cid:commentsIds xmlns:wpc="http://schemas.microsoft.com/office/word/2010/wordprocessingCanvas" xmlns:cx="http://schemas.microsoft.com/office/drawing/2014/chartex" xmlns:cx1="http://schemas.microsoft.com/office/drawing/2015/9/8/chartex" xmlns:cx2="http://schemas.microsoft.com/office/drawing/2015/10/21/chartex" xmlns:cx3="http://schemas.microsoft.com/office/drawing/2016/5/9/chartex" xmlns:cx4="http://schemas.microsoft.com/office/drawing/2016/5/10/chartex" xmlns:cx5="http://schemas.microsoft.com/office/drawing/2016/5/11/chartex" xmlns:cx6="http://schemas.microsoft.com/office/drawing/2016/5/12/chartex" xmlns:cx7="http://schemas.microsoft.com/office/drawing/2016/5/13/chartex" xmlns:cx8="http://schemas.microsoft.com/office/drawing/2016/5/14/chartex" xmlns:mc="http://schemas.openxmlformats.org/markup-compatibility/2006" xmlns:aink="http://schemas.microsoft.com/office/drawing/2016/ink" xmlns:am3d="http://schemas.microsoft.com/office/drawing/2017/model3d" xmlns:o="urn:schemas-microsoft-com:office:office" xmlns:oel="http://schemas.microsoft.com/office/2019/extlst" xmlns:r="http://schemas.openxmlformats.org/officeDocument/2006/relationships" xmlns:m="http://schemas.openxmlformats.org/officeDocument/2006/math" xmlns:v="urn:schemas-microsoft-com:vml" xmlns:wp14="http://schemas.microsoft.com/office/word/2010/wordprocessingDrawing" xmlns:wp="http://schemas.openxmlformats.org/drawingml/2006/wordprocessingDrawing" xmlns:w10="urn:schemas-microsoft-com:office:word" xmlns:w="http://schemas.openxmlformats.org/wordprocessingml/2006/main" xmlns:w14="http://schemas.microsoft.com/office/word/2010/wordml" xmlns:w15="http://schemas.microsoft.com/office/word/2012/wordml" xmlns:w16cex="http://schemas.microsoft.com/office/word/2018/wordml/cex" xmlns:w16cid="http://schemas.microsoft.com/office/word/2016/wordml/cid" xmlns:w16="http://schemas.microsoft.com/office/word/2018/wordml" xmlns:w16du="http://schemas.microsoft.com/office/word/2023/wordml/word16du" xmlns:w16sdtdh="http://schemas.microsoft.com/office/word/2020/wordml/sdtdatahash" xmlns:w16sdtfl="http://schemas.microsoft.com/office/word/2024/wordml/sdtformatlock" xmlns:w16se="http://schemas.microsoft.com/office/word/2015/wordml/symex" xmlns:wpg="http://schemas.microsoft.com/office/word/2010/wordprocessingGroup" xmlns:wpi="http://schemas.microsoft.com/office/word/2010/wordprocessingInk" xmlns:wne="http://schemas.microsoft.com/office/word/2006/wordml" xmlns:wps="http://schemas.microsoft.com/office/word/2010/wordprocessingShape" mc:Ignorable="w14 w15 w16se w16cid w16 w16cex w16sdtdh w16sdtfl w16du wp14">
+<w16cid:commentsIds xmlns:mc="http://schemas.openxmlformats.org/markup-compatibility/2006" xmlns:w16cid="http://schemas.microsoft.com/office/word/2016/wordml/cid" mc:Ignorable="w16cid">
+  <w16cid:commentId w16cid:paraId="0D0794DA" w16cid:durableId="48C9052D"/>
   <w16cid:commentId w16cid:paraId="6F1066BE" w16cid:durableId="7C5255D7"/>
   <w16cid:commentId w16cid:paraId="2BFD52A6" w16cid:durableId="2C3D3A3C"/>
   <w16cid:commentId w16cid:paraId="4CF7B78E" w16cid:durableId="575BCFA0"/>
   <w16cid:commentId w16cid:paraId="254F3AE0" w16cid:durableId="556DBA37"/>
+  <w16cid:commentId w16cid:paraId="7E6462E7" w16cid:durableId="58A436B4"/>
+  <w16cid:commentId w16cid:paraId="33125968" w16cid:durableId="0170D824"/>
+  <w16cid:commentId w16cid:paraId="3B41B00D" w16cid:durableId="5B43E270"/>
+  <w16cid:commentId w16cid:paraId="4B0FE727" w16cid:durableId="0E7FE899"/>
+  <w16cid:commentId w16cid:paraId="62BC75B9" w16cid:durableId="53600CBA"/>
 </w16cid:commentsIds>
 </file>
 
@@ -7388,7 +7584,10 @@
 </file>
 
 <file path=word/people.xml><?xml version="1.0" encoding="utf-8"?>
-<w15:people xmlns:wpc="http://schemas.microsoft.com/office/word/2010/wordprocessingCanvas" xmlns:cx="http://schemas.microsoft.com/office/drawing/2014/chartex" xmlns:cx1="http://schemas.microsoft.com/office/drawing/2015/9/8/chartex" xmlns:cx2="http://schemas.microsoft.com/office/drawing/2015/10/21/chartex" xmlns:cx3="http://schemas.microsoft.com/office/drawing/2016/5/9/chartex" xmlns:cx4="http://schemas.microsoft.com/office/drawing/2016/5/10/chartex" xmlns:cx5="http://schemas.microsoft.com/office/drawing/2016/5/11/chartex" xmlns:cx6="http://schemas.microsoft.com/office/drawing/2016/5/12/chartex" xmlns:cx7="http://schemas.microsoft.com/office/drawing/2016/5/13/chartex" xmlns:cx8="http://schemas.microsoft.com/office/drawing/2016/5/14/chartex" xmlns:mc="http://schemas.openxmlformats.org/markup-compatibility/2006" xmlns:aink="http://schemas.microsoft.com/office/drawing/2016/ink" xmlns:am3d="http://schemas.microsoft.com/office/drawing/2017/model3d" xmlns:o="urn:schemas-microsoft-com:office:office" xmlns:oel="http://schemas.microsoft.com/office/2019/extlst" xmlns:r="http://schemas.openxmlformats.org/officeDocument/2006/relationships" xmlns:m="http://schemas.openxmlformats.org/officeDocument/2006/math" xmlns:v="urn:schemas-microsoft-com:vml" xmlns:wp14="http://schemas.microsoft.com/office/word/2010/wordprocessingDrawing" xmlns:wp="http://schemas.openxmlformats.org/drawingml/2006/wordprocessingDrawing" xmlns:w10="urn:schemas-microsoft-com:office:word" xmlns:w="http://schemas.openxmlformats.org/wordprocessingml/2006/main" xmlns:w14="http://schemas.microsoft.com/office/word/2010/wordml" xmlns:w15="http://schemas.microsoft.com/office/word/2012/wordml" xmlns:w16cex="http://schemas.microsoft.com/office/word/2018/wordml/cex" xmlns:w16cid="http://schemas.microsoft.com/office/word/2016/wordml/cid" xmlns:w16="http://schemas.microsoft.com/office/word/2018/wordml" xmlns:w16du="http://schemas.microsoft.com/office/word/2023/wordml/word16du" xmlns:w16sdtdh="http://schemas.microsoft.com/office/word/2020/wordml/sdtdatahash" xmlns:w16sdtfl="http://schemas.microsoft.com/office/word/2024/wordml/sdtformatlock" xmlns:w16se="http://schemas.microsoft.com/office/word/2015/wordml/symex" xmlns:wpg="http://schemas.microsoft.com/office/word/2010/wordprocessingGroup" xmlns:wpi="http://schemas.microsoft.com/office/word/2010/wordprocessingInk" xmlns:wne="http://schemas.microsoft.com/office/word/2006/wordml" xmlns:wps="http://schemas.microsoft.com/office/word/2010/wordprocessingShape" mc:Ignorable="w14 w15 w16se w16cid w16 w16cex w16sdtdh w16sdtfl w16du wp14">
+<w15:people xmlns:mc="http://schemas.openxmlformats.org/markup-compatibility/2006" xmlns:w15="http://schemas.microsoft.com/office/word/2012/wordml" mc:Ignorable="w15">
+  <w15:person w15:author="Chinmay Tyagi">
+    <w15:presenceInfo w15:providerId="AD" w15:userId="S::chinmaytyagi@microsoft.com::38f2f24f-0fa6-4348-991e-6a2bacde2daf"/>
+  </w15:person>
   <w15:person w15:author="Sihui Wang">
     <w15:presenceInfo w15:providerId="AD" w15:userId="S::sihuiwang@microsoft.com::d327c649-9187-4c29-89c5-e880ba380844"/>
   </w15:person>
@@ -7400,7 +7599,7 @@
   <w:docDefaults>
     <w:rPrDefault>
       <w:rPr>
-        <w:rFonts w:asciiTheme="minorHAnsi" w:eastAsiaTheme="minorEastAsia" w:hAnsiTheme="minorHAnsi" w:cstheme="minorBidi"/>
+        <w:rFonts w:asciiTheme="minorHAnsi" w:hAnsiTheme="minorHAnsi" w:eastAsiaTheme="minorEastAsia" w:cstheme="minorBidi"/>
         <w:sz w:val="24"/>
         <w:szCs w:val="24"/>
         <w:lang w:val="en-US" w:eastAsia="ja-JP" w:bidi="ar-SA"/>
@@ -7415,14 +7614,14 @@
   <w:latentStyles w:defLockedState="0" w:defUIPriority="99" w:defSemiHidden="0" w:defUnhideWhenUsed="0" w:defQFormat="0" w:count="376">
     <w:lsdException w:name="Normal" w:uiPriority="0" w:qFormat="1"/>
     <w:lsdException w:name="heading 1" w:uiPriority="9" w:qFormat="1"/>
-    <w:lsdException w:name="heading 2" w:semiHidden="1" w:uiPriority="9" w:unhideWhenUsed="1" w:qFormat="1"/>
-    <w:lsdException w:name="heading 3" w:semiHidden="1" w:uiPriority="9" w:unhideWhenUsed="1" w:qFormat="1"/>
-    <w:lsdException w:name="heading 4" w:semiHidden="1" w:uiPriority="9" w:unhideWhenUsed="1" w:qFormat="1"/>
-    <w:lsdException w:name="heading 5" w:semiHidden="1" w:uiPriority="9" w:unhideWhenUsed="1" w:qFormat="1"/>
-    <w:lsdException w:name="heading 6" w:semiHidden="1" w:uiPriority="9" w:unhideWhenUsed="1" w:qFormat="1"/>
-    <w:lsdException w:name="heading 7" w:semiHidden="1" w:uiPriority="9" w:unhideWhenUsed="1" w:qFormat="1"/>
-    <w:lsdException w:name="heading 8" w:semiHidden="1" w:uiPriority="9" w:unhideWhenUsed="1" w:qFormat="1"/>
-    <w:lsdException w:name="heading 9" w:semiHidden="1" w:uiPriority="9" w:unhideWhenUsed="1" w:qFormat="1"/>
+    <w:lsdException w:name="heading 2" w:uiPriority="9" w:semiHidden="1" w:unhideWhenUsed="1" w:qFormat="1"/>
+    <w:lsdException w:name="heading 3" w:uiPriority="9" w:semiHidden="1" w:unhideWhenUsed="1" w:qFormat="1"/>
+    <w:lsdException w:name="heading 4" w:uiPriority="9" w:semiHidden="1" w:unhideWhenUsed="1" w:qFormat="1"/>
+    <w:lsdException w:name="heading 5" w:uiPriority="9" w:semiHidden="1" w:unhideWhenUsed="1" w:qFormat="1"/>
+    <w:lsdException w:name="heading 6" w:uiPriority="9" w:semiHidden="1" w:unhideWhenUsed="1" w:qFormat="1"/>
+    <w:lsdException w:name="heading 7" w:uiPriority="9" w:semiHidden="1" w:unhideWhenUsed="1" w:qFormat="1"/>
+    <w:lsdException w:name="heading 8" w:uiPriority="9" w:semiHidden="1" w:unhideWhenUsed="1" w:qFormat="1"/>
+    <w:lsdException w:name="heading 9" w:uiPriority="9" w:semiHidden="1" w:unhideWhenUsed="1" w:qFormat="1"/>
     <w:lsdException w:name="index 1" w:semiHidden="1" w:unhideWhenUsed="1"/>
     <w:lsdException w:name="index 2" w:semiHidden="1" w:unhideWhenUsed="1"/>
     <w:lsdException w:name="index 3" w:semiHidden="1" w:unhideWhenUsed="1"/>
@@ -7432,22 +7631,22 @@
     <w:lsdException w:name="index 7" w:semiHidden="1" w:unhideWhenUsed="1"/>
     <w:lsdException w:name="index 8" w:semiHidden="1" w:unhideWhenUsed="1"/>
     <w:lsdException w:name="index 9" w:semiHidden="1" w:unhideWhenUsed="1"/>
-    <w:lsdException w:name="toc 1" w:semiHidden="1" w:uiPriority="39" w:unhideWhenUsed="1"/>
-    <w:lsdException w:name="toc 2" w:semiHidden="1" w:uiPriority="39" w:unhideWhenUsed="1"/>
-    <w:lsdException w:name="toc 3" w:semiHidden="1" w:uiPriority="39" w:unhideWhenUsed="1"/>
-    <w:lsdException w:name="toc 4" w:semiHidden="1" w:uiPriority="39" w:unhideWhenUsed="1"/>
-    <w:lsdException w:name="toc 5" w:semiHidden="1" w:uiPriority="39" w:unhideWhenUsed="1"/>
-    <w:lsdException w:name="toc 6" w:semiHidden="1" w:uiPriority="39" w:unhideWhenUsed="1"/>
-    <w:lsdException w:name="toc 7" w:semiHidden="1" w:uiPriority="39" w:unhideWhenUsed="1"/>
-    <w:lsdException w:name="toc 8" w:semiHidden="1" w:uiPriority="39" w:unhideWhenUsed="1"/>
-    <w:lsdException w:name="toc 9" w:semiHidden="1" w:uiPriority="39" w:unhideWhenUsed="1"/>
+    <w:lsdException w:name="toc 1" w:uiPriority="39" w:semiHidden="1" w:unhideWhenUsed="1"/>
+    <w:lsdException w:name="toc 2" w:uiPriority="39" w:semiHidden="1" w:unhideWhenUsed="1"/>
+    <w:lsdException w:name="toc 3" w:uiPriority="39" w:semiHidden="1" w:unhideWhenUsed="1"/>
+    <w:lsdException w:name="toc 4" w:uiPriority="39" w:semiHidden="1" w:unhideWhenUsed="1"/>
+    <w:lsdException w:name="toc 5" w:uiPriority="39" w:semiHidden="1" w:unhideWhenUsed="1"/>
+    <w:lsdException w:name="toc 6" w:uiPriority="39" w:semiHidden="1" w:unhideWhenUsed="1"/>
+    <w:lsdException w:name="toc 7" w:uiPriority="39" w:semiHidden="1" w:unhideWhenUsed="1"/>
+    <w:lsdException w:name="toc 8" w:uiPriority="39" w:semiHidden="1" w:unhideWhenUsed="1"/>
+    <w:lsdException w:name="toc 9" w:uiPriority="39" w:semiHidden="1" w:unhideWhenUsed="1"/>
     <w:lsdException w:name="Normal Indent" w:semiHidden="1" w:unhideWhenUsed="1"/>
     <w:lsdException w:name="footnote text" w:semiHidden="1" w:unhideWhenUsed="1"/>
     <w:lsdException w:name="annotation text" w:semiHidden="1" w:unhideWhenUsed="1"/>
     <w:lsdException w:name="header" w:semiHidden="1" w:unhideWhenUsed="1"/>
     <w:lsdException w:name="footer" w:semiHidden="1" w:unhideWhenUsed="1"/>
     <w:lsdException w:name="index heading" w:semiHidden="1" w:unhideWhenUsed="1"/>
-    <w:lsdException w:name="caption" w:semiHidden="1" w:uiPriority="35" w:unhideWhenUsed="1" w:qFormat="1"/>
+    <w:lsdException w:name="caption" w:uiPriority="35" w:semiHidden="1" w:unhideWhenUsed="1" w:qFormat="1"/>
     <w:lsdException w:name="table of figures" w:semiHidden="1" w:unhideWhenUsed="1"/>
     <w:lsdException w:name="envelope address" w:semiHidden="1" w:unhideWhenUsed="1"/>
     <w:lsdException w:name="envelope return" w:semiHidden="1" w:unhideWhenUsed="1"/>
@@ -7478,7 +7677,7 @@
     <w:lsdException w:name="Title" w:uiPriority="10" w:qFormat="1"/>
     <w:lsdException w:name="Closing" w:semiHidden="1" w:unhideWhenUsed="1"/>
     <w:lsdException w:name="Signature" w:semiHidden="1" w:unhideWhenUsed="1"/>
-    <w:lsdException w:name="Default Paragraph Font" w:semiHidden="1" w:uiPriority="1" w:unhideWhenUsed="1"/>
+    <w:lsdException w:name="Default Paragraph Font" w:uiPriority="1" w:semiHidden="1" w:unhideWhenUsed="1"/>
     <w:lsdException w:name="Body Text" w:semiHidden="1" w:unhideWhenUsed="1"/>
     <w:lsdException w:name="Body Text Indent" w:semiHidden="1" w:unhideWhenUsed="1"/>
     <w:lsdException w:name="List Continue" w:semiHidden="1" w:unhideWhenUsed="1"/>
@@ -7678,8 +7877,8 @@
     <w:lsdException w:name="Subtle Reference" w:uiPriority="31" w:qFormat="1"/>
     <w:lsdException w:name="Intense Reference" w:uiPriority="32" w:qFormat="1"/>
     <w:lsdException w:name="Book Title" w:uiPriority="33" w:qFormat="1"/>
-    <w:lsdException w:name="Bibliography" w:semiHidden="1" w:uiPriority="37" w:unhideWhenUsed="1"/>
-    <w:lsdException w:name="TOC Heading" w:semiHidden="1" w:uiPriority="39" w:unhideWhenUsed="1" w:qFormat="1"/>
+    <w:lsdException w:name="Bibliography" w:uiPriority="37" w:semiHidden="1" w:unhideWhenUsed="1"/>
+    <w:lsdException w:name="TOC Heading" w:uiPriority="39" w:semiHidden="1" w:unhideWhenUsed="1" w:qFormat="1"/>
     <w:lsdException w:name="Plain Table 1" w:uiPriority="41"/>
     <w:lsdException w:name="Plain Table 2" w:uiPriority="42"/>
     <w:lsdException w:name="Plain Table 3" w:uiPriority="43"/>
@@ -7790,7 +7989,7 @@
     <w:lsdException w:name="Unresolved Mention" w:semiHidden="1" w:unhideWhenUsed="1"/>
     <w:lsdException w:name="Smart Link" w:semiHidden="1" w:unhideWhenUsed="1"/>
   </w:latentStyles>
-  <w:style w:type="paragraph" w:default="1" w:styleId="Normal">
+  <w:style w:type="paragraph" w:styleId="Normal" w:default="1">
     <w:name w:val="Normal"/>
     <w:qFormat/>
     <w:rsid w:val="00C05490"/>
@@ -7798,7 +7997,7 @@
       <w:spacing w:after="0" w:line="240" w:lineRule="auto"/>
     </w:pPr>
     <w:rPr>
-      <w:rFonts w:ascii="Arial" w:eastAsia="Arial" w:hAnsi="Arial" w:cs="Arial"/>
+      <w:rFonts w:ascii="Arial" w:hAnsi="Arial" w:eastAsia="Arial" w:cs="Arial"/>
       <w:color w:val="222222"/>
       <w:sz w:val="17"/>
       <w:szCs w:val="17"/>
@@ -7818,7 +8017,7 @@
       <w:outlineLvl w:val="0"/>
     </w:pPr>
     <w:rPr>
-      <w:rFonts w:asciiTheme="majorHAnsi" w:eastAsiaTheme="majorEastAsia" w:hAnsiTheme="majorHAnsi" w:cstheme="majorBidi"/>
+      <w:rFonts w:asciiTheme="majorHAnsi" w:hAnsiTheme="majorHAnsi" w:eastAsiaTheme="majorEastAsia" w:cstheme="majorBidi"/>
       <w:color w:val="0F4761" w:themeColor="accent1" w:themeShade="BF"/>
       <w:sz w:val="40"/>
       <w:szCs w:val="40"/>
@@ -7840,7 +8039,7 @@
       <w:outlineLvl w:val="1"/>
     </w:pPr>
     <w:rPr>
-      <w:rFonts w:asciiTheme="majorHAnsi" w:eastAsiaTheme="majorEastAsia" w:hAnsiTheme="majorHAnsi" w:cstheme="majorBidi"/>
+      <w:rFonts w:asciiTheme="majorHAnsi" w:hAnsiTheme="majorHAnsi" w:eastAsiaTheme="majorEastAsia" w:cstheme="majorBidi"/>
       <w:color w:val="0F4761" w:themeColor="accent1" w:themeShade="BF"/>
       <w:sz w:val="32"/>
       <w:szCs w:val="32"/>
@@ -7992,13 +8191,13 @@
       <w:color w:val="272727" w:themeColor="text1" w:themeTint="D8"/>
     </w:rPr>
   </w:style>
-  <w:style w:type="character" w:default="1" w:styleId="DefaultParagraphFont">
+  <w:style w:type="character" w:styleId="DefaultParagraphFont" w:default="1">
     <w:name w:val="Default Paragraph Font"/>
     <w:uiPriority w:val="1"/>
     <w:semiHidden/>
     <w:unhideWhenUsed/>
   </w:style>
-  <w:style w:type="table" w:default="1" w:styleId="TableNormal">
+  <w:style w:type="table" w:styleId="TableNormal" w:default="1">
     <w:name w:val="Normal Table"/>
     <w:uiPriority w:val="99"/>
     <w:semiHidden/>
@@ -8013,7 +8212,7 @@
       </w:tblCellMar>
     </w:tblPr>
   </w:style>
-  <w:style w:type="numbering" w:default="1" w:styleId="NoList">
+  <w:style w:type="numbering" w:styleId="NoList" w:default="1">
     <w:name w:val="No List"/>
     <w:uiPriority w:val="99"/>
     <w:semiHidden/>
@@ -8031,14 +8230,14 @@
       <w:szCs w:val="20"/>
     </w:rPr>
   </w:style>
-  <w:style w:type="character" w:customStyle="1" w:styleId="CommentTextChar">
+  <w:style w:type="character" w:styleId="CommentTextChar" w:customStyle="1">
     <w:name w:val="Comment Text Char"/>
     <w:basedOn w:val="DefaultParagraphFont"/>
     <w:link w:val="CommentText"/>
     <w:uiPriority w:val="99"/>
     <w:semiHidden/>
     <w:rPr>
-      <w:rFonts w:ascii="Arial" w:eastAsia="Arial" w:hAnsi="Arial" w:cs="Arial"/>
+      <w:rFonts w:ascii="Arial" w:hAnsi="Arial" w:eastAsia="Arial" w:cs="Arial"/>
       <w:color w:val="222222"/>
       <w:sz w:val="20"/>
       <w:szCs w:val="20"/>
@@ -8059,7 +8258,7 @@
 </file>
 
 <file path=word/theme/theme1.xml><?xml version="1.0" encoding="utf-8"?>
-<a:theme xmlns:a="http://schemas.openxmlformats.org/drawingml/2006/main" name="Office Theme">
+<a:theme xmlns:a="http://schemas.openxmlformats.org/drawingml/2006/main" xmlns:thm15="http://schemas.microsoft.com/office/thememl/2012/main" name="Office Theme">
   <a:themeElements>
     <a:clrScheme name="Office">
       <a:dk1>

--- a/AEGIS Forecasting Drift Blueprint-V2.docx
+++ b/AEGIS Forecasting Drift Blueprint-V2.docx
@@ -1,6 +1,6 @@
 
 <file path=word/document.xml><?xml version="1.0" encoding="utf-8"?>
-<w:document xmlns:wpc="http://schemas.microsoft.com/office/word/2010/wordprocessingCanvas" xmlns:cx="http://schemas.microsoft.com/office/drawing/2014/chartex" xmlns:cx1="http://schemas.microsoft.com/office/drawing/2015/9/8/chartex" xmlns:cx2="http://schemas.microsoft.com/office/drawing/2015/10/21/chartex" xmlns:cx3="http://schemas.microsoft.com/office/drawing/2016/5/9/chartex" xmlns:cx4="http://schemas.microsoft.com/office/drawing/2016/5/10/chartex" xmlns:cx5="http://schemas.microsoft.com/office/drawing/2016/5/11/chartex" xmlns:cx6="http://schemas.microsoft.com/office/drawing/2016/5/12/chartex" xmlns:cx7="http://schemas.microsoft.com/office/drawing/2016/5/13/chartex" xmlns:cx8="http://schemas.microsoft.com/office/drawing/2016/5/14/chartex" xmlns:mc="http://schemas.openxmlformats.org/markup-compatibility/2006" xmlns:aink="http://schemas.microsoft.com/office/drawing/2016/ink" xmlns:am3d="http://schemas.microsoft.com/office/drawing/2017/model3d" xmlns:o="urn:schemas-microsoft-com:office:office" xmlns:oel="http://schemas.microsoft.com/office/2019/extlst" xmlns:r="http://schemas.openxmlformats.org/officeDocument/2006/relationships" xmlns:m="http://schemas.openxmlformats.org/officeDocument/2006/math" xmlns:v="urn:schemas-microsoft-com:vml" xmlns:wp14="http://schemas.microsoft.com/office/word/2010/wordprocessingDrawing" xmlns:wp="http://schemas.openxmlformats.org/drawingml/2006/wordprocessingDrawing" xmlns:w10="urn:schemas-microsoft-com:office:word" xmlns:w="http://schemas.openxmlformats.org/wordprocessingml/2006/main" xmlns:w14="http://schemas.microsoft.com/office/word/2010/wordml" xmlns:w15="http://schemas.microsoft.com/office/word/2012/wordml" xmlns:w16cex="http://schemas.microsoft.com/office/word/2018/wordml/cex" xmlns:w16cid="http://schemas.microsoft.com/office/word/2016/wordml/cid" xmlns:w16="http://schemas.microsoft.com/office/word/2018/wordml" xmlns:w16du="http://schemas.microsoft.com/office/word/2023/wordml/word16du" xmlns:w16sdtdh="http://schemas.microsoft.com/office/word/2020/wordml/sdtdatahash" xmlns:w16sdtfl="http://schemas.microsoft.com/office/word/2024/wordml/sdtformatlock" xmlns:w16se="http://schemas.microsoft.com/office/word/2015/wordml/symex" xmlns:wpg="http://schemas.microsoft.com/office/word/2010/wordprocessingGroup" xmlns:wpi="http://schemas.microsoft.com/office/word/2010/wordprocessingInk" xmlns:wne="http://schemas.microsoft.com/office/word/2006/wordml" xmlns:wps="http://schemas.microsoft.com/office/word/2010/wordprocessingShape" mc:Ignorable="w14 w15 w16se w16cid w16 w16cex w16sdtdh w16sdtfl w16du wp14">
+<w:document xmlns:wpc="http://schemas.microsoft.com/office/word/2010/wordprocessingCanvas" xmlns:cx="http://schemas.microsoft.com/office/drawing/2014/chartex" xmlns:cx1="http://schemas.microsoft.com/office/drawing/2015/9/8/chartex" xmlns:cx2="http://schemas.microsoft.com/office/drawing/2015/10/21/chartex" xmlns:cx3="http://schemas.microsoft.com/office/drawing/2016/5/9/chartex" xmlns:cx4="http://schemas.microsoft.com/office/drawing/2016/5/10/chartex" xmlns:cx5="http://schemas.microsoft.com/office/drawing/2016/5/11/chartex" xmlns:cx6="http://schemas.microsoft.com/office/drawing/2016/5/12/chartex" xmlns:cx7="http://schemas.microsoft.com/office/drawing/2016/5/13/chartex" xmlns:cx8="http://schemas.microsoft.com/office/drawing/2016/5/14/chartex" xmlns:mc="http://schemas.openxmlformats.org/markup-compatibility/2006" xmlns:aink="http://schemas.microsoft.com/office/drawing/2016/ink" xmlns:am3d="http://schemas.microsoft.com/office/drawing/2017/model3d" xmlns:o="urn:schemas-microsoft-com:office:office" xmlns:oel="http://schemas.microsoft.com/office/2019/extlst" xmlns:r="http://schemas.openxmlformats.org/officeDocument/2006/relationships" xmlns:m="http://schemas.openxmlformats.org/officeDocument/2006/math" xmlns:v="urn:schemas-microsoft-com:vml" xmlns:wp14="http://schemas.microsoft.com/office/word/2010/wordprocessingDrawing" xmlns:wp="http://schemas.openxmlformats.org/drawingml/2006/wordprocessingDrawing" xmlns:w10="urn:schemas-microsoft-com:office:word" xmlns:w="http://schemas.openxmlformats.org/wordprocessingml/2006/main" xmlns:w14="http://schemas.microsoft.com/office/word/2010/wordml" xmlns:w15="http://schemas.microsoft.com/office/word/2012/wordml" xmlns:w16cei="http://schemas.microsoft.com/office/word/2026/wordml/cei" xmlns:w16cex="http://schemas.microsoft.com/office/word/2018/wordml/cex" xmlns:w16cid="http://schemas.microsoft.com/office/word/2016/wordml/cid" xmlns:w16="http://schemas.microsoft.com/office/word/2018/wordml" xmlns:w16du="http://schemas.microsoft.com/office/word/2023/wordml/word16du" xmlns:w16sdtdh="http://schemas.microsoft.com/office/word/2020/wordml/sdtdatahash" xmlns:w16sdtfl="http://schemas.microsoft.com/office/word/2024/wordml/sdtformatlock" xmlns:w16se="http://schemas.microsoft.com/office/word/2015/wordml/symex" xmlns:wpg="http://schemas.microsoft.com/office/word/2010/wordprocessingGroup" xmlns:wpi="http://schemas.microsoft.com/office/word/2010/wordprocessingInk" xmlns:wne="http://schemas.microsoft.com/office/word/2006/wordml" xmlns:wps="http://schemas.microsoft.com/office/word/2010/wordprocessingShape" mc:Ignorable="w14 w15 w16se w16cid w16 w16cex w16sdtdh w16sdtfl w16du wp14">
   <w:body>
     <w:p>
       <w:pPr>
@@ -38,11 +38,35 @@
       </w:pPr>
       <w:r>
         <w:rPr>
-          <w:color w:val="595959"/>
+          <w:color w:val="595959" w:themeColor="text1" w:themeTint="A6"/>
           <w:sz w:val="15"/>
           <w:szCs w:val="15"/>
         </w:rPr>
         <w:t>Status: Draft conceptual blueprint  |  Author: Oscar Centeno Mora  |  Date: July 8, 2026  |  Audience: Boon Yeap, Nayeli, Sihui, Chinmay</w:t>
+      </w:r>
+      <w:r>
+        <w:rPr>
+          <w:color w:val="595959" w:themeColor="text1" w:themeTint="A6"/>
+          <w:sz w:val="15"/>
+          <w:szCs w:val="15"/>
+        </w:rPr>
+        <w:t>,</w:t>
+      </w:r>
+      <w:r>
+        <w:rPr>
+          <w:color w:val="595959" w:themeColor="text1" w:themeTint="A6"/>
+          <w:sz w:val="15"/>
+          <w:szCs w:val="15"/>
+        </w:rPr>
+        <w:t xml:space="preserve"> </w:t>
+      </w:r>
+      <w:r>
+        <w:rPr>
+          <w:color w:val="595959" w:themeColor="text1" w:themeTint="A6"/>
+          <w:sz w:val="15"/>
+          <w:szCs w:val="15"/>
+        </w:rPr>
+        <w:t>Jialin</w:t>
       </w:r>
     </w:p>
     <w:p>
@@ -75,12 +99,12 @@
       <w:tblPr>
         <w:tblW w:w="10240" w:type="dxa"/>
         <w:tblBorders>
-          <w:top w:val="single" w:color="auto" w:sz="4" w:space="0"/>
-          <w:left w:val="single" w:color="auto" w:sz="4" w:space="0"/>
-          <w:bottom w:val="single" w:color="auto" w:sz="4" w:space="0"/>
-          <w:right w:val="single" w:color="auto" w:sz="4" w:space="0"/>
-          <w:insideH w:val="single" w:color="auto" w:sz="4" w:space="0"/>
-          <w:insideV w:val="single" w:color="auto" w:sz="4" w:space="0"/>
+          <w:top w:val="single" w:sz="4" w:space="0" w:color="auto"/>
+          <w:left w:val="single" w:sz="4" w:space="0" w:color="auto"/>
+          <w:bottom w:val="single" w:sz="4" w:space="0" w:color="auto"/>
+          <w:right w:val="single" w:sz="4" w:space="0" w:color="auto"/>
+          <w:insideH w:val="single" w:sz="4" w:space="0" w:color="auto"/>
+          <w:insideV w:val="single" w:sz="4" w:space="0" w:color="auto"/>
         </w:tblBorders>
         <w:tblCellMar>
           <w:left w:w="10" w:type="dxa"/>
@@ -101,10 +125,10 @@
           <w:tcPr>
             <w:tcW w:w="2400" w:type="dxa"/>
             <w:tcBorders>
-              <w:top w:val="single" w:color="D9D9D9" w:sz="2" w:space="0"/>
-              <w:left w:val="single" w:color="D9D9D9" w:sz="2" w:space="0"/>
-              <w:bottom w:val="single" w:color="D9D9D9" w:sz="2" w:space="0"/>
-              <w:right w:val="single" w:color="D9D9D9" w:sz="2" w:space="0"/>
+              <w:top w:val="single" w:sz="2" w:space="0" w:color="D9D9D9"/>
+              <w:left w:val="single" w:sz="2" w:space="0" w:color="D9D9D9"/>
+              <w:bottom w:val="single" w:sz="2" w:space="0" w:color="D9D9D9"/>
+              <w:right w:val="single" w:sz="2" w:space="0" w:color="D9D9D9"/>
             </w:tcBorders>
             <w:shd w:val="clear" w:color="auto" w:fill="1F3864"/>
             <w:tcMar>
@@ -133,10 +157,10 @@
           <w:tcPr>
             <w:tcW w:w="7840" w:type="dxa"/>
             <w:tcBorders>
-              <w:top w:val="single" w:color="D9D9D9" w:sz="2" w:space="0"/>
-              <w:left w:val="single" w:color="D9D9D9" w:sz="2" w:space="0"/>
-              <w:bottom w:val="single" w:color="D9D9D9" w:sz="2" w:space="0"/>
-              <w:right w:val="single" w:color="D9D9D9" w:sz="2" w:space="0"/>
+              <w:top w:val="single" w:sz="2" w:space="0" w:color="D9D9D9"/>
+              <w:left w:val="single" w:sz="2" w:space="0" w:color="D9D9D9"/>
+              <w:bottom w:val="single" w:sz="2" w:space="0" w:color="D9D9D9"/>
+              <w:right w:val="single" w:sz="2" w:space="0" w:color="D9D9D9"/>
             </w:tcBorders>
             <w:shd w:val="clear" w:color="auto" w:fill="1F3864"/>
             <w:tcMar>
@@ -170,10 +194,10 @@
           <w:tcPr>
             <w:tcW w:w="2400" w:type="dxa"/>
             <w:tcBorders>
-              <w:top w:val="single" w:color="D9D9D9" w:sz="2" w:space="0"/>
-              <w:left w:val="single" w:color="D9D9D9" w:sz="2" w:space="0"/>
-              <w:bottom w:val="single" w:color="D9D9D9" w:sz="2" w:space="0"/>
-              <w:right w:val="single" w:color="D9D9D9" w:sz="2" w:space="0"/>
+              <w:top w:val="single" w:sz="2" w:space="0" w:color="D9D9D9"/>
+              <w:left w:val="single" w:sz="2" w:space="0" w:color="D9D9D9"/>
+              <w:bottom w:val="single" w:sz="2" w:space="0" w:color="D9D9D9"/>
+              <w:right w:val="single" w:sz="2" w:space="0" w:color="D9D9D9"/>
             </w:tcBorders>
             <w:shd w:val="clear" w:color="auto" w:fill="FFFFFF"/>
             <w:tcMar>
@@ -199,10 +223,10 @@
           <w:tcPr>
             <w:tcW w:w="7840" w:type="dxa"/>
             <w:tcBorders>
-              <w:top w:val="single" w:color="D9D9D9" w:sz="2" w:space="0"/>
-              <w:left w:val="single" w:color="D9D9D9" w:sz="2" w:space="0"/>
-              <w:bottom w:val="single" w:color="D9D9D9" w:sz="2" w:space="0"/>
-              <w:right w:val="single" w:color="D9D9D9" w:sz="2" w:space="0"/>
+              <w:top w:val="single" w:sz="2" w:space="0" w:color="D9D9D9"/>
+              <w:left w:val="single" w:sz="2" w:space="0" w:color="D9D9D9"/>
+              <w:bottom w:val="single" w:sz="2" w:space="0" w:color="D9D9D9"/>
+              <w:right w:val="single" w:sz="2" w:space="0" w:color="D9D9D9"/>
             </w:tcBorders>
             <w:shd w:val="clear" w:color="auto" w:fill="FFFFFF"/>
             <w:tcMar>
@@ -233,10 +257,10 @@
           <w:tcPr>
             <w:tcW w:w="2400" w:type="dxa"/>
             <w:tcBorders>
-              <w:top w:val="single" w:color="D9D9D9" w:sz="2" w:space="0"/>
-              <w:left w:val="single" w:color="D9D9D9" w:sz="2" w:space="0"/>
-              <w:bottom w:val="single" w:color="D9D9D9" w:sz="2" w:space="0"/>
-              <w:right w:val="single" w:color="D9D9D9" w:sz="2" w:space="0"/>
+              <w:top w:val="single" w:sz="2" w:space="0" w:color="D9D9D9"/>
+              <w:left w:val="single" w:sz="2" w:space="0" w:color="D9D9D9"/>
+              <w:bottom w:val="single" w:sz="2" w:space="0" w:color="D9D9D9"/>
+              <w:right w:val="single" w:sz="2" w:space="0" w:color="D9D9D9"/>
             </w:tcBorders>
             <w:shd w:val="clear" w:color="auto" w:fill="F5F8FB"/>
             <w:tcMar>
@@ -262,10 +286,10 @@
           <w:tcPr>
             <w:tcW w:w="7840" w:type="dxa"/>
             <w:tcBorders>
-              <w:top w:val="single" w:color="D9D9D9" w:sz="2" w:space="0"/>
-              <w:left w:val="single" w:color="D9D9D9" w:sz="2" w:space="0"/>
-              <w:bottom w:val="single" w:color="D9D9D9" w:sz="2" w:space="0"/>
-              <w:right w:val="single" w:color="D9D9D9" w:sz="2" w:space="0"/>
+              <w:top w:val="single" w:sz="2" w:space="0" w:color="D9D9D9"/>
+              <w:left w:val="single" w:sz="2" w:space="0" w:color="D9D9D9"/>
+              <w:bottom w:val="single" w:sz="2" w:space="0" w:color="D9D9D9"/>
+              <w:right w:val="single" w:sz="2" w:space="0" w:color="D9D9D9"/>
             </w:tcBorders>
             <w:shd w:val="clear" w:color="auto" w:fill="F5F8FB"/>
             <w:tcMar>
@@ -296,10 +320,10 @@
           <w:tcPr>
             <w:tcW w:w="2400" w:type="dxa"/>
             <w:tcBorders>
-              <w:top w:val="single" w:color="D9D9D9" w:sz="2" w:space="0"/>
-              <w:left w:val="single" w:color="D9D9D9" w:sz="2" w:space="0"/>
-              <w:bottom w:val="single" w:color="D9D9D9" w:sz="2" w:space="0"/>
-              <w:right w:val="single" w:color="D9D9D9" w:sz="2" w:space="0"/>
+              <w:top w:val="single" w:sz="2" w:space="0" w:color="D9D9D9"/>
+              <w:left w:val="single" w:sz="2" w:space="0" w:color="D9D9D9"/>
+              <w:bottom w:val="single" w:sz="2" w:space="0" w:color="D9D9D9"/>
+              <w:right w:val="single" w:sz="2" w:space="0" w:color="D9D9D9"/>
             </w:tcBorders>
             <w:shd w:val="clear" w:color="auto" w:fill="FFFFFF"/>
             <w:tcMar>
@@ -325,10 +349,10 @@
           <w:tcPr>
             <w:tcW w:w="7840" w:type="dxa"/>
             <w:tcBorders>
-              <w:top w:val="single" w:color="D9D9D9" w:sz="2" w:space="0"/>
-              <w:left w:val="single" w:color="D9D9D9" w:sz="2" w:space="0"/>
-              <w:bottom w:val="single" w:color="D9D9D9" w:sz="2" w:space="0"/>
-              <w:right w:val="single" w:color="D9D9D9" w:sz="2" w:space="0"/>
+              <w:top w:val="single" w:sz="2" w:space="0" w:color="D9D9D9"/>
+              <w:left w:val="single" w:sz="2" w:space="0" w:color="D9D9D9"/>
+              <w:bottom w:val="single" w:sz="2" w:space="0" w:color="D9D9D9"/>
+              <w:right w:val="single" w:sz="2" w:space="0" w:color="D9D9D9"/>
             </w:tcBorders>
             <w:shd w:val="clear" w:color="auto" w:fill="FFFFFF"/>
             <w:tcMar>
@@ -359,10 +383,10 @@
           <w:tcPr>
             <w:tcW w:w="2400" w:type="dxa"/>
             <w:tcBorders>
-              <w:top w:val="single" w:color="D9D9D9" w:sz="2" w:space="0"/>
-              <w:left w:val="single" w:color="D9D9D9" w:sz="2" w:space="0"/>
-              <w:bottom w:val="single" w:color="D9D9D9" w:sz="2" w:space="0"/>
-              <w:right w:val="single" w:color="D9D9D9" w:sz="2" w:space="0"/>
+              <w:top w:val="single" w:sz="2" w:space="0" w:color="D9D9D9"/>
+              <w:left w:val="single" w:sz="2" w:space="0" w:color="D9D9D9"/>
+              <w:bottom w:val="single" w:sz="2" w:space="0" w:color="D9D9D9"/>
+              <w:right w:val="single" w:sz="2" w:space="0" w:color="D9D9D9"/>
             </w:tcBorders>
             <w:shd w:val="clear" w:color="auto" w:fill="F5F8FB"/>
             <w:tcMar>
@@ -388,10 +412,10 @@
           <w:tcPr>
             <w:tcW w:w="7840" w:type="dxa"/>
             <w:tcBorders>
-              <w:top w:val="single" w:color="D9D9D9" w:sz="2" w:space="0"/>
-              <w:left w:val="single" w:color="D9D9D9" w:sz="2" w:space="0"/>
-              <w:bottom w:val="single" w:color="D9D9D9" w:sz="2" w:space="0"/>
-              <w:right w:val="single" w:color="D9D9D9" w:sz="2" w:space="0"/>
+              <w:top w:val="single" w:sz="2" w:space="0" w:color="D9D9D9"/>
+              <w:left w:val="single" w:sz="2" w:space="0" w:color="D9D9D9"/>
+              <w:bottom w:val="single" w:sz="2" w:space="0" w:color="D9D9D9"/>
+              <w:right w:val="single" w:sz="2" w:space="0" w:color="D9D9D9"/>
             </w:tcBorders>
             <w:shd w:val="clear" w:color="auto" w:fill="F5F8FB"/>
             <w:tcMar>
@@ -422,10 +446,10 @@
           <w:tcPr>
             <w:tcW w:w="2400" w:type="dxa"/>
             <w:tcBorders>
-              <w:top w:val="single" w:color="D9D9D9" w:sz="2" w:space="0"/>
-              <w:left w:val="single" w:color="D9D9D9" w:sz="2" w:space="0"/>
-              <w:bottom w:val="single" w:color="D9D9D9" w:sz="2" w:space="0"/>
-              <w:right w:val="single" w:color="D9D9D9" w:sz="2" w:space="0"/>
+              <w:top w:val="single" w:sz="2" w:space="0" w:color="D9D9D9"/>
+              <w:left w:val="single" w:sz="2" w:space="0" w:color="D9D9D9"/>
+              <w:bottom w:val="single" w:sz="2" w:space="0" w:color="D9D9D9"/>
+              <w:right w:val="single" w:sz="2" w:space="0" w:color="D9D9D9"/>
             </w:tcBorders>
             <w:shd w:val="clear" w:color="auto" w:fill="FFFFFF"/>
             <w:tcMar>
@@ -451,10 +475,10 @@
           <w:tcPr>
             <w:tcW w:w="7840" w:type="dxa"/>
             <w:tcBorders>
-              <w:top w:val="single" w:color="D9D9D9" w:sz="2" w:space="0"/>
-              <w:left w:val="single" w:color="D9D9D9" w:sz="2" w:space="0"/>
-              <w:bottom w:val="single" w:color="D9D9D9" w:sz="2" w:space="0"/>
-              <w:right w:val="single" w:color="D9D9D9" w:sz="2" w:space="0"/>
+              <w:top w:val="single" w:sz="2" w:space="0" w:color="D9D9D9"/>
+              <w:left w:val="single" w:sz="2" w:space="0" w:color="D9D9D9"/>
+              <w:bottom w:val="single" w:sz="2" w:space="0" w:color="D9D9D9"/>
+              <w:right w:val="single" w:sz="2" w:space="0" w:color="D9D9D9"/>
             </w:tcBorders>
             <w:shd w:val="clear" w:color="auto" w:fill="FFFFFF"/>
             <w:tcMar>
@@ -485,10 +509,10 @@
           <w:tcPr>
             <w:tcW w:w="2400" w:type="dxa"/>
             <w:tcBorders>
-              <w:top w:val="single" w:color="D9D9D9" w:sz="2" w:space="0"/>
-              <w:left w:val="single" w:color="D9D9D9" w:sz="2" w:space="0"/>
-              <w:bottom w:val="single" w:color="D9D9D9" w:sz="2" w:space="0"/>
-              <w:right w:val="single" w:color="D9D9D9" w:sz="2" w:space="0"/>
+              <w:top w:val="single" w:sz="2" w:space="0" w:color="D9D9D9"/>
+              <w:left w:val="single" w:sz="2" w:space="0" w:color="D9D9D9"/>
+              <w:bottom w:val="single" w:sz="2" w:space="0" w:color="D9D9D9"/>
+              <w:right w:val="single" w:sz="2" w:space="0" w:color="D9D9D9"/>
             </w:tcBorders>
             <w:shd w:val="clear" w:color="auto" w:fill="F5F8FB"/>
             <w:tcMar>
@@ -514,10 +538,10 @@
           <w:tcPr>
             <w:tcW w:w="7840" w:type="dxa"/>
             <w:tcBorders>
-              <w:top w:val="single" w:color="D9D9D9" w:sz="2" w:space="0"/>
-              <w:left w:val="single" w:color="D9D9D9" w:sz="2" w:space="0"/>
-              <w:bottom w:val="single" w:color="D9D9D9" w:sz="2" w:space="0"/>
-              <w:right w:val="single" w:color="D9D9D9" w:sz="2" w:space="0"/>
+              <w:top w:val="single" w:sz="2" w:space="0" w:color="D9D9D9"/>
+              <w:left w:val="single" w:sz="2" w:space="0" w:color="D9D9D9"/>
+              <w:bottom w:val="single" w:sz="2" w:space="0" w:color="D9D9D9"/>
+              <w:right w:val="single" w:sz="2" w:space="0" w:color="D9D9D9"/>
             </w:tcBorders>
             <w:shd w:val="clear" w:color="auto" w:fill="F5F8FB"/>
             <w:tcMar>
@@ -565,12 +589,12 @@
       <w:tblPr>
         <w:tblW w:w="10240" w:type="dxa"/>
         <w:tblBorders>
-          <w:top w:val="single" w:color="auto" w:sz="4" w:space="0"/>
-          <w:left w:val="single" w:color="auto" w:sz="4" w:space="0"/>
-          <w:bottom w:val="single" w:color="auto" w:sz="4" w:space="0"/>
-          <w:right w:val="single" w:color="auto" w:sz="4" w:space="0"/>
-          <w:insideH w:val="single" w:color="auto" w:sz="4" w:space="0"/>
-          <w:insideV w:val="single" w:color="auto" w:sz="4" w:space="0"/>
+          <w:top w:val="single" w:sz="4" w:space="0" w:color="auto"/>
+          <w:left w:val="single" w:sz="4" w:space="0" w:color="auto"/>
+          <w:bottom w:val="single" w:sz="4" w:space="0" w:color="auto"/>
+          <w:right w:val="single" w:sz="4" w:space="0" w:color="auto"/>
+          <w:insideH w:val="single" w:sz="4" w:space="0" w:color="auto"/>
+          <w:insideV w:val="single" w:sz="4" w:space="0" w:color="auto"/>
         </w:tblBorders>
         <w:tblCellMar>
           <w:left w:w="10" w:type="dxa"/>
@@ -591,10 +615,10 @@
           <w:tcPr>
             <w:tcW w:w="5120" w:type="dxa"/>
             <w:tcBorders>
-              <w:top w:val="single" w:color="D9D9D9" w:sz="2" w:space="0"/>
-              <w:left w:val="single" w:color="D9D9D9" w:sz="2" w:space="0"/>
-              <w:bottom w:val="single" w:color="D9D9D9" w:sz="2" w:space="0"/>
-              <w:right w:val="single" w:color="D9D9D9" w:sz="2" w:space="0"/>
+              <w:top w:val="single" w:sz="2" w:space="0" w:color="D9D9D9"/>
+              <w:left w:val="single" w:sz="2" w:space="0" w:color="D9D9D9"/>
+              <w:bottom w:val="single" w:sz="2" w:space="0" w:color="D9D9D9"/>
+              <w:right w:val="single" w:sz="2" w:space="0" w:color="D9D9D9"/>
             </w:tcBorders>
             <w:shd w:val="clear" w:color="auto" w:fill="1F3864"/>
             <w:tcMar>
@@ -623,10 +647,10 @@
           <w:tcPr>
             <w:tcW w:w="5120" w:type="dxa"/>
             <w:tcBorders>
-              <w:top w:val="single" w:color="D9D9D9" w:sz="2" w:space="0"/>
-              <w:left w:val="single" w:color="D9D9D9" w:sz="2" w:space="0"/>
-              <w:bottom w:val="single" w:color="D9D9D9" w:sz="2" w:space="0"/>
-              <w:right w:val="single" w:color="D9D9D9" w:sz="2" w:space="0"/>
+              <w:top w:val="single" w:sz="2" w:space="0" w:color="D9D9D9"/>
+              <w:left w:val="single" w:sz="2" w:space="0" w:color="D9D9D9"/>
+              <w:bottom w:val="single" w:sz="2" w:space="0" w:color="D9D9D9"/>
+              <w:right w:val="single" w:sz="2" w:space="0" w:color="D9D9D9"/>
             </w:tcBorders>
             <w:shd w:val="clear" w:color="auto" w:fill="1F3864"/>
             <w:tcMar>
@@ -660,10 +684,10 @@
           <w:tcPr>
             <w:tcW w:w="5120" w:type="dxa"/>
             <w:tcBorders>
-              <w:top w:val="single" w:color="D9D9D9" w:sz="2" w:space="0"/>
-              <w:left w:val="single" w:color="D9D9D9" w:sz="2" w:space="0"/>
-              <w:bottom w:val="single" w:color="D9D9D9" w:sz="2" w:space="0"/>
-              <w:right w:val="single" w:color="D9D9D9" w:sz="2" w:space="0"/>
+              <w:top w:val="single" w:sz="2" w:space="0" w:color="D9D9D9"/>
+              <w:left w:val="single" w:sz="2" w:space="0" w:color="D9D9D9"/>
+              <w:bottom w:val="single" w:sz="2" w:space="0" w:color="D9D9D9"/>
+              <w:right w:val="single" w:sz="2" w:space="0" w:color="D9D9D9"/>
             </w:tcBorders>
             <w:shd w:val="clear" w:color="auto" w:fill="FFFFFF"/>
             <w:tcMar>
@@ -689,10 +713,10 @@
           <w:tcPr>
             <w:tcW w:w="5120" w:type="dxa"/>
             <w:tcBorders>
-              <w:top w:val="single" w:color="D9D9D9" w:sz="2" w:space="0"/>
-              <w:left w:val="single" w:color="D9D9D9" w:sz="2" w:space="0"/>
-              <w:bottom w:val="single" w:color="D9D9D9" w:sz="2" w:space="0"/>
-              <w:right w:val="single" w:color="D9D9D9" w:sz="2" w:space="0"/>
+              <w:top w:val="single" w:sz="2" w:space="0" w:color="D9D9D9"/>
+              <w:left w:val="single" w:sz="2" w:space="0" w:color="D9D9D9"/>
+              <w:bottom w:val="single" w:sz="2" w:space="0" w:color="D9D9D9"/>
+              <w:right w:val="single" w:sz="2" w:space="0" w:color="D9D9D9"/>
             </w:tcBorders>
             <w:shd w:val="clear" w:color="auto" w:fill="FFFFFF"/>
             <w:tcMar>
@@ -723,10 +747,10 @@
           <w:tcPr>
             <w:tcW w:w="5120" w:type="dxa"/>
             <w:tcBorders>
-              <w:top w:val="single" w:color="D9D9D9" w:sz="2" w:space="0"/>
-              <w:left w:val="single" w:color="D9D9D9" w:sz="2" w:space="0"/>
-              <w:bottom w:val="single" w:color="D9D9D9" w:sz="2" w:space="0"/>
-              <w:right w:val="single" w:color="D9D9D9" w:sz="2" w:space="0"/>
+              <w:top w:val="single" w:sz="2" w:space="0" w:color="D9D9D9"/>
+              <w:left w:val="single" w:sz="2" w:space="0" w:color="D9D9D9"/>
+              <w:bottom w:val="single" w:sz="2" w:space="0" w:color="D9D9D9"/>
+              <w:right w:val="single" w:sz="2" w:space="0" w:color="D9D9D9"/>
             </w:tcBorders>
             <w:shd w:val="clear" w:color="auto" w:fill="F5F8FB"/>
             <w:tcMar>
@@ -752,10 +776,10 @@
           <w:tcPr>
             <w:tcW w:w="5120" w:type="dxa"/>
             <w:tcBorders>
-              <w:top w:val="single" w:color="D9D9D9" w:sz="2" w:space="0"/>
-              <w:left w:val="single" w:color="D9D9D9" w:sz="2" w:space="0"/>
-              <w:bottom w:val="single" w:color="D9D9D9" w:sz="2" w:space="0"/>
-              <w:right w:val="single" w:color="D9D9D9" w:sz="2" w:space="0"/>
+              <w:top w:val="single" w:sz="2" w:space="0" w:color="D9D9D9"/>
+              <w:left w:val="single" w:sz="2" w:space="0" w:color="D9D9D9"/>
+              <w:bottom w:val="single" w:sz="2" w:space="0" w:color="D9D9D9"/>
+              <w:right w:val="single" w:sz="2" w:space="0" w:color="D9D9D9"/>
             </w:tcBorders>
             <w:shd w:val="clear" w:color="auto" w:fill="F5F8FB"/>
             <w:tcMar>
@@ -786,10 +810,10 @@
           <w:tcPr>
             <w:tcW w:w="5120" w:type="dxa"/>
             <w:tcBorders>
-              <w:top w:val="single" w:color="D9D9D9" w:sz="2" w:space="0"/>
-              <w:left w:val="single" w:color="D9D9D9" w:sz="2" w:space="0"/>
-              <w:bottom w:val="single" w:color="D9D9D9" w:sz="2" w:space="0"/>
-              <w:right w:val="single" w:color="D9D9D9" w:sz="2" w:space="0"/>
+              <w:top w:val="single" w:sz="2" w:space="0" w:color="D9D9D9"/>
+              <w:left w:val="single" w:sz="2" w:space="0" w:color="D9D9D9"/>
+              <w:bottom w:val="single" w:sz="2" w:space="0" w:color="D9D9D9"/>
+              <w:right w:val="single" w:sz="2" w:space="0" w:color="D9D9D9"/>
             </w:tcBorders>
             <w:shd w:val="clear" w:color="auto" w:fill="FFFFFF"/>
             <w:tcMar>
@@ -815,10 +839,10 @@
           <w:tcPr>
             <w:tcW w:w="5120" w:type="dxa"/>
             <w:tcBorders>
-              <w:top w:val="single" w:color="D9D9D9" w:sz="2" w:space="0"/>
-              <w:left w:val="single" w:color="D9D9D9" w:sz="2" w:space="0"/>
-              <w:bottom w:val="single" w:color="D9D9D9" w:sz="2" w:space="0"/>
-              <w:right w:val="single" w:color="D9D9D9" w:sz="2" w:space="0"/>
+              <w:top w:val="single" w:sz="2" w:space="0" w:color="D9D9D9"/>
+              <w:left w:val="single" w:sz="2" w:space="0" w:color="D9D9D9"/>
+              <w:bottom w:val="single" w:sz="2" w:space="0" w:color="D9D9D9"/>
+              <w:right w:val="single" w:sz="2" w:space="0" w:color="D9D9D9"/>
             </w:tcBorders>
             <w:shd w:val="clear" w:color="auto" w:fill="FFFFFF"/>
             <w:tcMar>
@@ -849,10 +873,10 @@
           <w:tcPr>
             <w:tcW w:w="5120" w:type="dxa"/>
             <w:tcBorders>
-              <w:top w:val="single" w:color="D9D9D9" w:sz="2" w:space="0"/>
-              <w:left w:val="single" w:color="D9D9D9" w:sz="2" w:space="0"/>
-              <w:bottom w:val="single" w:color="D9D9D9" w:sz="2" w:space="0"/>
-              <w:right w:val="single" w:color="D9D9D9" w:sz="2" w:space="0"/>
+              <w:top w:val="single" w:sz="2" w:space="0" w:color="D9D9D9"/>
+              <w:left w:val="single" w:sz="2" w:space="0" w:color="D9D9D9"/>
+              <w:bottom w:val="single" w:sz="2" w:space="0" w:color="D9D9D9"/>
+              <w:right w:val="single" w:sz="2" w:space="0" w:color="D9D9D9"/>
             </w:tcBorders>
             <w:shd w:val="clear" w:color="auto" w:fill="F5F8FB"/>
             <w:tcMar>
@@ -878,10 +902,10 @@
           <w:tcPr>
             <w:tcW w:w="5120" w:type="dxa"/>
             <w:tcBorders>
-              <w:top w:val="single" w:color="D9D9D9" w:sz="2" w:space="0"/>
-              <w:left w:val="single" w:color="D9D9D9" w:sz="2" w:space="0"/>
-              <w:bottom w:val="single" w:color="D9D9D9" w:sz="2" w:space="0"/>
-              <w:right w:val="single" w:color="D9D9D9" w:sz="2" w:space="0"/>
+              <w:top w:val="single" w:sz="2" w:space="0" w:color="D9D9D9"/>
+              <w:left w:val="single" w:sz="2" w:space="0" w:color="D9D9D9"/>
+              <w:bottom w:val="single" w:sz="2" w:space="0" w:color="D9D9D9"/>
+              <w:right w:val="single" w:sz="2" w:space="0" w:color="D9D9D9"/>
             </w:tcBorders>
             <w:shd w:val="clear" w:color="auto" w:fill="F5F8FB"/>
             <w:tcMar>
@@ -912,10 +936,10 @@
           <w:tcPr>
             <w:tcW w:w="5120" w:type="dxa"/>
             <w:tcBorders>
-              <w:top w:val="single" w:color="D9D9D9" w:sz="2" w:space="0"/>
-              <w:left w:val="single" w:color="D9D9D9" w:sz="2" w:space="0"/>
-              <w:bottom w:val="single" w:color="D9D9D9" w:sz="2" w:space="0"/>
-              <w:right w:val="single" w:color="D9D9D9" w:sz="2" w:space="0"/>
+              <w:top w:val="single" w:sz="2" w:space="0" w:color="D9D9D9"/>
+              <w:left w:val="single" w:sz="2" w:space="0" w:color="D9D9D9"/>
+              <w:bottom w:val="single" w:sz="2" w:space="0" w:color="D9D9D9"/>
+              <w:right w:val="single" w:sz="2" w:space="0" w:color="D9D9D9"/>
             </w:tcBorders>
             <w:shd w:val="clear" w:color="auto" w:fill="FFFFFF"/>
             <w:tcMar>
@@ -941,10 +965,10 @@
           <w:tcPr>
             <w:tcW w:w="5120" w:type="dxa"/>
             <w:tcBorders>
-              <w:top w:val="single" w:color="D9D9D9" w:sz="2" w:space="0"/>
-              <w:left w:val="single" w:color="D9D9D9" w:sz="2" w:space="0"/>
-              <w:bottom w:val="single" w:color="D9D9D9" w:sz="2" w:space="0"/>
-              <w:right w:val="single" w:color="D9D9D9" w:sz="2" w:space="0"/>
+              <w:top w:val="single" w:sz="2" w:space="0" w:color="D9D9D9"/>
+              <w:left w:val="single" w:sz="2" w:space="0" w:color="D9D9D9"/>
+              <w:bottom w:val="single" w:sz="2" w:space="0" w:color="D9D9D9"/>
+              <w:right w:val="single" w:sz="2" w:space="0" w:color="D9D9D9"/>
             </w:tcBorders>
             <w:shd w:val="clear" w:color="auto" w:fill="FFFFFF"/>
             <w:tcMar>
@@ -1019,12 +1043,12 @@
       <w:tblPr>
         <w:tblW w:w="10240" w:type="dxa"/>
         <w:tblBorders>
-          <w:top w:val="single" w:color="auto" w:sz="4" w:space="0"/>
-          <w:left w:val="single" w:color="auto" w:sz="4" w:space="0"/>
-          <w:bottom w:val="single" w:color="auto" w:sz="4" w:space="0"/>
-          <w:right w:val="single" w:color="auto" w:sz="4" w:space="0"/>
-          <w:insideH w:val="single" w:color="auto" w:sz="4" w:space="0"/>
-          <w:insideV w:val="single" w:color="auto" w:sz="4" w:space="0"/>
+          <w:top w:val="single" w:sz="4" w:space="0" w:color="auto"/>
+          <w:left w:val="single" w:sz="4" w:space="0" w:color="auto"/>
+          <w:bottom w:val="single" w:sz="4" w:space="0" w:color="auto"/>
+          <w:right w:val="single" w:sz="4" w:space="0" w:color="auto"/>
+          <w:insideH w:val="single" w:sz="4" w:space="0" w:color="auto"/>
+          <w:insideV w:val="single" w:sz="4" w:space="0" w:color="auto"/>
         </w:tblBorders>
         <w:tblCellMar>
           <w:left w:w="10" w:type="dxa"/>
@@ -1043,10 +1067,10 @@
           <w:tcPr>
             <w:tcW w:w="10240" w:type="dxa"/>
             <w:tcBorders>
-              <w:top w:val="single" w:color="2E75B6" w:sz="4" w:space="0"/>
-              <w:left w:val="single" w:color="2E75B6" w:sz="4" w:space="0"/>
-              <w:bottom w:val="single" w:color="2E75B6" w:sz="4" w:space="0"/>
-              <w:right w:val="single" w:color="2E75B6" w:sz="4" w:space="0"/>
+              <w:top w:val="single" w:sz="4" w:space="0" w:color="2E75B6"/>
+              <w:left w:val="single" w:sz="4" w:space="0" w:color="2E75B6"/>
+              <w:bottom w:val="single" w:sz="4" w:space="0" w:color="2E75B6"/>
+              <w:right w:val="single" w:sz="4" w:space="0" w:color="2E75B6"/>
             </w:tcBorders>
             <w:shd w:val="clear" w:color="auto" w:fill="EAF1F8"/>
             <w:tcMar>
@@ -1083,12 +1107,12 @@
       <w:tblPr>
         <w:tblW w:w="10240" w:type="dxa"/>
         <w:tblBorders>
-          <w:top w:val="single" w:color="auto" w:sz="4" w:space="0"/>
-          <w:left w:val="single" w:color="auto" w:sz="4" w:space="0"/>
-          <w:bottom w:val="single" w:color="auto" w:sz="4" w:space="0"/>
-          <w:right w:val="single" w:color="auto" w:sz="4" w:space="0"/>
-          <w:insideH w:val="single" w:color="auto" w:sz="4" w:space="0"/>
-          <w:insideV w:val="single" w:color="auto" w:sz="4" w:space="0"/>
+          <w:top w:val="single" w:sz="4" w:space="0" w:color="auto"/>
+          <w:left w:val="single" w:sz="4" w:space="0" w:color="auto"/>
+          <w:bottom w:val="single" w:sz="4" w:space="0" w:color="auto"/>
+          <w:right w:val="single" w:sz="4" w:space="0" w:color="auto"/>
+          <w:insideH w:val="single" w:sz="4" w:space="0" w:color="auto"/>
+          <w:insideV w:val="single" w:sz="4" w:space="0" w:color="auto"/>
         </w:tblBorders>
         <w:tblCellMar>
           <w:left w:w="10" w:type="dxa"/>
@@ -1107,10 +1131,10 @@
           <w:tcPr>
             <w:tcW w:w="10240" w:type="dxa"/>
             <w:tcBorders>
-              <w:top w:val="single" w:color="2E75B6" w:sz="4" w:space="0"/>
-              <w:left w:val="single" w:color="2E75B6" w:sz="4" w:space="0"/>
-              <w:bottom w:val="single" w:color="2E75B6" w:sz="4" w:space="0"/>
-              <w:right w:val="single" w:color="2E75B6" w:sz="4" w:space="0"/>
+              <w:top w:val="single" w:sz="4" w:space="0" w:color="2E75B6"/>
+              <w:left w:val="single" w:sz="4" w:space="0" w:color="2E75B6"/>
+              <w:bottom w:val="single" w:sz="4" w:space="0" w:color="2E75B6"/>
+              <w:right w:val="single" w:sz="4" w:space="0" w:color="2E75B6"/>
             </w:tcBorders>
             <w:shd w:val="clear" w:color="auto" w:fill="EAF1F8"/>
             <w:tcMar>
@@ -1142,12 +1166,12 @@
       <w:tblPr>
         <w:tblW w:w="10240" w:type="dxa"/>
         <w:tblBorders>
-          <w:top w:val="single" w:color="auto" w:sz="4" w:space="0"/>
-          <w:left w:val="single" w:color="auto" w:sz="4" w:space="0"/>
-          <w:bottom w:val="single" w:color="auto" w:sz="4" w:space="0"/>
-          <w:right w:val="single" w:color="auto" w:sz="4" w:space="0"/>
-          <w:insideH w:val="single" w:color="auto" w:sz="4" w:space="0"/>
-          <w:insideV w:val="single" w:color="auto" w:sz="4" w:space="0"/>
+          <w:top w:val="single" w:sz="4" w:space="0" w:color="auto"/>
+          <w:left w:val="single" w:sz="4" w:space="0" w:color="auto"/>
+          <w:bottom w:val="single" w:sz="4" w:space="0" w:color="auto"/>
+          <w:right w:val="single" w:sz="4" w:space="0" w:color="auto"/>
+          <w:insideH w:val="single" w:sz="4" w:space="0" w:color="auto"/>
+          <w:insideV w:val="single" w:sz="4" w:space="0" w:color="auto"/>
         </w:tblBorders>
         <w:tblCellMar>
           <w:left w:w="10" w:type="dxa"/>
@@ -1168,10 +1192,10 @@
           <w:tcPr>
             <w:tcW w:w="2400" w:type="dxa"/>
             <w:tcBorders>
-              <w:top w:val="single" w:color="D9D9D9" w:sz="2" w:space="0"/>
-              <w:left w:val="single" w:color="D9D9D9" w:sz="2" w:space="0"/>
-              <w:bottom w:val="single" w:color="D9D9D9" w:sz="2" w:space="0"/>
-              <w:right w:val="single" w:color="D9D9D9" w:sz="2" w:space="0"/>
+              <w:top w:val="single" w:sz="2" w:space="0" w:color="D9D9D9"/>
+              <w:left w:val="single" w:sz="2" w:space="0" w:color="D9D9D9"/>
+              <w:bottom w:val="single" w:sz="2" w:space="0" w:color="D9D9D9"/>
+              <w:right w:val="single" w:sz="2" w:space="0" w:color="D9D9D9"/>
             </w:tcBorders>
             <w:shd w:val="clear" w:color="auto" w:fill="1F3864"/>
             <w:tcMar>
@@ -1200,10 +1224,10 @@
           <w:tcPr>
             <w:tcW w:w="7840" w:type="dxa"/>
             <w:tcBorders>
-              <w:top w:val="single" w:color="D9D9D9" w:sz="2" w:space="0"/>
-              <w:left w:val="single" w:color="D9D9D9" w:sz="2" w:space="0"/>
-              <w:bottom w:val="single" w:color="D9D9D9" w:sz="2" w:space="0"/>
-              <w:right w:val="single" w:color="D9D9D9" w:sz="2" w:space="0"/>
+              <w:top w:val="single" w:sz="2" w:space="0" w:color="D9D9D9"/>
+              <w:left w:val="single" w:sz="2" w:space="0" w:color="D9D9D9"/>
+              <w:bottom w:val="single" w:sz="2" w:space="0" w:color="D9D9D9"/>
+              <w:right w:val="single" w:sz="2" w:space="0" w:color="D9D9D9"/>
             </w:tcBorders>
             <w:shd w:val="clear" w:color="auto" w:fill="1F3864"/>
             <w:tcMar>
@@ -1237,10 +1261,10 @@
           <w:tcPr>
             <w:tcW w:w="2400" w:type="dxa"/>
             <w:tcBorders>
-              <w:top w:val="single" w:color="D9D9D9" w:sz="2" w:space="0"/>
-              <w:left w:val="single" w:color="D9D9D9" w:sz="2" w:space="0"/>
-              <w:bottom w:val="single" w:color="D9D9D9" w:sz="2" w:space="0"/>
-              <w:right w:val="single" w:color="D9D9D9" w:sz="2" w:space="0"/>
+              <w:top w:val="single" w:sz="2" w:space="0" w:color="D9D9D9"/>
+              <w:left w:val="single" w:sz="2" w:space="0" w:color="D9D9D9"/>
+              <w:bottom w:val="single" w:sz="2" w:space="0" w:color="D9D9D9"/>
+              <w:right w:val="single" w:sz="2" w:space="0" w:color="D9D9D9"/>
             </w:tcBorders>
             <w:shd w:val="clear" w:color="auto" w:fill="FFFFFF"/>
             <w:tcMar>
@@ -1266,10 +1290,10 @@
           <w:tcPr>
             <w:tcW w:w="7840" w:type="dxa"/>
             <w:tcBorders>
-              <w:top w:val="single" w:color="D9D9D9" w:sz="2" w:space="0"/>
-              <w:left w:val="single" w:color="D9D9D9" w:sz="2" w:space="0"/>
-              <w:bottom w:val="single" w:color="D9D9D9" w:sz="2" w:space="0"/>
-              <w:right w:val="single" w:color="D9D9D9" w:sz="2" w:space="0"/>
+              <w:top w:val="single" w:sz="2" w:space="0" w:color="D9D9D9"/>
+              <w:left w:val="single" w:sz="2" w:space="0" w:color="D9D9D9"/>
+              <w:bottom w:val="single" w:sz="2" w:space="0" w:color="D9D9D9"/>
+              <w:right w:val="single" w:sz="2" w:space="0" w:color="D9D9D9"/>
             </w:tcBorders>
             <w:shd w:val="clear" w:color="auto" w:fill="FFFFFF"/>
             <w:tcMar>
@@ -1300,10 +1324,10 @@
           <w:tcPr>
             <w:tcW w:w="2400" w:type="dxa"/>
             <w:tcBorders>
-              <w:top w:val="single" w:color="D9D9D9" w:sz="2" w:space="0"/>
-              <w:left w:val="single" w:color="D9D9D9" w:sz="2" w:space="0"/>
-              <w:bottom w:val="single" w:color="D9D9D9" w:sz="2" w:space="0"/>
-              <w:right w:val="single" w:color="D9D9D9" w:sz="2" w:space="0"/>
+              <w:top w:val="single" w:sz="2" w:space="0" w:color="D9D9D9"/>
+              <w:left w:val="single" w:sz="2" w:space="0" w:color="D9D9D9"/>
+              <w:bottom w:val="single" w:sz="2" w:space="0" w:color="D9D9D9"/>
+              <w:right w:val="single" w:sz="2" w:space="0" w:color="D9D9D9"/>
             </w:tcBorders>
             <w:shd w:val="clear" w:color="auto" w:fill="F5F8FB"/>
             <w:tcMar>
@@ -1329,10 +1353,10 @@
           <w:tcPr>
             <w:tcW w:w="7840" w:type="dxa"/>
             <w:tcBorders>
-              <w:top w:val="single" w:color="D9D9D9" w:sz="2" w:space="0"/>
-              <w:left w:val="single" w:color="D9D9D9" w:sz="2" w:space="0"/>
-              <w:bottom w:val="single" w:color="D9D9D9" w:sz="2" w:space="0"/>
-              <w:right w:val="single" w:color="D9D9D9" w:sz="2" w:space="0"/>
+              <w:top w:val="single" w:sz="2" w:space="0" w:color="D9D9D9"/>
+              <w:left w:val="single" w:sz="2" w:space="0" w:color="D9D9D9"/>
+              <w:bottom w:val="single" w:sz="2" w:space="0" w:color="D9D9D9"/>
+              <w:right w:val="single" w:sz="2" w:space="0" w:color="D9D9D9"/>
             </w:tcBorders>
             <w:shd w:val="clear" w:color="auto" w:fill="F5F8FB"/>
             <w:tcMar>
@@ -1363,10 +1387,10 @@
           <w:tcPr>
             <w:tcW w:w="2400" w:type="dxa"/>
             <w:tcBorders>
-              <w:top w:val="single" w:color="D9D9D9" w:sz="2" w:space="0"/>
-              <w:left w:val="single" w:color="D9D9D9" w:sz="2" w:space="0"/>
-              <w:bottom w:val="single" w:color="D9D9D9" w:sz="2" w:space="0"/>
-              <w:right w:val="single" w:color="D9D9D9" w:sz="2" w:space="0"/>
+              <w:top w:val="single" w:sz="2" w:space="0" w:color="D9D9D9"/>
+              <w:left w:val="single" w:sz="2" w:space="0" w:color="D9D9D9"/>
+              <w:bottom w:val="single" w:sz="2" w:space="0" w:color="D9D9D9"/>
+              <w:right w:val="single" w:sz="2" w:space="0" w:color="D9D9D9"/>
             </w:tcBorders>
             <w:shd w:val="clear" w:color="auto" w:fill="FFFFFF"/>
             <w:tcMar>
@@ -1392,10 +1416,10 @@
           <w:tcPr>
             <w:tcW w:w="7840" w:type="dxa"/>
             <w:tcBorders>
-              <w:top w:val="single" w:color="D9D9D9" w:sz="2" w:space="0"/>
-              <w:left w:val="single" w:color="D9D9D9" w:sz="2" w:space="0"/>
-              <w:bottom w:val="single" w:color="D9D9D9" w:sz="2" w:space="0"/>
-              <w:right w:val="single" w:color="D9D9D9" w:sz="2" w:space="0"/>
+              <w:top w:val="single" w:sz="2" w:space="0" w:color="D9D9D9"/>
+              <w:left w:val="single" w:sz="2" w:space="0" w:color="D9D9D9"/>
+              <w:bottom w:val="single" w:sz="2" w:space="0" w:color="D9D9D9"/>
+              <w:right w:val="single" w:sz="2" w:space="0" w:color="D9D9D9"/>
             </w:tcBorders>
             <w:shd w:val="clear" w:color="auto" w:fill="FFFFFF"/>
             <w:tcMar>
@@ -1435,12 +1459,12 @@
       <w:tblPr>
         <w:tblW w:w="10240" w:type="dxa"/>
         <w:tblBorders>
-          <w:top w:val="single" w:color="auto" w:sz="4" w:space="0"/>
-          <w:left w:val="single" w:color="auto" w:sz="4" w:space="0"/>
-          <w:bottom w:val="single" w:color="auto" w:sz="4" w:space="0"/>
-          <w:right w:val="single" w:color="auto" w:sz="4" w:space="0"/>
-          <w:insideH w:val="single" w:color="auto" w:sz="4" w:space="0"/>
-          <w:insideV w:val="single" w:color="auto" w:sz="4" w:space="0"/>
+          <w:top w:val="single" w:sz="4" w:space="0" w:color="auto"/>
+          <w:left w:val="single" w:sz="4" w:space="0" w:color="auto"/>
+          <w:bottom w:val="single" w:sz="4" w:space="0" w:color="auto"/>
+          <w:right w:val="single" w:sz="4" w:space="0" w:color="auto"/>
+          <w:insideH w:val="single" w:sz="4" w:space="0" w:color="auto"/>
+          <w:insideV w:val="single" w:sz="4" w:space="0" w:color="auto"/>
         </w:tblBorders>
         <w:tblCellMar>
           <w:left w:w="10" w:type="dxa"/>
@@ -1459,10 +1483,10 @@
           <w:tcPr>
             <w:tcW w:w="10240" w:type="dxa"/>
             <w:tcBorders>
-              <w:top w:val="single" w:color="2E75B6" w:sz="4" w:space="0"/>
-              <w:left w:val="single" w:color="2E75B6" w:sz="4" w:space="0"/>
-              <w:bottom w:val="single" w:color="2E75B6" w:sz="4" w:space="0"/>
-              <w:right w:val="single" w:color="2E75B6" w:sz="4" w:space="0"/>
+              <w:top w:val="single" w:sz="4" w:space="0" w:color="2E75B6"/>
+              <w:left w:val="single" w:sz="4" w:space="0" w:color="2E75B6"/>
+              <w:bottom w:val="single" w:sz="4" w:space="0" w:color="2E75B6"/>
+              <w:right w:val="single" w:sz="4" w:space="0" w:color="2E75B6"/>
             </w:tcBorders>
             <w:shd w:val="clear" w:color="auto" w:fill="EAF1F8"/>
             <w:tcMar>
@@ -1476,7 +1500,7 @@
           <w:p>
             <w:r>
               <w:rPr>
-                <w:rFonts w:ascii="Consolas" w:hAnsi="Consolas" w:eastAsia="Consolas" w:cs="Consolas"/>
+                <w:rFonts w:ascii="Consolas" w:eastAsia="Consolas" w:hAnsi="Consolas" w:cs="Consolas"/>
               </w:rPr>
               <w:t>Forecast Drift    |-- Performance Drift    |-- Shape Drift    |-- Stability Drift    |-- Volatility Drift</w:t>
             </w:r>
@@ -1493,12 +1517,12 @@
       <w:tblPr>
         <w:tblW w:w="10240" w:type="dxa"/>
         <w:tblBorders>
-          <w:top w:val="single" w:color="auto" w:sz="4" w:space="0"/>
-          <w:left w:val="single" w:color="auto" w:sz="4" w:space="0"/>
-          <w:bottom w:val="single" w:color="auto" w:sz="4" w:space="0"/>
-          <w:right w:val="single" w:color="auto" w:sz="4" w:space="0"/>
-          <w:insideH w:val="single" w:color="auto" w:sz="4" w:space="0"/>
-          <w:insideV w:val="single" w:color="auto" w:sz="4" w:space="0"/>
+          <w:top w:val="single" w:sz="4" w:space="0" w:color="auto"/>
+          <w:left w:val="single" w:sz="4" w:space="0" w:color="auto"/>
+          <w:bottom w:val="single" w:sz="4" w:space="0" w:color="auto"/>
+          <w:right w:val="single" w:sz="4" w:space="0" w:color="auto"/>
+          <w:insideH w:val="single" w:sz="4" w:space="0" w:color="auto"/>
+          <w:insideV w:val="single" w:sz="4" w:space="0" w:color="auto"/>
         </w:tblBorders>
         <w:tblCellMar>
           <w:left w:w="10" w:type="dxa"/>
@@ -1521,10 +1545,10 @@
           <w:tcPr>
             <w:tcW w:w="1450" w:type="dxa"/>
             <w:tcBorders>
-              <w:top w:val="single" w:color="D9D9D9" w:themeColor="background1" w:themeShade="D9" w:sz="2" w:space="0"/>
-              <w:left w:val="single" w:color="D9D9D9" w:themeColor="background1" w:themeShade="D9" w:sz="2" w:space="0"/>
-              <w:bottom w:val="single" w:color="D9D9D9" w:themeColor="background1" w:themeShade="D9" w:sz="2" w:space="0"/>
-              <w:right w:val="single" w:color="D9D9D9" w:themeColor="background1" w:themeShade="D9" w:sz="2" w:space="0"/>
+              <w:top w:val="single" w:sz="2" w:space="0" w:color="D9D9D9" w:themeColor="background1" w:themeShade="D9"/>
+              <w:left w:val="single" w:sz="2" w:space="0" w:color="D9D9D9" w:themeColor="background1" w:themeShade="D9"/>
+              <w:bottom w:val="single" w:sz="2" w:space="0" w:color="D9D9D9" w:themeColor="background1" w:themeShade="D9"/>
+              <w:right w:val="single" w:sz="2" w:space="0" w:color="D9D9D9" w:themeColor="background1" w:themeShade="D9"/>
             </w:tcBorders>
             <w:shd w:val="clear" w:color="auto" w:fill="1F3864"/>
             <w:tcMar>
@@ -1553,10 +1577,10 @@
           <w:tcPr>
             <w:tcW w:w="2350" w:type="dxa"/>
             <w:tcBorders>
-              <w:top w:val="single" w:color="D9D9D9" w:themeColor="background1" w:themeShade="D9" w:sz="2" w:space="0"/>
-              <w:left w:val="single" w:color="D9D9D9" w:themeColor="background1" w:themeShade="D9" w:sz="2" w:space="0"/>
-              <w:bottom w:val="single" w:color="D9D9D9" w:themeColor="background1" w:themeShade="D9" w:sz="2" w:space="0"/>
-              <w:right w:val="single" w:color="D9D9D9" w:themeColor="background1" w:themeShade="D9" w:sz="2" w:space="0"/>
+              <w:top w:val="single" w:sz="2" w:space="0" w:color="D9D9D9" w:themeColor="background1" w:themeShade="D9"/>
+              <w:left w:val="single" w:sz="2" w:space="0" w:color="D9D9D9" w:themeColor="background1" w:themeShade="D9"/>
+              <w:bottom w:val="single" w:sz="2" w:space="0" w:color="D9D9D9" w:themeColor="background1" w:themeShade="D9"/>
+              <w:right w:val="single" w:sz="2" w:space="0" w:color="D9D9D9" w:themeColor="background1" w:themeShade="D9"/>
             </w:tcBorders>
             <w:shd w:val="clear" w:color="auto" w:fill="1F3864"/>
             <w:tcMar>
@@ -1585,10 +1609,10 @@
           <w:tcPr>
             <w:tcW w:w="2800" w:type="dxa"/>
             <w:tcBorders>
-              <w:top w:val="single" w:color="D9D9D9" w:themeColor="background1" w:themeShade="D9" w:sz="2" w:space="0"/>
-              <w:left w:val="single" w:color="D9D9D9" w:themeColor="background1" w:themeShade="D9" w:sz="2" w:space="0"/>
-              <w:bottom w:val="single" w:color="D9D9D9" w:themeColor="background1" w:themeShade="D9" w:sz="2" w:space="0"/>
-              <w:right w:val="single" w:color="D9D9D9" w:themeColor="background1" w:themeShade="D9" w:sz="2" w:space="0"/>
+              <w:top w:val="single" w:sz="2" w:space="0" w:color="D9D9D9" w:themeColor="background1" w:themeShade="D9"/>
+              <w:left w:val="single" w:sz="2" w:space="0" w:color="D9D9D9" w:themeColor="background1" w:themeShade="D9"/>
+              <w:bottom w:val="single" w:sz="2" w:space="0" w:color="D9D9D9" w:themeColor="background1" w:themeShade="D9"/>
+              <w:right w:val="single" w:sz="2" w:space="0" w:color="D9D9D9" w:themeColor="background1" w:themeShade="D9"/>
             </w:tcBorders>
             <w:shd w:val="clear" w:color="auto" w:fill="1F3864"/>
             <w:tcMar>
@@ -1617,10 +1641,10 @@
           <w:tcPr>
             <w:tcW w:w="3640" w:type="dxa"/>
             <w:tcBorders>
-              <w:top w:val="single" w:color="D9D9D9" w:themeColor="background1" w:themeShade="D9" w:sz="2" w:space="0"/>
-              <w:left w:val="single" w:color="D9D9D9" w:themeColor="background1" w:themeShade="D9" w:sz="2" w:space="0"/>
-              <w:bottom w:val="single" w:color="D9D9D9" w:themeColor="background1" w:themeShade="D9" w:sz="2" w:space="0"/>
-              <w:right w:val="single" w:color="D9D9D9" w:themeColor="background1" w:themeShade="D9" w:sz="2" w:space="0"/>
+              <w:top w:val="single" w:sz="2" w:space="0" w:color="D9D9D9" w:themeColor="background1" w:themeShade="D9"/>
+              <w:left w:val="single" w:sz="2" w:space="0" w:color="D9D9D9" w:themeColor="background1" w:themeShade="D9"/>
+              <w:bottom w:val="single" w:sz="2" w:space="0" w:color="D9D9D9" w:themeColor="background1" w:themeShade="D9"/>
+              <w:right w:val="single" w:sz="2" w:space="0" w:color="D9D9D9" w:themeColor="background1" w:themeShade="D9"/>
             </w:tcBorders>
             <w:shd w:val="clear" w:color="auto" w:fill="1F3864"/>
             <w:tcMar>
@@ -1654,10 +1678,10 @@
           <w:tcPr>
             <w:tcW w:w="1450" w:type="dxa"/>
             <w:tcBorders>
-              <w:top w:val="single" w:color="D9D9D9" w:themeColor="background1" w:themeShade="D9" w:sz="2" w:space="0"/>
-              <w:left w:val="single" w:color="D9D9D9" w:themeColor="background1" w:themeShade="D9" w:sz="2" w:space="0"/>
-              <w:bottom w:val="single" w:color="D9D9D9" w:themeColor="background1" w:themeShade="D9" w:sz="2" w:space="0"/>
-              <w:right w:val="single" w:color="D9D9D9" w:themeColor="background1" w:themeShade="D9" w:sz="2" w:space="0"/>
+              <w:top w:val="single" w:sz="2" w:space="0" w:color="D9D9D9" w:themeColor="background1" w:themeShade="D9"/>
+              <w:left w:val="single" w:sz="2" w:space="0" w:color="D9D9D9" w:themeColor="background1" w:themeShade="D9"/>
+              <w:bottom w:val="single" w:sz="2" w:space="0" w:color="D9D9D9" w:themeColor="background1" w:themeShade="D9"/>
+              <w:right w:val="single" w:sz="2" w:space="0" w:color="D9D9D9" w:themeColor="background1" w:themeShade="D9"/>
             </w:tcBorders>
             <w:shd w:val="clear" w:color="auto" w:fill="FFFFFF" w:themeFill="background1"/>
             <w:tcMar>
@@ -1683,10 +1707,10 @@
           <w:tcPr>
             <w:tcW w:w="2350" w:type="dxa"/>
             <w:tcBorders>
-              <w:top w:val="single" w:color="D9D9D9" w:themeColor="background1" w:themeShade="D9" w:sz="2" w:space="0"/>
-              <w:left w:val="single" w:color="D9D9D9" w:themeColor="background1" w:themeShade="D9" w:sz="2" w:space="0"/>
-              <w:bottom w:val="single" w:color="D9D9D9" w:themeColor="background1" w:themeShade="D9" w:sz="2" w:space="0"/>
-              <w:right w:val="single" w:color="D9D9D9" w:themeColor="background1" w:themeShade="D9" w:sz="2" w:space="0"/>
+              <w:top w:val="single" w:sz="2" w:space="0" w:color="D9D9D9" w:themeColor="background1" w:themeShade="D9"/>
+              <w:left w:val="single" w:sz="2" w:space="0" w:color="D9D9D9" w:themeColor="background1" w:themeShade="D9"/>
+              <w:bottom w:val="single" w:sz="2" w:space="0" w:color="D9D9D9" w:themeColor="background1" w:themeShade="D9"/>
+              <w:right w:val="single" w:sz="2" w:space="0" w:color="D9D9D9" w:themeColor="background1" w:themeShade="D9"/>
             </w:tcBorders>
             <w:shd w:val="clear" w:color="auto" w:fill="FFFFFF" w:themeFill="background1"/>
             <w:tcMar>
@@ -1728,10 +1752,10 @@
           <w:tcPr>
             <w:tcW w:w="2800" w:type="dxa"/>
             <w:tcBorders>
-              <w:top w:val="single" w:color="D9D9D9" w:themeColor="background1" w:themeShade="D9" w:sz="2" w:space="0"/>
-              <w:left w:val="single" w:color="D9D9D9" w:themeColor="background1" w:themeShade="D9" w:sz="2" w:space="0"/>
-              <w:bottom w:val="single" w:color="D9D9D9" w:themeColor="background1" w:themeShade="D9" w:sz="2" w:space="0"/>
-              <w:right w:val="single" w:color="D9D9D9" w:themeColor="background1" w:themeShade="D9" w:sz="2" w:space="0"/>
+              <w:top w:val="single" w:sz="2" w:space="0" w:color="D9D9D9" w:themeColor="background1" w:themeShade="D9"/>
+              <w:left w:val="single" w:sz="2" w:space="0" w:color="D9D9D9" w:themeColor="background1" w:themeShade="D9"/>
+              <w:bottom w:val="single" w:sz="2" w:space="0" w:color="D9D9D9" w:themeColor="background1" w:themeShade="D9"/>
+              <w:right w:val="single" w:sz="2" w:space="0" w:color="D9D9D9" w:themeColor="background1" w:themeShade="D9"/>
             </w:tcBorders>
             <w:shd w:val="clear" w:color="auto" w:fill="FFFFFF" w:themeFill="background1"/>
             <w:tcMar>
@@ -1757,10 +1781,10 @@
           <w:tcPr>
             <w:tcW w:w="3640" w:type="dxa"/>
             <w:tcBorders>
-              <w:top w:val="single" w:color="D9D9D9" w:themeColor="background1" w:themeShade="D9" w:sz="2" w:space="0"/>
-              <w:left w:val="single" w:color="D9D9D9" w:themeColor="background1" w:themeShade="D9" w:sz="2" w:space="0"/>
-              <w:bottom w:val="single" w:color="D9D9D9" w:themeColor="background1" w:themeShade="D9" w:sz="2" w:space="0"/>
-              <w:right w:val="single" w:color="D9D9D9" w:themeColor="background1" w:themeShade="D9" w:sz="2" w:space="0"/>
+              <w:top w:val="single" w:sz="2" w:space="0" w:color="D9D9D9" w:themeColor="background1" w:themeShade="D9"/>
+              <w:left w:val="single" w:sz="2" w:space="0" w:color="D9D9D9" w:themeColor="background1" w:themeShade="D9"/>
+              <w:bottom w:val="single" w:sz="2" w:space="0" w:color="D9D9D9" w:themeColor="background1" w:themeShade="D9"/>
+              <w:right w:val="single" w:sz="2" w:space="0" w:color="D9D9D9" w:themeColor="background1" w:themeShade="D9"/>
             </w:tcBorders>
             <w:shd w:val="clear" w:color="auto" w:fill="FFFFFF" w:themeFill="background1"/>
             <w:tcMar>
@@ -1791,10 +1815,10 @@
           <w:tcPr>
             <w:tcW w:w="1450" w:type="dxa"/>
             <w:tcBorders>
-              <w:top w:val="single" w:color="D9D9D9" w:themeColor="background1" w:themeShade="D9" w:sz="2" w:space="0"/>
-              <w:left w:val="single" w:color="D9D9D9" w:themeColor="background1" w:themeShade="D9" w:sz="2" w:space="0"/>
-              <w:bottom w:val="single" w:color="D9D9D9" w:themeColor="background1" w:themeShade="D9" w:sz="2" w:space="0"/>
-              <w:right w:val="single" w:color="D9D9D9" w:themeColor="background1" w:themeShade="D9" w:sz="2" w:space="0"/>
+              <w:top w:val="single" w:sz="2" w:space="0" w:color="D9D9D9" w:themeColor="background1" w:themeShade="D9"/>
+              <w:left w:val="single" w:sz="2" w:space="0" w:color="D9D9D9" w:themeColor="background1" w:themeShade="D9"/>
+              <w:bottom w:val="single" w:sz="2" w:space="0" w:color="D9D9D9" w:themeColor="background1" w:themeShade="D9"/>
+              <w:right w:val="single" w:sz="2" w:space="0" w:color="D9D9D9" w:themeColor="background1" w:themeShade="D9"/>
             </w:tcBorders>
             <w:shd w:val="clear" w:color="auto" w:fill="F5F8FB"/>
             <w:tcMar>
@@ -1807,6 +1831,7 @@
             <w:hideMark/>
           </w:tcPr>
           <w:p>
+            <w:commentRangeStart w:id="2"/>
             <w:r>
               <w:rPr>
                 <w:sz w:val="15"/>
@@ -1814,16 +1839,25 @@
               </w:rPr>
               <w:t>Shape Drift</w:t>
             </w:r>
+            <w:commentRangeEnd w:id="2"/>
+            <w:r>
+              <w:rPr>
+                <w:rStyle w:val="CommentReference"/>
+                <w:sz w:val="17"/>
+                <w:szCs w:val="17"/>
+              </w:rPr>
+              <w:commentReference w:id="2"/>
+            </w:r>
           </w:p>
         </w:tc>
         <w:tc>
           <w:tcPr>
             <w:tcW w:w="2350" w:type="dxa"/>
             <w:tcBorders>
-              <w:top w:val="single" w:color="D9D9D9" w:themeColor="background1" w:themeShade="D9" w:sz="2" w:space="0"/>
-              <w:left w:val="single" w:color="D9D9D9" w:themeColor="background1" w:themeShade="D9" w:sz="2" w:space="0"/>
-              <w:bottom w:val="single" w:color="D9D9D9" w:themeColor="background1" w:themeShade="D9" w:sz="2" w:space="0"/>
-              <w:right w:val="single" w:color="D9D9D9" w:themeColor="background1" w:themeShade="D9" w:sz="2" w:space="0"/>
+              <w:top w:val="single" w:sz="2" w:space="0" w:color="D9D9D9" w:themeColor="background1" w:themeShade="D9"/>
+              <w:left w:val="single" w:sz="2" w:space="0" w:color="D9D9D9" w:themeColor="background1" w:themeShade="D9"/>
+              <w:bottom w:val="single" w:sz="2" w:space="0" w:color="D9D9D9" w:themeColor="background1" w:themeShade="D9"/>
+              <w:right w:val="single" w:sz="2" w:space="0" w:color="D9D9D9" w:themeColor="background1" w:themeShade="D9"/>
             </w:tcBorders>
             <w:shd w:val="clear" w:color="auto" w:fill="F5F8FB"/>
             <w:tcMar>
@@ -1849,10 +1883,10 @@
           <w:tcPr>
             <w:tcW w:w="2800" w:type="dxa"/>
             <w:tcBorders>
-              <w:top w:val="single" w:color="D9D9D9" w:themeColor="background1" w:themeShade="D9" w:sz="2" w:space="0"/>
-              <w:left w:val="single" w:color="D9D9D9" w:themeColor="background1" w:themeShade="D9" w:sz="2" w:space="0"/>
-              <w:bottom w:val="single" w:color="D9D9D9" w:themeColor="background1" w:themeShade="D9" w:sz="2" w:space="0"/>
-              <w:right w:val="single" w:color="D9D9D9" w:themeColor="background1" w:themeShade="D9" w:sz="2" w:space="0"/>
+              <w:top w:val="single" w:sz="2" w:space="0" w:color="D9D9D9" w:themeColor="background1" w:themeShade="D9"/>
+              <w:left w:val="single" w:sz="2" w:space="0" w:color="D9D9D9" w:themeColor="background1" w:themeShade="D9"/>
+              <w:bottom w:val="single" w:sz="2" w:space="0" w:color="D9D9D9" w:themeColor="background1" w:themeShade="D9"/>
+              <w:right w:val="single" w:sz="2" w:space="0" w:color="D9D9D9" w:themeColor="background1" w:themeShade="D9"/>
             </w:tcBorders>
             <w:shd w:val="clear" w:color="auto" w:fill="F5F8FB"/>
             <w:tcMar>
@@ -1878,10 +1912,10 @@
           <w:tcPr>
             <w:tcW w:w="3640" w:type="dxa"/>
             <w:tcBorders>
-              <w:top w:val="single" w:color="D9D9D9" w:themeColor="background1" w:themeShade="D9" w:sz="2" w:space="0"/>
-              <w:left w:val="single" w:color="D9D9D9" w:themeColor="background1" w:themeShade="D9" w:sz="2" w:space="0"/>
-              <w:bottom w:val="single" w:color="D9D9D9" w:themeColor="background1" w:themeShade="D9" w:sz="2" w:space="0"/>
-              <w:right w:val="single" w:color="D9D9D9" w:themeColor="background1" w:themeShade="D9" w:sz="2" w:space="0"/>
+              <w:top w:val="single" w:sz="2" w:space="0" w:color="D9D9D9" w:themeColor="background1" w:themeShade="D9"/>
+              <w:left w:val="single" w:sz="2" w:space="0" w:color="D9D9D9" w:themeColor="background1" w:themeShade="D9"/>
+              <w:bottom w:val="single" w:sz="2" w:space="0" w:color="D9D9D9" w:themeColor="background1" w:themeShade="D9"/>
+              <w:right w:val="single" w:sz="2" w:space="0" w:color="D9D9D9" w:themeColor="background1" w:themeShade="D9"/>
             </w:tcBorders>
             <w:shd w:val="clear" w:color="auto" w:fill="F5F8FB"/>
             <w:tcMar>
@@ -1912,10 +1946,10 @@
           <w:tcPr>
             <w:tcW w:w="1450" w:type="dxa"/>
             <w:tcBorders>
-              <w:top w:val="single" w:color="D9D9D9" w:themeColor="background1" w:themeShade="D9" w:sz="2" w:space="0"/>
-              <w:left w:val="single" w:color="D9D9D9" w:themeColor="background1" w:themeShade="D9" w:sz="2" w:space="0"/>
-              <w:bottom w:val="single" w:color="D9D9D9" w:themeColor="background1" w:themeShade="D9" w:sz="2" w:space="0"/>
-              <w:right w:val="single" w:color="D9D9D9" w:themeColor="background1" w:themeShade="D9" w:sz="2" w:space="0"/>
+              <w:top w:val="single" w:sz="2" w:space="0" w:color="D9D9D9" w:themeColor="background1" w:themeShade="D9"/>
+              <w:left w:val="single" w:sz="2" w:space="0" w:color="D9D9D9" w:themeColor="background1" w:themeShade="D9"/>
+              <w:bottom w:val="single" w:sz="2" w:space="0" w:color="D9D9D9" w:themeColor="background1" w:themeShade="D9"/>
+              <w:right w:val="single" w:sz="2" w:space="0" w:color="D9D9D9" w:themeColor="background1" w:themeShade="D9"/>
             </w:tcBorders>
             <w:shd w:val="clear" w:color="auto" w:fill="FFFFFF" w:themeFill="background1"/>
             <w:tcMar>
@@ -1941,10 +1975,10 @@
           <w:tcPr>
             <w:tcW w:w="2350" w:type="dxa"/>
             <w:tcBorders>
-              <w:top w:val="single" w:color="D9D9D9" w:themeColor="background1" w:themeShade="D9" w:sz="2" w:space="0"/>
-              <w:left w:val="single" w:color="D9D9D9" w:themeColor="background1" w:themeShade="D9" w:sz="2" w:space="0"/>
-              <w:bottom w:val="single" w:color="D9D9D9" w:themeColor="background1" w:themeShade="D9" w:sz="2" w:space="0"/>
-              <w:right w:val="single" w:color="D9D9D9" w:themeColor="background1" w:themeShade="D9" w:sz="2" w:space="0"/>
+              <w:top w:val="single" w:sz="2" w:space="0" w:color="D9D9D9" w:themeColor="background1" w:themeShade="D9"/>
+              <w:left w:val="single" w:sz="2" w:space="0" w:color="D9D9D9" w:themeColor="background1" w:themeShade="D9"/>
+              <w:bottom w:val="single" w:sz="2" w:space="0" w:color="D9D9D9" w:themeColor="background1" w:themeShade="D9"/>
+              <w:right w:val="single" w:sz="2" w:space="0" w:color="D9D9D9" w:themeColor="background1" w:themeShade="D9"/>
             </w:tcBorders>
             <w:shd w:val="clear" w:color="auto" w:fill="FFFFFF" w:themeFill="background1"/>
             <w:tcMar>
@@ -1963,22 +1997,39 @@
                 <w:szCs w:val="15"/>
               </w:rPr>
             </w:pPr>
-            <w:commentRangeStart w:id="2"/>
-            <w:r>
-              <w:rPr>
-                <w:sz w:val="15"/>
-                <w:szCs w:val="15"/>
-              </w:rPr>
-              <w:t>Is the value for the same future date changing across versions?</w:t>
-            </w:r>
-            <w:commentRangeEnd w:id="2"/>
+            <w:commentRangeStart w:id="3"/>
+            <w:commentRangeStart w:id="4"/>
+            <w:r>
+              <w:rPr>
+                <w:sz w:val="15"/>
+                <w:szCs w:val="15"/>
+              </w:rPr>
+              <w:t>Is the value for the same future date changing across versions</w:t>
+            </w:r>
+            <w:commentRangeEnd w:id="4"/>
             <w:r>
               <w:rPr>
                 <w:rStyle w:val="CommentReference"/>
                 <w:sz w:val="15"/>
                 <w:szCs w:val="15"/>
               </w:rPr>
-              <w:commentReference w:id="2"/>
+              <w:commentReference w:id="4"/>
+            </w:r>
+            <w:r>
+              <w:rPr>
+                <w:sz w:val="15"/>
+                <w:szCs w:val="15"/>
+              </w:rPr>
+              <w:t>?</w:t>
+            </w:r>
+            <w:commentRangeEnd w:id="3"/>
+            <w:r>
+              <w:rPr>
+                <w:rStyle w:val="CommentReference"/>
+                <w:sz w:val="15"/>
+                <w:szCs w:val="15"/>
+              </w:rPr>
+              <w:commentReference w:id="3"/>
             </w:r>
           </w:p>
         </w:tc>
@@ -1986,10 +2037,10 @@
           <w:tcPr>
             <w:tcW w:w="2800" w:type="dxa"/>
             <w:tcBorders>
-              <w:top w:val="single" w:color="D9D9D9" w:themeColor="background1" w:themeShade="D9" w:sz="2" w:space="0"/>
-              <w:left w:val="single" w:color="D9D9D9" w:themeColor="background1" w:themeShade="D9" w:sz="2" w:space="0"/>
-              <w:bottom w:val="single" w:color="D9D9D9" w:themeColor="background1" w:themeShade="D9" w:sz="2" w:space="0"/>
-              <w:right w:val="single" w:color="D9D9D9" w:themeColor="background1" w:themeShade="D9" w:sz="2" w:space="0"/>
+              <w:top w:val="single" w:sz="2" w:space="0" w:color="D9D9D9" w:themeColor="background1" w:themeShade="D9"/>
+              <w:left w:val="single" w:sz="2" w:space="0" w:color="D9D9D9" w:themeColor="background1" w:themeShade="D9"/>
+              <w:bottom w:val="single" w:sz="2" w:space="0" w:color="D9D9D9" w:themeColor="background1" w:themeShade="D9"/>
+              <w:right w:val="single" w:sz="2" w:space="0" w:color="D9D9D9" w:themeColor="background1" w:themeShade="D9"/>
             </w:tcBorders>
             <w:shd w:val="clear" w:color="auto" w:fill="FFFFFF" w:themeFill="background1"/>
             <w:tcMar>
@@ -2015,10 +2066,10 @@
           <w:tcPr>
             <w:tcW w:w="3640" w:type="dxa"/>
             <w:tcBorders>
-              <w:top w:val="single" w:color="D9D9D9" w:themeColor="background1" w:themeShade="D9" w:sz="2" w:space="0"/>
-              <w:left w:val="single" w:color="D9D9D9" w:themeColor="background1" w:themeShade="D9" w:sz="2" w:space="0"/>
-              <w:bottom w:val="single" w:color="D9D9D9" w:themeColor="background1" w:themeShade="D9" w:sz="2" w:space="0"/>
-              <w:right w:val="single" w:color="D9D9D9" w:themeColor="background1" w:themeShade="D9" w:sz="2" w:space="0"/>
+              <w:top w:val="single" w:sz="2" w:space="0" w:color="D9D9D9" w:themeColor="background1" w:themeShade="D9"/>
+              <w:left w:val="single" w:sz="2" w:space="0" w:color="D9D9D9" w:themeColor="background1" w:themeShade="D9"/>
+              <w:bottom w:val="single" w:sz="2" w:space="0" w:color="D9D9D9" w:themeColor="background1" w:themeShade="D9"/>
+              <w:right w:val="single" w:sz="2" w:space="0" w:color="D9D9D9" w:themeColor="background1" w:themeShade="D9"/>
             </w:tcBorders>
             <w:shd w:val="clear" w:color="auto" w:fill="FFFFFF" w:themeFill="background1"/>
             <w:tcMar>
@@ -2049,10 +2100,10 @@
           <w:tcPr>
             <w:tcW w:w="1450" w:type="dxa"/>
             <w:tcBorders>
-              <w:top w:val="single" w:color="D9D9D9" w:themeColor="background1" w:themeShade="D9" w:sz="2" w:space="0"/>
-              <w:left w:val="single" w:color="D9D9D9" w:themeColor="background1" w:themeShade="D9" w:sz="2" w:space="0"/>
-              <w:bottom w:val="single" w:color="D9D9D9" w:themeColor="background1" w:themeShade="D9" w:sz="2" w:space="0"/>
-              <w:right w:val="single" w:color="D9D9D9" w:themeColor="background1" w:themeShade="D9" w:sz="2" w:space="0"/>
+              <w:top w:val="single" w:sz="2" w:space="0" w:color="D9D9D9" w:themeColor="background1" w:themeShade="D9"/>
+              <w:left w:val="single" w:sz="2" w:space="0" w:color="D9D9D9" w:themeColor="background1" w:themeShade="D9"/>
+              <w:bottom w:val="single" w:sz="2" w:space="0" w:color="D9D9D9" w:themeColor="background1" w:themeShade="D9"/>
+              <w:right w:val="single" w:sz="2" w:space="0" w:color="D9D9D9" w:themeColor="background1" w:themeShade="D9"/>
             </w:tcBorders>
             <w:shd w:val="clear" w:color="auto" w:fill="F5F8FB"/>
             <w:tcMar>
@@ -2078,10 +2129,10 @@
           <w:tcPr>
             <w:tcW w:w="2350" w:type="dxa"/>
             <w:tcBorders>
-              <w:top w:val="single" w:color="D9D9D9" w:themeColor="background1" w:themeShade="D9" w:sz="2" w:space="0"/>
-              <w:left w:val="single" w:color="D9D9D9" w:themeColor="background1" w:themeShade="D9" w:sz="2" w:space="0"/>
-              <w:bottom w:val="single" w:color="D9D9D9" w:themeColor="background1" w:themeShade="D9" w:sz="2" w:space="0"/>
-              <w:right w:val="single" w:color="D9D9D9" w:themeColor="background1" w:themeShade="D9" w:sz="2" w:space="0"/>
+              <w:top w:val="single" w:sz="2" w:space="0" w:color="D9D9D9" w:themeColor="background1" w:themeShade="D9"/>
+              <w:left w:val="single" w:sz="2" w:space="0" w:color="D9D9D9" w:themeColor="background1" w:themeShade="D9"/>
+              <w:bottom w:val="single" w:sz="2" w:space="0" w:color="D9D9D9" w:themeColor="background1" w:themeShade="D9"/>
+              <w:right w:val="single" w:sz="2" w:space="0" w:color="D9D9D9" w:themeColor="background1" w:themeShade="D9"/>
             </w:tcBorders>
             <w:shd w:val="clear" w:color="auto" w:fill="F5F8FB"/>
             <w:tcMar>
@@ -2100,7 +2151,7 @@
                 <w:szCs w:val="15"/>
               </w:rPr>
             </w:pPr>
-            <w:commentRangeStart w:id="3"/>
+            <w:commentRangeStart w:id="5"/>
             <w:r>
               <w:rPr>
                 <w:sz w:val="15"/>
@@ -2108,14 +2159,14 @@
               </w:rPr>
               <w:t>Is the forecast becoming unstable or noisy?</w:t>
             </w:r>
-            <w:commentRangeEnd w:id="3"/>
+            <w:commentRangeEnd w:id="5"/>
             <w:r>
               <w:rPr>
                 <w:rStyle w:val="CommentReference"/>
                 <w:sz w:val="15"/>
                 <w:szCs w:val="15"/>
               </w:rPr>
-              <w:commentReference w:id="3"/>
+              <w:commentReference w:id="5"/>
             </w:r>
           </w:p>
         </w:tc>
@@ -2123,10 +2174,10 @@
           <w:tcPr>
             <w:tcW w:w="2800" w:type="dxa"/>
             <w:tcBorders>
-              <w:top w:val="single" w:color="D9D9D9" w:themeColor="background1" w:themeShade="D9" w:sz="2" w:space="0"/>
-              <w:left w:val="single" w:color="D9D9D9" w:themeColor="background1" w:themeShade="D9" w:sz="2" w:space="0"/>
-              <w:bottom w:val="single" w:color="D9D9D9" w:themeColor="background1" w:themeShade="D9" w:sz="2" w:space="0"/>
-              <w:right w:val="single" w:color="D9D9D9" w:themeColor="background1" w:themeShade="D9" w:sz="2" w:space="0"/>
+              <w:top w:val="single" w:sz="2" w:space="0" w:color="D9D9D9" w:themeColor="background1" w:themeShade="D9"/>
+              <w:left w:val="single" w:sz="2" w:space="0" w:color="D9D9D9" w:themeColor="background1" w:themeShade="D9"/>
+              <w:bottom w:val="single" w:sz="2" w:space="0" w:color="D9D9D9" w:themeColor="background1" w:themeShade="D9"/>
+              <w:right w:val="single" w:sz="2" w:space="0" w:color="D9D9D9" w:themeColor="background1" w:themeShade="D9"/>
             </w:tcBorders>
             <w:shd w:val="clear" w:color="auto" w:fill="F5F8FB"/>
             <w:tcMar>
@@ -2152,10 +2203,10 @@
           <w:tcPr>
             <w:tcW w:w="3640" w:type="dxa"/>
             <w:tcBorders>
-              <w:top w:val="single" w:color="D9D9D9" w:themeColor="background1" w:themeShade="D9" w:sz="2" w:space="0"/>
-              <w:left w:val="single" w:color="D9D9D9" w:themeColor="background1" w:themeShade="D9" w:sz="2" w:space="0"/>
-              <w:bottom w:val="single" w:color="D9D9D9" w:themeColor="background1" w:themeShade="D9" w:sz="2" w:space="0"/>
-              <w:right w:val="single" w:color="D9D9D9" w:themeColor="background1" w:themeShade="D9" w:sz="2" w:space="0"/>
+              <w:top w:val="single" w:sz="2" w:space="0" w:color="D9D9D9" w:themeColor="background1" w:themeShade="D9"/>
+              <w:left w:val="single" w:sz="2" w:space="0" w:color="D9D9D9" w:themeColor="background1" w:themeShade="D9"/>
+              <w:bottom w:val="single" w:sz="2" w:space="0" w:color="D9D9D9" w:themeColor="background1" w:themeShade="D9"/>
+              <w:right w:val="single" w:sz="2" w:space="0" w:color="D9D9D9" w:themeColor="background1" w:themeShade="D9"/>
             </w:tcBorders>
             <w:shd w:val="clear" w:color="auto" w:fill="F5F8FB"/>
             <w:tcMar>
@@ -2190,11 +2241,11 @@
       <w:r>
         <w:t>8.</w:t>
       </w:r>
-      <w:commentRangeStart w:id="4"/>
+      <w:commentRangeStart w:id="6"/>
       <w:r>
         <w:t xml:space="preserve"> Forecast Drift Engine &amp; Score</w:t>
       </w:r>
-      <w:commentRangeEnd w:id="4"/>
+      <w:commentRangeEnd w:id="6"/>
       <w:r>
         <w:rPr>
           <w:rStyle w:val="CommentReference"/>
@@ -2202,7 +2253,7 @@
           <w:sz w:val="21"/>
           <w:szCs w:val="21"/>
         </w:rPr>
-        <w:commentReference w:id="4"/>
+        <w:commentReference w:id="6"/>
       </w:r>
     </w:p>
     <w:p>
@@ -2217,12 +2268,12 @@
       <w:tblPr>
         <w:tblW w:w="10240" w:type="dxa"/>
         <w:tblBorders>
-          <w:top w:val="single" w:color="auto" w:sz="4" w:space="0"/>
-          <w:left w:val="single" w:color="auto" w:sz="4" w:space="0"/>
-          <w:bottom w:val="single" w:color="auto" w:sz="4" w:space="0"/>
-          <w:right w:val="single" w:color="auto" w:sz="4" w:space="0"/>
-          <w:insideH w:val="single" w:color="auto" w:sz="4" w:space="0"/>
-          <w:insideV w:val="single" w:color="auto" w:sz="4" w:space="0"/>
+          <w:top w:val="single" w:sz="4" w:space="0" w:color="auto"/>
+          <w:left w:val="single" w:sz="4" w:space="0" w:color="auto"/>
+          <w:bottom w:val="single" w:sz="4" w:space="0" w:color="auto"/>
+          <w:right w:val="single" w:sz="4" w:space="0" w:color="auto"/>
+          <w:insideH w:val="single" w:sz="4" w:space="0" w:color="auto"/>
+          <w:insideV w:val="single" w:sz="4" w:space="0" w:color="auto"/>
         </w:tblBorders>
         <w:tblCellMar>
           <w:left w:w="10" w:type="dxa"/>
@@ -2241,10 +2292,10 @@
           <w:tcPr>
             <w:tcW w:w="10240" w:type="dxa"/>
             <w:tcBorders>
-              <w:top w:val="single" w:color="2E75B6" w:sz="4" w:space="0"/>
-              <w:left w:val="single" w:color="2E75B6" w:sz="4" w:space="0"/>
-              <w:bottom w:val="single" w:color="2E75B6" w:sz="4" w:space="0"/>
-              <w:right w:val="single" w:color="2E75B6" w:sz="4" w:space="0"/>
+              <w:top w:val="single" w:sz="4" w:space="0" w:color="2E75B6"/>
+              <w:left w:val="single" w:sz="4" w:space="0" w:color="2E75B6"/>
+              <w:bottom w:val="single" w:sz="4" w:space="0" w:color="2E75B6"/>
+              <w:right w:val="single" w:sz="4" w:space="0" w:color="2E75B6"/>
             </w:tcBorders>
             <w:shd w:val="clear" w:color="auto" w:fill="EAF1F8"/>
             <w:tcMar>
@@ -2258,7 +2309,7 @@
           <w:p>
             <w:r>
               <w:rPr>
-                <w:rFonts w:ascii="Consolas" w:hAnsi="Consolas" w:eastAsia="Consolas" w:cs="Consolas"/>
+                <w:rFonts w:ascii="Consolas" w:eastAsia="Consolas" w:hAnsi="Consolas" w:cs="Consolas"/>
               </w:rPr>
               <w:t>Performance -&gt; Shape -&gt; Stability -&gt; Volatility -&gt; Normalization -&gt; Weighted Score -&gt; Forecast Drift Score -&gt; Severity -&gt; Alert</w:t>
             </w:r>
@@ -2275,12 +2326,12 @@
       <w:tblPr>
         <w:tblW w:w="10240" w:type="dxa"/>
         <w:tblBorders>
-          <w:top w:val="single" w:color="auto" w:sz="4" w:space="0"/>
-          <w:left w:val="single" w:color="auto" w:sz="4" w:space="0"/>
-          <w:bottom w:val="single" w:color="auto" w:sz="4" w:space="0"/>
-          <w:right w:val="single" w:color="auto" w:sz="4" w:space="0"/>
-          <w:insideH w:val="single" w:color="auto" w:sz="4" w:space="0"/>
-          <w:insideV w:val="single" w:color="auto" w:sz="4" w:space="0"/>
+          <w:top w:val="single" w:sz="4" w:space="0" w:color="auto"/>
+          <w:left w:val="single" w:sz="4" w:space="0" w:color="auto"/>
+          <w:bottom w:val="single" w:sz="4" w:space="0" w:color="auto"/>
+          <w:right w:val="single" w:sz="4" w:space="0" w:color="auto"/>
+          <w:insideH w:val="single" w:sz="4" w:space="0" w:color="auto"/>
+          <w:insideV w:val="single" w:sz="4" w:space="0" w:color="auto"/>
         </w:tblBorders>
         <w:tblCellMar>
           <w:left w:w="10" w:type="dxa"/>
@@ -2301,10 +2352,10 @@
           <w:tcPr>
             <w:tcW w:w="7840" w:type="dxa"/>
             <w:tcBorders>
-              <w:top w:val="single" w:color="D9D9D9" w:sz="2" w:space="0"/>
-              <w:left w:val="single" w:color="D9D9D9" w:sz="2" w:space="0"/>
-              <w:bottom w:val="single" w:color="D9D9D9" w:sz="2" w:space="0"/>
-              <w:right w:val="single" w:color="D9D9D9" w:sz="2" w:space="0"/>
+              <w:top w:val="single" w:sz="2" w:space="0" w:color="D9D9D9"/>
+              <w:left w:val="single" w:sz="2" w:space="0" w:color="D9D9D9"/>
+              <w:bottom w:val="single" w:sz="2" w:space="0" w:color="D9D9D9"/>
+              <w:right w:val="single" w:sz="2" w:space="0" w:color="D9D9D9"/>
             </w:tcBorders>
             <w:shd w:val="clear" w:color="auto" w:fill="1F3864"/>
             <w:tcMar>
@@ -2333,10 +2384,10 @@
           <w:tcPr>
             <w:tcW w:w="2400" w:type="dxa"/>
             <w:tcBorders>
-              <w:top w:val="single" w:color="D9D9D9" w:sz="2" w:space="0"/>
-              <w:left w:val="single" w:color="D9D9D9" w:sz="2" w:space="0"/>
-              <w:bottom w:val="single" w:color="D9D9D9" w:sz="2" w:space="0"/>
-              <w:right w:val="single" w:color="D9D9D9" w:sz="2" w:space="0"/>
+              <w:top w:val="single" w:sz="2" w:space="0" w:color="D9D9D9"/>
+              <w:left w:val="single" w:sz="2" w:space="0" w:color="D9D9D9"/>
+              <w:bottom w:val="single" w:sz="2" w:space="0" w:color="D9D9D9"/>
+              <w:right w:val="single" w:sz="2" w:space="0" w:color="D9D9D9"/>
             </w:tcBorders>
             <w:shd w:val="clear" w:color="auto" w:fill="1F3864"/>
             <w:tcMar>
@@ -2370,10 +2421,10 @@
           <w:tcPr>
             <w:tcW w:w="7840" w:type="dxa"/>
             <w:tcBorders>
-              <w:top w:val="single" w:color="D9D9D9" w:sz="2" w:space="0"/>
-              <w:left w:val="single" w:color="D9D9D9" w:sz="2" w:space="0"/>
-              <w:bottom w:val="single" w:color="D9D9D9" w:sz="2" w:space="0"/>
-              <w:right w:val="single" w:color="D9D9D9" w:sz="2" w:space="0"/>
+              <w:top w:val="single" w:sz="2" w:space="0" w:color="D9D9D9"/>
+              <w:left w:val="single" w:sz="2" w:space="0" w:color="D9D9D9"/>
+              <w:bottom w:val="single" w:sz="2" w:space="0" w:color="D9D9D9"/>
+              <w:right w:val="single" w:sz="2" w:space="0" w:color="D9D9D9"/>
             </w:tcBorders>
             <w:shd w:val="clear" w:color="auto" w:fill="FFFFFF"/>
             <w:tcMar>
@@ -2399,10 +2450,10 @@
           <w:tcPr>
             <w:tcW w:w="2400" w:type="dxa"/>
             <w:tcBorders>
-              <w:top w:val="single" w:color="D9D9D9" w:sz="2" w:space="0"/>
-              <w:left w:val="single" w:color="D9D9D9" w:sz="2" w:space="0"/>
-              <w:bottom w:val="single" w:color="D9D9D9" w:sz="2" w:space="0"/>
-              <w:right w:val="single" w:color="D9D9D9" w:sz="2" w:space="0"/>
+              <w:top w:val="single" w:sz="2" w:space="0" w:color="D9D9D9"/>
+              <w:left w:val="single" w:sz="2" w:space="0" w:color="D9D9D9"/>
+              <w:bottom w:val="single" w:sz="2" w:space="0" w:color="D9D9D9"/>
+              <w:right w:val="single" w:sz="2" w:space="0" w:color="D9D9D9"/>
             </w:tcBorders>
             <w:shd w:val="clear" w:color="auto" w:fill="FFFFFF"/>
             <w:tcMar>
@@ -2433,10 +2484,10 @@
           <w:tcPr>
             <w:tcW w:w="7840" w:type="dxa"/>
             <w:tcBorders>
-              <w:top w:val="single" w:color="D9D9D9" w:sz="2" w:space="0"/>
-              <w:left w:val="single" w:color="D9D9D9" w:sz="2" w:space="0"/>
-              <w:bottom w:val="single" w:color="D9D9D9" w:sz="2" w:space="0"/>
-              <w:right w:val="single" w:color="D9D9D9" w:sz="2" w:space="0"/>
+              <w:top w:val="single" w:sz="2" w:space="0" w:color="D9D9D9"/>
+              <w:left w:val="single" w:sz="2" w:space="0" w:color="D9D9D9"/>
+              <w:bottom w:val="single" w:sz="2" w:space="0" w:color="D9D9D9"/>
+              <w:right w:val="single" w:sz="2" w:space="0" w:color="D9D9D9"/>
             </w:tcBorders>
             <w:shd w:val="clear" w:color="auto" w:fill="F5F8FB"/>
             <w:tcMar>
@@ -2462,10 +2513,10 @@
           <w:tcPr>
             <w:tcW w:w="2400" w:type="dxa"/>
             <w:tcBorders>
-              <w:top w:val="single" w:color="D9D9D9" w:sz="2" w:space="0"/>
-              <w:left w:val="single" w:color="D9D9D9" w:sz="2" w:space="0"/>
-              <w:bottom w:val="single" w:color="D9D9D9" w:sz="2" w:space="0"/>
-              <w:right w:val="single" w:color="D9D9D9" w:sz="2" w:space="0"/>
+              <w:top w:val="single" w:sz="2" w:space="0" w:color="D9D9D9"/>
+              <w:left w:val="single" w:sz="2" w:space="0" w:color="D9D9D9"/>
+              <w:bottom w:val="single" w:sz="2" w:space="0" w:color="D9D9D9"/>
+              <w:right w:val="single" w:sz="2" w:space="0" w:color="D9D9D9"/>
             </w:tcBorders>
             <w:shd w:val="clear" w:color="auto" w:fill="F5F8FB"/>
             <w:tcMar>
@@ -2496,10 +2547,10 @@
           <w:tcPr>
             <w:tcW w:w="7840" w:type="dxa"/>
             <w:tcBorders>
-              <w:top w:val="single" w:color="D9D9D9" w:sz="2" w:space="0"/>
-              <w:left w:val="single" w:color="D9D9D9" w:sz="2" w:space="0"/>
-              <w:bottom w:val="single" w:color="D9D9D9" w:sz="2" w:space="0"/>
-              <w:right w:val="single" w:color="D9D9D9" w:sz="2" w:space="0"/>
+              <w:top w:val="single" w:sz="2" w:space="0" w:color="D9D9D9"/>
+              <w:left w:val="single" w:sz="2" w:space="0" w:color="D9D9D9"/>
+              <w:bottom w:val="single" w:sz="2" w:space="0" w:color="D9D9D9"/>
+              <w:right w:val="single" w:sz="2" w:space="0" w:color="D9D9D9"/>
             </w:tcBorders>
             <w:shd w:val="clear" w:color="auto" w:fill="FFFFFF"/>
             <w:tcMar>
@@ -2525,10 +2576,10 @@
           <w:tcPr>
             <w:tcW w:w="2400" w:type="dxa"/>
             <w:tcBorders>
-              <w:top w:val="single" w:color="D9D9D9" w:sz="2" w:space="0"/>
-              <w:left w:val="single" w:color="D9D9D9" w:sz="2" w:space="0"/>
-              <w:bottom w:val="single" w:color="D9D9D9" w:sz="2" w:space="0"/>
-              <w:right w:val="single" w:color="D9D9D9" w:sz="2" w:space="0"/>
+              <w:top w:val="single" w:sz="2" w:space="0" w:color="D9D9D9"/>
+              <w:left w:val="single" w:sz="2" w:space="0" w:color="D9D9D9"/>
+              <w:bottom w:val="single" w:sz="2" w:space="0" w:color="D9D9D9"/>
+              <w:right w:val="single" w:sz="2" w:space="0" w:color="D9D9D9"/>
             </w:tcBorders>
             <w:shd w:val="clear" w:color="auto" w:fill="FFFFFF"/>
             <w:tcMar>
@@ -2559,10 +2610,10 @@
           <w:tcPr>
             <w:tcW w:w="7840" w:type="dxa"/>
             <w:tcBorders>
-              <w:top w:val="single" w:color="D9D9D9" w:sz="2" w:space="0"/>
-              <w:left w:val="single" w:color="D9D9D9" w:sz="2" w:space="0"/>
-              <w:bottom w:val="single" w:color="D9D9D9" w:sz="2" w:space="0"/>
-              <w:right w:val="single" w:color="D9D9D9" w:sz="2" w:space="0"/>
+              <w:top w:val="single" w:sz="2" w:space="0" w:color="D9D9D9"/>
+              <w:left w:val="single" w:sz="2" w:space="0" w:color="D9D9D9"/>
+              <w:bottom w:val="single" w:sz="2" w:space="0" w:color="D9D9D9"/>
+              <w:right w:val="single" w:sz="2" w:space="0" w:color="D9D9D9"/>
             </w:tcBorders>
             <w:shd w:val="clear" w:color="auto" w:fill="F5F8FB"/>
             <w:tcMar>
@@ -2588,10 +2639,10 @@
           <w:tcPr>
             <w:tcW w:w="2400" w:type="dxa"/>
             <w:tcBorders>
-              <w:top w:val="single" w:color="D9D9D9" w:sz="2" w:space="0"/>
-              <w:left w:val="single" w:color="D9D9D9" w:sz="2" w:space="0"/>
-              <w:bottom w:val="single" w:color="D9D9D9" w:sz="2" w:space="0"/>
-              <w:right w:val="single" w:color="D9D9D9" w:sz="2" w:space="0"/>
+              <w:top w:val="single" w:sz="2" w:space="0" w:color="D9D9D9"/>
+              <w:left w:val="single" w:sz="2" w:space="0" w:color="D9D9D9"/>
+              <w:bottom w:val="single" w:sz="2" w:space="0" w:color="D9D9D9"/>
+              <w:right w:val="single" w:sz="2" w:space="0" w:color="D9D9D9"/>
             </w:tcBorders>
             <w:shd w:val="clear" w:color="auto" w:fill="F5F8FB"/>
             <w:tcMar>
@@ -2624,12 +2675,12 @@
       <w:tblPr>
         <w:tblW w:w="10240" w:type="dxa"/>
         <w:tblBorders>
-          <w:top w:val="single" w:color="auto" w:sz="4" w:space="0"/>
-          <w:left w:val="single" w:color="auto" w:sz="4" w:space="0"/>
-          <w:bottom w:val="single" w:color="auto" w:sz="4" w:space="0"/>
-          <w:right w:val="single" w:color="auto" w:sz="4" w:space="0"/>
-          <w:insideH w:val="single" w:color="auto" w:sz="4" w:space="0"/>
-          <w:insideV w:val="single" w:color="auto" w:sz="4" w:space="0"/>
+          <w:top w:val="single" w:sz="4" w:space="0" w:color="auto"/>
+          <w:left w:val="single" w:sz="4" w:space="0" w:color="auto"/>
+          <w:bottom w:val="single" w:sz="4" w:space="0" w:color="auto"/>
+          <w:right w:val="single" w:sz="4" w:space="0" w:color="auto"/>
+          <w:insideH w:val="single" w:sz="4" w:space="0" w:color="auto"/>
+          <w:insideV w:val="single" w:sz="4" w:space="0" w:color="auto"/>
         </w:tblBorders>
         <w:tblCellMar>
           <w:left w:w="10" w:type="dxa"/>
@@ -2650,10 +2701,10 @@
           <w:tcPr>
             <w:tcW w:w="5120" w:type="dxa"/>
             <w:tcBorders>
-              <w:top w:val="single" w:color="D9D9D9" w:sz="2" w:space="0"/>
-              <w:left w:val="single" w:color="D9D9D9" w:sz="2" w:space="0"/>
-              <w:bottom w:val="single" w:color="D9D9D9" w:sz="2" w:space="0"/>
-              <w:right w:val="single" w:color="D9D9D9" w:sz="2" w:space="0"/>
+              <w:top w:val="single" w:sz="2" w:space="0" w:color="D9D9D9"/>
+              <w:left w:val="single" w:sz="2" w:space="0" w:color="D9D9D9"/>
+              <w:bottom w:val="single" w:sz="2" w:space="0" w:color="D9D9D9"/>
+              <w:right w:val="single" w:sz="2" w:space="0" w:color="D9D9D9"/>
             </w:tcBorders>
             <w:shd w:val="clear" w:color="auto" w:fill="1F3864"/>
             <w:tcMar>
@@ -2682,10 +2733,10 @@
           <w:tcPr>
             <w:tcW w:w="5120" w:type="dxa"/>
             <w:tcBorders>
-              <w:top w:val="single" w:color="D9D9D9" w:sz="2" w:space="0"/>
-              <w:left w:val="single" w:color="D9D9D9" w:sz="2" w:space="0"/>
-              <w:bottom w:val="single" w:color="D9D9D9" w:sz="2" w:space="0"/>
-              <w:right w:val="single" w:color="D9D9D9" w:sz="2" w:space="0"/>
+              <w:top w:val="single" w:sz="2" w:space="0" w:color="D9D9D9"/>
+              <w:left w:val="single" w:sz="2" w:space="0" w:color="D9D9D9"/>
+              <w:bottom w:val="single" w:sz="2" w:space="0" w:color="D9D9D9"/>
+              <w:right w:val="single" w:sz="2" w:space="0" w:color="D9D9D9"/>
             </w:tcBorders>
             <w:shd w:val="clear" w:color="auto" w:fill="1F3864"/>
             <w:tcMar>
@@ -2719,10 +2770,10 @@
           <w:tcPr>
             <w:tcW w:w="5120" w:type="dxa"/>
             <w:tcBorders>
-              <w:top w:val="single" w:color="D9D9D9" w:sz="2" w:space="0"/>
-              <w:left w:val="single" w:color="D9D9D9" w:sz="2" w:space="0"/>
-              <w:bottom w:val="single" w:color="D9D9D9" w:sz="2" w:space="0"/>
-              <w:right w:val="single" w:color="D9D9D9" w:sz="2" w:space="0"/>
+              <w:top w:val="single" w:sz="2" w:space="0" w:color="D9D9D9"/>
+              <w:left w:val="single" w:sz="2" w:space="0" w:color="D9D9D9"/>
+              <w:bottom w:val="single" w:sz="2" w:space="0" w:color="D9D9D9"/>
+              <w:right w:val="single" w:sz="2" w:space="0" w:color="D9D9D9"/>
             </w:tcBorders>
             <w:shd w:val="clear" w:color="auto" w:fill="FFFFFF"/>
             <w:tcMar>
@@ -2748,10 +2799,10 @@
           <w:tcPr>
             <w:tcW w:w="5120" w:type="dxa"/>
             <w:tcBorders>
-              <w:top w:val="single" w:color="D9D9D9" w:sz="2" w:space="0"/>
-              <w:left w:val="single" w:color="D9D9D9" w:sz="2" w:space="0"/>
-              <w:bottom w:val="single" w:color="D9D9D9" w:sz="2" w:space="0"/>
-              <w:right w:val="single" w:color="D9D9D9" w:sz="2" w:space="0"/>
+              <w:top w:val="single" w:sz="2" w:space="0" w:color="D9D9D9"/>
+              <w:left w:val="single" w:sz="2" w:space="0" w:color="D9D9D9"/>
+              <w:bottom w:val="single" w:sz="2" w:space="0" w:color="D9D9D9"/>
+              <w:right w:val="single" w:sz="2" w:space="0" w:color="D9D9D9"/>
             </w:tcBorders>
             <w:shd w:val="clear" w:color="auto" w:fill="FFFFFF"/>
             <w:tcMar>
@@ -2782,10 +2833,10 @@
           <w:tcPr>
             <w:tcW w:w="5120" w:type="dxa"/>
             <w:tcBorders>
-              <w:top w:val="single" w:color="D9D9D9" w:sz="2" w:space="0"/>
-              <w:left w:val="single" w:color="D9D9D9" w:sz="2" w:space="0"/>
-              <w:bottom w:val="single" w:color="D9D9D9" w:sz="2" w:space="0"/>
-              <w:right w:val="single" w:color="D9D9D9" w:sz="2" w:space="0"/>
+              <w:top w:val="single" w:sz="2" w:space="0" w:color="D9D9D9"/>
+              <w:left w:val="single" w:sz="2" w:space="0" w:color="D9D9D9"/>
+              <w:bottom w:val="single" w:sz="2" w:space="0" w:color="D9D9D9"/>
+              <w:right w:val="single" w:sz="2" w:space="0" w:color="D9D9D9"/>
             </w:tcBorders>
             <w:shd w:val="clear" w:color="auto" w:fill="F5F8FB"/>
             <w:tcMar>
@@ -2811,10 +2862,10 @@
           <w:tcPr>
             <w:tcW w:w="5120" w:type="dxa"/>
             <w:tcBorders>
-              <w:top w:val="single" w:color="D9D9D9" w:sz="2" w:space="0"/>
-              <w:left w:val="single" w:color="D9D9D9" w:sz="2" w:space="0"/>
-              <w:bottom w:val="single" w:color="D9D9D9" w:sz="2" w:space="0"/>
-              <w:right w:val="single" w:color="D9D9D9" w:sz="2" w:space="0"/>
+              <w:top w:val="single" w:sz="2" w:space="0" w:color="D9D9D9"/>
+              <w:left w:val="single" w:sz="2" w:space="0" w:color="D9D9D9"/>
+              <w:bottom w:val="single" w:sz="2" w:space="0" w:color="D9D9D9"/>
+              <w:right w:val="single" w:sz="2" w:space="0" w:color="D9D9D9"/>
             </w:tcBorders>
             <w:shd w:val="clear" w:color="auto" w:fill="F5F8FB"/>
             <w:tcMar>
@@ -2845,10 +2896,10 @@
           <w:tcPr>
             <w:tcW w:w="5120" w:type="dxa"/>
             <w:tcBorders>
-              <w:top w:val="single" w:color="D9D9D9" w:sz="2" w:space="0"/>
-              <w:left w:val="single" w:color="D9D9D9" w:sz="2" w:space="0"/>
-              <w:bottom w:val="single" w:color="D9D9D9" w:sz="2" w:space="0"/>
-              <w:right w:val="single" w:color="D9D9D9" w:sz="2" w:space="0"/>
+              <w:top w:val="single" w:sz="2" w:space="0" w:color="D9D9D9"/>
+              <w:left w:val="single" w:sz="2" w:space="0" w:color="D9D9D9"/>
+              <w:bottom w:val="single" w:sz="2" w:space="0" w:color="D9D9D9"/>
+              <w:right w:val="single" w:sz="2" w:space="0" w:color="D9D9D9"/>
             </w:tcBorders>
             <w:shd w:val="clear" w:color="auto" w:fill="FFFFFF"/>
             <w:tcMar>
@@ -2874,10 +2925,10 @@
           <w:tcPr>
             <w:tcW w:w="5120" w:type="dxa"/>
             <w:tcBorders>
-              <w:top w:val="single" w:color="D9D9D9" w:sz="2" w:space="0"/>
-              <w:left w:val="single" w:color="D9D9D9" w:sz="2" w:space="0"/>
-              <w:bottom w:val="single" w:color="D9D9D9" w:sz="2" w:space="0"/>
-              <w:right w:val="single" w:color="D9D9D9" w:sz="2" w:space="0"/>
+              <w:top w:val="single" w:sz="2" w:space="0" w:color="D9D9D9"/>
+              <w:left w:val="single" w:sz="2" w:space="0" w:color="D9D9D9"/>
+              <w:bottom w:val="single" w:sz="2" w:space="0" w:color="D9D9D9"/>
+              <w:right w:val="single" w:sz="2" w:space="0" w:color="D9D9D9"/>
             </w:tcBorders>
             <w:shd w:val="clear" w:color="auto" w:fill="FFFFFF"/>
             <w:tcMar>
@@ -2908,10 +2959,10 @@
           <w:tcPr>
             <w:tcW w:w="5120" w:type="dxa"/>
             <w:tcBorders>
-              <w:top w:val="single" w:color="D9D9D9" w:sz="2" w:space="0"/>
-              <w:left w:val="single" w:color="D9D9D9" w:sz="2" w:space="0"/>
-              <w:bottom w:val="single" w:color="D9D9D9" w:sz="2" w:space="0"/>
-              <w:right w:val="single" w:color="D9D9D9" w:sz="2" w:space="0"/>
+              <w:top w:val="single" w:sz="2" w:space="0" w:color="D9D9D9"/>
+              <w:left w:val="single" w:sz="2" w:space="0" w:color="D9D9D9"/>
+              <w:bottom w:val="single" w:sz="2" w:space="0" w:color="D9D9D9"/>
+              <w:right w:val="single" w:sz="2" w:space="0" w:color="D9D9D9"/>
             </w:tcBorders>
             <w:shd w:val="clear" w:color="auto" w:fill="F5F8FB"/>
             <w:tcMar>
@@ -2937,10 +2988,10 @@
           <w:tcPr>
             <w:tcW w:w="5120" w:type="dxa"/>
             <w:tcBorders>
-              <w:top w:val="single" w:color="D9D9D9" w:sz="2" w:space="0"/>
-              <w:left w:val="single" w:color="D9D9D9" w:sz="2" w:space="0"/>
-              <w:bottom w:val="single" w:color="D9D9D9" w:sz="2" w:space="0"/>
-              <w:right w:val="single" w:color="D9D9D9" w:sz="2" w:space="0"/>
+              <w:top w:val="single" w:sz="2" w:space="0" w:color="D9D9D9"/>
+              <w:left w:val="single" w:sz="2" w:space="0" w:color="D9D9D9"/>
+              <w:bottom w:val="single" w:sz="2" w:space="0" w:color="D9D9D9"/>
+              <w:right w:val="single" w:sz="2" w:space="0" w:color="D9D9D9"/>
             </w:tcBorders>
             <w:shd w:val="clear" w:color="auto" w:fill="F5F8FB"/>
             <w:tcMar>
@@ -2994,12 +3045,12 @@
       <w:tblPr>
         <w:tblW w:w="10240" w:type="dxa"/>
         <w:tblBorders>
-          <w:top w:val="single" w:color="auto" w:sz="4" w:space="0"/>
-          <w:left w:val="single" w:color="auto" w:sz="4" w:space="0"/>
-          <w:bottom w:val="single" w:color="auto" w:sz="4" w:space="0"/>
-          <w:right w:val="single" w:color="auto" w:sz="4" w:space="0"/>
-          <w:insideH w:val="single" w:color="auto" w:sz="4" w:space="0"/>
-          <w:insideV w:val="single" w:color="auto" w:sz="4" w:space="0"/>
+          <w:top w:val="single" w:sz="4" w:space="0" w:color="auto"/>
+          <w:left w:val="single" w:sz="4" w:space="0" w:color="auto"/>
+          <w:bottom w:val="single" w:sz="4" w:space="0" w:color="auto"/>
+          <w:right w:val="single" w:sz="4" w:space="0" w:color="auto"/>
+          <w:insideH w:val="single" w:sz="4" w:space="0" w:color="auto"/>
+          <w:insideV w:val="single" w:sz="4" w:space="0" w:color="auto"/>
         </w:tblBorders>
         <w:tblCellMar>
           <w:left w:w="10" w:type="dxa"/>
@@ -3020,10 +3071,10 @@
           <w:tcPr>
             <w:tcW w:w="3400" w:type="dxa"/>
             <w:tcBorders>
-              <w:top w:val="single" w:color="D9D9D9" w:sz="2" w:space="0"/>
-              <w:left w:val="single" w:color="D9D9D9" w:sz="2" w:space="0"/>
-              <w:bottom w:val="single" w:color="D9D9D9" w:sz="2" w:space="0"/>
-              <w:right w:val="single" w:color="D9D9D9" w:sz="2" w:space="0"/>
+              <w:top w:val="single" w:sz="2" w:space="0" w:color="D9D9D9"/>
+              <w:left w:val="single" w:sz="2" w:space="0" w:color="D9D9D9"/>
+              <w:bottom w:val="single" w:sz="2" w:space="0" w:color="D9D9D9"/>
+              <w:right w:val="single" w:sz="2" w:space="0" w:color="D9D9D9"/>
             </w:tcBorders>
             <w:shd w:val="clear" w:color="auto" w:fill="1F3864"/>
             <w:tcMar>
@@ -3052,10 +3103,10 @@
           <w:tcPr>
             <w:tcW w:w="6840" w:type="dxa"/>
             <w:tcBorders>
-              <w:top w:val="single" w:color="D9D9D9" w:sz="2" w:space="0"/>
-              <w:left w:val="single" w:color="D9D9D9" w:sz="2" w:space="0"/>
-              <w:bottom w:val="single" w:color="D9D9D9" w:sz="2" w:space="0"/>
-              <w:right w:val="single" w:color="D9D9D9" w:sz="2" w:space="0"/>
+              <w:top w:val="single" w:sz="2" w:space="0" w:color="D9D9D9"/>
+              <w:left w:val="single" w:sz="2" w:space="0" w:color="D9D9D9"/>
+              <w:bottom w:val="single" w:sz="2" w:space="0" w:color="D9D9D9"/>
+              <w:right w:val="single" w:sz="2" w:space="0" w:color="D9D9D9"/>
             </w:tcBorders>
             <w:shd w:val="clear" w:color="auto" w:fill="1F3864"/>
             <w:tcMar>
@@ -3089,10 +3140,10 @@
           <w:tcPr>
             <w:tcW w:w="3400" w:type="dxa"/>
             <w:tcBorders>
-              <w:top w:val="single" w:color="D9D9D9" w:sz="2" w:space="0"/>
-              <w:left w:val="single" w:color="D9D9D9" w:sz="2" w:space="0"/>
-              <w:bottom w:val="single" w:color="D9D9D9" w:sz="2" w:space="0"/>
-              <w:right w:val="single" w:color="D9D9D9" w:sz="2" w:space="0"/>
+              <w:top w:val="single" w:sz="2" w:space="0" w:color="D9D9D9"/>
+              <w:left w:val="single" w:sz="2" w:space="0" w:color="D9D9D9"/>
+              <w:bottom w:val="single" w:sz="2" w:space="0" w:color="D9D9D9"/>
+              <w:right w:val="single" w:sz="2" w:space="0" w:color="D9D9D9"/>
             </w:tcBorders>
             <w:shd w:val="clear" w:color="auto" w:fill="FFFFFF"/>
             <w:tcMar>
@@ -3118,10 +3169,10 @@
           <w:tcPr>
             <w:tcW w:w="6840" w:type="dxa"/>
             <w:tcBorders>
-              <w:top w:val="single" w:color="D9D9D9" w:sz="2" w:space="0"/>
-              <w:left w:val="single" w:color="D9D9D9" w:sz="2" w:space="0"/>
-              <w:bottom w:val="single" w:color="D9D9D9" w:sz="2" w:space="0"/>
-              <w:right w:val="single" w:color="D9D9D9" w:sz="2" w:space="0"/>
+              <w:top w:val="single" w:sz="2" w:space="0" w:color="D9D9D9"/>
+              <w:left w:val="single" w:sz="2" w:space="0" w:color="D9D9D9"/>
+              <w:bottom w:val="single" w:sz="2" w:space="0" w:color="D9D9D9"/>
+              <w:right w:val="single" w:sz="2" w:space="0" w:color="D9D9D9"/>
             </w:tcBorders>
             <w:shd w:val="clear" w:color="auto" w:fill="FFFFFF"/>
             <w:tcMar>
@@ -3152,10 +3203,10 @@
           <w:tcPr>
             <w:tcW w:w="3400" w:type="dxa"/>
             <w:tcBorders>
-              <w:top w:val="single" w:color="D9D9D9" w:sz="2" w:space="0"/>
-              <w:left w:val="single" w:color="D9D9D9" w:sz="2" w:space="0"/>
-              <w:bottom w:val="single" w:color="D9D9D9" w:sz="2" w:space="0"/>
-              <w:right w:val="single" w:color="D9D9D9" w:sz="2" w:space="0"/>
+              <w:top w:val="single" w:sz="2" w:space="0" w:color="D9D9D9"/>
+              <w:left w:val="single" w:sz="2" w:space="0" w:color="D9D9D9"/>
+              <w:bottom w:val="single" w:sz="2" w:space="0" w:color="D9D9D9"/>
+              <w:right w:val="single" w:sz="2" w:space="0" w:color="D9D9D9"/>
             </w:tcBorders>
             <w:shd w:val="clear" w:color="auto" w:fill="F5F8FB"/>
             <w:tcMar>
@@ -3181,10 +3232,10 @@
           <w:tcPr>
             <w:tcW w:w="6840" w:type="dxa"/>
             <w:tcBorders>
-              <w:top w:val="single" w:color="D9D9D9" w:sz="2" w:space="0"/>
-              <w:left w:val="single" w:color="D9D9D9" w:sz="2" w:space="0"/>
-              <w:bottom w:val="single" w:color="D9D9D9" w:sz="2" w:space="0"/>
-              <w:right w:val="single" w:color="D9D9D9" w:sz="2" w:space="0"/>
+              <w:top w:val="single" w:sz="2" w:space="0" w:color="D9D9D9"/>
+              <w:left w:val="single" w:sz="2" w:space="0" w:color="D9D9D9"/>
+              <w:bottom w:val="single" w:sz="2" w:space="0" w:color="D9D9D9"/>
+              <w:right w:val="single" w:sz="2" w:space="0" w:color="D9D9D9"/>
             </w:tcBorders>
             <w:shd w:val="clear" w:color="auto" w:fill="F5F8FB"/>
             <w:tcMar>
@@ -3215,10 +3266,10 @@
           <w:tcPr>
             <w:tcW w:w="3400" w:type="dxa"/>
             <w:tcBorders>
-              <w:top w:val="single" w:color="D9D9D9" w:sz="2" w:space="0"/>
-              <w:left w:val="single" w:color="D9D9D9" w:sz="2" w:space="0"/>
-              <w:bottom w:val="single" w:color="D9D9D9" w:sz="2" w:space="0"/>
-              <w:right w:val="single" w:color="D9D9D9" w:sz="2" w:space="0"/>
+              <w:top w:val="single" w:sz="2" w:space="0" w:color="D9D9D9"/>
+              <w:left w:val="single" w:sz="2" w:space="0" w:color="D9D9D9"/>
+              <w:bottom w:val="single" w:sz="2" w:space="0" w:color="D9D9D9"/>
+              <w:right w:val="single" w:sz="2" w:space="0" w:color="D9D9D9"/>
             </w:tcBorders>
             <w:shd w:val="clear" w:color="auto" w:fill="FFFFFF"/>
             <w:tcMar>
@@ -3244,10 +3295,10 @@
           <w:tcPr>
             <w:tcW w:w="6840" w:type="dxa"/>
             <w:tcBorders>
-              <w:top w:val="single" w:color="D9D9D9" w:sz="2" w:space="0"/>
-              <w:left w:val="single" w:color="D9D9D9" w:sz="2" w:space="0"/>
-              <w:bottom w:val="single" w:color="D9D9D9" w:sz="2" w:space="0"/>
-              <w:right w:val="single" w:color="D9D9D9" w:sz="2" w:space="0"/>
+              <w:top w:val="single" w:sz="2" w:space="0" w:color="D9D9D9"/>
+              <w:left w:val="single" w:sz="2" w:space="0" w:color="D9D9D9"/>
+              <w:bottom w:val="single" w:sz="2" w:space="0" w:color="D9D9D9"/>
+              <w:right w:val="single" w:sz="2" w:space="0" w:color="D9D9D9"/>
             </w:tcBorders>
             <w:shd w:val="clear" w:color="auto" w:fill="FFFFFF"/>
             <w:tcMar>
@@ -3278,10 +3329,10 @@
           <w:tcPr>
             <w:tcW w:w="3400" w:type="dxa"/>
             <w:tcBorders>
-              <w:top w:val="single" w:color="D9D9D9" w:sz="2" w:space="0"/>
-              <w:left w:val="single" w:color="D9D9D9" w:sz="2" w:space="0"/>
-              <w:bottom w:val="single" w:color="D9D9D9" w:sz="2" w:space="0"/>
-              <w:right w:val="single" w:color="D9D9D9" w:sz="2" w:space="0"/>
+              <w:top w:val="single" w:sz="2" w:space="0" w:color="D9D9D9"/>
+              <w:left w:val="single" w:sz="2" w:space="0" w:color="D9D9D9"/>
+              <w:bottom w:val="single" w:sz="2" w:space="0" w:color="D9D9D9"/>
+              <w:right w:val="single" w:sz="2" w:space="0" w:color="D9D9D9"/>
             </w:tcBorders>
             <w:shd w:val="clear" w:color="auto" w:fill="F5F8FB"/>
             <w:tcMar>
@@ -3307,10 +3358,10 @@
           <w:tcPr>
             <w:tcW w:w="6840" w:type="dxa"/>
             <w:tcBorders>
-              <w:top w:val="single" w:color="D9D9D9" w:sz="2" w:space="0"/>
-              <w:left w:val="single" w:color="D9D9D9" w:sz="2" w:space="0"/>
-              <w:bottom w:val="single" w:color="D9D9D9" w:sz="2" w:space="0"/>
-              <w:right w:val="single" w:color="D9D9D9" w:sz="2" w:space="0"/>
+              <w:top w:val="single" w:sz="2" w:space="0" w:color="D9D9D9"/>
+              <w:left w:val="single" w:sz="2" w:space="0" w:color="D9D9D9"/>
+              <w:bottom w:val="single" w:sz="2" w:space="0" w:color="D9D9D9"/>
+              <w:right w:val="single" w:sz="2" w:space="0" w:color="D9D9D9"/>
             </w:tcBorders>
             <w:shd w:val="clear" w:color="auto" w:fill="F5F8FB"/>
             <w:tcMar>
@@ -3341,10 +3392,10 @@
           <w:tcPr>
             <w:tcW w:w="3400" w:type="dxa"/>
             <w:tcBorders>
-              <w:top w:val="single" w:color="D9D9D9" w:sz="2" w:space="0"/>
-              <w:left w:val="single" w:color="D9D9D9" w:sz="2" w:space="0"/>
-              <w:bottom w:val="single" w:color="D9D9D9" w:sz="2" w:space="0"/>
-              <w:right w:val="single" w:color="D9D9D9" w:sz="2" w:space="0"/>
+              <w:top w:val="single" w:sz="2" w:space="0" w:color="D9D9D9"/>
+              <w:left w:val="single" w:sz="2" w:space="0" w:color="D9D9D9"/>
+              <w:bottom w:val="single" w:sz="2" w:space="0" w:color="D9D9D9"/>
+              <w:right w:val="single" w:sz="2" w:space="0" w:color="D9D9D9"/>
             </w:tcBorders>
             <w:shd w:val="clear" w:color="auto" w:fill="FFFFFF"/>
             <w:tcMar>
@@ -3370,10 +3421,10 @@
           <w:tcPr>
             <w:tcW w:w="6840" w:type="dxa"/>
             <w:tcBorders>
-              <w:top w:val="single" w:color="D9D9D9" w:sz="2" w:space="0"/>
-              <w:left w:val="single" w:color="D9D9D9" w:sz="2" w:space="0"/>
-              <w:bottom w:val="single" w:color="D9D9D9" w:sz="2" w:space="0"/>
-              <w:right w:val="single" w:color="D9D9D9" w:sz="2" w:space="0"/>
+              <w:top w:val="single" w:sz="2" w:space="0" w:color="D9D9D9"/>
+              <w:left w:val="single" w:sz="2" w:space="0" w:color="D9D9D9"/>
+              <w:bottom w:val="single" w:sz="2" w:space="0" w:color="D9D9D9"/>
+              <w:right w:val="single" w:sz="2" w:space="0" w:color="D9D9D9"/>
             </w:tcBorders>
             <w:shd w:val="clear" w:color="auto" w:fill="FFFFFF"/>
             <w:tcMar>
@@ -3404,10 +3455,10 @@
           <w:tcPr>
             <w:tcW w:w="3400" w:type="dxa"/>
             <w:tcBorders>
-              <w:top w:val="single" w:color="D9D9D9" w:sz="2" w:space="0"/>
-              <w:left w:val="single" w:color="D9D9D9" w:sz="2" w:space="0"/>
-              <w:bottom w:val="single" w:color="D9D9D9" w:sz="2" w:space="0"/>
-              <w:right w:val="single" w:color="D9D9D9" w:sz="2" w:space="0"/>
+              <w:top w:val="single" w:sz="2" w:space="0" w:color="D9D9D9"/>
+              <w:left w:val="single" w:sz="2" w:space="0" w:color="D9D9D9"/>
+              <w:bottom w:val="single" w:sz="2" w:space="0" w:color="D9D9D9"/>
+              <w:right w:val="single" w:sz="2" w:space="0" w:color="D9D9D9"/>
             </w:tcBorders>
             <w:shd w:val="clear" w:color="auto" w:fill="F5F8FB"/>
             <w:tcMar>
@@ -3433,10 +3484,10 @@
           <w:tcPr>
             <w:tcW w:w="6840" w:type="dxa"/>
             <w:tcBorders>
-              <w:top w:val="single" w:color="D9D9D9" w:sz="2" w:space="0"/>
-              <w:left w:val="single" w:color="D9D9D9" w:sz="2" w:space="0"/>
-              <w:bottom w:val="single" w:color="D9D9D9" w:sz="2" w:space="0"/>
-              <w:right w:val="single" w:color="D9D9D9" w:sz="2" w:space="0"/>
+              <w:top w:val="single" w:sz="2" w:space="0" w:color="D9D9D9"/>
+              <w:left w:val="single" w:sz="2" w:space="0" w:color="D9D9D9"/>
+              <w:bottom w:val="single" w:sz="2" w:space="0" w:color="D9D9D9"/>
+              <w:right w:val="single" w:sz="2" w:space="0" w:color="D9D9D9"/>
             </w:tcBorders>
             <w:shd w:val="clear" w:color="auto" w:fill="F5F8FB"/>
             <w:tcMar>
@@ -3467,10 +3518,10 @@
           <w:tcPr>
             <w:tcW w:w="3400" w:type="dxa"/>
             <w:tcBorders>
-              <w:top w:val="single" w:color="D9D9D9" w:sz="2" w:space="0"/>
-              <w:left w:val="single" w:color="D9D9D9" w:sz="2" w:space="0"/>
-              <w:bottom w:val="single" w:color="D9D9D9" w:sz="2" w:space="0"/>
-              <w:right w:val="single" w:color="D9D9D9" w:sz="2" w:space="0"/>
+              <w:top w:val="single" w:sz="2" w:space="0" w:color="D9D9D9"/>
+              <w:left w:val="single" w:sz="2" w:space="0" w:color="D9D9D9"/>
+              <w:bottom w:val="single" w:sz="2" w:space="0" w:color="D9D9D9"/>
+              <w:right w:val="single" w:sz="2" w:space="0" w:color="D9D9D9"/>
             </w:tcBorders>
             <w:shd w:val="clear" w:color="auto" w:fill="FFFFFF"/>
             <w:tcMar>
@@ -3496,10 +3547,10 @@
           <w:tcPr>
             <w:tcW w:w="6840" w:type="dxa"/>
             <w:tcBorders>
-              <w:top w:val="single" w:color="D9D9D9" w:sz="2" w:space="0"/>
-              <w:left w:val="single" w:color="D9D9D9" w:sz="2" w:space="0"/>
-              <w:bottom w:val="single" w:color="D9D9D9" w:sz="2" w:space="0"/>
-              <w:right w:val="single" w:color="D9D9D9" w:sz="2" w:space="0"/>
+              <w:top w:val="single" w:sz="2" w:space="0" w:color="D9D9D9"/>
+              <w:left w:val="single" w:sz="2" w:space="0" w:color="D9D9D9"/>
+              <w:bottom w:val="single" w:sz="2" w:space="0" w:color="D9D9D9"/>
+              <w:right w:val="single" w:sz="2" w:space="0" w:color="D9D9D9"/>
             </w:tcBorders>
             <w:shd w:val="clear" w:color="auto" w:fill="FFFFFF"/>
             <w:tcMar>
@@ -3530,10 +3581,10 @@
           <w:tcPr>
             <w:tcW w:w="3400" w:type="dxa"/>
             <w:tcBorders>
-              <w:top w:val="single" w:color="D9D9D9" w:sz="2" w:space="0"/>
-              <w:left w:val="single" w:color="D9D9D9" w:sz="2" w:space="0"/>
-              <w:bottom w:val="single" w:color="D9D9D9" w:sz="2" w:space="0"/>
-              <w:right w:val="single" w:color="D9D9D9" w:sz="2" w:space="0"/>
+              <w:top w:val="single" w:sz="2" w:space="0" w:color="D9D9D9"/>
+              <w:left w:val="single" w:sz="2" w:space="0" w:color="D9D9D9"/>
+              <w:bottom w:val="single" w:sz="2" w:space="0" w:color="D9D9D9"/>
+              <w:right w:val="single" w:sz="2" w:space="0" w:color="D9D9D9"/>
             </w:tcBorders>
             <w:shd w:val="clear" w:color="auto" w:fill="F5F8FB"/>
             <w:tcMar>
@@ -3559,10 +3610,10 @@
           <w:tcPr>
             <w:tcW w:w="6840" w:type="dxa"/>
             <w:tcBorders>
-              <w:top w:val="single" w:color="D9D9D9" w:sz="2" w:space="0"/>
-              <w:left w:val="single" w:color="D9D9D9" w:sz="2" w:space="0"/>
-              <w:bottom w:val="single" w:color="D9D9D9" w:sz="2" w:space="0"/>
-              <w:right w:val="single" w:color="D9D9D9" w:sz="2" w:space="0"/>
+              <w:top w:val="single" w:sz="2" w:space="0" w:color="D9D9D9"/>
+              <w:left w:val="single" w:sz="2" w:space="0" w:color="D9D9D9"/>
+              <w:bottom w:val="single" w:sz="2" w:space="0" w:color="D9D9D9"/>
+              <w:right w:val="single" w:sz="2" w:space="0" w:color="D9D9D9"/>
             </w:tcBorders>
             <w:shd w:val="clear" w:color="auto" w:fill="F5F8FB"/>
             <w:tcMar>
@@ -3595,12 +3646,12 @@
       <w:tblPr>
         <w:tblW w:w="10240" w:type="dxa"/>
         <w:tblBorders>
-          <w:top w:val="single" w:color="auto" w:sz="4" w:space="0"/>
-          <w:left w:val="single" w:color="auto" w:sz="4" w:space="0"/>
-          <w:bottom w:val="single" w:color="auto" w:sz="4" w:space="0"/>
-          <w:right w:val="single" w:color="auto" w:sz="4" w:space="0"/>
-          <w:insideH w:val="single" w:color="auto" w:sz="4" w:space="0"/>
-          <w:insideV w:val="single" w:color="auto" w:sz="4" w:space="0"/>
+          <w:top w:val="single" w:sz="4" w:space="0" w:color="auto"/>
+          <w:left w:val="single" w:sz="4" w:space="0" w:color="auto"/>
+          <w:bottom w:val="single" w:sz="4" w:space="0" w:color="auto"/>
+          <w:right w:val="single" w:sz="4" w:space="0" w:color="auto"/>
+          <w:insideH w:val="single" w:sz="4" w:space="0" w:color="auto"/>
+          <w:insideV w:val="single" w:sz="4" w:space="0" w:color="auto"/>
         </w:tblBorders>
         <w:tblCellMar>
           <w:left w:w="10" w:type="dxa"/>
@@ -3624,10 +3675,10 @@
           <w:tcPr>
             <w:tcW w:w="1800" w:type="dxa"/>
             <w:tcBorders>
-              <w:top w:val="single" w:color="D9D9D9" w:sz="2" w:space="0"/>
-              <w:left w:val="single" w:color="D9D9D9" w:sz="2" w:space="0"/>
-              <w:bottom w:val="single" w:color="D9D9D9" w:sz="2" w:space="0"/>
-              <w:right w:val="single" w:color="D9D9D9" w:sz="2" w:space="0"/>
+              <w:top w:val="single" w:sz="2" w:space="0" w:color="D9D9D9"/>
+              <w:left w:val="single" w:sz="2" w:space="0" w:color="D9D9D9"/>
+              <w:bottom w:val="single" w:sz="2" w:space="0" w:color="D9D9D9"/>
+              <w:right w:val="single" w:sz="2" w:space="0" w:color="D9D9D9"/>
             </w:tcBorders>
             <w:shd w:val="clear" w:color="auto" w:fill="1F3864"/>
             <w:tcMar>
@@ -3656,10 +3707,10 @@
           <w:tcPr>
             <w:tcW w:w="2200" w:type="dxa"/>
             <w:tcBorders>
-              <w:top w:val="single" w:color="D9D9D9" w:sz="2" w:space="0"/>
-              <w:left w:val="single" w:color="D9D9D9" w:sz="2" w:space="0"/>
-              <w:bottom w:val="single" w:color="D9D9D9" w:sz="2" w:space="0"/>
-              <w:right w:val="single" w:color="D9D9D9" w:sz="2" w:space="0"/>
+              <w:top w:val="single" w:sz="2" w:space="0" w:color="D9D9D9"/>
+              <w:left w:val="single" w:sz="2" w:space="0" w:color="D9D9D9"/>
+              <w:bottom w:val="single" w:sz="2" w:space="0" w:color="D9D9D9"/>
+              <w:right w:val="single" w:sz="2" w:space="0" w:color="D9D9D9"/>
             </w:tcBorders>
             <w:shd w:val="clear" w:color="auto" w:fill="1F3864"/>
             <w:tcMar>
@@ -3688,10 +3739,10 @@
           <w:tcPr>
             <w:tcW w:w="3040" w:type="dxa"/>
             <w:tcBorders>
-              <w:top w:val="single" w:color="D9D9D9" w:sz="2" w:space="0"/>
-              <w:left w:val="single" w:color="D9D9D9" w:sz="2" w:space="0"/>
-              <w:bottom w:val="single" w:color="D9D9D9" w:sz="2" w:space="0"/>
-              <w:right w:val="single" w:color="D9D9D9" w:sz="2" w:space="0"/>
+              <w:top w:val="single" w:sz="2" w:space="0" w:color="D9D9D9"/>
+              <w:left w:val="single" w:sz="2" w:space="0" w:color="D9D9D9"/>
+              <w:bottom w:val="single" w:sz="2" w:space="0" w:color="D9D9D9"/>
+              <w:right w:val="single" w:sz="2" w:space="0" w:color="D9D9D9"/>
             </w:tcBorders>
             <w:shd w:val="clear" w:color="auto" w:fill="1F3864"/>
             <w:tcMar>
@@ -3720,10 +3771,10 @@
           <w:tcPr>
             <w:tcW w:w="1400" w:type="dxa"/>
             <w:tcBorders>
-              <w:top w:val="single" w:color="D9D9D9" w:sz="2" w:space="0"/>
-              <w:left w:val="single" w:color="D9D9D9" w:sz="2" w:space="0"/>
-              <w:bottom w:val="single" w:color="D9D9D9" w:sz="2" w:space="0"/>
-              <w:right w:val="single" w:color="D9D9D9" w:sz="2" w:space="0"/>
+              <w:top w:val="single" w:sz="2" w:space="0" w:color="D9D9D9"/>
+              <w:left w:val="single" w:sz="2" w:space="0" w:color="D9D9D9"/>
+              <w:bottom w:val="single" w:sz="2" w:space="0" w:color="D9D9D9"/>
+              <w:right w:val="single" w:sz="2" w:space="0" w:color="D9D9D9"/>
             </w:tcBorders>
             <w:shd w:val="clear" w:color="auto" w:fill="1F3864"/>
             <w:tcMar>
@@ -3752,10 +3803,10 @@
           <w:tcPr>
             <w:tcW w:w="1800" w:type="dxa"/>
             <w:tcBorders>
-              <w:top w:val="single" w:color="D9D9D9" w:sz="2" w:space="0"/>
-              <w:left w:val="single" w:color="D9D9D9" w:sz="2" w:space="0"/>
-              <w:bottom w:val="single" w:color="D9D9D9" w:sz="2" w:space="0"/>
-              <w:right w:val="single" w:color="D9D9D9" w:sz="2" w:space="0"/>
+              <w:top w:val="single" w:sz="2" w:space="0" w:color="D9D9D9"/>
+              <w:left w:val="single" w:sz="2" w:space="0" w:color="D9D9D9"/>
+              <w:bottom w:val="single" w:sz="2" w:space="0" w:color="D9D9D9"/>
+              <w:right w:val="single" w:sz="2" w:space="0" w:color="D9D9D9"/>
             </w:tcBorders>
             <w:shd w:val="clear" w:color="auto" w:fill="1F3864"/>
             <w:tcMar>
@@ -3789,10 +3840,10 @@
           <w:tcPr>
             <w:tcW w:w="1800" w:type="dxa"/>
             <w:tcBorders>
-              <w:top w:val="single" w:color="D9D9D9" w:sz="2" w:space="0"/>
-              <w:left w:val="single" w:color="D9D9D9" w:sz="2" w:space="0"/>
-              <w:bottom w:val="single" w:color="D9D9D9" w:sz="2" w:space="0"/>
-              <w:right w:val="single" w:color="D9D9D9" w:sz="2" w:space="0"/>
+              <w:top w:val="single" w:sz="2" w:space="0" w:color="D9D9D9"/>
+              <w:left w:val="single" w:sz="2" w:space="0" w:color="D9D9D9"/>
+              <w:bottom w:val="single" w:sz="2" w:space="0" w:color="D9D9D9"/>
+              <w:right w:val="single" w:sz="2" w:space="0" w:color="D9D9D9"/>
             </w:tcBorders>
             <w:shd w:val="clear" w:color="auto" w:fill="FFFFFF"/>
             <w:tcMar>
@@ -3818,10 +3869,10 @@
           <w:tcPr>
             <w:tcW w:w="2200" w:type="dxa"/>
             <w:tcBorders>
-              <w:top w:val="single" w:color="D9D9D9" w:sz="2" w:space="0"/>
-              <w:left w:val="single" w:color="D9D9D9" w:sz="2" w:space="0"/>
-              <w:bottom w:val="single" w:color="D9D9D9" w:sz="2" w:space="0"/>
-              <w:right w:val="single" w:color="D9D9D9" w:sz="2" w:space="0"/>
+              <w:top w:val="single" w:sz="2" w:space="0" w:color="D9D9D9"/>
+              <w:left w:val="single" w:sz="2" w:space="0" w:color="D9D9D9"/>
+              <w:bottom w:val="single" w:sz="2" w:space="0" w:color="D9D9D9"/>
+              <w:right w:val="single" w:sz="2" w:space="0" w:color="D9D9D9"/>
             </w:tcBorders>
             <w:shd w:val="clear" w:color="auto" w:fill="FFFFFF"/>
             <w:tcMar>
@@ -3847,10 +3898,10 @@
           <w:tcPr>
             <w:tcW w:w="3040" w:type="dxa"/>
             <w:tcBorders>
-              <w:top w:val="single" w:color="D9D9D9" w:sz="2" w:space="0"/>
-              <w:left w:val="single" w:color="D9D9D9" w:sz="2" w:space="0"/>
-              <w:bottom w:val="single" w:color="D9D9D9" w:sz="2" w:space="0"/>
-              <w:right w:val="single" w:color="D9D9D9" w:sz="2" w:space="0"/>
+              <w:top w:val="single" w:sz="2" w:space="0" w:color="D9D9D9"/>
+              <w:left w:val="single" w:sz="2" w:space="0" w:color="D9D9D9"/>
+              <w:bottom w:val="single" w:sz="2" w:space="0" w:color="D9D9D9"/>
+              <w:right w:val="single" w:sz="2" w:space="0" w:color="D9D9D9"/>
             </w:tcBorders>
             <w:shd w:val="clear" w:color="auto" w:fill="FFFFFF"/>
             <w:tcMar>
@@ -3876,10 +3927,10 @@
           <w:tcPr>
             <w:tcW w:w="1400" w:type="dxa"/>
             <w:tcBorders>
-              <w:top w:val="single" w:color="D9D9D9" w:sz="2" w:space="0"/>
-              <w:left w:val="single" w:color="D9D9D9" w:sz="2" w:space="0"/>
-              <w:bottom w:val="single" w:color="D9D9D9" w:sz="2" w:space="0"/>
-              <w:right w:val="single" w:color="D9D9D9" w:sz="2" w:space="0"/>
+              <w:top w:val="single" w:sz="2" w:space="0" w:color="D9D9D9"/>
+              <w:left w:val="single" w:sz="2" w:space="0" w:color="D9D9D9"/>
+              <w:bottom w:val="single" w:sz="2" w:space="0" w:color="D9D9D9"/>
+              <w:right w:val="single" w:sz="2" w:space="0" w:color="D9D9D9"/>
             </w:tcBorders>
             <w:shd w:val="clear" w:color="auto" w:fill="FFFFFF"/>
             <w:tcMar>
@@ -3905,10 +3956,10 @@
           <w:tcPr>
             <w:tcW w:w="1800" w:type="dxa"/>
             <w:tcBorders>
-              <w:top w:val="single" w:color="D9D9D9" w:sz="2" w:space="0"/>
-              <w:left w:val="single" w:color="D9D9D9" w:sz="2" w:space="0"/>
-              <w:bottom w:val="single" w:color="D9D9D9" w:sz="2" w:space="0"/>
-              <w:right w:val="single" w:color="D9D9D9" w:sz="2" w:space="0"/>
+              <w:top w:val="single" w:sz="2" w:space="0" w:color="D9D9D9"/>
+              <w:left w:val="single" w:sz="2" w:space="0" w:color="D9D9D9"/>
+              <w:bottom w:val="single" w:sz="2" w:space="0" w:color="D9D9D9"/>
+              <w:right w:val="single" w:sz="2" w:space="0" w:color="D9D9D9"/>
             </w:tcBorders>
             <w:shd w:val="clear" w:color="auto" w:fill="FFFFFF"/>
             <w:tcMar>
@@ -3939,10 +3990,10 @@
           <w:tcPr>
             <w:tcW w:w="1800" w:type="dxa"/>
             <w:tcBorders>
-              <w:top w:val="single" w:color="D9D9D9" w:sz="2" w:space="0"/>
-              <w:left w:val="single" w:color="D9D9D9" w:sz="2" w:space="0"/>
-              <w:bottom w:val="single" w:color="D9D9D9" w:sz="2" w:space="0"/>
-              <w:right w:val="single" w:color="D9D9D9" w:sz="2" w:space="0"/>
+              <w:top w:val="single" w:sz="2" w:space="0" w:color="D9D9D9"/>
+              <w:left w:val="single" w:sz="2" w:space="0" w:color="D9D9D9"/>
+              <w:bottom w:val="single" w:sz="2" w:space="0" w:color="D9D9D9"/>
+              <w:right w:val="single" w:sz="2" w:space="0" w:color="D9D9D9"/>
             </w:tcBorders>
             <w:shd w:val="clear" w:color="auto" w:fill="F5F8FB"/>
             <w:tcMar>
@@ -3968,10 +4019,10 @@
           <w:tcPr>
             <w:tcW w:w="2200" w:type="dxa"/>
             <w:tcBorders>
-              <w:top w:val="single" w:color="D9D9D9" w:sz="2" w:space="0"/>
-              <w:left w:val="single" w:color="D9D9D9" w:sz="2" w:space="0"/>
-              <w:bottom w:val="single" w:color="D9D9D9" w:sz="2" w:space="0"/>
-              <w:right w:val="single" w:color="D9D9D9" w:sz="2" w:space="0"/>
+              <w:top w:val="single" w:sz="2" w:space="0" w:color="D9D9D9"/>
+              <w:left w:val="single" w:sz="2" w:space="0" w:color="D9D9D9"/>
+              <w:bottom w:val="single" w:sz="2" w:space="0" w:color="D9D9D9"/>
+              <w:right w:val="single" w:sz="2" w:space="0" w:color="D9D9D9"/>
             </w:tcBorders>
             <w:shd w:val="clear" w:color="auto" w:fill="F5F8FB"/>
             <w:tcMar>
@@ -3997,10 +4048,10 @@
           <w:tcPr>
             <w:tcW w:w="3040" w:type="dxa"/>
             <w:tcBorders>
-              <w:top w:val="single" w:color="D9D9D9" w:sz="2" w:space="0"/>
-              <w:left w:val="single" w:color="D9D9D9" w:sz="2" w:space="0"/>
-              <w:bottom w:val="single" w:color="D9D9D9" w:sz="2" w:space="0"/>
-              <w:right w:val="single" w:color="D9D9D9" w:sz="2" w:space="0"/>
+              <w:top w:val="single" w:sz="2" w:space="0" w:color="D9D9D9"/>
+              <w:left w:val="single" w:sz="2" w:space="0" w:color="D9D9D9"/>
+              <w:bottom w:val="single" w:sz="2" w:space="0" w:color="D9D9D9"/>
+              <w:right w:val="single" w:sz="2" w:space="0" w:color="D9D9D9"/>
             </w:tcBorders>
             <w:shd w:val="clear" w:color="auto" w:fill="F5F8FB"/>
             <w:tcMar>
@@ -4026,10 +4077,10 @@
           <w:tcPr>
             <w:tcW w:w="1400" w:type="dxa"/>
             <w:tcBorders>
-              <w:top w:val="single" w:color="D9D9D9" w:sz="2" w:space="0"/>
-              <w:left w:val="single" w:color="D9D9D9" w:sz="2" w:space="0"/>
-              <w:bottom w:val="single" w:color="D9D9D9" w:sz="2" w:space="0"/>
-              <w:right w:val="single" w:color="D9D9D9" w:sz="2" w:space="0"/>
+              <w:top w:val="single" w:sz="2" w:space="0" w:color="D9D9D9"/>
+              <w:left w:val="single" w:sz="2" w:space="0" w:color="D9D9D9"/>
+              <w:bottom w:val="single" w:sz="2" w:space="0" w:color="D9D9D9"/>
+              <w:right w:val="single" w:sz="2" w:space="0" w:color="D9D9D9"/>
             </w:tcBorders>
             <w:shd w:val="clear" w:color="auto" w:fill="F5F8FB"/>
             <w:tcMar>
@@ -4055,10 +4106,10 @@
           <w:tcPr>
             <w:tcW w:w="1800" w:type="dxa"/>
             <w:tcBorders>
-              <w:top w:val="single" w:color="D9D9D9" w:sz="2" w:space="0"/>
-              <w:left w:val="single" w:color="D9D9D9" w:sz="2" w:space="0"/>
-              <w:bottom w:val="single" w:color="D9D9D9" w:sz="2" w:space="0"/>
-              <w:right w:val="single" w:color="D9D9D9" w:sz="2" w:space="0"/>
+              <w:top w:val="single" w:sz="2" w:space="0" w:color="D9D9D9"/>
+              <w:left w:val="single" w:sz="2" w:space="0" w:color="D9D9D9"/>
+              <w:bottom w:val="single" w:sz="2" w:space="0" w:color="D9D9D9"/>
+              <w:right w:val="single" w:sz="2" w:space="0" w:color="D9D9D9"/>
             </w:tcBorders>
             <w:shd w:val="clear" w:color="auto" w:fill="F5F8FB"/>
             <w:tcMar>
@@ -4089,10 +4140,10 @@
           <w:tcPr>
             <w:tcW w:w="1800" w:type="dxa"/>
             <w:tcBorders>
-              <w:top w:val="single" w:color="D9D9D9" w:sz="2" w:space="0"/>
-              <w:left w:val="single" w:color="D9D9D9" w:sz="2" w:space="0"/>
-              <w:bottom w:val="single" w:color="D9D9D9" w:sz="2" w:space="0"/>
-              <w:right w:val="single" w:color="D9D9D9" w:sz="2" w:space="0"/>
+              <w:top w:val="single" w:sz="2" w:space="0" w:color="D9D9D9"/>
+              <w:left w:val="single" w:sz="2" w:space="0" w:color="D9D9D9"/>
+              <w:bottom w:val="single" w:sz="2" w:space="0" w:color="D9D9D9"/>
+              <w:right w:val="single" w:sz="2" w:space="0" w:color="D9D9D9"/>
             </w:tcBorders>
             <w:shd w:val="clear" w:color="auto" w:fill="FFFFFF"/>
             <w:tcMar>
@@ -4118,10 +4169,10 @@
           <w:tcPr>
             <w:tcW w:w="2200" w:type="dxa"/>
             <w:tcBorders>
-              <w:top w:val="single" w:color="D9D9D9" w:sz="2" w:space="0"/>
-              <w:left w:val="single" w:color="D9D9D9" w:sz="2" w:space="0"/>
-              <w:bottom w:val="single" w:color="D9D9D9" w:sz="2" w:space="0"/>
-              <w:right w:val="single" w:color="D9D9D9" w:sz="2" w:space="0"/>
+              <w:top w:val="single" w:sz="2" w:space="0" w:color="D9D9D9"/>
+              <w:left w:val="single" w:sz="2" w:space="0" w:color="D9D9D9"/>
+              <w:bottom w:val="single" w:sz="2" w:space="0" w:color="D9D9D9"/>
+              <w:right w:val="single" w:sz="2" w:space="0" w:color="D9D9D9"/>
             </w:tcBorders>
             <w:shd w:val="clear" w:color="auto" w:fill="FFFFFF"/>
             <w:tcMar>
@@ -4147,10 +4198,10 @@
           <w:tcPr>
             <w:tcW w:w="3040" w:type="dxa"/>
             <w:tcBorders>
-              <w:top w:val="single" w:color="D9D9D9" w:sz="2" w:space="0"/>
-              <w:left w:val="single" w:color="D9D9D9" w:sz="2" w:space="0"/>
-              <w:bottom w:val="single" w:color="D9D9D9" w:sz="2" w:space="0"/>
-              <w:right w:val="single" w:color="D9D9D9" w:sz="2" w:space="0"/>
+              <w:top w:val="single" w:sz="2" w:space="0" w:color="D9D9D9"/>
+              <w:left w:val="single" w:sz="2" w:space="0" w:color="D9D9D9"/>
+              <w:bottom w:val="single" w:sz="2" w:space="0" w:color="D9D9D9"/>
+              <w:right w:val="single" w:sz="2" w:space="0" w:color="D9D9D9"/>
             </w:tcBorders>
             <w:shd w:val="clear" w:color="auto" w:fill="FFFFFF"/>
             <w:tcMar>
@@ -4176,10 +4227,10 @@
           <w:tcPr>
             <w:tcW w:w="1400" w:type="dxa"/>
             <w:tcBorders>
-              <w:top w:val="single" w:color="D9D9D9" w:sz="2" w:space="0"/>
-              <w:left w:val="single" w:color="D9D9D9" w:sz="2" w:space="0"/>
-              <w:bottom w:val="single" w:color="D9D9D9" w:sz="2" w:space="0"/>
-              <w:right w:val="single" w:color="D9D9D9" w:sz="2" w:space="0"/>
+              <w:top w:val="single" w:sz="2" w:space="0" w:color="D9D9D9"/>
+              <w:left w:val="single" w:sz="2" w:space="0" w:color="D9D9D9"/>
+              <w:bottom w:val="single" w:sz="2" w:space="0" w:color="D9D9D9"/>
+              <w:right w:val="single" w:sz="2" w:space="0" w:color="D9D9D9"/>
             </w:tcBorders>
             <w:shd w:val="clear" w:color="auto" w:fill="FFFFFF"/>
             <w:tcMar>
@@ -4205,10 +4256,10 @@
           <w:tcPr>
             <w:tcW w:w="1800" w:type="dxa"/>
             <w:tcBorders>
-              <w:top w:val="single" w:color="D9D9D9" w:sz="2" w:space="0"/>
-              <w:left w:val="single" w:color="D9D9D9" w:sz="2" w:space="0"/>
-              <w:bottom w:val="single" w:color="D9D9D9" w:sz="2" w:space="0"/>
-              <w:right w:val="single" w:color="D9D9D9" w:sz="2" w:space="0"/>
+              <w:top w:val="single" w:sz="2" w:space="0" w:color="D9D9D9"/>
+              <w:left w:val="single" w:sz="2" w:space="0" w:color="D9D9D9"/>
+              <w:bottom w:val="single" w:sz="2" w:space="0" w:color="D9D9D9"/>
+              <w:right w:val="single" w:sz="2" w:space="0" w:color="D9D9D9"/>
             </w:tcBorders>
             <w:shd w:val="clear" w:color="auto" w:fill="FFFFFF"/>
             <w:tcMar>
@@ -4248,12 +4299,12 @@
       <w:tblPr>
         <w:tblW w:w="10240" w:type="dxa"/>
         <w:tblBorders>
-          <w:top w:val="single" w:color="auto" w:sz="4" w:space="0"/>
-          <w:left w:val="single" w:color="auto" w:sz="4" w:space="0"/>
-          <w:bottom w:val="single" w:color="auto" w:sz="4" w:space="0"/>
-          <w:right w:val="single" w:color="auto" w:sz="4" w:space="0"/>
-          <w:insideH w:val="single" w:color="auto" w:sz="4" w:space="0"/>
-          <w:insideV w:val="single" w:color="auto" w:sz="4" w:space="0"/>
+          <w:top w:val="single" w:sz="4" w:space="0" w:color="auto"/>
+          <w:left w:val="single" w:sz="4" w:space="0" w:color="auto"/>
+          <w:bottom w:val="single" w:sz="4" w:space="0" w:color="auto"/>
+          <w:right w:val="single" w:sz="4" w:space="0" w:color="auto"/>
+          <w:insideH w:val="single" w:sz="4" w:space="0" w:color="auto"/>
+          <w:insideV w:val="single" w:sz="4" w:space="0" w:color="auto"/>
         </w:tblBorders>
         <w:tblCellMar>
           <w:left w:w="10" w:type="dxa"/>
@@ -4272,10 +4323,10 @@
           <w:tcPr>
             <w:tcW w:w="10240" w:type="dxa"/>
             <w:tcBorders>
-              <w:top w:val="single" w:color="2E75B6" w:sz="4" w:space="0"/>
-              <w:left w:val="single" w:color="2E75B6" w:sz="4" w:space="0"/>
-              <w:bottom w:val="single" w:color="2E75B6" w:sz="4" w:space="0"/>
-              <w:right w:val="single" w:color="2E75B6" w:sz="4" w:space="0"/>
+              <w:top w:val="single" w:sz="4" w:space="0" w:color="2E75B6"/>
+              <w:left w:val="single" w:sz="4" w:space="0" w:color="2E75B6"/>
+              <w:bottom w:val="single" w:sz="4" w:space="0" w:color="2E75B6"/>
+              <w:right w:val="single" w:sz="4" w:space="0" w:color="2E75B6"/>
             </w:tcBorders>
             <w:shd w:val="clear" w:color="auto" w:fill="EAF1F8"/>
             <w:tcMar>
@@ -4289,7 +4340,7 @@
           <w:p>
             <w:r>
               <w:rPr>
-                <w:rFonts w:ascii="Consolas" w:hAnsi="Consolas" w:eastAsia="Consolas" w:cs="Consolas"/>
+                <w:rFonts w:ascii="Consolas" w:eastAsia="Consolas" w:hAnsi="Consolas" w:cs="Consolas"/>
               </w:rPr>
               <w:t>Forecast Produced -&gt; Drift Calculated -&gt; Threshold Evaluated -&gt; Drift Event -&gt; SQL Table -&gt; Power BI / Grafana -&gt; Monitoring -&gt; Planning</w:t>
             </w:r>
@@ -4309,6 +4360,7 @@
     </w:p>
     <w:p>
       <w:r>
+        <w:lastRenderedPageBreak/>
         <w:t>11.1 Add-on section in the existing Forecast Accuracy dashboard</w:t>
       </w:r>
     </w:p>
@@ -4371,12 +4423,12 @@
       <w:tblPr>
         <w:tblW w:w="10240" w:type="dxa"/>
         <w:tblBorders>
-          <w:top w:val="single" w:color="auto" w:sz="4" w:space="0"/>
-          <w:left w:val="single" w:color="auto" w:sz="4" w:space="0"/>
-          <w:bottom w:val="single" w:color="auto" w:sz="4" w:space="0"/>
-          <w:right w:val="single" w:color="auto" w:sz="4" w:space="0"/>
-          <w:insideH w:val="single" w:color="auto" w:sz="4" w:space="0"/>
-          <w:insideV w:val="single" w:color="auto" w:sz="4" w:space="0"/>
+          <w:top w:val="single" w:sz="4" w:space="0" w:color="auto"/>
+          <w:left w:val="single" w:sz="4" w:space="0" w:color="auto"/>
+          <w:bottom w:val="single" w:sz="4" w:space="0" w:color="auto"/>
+          <w:right w:val="single" w:sz="4" w:space="0" w:color="auto"/>
+          <w:insideH w:val="single" w:sz="4" w:space="0" w:color="auto"/>
+          <w:insideV w:val="single" w:sz="4" w:space="0" w:color="auto"/>
         </w:tblBorders>
         <w:tblCellMar>
           <w:left w:w="10" w:type="dxa"/>
@@ -4395,10 +4447,10 @@
           <w:tcPr>
             <w:tcW w:w="10240" w:type="dxa"/>
             <w:tcBorders>
-              <w:top w:val="single" w:color="2E75B6" w:sz="4" w:space="0"/>
-              <w:left w:val="single" w:color="2E75B6" w:sz="4" w:space="0"/>
-              <w:bottom w:val="single" w:color="2E75B6" w:sz="4" w:space="0"/>
-              <w:right w:val="single" w:color="2E75B6" w:sz="4" w:space="0"/>
+              <w:top w:val="single" w:sz="4" w:space="0" w:color="2E75B6"/>
+              <w:left w:val="single" w:sz="4" w:space="0" w:color="2E75B6"/>
+              <w:bottom w:val="single" w:sz="4" w:space="0" w:color="2E75B6"/>
+              <w:right w:val="single" w:sz="4" w:space="0" w:color="2E75B6"/>
             </w:tcBorders>
             <w:shd w:val="clear" w:color="auto" w:fill="EAF1F8"/>
             <w:tcMar>
@@ -4435,12 +4487,12 @@
       <w:tblPr>
         <w:tblW w:w="10240" w:type="dxa"/>
         <w:tblBorders>
-          <w:top w:val="single" w:color="auto" w:sz="4" w:space="0"/>
-          <w:left w:val="single" w:color="auto" w:sz="4" w:space="0"/>
-          <w:bottom w:val="single" w:color="auto" w:sz="4" w:space="0"/>
-          <w:right w:val="single" w:color="auto" w:sz="4" w:space="0"/>
-          <w:insideH w:val="single" w:color="auto" w:sz="4" w:space="0"/>
-          <w:insideV w:val="single" w:color="auto" w:sz="4" w:space="0"/>
+          <w:top w:val="single" w:sz="4" w:space="0" w:color="auto"/>
+          <w:left w:val="single" w:sz="4" w:space="0" w:color="auto"/>
+          <w:bottom w:val="single" w:sz="4" w:space="0" w:color="auto"/>
+          <w:right w:val="single" w:sz="4" w:space="0" w:color="auto"/>
+          <w:insideH w:val="single" w:sz="4" w:space="0" w:color="auto"/>
+          <w:insideV w:val="single" w:sz="4" w:space="0" w:color="auto"/>
         </w:tblBorders>
         <w:tblCellMar>
           <w:left w:w="10" w:type="dxa"/>
@@ -4461,10 +4513,10 @@
           <w:tcPr>
             <w:tcW w:w="5120" w:type="dxa"/>
             <w:tcBorders>
-              <w:top w:val="single" w:color="D9D9D9" w:sz="2" w:space="0"/>
-              <w:left w:val="single" w:color="D9D9D9" w:sz="2" w:space="0"/>
-              <w:bottom w:val="single" w:color="D9D9D9" w:sz="2" w:space="0"/>
-              <w:right w:val="single" w:color="D9D9D9" w:sz="2" w:space="0"/>
+              <w:top w:val="single" w:sz="2" w:space="0" w:color="D9D9D9"/>
+              <w:left w:val="single" w:sz="2" w:space="0" w:color="D9D9D9"/>
+              <w:bottom w:val="single" w:sz="2" w:space="0" w:color="D9D9D9"/>
+              <w:right w:val="single" w:sz="2" w:space="0" w:color="D9D9D9"/>
             </w:tcBorders>
             <w:shd w:val="clear" w:color="auto" w:fill="1F3864"/>
             <w:tcMar>
@@ -4493,10 +4545,10 @@
           <w:tcPr>
             <w:tcW w:w="5120" w:type="dxa"/>
             <w:tcBorders>
-              <w:top w:val="single" w:color="D9D9D9" w:sz="2" w:space="0"/>
-              <w:left w:val="single" w:color="D9D9D9" w:sz="2" w:space="0"/>
-              <w:bottom w:val="single" w:color="D9D9D9" w:sz="2" w:space="0"/>
-              <w:right w:val="single" w:color="D9D9D9" w:sz="2" w:space="0"/>
+              <w:top w:val="single" w:sz="2" w:space="0" w:color="D9D9D9"/>
+              <w:left w:val="single" w:sz="2" w:space="0" w:color="D9D9D9"/>
+              <w:bottom w:val="single" w:sz="2" w:space="0" w:color="D9D9D9"/>
+              <w:right w:val="single" w:sz="2" w:space="0" w:color="D9D9D9"/>
             </w:tcBorders>
             <w:shd w:val="clear" w:color="auto" w:fill="1F3864"/>
             <w:tcMar>
@@ -4530,10 +4582,10 @@
           <w:tcPr>
             <w:tcW w:w="5120" w:type="dxa"/>
             <w:tcBorders>
-              <w:top w:val="single" w:color="D9D9D9" w:sz="2" w:space="0"/>
-              <w:left w:val="single" w:color="D9D9D9" w:sz="2" w:space="0"/>
-              <w:bottom w:val="single" w:color="D9D9D9" w:sz="2" w:space="0"/>
-              <w:right w:val="single" w:color="D9D9D9" w:sz="2" w:space="0"/>
+              <w:top w:val="single" w:sz="2" w:space="0" w:color="D9D9D9"/>
+              <w:left w:val="single" w:sz="2" w:space="0" w:color="D9D9D9"/>
+              <w:bottom w:val="single" w:sz="2" w:space="0" w:color="D9D9D9"/>
+              <w:right w:val="single" w:sz="2" w:space="0" w:color="D9D9D9"/>
             </w:tcBorders>
             <w:shd w:val="clear" w:color="auto" w:fill="FFFFFF"/>
             <w:tcMar>
@@ -4559,10 +4611,10 @@
           <w:tcPr>
             <w:tcW w:w="5120" w:type="dxa"/>
             <w:tcBorders>
-              <w:top w:val="single" w:color="D9D9D9" w:sz="2" w:space="0"/>
-              <w:left w:val="single" w:color="D9D9D9" w:sz="2" w:space="0"/>
-              <w:bottom w:val="single" w:color="D9D9D9" w:sz="2" w:space="0"/>
-              <w:right w:val="single" w:color="D9D9D9" w:sz="2" w:space="0"/>
+              <w:top w:val="single" w:sz="2" w:space="0" w:color="D9D9D9"/>
+              <w:left w:val="single" w:sz="2" w:space="0" w:color="D9D9D9"/>
+              <w:bottom w:val="single" w:sz="2" w:space="0" w:color="D9D9D9"/>
+              <w:right w:val="single" w:sz="2" w:space="0" w:color="D9D9D9"/>
             </w:tcBorders>
             <w:shd w:val="clear" w:color="auto" w:fill="FFFFFF"/>
             <w:tcMar>
@@ -4593,10 +4645,10 @@
           <w:tcPr>
             <w:tcW w:w="5120" w:type="dxa"/>
             <w:tcBorders>
-              <w:top w:val="single" w:color="D9D9D9" w:sz="2" w:space="0"/>
-              <w:left w:val="single" w:color="D9D9D9" w:sz="2" w:space="0"/>
-              <w:bottom w:val="single" w:color="D9D9D9" w:sz="2" w:space="0"/>
-              <w:right w:val="single" w:color="D9D9D9" w:sz="2" w:space="0"/>
+              <w:top w:val="single" w:sz="2" w:space="0" w:color="D9D9D9"/>
+              <w:left w:val="single" w:sz="2" w:space="0" w:color="D9D9D9"/>
+              <w:bottom w:val="single" w:sz="2" w:space="0" w:color="D9D9D9"/>
+              <w:right w:val="single" w:sz="2" w:space="0" w:color="D9D9D9"/>
             </w:tcBorders>
             <w:shd w:val="clear" w:color="auto" w:fill="F5F8FB"/>
             <w:tcMar>
@@ -4622,10 +4674,10 @@
           <w:tcPr>
             <w:tcW w:w="5120" w:type="dxa"/>
             <w:tcBorders>
-              <w:top w:val="single" w:color="D9D9D9" w:sz="2" w:space="0"/>
-              <w:left w:val="single" w:color="D9D9D9" w:sz="2" w:space="0"/>
-              <w:bottom w:val="single" w:color="D9D9D9" w:sz="2" w:space="0"/>
-              <w:right w:val="single" w:color="D9D9D9" w:sz="2" w:space="0"/>
+              <w:top w:val="single" w:sz="2" w:space="0" w:color="D9D9D9"/>
+              <w:left w:val="single" w:sz="2" w:space="0" w:color="D9D9D9"/>
+              <w:bottom w:val="single" w:sz="2" w:space="0" w:color="D9D9D9"/>
+              <w:right w:val="single" w:sz="2" w:space="0" w:color="D9D9D9"/>
             </w:tcBorders>
             <w:shd w:val="clear" w:color="auto" w:fill="F5F8FB"/>
             <w:tcMar>
@@ -4656,10 +4708,10 @@
           <w:tcPr>
             <w:tcW w:w="5120" w:type="dxa"/>
             <w:tcBorders>
-              <w:top w:val="single" w:color="D9D9D9" w:sz="2" w:space="0"/>
-              <w:left w:val="single" w:color="D9D9D9" w:sz="2" w:space="0"/>
-              <w:bottom w:val="single" w:color="D9D9D9" w:sz="2" w:space="0"/>
-              <w:right w:val="single" w:color="D9D9D9" w:sz="2" w:space="0"/>
+              <w:top w:val="single" w:sz="2" w:space="0" w:color="D9D9D9"/>
+              <w:left w:val="single" w:sz="2" w:space="0" w:color="D9D9D9"/>
+              <w:bottom w:val="single" w:sz="2" w:space="0" w:color="D9D9D9"/>
+              <w:right w:val="single" w:sz="2" w:space="0" w:color="D9D9D9"/>
             </w:tcBorders>
             <w:shd w:val="clear" w:color="auto" w:fill="FFFFFF"/>
             <w:tcMar>
@@ -4685,10 +4737,10 @@
           <w:tcPr>
             <w:tcW w:w="5120" w:type="dxa"/>
             <w:tcBorders>
-              <w:top w:val="single" w:color="D9D9D9" w:sz="2" w:space="0"/>
-              <w:left w:val="single" w:color="D9D9D9" w:sz="2" w:space="0"/>
-              <w:bottom w:val="single" w:color="D9D9D9" w:sz="2" w:space="0"/>
-              <w:right w:val="single" w:color="D9D9D9" w:sz="2" w:space="0"/>
+              <w:top w:val="single" w:sz="2" w:space="0" w:color="D9D9D9"/>
+              <w:left w:val="single" w:sz="2" w:space="0" w:color="D9D9D9"/>
+              <w:bottom w:val="single" w:sz="2" w:space="0" w:color="D9D9D9"/>
+              <w:right w:val="single" w:sz="2" w:space="0" w:color="D9D9D9"/>
             </w:tcBorders>
             <w:shd w:val="clear" w:color="auto" w:fill="FFFFFF"/>
             <w:tcMar>
@@ -4719,10 +4771,10 @@
           <w:tcPr>
             <w:tcW w:w="5120" w:type="dxa"/>
             <w:tcBorders>
-              <w:top w:val="single" w:color="D9D9D9" w:sz="2" w:space="0"/>
-              <w:left w:val="single" w:color="D9D9D9" w:sz="2" w:space="0"/>
-              <w:bottom w:val="single" w:color="D9D9D9" w:sz="2" w:space="0"/>
-              <w:right w:val="single" w:color="D9D9D9" w:sz="2" w:space="0"/>
+              <w:top w:val="single" w:sz="2" w:space="0" w:color="D9D9D9"/>
+              <w:left w:val="single" w:sz="2" w:space="0" w:color="D9D9D9"/>
+              <w:bottom w:val="single" w:sz="2" w:space="0" w:color="D9D9D9"/>
+              <w:right w:val="single" w:sz="2" w:space="0" w:color="D9D9D9"/>
             </w:tcBorders>
             <w:shd w:val="clear" w:color="auto" w:fill="F5F8FB"/>
             <w:tcMar>
@@ -4748,10 +4800,10 @@
           <w:tcPr>
             <w:tcW w:w="5120" w:type="dxa"/>
             <w:tcBorders>
-              <w:top w:val="single" w:color="D9D9D9" w:sz="2" w:space="0"/>
-              <w:left w:val="single" w:color="D9D9D9" w:sz="2" w:space="0"/>
-              <w:bottom w:val="single" w:color="D9D9D9" w:sz="2" w:space="0"/>
-              <w:right w:val="single" w:color="D9D9D9" w:sz="2" w:space="0"/>
+              <w:top w:val="single" w:sz="2" w:space="0" w:color="D9D9D9"/>
+              <w:left w:val="single" w:sz="2" w:space="0" w:color="D9D9D9"/>
+              <w:bottom w:val="single" w:sz="2" w:space="0" w:color="D9D9D9"/>
+              <w:right w:val="single" w:sz="2" w:space="0" w:color="D9D9D9"/>
             </w:tcBorders>
             <w:shd w:val="clear" w:color="auto" w:fill="F5F8FB"/>
             <w:tcMar>
@@ -4782,10 +4834,10 @@
           <w:tcPr>
             <w:tcW w:w="5120" w:type="dxa"/>
             <w:tcBorders>
-              <w:top w:val="single" w:color="D9D9D9" w:sz="2" w:space="0"/>
-              <w:left w:val="single" w:color="D9D9D9" w:sz="2" w:space="0"/>
-              <w:bottom w:val="single" w:color="D9D9D9" w:sz="2" w:space="0"/>
-              <w:right w:val="single" w:color="D9D9D9" w:sz="2" w:space="0"/>
+              <w:top w:val="single" w:sz="2" w:space="0" w:color="D9D9D9"/>
+              <w:left w:val="single" w:sz="2" w:space="0" w:color="D9D9D9"/>
+              <w:bottom w:val="single" w:sz="2" w:space="0" w:color="D9D9D9"/>
+              <w:right w:val="single" w:sz="2" w:space="0" w:color="D9D9D9"/>
             </w:tcBorders>
             <w:shd w:val="clear" w:color="auto" w:fill="FFFFFF"/>
             <w:tcMar>
@@ -4811,10 +4863,10 @@
           <w:tcPr>
             <w:tcW w:w="5120" w:type="dxa"/>
             <w:tcBorders>
-              <w:top w:val="single" w:color="D9D9D9" w:sz="2" w:space="0"/>
-              <w:left w:val="single" w:color="D9D9D9" w:sz="2" w:space="0"/>
-              <w:bottom w:val="single" w:color="D9D9D9" w:sz="2" w:space="0"/>
-              <w:right w:val="single" w:color="D9D9D9" w:sz="2" w:space="0"/>
+              <w:top w:val="single" w:sz="2" w:space="0" w:color="D9D9D9"/>
+              <w:left w:val="single" w:sz="2" w:space="0" w:color="D9D9D9"/>
+              <w:bottom w:val="single" w:sz="2" w:space="0" w:color="D9D9D9"/>
+              <w:right w:val="single" w:sz="2" w:space="0" w:color="D9D9D9"/>
             </w:tcBorders>
             <w:shd w:val="clear" w:color="auto" w:fill="FFFFFF"/>
             <w:tcMar>
@@ -4854,12 +4906,12 @@
       <w:tblPr>
         <w:tblW w:w="10240" w:type="dxa"/>
         <w:tblBorders>
-          <w:top w:val="single" w:color="auto" w:sz="4" w:space="0"/>
-          <w:left w:val="single" w:color="auto" w:sz="4" w:space="0"/>
-          <w:bottom w:val="single" w:color="auto" w:sz="4" w:space="0"/>
-          <w:right w:val="single" w:color="auto" w:sz="4" w:space="0"/>
-          <w:insideH w:val="single" w:color="auto" w:sz="4" w:space="0"/>
-          <w:insideV w:val="single" w:color="auto" w:sz="4" w:space="0"/>
+          <w:top w:val="single" w:sz="4" w:space="0" w:color="auto"/>
+          <w:left w:val="single" w:sz="4" w:space="0" w:color="auto"/>
+          <w:bottom w:val="single" w:sz="4" w:space="0" w:color="auto"/>
+          <w:right w:val="single" w:sz="4" w:space="0" w:color="auto"/>
+          <w:insideH w:val="single" w:sz="4" w:space="0" w:color="auto"/>
+          <w:insideV w:val="single" w:sz="4" w:space="0" w:color="auto"/>
         </w:tblBorders>
         <w:tblCellMar>
           <w:left w:w="10" w:type="dxa"/>
@@ -4880,10 +4932,10 @@
           <w:tcPr>
             <w:tcW w:w="2400" w:type="dxa"/>
             <w:tcBorders>
-              <w:top w:val="single" w:color="D9D9D9" w:sz="2" w:space="0"/>
-              <w:left w:val="single" w:color="D9D9D9" w:sz="2" w:space="0"/>
-              <w:bottom w:val="single" w:color="D9D9D9" w:sz="2" w:space="0"/>
-              <w:right w:val="single" w:color="D9D9D9" w:sz="2" w:space="0"/>
+              <w:top w:val="single" w:sz="2" w:space="0" w:color="D9D9D9"/>
+              <w:left w:val="single" w:sz="2" w:space="0" w:color="D9D9D9"/>
+              <w:bottom w:val="single" w:sz="2" w:space="0" w:color="D9D9D9"/>
+              <w:right w:val="single" w:sz="2" w:space="0" w:color="D9D9D9"/>
             </w:tcBorders>
             <w:shd w:val="clear" w:color="auto" w:fill="1F3864"/>
             <w:tcMar>
@@ -4912,10 +4964,10 @@
           <w:tcPr>
             <w:tcW w:w="7840" w:type="dxa"/>
             <w:tcBorders>
-              <w:top w:val="single" w:color="D9D9D9" w:sz="2" w:space="0"/>
-              <w:left w:val="single" w:color="D9D9D9" w:sz="2" w:space="0"/>
-              <w:bottom w:val="single" w:color="D9D9D9" w:sz="2" w:space="0"/>
-              <w:right w:val="single" w:color="D9D9D9" w:sz="2" w:space="0"/>
+              <w:top w:val="single" w:sz="2" w:space="0" w:color="D9D9D9"/>
+              <w:left w:val="single" w:sz="2" w:space="0" w:color="D9D9D9"/>
+              <w:bottom w:val="single" w:sz="2" w:space="0" w:color="D9D9D9"/>
+              <w:right w:val="single" w:sz="2" w:space="0" w:color="D9D9D9"/>
             </w:tcBorders>
             <w:shd w:val="clear" w:color="auto" w:fill="1F3864"/>
             <w:tcMar>
@@ -4949,10 +5001,10 @@
           <w:tcPr>
             <w:tcW w:w="2400" w:type="dxa"/>
             <w:tcBorders>
-              <w:top w:val="single" w:color="D9D9D9" w:sz="2" w:space="0"/>
-              <w:left w:val="single" w:color="D9D9D9" w:sz="2" w:space="0"/>
-              <w:bottom w:val="single" w:color="D9D9D9" w:sz="2" w:space="0"/>
-              <w:right w:val="single" w:color="D9D9D9" w:sz="2" w:space="0"/>
+              <w:top w:val="single" w:sz="2" w:space="0" w:color="D9D9D9"/>
+              <w:left w:val="single" w:sz="2" w:space="0" w:color="D9D9D9"/>
+              <w:bottom w:val="single" w:sz="2" w:space="0" w:color="D9D9D9"/>
+              <w:right w:val="single" w:sz="2" w:space="0" w:color="D9D9D9"/>
             </w:tcBorders>
             <w:shd w:val="clear" w:color="auto" w:fill="FFFFFF"/>
             <w:tcMar>
@@ -4978,10 +5030,10 @@
           <w:tcPr>
             <w:tcW w:w="7840" w:type="dxa"/>
             <w:tcBorders>
-              <w:top w:val="single" w:color="D9D9D9" w:sz="2" w:space="0"/>
-              <w:left w:val="single" w:color="D9D9D9" w:sz="2" w:space="0"/>
-              <w:bottom w:val="single" w:color="D9D9D9" w:sz="2" w:space="0"/>
-              <w:right w:val="single" w:color="D9D9D9" w:sz="2" w:space="0"/>
+              <w:top w:val="single" w:sz="2" w:space="0" w:color="D9D9D9"/>
+              <w:left w:val="single" w:sz="2" w:space="0" w:color="D9D9D9"/>
+              <w:bottom w:val="single" w:sz="2" w:space="0" w:color="D9D9D9"/>
+              <w:right w:val="single" w:sz="2" w:space="0" w:color="D9D9D9"/>
             </w:tcBorders>
             <w:shd w:val="clear" w:color="auto" w:fill="FFFFFF"/>
             <w:tcMar>
@@ -5012,10 +5064,10 @@
           <w:tcPr>
             <w:tcW w:w="2400" w:type="dxa"/>
             <w:tcBorders>
-              <w:top w:val="single" w:color="D9D9D9" w:sz="2" w:space="0"/>
-              <w:left w:val="single" w:color="D9D9D9" w:sz="2" w:space="0"/>
-              <w:bottom w:val="single" w:color="D9D9D9" w:sz="2" w:space="0"/>
-              <w:right w:val="single" w:color="D9D9D9" w:sz="2" w:space="0"/>
+              <w:top w:val="single" w:sz="2" w:space="0" w:color="D9D9D9"/>
+              <w:left w:val="single" w:sz="2" w:space="0" w:color="D9D9D9"/>
+              <w:bottom w:val="single" w:sz="2" w:space="0" w:color="D9D9D9"/>
+              <w:right w:val="single" w:sz="2" w:space="0" w:color="D9D9D9"/>
             </w:tcBorders>
             <w:shd w:val="clear" w:color="auto" w:fill="F5F8FB"/>
             <w:tcMar>
@@ -5041,10 +5093,10 @@
           <w:tcPr>
             <w:tcW w:w="7840" w:type="dxa"/>
             <w:tcBorders>
-              <w:top w:val="single" w:color="D9D9D9" w:sz="2" w:space="0"/>
-              <w:left w:val="single" w:color="D9D9D9" w:sz="2" w:space="0"/>
-              <w:bottom w:val="single" w:color="D9D9D9" w:sz="2" w:space="0"/>
-              <w:right w:val="single" w:color="D9D9D9" w:sz="2" w:space="0"/>
+              <w:top w:val="single" w:sz="2" w:space="0" w:color="D9D9D9"/>
+              <w:left w:val="single" w:sz="2" w:space="0" w:color="D9D9D9"/>
+              <w:bottom w:val="single" w:sz="2" w:space="0" w:color="D9D9D9"/>
+              <w:right w:val="single" w:sz="2" w:space="0" w:color="D9D9D9"/>
             </w:tcBorders>
             <w:shd w:val="clear" w:color="auto" w:fill="F5F8FB"/>
             <w:tcMar>
@@ -5075,10 +5127,10 @@
           <w:tcPr>
             <w:tcW w:w="2400" w:type="dxa"/>
             <w:tcBorders>
-              <w:top w:val="single" w:color="D9D9D9" w:sz="2" w:space="0"/>
-              <w:left w:val="single" w:color="D9D9D9" w:sz="2" w:space="0"/>
-              <w:bottom w:val="single" w:color="D9D9D9" w:sz="2" w:space="0"/>
-              <w:right w:val="single" w:color="D9D9D9" w:sz="2" w:space="0"/>
+              <w:top w:val="single" w:sz="2" w:space="0" w:color="D9D9D9"/>
+              <w:left w:val="single" w:sz="2" w:space="0" w:color="D9D9D9"/>
+              <w:bottom w:val="single" w:sz="2" w:space="0" w:color="D9D9D9"/>
+              <w:right w:val="single" w:sz="2" w:space="0" w:color="D9D9D9"/>
             </w:tcBorders>
             <w:shd w:val="clear" w:color="auto" w:fill="FFFFFF"/>
             <w:tcMar>
@@ -5104,10 +5156,10 @@
           <w:tcPr>
             <w:tcW w:w="7840" w:type="dxa"/>
             <w:tcBorders>
-              <w:top w:val="single" w:color="D9D9D9" w:sz="2" w:space="0"/>
-              <w:left w:val="single" w:color="D9D9D9" w:sz="2" w:space="0"/>
-              <w:bottom w:val="single" w:color="D9D9D9" w:sz="2" w:space="0"/>
-              <w:right w:val="single" w:color="D9D9D9" w:sz="2" w:space="0"/>
+              <w:top w:val="single" w:sz="2" w:space="0" w:color="D9D9D9"/>
+              <w:left w:val="single" w:sz="2" w:space="0" w:color="D9D9D9"/>
+              <w:bottom w:val="single" w:sz="2" w:space="0" w:color="D9D9D9"/>
+              <w:right w:val="single" w:sz="2" w:space="0" w:color="D9D9D9"/>
             </w:tcBorders>
             <w:shd w:val="clear" w:color="auto" w:fill="FFFFFF"/>
             <w:tcMar>
@@ -5138,10 +5190,10 @@
           <w:tcPr>
             <w:tcW w:w="2400" w:type="dxa"/>
             <w:tcBorders>
-              <w:top w:val="single" w:color="D9D9D9" w:sz="2" w:space="0"/>
-              <w:left w:val="single" w:color="D9D9D9" w:sz="2" w:space="0"/>
-              <w:bottom w:val="single" w:color="D9D9D9" w:sz="2" w:space="0"/>
-              <w:right w:val="single" w:color="D9D9D9" w:sz="2" w:space="0"/>
+              <w:top w:val="single" w:sz="2" w:space="0" w:color="D9D9D9"/>
+              <w:left w:val="single" w:sz="2" w:space="0" w:color="D9D9D9"/>
+              <w:bottom w:val="single" w:sz="2" w:space="0" w:color="D9D9D9"/>
+              <w:right w:val="single" w:sz="2" w:space="0" w:color="D9D9D9"/>
             </w:tcBorders>
             <w:shd w:val="clear" w:color="auto" w:fill="F5F8FB"/>
             <w:tcMar>
@@ -5167,10 +5219,10 @@
           <w:tcPr>
             <w:tcW w:w="7840" w:type="dxa"/>
             <w:tcBorders>
-              <w:top w:val="single" w:color="D9D9D9" w:sz="2" w:space="0"/>
-              <w:left w:val="single" w:color="D9D9D9" w:sz="2" w:space="0"/>
-              <w:bottom w:val="single" w:color="D9D9D9" w:sz="2" w:space="0"/>
-              <w:right w:val="single" w:color="D9D9D9" w:sz="2" w:space="0"/>
+              <w:top w:val="single" w:sz="2" w:space="0" w:color="D9D9D9"/>
+              <w:left w:val="single" w:sz="2" w:space="0" w:color="D9D9D9"/>
+              <w:bottom w:val="single" w:sz="2" w:space="0" w:color="D9D9D9"/>
+              <w:right w:val="single" w:sz="2" w:space="0" w:color="D9D9D9"/>
             </w:tcBorders>
             <w:shd w:val="clear" w:color="auto" w:fill="F5F8FB"/>
             <w:tcMar>
@@ -5210,12 +5262,12 @@
       <w:tblPr>
         <w:tblW w:w="10240" w:type="dxa"/>
         <w:tblBorders>
-          <w:top w:val="single" w:color="auto" w:sz="4" w:space="0"/>
-          <w:left w:val="single" w:color="auto" w:sz="4" w:space="0"/>
-          <w:bottom w:val="single" w:color="auto" w:sz="4" w:space="0"/>
-          <w:right w:val="single" w:color="auto" w:sz="4" w:space="0"/>
-          <w:insideH w:val="single" w:color="auto" w:sz="4" w:space="0"/>
-          <w:insideV w:val="single" w:color="auto" w:sz="4" w:space="0"/>
+          <w:top w:val="single" w:sz="4" w:space="0" w:color="auto"/>
+          <w:left w:val="single" w:sz="4" w:space="0" w:color="auto"/>
+          <w:bottom w:val="single" w:sz="4" w:space="0" w:color="auto"/>
+          <w:right w:val="single" w:sz="4" w:space="0" w:color="auto"/>
+          <w:insideH w:val="single" w:sz="4" w:space="0" w:color="auto"/>
+          <w:insideV w:val="single" w:sz="4" w:space="0" w:color="auto"/>
         </w:tblBorders>
         <w:tblCellMar>
           <w:left w:w="10" w:type="dxa"/>
@@ -5237,10 +5289,10 @@
           <w:tcPr>
             <w:tcW w:w="450" w:type="dxa"/>
             <w:tcBorders>
-              <w:top w:val="single" w:color="D9D9D9" w:themeColor="background1" w:themeShade="D9" w:sz="2" w:space="0"/>
-              <w:left w:val="single" w:color="D9D9D9" w:themeColor="background1" w:themeShade="D9" w:sz="2" w:space="0"/>
-              <w:bottom w:val="single" w:color="D9D9D9" w:themeColor="background1" w:themeShade="D9" w:sz="2" w:space="0"/>
-              <w:right w:val="single" w:color="D9D9D9" w:themeColor="background1" w:themeShade="D9" w:sz="2" w:space="0"/>
+              <w:top w:val="single" w:sz="2" w:space="0" w:color="D9D9D9" w:themeColor="background1" w:themeShade="D9"/>
+              <w:left w:val="single" w:sz="2" w:space="0" w:color="D9D9D9" w:themeColor="background1" w:themeShade="D9"/>
+              <w:bottom w:val="single" w:sz="2" w:space="0" w:color="D9D9D9" w:themeColor="background1" w:themeShade="D9"/>
+              <w:right w:val="single" w:sz="2" w:space="0" w:color="D9D9D9" w:themeColor="background1" w:themeShade="D9"/>
             </w:tcBorders>
             <w:shd w:val="clear" w:color="auto" w:fill="1F3864"/>
             <w:tcMar>
@@ -5269,10 +5321,10 @@
           <w:tcPr>
             <w:tcW w:w="7550" w:type="dxa"/>
             <w:tcBorders>
-              <w:top w:val="single" w:color="D9D9D9" w:themeColor="background1" w:themeShade="D9" w:sz="2" w:space="0"/>
-              <w:left w:val="single" w:color="D9D9D9" w:themeColor="background1" w:themeShade="D9" w:sz="2" w:space="0"/>
-              <w:bottom w:val="single" w:color="D9D9D9" w:themeColor="background1" w:themeShade="D9" w:sz="2" w:space="0"/>
-              <w:right w:val="single" w:color="D9D9D9" w:themeColor="background1" w:themeShade="D9" w:sz="2" w:space="0"/>
+              <w:top w:val="single" w:sz="2" w:space="0" w:color="D9D9D9" w:themeColor="background1" w:themeShade="D9"/>
+              <w:left w:val="single" w:sz="2" w:space="0" w:color="D9D9D9" w:themeColor="background1" w:themeShade="D9"/>
+              <w:bottom w:val="single" w:sz="2" w:space="0" w:color="D9D9D9" w:themeColor="background1" w:themeShade="D9"/>
+              <w:right w:val="single" w:sz="2" w:space="0" w:color="D9D9D9" w:themeColor="background1" w:themeShade="D9"/>
             </w:tcBorders>
             <w:shd w:val="clear" w:color="auto" w:fill="1F3864"/>
             <w:tcMar>
@@ -5301,10 +5353,10 @@
           <w:tcPr>
             <w:tcW w:w="2240" w:type="dxa"/>
             <w:tcBorders>
-              <w:top w:val="single" w:color="D9D9D9" w:themeColor="background1" w:themeShade="D9" w:sz="2" w:space="0"/>
-              <w:left w:val="single" w:color="D9D9D9" w:themeColor="background1" w:themeShade="D9" w:sz="2" w:space="0"/>
-              <w:bottom w:val="single" w:color="D9D9D9" w:themeColor="background1" w:themeShade="D9" w:sz="2" w:space="0"/>
-              <w:right w:val="single" w:color="D9D9D9" w:themeColor="background1" w:themeShade="D9" w:sz="2" w:space="0"/>
+              <w:top w:val="single" w:sz="2" w:space="0" w:color="D9D9D9" w:themeColor="background1" w:themeShade="D9"/>
+              <w:left w:val="single" w:sz="2" w:space="0" w:color="D9D9D9" w:themeColor="background1" w:themeShade="D9"/>
+              <w:bottom w:val="single" w:sz="2" w:space="0" w:color="D9D9D9" w:themeColor="background1" w:themeShade="D9"/>
+              <w:right w:val="single" w:sz="2" w:space="0" w:color="D9D9D9" w:themeColor="background1" w:themeShade="D9"/>
             </w:tcBorders>
             <w:shd w:val="clear" w:color="auto" w:fill="1F3864"/>
             <w:tcMar>
@@ -5338,10 +5390,10 @@
           <w:tcPr>
             <w:tcW w:w="450" w:type="dxa"/>
             <w:tcBorders>
-              <w:top w:val="single" w:color="D9D9D9" w:themeColor="background1" w:themeShade="D9" w:sz="2" w:space="0"/>
-              <w:left w:val="single" w:color="D9D9D9" w:themeColor="background1" w:themeShade="D9" w:sz="2" w:space="0"/>
-              <w:bottom w:val="single" w:color="D9D9D9" w:themeColor="background1" w:themeShade="D9" w:sz="2" w:space="0"/>
-              <w:right w:val="single" w:color="D9D9D9" w:themeColor="background1" w:themeShade="D9" w:sz="2" w:space="0"/>
+              <w:top w:val="single" w:sz="2" w:space="0" w:color="D9D9D9" w:themeColor="background1" w:themeShade="D9"/>
+              <w:left w:val="single" w:sz="2" w:space="0" w:color="D9D9D9" w:themeColor="background1" w:themeShade="D9"/>
+              <w:bottom w:val="single" w:sz="2" w:space="0" w:color="D9D9D9" w:themeColor="background1" w:themeShade="D9"/>
+              <w:right w:val="single" w:sz="2" w:space="0" w:color="D9D9D9" w:themeColor="background1" w:themeShade="D9"/>
             </w:tcBorders>
             <w:shd w:val="clear" w:color="auto" w:fill="FFFFFF" w:themeFill="background1"/>
             <w:tcMar>
@@ -5367,10 +5419,10 @@
           <w:tcPr>
             <w:tcW w:w="7550" w:type="dxa"/>
             <w:tcBorders>
-              <w:top w:val="single" w:color="D9D9D9" w:themeColor="background1" w:themeShade="D9" w:sz="2" w:space="0"/>
-              <w:left w:val="single" w:color="D9D9D9" w:themeColor="background1" w:themeShade="D9" w:sz="2" w:space="0"/>
-              <w:bottom w:val="single" w:color="D9D9D9" w:themeColor="background1" w:themeShade="D9" w:sz="2" w:space="0"/>
-              <w:right w:val="single" w:color="D9D9D9" w:themeColor="background1" w:themeShade="D9" w:sz="2" w:space="0"/>
+              <w:top w:val="single" w:sz="2" w:space="0" w:color="D9D9D9" w:themeColor="background1" w:themeShade="D9"/>
+              <w:left w:val="single" w:sz="2" w:space="0" w:color="D9D9D9" w:themeColor="background1" w:themeShade="D9"/>
+              <w:bottom w:val="single" w:sz="2" w:space="0" w:color="D9D9D9" w:themeColor="background1" w:themeShade="D9"/>
+              <w:right w:val="single" w:sz="2" w:space="0" w:color="D9D9D9" w:themeColor="background1" w:themeShade="D9"/>
             </w:tcBorders>
             <w:shd w:val="clear" w:color="auto" w:fill="FFFFFF" w:themeFill="background1"/>
             <w:tcMar>
@@ -5396,10 +5448,10 @@
           <w:tcPr>
             <w:tcW w:w="2240" w:type="dxa"/>
             <w:tcBorders>
-              <w:top w:val="single" w:color="D9D9D9" w:themeColor="background1" w:themeShade="D9" w:sz="2" w:space="0"/>
-              <w:left w:val="single" w:color="D9D9D9" w:themeColor="background1" w:themeShade="D9" w:sz="2" w:space="0"/>
-              <w:bottom w:val="single" w:color="D9D9D9" w:themeColor="background1" w:themeShade="D9" w:sz="2" w:space="0"/>
-              <w:right w:val="single" w:color="D9D9D9" w:themeColor="background1" w:themeShade="D9" w:sz="2" w:space="0"/>
+              <w:top w:val="single" w:sz="2" w:space="0" w:color="D9D9D9" w:themeColor="background1" w:themeShade="D9"/>
+              <w:left w:val="single" w:sz="2" w:space="0" w:color="D9D9D9" w:themeColor="background1" w:themeShade="D9"/>
+              <w:bottom w:val="single" w:sz="2" w:space="0" w:color="D9D9D9" w:themeColor="background1" w:themeShade="D9"/>
+              <w:right w:val="single" w:sz="2" w:space="0" w:color="D9D9D9" w:themeColor="background1" w:themeShade="D9"/>
             </w:tcBorders>
             <w:shd w:val="clear" w:color="auto" w:fill="FFFFFF" w:themeFill="background1"/>
             <w:tcMar>
@@ -5418,8 +5470,8 @@
                 <w:szCs w:val="15"/>
               </w:rPr>
             </w:pPr>
-            <w:commentRangeStart w:id="5"/>
-            <w:commentRangeStart w:id="6"/>
+            <w:commentRangeStart w:id="7"/>
+            <w:commentRangeStart w:id="8"/>
             <w:r>
               <w:rPr>
                 <w:sz w:val="15"/>
@@ -5427,21 +5479,23 @@
               </w:rPr>
               <w:t>Boon</w:t>
             </w:r>
-            <w:commentRangeEnd w:id="5"/>
+            <w:commentRangeEnd w:id="7"/>
             <w:r>
               <w:rPr>
                 <w:rStyle w:val="CommentReference"/>
                 <w:sz w:val="15"/>
                 <w:szCs w:val="15"/>
               </w:rPr>
-              <w:commentReference w:id="5"/>
-            </w:r>
-            <w:commentRangeEnd w:id="6"/>
+              <w:commentReference w:id="7"/>
+            </w:r>
+            <w:commentRangeEnd w:id="8"/>
             <w:r>
               <w:rPr>
                 <w:rStyle w:val="CommentReference"/>
-              </w:rPr>
-              <w:commentReference w:id="6"/>
+                <w:sz w:val="15"/>
+                <w:szCs w:val="15"/>
+              </w:rPr>
+              <w:commentReference w:id="8"/>
             </w:r>
           </w:p>
         </w:tc>
@@ -5454,10 +5508,10 @@
           <w:tcPr>
             <w:tcW w:w="450" w:type="dxa"/>
             <w:tcBorders>
-              <w:top w:val="single" w:color="D9D9D9" w:themeColor="background1" w:themeShade="D9" w:sz="2" w:space="0"/>
-              <w:left w:val="single" w:color="D9D9D9" w:themeColor="background1" w:themeShade="D9" w:sz="2" w:space="0"/>
-              <w:bottom w:val="single" w:color="D9D9D9" w:themeColor="background1" w:themeShade="D9" w:sz="2" w:space="0"/>
-              <w:right w:val="single" w:color="D9D9D9" w:themeColor="background1" w:themeShade="D9" w:sz="2" w:space="0"/>
+              <w:top w:val="single" w:sz="2" w:space="0" w:color="D9D9D9" w:themeColor="background1" w:themeShade="D9"/>
+              <w:left w:val="single" w:sz="2" w:space="0" w:color="D9D9D9" w:themeColor="background1" w:themeShade="D9"/>
+              <w:bottom w:val="single" w:sz="2" w:space="0" w:color="D9D9D9" w:themeColor="background1" w:themeShade="D9"/>
+              <w:right w:val="single" w:sz="2" w:space="0" w:color="D9D9D9" w:themeColor="background1" w:themeShade="D9"/>
             </w:tcBorders>
             <w:shd w:val="clear" w:color="auto" w:fill="F5F8FB"/>
             <w:tcMar>
@@ -5483,10 +5537,10 @@
           <w:tcPr>
             <w:tcW w:w="7550" w:type="dxa"/>
             <w:tcBorders>
-              <w:top w:val="single" w:color="D9D9D9" w:themeColor="background1" w:themeShade="D9" w:sz="2" w:space="0"/>
-              <w:left w:val="single" w:color="D9D9D9" w:themeColor="background1" w:themeShade="D9" w:sz="2" w:space="0"/>
-              <w:bottom w:val="single" w:color="D9D9D9" w:themeColor="background1" w:themeShade="D9" w:sz="2" w:space="0"/>
-              <w:right w:val="single" w:color="D9D9D9" w:themeColor="background1" w:themeShade="D9" w:sz="2" w:space="0"/>
+              <w:top w:val="single" w:sz="2" w:space="0" w:color="D9D9D9" w:themeColor="background1" w:themeShade="D9"/>
+              <w:left w:val="single" w:sz="2" w:space="0" w:color="D9D9D9" w:themeColor="background1" w:themeShade="D9"/>
+              <w:bottom w:val="single" w:sz="2" w:space="0" w:color="D9D9D9" w:themeColor="background1" w:themeShade="D9"/>
+              <w:right w:val="single" w:sz="2" w:space="0" w:color="D9D9D9" w:themeColor="background1" w:themeShade="D9"/>
             </w:tcBorders>
             <w:shd w:val="clear" w:color="auto" w:fill="F5F8FB"/>
             <w:tcMar>
@@ -5512,10 +5566,10 @@
           <w:tcPr>
             <w:tcW w:w="2240" w:type="dxa"/>
             <w:tcBorders>
-              <w:top w:val="single" w:color="D9D9D9" w:themeColor="background1" w:themeShade="D9" w:sz="2" w:space="0"/>
-              <w:left w:val="single" w:color="D9D9D9" w:themeColor="background1" w:themeShade="D9" w:sz="2" w:space="0"/>
-              <w:bottom w:val="single" w:color="D9D9D9" w:themeColor="background1" w:themeShade="D9" w:sz="2" w:space="0"/>
-              <w:right w:val="single" w:color="D9D9D9" w:themeColor="background1" w:themeShade="D9" w:sz="2" w:space="0"/>
+              <w:top w:val="single" w:sz="2" w:space="0" w:color="D9D9D9" w:themeColor="background1" w:themeShade="D9"/>
+              <w:left w:val="single" w:sz="2" w:space="0" w:color="D9D9D9" w:themeColor="background1" w:themeShade="D9"/>
+              <w:bottom w:val="single" w:sz="2" w:space="0" w:color="D9D9D9" w:themeColor="background1" w:themeShade="D9"/>
+              <w:right w:val="single" w:sz="2" w:space="0" w:color="D9D9D9" w:themeColor="background1" w:themeShade="D9"/>
             </w:tcBorders>
             <w:shd w:val="clear" w:color="auto" w:fill="F5F8FB"/>
             <w:tcMar>
@@ -5534,7 +5588,7 @@
                 <w:szCs w:val="15"/>
               </w:rPr>
             </w:pPr>
-            <w:commentRangeStart w:id="1725107268"/>
+            <w:commentRangeStart w:id="9"/>
             <w:r>
               <w:rPr>
                 <w:sz w:val="15"/>
@@ -5542,12 +5596,14 @@
               </w:rPr>
               <w:t>Sihui</w:t>
             </w:r>
-            <w:commentRangeEnd w:id="1725107268"/>
+            <w:commentRangeEnd w:id="9"/>
             <w:r>
               <w:rPr>
                 <w:rStyle w:val="CommentReference"/>
-              </w:rPr>
-              <w:commentReference w:id="1725107268"/>
+                <w:sz w:val="15"/>
+                <w:szCs w:val="15"/>
+              </w:rPr>
+              <w:commentReference w:id="9"/>
             </w:r>
           </w:p>
         </w:tc>
@@ -5560,10 +5616,10 @@
           <w:tcPr>
             <w:tcW w:w="450" w:type="dxa"/>
             <w:tcBorders>
-              <w:top w:val="single" w:color="D9D9D9" w:themeColor="background1" w:themeShade="D9" w:sz="2" w:space="0"/>
-              <w:left w:val="single" w:color="D9D9D9" w:themeColor="background1" w:themeShade="D9" w:sz="2" w:space="0"/>
-              <w:bottom w:val="single" w:color="D9D9D9" w:themeColor="background1" w:themeShade="D9" w:sz="2" w:space="0"/>
-              <w:right w:val="single" w:color="D9D9D9" w:themeColor="background1" w:themeShade="D9" w:sz="2" w:space="0"/>
+              <w:top w:val="single" w:sz="2" w:space="0" w:color="D9D9D9" w:themeColor="background1" w:themeShade="D9"/>
+              <w:left w:val="single" w:sz="2" w:space="0" w:color="D9D9D9" w:themeColor="background1" w:themeShade="D9"/>
+              <w:bottom w:val="single" w:sz="2" w:space="0" w:color="D9D9D9" w:themeColor="background1" w:themeShade="D9"/>
+              <w:right w:val="single" w:sz="2" w:space="0" w:color="D9D9D9" w:themeColor="background1" w:themeShade="D9"/>
             </w:tcBorders>
             <w:shd w:val="clear" w:color="auto" w:fill="FFFFFF" w:themeFill="background1"/>
             <w:tcMar>
@@ -5589,10 +5645,10 @@
           <w:tcPr>
             <w:tcW w:w="7550" w:type="dxa"/>
             <w:tcBorders>
-              <w:top w:val="single" w:color="D9D9D9" w:themeColor="background1" w:themeShade="D9" w:sz="2" w:space="0"/>
-              <w:left w:val="single" w:color="D9D9D9" w:themeColor="background1" w:themeShade="D9" w:sz="2" w:space="0"/>
-              <w:bottom w:val="single" w:color="D9D9D9" w:themeColor="background1" w:themeShade="D9" w:sz="2" w:space="0"/>
-              <w:right w:val="single" w:color="D9D9D9" w:themeColor="background1" w:themeShade="D9" w:sz="2" w:space="0"/>
+              <w:top w:val="single" w:sz="2" w:space="0" w:color="D9D9D9" w:themeColor="background1" w:themeShade="D9"/>
+              <w:left w:val="single" w:sz="2" w:space="0" w:color="D9D9D9" w:themeColor="background1" w:themeShade="D9"/>
+              <w:bottom w:val="single" w:sz="2" w:space="0" w:color="D9D9D9" w:themeColor="background1" w:themeShade="D9"/>
+              <w:right w:val="single" w:sz="2" w:space="0" w:color="D9D9D9" w:themeColor="background1" w:themeShade="D9"/>
             </w:tcBorders>
             <w:shd w:val="clear" w:color="auto" w:fill="FFFFFF" w:themeFill="background1"/>
             <w:tcMar>
@@ -5618,10 +5674,10 @@
           <w:tcPr>
             <w:tcW w:w="2240" w:type="dxa"/>
             <w:tcBorders>
-              <w:top w:val="single" w:color="D9D9D9" w:themeColor="background1" w:themeShade="D9" w:sz="2" w:space="0"/>
-              <w:left w:val="single" w:color="D9D9D9" w:themeColor="background1" w:themeShade="D9" w:sz="2" w:space="0"/>
-              <w:bottom w:val="single" w:color="D9D9D9" w:themeColor="background1" w:themeShade="D9" w:sz="2" w:space="0"/>
-              <w:right w:val="single" w:color="D9D9D9" w:themeColor="background1" w:themeShade="D9" w:sz="2" w:space="0"/>
+              <w:top w:val="single" w:sz="2" w:space="0" w:color="D9D9D9" w:themeColor="background1" w:themeShade="D9"/>
+              <w:left w:val="single" w:sz="2" w:space="0" w:color="D9D9D9" w:themeColor="background1" w:themeShade="D9"/>
+              <w:bottom w:val="single" w:sz="2" w:space="0" w:color="D9D9D9" w:themeColor="background1" w:themeShade="D9"/>
+              <w:right w:val="single" w:sz="2" w:space="0" w:color="D9D9D9" w:themeColor="background1" w:themeShade="D9"/>
             </w:tcBorders>
             <w:shd w:val="clear" w:color="auto" w:fill="FFFFFF" w:themeFill="background1"/>
             <w:tcMar>
@@ -5640,7 +5696,7 @@
                 <w:szCs w:val="15"/>
               </w:rPr>
             </w:pPr>
-            <w:commentRangeStart w:id="7"/>
+            <w:commentRangeStart w:id="10"/>
             <w:r>
               <w:rPr>
                 <w:sz w:val="15"/>
@@ -5648,14 +5704,14 @@
               </w:rPr>
               <w:t>Chinmay</w:t>
             </w:r>
-            <w:commentRangeEnd w:id="7"/>
+            <w:commentRangeEnd w:id="10"/>
             <w:r>
               <w:rPr>
                 <w:rStyle w:val="CommentReference"/>
                 <w:sz w:val="15"/>
                 <w:szCs w:val="15"/>
               </w:rPr>
-              <w:commentReference w:id="7"/>
+              <w:commentReference w:id="10"/>
             </w:r>
           </w:p>
         </w:tc>
@@ -5668,10 +5724,10 @@
           <w:tcPr>
             <w:tcW w:w="450" w:type="dxa"/>
             <w:tcBorders>
-              <w:top w:val="single" w:color="D9D9D9" w:themeColor="background1" w:themeShade="D9" w:sz="2" w:space="0"/>
-              <w:left w:val="single" w:color="D9D9D9" w:themeColor="background1" w:themeShade="D9" w:sz="2" w:space="0"/>
-              <w:bottom w:val="single" w:color="D9D9D9" w:themeColor="background1" w:themeShade="D9" w:sz="2" w:space="0"/>
-              <w:right w:val="single" w:color="D9D9D9" w:themeColor="background1" w:themeShade="D9" w:sz="2" w:space="0"/>
+              <w:top w:val="single" w:sz="2" w:space="0" w:color="D9D9D9" w:themeColor="background1" w:themeShade="D9"/>
+              <w:left w:val="single" w:sz="2" w:space="0" w:color="D9D9D9" w:themeColor="background1" w:themeShade="D9"/>
+              <w:bottom w:val="single" w:sz="2" w:space="0" w:color="D9D9D9" w:themeColor="background1" w:themeShade="D9"/>
+              <w:right w:val="single" w:sz="2" w:space="0" w:color="D9D9D9" w:themeColor="background1" w:themeShade="D9"/>
             </w:tcBorders>
             <w:shd w:val="clear" w:color="auto" w:fill="F5F8FB"/>
             <w:tcMar>
@@ -5697,10 +5753,10 @@
           <w:tcPr>
             <w:tcW w:w="7550" w:type="dxa"/>
             <w:tcBorders>
-              <w:top w:val="single" w:color="D9D9D9" w:themeColor="background1" w:themeShade="D9" w:sz="2" w:space="0"/>
-              <w:left w:val="single" w:color="D9D9D9" w:themeColor="background1" w:themeShade="D9" w:sz="2" w:space="0"/>
-              <w:bottom w:val="single" w:color="D9D9D9" w:themeColor="background1" w:themeShade="D9" w:sz="2" w:space="0"/>
-              <w:right w:val="single" w:color="D9D9D9" w:themeColor="background1" w:themeShade="D9" w:sz="2" w:space="0"/>
+              <w:top w:val="single" w:sz="2" w:space="0" w:color="D9D9D9" w:themeColor="background1" w:themeShade="D9"/>
+              <w:left w:val="single" w:sz="2" w:space="0" w:color="D9D9D9" w:themeColor="background1" w:themeShade="D9"/>
+              <w:bottom w:val="single" w:sz="2" w:space="0" w:color="D9D9D9" w:themeColor="background1" w:themeShade="D9"/>
+              <w:right w:val="single" w:sz="2" w:space="0" w:color="D9D9D9" w:themeColor="background1" w:themeShade="D9"/>
             </w:tcBorders>
             <w:shd w:val="clear" w:color="auto" w:fill="F5F8FB"/>
             <w:tcMar>
@@ -5726,10 +5782,10 @@
           <w:tcPr>
             <w:tcW w:w="2240" w:type="dxa"/>
             <w:tcBorders>
-              <w:top w:val="single" w:color="D9D9D9" w:themeColor="background1" w:themeShade="D9" w:sz="2" w:space="0"/>
-              <w:left w:val="single" w:color="D9D9D9" w:themeColor="background1" w:themeShade="D9" w:sz="2" w:space="0"/>
-              <w:bottom w:val="single" w:color="D9D9D9" w:themeColor="background1" w:themeShade="D9" w:sz="2" w:space="0"/>
-              <w:right w:val="single" w:color="D9D9D9" w:themeColor="background1" w:themeShade="D9" w:sz="2" w:space="0"/>
+              <w:top w:val="single" w:sz="2" w:space="0" w:color="D9D9D9" w:themeColor="background1" w:themeShade="D9"/>
+              <w:left w:val="single" w:sz="2" w:space="0" w:color="D9D9D9" w:themeColor="background1" w:themeShade="D9"/>
+              <w:bottom w:val="single" w:sz="2" w:space="0" w:color="D9D9D9" w:themeColor="background1" w:themeShade="D9"/>
+              <w:right w:val="single" w:sz="2" w:space="0" w:color="D9D9D9" w:themeColor="background1" w:themeShade="D9"/>
             </w:tcBorders>
             <w:shd w:val="clear" w:color="auto" w:fill="F5F8FB"/>
             <w:tcMar>
@@ -5748,7 +5804,7 @@
                 <w:szCs w:val="15"/>
               </w:rPr>
             </w:pPr>
-            <w:commentRangeStart w:id="317227020"/>
+            <w:commentRangeStart w:id="11"/>
             <w:r>
               <w:rPr>
                 <w:sz w:val="15"/>
@@ -5756,12 +5812,14 @@
               </w:rPr>
               <w:t>Boon</w:t>
             </w:r>
-            <w:commentRangeEnd w:id="317227020"/>
+            <w:commentRangeEnd w:id="11"/>
             <w:r>
               <w:rPr>
                 <w:rStyle w:val="CommentReference"/>
-              </w:rPr>
-              <w:commentReference w:id="317227020"/>
+                <w:sz w:val="15"/>
+                <w:szCs w:val="15"/>
+              </w:rPr>
+              <w:commentReference w:id="11"/>
             </w:r>
           </w:p>
         </w:tc>
@@ -5774,10 +5832,10 @@
           <w:tcPr>
             <w:tcW w:w="450" w:type="dxa"/>
             <w:tcBorders>
-              <w:top w:val="single" w:color="D9D9D9" w:themeColor="background1" w:themeShade="D9" w:sz="2" w:space="0"/>
-              <w:left w:val="single" w:color="D9D9D9" w:themeColor="background1" w:themeShade="D9" w:sz="2" w:space="0"/>
-              <w:bottom w:val="single" w:color="D9D9D9" w:themeColor="background1" w:themeShade="D9" w:sz="2" w:space="0"/>
-              <w:right w:val="single" w:color="D9D9D9" w:themeColor="background1" w:themeShade="D9" w:sz="2" w:space="0"/>
+              <w:top w:val="single" w:sz="2" w:space="0" w:color="D9D9D9" w:themeColor="background1" w:themeShade="D9"/>
+              <w:left w:val="single" w:sz="2" w:space="0" w:color="D9D9D9" w:themeColor="background1" w:themeShade="D9"/>
+              <w:bottom w:val="single" w:sz="2" w:space="0" w:color="D9D9D9" w:themeColor="background1" w:themeShade="D9"/>
+              <w:right w:val="single" w:sz="2" w:space="0" w:color="D9D9D9" w:themeColor="background1" w:themeShade="D9"/>
             </w:tcBorders>
             <w:shd w:val="clear" w:color="auto" w:fill="FFFFFF" w:themeFill="background1"/>
             <w:tcMar>
@@ -5803,10 +5861,10 @@
           <w:tcPr>
             <w:tcW w:w="7550" w:type="dxa"/>
             <w:tcBorders>
-              <w:top w:val="single" w:color="D9D9D9" w:themeColor="background1" w:themeShade="D9" w:sz="2" w:space="0"/>
-              <w:left w:val="single" w:color="D9D9D9" w:themeColor="background1" w:themeShade="D9" w:sz="2" w:space="0"/>
-              <w:bottom w:val="single" w:color="D9D9D9" w:themeColor="background1" w:themeShade="D9" w:sz="2" w:space="0"/>
-              <w:right w:val="single" w:color="D9D9D9" w:themeColor="background1" w:themeShade="D9" w:sz="2" w:space="0"/>
+              <w:top w:val="single" w:sz="2" w:space="0" w:color="D9D9D9" w:themeColor="background1" w:themeShade="D9"/>
+              <w:left w:val="single" w:sz="2" w:space="0" w:color="D9D9D9" w:themeColor="background1" w:themeShade="D9"/>
+              <w:bottom w:val="single" w:sz="2" w:space="0" w:color="D9D9D9" w:themeColor="background1" w:themeShade="D9"/>
+              <w:right w:val="single" w:sz="2" w:space="0" w:color="D9D9D9" w:themeColor="background1" w:themeShade="D9"/>
             </w:tcBorders>
             <w:shd w:val="clear" w:color="auto" w:fill="FFFFFF" w:themeFill="background1"/>
             <w:tcMar>
@@ -5832,10 +5890,10 @@
           <w:tcPr>
             <w:tcW w:w="2240" w:type="dxa"/>
             <w:tcBorders>
-              <w:top w:val="single" w:color="D9D9D9" w:themeColor="background1" w:themeShade="D9" w:sz="2" w:space="0"/>
-              <w:left w:val="single" w:color="D9D9D9" w:themeColor="background1" w:themeShade="D9" w:sz="2" w:space="0"/>
-              <w:bottom w:val="single" w:color="D9D9D9" w:themeColor="background1" w:themeShade="D9" w:sz="2" w:space="0"/>
-              <w:right w:val="single" w:color="D9D9D9" w:themeColor="background1" w:themeShade="D9" w:sz="2" w:space="0"/>
+              <w:top w:val="single" w:sz="2" w:space="0" w:color="D9D9D9" w:themeColor="background1" w:themeShade="D9"/>
+              <w:left w:val="single" w:sz="2" w:space="0" w:color="D9D9D9" w:themeColor="background1" w:themeShade="D9"/>
+              <w:bottom w:val="single" w:sz="2" w:space="0" w:color="D9D9D9" w:themeColor="background1" w:themeShade="D9"/>
+              <w:right w:val="single" w:sz="2" w:space="0" w:color="D9D9D9" w:themeColor="background1" w:themeShade="D9"/>
             </w:tcBorders>
             <w:shd w:val="clear" w:color="auto" w:fill="FFFFFF" w:themeFill="background1"/>
             <w:tcMar>
@@ -5866,10 +5924,10 @@
           <w:tcPr>
             <w:tcW w:w="450" w:type="dxa"/>
             <w:tcBorders>
-              <w:top w:val="single" w:color="D9D9D9" w:themeColor="background1" w:themeShade="D9" w:sz="2" w:space="0"/>
-              <w:left w:val="single" w:color="D9D9D9" w:themeColor="background1" w:themeShade="D9" w:sz="2" w:space="0"/>
-              <w:bottom w:val="single" w:color="D9D9D9" w:themeColor="background1" w:themeShade="D9" w:sz="2" w:space="0"/>
-              <w:right w:val="single" w:color="D9D9D9" w:themeColor="background1" w:themeShade="D9" w:sz="2" w:space="0"/>
+              <w:top w:val="single" w:sz="2" w:space="0" w:color="D9D9D9" w:themeColor="background1" w:themeShade="D9"/>
+              <w:left w:val="single" w:sz="2" w:space="0" w:color="D9D9D9" w:themeColor="background1" w:themeShade="D9"/>
+              <w:bottom w:val="single" w:sz="2" w:space="0" w:color="D9D9D9" w:themeColor="background1" w:themeShade="D9"/>
+              <w:right w:val="single" w:sz="2" w:space="0" w:color="D9D9D9" w:themeColor="background1" w:themeShade="D9"/>
             </w:tcBorders>
             <w:shd w:val="clear" w:color="auto" w:fill="F5F8FB"/>
             <w:tcMar>
@@ -5895,10 +5953,10 @@
           <w:tcPr>
             <w:tcW w:w="7550" w:type="dxa"/>
             <w:tcBorders>
-              <w:top w:val="single" w:color="D9D9D9" w:themeColor="background1" w:themeShade="D9" w:sz="2" w:space="0"/>
-              <w:left w:val="single" w:color="D9D9D9" w:themeColor="background1" w:themeShade="D9" w:sz="2" w:space="0"/>
-              <w:bottom w:val="single" w:color="D9D9D9" w:themeColor="background1" w:themeShade="D9" w:sz="2" w:space="0"/>
-              <w:right w:val="single" w:color="D9D9D9" w:themeColor="background1" w:themeShade="D9" w:sz="2" w:space="0"/>
+              <w:top w:val="single" w:sz="2" w:space="0" w:color="D9D9D9" w:themeColor="background1" w:themeShade="D9"/>
+              <w:left w:val="single" w:sz="2" w:space="0" w:color="D9D9D9" w:themeColor="background1" w:themeShade="D9"/>
+              <w:bottom w:val="single" w:sz="2" w:space="0" w:color="D9D9D9" w:themeColor="background1" w:themeShade="D9"/>
+              <w:right w:val="single" w:sz="2" w:space="0" w:color="D9D9D9" w:themeColor="background1" w:themeShade="D9"/>
             </w:tcBorders>
             <w:shd w:val="clear" w:color="auto" w:fill="F5F8FB"/>
             <w:tcMar>
@@ -5924,10 +5982,10 @@
           <w:tcPr>
             <w:tcW w:w="2240" w:type="dxa"/>
             <w:tcBorders>
-              <w:top w:val="single" w:color="D9D9D9" w:themeColor="background1" w:themeShade="D9" w:sz="2" w:space="0"/>
-              <w:left w:val="single" w:color="D9D9D9" w:themeColor="background1" w:themeShade="D9" w:sz="2" w:space="0"/>
-              <w:bottom w:val="single" w:color="D9D9D9" w:themeColor="background1" w:themeShade="D9" w:sz="2" w:space="0"/>
-              <w:right w:val="single" w:color="D9D9D9" w:themeColor="background1" w:themeShade="D9" w:sz="2" w:space="0"/>
+              <w:top w:val="single" w:sz="2" w:space="0" w:color="D9D9D9" w:themeColor="background1" w:themeShade="D9"/>
+              <w:left w:val="single" w:sz="2" w:space="0" w:color="D9D9D9" w:themeColor="background1" w:themeShade="D9"/>
+              <w:bottom w:val="single" w:sz="2" w:space="0" w:color="D9D9D9" w:themeColor="background1" w:themeShade="D9"/>
+              <w:right w:val="single" w:sz="2" w:space="0" w:color="D9D9D9" w:themeColor="background1" w:themeShade="D9"/>
             </w:tcBorders>
             <w:shd w:val="clear" w:color="auto" w:fill="F5F8FB"/>
             <w:tcMar>
@@ -5958,10 +6016,10 @@
           <w:tcPr>
             <w:tcW w:w="450" w:type="dxa"/>
             <w:tcBorders>
-              <w:top w:val="single" w:color="D9D9D9" w:themeColor="background1" w:themeShade="D9" w:sz="2" w:space="0"/>
-              <w:left w:val="single" w:color="D9D9D9" w:themeColor="background1" w:themeShade="D9" w:sz="2" w:space="0"/>
-              <w:bottom w:val="single" w:color="D9D9D9" w:themeColor="background1" w:themeShade="D9" w:sz="2" w:space="0"/>
-              <w:right w:val="single" w:color="D9D9D9" w:themeColor="background1" w:themeShade="D9" w:sz="2" w:space="0"/>
+              <w:top w:val="single" w:sz="2" w:space="0" w:color="D9D9D9" w:themeColor="background1" w:themeShade="D9"/>
+              <w:left w:val="single" w:sz="2" w:space="0" w:color="D9D9D9" w:themeColor="background1" w:themeShade="D9"/>
+              <w:bottom w:val="single" w:sz="2" w:space="0" w:color="D9D9D9" w:themeColor="background1" w:themeShade="D9"/>
+              <w:right w:val="single" w:sz="2" w:space="0" w:color="D9D9D9" w:themeColor="background1" w:themeShade="D9"/>
             </w:tcBorders>
             <w:shd w:val="clear" w:color="auto" w:fill="FFFFFF" w:themeFill="background1"/>
             <w:tcMar>
@@ -5987,10 +6045,10 @@
           <w:tcPr>
             <w:tcW w:w="7550" w:type="dxa"/>
             <w:tcBorders>
-              <w:top w:val="single" w:color="D9D9D9" w:themeColor="background1" w:themeShade="D9" w:sz="2" w:space="0"/>
-              <w:left w:val="single" w:color="D9D9D9" w:themeColor="background1" w:themeShade="D9" w:sz="2" w:space="0"/>
-              <w:bottom w:val="single" w:color="D9D9D9" w:themeColor="background1" w:themeShade="D9" w:sz="2" w:space="0"/>
-              <w:right w:val="single" w:color="D9D9D9" w:themeColor="background1" w:themeShade="D9" w:sz="2" w:space="0"/>
+              <w:top w:val="single" w:sz="2" w:space="0" w:color="D9D9D9" w:themeColor="background1" w:themeShade="D9"/>
+              <w:left w:val="single" w:sz="2" w:space="0" w:color="D9D9D9" w:themeColor="background1" w:themeShade="D9"/>
+              <w:bottom w:val="single" w:sz="2" w:space="0" w:color="D9D9D9" w:themeColor="background1" w:themeShade="D9"/>
+              <w:right w:val="single" w:sz="2" w:space="0" w:color="D9D9D9" w:themeColor="background1" w:themeShade="D9"/>
             </w:tcBorders>
             <w:shd w:val="clear" w:color="auto" w:fill="FFFFFF" w:themeFill="background1"/>
             <w:tcMar>
@@ -6016,10 +6074,10 @@
           <w:tcPr>
             <w:tcW w:w="2240" w:type="dxa"/>
             <w:tcBorders>
-              <w:top w:val="single" w:color="D9D9D9" w:themeColor="background1" w:themeShade="D9" w:sz="2" w:space="0"/>
-              <w:left w:val="single" w:color="D9D9D9" w:themeColor="background1" w:themeShade="D9" w:sz="2" w:space="0"/>
-              <w:bottom w:val="single" w:color="D9D9D9" w:themeColor="background1" w:themeShade="D9" w:sz="2" w:space="0"/>
-              <w:right w:val="single" w:color="D9D9D9" w:themeColor="background1" w:themeShade="D9" w:sz="2" w:space="0"/>
+              <w:top w:val="single" w:sz="2" w:space="0" w:color="D9D9D9" w:themeColor="background1" w:themeShade="D9"/>
+              <w:left w:val="single" w:sz="2" w:space="0" w:color="D9D9D9" w:themeColor="background1" w:themeShade="D9"/>
+              <w:bottom w:val="single" w:sz="2" w:space="0" w:color="D9D9D9" w:themeColor="background1" w:themeShade="D9"/>
+              <w:right w:val="single" w:sz="2" w:space="0" w:color="D9D9D9" w:themeColor="background1" w:themeShade="D9"/>
             </w:tcBorders>
             <w:shd w:val="clear" w:color="auto" w:fill="FFFFFF" w:themeFill="background1"/>
             <w:tcMar>
@@ -6050,10 +6108,10 @@
           <w:tcPr>
             <w:tcW w:w="450" w:type="dxa"/>
             <w:tcBorders>
-              <w:top w:val="single" w:color="D9D9D9" w:themeColor="background1" w:themeShade="D9" w:sz="2" w:space="0"/>
-              <w:left w:val="single" w:color="D9D9D9" w:themeColor="background1" w:themeShade="D9" w:sz="2" w:space="0"/>
-              <w:bottom w:val="single" w:color="D9D9D9" w:themeColor="background1" w:themeShade="D9" w:sz="2" w:space="0"/>
-              <w:right w:val="single" w:color="D9D9D9" w:themeColor="background1" w:themeShade="D9" w:sz="2" w:space="0"/>
+              <w:top w:val="single" w:sz="2" w:space="0" w:color="D9D9D9" w:themeColor="background1" w:themeShade="D9"/>
+              <w:left w:val="single" w:sz="2" w:space="0" w:color="D9D9D9" w:themeColor="background1" w:themeShade="D9"/>
+              <w:bottom w:val="single" w:sz="2" w:space="0" w:color="D9D9D9" w:themeColor="background1" w:themeShade="D9"/>
+              <w:right w:val="single" w:sz="2" w:space="0" w:color="D9D9D9" w:themeColor="background1" w:themeShade="D9"/>
             </w:tcBorders>
             <w:shd w:val="clear" w:color="auto" w:fill="F5F8FB"/>
             <w:tcMar>
@@ -6079,10 +6137,10 @@
           <w:tcPr>
             <w:tcW w:w="7550" w:type="dxa"/>
             <w:tcBorders>
-              <w:top w:val="single" w:color="D9D9D9" w:themeColor="background1" w:themeShade="D9" w:sz="2" w:space="0"/>
-              <w:left w:val="single" w:color="D9D9D9" w:themeColor="background1" w:themeShade="D9" w:sz="2" w:space="0"/>
-              <w:bottom w:val="single" w:color="D9D9D9" w:themeColor="background1" w:themeShade="D9" w:sz="2" w:space="0"/>
-              <w:right w:val="single" w:color="D9D9D9" w:themeColor="background1" w:themeShade="D9" w:sz="2" w:space="0"/>
+              <w:top w:val="single" w:sz="2" w:space="0" w:color="D9D9D9" w:themeColor="background1" w:themeShade="D9"/>
+              <w:left w:val="single" w:sz="2" w:space="0" w:color="D9D9D9" w:themeColor="background1" w:themeShade="D9"/>
+              <w:bottom w:val="single" w:sz="2" w:space="0" w:color="D9D9D9" w:themeColor="background1" w:themeShade="D9"/>
+              <w:right w:val="single" w:sz="2" w:space="0" w:color="D9D9D9" w:themeColor="background1" w:themeShade="D9"/>
             </w:tcBorders>
             <w:shd w:val="clear" w:color="auto" w:fill="F5F8FB"/>
             <w:tcMar>
@@ -6108,10 +6166,10 @@
           <w:tcPr>
             <w:tcW w:w="2240" w:type="dxa"/>
             <w:tcBorders>
-              <w:top w:val="single" w:color="D9D9D9" w:themeColor="background1" w:themeShade="D9" w:sz="2" w:space="0"/>
-              <w:left w:val="single" w:color="D9D9D9" w:themeColor="background1" w:themeShade="D9" w:sz="2" w:space="0"/>
-              <w:bottom w:val="single" w:color="D9D9D9" w:themeColor="background1" w:themeShade="D9" w:sz="2" w:space="0"/>
-              <w:right w:val="single" w:color="D9D9D9" w:themeColor="background1" w:themeShade="D9" w:sz="2" w:space="0"/>
+              <w:top w:val="single" w:sz="2" w:space="0" w:color="D9D9D9" w:themeColor="background1" w:themeShade="D9"/>
+              <w:left w:val="single" w:sz="2" w:space="0" w:color="D9D9D9" w:themeColor="background1" w:themeShade="D9"/>
+              <w:bottom w:val="single" w:sz="2" w:space="0" w:color="D9D9D9" w:themeColor="background1" w:themeShade="D9"/>
+              <w:right w:val="single" w:sz="2" w:space="0" w:color="D9D9D9" w:themeColor="background1" w:themeShade="D9"/>
             </w:tcBorders>
             <w:shd w:val="clear" w:color="auto" w:fill="F5F8FB"/>
             <w:tcMar>
@@ -6142,10 +6200,10 @@
           <w:tcPr>
             <w:tcW w:w="450" w:type="dxa"/>
             <w:tcBorders>
-              <w:top w:val="single" w:color="D9D9D9" w:themeColor="background1" w:themeShade="D9" w:sz="2" w:space="0"/>
-              <w:left w:val="single" w:color="D9D9D9" w:themeColor="background1" w:themeShade="D9" w:sz="2" w:space="0"/>
-              <w:bottom w:val="single" w:color="D9D9D9" w:themeColor="background1" w:themeShade="D9" w:sz="2" w:space="0"/>
-              <w:right w:val="single" w:color="D9D9D9" w:themeColor="background1" w:themeShade="D9" w:sz="2" w:space="0"/>
+              <w:top w:val="single" w:sz="2" w:space="0" w:color="D9D9D9" w:themeColor="background1" w:themeShade="D9"/>
+              <w:left w:val="single" w:sz="2" w:space="0" w:color="D9D9D9" w:themeColor="background1" w:themeShade="D9"/>
+              <w:bottom w:val="single" w:sz="2" w:space="0" w:color="D9D9D9" w:themeColor="background1" w:themeShade="D9"/>
+              <w:right w:val="single" w:sz="2" w:space="0" w:color="D9D9D9" w:themeColor="background1" w:themeShade="D9"/>
             </w:tcBorders>
             <w:shd w:val="clear" w:color="auto" w:fill="FFFFFF" w:themeFill="background1"/>
             <w:tcMar>
@@ -6171,10 +6229,10 @@
           <w:tcPr>
             <w:tcW w:w="7550" w:type="dxa"/>
             <w:tcBorders>
-              <w:top w:val="single" w:color="D9D9D9" w:themeColor="background1" w:themeShade="D9" w:sz="2" w:space="0"/>
-              <w:left w:val="single" w:color="D9D9D9" w:themeColor="background1" w:themeShade="D9" w:sz="2" w:space="0"/>
-              <w:bottom w:val="single" w:color="D9D9D9" w:themeColor="background1" w:themeShade="D9" w:sz="2" w:space="0"/>
-              <w:right w:val="single" w:color="D9D9D9" w:themeColor="background1" w:themeShade="D9" w:sz="2" w:space="0"/>
+              <w:top w:val="single" w:sz="2" w:space="0" w:color="D9D9D9" w:themeColor="background1" w:themeShade="D9"/>
+              <w:left w:val="single" w:sz="2" w:space="0" w:color="D9D9D9" w:themeColor="background1" w:themeShade="D9"/>
+              <w:bottom w:val="single" w:sz="2" w:space="0" w:color="D9D9D9" w:themeColor="background1" w:themeShade="D9"/>
+              <w:right w:val="single" w:sz="2" w:space="0" w:color="D9D9D9" w:themeColor="background1" w:themeShade="D9"/>
             </w:tcBorders>
             <w:shd w:val="clear" w:color="auto" w:fill="FFFFFF" w:themeFill="background1"/>
             <w:tcMar>
@@ -6200,10 +6258,10 @@
           <w:tcPr>
             <w:tcW w:w="2240" w:type="dxa"/>
             <w:tcBorders>
-              <w:top w:val="single" w:color="D9D9D9" w:themeColor="background1" w:themeShade="D9" w:sz="2" w:space="0"/>
-              <w:left w:val="single" w:color="D9D9D9" w:themeColor="background1" w:themeShade="D9" w:sz="2" w:space="0"/>
-              <w:bottom w:val="single" w:color="D9D9D9" w:themeColor="background1" w:themeShade="D9" w:sz="2" w:space="0"/>
-              <w:right w:val="single" w:color="D9D9D9" w:themeColor="background1" w:themeShade="D9" w:sz="2" w:space="0"/>
+              <w:top w:val="single" w:sz="2" w:space="0" w:color="D9D9D9" w:themeColor="background1" w:themeShade="D9"/>
+              <w:left w:val="single" w:sz="2" w:space="0" w:color="D9D9D9" w:themeColor="background1" w:themeShade="D9"/>
+              <w:bottom w:val="single" w:sz="2" w:space="0" w:color="D9D9D9" w:themeColor="background1" w:themeShade="D9"/>
+              <w:right w:val="single" w:sz="2" w:space="0" w:color="D9D9D9" w:themeColor="background1" w:themeShade="D9"/>
             </w:tcBorders>
             <w:shd w:val="clear" w:color="auto" w:fill="FFFFFF" w:themeFill="background1"/>
             <w:tcMar>
@@ -6234,10 +6292,10 @@
           <w:tcPr>
             <w:tcW w:w="450" w:type="dxa"/>
             <w:tcBorders>
-              <w:top w:val="single" w:color="D9D9D9" w:themeColor="background1" w:themeShade="D9" w:sz="2" w:space="0"/>
-              <w:left w:val="single" w:color="D9D9D9" w:themeColor="background1" w:themeShade="D9" w:sz="2" w:space="0"/>
-              <w:bottom w:val="single" w:color="D9D9D9" w:themeColor="background1" w:themeShade="D9" w:sz="2" w:space="0"/>
-              <w:right w:val="single" w:color="D9D9D9" w:themeColor="background1" w:themeShade="D9" w:sz="2" w:space="0"/>
+              <w:top w:val="single" w:sz="2" w:space="0" w:color="D9D9D9" w:themeColor="background1" w:themeShade="D9"/>
+              <w:left w:val="single" w:sz="2" w:space="0" w:color="D9D9D9" w:themeColor="background1" w:themeShade="D9"/>
+              <w:bottom w:val="single" w:sz="2" w:space="0" w:color="D9D9D9" w:themeColor="background1" w:themeShade="D9"/>
+              <w:right w:val="single" w:sz="2" w:space="0" w:color="D9D9D9" w:themeColor="background1" w:themeShade="D9"/>
             </w:tcBorders>
             <w:shd w:val="clear" w:color="auto" w:fill="F5F8FB"/>
             <w:tcMar>
@@ -6263,10 +6321,10 @@
           <w:tcPr>
             <w:tcW w:w="7550" w:type="dxa"/>
             <w:tcBorders>
-              <w:top w:val="single" w:color="D9D9D9" w:themeColor="background1" w:themeShade="D9" w:sz="2" w:space="0"/>
-              <w:left w:val="single" w:color="D9D9D9" w:themeColor="background1" w:themeShade="D9" w:sz="2" w:space="0"/>
-              <w:bottom w:val="single" w:color="D9D9D9" w:themeColor="background1" w:themeShade="D9" w:sz="2" w:space="0"/>
-              <w:right w:val="single" w:color="D9D9D9" w:themeColor="background1" w:themeShade="D9" w:sz="2" w:space="0"/>
+              <w:top w:val="single" w:sz="2" w:space="0" w:color="D9D9D9" w:themeColor="background1" w:themeShade="D9"/>
+              <w:left w:val="single" w:sz="2" w:space="0" w:color="D9D9D9" w:themeColor="background1" w:themeShade="D9"/>
+              <w:bottom w:val="single" w:sz="2" w:space="0" w:color="D9D9D9" w:themeColor="background1" w:themeShade="D9"/>
+              <w:right w:val="single" w:sz="2" w:space="0" w:color="D9D9D9" w:themeColor="background1" w:themeShade="D9"/>
             </w:tcBorders>
             <w:shd w:val="clear" w:color="auto" w:fill="F5F8FB"/>
             <w:tcMar>
@@ -6292,10 +6350,10 @@
           <w:tcPr>
             <w:tcW w:w="2240" w:type="dxa"/>
             <w:tcBorders>
-              <w:top w:val="single" w:color="D9D9D9" w:themeColor="background1" w:themeShade="D9" w:sz="2" w:space="0"/>
-              <w:left w:val="single" w:color="D9D9D9" w:themeColor="background1" w:themeShade="D9" w:sz="2" w:space="0"/>
-              <w:bottom w:val="single" w:color="D9D9D9" w:themeColor="background1" w:themeShade="D9" w:sz="2" w:space="0"/>
-              <w:right w:val="single" w:color="D9D9D9" w:themeColor="background1" w:themeShade="D9" w:sz="2" w:space="0"/>
+              <w:top w:val="single" w:sz="2" w:space="0" w:color="D9D9D9" w:themeColor="background1" w:themeShade="D9"/>
+              <w:left w:val="single" w:sz="2" w:space="0" w:color="D9D9D9" w:themeColor="background1" w:themeShade="D9"/>
+              <w:bottom w:val="single" w:sz="2" w:space="0" w:color="D9D9D9" w:themeColor="background1" w:themeShade="D9"/>
+              <w:right w:val="single" w:sz="2" w:space="0" w:color="D9D9D9" w:themeColor="background1" w:themeShade="D9"/>
             </w:tcBorders>
             <w:shd w:val="clear" w:color="auto" w:fill="F5F8FB"/>
             <w:tcMar>
@@ -6335,12 +6393,12 @@
       <w:tblPr>
         <w:tblW w:w="10240" w:type="dxa"/>
         <w:tblBorders>
-          <w:top w:val="single" w:color="auto" w:sz="4" w:space="0"/>
-          <w:left w:val="single" w:color="auto" w:sz="4" w:space="0"/>
-          <w:bottom w:val="single" w:color="auto" w:sz="4" w:space="0"/>
-          <w:right w:val="single" w:color="auto" w:sz="4" w:space="0"/>
-          <w:insideH w:val="single" w:color="auto" w:sz="4" w:space="0"/>
-          <w:insideV w:val="single" w:color="auto" w:sz="4" w:space="0"/>
+          <w:top w:val="single" w:sz="4" w:space="0" w:color="auto"/>
+          <w:left w:val="single" w:sz="4" w:space="0" w:color="auto"/>
+          <w:bottom w:val="single" w:sz="4" w:space="0" w:color="auto"/>
+          <w:right w:val="single" w:sz="4" w:space="0" w:color="auto"/>
+          <w:insideH w:val="single" w:sz="4" w:space="0" w:color="auto"/>
+          <w:insideV w:val="single" w:sz="4" w:space="0" w:color="auto"/>
         </w:tblBorders>
         <w:tblCellMar>
           <w:left w:w="10" w:type="dxa"/>
@@ -6361,10 +6419,10 @@
           <w:tcPr>
             <w:tcW w:w="2600" w:type="dxa"/>
             <w:tcBorders>
-              <w:top w:val="single" w:color="D9D9D9" w:sz="2" w:space="0"/>
-              <w:left w:val="single" w:color="D9D9D9" w:sz="2" w:space="0"/>
-              <w:bottom w:val="single" w:color="D9D9D9" w:sz="2" w:space="0"/>
-              <w:right w:val="single" w:color="D9D9D9" w:sz="2" w:space="0"/>
+              <w:top w:val="single" w:sz="2" w:space="0" w:color="D9D9D9"/>
+              <w:left w:val="single" w:sz="2" w:space="0" w:color="D9D9D9"/>
+              <w:bottom w:val="single" w:sz="2" w:space="0" w:color="D9D9D9"/>
+              <w:right w:val="single" w:sz="2" w:space="0" w:color="D9D9D9"/>
             </w:tcBorders>
             <w:shd w:val="clear" w:color="auto" w:fill="1F3864"/>
             <w:tcMar>
@@ -6393,10 +6451,10 @@
           <w:tcPr>
             <w:tcW w:w="7640" w:type="dxa"/>
             <w:tcBorders>
-              <w:top w:val="single" w:color="D9D9D9" w:sz="2" w:space="0"/>
-              <w:left w:val="single" w:color="D9D9D9" w:sz="2" w:space="0"/>
-              <w:bottom w:val="single" w:color="D9D9D9" w:sz="2" w:space="0"/>
-              <w:right w:val="single" w:color="D9D9D9" w:sz="2" w:space="0"/>
+              <w:top w:val="single" w:sz="2" w:space="0" w:color="D9D9D9"/>
+              <w:left w:val="single" w:sz="2" w:space="0" w:color="D9D9D9"/>
+              <w:bottom w:val="single" w:sz="2" w:space="0" w:color="D9D9D9"/>
+              <w:right w:val="single" w:sz="2" w:space="0" w:color="D9D9D9"/>
             </w:tcBorders>
             <w:shd w:val="clear" w:color="auto" w:fill="1F3864"/>
             <w:tcMar>
@@ -6430,10 +6488,10 @@
           <w:tcPr>
             <w:tcW w:w="2600" w:type="dxa"/>
             <w:tcBorders>
-              <w:top w:val="single" w:color="D9D9D9" w:sz="2" w:space="0"/>
-              <w:left w:val="single" w:color="D9D9D9" w:sz="2" w:space="0"/>
-              <w:bottom w:val="single" w:color="D9D9D9" w:sz="2" w:space="0"/>
-              <w:right w:val="single" w:color="D9D9D9" w:sz="2" w:space="0"/>
+              <w:top w:val="single" w:sz="2" w:space="0" w:color="D9D9D9"/>
+              <w:left w:val="single" w:sz="2" w:space="0" w:color="D9D9D9"/>
+              <w:bottom w:val="single" w:sz="2" w:space="0" w:color="D9D9D9"/>
+              <w:right w:val="single" w:sz="2" w:space="0" w:color="D9D9D9"/>
             </w:tcBorders>
             <w:shd w:val="clear" w:color="auto" w:fill="FFFFFF"/>
             <w:tcMar>
@@ -6459,10 +6517,10 @@
           <w:tcPr>
             <w:tcW w:w="7640" w:type="dxa"/>
             <w:tcBorders>
-              <w:top w:val="single" w:color="D9D9D9" w:sz="2" w:space="0"/>
-              <w:left w:val="single" w:color="D9D9D9" w:sz="2" w:space="0"/>
-              <w:bottom w:val="single" w:color="D9D9D9" w:sz="2" w:space="0"/>
-              <w:right w:val="single" w:color="D9D9D9" w:sz="2" w:space="0"/>
+              <w:top w:val="single" w:sz="2" w:space="0" w:color="D9D9D9"/>
+              <w:left w:val="single" w:sz="2" w:space="0" w:color="D9D9D9"/>
+              <w:bottom w:val="single" w:sz="2" w:space="0" w:color="D9D9D9"/>
+              <w:right w:val="single" w:sz="2" w:space="0" w:color="D9D9D9"/>
             </w:tcBorders>
             <w:shd w:val="clear" w:color="auto" w:fill="FFFFFF"/>
             <w:tcMar>
@@ -6493,10 +6551,10 @@
           <w:tcPr>
             <w:tcW w:w="2600" w:type="dxa"/>
             <w:tcBorders>
-              <w:top w:val="single" w:color="D9D9D9" w:sz="2" w:space="0"/>
-              <w:left w:val="single" w:color="D9D9D9" w:sz="2" w:space="0"/>
-              <w:bottom w:val="single" w:color="D9D9D9" w:sz="2" w:space="0"/>
-              <w:right w:val="single" w:color="D9D9D9" w:sz="2" w:space="0"/>
+              <w:top w:val="single" w:sz="2" w:space="0" w:color="D9D9D9"/>
+              <w:left w:val="single" w:sz="2" w:space="0" w:color="D9D9D9"/>
+              <w:bottom w:val="single" w:sz="2" w:space="0" w:color="D9D9D9"/>
+              <w:right w:val="single" w:sz="2" w:space="0" w:color="D9D9D9"/>
             </w:tcBorders>
             <w:shd w:val="clear" w:color="auto" w:fill="F5F8FB"/>
             <w:tcMar>
@@ -6522,10 +6580,10 @@
           <w:tcPr>
             <w:tcW w:w="7640" w:type="dxa"/>
             <w:tcBorders>
-              <w:top w:val="single" w:color="D9D9D9" w:sz="2" w:space="0"/>
-              <w:left w:val="single" w:color="D9D9D9" w:sz="2" w:space="0"/>
-              <w:bottom w:val="single" w:color="D9D9D9" w:sz="2" w:space="0"/>
-              <w:right w:val="single" w:color="D9D9D9" w:sz="2" w:space="0"/>
+              <w:top w:val="single" w:sz="2" w:space="0" w:color="D9D9D9"/>
+              <w:left w:val="single" w:sz="2" w:space="0" w:color="D9D9D9"/>
+              <w:bottom w:val="single" w:sz="2" w:space="0" w:color="D9D9D9"/>
+              <w:right w:val="single" w:sz="2" w:space="0" w:color="D9D9D9"/>
             </w:tcBorders>
             <w:shd w:val="clear" w:color="auto" w:fill="F5F8FB"/>
             <w:tcMar>
@@ -6556,10 +6614,10 @@
           <w:tcPr>
             <w:tcW w:w="2600" w:type="dxa"/>
             <w:tcBorders>
-              <w:top w:val="single" w:color="D9D9D9" w:sz="2" w:space="0"/>
-              <w:left w:val="single" w:color="D9D9D9" w:sz="2" w:space="0"/>
-              <w:bottom w:val="single" w:color="D9D9D9" w:sz="2" w:space="0"/>
-              <w:right w:val="single" w:color="D9D9D9" w:sz="2" w:space="0"/>
+              <w:top w:val="single" w:sz="2" w:space="0" w:color="D9D9D9"/>
+              <w:left w:val="single" w:sz="2" w:space="0" w:color="D9D9D9"/>
+              <w:bottom w:val="single" w:sz="2" w:space="0" w:color="D9D9D9"/>
+              <w:right w:val="single" w:sz="2" w:space="0" w:color="D9D9D9"/>
             </w:tcBorders>
             <w:shd w:val="clear" w:color="auto" w:fill="FFFFFF"/>
             <w:tcMar>
@@ -6585,10 +6643,10 @@
           <w:tcPr>
             <w:tcW w:w="7640" w:type="dxa"/>
             <w:tcBorders>
-              <w:top w:val="single" w:color="D9D9D9" w:sz="2" w:space="0"/>
-              <w:left w:val="single" w:color="D9D9D9" w:sz="2" w:space="0"/>
-              <w:bottom w:val="single" w:color="D9D9D9" w:sz="2" w:space="0"/>
-              <w:right w:val="single" w:color="D9D9D9" w:sz="2" w:space="0"/>
+              <w:top w:val="single" w:sz="2" w:space="0" w:color="D9D9D9"/>
+              <w:left w:val="single" w:sz="2" w:space="0" w:color="D9D9D9"/>
+              <w:bottom w:val="single" w:sz="2" w:space="0" w:color="D9D9D9"/>
+              <w:right w:val="single" w:sz="2" w:space="0" w:color="D9D9D9"/>
             </w:tcBorders>
             <w:shd w:val="clear" w:color="auto" w:fill="FFFFFF"/>
             <w:tcMar>
@@ -6619,10 +6677,10 @@
           <w:tcPr>
             <w:tcW w:w="2600" w:type="dxa"/>
             <w:tcBorders>
-              <w:top w:val="single" w:color="D9D9D9" w:sz="2" w:space="0"/>
-              <w:left w:val="single" w:color="D9D9D9" w:sz="2" w:space="0"/>
-              <w:bottom w:val="single" w:color="D9D9D9" w:sz="2" w:space="0"/>
-              <w:right w:val="single" w:color="D9D9D9" w:sz="2" w:space="0"/>
+              <w:top w:val="single" w:sz="2" w:space="0" w:color="D9D9D9"/>
+              <w:left w:val="single" w:sz="2" w:space="0" w:color="D9D9D9"/>
+              <w:bottom w:val="single" w:sz="2" w:space="0" w:color="D9D9D9"/>
+              <w:right w:val="single" w:sz="2" w:space="0" w:color="D9D9D9"/>
             </w:tcBorders>
             <w:shd w:val="clear" w:color="auto" w:fill="F5F8FB"/>
             <w:tcMar>
@@ -6648,10 +6706,10 @@
           <w:tcPr>
             <w:tcW w:w="7640" w:type="dxa"/>
             <w:tcBorders>
-              <w:top w:val="single" w:color="D9D9D9" w:sz="2" w:space="0"/>
-              <w:left w:val="single" w:color="D9D9D9" w:sz="2" w:space="0"/>
-              <w:bottom w:val="single" w:color="D9D9D9" w:sz="2" w:space="0"/>
-              <w:right w:val="single" w:color="D9D9D9" w:sz="2" w:space="0"/>
+              <w:top w:val="single" w:sz="2" w:space="0" w:color="D9D9D9"/>
+              <w:left w:val="single" w:sz="2" w:space="0" w:color="D9D9D9"/>
+              <w:bottom w:val="single" w:sz="2" w:space="0" w:color="D9D9D9"/>
+              <w:right w:val="single" w:sz="2" w:space="0" w:color="D9D9D9"/>
             </w:tcBorders>
             <w:shd w:val="clear" w:color="auto" w:fill="F5F8FB"/>
             <w:tcMar>
@@ -6682,10 +6740,10 @@
           <w:tcPr>
             <w:tcW w:w="2600" w:type="dxa"/>
             <w:tcBorders>
-              <w:top w:val="single" w:color="D9D9D9" w:sz="2" w:space="0"/>
-              <w:left w:val="single" w:color="D9D9D9" w:sz="2" w:space="0"/>
-              <w:bottom w:val="single" w:color="D9D9D9" w:sz="2" w:space="0"/>
-              <w:right w:val="single" w:color="D9D9D9" w:sz="2" w:space="0"/>
+              <w:top w:val="single" w:sz="2" w:space="0" w:color="D9D9D9"/>
+              <w:left w:val="single" w:sz="2" w:space="0" w:color="D9D9D9"/>
+              <w:bottom w:val="single" w:sz="2" w:space="0" w:color="D9D9D9"/>
+              <w:right w:val="single" w:sz="2" w:space="0" w:color="D9D9D9"/>
             </w:tcBorders>
             <w:shd w:val="clear" w:color="auto" w:fill="FFFFFF"/>
             <w:tcMar>
@@ -6711,10 +6769,10 @@
           <w:tcPr>
             <w:tcW w:w="7640" w:type="dxa"/>
             <w:tcBorders>
-              <w:top w:val="single" w:color="D9D9D9" w:sz="2" w:space="0"/>
-              <w:left w:val="single" w:color="D9D9D9" w:sz="2" w:space="0"/>
-              <w:bottom w:val="single" w:color="D9D9D9" w:sz="2" w:space="0"/>
-              <w:right w:val="single" w:color="D9D9D9" w:sz="2" w:space="0"/>
+              <w:top w:val="single" w:sz="2" w:space="0" w:color="D9D9D9"/>
+              <w:left w:val="single" w:sz="2" w:space="0" w:color="D9D9D9"/>
+              <w:bottom w:val="single" w:sz="2" w:space="0" w:color="D9D9D9"/>
+              <w:right w:val="single" w:sz="2" w:space="0" w:color="D9D9D9"/>
             </w:tcBorders>
             <w:shd w:val="clear" w:color="auto" w:fill="FFFFFF"/>
             <w:tcMar>
@@ -6745,10 +6803,10 @@
           <w:tcPr>
             <w:tcW w:w="2600" w:type="dxa"/>
             <w:tcBorders>
-              <w:top w:val="single" w:color="D9D9D9" w:sz="2" w:space="0"/>
-              <w:left w:val="single" w:color="D9D9D9" w:sz="2" w:space="0"/>
-              <w:bottom w:val="single" w:color="D9D9D9" w:sz="2" w:space="0"/>
-              <w:right w:val="single" w:color="D9D9D9" w:sz="2" w:space="0"/>
+              <w:top w:val="single" w:sz="2" w:space="0" w:color="D9D9D9"/>
+              <w:left w:val="single" w:sz="2" w:space="0" w:color="D9D9D9"/>
+              <w:bottom w:val="single" w:sz="2" w:space="0" w:color="D9D9D9"/>
+              <w:right w:val="single" w:sz="2" w:space="0" w:color="D9D9D9"/>
             </w:tcBorders>
             <w:shd w:val="clear" w:color="auto" w:fill="F5F8FB"/>
             <w:tcMar>
@@ -6774,10 +6832,10 @@
           <w:tcPr>
             <w:tcW w:w="7640" w:type="dxa"/>
             <w:tcBorders>
-              <w:top w:val="single" w:color="D9D9D9" w:sz="2" w:space="0"/>
-              <w:left w:val="single" w:color="D9D9D9" w:sz="2" w:space="0"/>
-              <w:bottom w:val="single" w:color="D9D9D9" w:sz="2" w:space="0"/>
-              <w:right w:val="single" w:color="D9D9D9" w:sz="2" w:space="0"/>
+              <w:top w:val="single" w:sz="2" w:space="0" w:color="D9D9D9"/>
+              <w:left w:val="single" w:sz="2" w:space="0" w:color="D9D9D9"/>
+              <w:bottom w:val="single" w:sz="2" w:space="0" w:color="D9D9D9"/>
+              <w:right w:val="single" w:sz="2" w:space="0" w:color="D9D9D9"/>
             </w:tcBorders>
             <w:shd w:val="clear" w:color="auto" w:fill="F5F8FB"/>
             <w:tcMar>
@@ -6808,10 +6866,10 @@
           <w:tcPr>
             <w:tcW w:w="2600" w:type="dxa"/>
             <w:tcBorders>
-              <w:top w:val="single" w:color="D9D9D9" w:sz="2" w:space="0"/>
-              <w:left w:val="single" w:color="D9D9D9" w:sz="2" w:space="0"/>
-              <w:bottom w:val="single" w:color="D9D9D9" w:sz="2" w:space="0"/>
-              <w:right w:val="single" w:color="D9D9D9" w:sz="2" w:space="0"/>
+              <w:top w:val="single" w:sz="2" w:space="0" w:color="D9D9D9"/>
+              <w:left w:val="single" w:sz="2" w:space="0" w:color="D9D9D9"/>
+              <w:bottom w:val="single" w:sz="2" w:space="0" w:color="D9D9D9"/>
+              <w:right w:val="single" w:sz="2" w:space="0" w:color="D9D9D9"/>
             </w:tcBorders>
             <w:shd w:val="clear" w:color="auto" w:fill="FFFFFF"/>
             <w:tcMar>
@@ -6837,10 +6895,10 @@
           <w:tcPr>
             <w:tcW w:w="7640" w:type="dxa"/>
             <w:tcBorders>
-              <w:top w:val="single" w:color="D9D9D9" w:sz="2" w:space="0"/>
-              <w:left w:val="single" w:color="D9D9D9" w:sz="2" w:space="0"/>
-              <w:bottom w:val="single" w:color="D9D9D9" w:sz="2" w:space="0"/>
-              <w:right w:val="single" w:color="D9D9D9" w:sz="2" w:space="0"/>
+              <w:top w:val="single" w:sz="2" w:space="0" w:color="D9D9D9"/>
+              <w:left w:val="single" w:sz="2" w:space="0" w:color="D9D9D9"/>
+              <w:bottom w:val="single" w:sz="2" w:space="0" w:color="D9D9D9"/>
+              <w:right w:val="single" w:sz="2" w:space="0" w:color="D9D9D9"/>
             </w:tcBorders>
             <w:shd w:val="clear" w:color="auto" w:fill="FFFFFF"/>
             <w:tcMar>
@@ -6926,6 +6984,7 @@
     </w:p>
     <w:p>
       <w:r>
+        <w:lastRenderedPageBreak/>
         <w:t>19. Assumptions &amp; Non-Goals</w:t>
       </w:r>
     </w:p>
@@ -6933,12 +6992,12 @@
       <w:tblPr>
         <w:tblW w:w="10240" w:type="dxa"/>
         <w:tblBorders>
-          <w:top w:val="single" w:color="auto" w:sz="4" w:space="0"/>
-          <w:left w:val="single" w:color="auto" w:sz="4" w:space="0"/>
-          <w:bottom w:val="single" w:color="auto" w:sz="4" w:space="0"/>
-          <w:right w:val="single" w:color="auto" w:sz="4" w:space="0"/>
-          <w:insideH w:val="single" w:color="auto" w:sz="4" w:space="0"/>
-          <w:insideV w:val="single" w:color="auto" w:sz="4" w:space="0"/>
+          <w:top w:val="single" w:sz="4" w:space="0" w:color="auto"/>
+          <w:left w:val="single" w:sz="4" w:space="0" w:color="auto"/>
+          <w:bottom w:val="single" w:sz="4" w:space="0" w:color="auto"/>
+          <w:right w:val="single" w:sz="4" w:space="0" w:color="auto"/>
+          <w:insideH w:val="single" w:sz="4" w:space="0" w:color="auto"/>
+          <w:insideV w:val="single" w:sz="4" w:space="0" w:color="auto"/>
         </w:tblBorders>
         <w:tblCellMar>
           <w:left w:w="10" w:type="dxa"/>
@@ -6959,10 +7018,10 @@
           <w:tcPr>
             <w:tcW w:w="5120" w:type="dxa"/>
             <w:tcBorders>
-              <w:top w:val="single" w:color="D9D9D9" w:sz="2" w:space="0"/>
-              <w:left w:val="single" w:color="D9D9D9" w:sz="2" w:space="0"/>
-              <w:bottom w:val="single" w:color="D9D9D9" w:sz="2" w:space="0"/>
-              <w:right w:val="single" w:color="D9D9D9" w:sz="2" w:space="0"/>
+              <w:top w:val="single" w:sz="2" w:space="0" w:color="D9D9D9"/>
+              <w:left w:val="single" w:sz="2" w:space="0" w:color="D9D9D9"/>
+              <w:bottom w:val="single" w:sz="2" w:space="0" w:color="D9D9D9"/>
+              <w:right w:val="single" w:sz="2" w:space="0" w:color="D9D9D9"/>
             </w:tcBorders>
             <w:shd w:val="clear" w:color="auto" w:fill="1F3864"/>
             <w:tcMar>
@@ -6991,10 +7050,10 @@
           <w:tcPr>
             <w:tcW w:w="5120" w:type="dxa"/>
             <w:tcBorders>
-              <w:top w:val="single" w:color="D9D9D9" w:sz="2" w:space="0"/>
-              <w:left w:val="single" w:color="D9D9D9" w:sz="2" w:space="0"/>
-              <w:bottom w:val="single" w:color="D9D9D9" w:sz="2" w:space="0"/>
-              <w:right w:val="single" w:color="D9D9D9" w:sz="2" w:space="0"/>
+              <w:top w:val="single" w:sz="2" w:space="0" w:color="D9D9D9"/>
+              <w:left w:val="single" w:sz="2" w:space="0" w:color="D9D9D9"/>
+              <w:bottom w:val="single" w:sz="2" w:space="0" w:color="D9D9D9"/>
+              <w:right w:val="single" w:sz="2" w:space="0" w:color="D9D9D9"/>
             </w:tcBorders>
             <w:shd w:val="clear" w:color="auto" w:fill="1F3864"/>
             <w:tcMar>
@@ -7028,10 +7087,10 @@
           <w:tcPr>
             <w:tcW w:w="5120" w:type="dxa"/>
             <w:tcBorders>
-              <w:top w:val="single" w:color="D9D9D9" w:sz="2" w:space="0"/>
-              <w:left w:val="single" w:color="D9D9D9" w:sz="2" w:space="0"/>
-              <w:bottom w:val="single" w:color="D9D9D9" w:sz="2" w:space="0"/>
-              <w:right w:val="single" w:color="D9D9D9" w:sz="2" w:space="0"/>
+              <w:top w:val="single" w:sz="2" w:space="0" w:color="D9D9D9"/>
+              <w:left w:val="single" w:sz="2" w:space="0" w:color="D9D9D9"/>
+              <w:bottom w:val="single" w:sz="2" w:space="0" w:color="D9D9D9"/>
+              <w:right w:val="single" w:sz="2" w:space="0" w:color="D9D9D9"/>
             </w:tcBorders>
             <w:shd w:val="clear" w:color="auto" w:fill="FFFFFF"/>
             <w:tcMar>
@@ -7057,10 +7116,10 @@
           <w:tcPr>
             <w:tcW w:w="5120" w:type="dxa"/>
             <w:tcBorders>
-              <w:top w:val="single" w:color="D9D9D9" w:sz="2" w:space="0"/>
-              <w:left w:val="single" w:color="D9D9D9" w:sz="2" w:space="0"/>
-              <w:bottom w:val="single" w:color="D9D9D9" w:sz="2" w:space="0"/>
-              <w:right w:val="single" w:color="D9D9D9" w:sz="2" w:space="0"/>
+              <w:top w:val="single" w:sz="2" w:space="0" w:color="D9D9D9"/>
+              <w:left w:val="single" w:sz="2" w:space="0" w:color="D9D9D9"/>
+              <w:bottom w:val="single" w:sz="2" w:space="0" w:color="D9D9D9"/>
+              <w:right w:val="single" w:sz="2" w:space="0" w:color="D9D9D9"/>
             </w:tcBorders>
             <w:shd w:val="clear" w:color="auto" w:fill="FFFFFF"/>
             <w:tcMar>
@@ -7091,10 +7150,10 @@
           <w:tcPr>
             <w:tcW w:w="5120" w:type="dxa"/>
             <w:tcBorders>
-              <w:top w:val="single" w:color="D9D9D9" w:sz="2" w:space="0"/>
-              <w:left w:val="single" w:color="D9D9D9" w:sz="2" w:space="0"/>
-              <w:bottom w:val="single" w:color="D9D9D9" w:sz="2" w:space="0"/>
-              <w:right w:val="single" w:color="D9D9D9" w:sz="2" w:space="0"/>
+              <w:top w:val="single" w:sz="2" w:space="0" w:color="D9D9D9"/>
+              <w:left w:val="single" w:sz="2" w:space="0" w:color="D9D9D9"/>
+              <w:bottom w:val="single" w:sz="2" w:space="0" w:color="D9D9D9"/>
+              <w:right w:val="single" w:sz="2" w:space="0" w:color="D9D9D9"/>
             </w:tcBorders>
             <w:shd w:val="clear" w:color="auto" w:fill="F5F8FB"/>
             <w:tcMar>
@@ -7120,10 +7179,10 @@
           <w:tcPr>
             <w:tcW w:w="5120" w:type="dxa"/>
             <w:tcBorders>
-              <w:top w:val="single" w:color="D9D9D9" w:sz="2" w:space="0"/>
-              <w:left w:val="single" w:color="D9D9D9" w:sz="2" w:space="0"/>
-              <w:bottom w:val="single" w:color="D9D9D9" w:sz="2" w:space="0"/>
-              <w:right w:val="single" w:color="D9D9D9" w:sz="2" w:space="0"/>
+              <w:top w:val="single" w:sz="2" w:space="0" w:color="D9D9D9"/>
+              <w:left w:val="single" w:sz="2" w:space="0" w:color="D9D9D9"/>
+              <w:bottom w:val="single" w:sz="2" w:space="0" w:color="D9D9D9"/>
+              <w:right w:val="single" w:sz="2" w:space="0" w:color="D9D9D9"/>
             </w:tcBorders>
             <w:shd w:val="clear" w:color="auto" w:fill="F5F8FB"/>
             <w:tcMar>
@@ -7154,10 +7213,10 @@
           <w:tcPr>
             <w:tcW w:w="5120" w:type="dxa"/>
             <w:tcBorders>
-              <w:top w:val="single" w:color="D9D9D9" w:sz="2" w:space="0"/>
-              <w:left w:val="single" w:color="D9D9D9" w:sz="2" w:space="0"/>
-              <w:bottom w:val="single" w:color="D9D9D9" w:sz="2" w:space="0"/>
-              <w:right w:val="single" w:color="D9D9D9" w:sz="2" w:space="0"/>
+              <w:top w:val="single" w:sz="2" w:space="0" w:color="D9D9D9"/>
+              <w:left w:val="single" w:sz="2" w:space="0" w:color="D9D9D9"/>
+              <w:bottom w:val="single" w:sz="2" w:space="0" w:color="D9D9D9"/>
+              <w:right w:val="single" w:sz="2" w:space="0" w:color="D9D9D9"/>
             </w:tcBorders>
             <w:shd w:val="clear" w:color="auto" w:fill="FFFFFF"/>
             <w:tcMar>
@@ -7183,10 +7242,10 @@
           <w:tcPr>
             <w:tcW w:w="5120" w:type="dxa"/>
             <w:tcBorders>
-              <w:top w:val="single" w:color="D9D9D9" w:sz="2" w:space="0"/>
-              <w:left w:val="single" w:color="D9D9D9" w:sz="2" w:space="0"/>
-              <w:bottom w:val="single" w:color="D9D9D9" w:sz="2" w:space="0"/>
-              <w:right w:val="single" w:color="D9D9D9" w:sz="2" w:space="0"/>
+              <w:top w:val="single" w:sz="2" w:space="0" w:color="D9D9D9"/>
+              <w:left w:val="single" w:sz="2" w:space="0" w:color="D9D9D9"/>
+              <w:bottom w:val="single" w:sz="2" w:space="0" w:color="D9D9D9"/>
+              <w:right w:val="single" w:sz="2" w:space="0" w:color="D9D9D9"/>
             </w:tcBorders>
             <w:shd w:val="clear" w:color="auto" w:fill="FFFFFF"/>
             <w:tcMar>
@@ -7226,12 +7285,12 @@
       <w:tblPr>
         <w:tblW w:w="10240" w:type="dxa"/>
         <w:tblBorders>
-          <w:top w:val="single" w:color="auto" w:sz="4" w:space="0"/>
-          <w:left w:val="single" w:color="auto" w:sz="4" w:space="0"/>
-          <w:bottom w:val="single" w:color="auto" w:sz="4" w:space="0"/>
-          <w:right w:val="single" w:color="auto" w:sz="4" w:space="0"/>
-          <w:insideH w:val="single" w:color="auto" w:sz="4" w:space="0"/>
-          <w:insideV w:val="single" w:color="auto" w:sz="4" w:space="0"/>
+          <w:top w:val="single" w:sz="4" w:space="0" w:color="auto"/>
+          <w:left w:val="single" w:sz="4" w:space="0" w:color="auto"/>
+          <w:bottom w:val="single" w:sz="4" w:space="0" w:color="auto"/>
+          <w:right w:val="single" w:sz="4" w:space="0" w:color="auto"/>
+          <w:insideH w:val="single" w:sz="4" w:space="0" w:color="auto"/>
+          <w:insideV w:val="single" w:sz="4" w:space="0" w:color="auto"/>
         </w:tblBorders>
         <w:tblCellMar>
           <w:left w:w="10" w:type="dxa"/>
@@ -7250,10 +7309,10 @@
           <w:tcPr>
             <w:tcW w:w="10240" w:type="dxa"/>
             <w:tcBorders>
-              <w:top w:val="single" w:color="2E75B6" w:sz="4" w:space="0"/>
-              <w:left w:val="single" w:color="2E75B6" w:sz="4" w:space="0"/>
-              <w:bottom w:val="single" w:color="2E75B6" w:sz="4" w:space="0"/>
-              <w:right w:val="single" w:color="2E75B6" w:sz="4" w:space="0"/>
+              <w:top w:val="single" w:sz="4" w:space="0" w:color="2E75B6"/>
+              <w:left w:val="single" w:sz="4" w:space="0" w:color="2E75B6"/>
+              <w:bottom w:val="single" w:sz="4" w:space="0" w:color="2E75B6"/>
+              <w:right w:val="single" w:sz="4" w:space="0" w:color="2E75B6"/>
             </w:tcBorders>
             <w:shd w:val="clear" w:color="auto" w:fill="EAF1F8"/>
             <w:tcMar>
@@ -7296,7 +7355,7 @@
     </w:p>
     <w:p/>
     <w:sectPr>
-      <w:pgSz w:w="12240" w:h="15840" w:orient="portrait"/>
+      <w:pgSz w:w="12240" w:h="15840"/>
       <w:pgMar w:top="1440" w:right="1440" w:bottom="1440" w:left="1440" w:header="720" w:footer="720" w:gutter="0"/>
       <w:cols w:space="720"/>
       <w:docGrid w:linePitch="360"/>
@@ -7306,8 +7365,8 @@
 </file>
 
 <file path=word/comments.xml><?xml version="1.0" encoding="utf-8"?>
-<w:comments xmlns:wpc="http://schemas.microsoft.com/office/word/2010/wordprocessingCanvas" xmlns:cx="http://schemas.microsoft.com/office/drawing/2014/chartex" xmlns:cx1="http://schemas.microsoft.com/office/drawing/2015/9/8/chartex" xmlns:cx2="http://schemas.microsoft.com/office/drawing/2015/10/21/chartex" xmlns:cx3="http://schemas.microsoft.com/office/drawing/2016/5/9/chartex" xmlns:cx4="http://schemas.microsoft.com/office/drawing/2016/5/10/chartex" xmlns:cx5="http://schemas.microsoft.com/office/drawing/2016/5/11/chartex" xmlns:cx6="http://schemas.microsoft.com/office/drawing/2016/5/12/chartex" xmlns:cx7="http://schemas.microsoft.com/office/drawing/2016/5/13/chartex" xmlns:cx8="http://schemas.microsoft.com/office/drawing/2016/5/14/chartex" xmlns:mc="http://schemas.openxmlformats.org/markup-compatibility/2006" xmlns:aink="http://schemas.microsoft.com/office/drawing/2016/ink" xmlns:am3d="http://schemas.microsoft.com/office/drawing/2017/model3d" xmlns:o="urn:schemas-microsoft-com:office:office" xmlns:oel="http://schemas.microsoft.com/office/2019/extlst" xmlns:r="http://schemas.openxmlformats.org/officeDocument/2006/relationships" xmlns:m="http://schemas.openxmlformats.org/officeDocument/2006/math" xmlns:v="urn:schemas-microsoft-com:vml" xmlns:wp14="http://schemas.microsoft.com/office/word/2010/wordprocessingDrawing" xmlns:wp="http://schemas.openxmlformats.org/drawingml/2006/wordprocessingDrawing" xmlns:w10="urn:schemas-microsoft-com:office:word" xmlns:w="http://schemas.openxmlformats.org/wordprocessingml/2006/main" xmlns:w14="http://schemas.microsoft.com/office/word/2010/wordml" xmlns:w15="http://schemas.microsoft.com/office/word/2012/wordml" xmlns:w16cex="http://schemas.microsoft.com/office/word/2018/wordml/cex" xmlns:w16cid="http://schemas.microsoft.com/office/word/2016/wordml/cid" xmlns:w16="http://schemas.microsoft.com/office/word/2018/wordml" xmlns:w16du="http://schemas.microsoft.com/office/word/2023/wordml/word16du" xmlns:w16sdtdh="http://schemas.microsoft.com/office/word/2020/wordml/sdtdatahash" xmlns:w16sdtfl="http://schemas.microsoft.com/office/word/2024/wordml/sdtformatlock" xmlns:w16se="http://schemas.microsoft.com/office/word/2015/wordml/symex" xmlns:wpg="http://schemas.microsoft.com/office/word/2010/wordprocessingGroup" xmlns:wpi="http://schemas.microsoft.com/office/word/2010/wordprocessingInk" xmlns:wne="http://schemas.microsoft.com/office/word/2006/wordml" xmlns:wps="http://schemas.microsoft.com/office/word/2010/wordprocessingShape" mc:Ignorable="w14 w15 w16se w16cid w16 w16cex w16sdtdh w16sdtfl w16du wp14">
-  <w:comment w:initials="CT" w:author="Chinmay Tyagi" w:date="2026-07-13T17:12:00Z" w:id="0">
+<w:comments xmlns:wpc="http://schemas.microsoft.com/office/word/2010/wordprocessingCanvas" xmlns:cx="http://schemas.microsoft.com/office/drawing/2014/chartex" xmlns:cx1="http://schemas.microsoft.com/office/drawing/2015/9/8/chartex" xmlns:cx2="http://schemas.microsoft.com/office/drawing/2015/10/21/chartex" xmlns:cx3="http://schemas.microsoft.com/office/drawing/2016/5/9/chartex" xmlns:cx4="http://schemas.microsoft.com/office/drawing/2016/5/10/chartex" xmlns:cx5="http://schemas.microsoft.com/office/drawing/2016/5/11/chartex" xmlns:cx6="http://schemas.microsoft.com/office/drawing/2016/5/12/chartex" xmlns:cx7="http://schemas.microsoft.com/office/drawing/2016/5/13/chartex" xmlns:cx8="http://schemas.microsoft.com/office/drawing/2016/5/14/chartex" xmlns:mc="http://schemas.openxmlformats.org/markup-compatibility/2006" xmlns:aink="http://schemas.microsoft.com/office/drawing/2016/ink" xmlns:am3d="http://schemas.microsoft.com/office/drawing/2017/model3d" xmlns:o="urn:schemas-microsoft-com:office:office" xmlns:oel="http://schemas.microsoft.com/office/2019/extlst" xmlns:r="http://schemas.openxmlformats.org/officeDocument/2006/relationships" xmlns:m="http://schemas.openxmlformats.org/officeDocument/2006/math" xmlns:v="urn:schemas-microsoft-com:vml" xmlns:wp14="http://schemas.microsoft.com/office/word/2010/wordprocessingDrawing" xmlns:wp="http://schemas.openxmlformats.org/drawingml/2006/wordprocessingDrawing" xmlns:w10="urn:schemas-microsoft-com:office:word" xmlns:w="http://schemas.openxmlformats.org/wordprocessingml/2006/main" xmlns:w14="http://schemas.microsoft.com/office/word/2010/wordml" xmlns:w15="http://schemas.microsoft.com/office/word/2012/wordml" xmlns:w16cei="http://schemas.microsoft.com/office/word/2026/wordml/cei" xmlns:w16cex="http://schemas.microsoft.com/office/word/2018/wordml/cex" xmlns:w16cid="http://schemas.microsoft.com/office/word/2016/wordml/cid" xmlns:w16="http://schemas.microsoft.com/office/word/2018/wordml" xmlns:w16du="http://schemas.microsoft.com/office/word/2023/wordml/word16du" xmlns:w16sdtdh="http://schemas.microsoft.com/office/word/2020/wordml/sdtdatahash" xmlns:w16sdtfl="http://schemas.microsoft.com/office/word/2024/wordml/sdtformatlock" xmlns:w16se="http://schemas.microsoft.com/office/word/2015/wordml/symex" xmlns:wpg="http://schemas.microsoft.com/office/word/2010/wordprocessingGroup" xmlns:wpi="http://schemas.microsoft.com/office/word/2010/wordprocessingInk" xmlns:wne="http://schemas.microsoft.com/office/word/2006/wordml" xmlns:wps="http://schemas.microsoft.com/office/word/2010/wordprocessingShape" mc:Ignorable="w14 w15 w16se w16cid w16 w16cex w16sdtdh w16sdtfl w16du wp14">
+  <w:comment w:id="0" w:author="Chinmay Tyagi" w:date="2026-07-13T17:12:00Z" w:initials="CT">
     <w:p>
       <w:pPr>
         <w:pStyle w:val="CommentText"/>
@@ -7323,7 +7382,7 @@
       </w:r>
     </w:p>
   </w:comment>
-  <w:comment w:initials="SW" w:author="Sihui Wang" w:date="2026-07-10T14:00:00Z" w:id="1">
+  <w:comment w:id="1" w:author="Sihui Wang" w:date="2026-07-10T14:00:00Z" w:initials="SW">
     <w:p>
       <w:r>
         <w:annotationRef/>
@@ -7333,7 +7392,39 @@
       </w:r>
     </w:p>
   </w:comment>
-  <w:comment w:initials="SW" w:author="Sihui Wang" w:date="2026-07-10T13:58:00Z" w:id="2">
+  <w:comment w:id="2" w:author="Jialin Song" w:date="2026-07-16T10:48:00Z" w:initials="JS">
+    <w:p>
+      <w:pPr>
+        <w:pStyle w:val="CommentText"/>
+      </w:pPr>
+      <w:r>
+        <w:rPr>
+          <w:rStyle w:val="CommentReference"/>
+        </w:rPr>
+        <w:annotationRef/>
+      </w:r>
+      <w:r>
+        <w:t>Need a systematic way to define the shape drift</w:t>
+      </w:r>
+    </w:p>
+  </w:comment>
+  <w:comment w:id="4" w:author="Jialin Song" w:date="2026-07-16T10:45:00Z" w:initials="JS">
+    <w:p>
+      <w:pPr>
+        <w:pStyle w:val="CommentText"/>
+      </w:pPr>
+      <w:r>
+        <w:rPr>
+          <w:rStyle w:val="CommentReference"/>
+        </w:rPr>
+        <w:annotationRef/>
+      </w:r>
+      <w:r>
+        <w:t xml:space="preserve">We need this for Capwat planning. An automated approach would be helpful. Instead of a total weighted score, it would be good to have this metric (and underlying data) output separately </w:t>
+      </w:r>
+    </w:p>
+  </w:comment>
+  <w:comment w:id="3" w:author="Sihui Wang" w:date="2026-07-10T13:58:00Z" w:initials="SW">
     <w:p>
       <w:r>
         <w:annotationRef/>
@@ -7343,7 +7434,7 @@
       </w:r>
     </w:p>
   </w:comment>
-  <w:comment w:initials="SW" w:author="Sihui Wang" w:date="2026-07-10T13:57:00Z" w:id="3">
+  <w:comment w:id="5" w:author="Sihui Wang" w:date="2026-07-10T13:57:00Z" w:initials="SW">
     <w:p>
       <w:r>
         <w:annotationRef/>
@@ -7353,7 +7444,7 @@
       </w:r>
     </w:p>
   </w:comment>
-  <w:comment w:initials="SW" w:author="Sihui Wang" w:date="2026-07-10T14:05:00Z" w:id="4">
+  <w:comment w:id="6" w:author="Sihui Wang" w:date="2026-07-10T14:05:00Z" w:initials="SW">
     <w:p>
       <w:r>
         <w:annotationRef/>
@@ -7369,7 +7460,7 @@
       </w:r>
     </w:p>
   </w:comment>
-  <w:comment w:initials="CT" w:author="Chinmay Tyagi" w:date="2026-07-13T17:22:00Z" w:id="5">
+  <w:comment w:id="7" w:author="Chinmay Tyagi" w:date="2026-07-13T17:22:00Z" w:initials="CT">
     <w:p>
       <w:pPr>
         <w:pStyle w:val="CommentText"/>
@@ -7385,7 +7476,7 @@
       </w:r>
     </w:p>
   </w:comment>
-  <w:comment w:initials="CT" w:author="Chinmay Tyagi" w:date="2026-07-13T17:22:00Z" w:id="6">
+  <w:comment w:id="8" w:author="Chinmay Tyagi" w:date="2026-07-13T17:22:00Z" w:initials="CT">
     <w:p>
       <w:pPr>
         <w:pStyle w:val="CommentText"/>
@@ -7401,7 +7492,23 @@
       </w:r>
     </w:p>
   </w:comment>
-  <w:comment w:initials="CT" w:author="Chinmay Tyagi" w:date="2026-07-13T17:22:00Z" w:id="7">
+  <w:comment w:id="9" w:author="Chinmay Tyagi" w:date="2026-07-13T17:23:00Z" w:initials="CT">
+    <w:p>
+      <w:pPr>
+        <w:pStyle w:val="CommentText"/>
+      </w:pPr>
+      <w:r>
+        <w:rPr>
+          <w:rStyle w:val="CommentReference"/>
+        </w:rPr>
+        <w:annotationRef/>
+      </w:r>
+      <w:r>
+        <w:t>HDD-EDB Enterprise, HDD-EDB Consumer</w:t>
+      </w:r>
+    </w:p>
+  </w:comment>
+  <w:comment w:id="10" w:author="Chinmay Tyagi" w:date="2026-07-13T17:22:00Z" w:initials="CT">
     <w:p>
       <w:pPr>
         <w:pStyle w:val="CommentText"/>
@@ -7417,24 +7524,8 @@
       </w:r>
     </w:p>
   </w:comment>
-  <w:comment xmlns:w="http://schemas.openxmlformats.org/wordprocessingml/2006/main" w:initials="CT" w:author="Chinmay Tyagi" w:date="2026-07-13T17:23:02" w:id="1725107268">
-    <w:p xmlns:w14="http://schemas.microsoft.com/office/word/2010/wordml" xmlns:w="http://schemas.openxmlformats.org/wordprocessingml/2006/main">
-      <w:pPr>
-        <w:pStyle w:val="CommentText"/>
-      </w:pPr>
-      <w:r>
-        <w:rPr>
-          <w:rStyle w:val="CommentReference"/>
-        </w:rPr>
-        <w:annotationRef/>
-      </w:r>
-      <w:r>
-        <w:t>HDD-EDB Enterprise, HDD-EDB Consumer</w:t>
-      </w:r>
-    </w:p>
-  </w:comment>
-  <w:comment xmlns:w="http://schemas.openxmlformats.org/wordprocessingml/2006/main" w:initials="CT" w:author="Chinmay Tyagi" w:date="2026-07-13T17:23:13" w:id="317227020">
-    <w:p xmlns:w14="http://schemas.microsoft.com/office/word/2010/wordml" xmlns:w="http://schemas.openxmlformats.org/wordprocessingml/2006/main">
+  <w:comment w:id="11" w:author="Chinmay Tyagi" w:date="2026-07-13T17:23:00Z" w:initials="CT">
+    <w:p>
       <w:pPr>
         <w:pStyle w:val="CommentText"/>
       </w:pPr>
@@ -7453,52 +7544,58 @@
 </file>
 
 <file path=word/commentsExtended.xml><?xml version="1.0" encoding="utf-8"?>
-<w15:commentsEx xmlns:mc="http://schemas.openxmlformats.org/markup-compatibility/2006" xmlns:w15="http://schemas.microsoft.com/office/word/2012/wordml" mc:Ignorable="w15">
-  <w15:commentEx w15:done="0" w15:paraId="0D0794DA"/>
-  <w15:commentEx w15:done="0" w15:paraId="6F1066BE"/>
-  <w15:commentEx w15:done="0" w15:paraId="2BFD52A6"/>
-  <w15:commentEx w15:done="0" w15:paraId="4CF7B78E"/>
-  <w15:commentEx w15:done="0" w15:paraId="254F3AE0"/>
-  <w15:commentEx w15:done="0" w15:paraId="7E6462E7"/>
-  <w15:commentEx w15:done="0" w15:paraId="33125968" w15:paraIdParent="7E6462E7"/>
-  <w15:commentEx w15:done="0" w15:paraId="3B41B00D"/>
-  <w15:commentEx w15:done="0" w15:paraId="4B0FE727"/>
-  <w15:commentEx w15:done="0" w15:paraId="62BC75B9"/>
+<w15:commentsEx xmlns:wpc="http://schemas.microsoft.com/office/word/2010/wordprocessingCanvas" xmlns:cx="http://schemas.microsoft.com/office/drawing/2014/chartex" xmlns:cx1="http://schemas.microsoft.com/office/drawing/2015/9/8/chartex" xmlns:cx2="http://schemas.microsoft.com/office/drawing/2015/10/21/chartex" xmlns:cx3="http://schemas.microsoft.com/office/drawing/2016/5/9/chartex" xmlns:cx4="http://schemas.microsoft.com/office/drawing/2016/5/10/chartex" xmlns:cx5="http://schemas.microsoft.com/office/drawing/2016/5/11/chartex" xmlns:cx6="http://schemas.microsoft.com/office/drawing/2016/5/12/chartex" xmlns:cx7="http://schemas.microsoft.com/office/drawing/2016/5/13/chartex" xmlns:cx8="http://schemas.microsoft.com/office/drawing/2016/5/14/chartex" xmlns:mc="http://schemas.openxmlformats.org/markup-compatibility/2006" xmlns:aink="http://schemas.microsoft.com/office/drawing/2016/ink" xmlns:am3d="http://schemas.microsoft.com/office/drawing/2017/model3d" xmlns:o="urn:schemas-microsoft-com:office:office" xmlns:oel="http://schemas.microsoft.com/office/2019/extlst" xmlns:r="http://schemas.openxmlformats.org/officeDocument/2006/relationships" xmlns:m="http://schemas.openxmlformats.org/officeDocument/2006/math" xmlns:v="urn:schemas-microsoft-com:vml" xmlns:wp14="http://schemas.microsoft.com/office/word/2010/wordprocessingDrawing" xmlns:wp="http://schemas.openxmlformats.org/drawingml/2006/wordprocessingDrawing" xmlns:w10="urn:schemas-microsoft-com:office:word" xmlns:w="http://schemas.openxmlformats.org/wordprocessingml/2006/main" xmlns:w14="http://schemas.microsoft.com/office/word/2010/wordml" xmlns:w15="http://schemas.microsoft.com/office/word/2012/wordml" xmlns:w16cei="http://schemas.microsoft.com/office/word/2026/wordml/cei" xmlns:w16cex="http://schemas.microsoft.com/office/word/2018/wordml/cex" xmlns:w16cid="http://schemas.microsoft.com/office/word/2016/wordml/cid" xmlns:w16="http://schemas.microsoft.com/office/word/2018/wordml" xmlns:w16du="http://schemas.microsoft.com/office/word/2023/wordml/word16du" xmlns:w16sdtdh="http://schemas.microsoft.com/office/word/2020/wordml/sdtdatahash" xmlns:w16sdtfl="http://schemas.microsoft.com/office/word/2024/wordml/sdtformatlock" xmlns:w16se="http://schemas.microsoft.com/office/word/2015/wordml/symex" xmlns:wpg="http://schemas.microsoft.com/office/word/2010/wordprocessingGroup" xmlns:wpi="http://schemas.microsoft.com/office/word/2010/wordprocessingInk" xmlns:wne="http://schemas.microsoft.com/office/word/2006/wordml" xmlns:wps="http://schemas.microsoft.com/office/word/2010/wordprocessingShape" mc:Ignorable="w14 w15 w16se w16cid w16 w16cex w16sdtdh w16sdtfl w16du wp14">
+  <w15:commentEx w15:paraId="0D0794DA" w15:done="0"/>
+  <w15:commentEx w15:paraId="6F1066BE" w15:done="0"/>
+  <w15:commentEx w15:paraId="66227D8C" w15:done="0"/>
+  <w15:commentEx w15:paraId="201CE336" w15:done="0"/>
+  <w15:commentEx w15:paraId="2BFD52A6" w15:done="0"/>
+  <w15:commentEx w15:paraId="4CF7B78E" w15:done="0"/>
+  <w15:commentEx w15:paraId="254F3AE0" w15:done="0"/>
+  <w15:commentEx w15:paraId="7E6462E7" w15:done="0"/>
+  <w15:commentEx w15:paraId="33125968" w15:paraIdParent="7E6462E7" w15:done="0"/>
+  <w15:commentEx w15:paraId="4B0FE727" w15:done="0"/>
+  <w15:commentEx w15:paraId="3B41B00D" w15:done="0"/>
+  <w15:commentEx w15:paraId="62BC75B9" w15:done="0"/>
 </w15:commentsEx>
 </file>
 
 <file path=word/commentsExtensible.xml><?xml version="1.0" encoding="utf-8"?>
-<w16cex:commentsExtensible xmlns:w16="http://schemas.microsoft.com/office/word/2018/wordml" xmlns:w16cex="http://schemas.microsoft.com/office/word/2018/wordml/cex" xmlns:mc="http://schemas.openxmlformats.org/markup-compatibility/2006" mc:Ignorable="w16 w16cex">
+<w16cex:commentsExtensible xmlns:wpc="http://schemas.microsoft.com/office/word/2010/wordprocessingCanvas" xmlns:cx="http://schemas.microsoft.com/office/drawing/2014/chartex" xmlns:cx1="http://schemas.microsoft.com/office/drawing/2015/9/8/chartex" xmlns:cx2="http://schemas.microsoft.com/office/drawing/2015/10/21/chartex" xmlns:cx3="http://schemas.microsoft.com/office/drawing/2016/5/9/chartex" xmlns:cx4="http://schemas.microsoft.com/office/drawing/2016/5/10/chartex" xmlns:cx5="http://schemas.microsoft.com/office/drawing/2016/5/11/chartex" xmlns:cx6="http://schemas.microsoft.com/office/drawing/2016/5/12/chartex" xmlns:cx7="http://schemas.microsoft.com/office/drawing/2016/5/13/chartex" xmlns:cx8="http://schemas.microsoft.com/office/drawing/2016/5/14/chartex" xmlns:cr="http://schemas.microsoft.com/office/comments/2020/reactions" xmlns:mc="http://schemas.openxmlformats.org/markup-compatibility/2006" xmlns:aink="http://schemas.microsoft.com/office/drawing/2016/ink" xmlns:am3d="http://schemas.microsoft.com/office/drawing/2017/model3d" xmlns:o="urn:schemas-microsoft-com:office:office" xmlns:oel="http://schemas.microsoft.com/office/2019/extlst" xmlns:r="http://schemas.openxmlformats.org/officeDocument/2006/relationships" xmlns:m="http://schemas.openxmlformats.org/officeDocument/2006/math" xmlns:v="urn:schemas-microsoft-com:vml" xmlns:wp14="http://schemas.microsoft.com/office/word/2010/wordprocessingDrawing" xmlns:wp="http://schemas.openxmlformats.org/drawingml/2006/wordprocessingDrawing" xmlns:w10="urn:schemas-microsoft-com:office:word" xmlns:w="http://schemas.openxmlformats.org/wordprocessingml/2006/main" xmlns:w14="http://schemas.microsoft.com/office/word/2010/wordml" xmlns:w15="http://schemas.microsoft.com/office/word/2012/wordml" xmlns:w16cei="http://schemas.microsoft.com/office/word/2026/wordml/cei" xmlns:w16cex="http://schemas.microsoft.com/office/word/2018/wordml/cex" xmlns:w16cid="http://schemas.microsoft.com/office/word/2016/wordml/cid" xmlns:w16="http://schemas.microsoft.com/office/word/2018/wordml" xmlns:w16du="http://schemas.microsoft.com/office/word/2023/wordml/word16du" xmlns:w16sdtdh="http://schemas.microsoft.com/office/word/2020/wordml/sdtdatahash" xmlns:w16sdtfl="http://schemas.microsoft.com/office/word/2024/wordml/sdtformatlock" xmlns:w16se="http://schemas.microsoft.com/office/word/2015/wordml/symex" xmlns:wpg="http://schemas.microsoft.com/office/word/2010/wordprocessingGroup" xmlns:wpi="http://schemas.microsoft.com/office/word/2010/wordprocessingInk" xmlns:wne="http://schemas.microsoft.com/office/word/2006/wordml" xmlns:wps="http://schemas.microsoft.com/office/word/2010/wordprocessingShape" mc:Ignorable="w14 w15 w16se w16cid w16 w16cex w16sdtdh w16sdtfl cr w16du wp14">
   <w16cex:commentExtensible w16cex:durableId="48C9052D" w16cex:dateUtc="2026-07-14T00:12:00Z"/>
   <w16cex:commentExtensible w16cex:durableId="7C5255D7" w16cex:dateUtc="2026-07-10T21:00:00Z"/>
+  <w16cex:commentExtensible w16cex:durableId="5D9294BD" w16cex:dateUtc="2026-07-16T17:48:00Z"/>
+  <w16cex:commentExtensible w16cex:durableId="3F97CAC4" w16cex:dateUtc="2026-07-16T17:45:00Z"/>
   <w16cex:commentExtensible w16cex:durableId="2C3D3A3C" w16cex:dateUtc="2026-07-10T20:58:00Z"/>
   <w16cex:commentExtensible w16cex:durableId="575BCFA0" w16cex:dateUtc="2026-07-10T20:57:00Z"/>
   <w16cex:commentExtensible w16cex:durableId="556DBA37" w16cex:dateUtc="2026-07-10T21:05:00Z"/>
   <w16cex:commentExtensible w16cex:durableId="58A436B4" w16cex:dateUtc="2026-07-14T00:22:00Z"/>
   <w16cex:commentExtensible w16cex:durableId="0170D824" w16cex:dateUtc="2026-07-14T00:22:00Z"/>
+  <w16cex:commentExtensible w16cex:durableId="0E7FE899" w16cex:dateUtc="2026-07-14T00:23:00Z"/>
   <w16cex:commentExtensible w16cex:durableId="5B43E270" w16cex:dateUtc="2026-07-14T00:22:00Z"/>
-  <w16cex:commentExtensible w16cex:durableId="0E7FE899" w16cex:dateUtc="2026-07-14T00:23:02.64Z"/>
-  <w16cex:commentExtensible w16cex:durableId="53600CBA" w16cex:dateUtc="2026-07-14T00:23:13.659Z"/>
+  <w16cex:commentExtensible w16cex:durableId="53600CBA" w16cex:dateUtc="2026-07-14T00:23:00Z"/>
 </w16cex:commentsExtensible>
 </file>
 
 <file path=word/commentsIds.xml><?xml version="1.0" encoding="utf-8"?>
-<w16cid:commentsIds xmlns:mc="http://schemas.openxmlformats.org/markup-compatibility/2006" xmlns:w16cid="http://schemas.microsoft.com/office/word/2016/wordml/cid" mc:Ignorable="w16cid">
+<w16cid:commentsIds xmlns:wpc="http://schemas.microsoft.com/office/word/2010/wordprocessingCanvas" xmlns:cx="http://schemas.microsoft.com/office/drawing/2014/chartex" xmlns:cx1="http://schemas.microsoft.com/office/drawing/2015/9/8/chartex" xmlns:cx2="http://schemas.microsoft.com/office/drawing/2015/10/21/chartex" xmlns:cx3="http://schemas.microsoft.com/office/drawing/2016/5/9/chartex" xmlns:cx4="http://schemas.microsoft.com/office/drawing/2016/5/10/chartex" xmlns:cx5="http://schemas.microsoft.com/office/drawing/2016/5/11/chartex" xmlns:cx6="http://schemas.microsoft.com/office/drawing/2016/5/12/chartex" xmlns:cx7="http://schemas.microsoft.com/office/drawing/2016/5/13/chartex" xmlns:cx8="http://schemas.microsoft.com/office/drawing/2016/5/14/chartex" xmlns:mc="http://schemas.openxmlformats.org/markup-compatibility/2006" xmlns:aink="http://schemas.microsoft.com/office/drawing/2016/ink" xmlns:am3d="http://schemas.microsoft.com/office/drawing/2017/model3d" xmlns:o="urn:schemas-microsoft-com:office:office" xmlns:oel="http://schemas.microsoft.com/office/2019/extlst" xmlns:r="http://schemas.openxmlformats.org/officeDocument/2006/relationships" xmlns:m="http://schemas.openxmlformats.org/officeDocument/2006/math" xmlns:v="urn:schemas-microsoft-com:vml" xmlns:wp14="http://schemas.microsoft.com/office/word/2010/wordprocessingDrawing" xmlns:wp="http://schemas.openxmlformats.org/drawingml/2006/wordprocessingDrawing" xmlns:w10="urn:schemas-microsoft-com:office:word" xmlns:w="http://schemas.openxmlformats.org/wordprocessingml/2006/main" xmlns:w14="http://schemas.microsoft.com/office/word/2010/wordml" xmlns:w15="http://schemas.microsoft.com/office/word/2012/wordml" xmlns:w16cei="http://schemas.microsoft.com/office/word/2026/wordml/cei" xmlns:w16cex="http://schemas.microsoft.com/office/word/2018/wordml/cex" xmlns:w16cid="http://schemas.microsoft.com/office/word/2016/wordml/cid" xmlns:w16="http://schemas.microsoft.com/office/word/2018/wordml" xmlns:w16du="http://schemas.microsoft.com/office/word/2023/wordml/word16du" xmlns:w16sdtdh="http://schemas.microsoft.com/office/word/2020/wordml/sdtdatahash" xmlns:w16sdtfl="http://schemas.microsoft.com/office/word/2024/wordml/sdtformatlock" xmlns:w16se="http://schemas.microsoft.com/office/word/2015/wordml/symex" xmlns:wpg="http://schemas.microsoft.com/office/word/2010/wordprocessingGroup" xmlns:wpi="http://schemas.microsoft.com/office/word/2010/wordprocessingInk" xmlns:wne="http://schemas.microsoft.com/office/word/2006/wordml" xmlns:wps="http://schemas.microsoft.com/office/word/2010/wordprocessingShape" mc:Ignorable="w14 w15 w16se w16cid w16 w16cex w16sdtdh w16sdtfl w16du wp14">
   <w16cid:commentId w16cid:paraId="0D0794DA" w16cid:durableId="48C9052D"/>
   <w16cid:commentId w16cid:paraId="6F1066BE" w16cid:durableId="7C5255D7"/>
+  <w16cid:commentId w16cid:paraId="66227D8C" w16cid:durableId="5D9294BD"/>
+  <w16cid:commentId w16cid:paraId="201CE336" w16cid:durableId="3F97CAC4"/>
   <w16cid:commentId w16cid:paraId="2BFD52A6" w16cid:durableId="2C3D3A3C"/>
   <w16cid:commentId w16cid:paraId="4CF7B78E" w16cid:durableId="575BCFA0"/>
   <w16cid:commentId w16cid:paraId="254F3AE0" w16cid:durableId="556DBA37"/>
   <w16cid:commentId w16cid:paraId="7E6462E7" w16cid:durableId="58A436B4"/>
   <w16cid:commentId w16cid:paraId="33125968" w16cid:durableId="0170D824"/>
+  <w16cid:commentId w16cid:paraId="4B0FE727" w16cid:durableId="0E7FE899"/>
   <w16cid:commentId w16cid:paraId="3B41B00D" w16cid:durableId="5B43E270"/>
-  <w16cid:commentId w16cid:paraId="4B0FE727" w16cid:durableId="0E7FE899"/>
   <w16cid:commentId w16cid:paraId="62BC75B9" w16cid:durableId="53600CBA"/>
 </w16cid:commentsIds>
 </file>
 
 <file path=word/numbering.xml><?xml version="1.0" encoding="utf-8"?>
-<w:numbering xmlns:wpc="http://schemas.microsoft.com/office/word/2010/wordprocessingCanvas" xmlns:cx="http://schemas.microsoft.com/office/drawing/2014/chartex" xmlns:cx1="http://schemas.microsoft.com/office/drawing/2015/9/8/chartex" xmlns:cx2="http://schemas.microsoft.com/office/drawing/2015/10/21/chartex" xmlns:cx3="http://schemas.microsoft.com/office/drawing/2016/5/9/chartex" xmlns:cx4="http://schemas.microsoft.com/office/drawing/2016/5/10/chartex" xmlns:cx5="http://schemas.microsoft.com/office/drawing/2016/5/11/chartex" xmlns:cx6="http://schemas.microsoft.com/office/drawing/2016/5/12/chartex" xmlns:cx7="http://schemas.microsoft.com/office/drawing/2016/5/13/chartex" xmlns:cx8="http://schemas.microsoft.com/office/drawing/2016/5/14/chartex" xmlns:mc="http://schemas.openxmlformats.org/markup-compatibility/2006" xmlns:aink="http://schemas.microsoft.com/office/drawing/2016/ink" xmlns:am3d="http://schemas.microsoft.com/office/drawing/2017/model3d" xmlns:o="urn:schemas-microsoft-com:office:office" xmlns:oel="http://schemas.microsoft.com/office/2019/extlst" xmlns:r="http://schemas.openxmlformats.org/officeDocument/2006/relationships" xmlns:m="http://schemas.openxmlformats.org/officeDocument/2006/math" xmlns:v="urn:schemas-microsoft-com:vml" xmlns:wp14="http://schemas.microsoft.com/office/word/2010/wordprocessingDrawing" xmlns:wp="http://schemas.openxmlformats.org/drawingml/2006/wordprocessingDrawing" xmlns:w10="urn:schemas-microsoft-com:office:word" xmlns:w="http://schemas.openxmlformats.org/wordprocessingml/2006/main" xmlns:w14="http://schemas.microsoft.com/office/word/2010/wordml" xmlns:w15="http://schemas.microsoft.com/office/word/2012/wordml" xmlns:w16cex="http://schemas.microsoft.com/office/word/2018/wordml/cex" xmlns:w16cid="http://schemas.microsoft.com/office/word/2016/wordml/cid" xmlns:w16="http://schemas.microsoft.com/office/word/2018/wordml" xmlns:w16du="http://schemas.microsoft.com/office/word/2023/wordml/word16du" xmlns:w16sdtdh="http://schemas.microsoft.com/office/word/2020/wordml/sdtdatahash" xmlns:w16sdtfl="http://schemas.microsoft.com/office/word/2024/wordml/sdtformatlock" xmlns:w16se="http://schemas.microsoft.com/office/word/2015/wordml/symex" xmlns:wpg="http://schemas.microsoft.com/office/word/2010/wordprocessingGroup" xmlns:wpi="http://schemas.microsoft.com/office/word/2010/wordprocessingInk" xmlns:wne="http://schemas.microsoft.com/office/word/2006/wordml" xmlns:wps="http://schemas.microsoft.com/office/word/2010/wordprocessingShape" mc:Ignorable="w14 w15 w16se w16cid w16 w16cex w16sdtdh w16sdtfl w16du wp14">
+<w:numbering xmlns:wpc="http://schemas.microsoft.com/office/word/2010/wordprocessingCanvas" xmlns:cx="http://schemas.microsoft.com/office/drawing/2014/chartex" xmlns:cx1="http://schemas.microsoft.com/office/drawing/2015/9/8/chartex" xmlns:cx2="http://schemas.microsoft.com/office/drawing/2015/10/21/chartex" xmlns:cx3="http://schemas.microsoft.com/office/drawing/2016/5/9/chartex" xmlns:cx4="http://schemas.microsoft.com/office/drawing/2016/5/10/chartex" xmlns:cx5="http://schemas.microsoft.com/office/drawing/2016/5/11/chartex" xmlns:cx6="http://schemas.microsoft.com/office/drawing/2016/5/12/chartex" xmlns:cx7="http://schemas.microsoft.com/office/drawing/2016/5/13/chartex" xmlns:cx8="http://schemas.microsoft.com/office/drawing/2016/5/14/chartex" xmlns:mc="http://schemas.openxmlformats.org/markup-compatibility/2006" xmlns:aink="http://schemas.microsoft.com/office/drawing/2016/ink" xmlns:am3d="http://schemas.microsoft.com/office/drawing/2017/model3d" xmlns:o="urn:schemas-microsoft-com:office:office" xmlns:oel="http://schemas.microsoft.com/office/2019/extlst" xmlns:r="http://schemas.openxmlformats.org/officeDocument/2006/relationships" xmlns:m="http://schemas.openxmlformats.org/officeDocument/2006/math" xmlns:v="urn:schemas-microsoft-com:vml" xmlns:wp14="http://schemas.microsoft.com/office/word/2010/wordprocessingDrawing" xmlns:wp="http://schemas.openxmlformats.org/drawingml/2006/wordprocessingDrawing" xmlns:w10="urn:schemas-microsoft-com:office:word" xmlns:w="http://schemas.openxmlformats.org/wordprocessingml/2006/main" xmlns:w14="http://schemas.microsoft.com/office/word/2010/wordml" xmlns:w15="http://schemas.microsoft.com/office/word/2012/wordml" xmlns:w16cei="http://schemas.microsoft.com/office/word/2026/wordml/cei" xmlns:w16cex="http://schemas.microsoft.com/office/word/2018/wordml/cex" xmlns:w16cid="http://schemas.microsoft.com/office/word/2016/wordml/cid" xmlns:w16="http://schemas.microsoft.com/office/word/2018/wordml" xmlns:w16du="http://schemas.microsoft.com/office/word/2023/wordml/word16du" xmlns:w16sdtdh="http://schemas.microsoft.com/office/word/2020/wordml/sdtdatahash" xmlns:w16sdtfl="http://schemas.microsoft.com/office/word/2024/wordml/sdtformatlock" xmlns:w16se="http://schemas.microsoft.com/office/word/2015/wordml/symex" xmlns:wpg="http://schemas.microsoft.com/office/word/2010/wordprocessingGroup" xmlns:wpi="http://schemas.microsoft.com/office/word/2010/wordprocessingInk" xmlns:wne="http://schemas.microsoft.com/office/word/2006/wordml" xmlns:wps="http://schemas.microsoft.com/office/word/2010/wordprocessingShape" mc:Ignorable="w14 w15 w16se w16cid w16 w16cex w16sdtdh w16sdtfl w16du wp14">
   <w:abstractNum w:abstractNumId="0" w15:restartNumberingAfterBreak="0">
     <w:nsid w:val="3AB625F4"/>
     <w:multiLevelType w:val="hybridMultilevel"/>
@@ -7584,12 +7681,15 @@
 </file>
 
 <file path=word/people.xml><?xml version="1.0" encoding="utf-8"?>
-<w15:people xmlns:mc="http://schemas.openxmlformats.org/markup-compatibility/2006" xmlns:w15="http://schemas.microsoft.com/office/word/2012/wordml" mc:Ignorable="w15">
+<w15:people xmlns:wpc="http://schemas.microsoft.com/office/word/2010/wordprocessingCanvas" xmlns:cx="http://schemas.microsoft.com/office/drawing/2014/chartex" xmlns:cx1="http://schemas.microsoft.com/office/drawing/2015/9/8/chartex" xmlns:cx2="http://schemas.microsoft.com/office/drawing/2015/10/21/chartex" xmlns:cx3="http://schemas.microsoft.com/office/drawing/2016/5/9/chartex" xmlns:cx4="http://schemas.microsoft.com/office/drawing/2016/5/10/chartex" xmlns:cx5="http://schemas.microsoft.com/office/drawing/2016/5/11/chartex" xmlns:cx6="http://schemas.microsoft.com/office/drawing/2016/5/12/chartex" xmlns:cx7="http://schemas.microsoft.com/office/drawing/2016/5/13/chartex" xmlns:cx8="http://schemas.microsoft.com/office/drawing/2016/5/14/chartex" xmlns:mc="http://schemas.openxmlformats.org/markup-compatibility/2006" xmlns:aink="http://schemas.microsoft.com/office/drawing/2016/ink" xmlns:am3d="http://schemas.microsoft.com/office/drawing/2017/model3d" xmlns:o="urn:schemas-microsoft-com:office:office" xmlns:oel="http://schemas.microsoft.com/office/2019/extlst" xmlns:r="http://schemas.openxmlformats.org/officeDocument/2006/relationships" xmlns:m="http://schemas.openxmlformats.org/officeDocument/2006/math" xmlns:v="urn:schemas-microsoft-com:vml" xmlns:wp14="http://schemas.microsoft.com/office/word/2010/wordprocessingDrawing" xmlns:wp="http://schemas.openxmlformats.org/drawingml/2006/wordprocessingDrawing" xmlns:w10="urn:schemas-microsoft-com:office:word" xmlns:w="http://schemas.openxmlformats.org/wordprocessingml/2006/main" xmlns:w14="http://schemas.microsoft.com/office/word/2010/wordml" xmlns:w15="http://schemas.microsoft.com/office/word/2012/wordml" xmlns:w16cei="http://schemas.microsoft.com/office/word/2026/wordml/cei" xmlns:w16cex="http://schemas.microsoft.com/office/word/2018/wordml/cex" xmlns:w16cid="http://schemas.microsoft.com/office/word/2016/wordml/cid" xmlns:w16="http://schemas.microsoft.com/office/word/2018/wordml" xmlns:w16du="http://schemas.microsoft.com/office/word/2023/wordml/word16du" xmlns:w16sdtdh="http://schemas.microsoft.com/office/word/2020/wordml/sdtdatahash" xmlns:w16sdtfl="http://schemas.microsoft.com/office/word/2024/wordml/sdtformatlock" xmlns:w16se="http://schemas.microsoft.com/office/word/2015/wordml/symex" xmlns:wpg="http://schemas.microsoft.com/office/word/2010/wordprocessingGroup" xmlns:wpi="http://schemas.microsoft.com/office/word/2010/wordprocessingInk" xmlns:wne="http://schemas.microsoft.com/office/word/2006/wordml" xmlns:wps="http://schemas.microsoft.com/office/word/2010/wordprocessingShape" mc:Ignorable="w14 w15 w16se w16cid w16 w16cex w16sdtdh w16sdtfl w16du wp14">
   <w15:person w15:author="Chinmay Tyagi">
     <w15:presenceInfo w15:providerId="AD" w15:userId="S::chinmaytyagi@microsoft.com::38f2f24f-0fa6-4348-991e-6a2bacde2daf"/>
   </w15:person>
   <w15:person w15:author="Sihui Wang">
     <w15:presenceInfo w15:providerId="AD" w15:userId="S::sihuiwang@microsoft.com::d327c649-9187-4c29-89c5-e880ba380844"/>
+  </w15:person>
+  <w15:person w15:author="Jialin Song">
+    <w15:presenceInfo w15:providerId="AD" w15:userId="S::jialinsong@microsoft.com::1666db9d-221d-4d07-b9ae-a2043d69fd0d"/>
   </w15:person>
 </w15:people>
 </file>
@@ -7599,7 +7699,7 @@
   <w:docDefaults>
     <w:rPrDefault>
       <w:rPr>
-        <w:rFonts w:asciiTheme="minorHAnsi" w:hAnsiTheme="minorHAnsi" w:eastAsiaTheme="minorEastAsia" w:cstheme="minorBidi"/>
+        <w:rFonts w:asciiTheme="minorHAnsi" w:eastAsiaTheme="minorEastAsia" w:hAnsiTheme="minorHAnsi" w:cstheme="minorBidi"/>
         <w:sz w:val="24"/>
         <w:szCs w:val="24"/>
         <w:lang w:val="en-US" w:eastAsia="ja-JP" w:bidi="ar-SA"/>
@@ -7614,14 +7714,14 @@
   <w:latentStyles w:defLockedState="0" w:defUIPriority="99" w:defSemiHidden="0" w:defUnhideWhenUsed="0" w:defQFormat="0" w:count="376">
     <w:lsdException w:name="Normal" w:uiPriority="0" w:qFormat="1"/>
     <w:lsdException w:name="heading 1" w:uiPriority="9" w:qFormat="1"/>
-    <w:lsdException w:name="heading 2" w:uiPriority="9" w:semiHidden="1" w:unhideWhenUsed="1" w:qFormat="1"/>
-    <w:lsdException w:name="heading 3" w:uiPriority="9" w:semiHidden="1" w:unhideWhenUsed="1" w:qFormat="1"/>
-    <w:lsdException w:name="heading 4" w:uiPriority="9" w:semiHidden="1" w:unhideWhenUsed="1" w:qFormat="1"/>
-    <w:lsdException w:name="heading 5" w:uiPriority="9" w:semiHidden="1" w:unhideWhenUsed="1" w:qFormat="1"/>
-    <w:lsdException w:name="heading 6" w:uiPriority="9" w:semiHidden="1" w:unhideWhenUsed="1" w:qFormat="1"/>
-    <w:lsdException w:name="heading 7" w:uiPriority="9" w:semiHidden="1" w:unhideWhenUsed="1" w:qFormat="1"/>
-    <w:lsdException w:name="heading 8" w:uiPriority="9" w:semiHidden="1" w:unhideWhenUsed="1" w:qFormat="1"/>
-    <w:lsdException w:name="heading 9" w:uiPriority="9" w:semiHidden="1" w:unhideWhenUsed="1" w:qFormat="1"/>
+    <w:lsdException w:name="heading 2" w:semiHidden="1" w:uiPriority="9" w:unhideWhenUsed="1" w:qFormat="1"/>
+    <w:lsdException w:name="heading 3" w:semiHidden="1" w:uiPriority="9" w:unhideWhenUsed="1" w:qFormat="1"/>
+    <w:lsdException w:name="heading 4" w:semiHidden="1" w:uiPriority="9" w:unhideWhenUsed="1" w:qFormat="1"/>
+    <w:lsdException w:name="heading 5" w:semiHidden="1" w:uiPriority="9" w:unhideWhenUsed="1" w:qFormat="1"/>
+    <w:lsdException w:name="heading 6" w:semiHidden="1" w:uiPriority="9" w:unhideWhenUsed="1" w:qFormat="1"/>
+    <w:lsdException w:name="heading 7" w:semiHidden="1" w:uiPriority="9" w:unhideWhenUsed="1" w:qFormat="1"/>
+    <w:lsdException w:name="heading 8" w:semiHidden="1" w:uiPriority="9" w:unhideWhenUsed="1" w:qFormat="1"/>
+    <w:lsdException w:name="heading 9" w:semiHidden="1" w:uiPriority="9" w:unhideWhenUsed="1" w:qFormat="1"/>
     <w:lsdException w:name="index 1" w:semiHidden="1" w:unhideWhenUsed="1"/>
     <w:lsdException w:name="index 2" w:semiHidden="1" w:unhideWhenUsed="1"/>
     <w:lsdException w:name="index 3" w:semiHidden="1" w:unhideWhenUsed="1"/>
@@ -7631,22 +7731,22 @@
     <w:lsdException w:name="index 7" w:semiHidden="1" w:unhideWhenUsed="1"/>
     <w:lsdException w:name="index 8" w:semiHidden="1" w:unhideWhenUsed="1"/>
     <w:lsdException w:name="index 9" w:semiHidden="1" w:unhideWhenUsed="1"/>
-    <w:lsdException w:name="toc 1" w:uiPriority="39" w:semiHidden="1" w:unhideWhenUsed="1"/>
-    <w:lsdException w:name="toc 2" w:uiPriority="39" w:semiHidden="1" w:unhideWhenUsed="1"/>
-    <w:lsdException w:name="toc 3" w:uiPriority="39" w:semiHidden="1" w:unhideWhenUsed="1"/>
-    <w:lsdException w:name="toc 4" w:uiPriority="39" w:semiHidden="1" w:unhideWhenUsed="1"/>
-    <w:lsdException w:name="toc 5" w:uiPriority="39" w:semiHidden="1" w:unhideWhenUsed="1"/>
-    <w:lsdException w:name="toc 6" w:uiPriority="39" w:semiHidden="1" w:unhideWhenUsed="1"/>
-    <w:lsdException w:name="toc 7" w:uiPriority="39" w:semiHidden="1" w:unhideWhenUsed="1"/>
-    <w:lsdException w:name="toc 8" w:uiPriority="39" w:semiHidden="1" w:unhideWhenUsed="1"/>
-    <w:lsdException w:name="toc 9" w:uiPriority="39" w:semiHidden="1" w:unhideWhenUsed="1"/>
+    <w:lsdException w:name="toc 1" w:semiHidden="1" w:uiPriority="39" w:unhideWhenUsed="1"/>
+    <w:lsdException w:name="toc 2" w:semiHidden="1" w:uiPriority="39" w:unhideWhenUsed="1"/>
+    <w:lsdException w:name="toc 3" w:semiHidden="1" w:uiPriority="39" w:unhideWhenUsed="1"/>
+    <w:lsdException w:name="toc 4" w:semiHidden="1" w:uiPriority="39" w:unhideWhenUsed="1"/>
+    <w:lsdException w:name="toc 5" w:semiHidden="1" w:uiPriority="39" w:unhideWhenUsed="1"/>
+    <w:lsdException w:name="toc 6" w:semiHidden="1" w:uiPriority="39" w:unhideWhenUsed="1"/>
+    <w:lsdException w:name="toc 7" w:semiHidden="1" w:uiPriority="39" w:unhideWhenUsed="1"/>
+    <w:lsdException w:name="toc 8" w:semiHidden="1" w:uiPriority="39" w:unhideWhenUsed="1"/>
+    <w:lsdException w:name="toc 9" w:semiHidden="1" w:uiPriority="39" w:unhideWhenUsed="1"/>
     <w:lsdException w:name="Normal Indent" w:semiHidden="1" w:unhideWhenUsed="1"/>
     <w:lsdException w:name="footnote text" w:semiHidden="1" w:unhideWhenUsed="1"/>
     <w:lsdException w:name="annotation text" w:semiHidden="1" w:unhideWhenUsed="1"/>
     <w:lsdException w:name="header" w:semiHidden="1" w:unhideWhenUsed="1"/>
     <w:lsdException w:name="footer" w:semiHidden="1" w:unhideWhenUsed="1"/>
     <w:lsdException w:name="index heading" w:semiHidden="1" w:unhideWhenUsed="1"/>
-    <w:lsdException w:name="caption" w:uiPriority="35" w:semiHidden="1" w:unhideWhenUsed="1" w:qFormat="1"/>
+    <w:lsdException w:name="caption" w:semiHidden="1" w:uiPriority="35" w:unhideWhenUsed="1" w:qFormat="1"/>
     <w:lsdException w:name="table of figures" w:semiHidden="1" w:unhideWhenUsed="1"/>
     <w:lsdException w:name="envelope address" w:semiHidden="1" w:unhideWhenUsed="1"/>
     <w:lsdException w:name="envelope return" w:semiHidden="1" w:unhideWhenUsed="1"/>
@@ -7677,7 +7777,7 @@
     <w:lsdException w:name="Title" w:uiPriority="10" w:qFormat="1"/>
     <w:lsdException w:name="Closing" w:semiHidden="1" w:unhideWhenUsed="1"/>
     <w:lsdException w:name="Signature" w:semiHidden="1" w:unhideWhenUsed="1"/>
-    <w:lsdException w:name="Default Paragraph Font" w:uiPriority="1" w:semiHidden="1" w:unhideWhenUsed="1"/>
+    <w:lsdException w:name="Default Paragraph Font" w:semiHidden="1" w:uiPriority="1" w:unhideWhenUsed="1"/>
     <w:lsdException w:name="Body Text" w:semiHidden="1" w:unhideWhenUsed="1"/>
     <w:lsdException w:name="Body Text Indent" w:semiHidden="1" w:unhideWhenUsed="1"/>
     <w:lsdException w:name="List Continue" w:semiHidden="1" w:unhideWhenUsed="1"/>
@@ -7877,8 +7977,8 @@
     <w:lsdException w:name="Subtle Reference" w:uiPriority="31" w:qFormat="1"/>
     <w:lsdException w:name="Intense Reference" w:uiPriority="32" w:qFormat="1"/>
     <w:lsdException w:name="Book Title" w:uiPriority="33" w:qFormat="1"/>
-    <w:lsdException w:name="Bibliography" w:uiPriority="37" w:semiHidden="1" w:unhideWhenUsed="1"/>
-    <w:lsdException w:name="TOC Heading" w:uiPriority="39" w:semiHidden="1" w:unhideWhenUsed="1" w:qFormat="1"/>
+    <w:lsdException w:name="Bibliography" w:semiHidden="1" w:uiPriority="37" w:unhideWhenUsed="1"/>
+    <w:lsdException w:name="TOC Heading" w:semiHidden="1" w:uiPriority="39" w:unhideWhenUsed="1" w:qFormat="1"/>
     <w:lsdException w:name="Plain Table 1" w:uiPriority="41"/>
     <w:lsdException w:name="Plain Table 2" w:uiPriority="42"/>
     <w:lsdException w:name="Plain Table 3" w:uiPriority="43"/>
@@ -7989,7 +8089,7 @@
     <w:lsdException w:name="Unresolved Mention" w:semiHidden="1" w:unhideWhenUsed="1"/>
     <w:lsdException w:name="Smart Link" w:semiHidden="1" w:unhideWhenUsed="1"/>
   </w:latentStyles>
-  <w:style w:type="paragraph" w:styleId="Normal" w:default="1">
+  <w:style w:type="paragraph" w:default="1" w:styleId="Normal">
     <w:name w:val="Normal"/>
     <w:qFormat/>
     <w:rsid w:val="00C05490"/>
@@ -7997,7 +8097,7 @@
       <w:spacing w:after="0" w:line="240" w:lineRule="auto"/>
     </w:pPr>
     <w:rPr>
-      <w:rFonts w:ascii="Arial" w:hAnsi="Arial" w:eastAsia="Arial" w:cs="Arial"/>
+      <w:rFonts w:ascii="Arial" w:eastAsia="Arial" w:hAnsi="Arial" w:cs="Arial"/>
       <w:color w:val="222222"/>
       <w:sz w:val="17"/>
       <w:szCs w:val="17"/>
@@ -8017,7 +8117,7 @@
       <w:outlineLvl w:val="0"/>
     </w:pPr>
     <w:rPr>
-      <w:rFonts w:asciiTheme="majorHAnsi" w:hAnsiTheme="majorHAnsi" w:eastAsiaTheme="majorEastAsia" w:cstheme="majorBidi"/>
+      <w:rFonts w:asciiTheme="majorHAnsi" w:eastAsiaTheme="majorEastAsia" w:hAnsiTheme="majorHAnsi" w:cstheme="majorBidi"/>
       <w:color w:val="0F4761" w:themeColor="accent1" w:themeShade="BF"/>
       <w:sz w:val="40"/>
       <w:szCs w:val="40"/>
@@ -8039,7 +8139,7 @@
       <w:outlineLvl w:val="1"/>
     </w:pPr>
     <w:rPr>
-      <w:rFonts w:asciiTheme="majorHAnsi" w:hAnsiTheme="majorHAnsi" w:eastAsiaTheme="majorEastAsia" w:cstheme="majorBidi"/>
+      <w:rFonts w:asciiTheme="majorHAnsi" w:eastAsiaTheme="majorEastAsia" w:hAnsiTheme="majorHAnsi" w:cstheme="majorBidi"/>
       <w:color w:val="0F4761" w:themeColor="accent1" w:themeShade="BF"/>
       <w:sz w:val="32"/>
       <w:szCs w:val="32"/>
@@ -8191,13 +8291,13 @@
       <w:color w:val="272727" w:themeColor="text1" w:themeTint="D8"/>
     </w:rPr>
   </w:style>
-  <w:style w:type="character" w:styleId="DefaultParagraphFont" w:default="1">
+  <w:style w:type="character" w:default="1" w:styleId="DefaultParagraphFont">
     <w:name w:val="Default Paragraph Font"/>
     <w:uiPriority w:val="1"/>
     <w:semiHidden/>
     <w:unhideWhenUsed/>
   </w:style>
-  <w:style w:type="table" w:styleId="TableNormal" w:default="1">
+  <w:style w:type="table" w:default="1" w:styleId="TableNormal">
     <w:name w:val="Normal Table"/>
     <w:uiPriority w:val="99"/>
     <w:semiHidden/>
@@ -8212,7 +8312,7 @@
       </w:tblCellMar>
     </w:tblPr>
   </w:style>
-  <w:style w:type="numbering" w:styleId="NoList" w:default="1">
+  <w:style w:type="numbering" w:default="1" w:styleId="NoList">
     <w:name w:val="No List"/>
     <w:uiPriority w:val="99"/>
     <w:semiHidden/>
@@ -8223,21 +8323,19 @@
     <w:basedOn w:val="Normal"/>
     <w:link w:val="CommentTextChar"/>
     <w:uiPriority w:val="99"/>
-    <w:semiHidden/>
     <w:unhideWhenUsed/>
     <w:rPr>
       <w:sz w:val="20"/>
       <w:szCs w:val="20"/>
     </w:rPr>
   </w:style>
-  <w:style w:type="character" w:styleId="CommentTextChar" w:customStyle="1">
+  <w:style w:type="character" w:customStyle="1" w:styleId="CommentTextChar">
     <w:name w:val="Comment Text Char"/>
     <w:basedOn w:val="DefaultParagraphFont"/>
     <w:link w:val="CommentText"/>
     <w:uiPriority w:val="99"/>
-    <w:semiHidden/>
     <w:rPr>
-      <w:rFonts w:ascii="Arial" w:hAnsi="Arial" w:eastAsia="Arial" w:cs="Arial"/>
+      <w:rFonts w:ascii="Arial" w:eastAsia="Arial" w:hAnsi="Arial" w:cs="Arial"/>
       <w:color w:val="222222"/>
       <w:sz w:val="20"/>
       <w:szCs w:val="20"/>
@@ -8254,11 +8352,41 @@
       <w:szCs w:val="16"/>
     </w:rPr>
   </w:style>
+  <w:style w:type="paragraph" w:styleId="CommentSubject">
+    <w:name w:val="annotation subject"/>
+    <w:basedOn w:val="CommentText"/>
+    <w:next w:val="CommentText"/>
+    <w:link w:val="CommentSubjectChar"/>
+    <w:uiPriority w:val="99"/>
+    <w:semiHidden/>
+    <w:unhideWhenUsed/>
+    <w:rsid w:val="000878C0"/>
+    <w:rPr>
+      <w:b/>
+      <w:bCs/>
+    </w:rPr>
+  </w:style>
+  <w:style w:type="character" w:customStyle="1" w:styleId="CommentSubjectChar">
+    <w:name w:val="Comment Subject Char"/>
+    <w:basedOn w:val="CommentTextChar"/>
+    <w:link w:val="CommentSubject"/>
+    <w:uiPriority w:val="99"/>
+    <w:semiHidden/>
+    <w:rsid w:val="000878C0"/>
+    <w:rPr>
+      <w:rFonts w:ascii="Arial" w:eastAsia="Arial" w:hAnsi="Arial" w:cs="Arial"/>
+      <w:b/>
+      <w:bCs/>
+      <w:color w:val="222222"/>
+      <w:sz w:val="20"/>
+      <w:szCs w:val="20"/>
+    </w:rPr>
+  </w:style>
 </w:styles>
 </file>
 
 <file path=word/theme/theme1.xml><?xml version="1.0" encoding="utf-8"?>
-<a:theme xmlns:a="http://schemas.openxmlformats.org/drawingml/2006/main" xmlns:thm15="http://schemas.microsoft.com/office/thememl/2012/main" name="Office Theme">
+<a:theme xmlns:a="http://schemas.openxmlformats.org/drawingml/2006/main" name="Office Theme">
   <a:themeElements>
     <a:clrScheme name="Office">
       <a:dk1>
